--- a/How to build A NodeJS APP.docx
+++ b/How to build A NodeJS APP.docx
@@ -1,6 +1,6 @@
 
 <file path=word/document.xml><?xml version="1.0" encoding="utf-8"?>
-<w:document xmlns:wpc="http://schemas.microsoft.com/office/word/2010/wordprocessingCanvas" xmlns:cx="http://schemas.microsoft.com/office/drawing/2014/chartex" xmlns:cx1="http://schemas.microsoft.com/office/drawing/2015/9/8/chartex" xmlns:cx2="http://schemas.microsoft.com/office/drawing/2015/10/21/chartex" xmlns:cx3="http://schemas.microsoft.com/office/drawing/2016/5/9/chartex" xmlns:cx4="http://schemas.microsoft.com/office/drawing/2016/5/10/chartex" xmlns:cx5="http://schemas.microsoft.com/office/drawing/2016/5/11/chartex" xmlns:cx6="http://schemas.microsoft.com/office/drawing/2016/5/12/chartex" xmlns:cx7="http://schemas.microsoft.com/office/drawing/2016/5/13/chartex" xmlns:cx8="http://schemas.microsoft.com/office/drawing/2016/5/14/chartex" xmlns:mc="http://schemas.openxmlformats.org/markup-compatibility/2006" xmlns:aink="http://schemas.microsoft.com/office/drawing/2016/ink" xmlns:am3d="http://schemas.microsoft.com/office/drawing/2017/model3d" xmlns:o="urn:schemas-microsoft-com:office:office" xmlns:oel="http://schemas.microsoft.com/office/2019/extlst" xmlns:r="http://schemas.openxmlformats.org/officeDocument/2006/relationships" xmlns:m="http://schemas.openxmlformats.org/officeDocument/2006/math" xmlns:v="urn:schemas-microsoft-com:vml" xmlns:wp14="http://schemas.microsoft.com/office/word/2010/wordprocessingDrawing" xmlns:wp="http://schemas.openxmlformats.org/drawingml/2006/wordprocessingDrawing" xmlns:w10="urn:schemas-microsoft-com:office:word" xmlns:w="http://schemas.openxmlformats.org/wordprocessingml/2006/main" xmlns:w14="http://schemas.microsoft.com/office/word/2010/wordml" xmlns:w15="http://schemas.microsoft.com/office/word/2012/wordml" xmlns:w16cex="http://schemas.microsoft.com/office/word/2018/wordml/cex" xmlns:w16cid="http://schemas.microsoft.com/office/word/2016/wordml/cid" xmlns:w16="http://schemas.microsoft.com/office/word/2018/wordml" xmlns:w16du="http://schemas.microsoft.com/office/word/2023/wordml/word16du" xmlns:w16sdtdh="http://schemas.microsoft.com/office/word/2020/wordml/sdtdatahash" xmlns:w16sdtfl="http://schemas.microsoft.com/office/word/2024/wordml/sdtformatlock" xmlns:w16se="http://schemas.microsoft.com/office/word/2015/wordml/symex" xmlns:wpg="http://schemas.microsoft.com/office/word/2010/wordprocessingGroup" xmlns:wpi="http://schemas.microsoft.com/office/word/2010/wordprocessingInk" xmlns:wne="http://schemas.microsoft.com/office/word/2006/wordml" xmlns:wps="http://schemas.microsoft.com/office/word/2010/wordprocessingShape" mc:Ignorable="w14 w15 w16se w16cid w16 w16cex w16sdtdh w16sdtfl w16du wp14">
+<w:document xmlns:wpc="http://schemas.microsoft.com/office/word/2010/wordprocessingCanvas" xmlns:cx="http://schemas.microsoft.com/office/drawing/2014/chartex" xmlns:cx1="http://schemas.microsoft.com/office/drawing/2015/9/8/chartex" xmlns:cx2="http://schemas.microsoft.com/office/drawing/2015/10/21/chartex" xmlns:cx3="http://schemas.microsoft.com/office/drawing/2016/5/9/chartex" xmlns:cx4="http://schemas.microsoft.com/office/drawing/2016/5/10/chartex" xmlns:cx5="http://schemas.microsoft.com/office/drawing/2016/5/11/chartex" xmlns:cx6="http://schemas.microsoft.com/office/drawing/2016/5/12/chartex" xmlns:cx7="http://schemas.microsoft.com/office/drawing/2016/5/13/chartex" xmlns:cx8="http://schemas.microsoft.com/office/drawing/2016/5/14/chartex" xmlns:mc="http://schemas.openxmlformats.org/markup-compatibility/2006" xmlns:m="http://schemas.openxmlformats.org/officeDocument/2006/math" xmlns:aink="http://schemas.microsoft.com/office/drawing/2016/ink" xmlns:am3d="http://schemas.microsoft.com/office/drawing/2017/model3d" xmlns:oel="http://schemas.microsoft.com/office/2019/extlst" xmlns:r="http://schemas.openxmlformats.org/officeDocument/2006/relationships" xmlns:wp14="http://schemas.microsoft.com/office/word/2010/wordprocessingDrawing" xmlns:wp="http://schemas.openxmlformats.org/drawingml/2006/wordprocessingDrawing" xmlns:wpg="http://schemas.microsoft.com/office/word/2010/wordprocessingGroup" xmlns:wpi="http://schemas.microsoft.com/office/word/2010/wordprocessingInk" xmlns:wps="http://schemas.microsoft.com/office/word/2010/wordprocessingShape" xmlns:o="urn:schemas-microsoft-com:office:office" xmlns:v="urn:schemas-microsoft-com:vml" xmlns:w10="urn:schemas-microsoft-com:office:word" xmlns:w="http://schemas.openxmlformats.org/wordprocessingml/2006/main" xmlns:w14="http://schemas.microsoft.com/office/word/2010/wordml" xmlns:w15="http://schemas.microsoft.com/office/word/2012/wordml" xmlns:w16cei="http://schemas.microsoft.com/office/word/2026/wordml/cei" xmlns:w16cex="http://schemas.microsoft.com/office/word/2018/wordml/cex" xmlns:w16cid="http://schemas.microsoft.com/office/word/2016/wordml/cid" xmlns:w16="http://schemas.microsoft.com/office/word/2018/wordml" xmlns:w16sdtdh="http://schemas.microsoft.com/office/word/2020/wordml/sdtdatahash" xmlns:w16sdtfl="http://schemas.microsoft.com/office/word/2024/wordml/sdtformatlock" xmlns:w16se="http://schemas.microsoft.com/office/word/2015/wordml/symex" xmlns:w16du="http://schemas.microsoft.com/office/word/2023/wordml/word16du" xmlns:wne="http://schemas.microsoft.com/office/word/2006/wordml" mc:Ignorable="w14 w15 w16se w16cid w16 w16cex w16sdtdh w16sdtfl w16du wp14">
   <w:body>
     <w:p>
       <w:pPr>
@@ -217,7 +217,13 @@
         <w:rPr>
           <w:rFonts w:ascii="Arial" w:hAnsi="Arial" w:cs="Arial"/>
         </w:rPr>
-        <w:t xml:space="preserve"> File dependencies for </w:t>
+        <w:t>Check the f</w:t>
+      </w:r>
+      <w:r>
+        <w:rPr>
+          <w:rFonts w:ascii="Arial" w:hAnsi="Arial" w:cs="Arial"/>
+        </w:rPr>
+        <w:t xml:space="preserve">ile dependencies for </w:t>
       </w:r>
       <w:r>
         <w:rPr>
@@ -226,7 +232,6 @@
         <w:t xml:space="preserve">the packages. If you upgraded the packages in the </w:t>
       </w:r>
       <w:proofErr w:type="spellStart"/>
-      <w:proofErr w:type="gramStart"/>
       <w:r>
         <w:rPr>
           <w:rFonts w:ascii="Arial" w:hAnsi="Arial" w:cs="Arial"/>
@@ -234,7 +239,6 @@
         <w:t>package.json</w:t>
       </w:r>
       <w:proofErr w:type="spellEnd"/>
-      <w:proofErr w:type="gramEnd"/>
       <w:r>
         <w:rPr>
           <w:rFonts w:ascii="Arial" w:hAnsi="Arial" w:cs="Arial"/>
@@ -260,7 +264,6 @@
         <w:t>There is a command you can use to check the package dependencies. “</w:t>
       </w:r>
       <w:proofErr w:type="spellStart"/>
-      <w:proofErr w:type="gramStart"/>
       <w:r>
         <w:rPr>
           <w:rFonts w:ascii="Arial" w:hAnsi="Arial" w:cs="Arial"/>
@@ -270,7 +273,6 @@
         <w:t>npm</w:t>
       </w:r>
       <w:proofErr w:type="spellEnd"/>
-      <w:proofErr w:type="gramEnd"/>
       <w:r>
         <w:rPr>
           <w:rFonts w:ascii="Arial" w:hAnsi="Arial" w:cs="Arial"/>
@@ -292,6 +294,22 @@
       <w:r>
         <w:rPr>
           <w:rFonts w:ascii="Arial" w:hAnsi="Arial" w:cs="Arial"/>
+          <w:b/>
+          <w:bCs/>
+        </w:rPr>
+        <w:t xml:space="preserve"> </w:t>
+      </w:r>
+      <w:r>
+        <w:rPr>
+          <w:rFonts w:ascii="Arial" w:hAnsi="Arial" w:cs="Arial"/>
+          <w:b/>
+          <w:bCs/>
+        </w:rPr>
+        <w:t>dependencies</w:t>
+      </w:r>
+      <w:r>
+        <w:rPr>
+          <w:rFonts w:ascii="Arial" w:hAnsi="Arial" w:cs="Arial"/>
         </w:rPr>
         <w:t xml:space="preserve">”. It will </w:t>
       </w:r>
@@ -311,7 +329,19 @@
         <w:rPr>
           <w:rFonts w:ascii="Arial" w:hAnsi="Arial" w:cs="Arial"/>
         </w:rPr>
-        <w:t>version;</w:t>
+        <w:t>version</w:t>
+      </w:r>
+      <w:r>
+        <w:rPr>
+          <w:rFonts w:ascii="Arial" w:hAnsi="Arial" w:cs="Arial"/>
+        </w:rPr>
+        <w:t xml:space="preserve"> for that package</w:t>
+      </w:r>
+      <w:r>
+        <w:rPr>
+          <w:rFonts w:ascii="Arial" w:hAnsi="Arial" w:cs="Arial"/>
+        </w:rPr>
+        <w:t>;</w:t>
       </w:r>
       <w:r>
         <w:rPr>
@@ -332,7 +362,6 @@
         <w:t xml:space="preserve">the </w:t>
       </w:r>
       <w:proofErr w:type="spellStart"/>
-      <w:proofErr w:type="gramStart"/>
       <w:r>
         <w:rPr>
           <w:rFonts w:ascii="Arial" w:hAnsi="Arial" w:cs="Arial"/>
@@ -346,7 +375,6 @@
         <w:t>.json</w:t>
       </w:r>
       <w:proofErr w:type="spellEnd"/>
-      <w:proofErr w:type="gramEnd"/>
       <w:r>
         <w:rPr>
           <w:rFonts w:ascii="Arial" w:hAnsi="Arial" w:cs="Arial"/>
@@ -365,6 +393,1553 @@
         </w:rPr>
         <w:t xml:space="preserve">. </w:t>
       </w:r>
+    </w:p>
+    <w:p>
+      <w:pPr>
+        <w:jc w:val="both"/>
+        <w:rPr>
+          <w:rFonts w:ascii="Arial" w:hAnsi="Arial" w:cs="Arial"/>
+        </w:rPr>
+      </w:pPr>
+    </w:p>
+    <w:p>
+      <w:pPr>
+        <w:ind w:left="720"/>
+        <w:jc w:val="both"/>
+        <w:rPr>
+          <w:rFonts w:ascii="Arial" w:hAnsi="Arial" w:cs="Arial"/>
+        </w:rPr>
+      </w:pPr>
+      <w:r>
+        <w:rPr>
+          <w:rFonts w:ascii="Arial" w:hAnsi="Arial" w:cs="Arial"/>
+        </w:rPr>
+        <w:t xml:space="preserve">For example you install the </w:t>
+      </w:r>
+      <w:r>
+        <w:rPr>
+          <w:rFonts w:ascii="Arial" w:hAnsi="Arial" w:cs="Arial"/>
+        </w:rPr>
+        <w:t xml:space="preserve">latest version </w:t>
+      </w:r>
+      <w:r>
+        <w:rPr>
+          <w:rFonts w:ascii="Arial" w:hAnsi="Arial" w:cs="Arial"/>
+        </w:rPr>
+        <w:t>express package.</w:t>
+      </w:r>
+    </w:p>
+    <w:p>
+      <w:pPr>
+        <w:pStyle w:val="ListParagraph"/>
+        <w:numPr>
+          <w:ilvl w:val="0"/>
+          <w:numId w:val="2"/>
+        </w:numPr>
+        <w:jc w:val="both"/>
+        <w:rPr>
+          <w:rFonts w:ascii="Arial" w:hAnsi="Arial" w:cs="Arial"/>
+        </w:rPr>
+      </w:pPr>
+      <w:proofErr w:type="spellStart"/>
+      <w:r>
+        <w:rPr>
+          <w:rFonts w:ascii="Arial" w:hAnsi="Arial" w:cs="Arial"/>
+        </w:rPr>
+        <w:t>npm</w:t>
+      </w:r>
+      <w:proofErr w:type="spellEnd"/>
+      <w:r>
+        <w:rPr>
+          <w:rFonts w:ascii="Arial" w:hAnsi="Arial" w:cs="Arial"/>
+        </w:rPr>
+        <w:t xml:space="preserve"> view express dependencies</w:t>
+      </w:r>
+    </w:p>
+    <w:p>
+      <w:pPr>
+        <w:ind w:left="720"/>
+        <w:rPr>
+          <w:rFonts w:ascii="Arial" w:hAnsi="Arial" w:cs="Arial"/>
+        </w:rPr>
+      </w:pPr>
+      <w:r>
+        <w:rPr>
+          <w:rFonts w:ascii="Arial" w:hAnsi="Arial" w:cs="Arial"/>
+        </w:rPr>
+        <w:t>output:</w:t>
+      </w:r>
+    </w:p>
+    <w:p>
+      <w:pPr>
+        <w:ind w:left="720"/>
+        <w:rPr>
+          <w:rFonts w:ascii="Arial" w:hAnsi="Arial" w:cs="Arial"/>
+          <w:szCs w:val="24"/>
+        </w:rPr>
+      </w:pPr>
+      <w:r>
+        <w:rPr>
+          <w:rFonts w:ascii="Arial" w:hAnsi="Arial" w:cs="Arial"/>
+          <w:szCs w:val="24"/>
+        </w:rPr>
+        <w:t>{</w:t>
+      </w:r>
+    </w:p>
+    <w:p>
+      <w:pPr>
+        <w:ind w:left="720"/>
+        <w:rPr>
+          <w:rFonts w:ascii="Arial" w:hAnsi="Arial" w:cs="Arial"/>
+          <w:szCs w:val="24"/>
+        </w:rPr>
+      </w:pPr>
+      <w:r>
+        <w:rPr>
+          <w:rFonts w:ascii="Arial" w:hAnsi="Arial" w:cs="Arial"/>
+          <w:szCs w:val="24"/>
+        </w:rPr>
+        <w:t xml:space="preserve">  </w:t>
+      </w:r>
+      <w:proofErr w:type="spellStart"/>
+      <w:r>
+        <w:rPr>
+          <w:rFonts w:ascii="Arial" w:hAnsi="Arial" w:cs="Arial"/>
+          <w:szCs w:val="24"/>
+        </w:rPr>
+        <w:t>qs</w:t>
+      </w:r>
+      <w:proofErr w:type="spellEnd"/>
+      <w:r>
+        <w:rPr>
+          <w:rFonts w:ascii="Arial" w:hAnsi="Arial" w:cs="Arial"/>
+          <w:szCs w:val="24"/>
+        </w:rPr>
+        <w:t>: '^6.16.0',</w:t>
+      </w:r>
+    </w:p>
+    <w:p>
+      <w:pPr>
+        <w:ind w:left="720"/>
+        <w:rPr>
+          <w:rFonts w:ascii="Arial" w:hAnsi="Arial" w:cs="Arial"/>
+          <w:szCs w:val="24"/>
+        </w:rPr>
+      </w:pPr>
+      <w:r>
+        <w:rPr>
+          <w:rFonts w:ascii="Arial" w:hAnsi="Arial" w:cs="Arial"/>
+          <w:szCs w:val="24"/>
+        </w:rPr>
+        <w:t xml:space="preserve"> </w:t>
+      </w:r>
+      <w:proofErr w:type="spellStart"/>
+      <w:r>
+        <w:rPr>
+          <w:rFonts w:ascii="Arial" w:hAnsi="Arial" w:cs="Arial"/>
+          <w:szCs w:val="24"/>
+        </w:rPr>
+        <w:t>depd</w:t>
+      </w:r>
+      <w:proofErr w:type="spellEnd"/>
+      <w:r>
+        <w:rPr>
+          <w:rFonts w:ascii="Arial" w:hAnsi="Arial" w:cs="Arial"/>
+          <w:szCs w:val="24"/>
+        </w:rPr>
+        <w:t>: '^2.0.0',</w:t>
+      </w:r>
+    </w:p>
+    <w:p>
+      <w:pPr>
+        <w:ind w:left="720"/>
+        <w:rPr>
+          <w:rFonts w:ascii="Arial" w:hAnsi="Arial" w:cs="Arial"/>
+          <w:szCs w:val="24"/>
+        </w:rPr>
+      </w:pPr>
+      <w:r>
+        <w:rPr>
+          <w:rFonts w:ascii="Arial" w:hAnsi="Arial" w:cs="Arial"/>
+          <w:szCs w:val="24"/>
+        </w:rPr>
+        <w:t xml:space="preserve">  </w:t>
+      </w:r>
+      <w:proofErr w:type="spellStart"/>
+      <w:r>
+        <w:rPr>
+          <w:rFonts w:ascii="Arial" w:hAnsi="Arial" w:cs="Arial"/>
+          <w:szCs w:val="24"/>
+        </w:rPr>
+        <w:t>etag</w:t>
+      </w:r>
+      <w:proofErr w:type="spellEnd"/>
+      <w:r>
+        <w:rPr>
+          <w:rFonts w:ascii="Arial" w:hAnsi="Arial" w:cs="Arial"/>
+          <w:szCs w:val="24"/>
+        </w:rPr>
+        <w:t>: '^1.8.1',</w:t>
+      </w:r>
+    </w:p>
+    <w:p>
+      <w:pPr>
+        <w:ind w:left="720"/>
+        <w:rPr>
+          <w:rFonts w:ascii="Arial" w:hAnsi="Arial" w:cs="Arial"/>
+          <w:szCs w:val="24"/>
+        </w:rPr>
+      </w:pPr>
+      <w:r>
+        <w:rPr>
+          <w:rFonts w:ascii="Arial" w:hAnsi="Arial" w:cs="Arial"/>
+          <w:szCs w:val="24"/>
+        </w:rPr>
+        <w:t xml:space="preserve">  once: '^1.4.0',</w:t>
+      </w:r>
+    </w:p>
+    <w:p>
+      <w:pPr>
+        <w:ind w:left="720"/>
+        <w:rPr>
+          <w:rFonts w:ascii="Arial" w:hAnsi="Arial" w:cs="Arial"/>
+          <w:szCs w:val="24"/>
+        </w:rPr>
+      </w:pPr>
+      <w:r>
+        <w:rPr>
+          <w:rFonts w:ascii="Arial" w:hAnsi="Arial" w:cs="Arial"/>
+          <w:szCs w:val="24"/>
+        </w:rPr>
+        <w:t xml:space="preserve">  send: '^1.1.0',</w:t>
+      </w:r>
+    </w:p>
+    <w:p>
+      <w:pPr>
+        <w:ind w:left="720"/>
+        <w:rPr>
+          <w:rFonts w:ascii="Arial" w:hAnsi="Arial" w:cs="Arial"/>
+          <w:szCs w:val="24"/>
+        </w:rPr>
+      </w:pPr>
+      <w:r>
+        <w:rPr>
+          <w:rFonts w:ascii="Arial" w:hAnsi="Arial" w:cs="Arial"/>
+          <w:szCs w:val="24"/>
+        </w:rPr>
+        <w:t xml:space="preserve">  vary: '^1.1.2',</w:t>
+      </w:r>
+    </w:p>
+    <w:p>
+      <w:pPr>
+        <w:ind w:left="720"/>
+        <w:rPr>
+          <w:rFonts w:ascii="Arial" w:hAnsi="Arial" w:cs="Arial"/>
+          <w:szCs w:val="24"/>
+        </w:rPr>
+      </w:pPr>
+      <w:r>
+        <w:rPr>
+          <w:rFonts w:ascii="Arial" w:hAnsi="Arial" w:cs="Arial"/>
+          <w:szCs w:val="24"/>
+        </w:rPr>
+        <w:t xml:space="preserve">  debug: '^4.4.0',</w:t>
+      </w:r>
+    </w:p>
+    <w:p>
+      <w:pPr>
+        <w:ind w:left="720"/>
+        <w:rPr>
+          <w:rFonts w:ascii="Arial" w:hAnsi="Arial" w:cs="Arial"/>
+          <w:szCs w:val="24"/>
+        </w:rPr>
+      </w:pPr>
+      <w:r>
+        <w:rPr>
+          <w:rFonts w:ascii="Arial" w:hAnsi="Arial" w:cs="Arial"/>
+          <w:szCs w:val="24"/>
+        </w:rPr>
+        <w:lastRenderedPageBreak/>
+        <w:t xml:space="preserve">  fresh: '^2.0.0',</w:t>
+      </w:r>
+    </w:p>
+    <w:p>
+      <w:pPr>
+        <w:ind w:left="720"/>
+        <w:rPr>
+          <w:rFonts w:ascii="Arial" w:hAnsi="Arial" w:cs="Arial"/>
+          <w:szCs w:val="24"/>
+        </w:rPr>
+      </w:pPr>
+      <w:r>
+        <w:rPr>
+          <w:rFonts w:ascii="Arial" w:hAnsi="Arial" w:cs="Arial"/>
+          <w:szCs w:val="24"/>
+        </w:rPr>
+        <w:t xml:space="preserve">  cookie: '^0.7.1',</w:t>
+      </w:r>
+    </w:p>
+    <w:p>
+      <w:pPr>
+        <w:ind w:left="720"/>
+        <w:rPr>
+          <w:rFonts w:ascii="Arial" w:hAnsi="Arial" w:cs="Arial"/>
+          <w:szCs w:val="24"/>
+        </w:rPr>
+      </w:pPr>
+      <w:r>
+        <w:rPr>
+          <w:rFonts w:ascii="Arial" w:hAnsi="Arial" w:cs="Arial"/>
+          <w:szCs w:val="24"/>
+        </w:rPr>
+        <w:t xml:space="preserve">  router: '^2.2.0',</w:t>
+      </w:r>
+    </w:p>
+    <w:p>
+      <w:pPr>
+        <w:ind w:left="720"/>
+        <w:rPr>
+          <w:rFonts w:ascii="Arial" w:hAnsi="Arial" w:cs="Arial"/>
+          <w:szCs w:val="24"/>
+        </w:rPr>
+      </w:pPr>
+      <w:r>
+        <w:rPr>
+          <w:rFonts w:ascii="Arial" w:hAnsi="Arial" w:cs="Arial"/>
+          <w:szCs w:val="24"/>
+        </w:rPr>
+        <w:t xml:space="preserve">  accepts: '^2.0.0',</w:t>
+      </w:r>
+    </w:p>
+    <w:p>
+      <w:pPr>
+        <w:ind w:left="720"/>
+        <w:rPr>
+          <w:rFonts w:ascii="Arial" w:hAnsi="Arial" w:cs="Arial"/>
+          <w:szCs w:val="24"/>
+        </w:rPr>
+      </w:pPr>
+      <w:r>
+        <w:rPr>
+          <w:rFonts w:ascii="Arial" w:hAnsi="Arial" w:cs="Arial"/>
+          <w:szCs w:val="24"/>
+        </w:rPr>
+        <w:t xml:space="preserve">  'type-is': '^2.1.0',</w:t>
+      </w:r>
+    </w:p>
+    <w:p>
+      <w:pPr>
+        <w:ind w:left="720"/>
+        <w:rPr>
+          <w:rFonts w:ascii="Arial" w:hAnsi="Arial" w:cs="Arial"/>
+          <w:szCs w:val="24"/>
+        </w:rPr>
+      </w:pPr>
+      <w:r>
+        <w:rPr>
+          <w:rFonts w:ascii="Arial" w:hAnsi="Arial" w:cs="Arial"/>
+          <w:szCs w:val="24"/>
+        </w:rPr>
+        <w:t xml:space="preserve">  </w:t>
+      </w:r>
+      <w:proofErr w:type="spellStart"/>
+      <w:r>
+        <w:rPr>
+          <w:rFonts w:ascii="Arial" w:hAnsi="Arial" w:cs="Arial"/>
+          <w:szCs w:val="24"/>
+        </w:rPr>
+        <w:t>parseurl</w:t>
+      </w:r>
+      <w:proofErr w:type="spellEnd"/>
+      <w:r>
+        <w:rPr>
+          <w:rFonts w:ascii="Arial" w:hAnsi="Arial" w:cs="Arial"/>
+          <w:szCs w:val="24"/>
+        </w:rPr>
+        <w:t>: '^1.3.3',</w:t>
+      </w:r>
+    </w:p>
+    <w:p>
+      <w:pPr>
+        <w:ind w:left="720"/>
+        <w:rPr>
+          <w:rFonts w:ascii="Arial" w:hAnsi="Arial" w:cs="Arial"/>
+          <w:szCs w:val="24"/>
+        </w:rPr>
+      </w:pPr>
+      <w:r>
+        <w:rPr>
+          <w:rFonts w:ascii="Arial" w:hAnsi="Arial" w:cs="Arial"/>
+          <w:szCs w:val="24"/>
+        </w:rPr>
+        <w:t xml:space="preserve">  statuses: '^2.0.1',</w:t>
+      </w:r>
+    </w:p>
+    <w:p>
+      <w:pPr>
+        <w:ind w:left="720"/>
+        <w:rPr>
+          <w:rFonts w:ascii="Arial" w:hAnsi="Arial" w:cs="Arial"/>
+          <w:szCs w:val="24"/>
+        </w:rPr>
+      </w:pPr>
+      <w:r>
+        <w:rPr>
+          <w:rFonts w:ascii="Arial" w:hAnsi="Arial" w:cs="Arial"/>
+          <w:szCs w:val="24"/>
+        </w:rPr>
+        <w:t xml:space="preserve">  </w:t>
+      </w:r>
+      <w:proofErr w:type="spellStart"/>
+      <w:r>
+        <w:rPr>
+          <w:rFonts w:ascii="Arial" w:hAnsi="Arial" w:cs="Arial"/>
+          <w:szCs w:val="24"/>
+        </w:rPr>
+        <w:t>encodeurl</w:t>
+      </w:r>
+      <w:proofErr w:type="spellEnd"/>
+      <w:r>
+        <w:rPr>
+          <w:rFonts w:ascii="Arial" w:hAnsi="Arial" w:cs="Arial"/>
+          <w:szCs w:val="24"/>
+        </w:rPr>
+        <w:t>: '^2.0.0',</w:t>
+      </w:r>
+    </w:p>
+    <w:p>
+      <w:pPr>
+        <w:ind w:left="720"/>
+        <w:rPr>
+          <w:rFonts w:ascii="Arial" w:hAnsi="Arial" w:cs="Arial"/>
+          <w:szCs w:val="24"/>
+        </w:rPr>
+      </w:pPr>
+      <w:r>
+        <w:rPr>
+          <w:rFonts w:ascii="Arial" w:hAnsi="Arial" w:cs="Arial"/>
+          <w:szCs w:val="24"/>
+        </w:rPr>
+        <w:t xml:space="preserve">  'mime-types': '^3.0.0',</w:t>
+      </w:r>
+    </w:p>
+    <w:p>
+      <w:pPr>
+        <w:ind w:left="720"/>
+        <w:rPr>
+          <w:rFonts w:ascii="Arial" w:hAnsi="Arial" w:cs="Arial"/>
+          <w:szCs w:val="24"/>
+        </w:rPr>
+      </w:pPr>
+      <w:r>
+        <w:rPr>
+          <w:rFonts w:ascii="Arial" w:hAnsi="Arial" w:cs="Arial"/>
+          <w:szCs w:val="24"/>
+        </w:rPr>
+        <w:t xml:space="preserve">  'proxy-</w:t>
+      </w:r>
+      <w:proofErr w:type="spellStart"/>
+      <w:r>
+        <w:rPr>
+          <w:rFonts w:ascii="Arial" w:hAnsi="Arial" w:cs="Arial"/>
+          <w:szCs w:val="24"/>
+        </w:rPr>
+        <w:t>addr</w:t>
+      </w:r>
+      <w:proofErr w:type="spellEnd"/>
+      <w:r>
+        <w:rPr>
+          <w:rFonts w:ascii="Arial" w:hAnsi="Arial" w:cs="Arial"/>
+          <w:szCs w:val="24"/>
+        </w:rPr>
+        <w:t>': '^2.0.8',</w:t>
+      </w:r>
+    </w:p>
+    <w:p>
+      <w:pPr>
+        <w:ind w:left="720"/>
+        <w:rPr>
+          <w:rFonts w:ascii="Arial" w:hAnsi="Arial" w:cs="Arial"/>
+          <w:b/>
+          <w:bCs/>
+          <w:color w:val="EE0000"/>
+          <w:szCs w:val="24"/>
+        </w:rPr>
+      </w:pPr>
+      <w:r>
+        <w:rPr>
+          <w:rFonts w:ascii="Arial" w:hAnsi="Arial" w:cs="Arial"/>
+          <w:b/>
+          <w:bCs/>
+          <w:color w:val="EE0000"/>
+          <w:szCs w:val="24"/>
+        </w:rPr>
+        <w:t xml:space="preserve">  'body-parser': '^2.3.0',</w:t>
+      </w:r>
+    </w:p>
+    <w:p>
+      <w:pPr>
+        <w:ind w:left="720"/>
+        <w:rPr>
+          <w:rFonts w:ascii="Arial" w:hAnsi="Arial" w:cs="Arial"/>
+          <w:szCs w:val="24"/>
+        </w:rPr>
+      </w:pPr>
+      <w:r>
+        <w:rPr>
+          <w:rFonts w:ascii="Arial" w:hAnsi="Arial" w:cs="Arial"/>
+          <w:szCs w:val="24"/>
+        </w:rPr>
+        <w:t xml:space="preserve">  'escape-html': '^1.0.3',</w:t>
+      </w:r>
+    </w:p>
+    <w:p>
+      <w:pPr>
+        <w:ind w:left="720"/>
+        <w:rPr>
+          <w:rFonts w:ascii="Arial" w:hAnsi="Arial" w:cs="Arial"/>
+          <w:szCs w:val="24"/>
+        </w:rPr>
+      </w:pPr>
+      <w:r>
+        <w:rPr>
+          <w:rFonts w:ascii="Arial" w:hAnsi="Arial" w:cs="Arial"/>
+          <w:szCs w:val="24"/>
+        </w:rPr>
+        <w:t xml:space="preserve">  'http-errors': '^2.0.0',</w:t>
+      </w:r>
+    </w:p>
+    <w:p>
+      <w:pPr>
+        <w:ind w:left="720"/>
+        <w:rPr>
+          <w:rFonts w:ascii="Arial" w:hAnsi="Arial" w:cs="Arial"/>
+          <w:szCs w:val="24"/>
+        </w:rPr>
+      </w:pPr>
+      <w:r>
+        <w:rPr>
+          <w:rFonts w:ascii="Arial" w:hAnsi="Arial" w:cs="Arial"/>
+          <w:szCs w:val="24"/>
+        </w:rPr>
+        <w:t xml:space="preserve">  'on-finished': '^2.4.1',</w:t>
+      </w:r>
+    </w:p>
+    <w:p>
+      <w:pPr>
+        <w:ind w:left="720"/>
+        <w:rPr>
+          <w:rFonts w:ascii="Arial" w:hAnsi="Arial" w:cs="Arial"/>
+          <w:szCs w:val="24"/>
+        </w:rPr>
+      </w:pPr>
+      <w:r>
+        <w:rPr>
+          <w:rFonts w:ascii="Arial" w:hAnsi="Arial" w:cs="Arial"/>
+          <w:szCs w:val="24"/>
+        </w:rPr>
+        <w:t xml:space="preserve">  'content-type': '^2.0.0',</w:t>
+      </w:r>
+    </w:p>
+    <w:p>
+      <w:pPr>
+        <w:ind w:left="720"/>
+        <w:rPr>
+          <w:rFonts w:ascii="Arial" w:hAnsi="Arial" w:cs="Arial"/>
+          <w:szCs w:val="24"/>
+        </w:rPr>
+      </w:pPr>
+      <w:r>
+        <w:rPr>
+          <w:rFonts w:ascii="Arial" w:hAnsi="Arial" w:cs="Arial"/>
+          <w:szCs w:val="24"/>
+        </w:rPr>
+        <w:t xml:space="preserve">  </w:t>
+      </w:r>
+      <w:proofErr w:type="spellStart"/>
+      <w:r>
+        <w:rPr>
+          <w:rFonts w:ascii="Arial" w:hAnsi="Arial" w:cs="Arial"/>
+          <w:szCs w:val="24"/>
+        </w:rPr>
+        <w:t>finalhandler</w:t>
+      </w:r>
+      <w:proofErr w:type="spellEnd"/>
+      <w:r>
+        <w:rPr>
+          <w:rFonts w:ascii="Arial" w:hAnsi="Arial" w:cs="Arial"/>
+          <w:szCs w:val="24"/>
+        </w:rPr>
+        <w:t>: '^2.1.0',</w:t>
+      </w:r>
+    </w:p>
+    <w:p>
+      <w:pPr>
+        <w:ind w:left="720"/>
+        <w:rPr>
+          <w:rFonts w:ascii="Arial" w:hAnsi="Arial" w:cs="Arial"/>
+          <w:szCs w:val="24"/>
+        </w:rPr>
+      </w:pPr>
+      <w:r>
+        <w:rPr>
+          <w:rFonts w:ascii="Arial" w:hAnsi="Arial" w:cs="Arial"/>
+          <w:szCs w:val="24"/>
+        </w:rPr>
+        <w:t xml:space="preserve">  'range-parser': '^1.2.1',</w:t>
+      </w:r>
+    </w:p>
+    <w:p>
+      <w:pPr>
+        <w:ind w:left="720"/>
+        <w:rPr>
+          <w:rFonts w:ascii="Arial" w:hAnsi="Arial" w:cs="Arial"/>
+          <w:szCs w:val="24"/>
+        </w:rPr>
+      </w:pPr>
+      <w:r>
+        <w:rPr>
+          <w:rFonts w:ascii="Arial" w:hAnsi="Arial" w:cs="Arial"/>
+          <w:szCs w:val="24"/>
+        </w:rPr>
+        <w:t xml:space="preserve">  'serve-static': '^2.2.0',</w:t>
+      </w:r>
+    </w:p>
+    <w:p>
+      <w:pPr>
+        <w:ind w:left="720"/>
+        <w:rPr>
+          <w:rFonts w:ascii="Arial" w:hAnsi="Arial" w:cs="Arial"/>
+          <w:szCs w:val="24"/>
+        </w:rPr>
+      </w:pPr>
+      <w:r>
+        <w:rPr>
+          <w:rFonts w:ascii="Arial" w:hAnsi="Arial" w:cs="Arial"/>
+          <w:szCs w:val="24"/>
+        </w:rPr>
+        <w:t xml:space="preserve">  'cookie-signature': '^1.2.1',</w:t>
+      </w:r>
+    </w:p>
+    <w:p>
+      <w:pPr>
+        <w:ind w:left="720"/>
+        <w:rPr>
+          <w:rFonts w:ascii="Arial" w:hAnsi="Arial" w:cs="Arial"/>
+          <w:szCs w:val="24"/>
+        </w:rPr>
+      </w:pPr>
+      <w:r>
+        <w:rPr>
+          <w:rFonts w:ascii="Arial" w:hAnsi="Arial" w:cs="Arial"/>
+          <w:szCs w:val="24"/>
+        </w:rPr>
+        <w:t xml:space="preserve">  'merge-descriptors': '^2.0.0',</w:t>
+      </w:r>
+    </w:p>
+    <w:p>
+      <w:pPr>
+        <w:ind w:left="720"/>
+        <w:rPr>
+          <w:rFonts w:ascii="Arial" w:hAnsi="Arial" w:cs="Arial"/>
+          <w:szCs w:val="24"/>
+        </w:rPr>
+      </w:pPr>
+      <w:r>
+        <w:rPr>
+          <w:rFonts w:ascii="Arial" w:hAnsi="Arial" w:cs="Arial"/>
+          <w:szCs w:val="24"/>
+        </w:rPr>
+        <w:t xml:space="preserve">  'content-disposition': '^2.0.1'</w:t>
+      </w:r>
+    </w:p>
+    <w:p>
+      <w:pPr>
+        <w:ind w:left="720"/>
+        <w:rPr>
+          <w:rFonts w:ascii="Arial" w:hAnsi="Arial" w:cs="Arial"/>
+          <w:szCs w:val="24"/>
+        </w:rPr>
+      </w:pPr>
+      <w:r>
+        <w:rPr>
+          <w:rFonts w:ascii="Arial" w:hAnsi="Arial" w:cs="Arial"/>
+          <w:szCs w:val="24"/>
+        </w:rPr>
+        <w:t>}</w:t>
+      </w:r>
+    </w:p>
+    <w:p>
+      <w:pPr>
+        <w:ind w:left="720"/>
+        <w:rPr>
+          <w:rFonts w:ascii="Arial" w:hAnsi="Arial" w:cs="Arial"/>
+          <w:szCs w:val="24"/>
+        </w:rPr>
+      </w:pPr>
+    </w:p>
+    <w:p>
+      <w:pPr>
+        <w:ind w:left="720"/>
+        <w:rPr>
+          <w:rFonts w:ascii="Arial" w:hAnsi="Arial" w:cs="Arial"/>
+        </w:rPr>
+      </w:pPr>
+      <w:r>
+        <w:rPr>
+          <w:rFonts w:ascii="Arial" w:hAnsi="Arial" w:cs="Arial"/>
+          <w:szCs w:val="24"/>
+        </w:rPr>
+        <w:t xml:space="preserve">Please pay attention to the </w:t>
+      </w:r>
+      <w:r>
+        <w:rPr>
+          <w:rFonts w:ascii="Arial" w:hAnsi="Arial" w:cs="Arial"/>
+          <w:szCs w:val="24"/>
+        </w:rPr>
+        <w:t>'body-parser'</w:t>
+      </w:r>
+      <w:r>
+        <w:rPr>
+          <w:rFonts w:ascii="Arial" w:hAnsi="Arial" w:cs="Arial"/>
+          <w:szCs w:val="24"/>
+        </w:rPr>
+        <w:t xml:space="preserve"> package, it shows “^2.3.0”</w:t>
+      </w:r>
+      <w:r>
+        <w:rPr>
+          <w:rFonts w:ascii="Arial" w:hAnsi="Arial" w:cs="Arial"/>
+        </w:rPr>
+        <w:br w:type="page"/>
+      </w:r>
+    </w:p>
+    <w:p>
+      <w:pPr>
+        <w:pStyle w:val="ListParagraph"/>
+        <w:numPr>
+          <w:ilvl w:val="0"/>
+          <w:numId w:val="2"/>
+        </w:numPr>
+        <w:jc w:val="both"/>
+        <w:rPr>
+          <w:rFonts w:ascii="Arial" w:hAnsi="Arial" w:cs="Arial"/>
+        </w:rPr>
+      </w:pPr>
+      <w:r>
+        <w:rPr>
+          <w:rFonts w:ascii="Arial" w:hAnsi="Arial" w:cs="Arial"/>
+        </w:rPr>
+        <w:lastRenderedPageBreak/>
+        <w:t xml:space="preserve">Now try the express package for the version </w:t>
+      </w:r>
+      <w:hyperlink r:id="rId5" w:history="1">
+        <w:r>
+          <w:rPr>
+            <w:rStyle w:val="Hyperlink"/>
+            <w:rFonts w:ascii="Arial" w:hAnsi="Arial" w:cs="Arial"/>
+          </w:rPr>
+          <w:t>express@5.0.0</w:t>
+        </w:r>
+      </w:hyperlink>
+    </w:p>
+    <w:p>
+      <w:pPr>
+        <w:jc w:val="both"/>
+        <w:rPr>
+          <w:rFonts w:ascii="Arial" w:hAnsi="Arial" w:cs="Arial"/>
+        </w:rPr>
+      </w:pPr>
+    </w:p>
+    <w:p>
+      <w:pPr>
+        <w:pStyle w:val="ListParagraph"/>
+        <w:numPr>
+          <w:ilvl w:val="0"/>
+          <w:numId w:val="2"/>
+        </w:numPr>
+        <w:jc w:val="both"/>
+        <w:rPr>
+          <w:rFonts w:ascii="Arial" w:hAnsi="Arial" w:cs="Arial"/>
+        </w:rPr>
+      </w:pPr>
+      <w:proofErr w:type="spellStart"/>
+      <w:r>
+        <w:rPr>
+          <w:rFonts w:ascii="Arial" w:hAnsi="Arial" w:cs="Arial"/>
+        </w:rPr>
+        <w:t>npm</w:t>
+      </w:r>
+      <w:proofErr w:type="spellEnd"/>
+      <w:r>
+        <w:rPr>
+          <w:rFonts w:ascii="Arial" w:hAnsi="Arial" w:cs="Arial"/>
+        </w:rPr>
+        <w:t xml:space="preserve"> view express</w:t>
+      </w:r>
+      <w:r>
+        <w:rPr>
+          <w:rFonts w:ascii="Arial" w:hAnsi="Arial" w:cs="Arial"/>
+        </w:rPr>
+        <w:t>@5.0.0</w:t>
+      </w:r>
+      <w:r>
+        <w:rPr>
+          <w:rFonts w:ascii="Arial" w:hAnsi="Arial" w:cs="Arial"/>
+        </w:rPr>
+        <w:t xml:space="preserve"> dependencies</w:t>
+      </w:r>
+    </w:p>
+    <w:p>
+      <w:pPr>
+        <w:pStyle w:val="ListParagraph"/>
+        <w:rPr>
+          <w:rFonts w:ascii="Arial" w:hAnsi="Arial" w:cs="Arial"/>
+        </w:rPr>
+      </w:pPr>
+    </w:p>
+    <w:p>
+      <w:pPr>
+        <w:ind w:left="720"/>
+        <w:jc w:val="both"/>
+        <w:rPr>
+          <w:rFonts w:ascii="Arial" w:hAnsi="Arial" w:cs="Arial"/>
+        </w:rPr>
+      </w:pPr>
+      <w:r>
+        <w:rPr>
+          <w:rFonts w:ascii="Arial" w:hAnsi="Arial" w:cs="Arial"/>
+        </w:rPr>
+        <w:t>Output:</w:t>
+      </w:r>
+    </w:p>
+    <w:p>
+      <w:pPr>
+        <w:ind w:left="720"/>
+        <w:jc w:val="both"/>
+        <w:rPr>
+          <w:rFonts w:ascii="Arial" w:hAnsi="Arial" w:cs="Arial"/>
+        </w:rPr>
+      </w:pPr>
+      <w:r>
+        <w:rPr>
+          <w:rFonts w:ascii="Arial" w:hAnsi="Arial" w:cs="Arial"/>
+        </w:rPr>
+        <w:t>{</w:t>
+      </w:r>
+    </w:p>
+    <w:p>
+      <w:pPr>
+        <w:ind w:left="720"/>
+        <w:jc w:val="both"/>
+        <w:rPr>
+          <w:rFonts w:ascii="Arial" w:hAnsi="Arial" w:cs="Arial"/>
+        </w:rPr>
+      </w:pPr>
+      <w:r>
+        <w:rPr>
+          <w:rFonts w:ascii="Arial" w:hAnsi="Arial" w:cs="Arial"/>
+        </w:rPr>
+        <w:t xml:space="preserve">  </w:t>
+      </w:r>
+      <w:proofErr w:type="spellStart"/>
+      <w:r>
+        <w:rPr>
+          <w:rFonts w:ascii="Arial" w:hAnsi="Arial" w:cs="Arial"/>
+        </w:rPr>
+        <w:t>qs</w:t>
+      </w:r>
+      <w:proofErr w:type="spellEnd"/>
+      <w:r>
+        <w:rPr>
+          <w:rFonts w:ascii="Arial" w:hAnsi="Arial" w:cs="Arial"/>
+        </w:rPr>
+        <w:t>: '6.13.0',</w:t>
+      </w:r>
+    </w:p>
+    <w:p>
+      <w:pPr>
+        <w:ind w:left="720"/>
+        <w:jc w:val="both"/>
+        <w:rPr>
+          <w:rFonts w:ascii="Arial" w:hAnsi="Arial" w:cs="Arial"/>
+        </w:rPr>
+      </w:pPr>
+      <w:r>
+        <w:rPr>
+          <w:rFonts w:ascii="Arial" w:hAnsi="Arial" w:cs="Arial"/>
+        </w:rPr>
+        <w:t xml:space="preserve">  </w:t>
+      </w:r>
+      <w:proofErr w:type="spellStart"/>
+      <w:r>
+        <w:rPr>
+          <w:rFonts w:ascii="Arial" w:hAnsi="Arial" w:cs="Arial"/>
+        </w:rPr>
+        <w:t>depd</w:t>
+      </w:r>
+      <w:proofErr w:type="spellEnd"/>
+      <w:r>
+        <w:rPr>
+          <w:rFonts w:ascii="Arial" w:hAnsi="Arial" w:cs="Arial"/>
+        </w:rPr>
+        <w:t>: '2.0.0',</w:t>
+      </w:r>
+    </w:p>
+    <w:p>
+      <w:pPr>
+        <w:ind w:left="720"/>
+        <w:jc w:val="both"/>
+        <w:rPr>
+          <w:rFonts w:ascii="Arial" w:hAnsi="Arial" w:cs="Arial"/>
+        </w:rPr>
+      </w:pPr>
+      <w:r>
+        <w:rPr>
+          <w:rFonts w:ascii="Arial" w:hAnsi="Arial" w:cs="Arial"/>
+        </w:rPr>
+        <w:t xml:space="preserve">  </w:t>
+      </w:r>
+      <w:proofErr w:type="spellStart"/>
+      <w:r>
+        <w:rPr>
+          <w:rFonts w:ascii="Arial" w:hAnsi="Arial" w:cs="Arial"/>
+        </w:rPr>
+        <w:t>etag</w:t>
+      </w:r>
+      <w:proofErr w:type="spellEnd"/>
+      <w:r>
+        <w:rPr>
+          <w:rFonts w:ascii="Arial" w:hAnsi="Arial" w:cs="Arial"/>
+        </w:rPr>
+        <w:t>: '~1.8.1',</w:t>
+      </w:r>
+    </w:p>
+    <w:p>
+      <w:pPr>
+        <w:ind w:left="720"/>
+        <w:jc w:val="both"/>
+        <w:rPr>
+          <w:rFonts w:ascii="Arial" w:hAnsi="Arial" w:cs="Arial"/>
+        </w:rPr>
+      </w:pPr>
+      <w:r>
+        <w:rPr>
+          <w:rFonts w:ascii="Arial" w:hAnsi="Arial" w:cs="Arial"/>
+        </w:rPr>
+        <w:t xml:space="preserve">  once: '1.4.0',</w:t>
+      </w:r>
+    </w:p>
+    <w:p>
+      <w:pPr>
+        <w:ind w:left="720"/>
+        <w:jc w:val="both"/>
+        <w:rPr>
+          <w:rFonts w:ascii="Arial" w:hAnsi="Arial" w:cs="Arial"/>
+        </w:rPr>
+      </w:pPr>
+      <w:r>
+        <w:rPr>
+          <w:rFonts w:ascii="Arial" w:hAnsi="Arial" w:cs="Arial"/>
+        </w:rPr>
+        <w:t xml:space="preserve">  send: '^1.1.0',</w:t>
+      </w:r>
+    </w:p>
+    <w:p>
+      <w:pPr>
+        <w:ind w:left="720"/>
+        <w:jc w:val="both"/>
+        <w:rPr>
+          <w:rFonts w:ascii="Arial" w:hAnsi="Arial" w:cs="Arial"/>
+        </w:rPr>
+      </w:pPr>
+      <w:r>
+        <w:rPr>
+          <w:rFonts w:ascii="Arial" w:hAnsi="Arial" w:cs="Arial"/>
+        </w:rPr>
+        <w:t xml:space="preserve">  vary: '~1.1.2',</w:t>
+      </w:r>
+    </w:p>
+    <w:p>
+      <w:pPr>
+        <w:ind w:left="720"/>
+        <w:jc w:val="both"/>
+        <w:rPr>
+          <w:rFonts w:ascii="Arial" w:hAnsi="Arial" w:cs="Arial"/>
+        </w:rPr>
+      </w:pPr>
+      <w:r>
+        <w:rPr>
+          <w:rFonts w:ascii="Arial" w:hAnsi="Arial" w:cs="Arial"/>
+        </w:rPr>
+        <w:t xml:space="preserve">  debug: '4.3.6',</w:t>
+      </w:r>
+    </w:p>
+    <w:p>
+      <w:pPr>
+        <w:ind w:left="720"/>
+        <w:jc w:val="both"/>
+        <w:rPr>
+          <w:rFonts w:ascii="Arial" w:hAnsi="Arial" w:cs="Arial"/>
+        </w:rPr>
+      </w:pPr>
+      <w:r>
+        <w:rPr>
+          <w:rFonts w:ascii="Arial" w:hAnsi="Arial" w:cs="Arial"/>
+        </w:rPr>
+        <w:t xml:space="preserve">  fresh: '2.0.0',</w:t>
+      </w:r>
+    </w:p>
+    <w:p>
+      <w:pPr>
+        <w:ind w:left="720"/>
+        <w:jc w:val="both"/>
+        <w:rPr>
+          <w:rFonts w:ascii="Arial" w:hAnsi="Arial" w:cs="Arial"/>
+        </w:rPr>
+      </w:pPr>
+      <w:r>
+        <w:rPr>
+          <w:rFonts w:ascii="Arial" w:hAnsi="Arial" w:cs="Arial"/>
+        </w:rPr>
+        <w:t xml:space="preserve">  cookie: '0.6.0',</w:t>
+      </w:r>
+    </w:p>
+    <w:p>
+      <w:pPr>
+        <w:ind w:left="720"/>
+        <w:jc w:val="both"/>
+        <w:rPr>
+          <w:rFonts w:ascii="Arial" w:hAnsi="Arial" w:cs="Arial"/>
+        </w:rPr>
+      </w:pPr>
+      <w:r>
+        <w:rPr>
+          <w:rFonts w:ascii="Arial" w:hAnsi="Arial" w:cs="Arial"/>
+        </w:rPr>
+        <w:t xml:space="preserve">  router: '^2.0.0',</w:t>
+      </w:r>
+    </w:p>
+    <w:p>
+      <w:pPr>
+        <w:ind w:left="720"/>
+        <w:jc w:val="both"/>
+        <w:rPr>
+          <w:rFonts w:ascii="Arial" w:hAnsi="Arial" w:cs="Arial"/>
+        </w:rPr>
+      </w:pPr>
+      <w:r>
+        <w:rPr>
+          <w:rFonts w:ascii="Arial" w:hAnsi="Arial" w:cs="Arial"/>
+        </w:rPr>
+        <w:t xml:space="preserve">  accepts: '^2.0.0',</w:t>
+      </w:r>
+    </w:p>
+    <w:p>
+      <w:pPr>
+        <w:ind w:left="720"/>
+        <w:jc w:val="both"/>
+        <w:rPr>
+          <w:rFonts w:ascii="Arial" w:hAnsi="Arial" w:cs="Arial"/>
+        </w:rPr>
+      </w:pPr>
+      <w:r>
+        <w:rPr>
+          <w:rFonts w:ascii="Arial" w:hAnsi="Arial" w:cs="Arial"/>
+        </w:rPr>
+        <w:t xml:space="preserve">  methods: '~1.1.2',</w:t>
+      </w:r>
+    </w:p>
+    <w:p>
+      <w:pPr>
+        <w:ind w:left="720"/>
+        <w:jc w:val="both"/>
+        <w:rPr>
+          <w:rFonts w:ascii="Arial" w:hAnsi="Arial" w:cs="Arial"/>
+        </w:rPr>
+      </w:pPr>
+      <w:r>
+        <w:rPr>
+          <w:rFonts w:ascii="Arial" w:hAnsi="Arial" w:cs="Arial"/>
+        </w:rPr>
+        <w:t xml:space="preserve">  'type-is': '^2.0.0',</w:t>
+      </w:r>
+    </w:p>
+    <w:p>
+      <w:pPr>
+        <w:ind w:left="720"/>
+        <w:jc w:val="both"/>
+        <w:rPr>
+          <w:rFonts w:ascii="Arial" w:hAnsi="Arial" w:cs="Arial"/>
+        </w:rPr>
+      </w:pPr>
+      <w:r>
+        <w:rPr>
+          <w:rFonts w:ascii="Arial" w:hAnsi="Arial" w:cs="Arial"/>
+        </w:rPr>
+        <w:t xml:space="preserve">  </w:t>
+      </w:r>
+      <w:proofErr w:type="spellStart"/>
+      <w:r>
+        <w:rPr>
+          <w:rFonts w:ascii="Arial" w:hAnsi="Arial" w:cs="Arial"/>
+        </w:rPr>
+        <w:t>parseurl</w:t>
+      </w:r>
+      <w:proofErr w:type="spellEnd"/>
+      <w:r>
+        <w:rPr>
+          <w:rFonts w:ascii="Arial" w:hAnsi="Arial" w:cs="Arial"/>
+        </w:rPr>
+        <w:t>: '~1.3.3',</w:t>
+      </w:r>
+    </w:p>
+    <w:p>
+      <w:pPr>
+        <w:ind w:left="720"/>
+        <w:jc w:val="both"/>
+        <w:rPr>
+          <w:rFonts w:ascii="Arial" w:hAnsi="Arial" w:cs="Arial"/>
+        </w:rPr>
+      </w:pPr>
+      <w:r>
+        <w:rPr>
+          <w:rFonts w:ascii="Arial" w:hAnsi="Arial" w:cs="Arial"/>
+        </w:rPr>
+        <w:t xml:space="preserve">  statuses: '2.0.1',</w:t>
+      </w:r>
+    </w:p>
+    <w:p>
+      <w:pPr>
+        <w:ind w:left="720"/>
+        <w:jc w:val="both"/>
+        <w:rPr>
+          <w:rFonts w:ascii="Arial" w:hAnsi="Arial" w:cs="Arial"/>
+        </w:rPr>
+      </w:pPr>
+      <w:r>
+        <w:rPr>
+          <w:rFonts w:ascii="Arial" w:hAnsi="Arial" w:cs="Arial"/>
+        </w:rPr>
+        <w:t xml:space="preserve">  </w:t>
+      </w:r>
+      <w:proofErr w:type="spellStart"/>
+      <w:r>
+        <w:rPr>
+          <w:rFonts w:ascii="Arial" w:hAnsi="Arial" w:cs="Arial"/>
+        </w:rPr>
+        <w:t>encodeurl</w:t>
+      </w:r>
+      <w:proofErr w:type="spellEnd"/>
+      <w:r>
+        <w:rPr>
+          <w:rFonts w:ascii="Arial" w:hAnsi="Arial" w:cs="Arial"/>
+        </w:rPr>
+        <w:t>: '~2.0.0',</w:t>
+      </w:r>
+    </w:p>
+    <w:p>
+      <w:pPr>
+        <w:ind w:left="720"/>
+        <w:jc w:val="both"/>
+        <w:rPr>
+          <w:rFonts w:ascii="Arial" w:hAnsi="Arial" w:cs="Arial"/>
+        </w:rPr>
+      </w:pPr>
+      <w:r>
+        <w:rPr>
+          <w:rFonts w:ascii="Arial" w:hAnsi="Arial" w:cs="Arial"/>
+        </w:rPr>
+        <w:t xml:space="preserve">  'mime-types': '^3.0.0',</w:t>
+      </w:r>
+    </w:p>
+    <w:p>
+      <w:pPr>
+        <w:ind w:left="720"/>
+        <w:jc w:val="both"/>
+        <w:rPr>
+          <w:rFonts w:ascii="Arial" w:hAnsi="Arial" w:cs="Arial"/>
+        </w:rPr>
+      </w:pPr>
+      <w:r>
+        <w:rPr>
+          <w:rFonts w:ascii="Arial" w:hAnsi="Arial" w:cs="Arial"/>
+        </w:rPr>
+        <w:t xml:space="preserve">  'proxy-</w:t>
+      </w:r>
+      <w:proofErr w:type="spellStart"/>
+      <w:r>
+        <w:rPr>
+          <w:rFonts w:ascii="Arial" w:hAnsi="Arial" w:cs="Arial"/>
+        </w:rPr>
+        <w:t>addr</w:t>
+      </w:r>
+      <w:proofErr w:type="spellEnd"/>
+      <w:r>
+        <w:rPr>
+          <w:rFonts w:ascii="Arial" w:hAnsi="Arial" w:cs="Arial"/>
+        </w:rPr>
+        <w:t>': '~2.0.7',</w:t>
+      </w:r>
+    </w:p>
+    <w:p>
+      <w:pPr>
+        <w:ind w:left="720"/>
+        <w:jc w:val="both"/>
+        <w:rPr>
+          <w:rFonts w:ascii="Arial" w:hAnsi="Arial" w:cs="Arial"/>
+          <w:b/>
+          <w:bCs/>
+          <w:color w:val="EE0000"/>
+        </w:rPr>
+      </w:pPr>
+      <w:r>
+        <w:rPr>
+          <w:rFonts w:ascii="Arial" w:hAnsi="Arial" w:cs="Arial"/>
+          <w:b/>
+          <w:bCs/>
+          <w:color w:val="EE0000"/>
+        </w:rPr>
+        <w:t xml:space="preserve">  'body-parser': '^2.0.1',</w:t>
+      </w:r>
+    </w:p>
+    <w:p>
+      <w:pPr>
+        <w:ind w:left="720"/>
+        <w:jc w:val="both"/>
+        <w:rPr>
+          <w:rFonts w:ascii="Arial" w:hAnsi="Arial" w:cs="Arial"/>
+        </w:rPr>
+      </w:pPr>
+      <w:r>
+        <w:rPr>
+          <w:rFonts w:ascii="Arial" w:hAnsi="Arial" w:cs="Arial"/>
+        </w:rPr>
+        <w:t xml:space="preserve">  'escape-html': '~1.0.3',</w:t>
+      </w:r>
+    </w:p>
+    <w:p>
+      <w:pPr>
+        <w:ind w:left="720"/>
+        <w:jc w:val="both"/>
+        <w:rPr>
+          <w:rFonts w:ascii="Arial" w:hAnsi="Arial" w:cs="Arial"/>
+        </w:rPr>
+      </w:pPr>
+      <w:r>
+        <w:rPr>
+          <w:rFonts w:ascii="Arial" w:hAnsi="Arial" w:cs="Arial"/>
+        </w:rPr>
+        <w:t xml:space="preserve">  'http-errors': '2.0.0',</w:t>
+      </w:r>
+    </w:p>
+    <w:p>
+      <w:pPr>
+        <w:ind w:left="720"/>
+        <w:jc w:val="both"/>
+        <w:rPr>
+          <w:rFonts w:ascii="Arial" w:hAnsi="Arial" w:cs="Arial"/>
+        </w:rPr>
+      </w:pPr>
+      <w:r>
+        <w:rPr>
+          <w:rFonts w:ascii="Arial" w:hAnsi="Arial" w:cs="Arial"/>
+        </w:rPr>
+        <w:t xml:space="preserve">  'on-finished': '2.4.1',</w:t>
+      </w:r>
+    </w:p>
+    <w:p>
+      <w:pPr>
+        <w:ind w:left="720"/>
+        <w:jc w:val="both"/>
+        <w:rPr>
+          <w:rFonts w:ascii="Arial" w:hAnsi="Arial" w:cs="Arial"/>
+        </w:rPr>
+      </w:pPr>
+      <w:r>
+        <w:rPr>
+          <w:rFonts w:ascii="Arial" w:hAnsi="Arial" w:cs="Arial"/>
+        </w:rPr>
+        <w:t xml:space="preserve">  'safe-buffer': '5.2.1',</w:t>
+      </w:r>
+    </w:p>
+    <w:p>
+      <w:pPr>
+        <w:ind w:left="720"/>
+        <w:jc w:val="both"/>
+        <w:rPr>
+          <w:rFonts w:ascii="Arial" w:hAnsi="Arial" w:cs="Arial"/>
+        </w:rPr>
+      </w:pPr>
+      <w:r>
+        <w:rPr>
+          <w:rFonts w:ascii="Arial" w:hAnsi="Arial" w:cs="Arial"/>
+        </w:rPr>
+        <w:lastRenderedPageBreak/>
+        <w:t xml:space="preserve">  'utils-merge': '1.0.1',</w:t>
+      </w:r>
+    </w:p>
+    <w:p>
+      <w:pPr>
+        <w:ind w:left="720"/>
+        <w:jc w:val="both"/>
+        <w:rPr>
+          <w:rFonts w:ascii="Arial" w:hAnsi="Arial" w:cs="Arial"/>
+        </w:rPr>
+      </w:pPr>
+      <w:r>
+        <w:rPr>
+          <w:rFonts w:ascii="Arial" w:hAnsi="Arial" w:cs="Arial"/>
+        </w:rPr>
+        <w:t xml:space="preserve">  'content-type': '~1.0.4',</w:t>
+      </w:r>
+    </w:p>
+    <w:p>
+      <w:pPr>
+        <w:ind w:left="720"/>
+        <w:jc w:val="both"/>
+        <w:rPr>
+          <w:rFonts w:ascii="Arial" w:hAnsi="Arial" w:cs="Arial"/>
+        </w:rPr>
+      </w:pPr>
+      <w:r>
+        <w:rPr>
+          <w:rFonts w:ascii="Arial" w:hAnsi="Arial" w:cs="Arial"/>
+        </w:rPr>
+        <w:t xml:space="preserve">  </w:t>
+      </w:r>
+      <w:proofErr w:type="spellStart"/>
+      <w:r>
+        <w:rPr>
+          <w:rFonts w:ascii="Arial" w:hAnsi="Arial" w:cs="Arial"/>
+        </w:rPr>
+        <w:t>finalhandler</w:t>
+      </w:r>
+      <w:proofErr w:type="spellEnd"/>
+      <w:r>
+        <w:rPr>
+          <w:rFonts w:ascii="Arial" w:hAnsi="Arial" w:cs="Arial"/>
+        </w:rPr>
+        <w:t>: '^2.0.0',</w:t>
+      </w:r>
+    </w:p>
+    <w:p>
+      <w:pPr>
+        <w:ind w:left="720"/>
+        <w:jc w:val="both"/>
+        <w:rPr>
+          <w:rFonts w:ascii="Arial" w:hAnsi="Arial" w:cs="Arial"/>
+        </w:rPr>
+      </w:pPr>
+      <w:r>
+        <w:rPr>
+          <w:rFonts w:ascii="Arial" w:hAnsi="Arial" w:cs="Arial"/>
+        </w:rPr>
+        <w:t xml:space="preserve">  'range-parser': '~1.2.1',</w:t>
+      </w:r>
+    </w:p>
+    <w:p>
+      <w:pPr>
+        <w:ind w:left="720"/>
+        <w:jc w:val="both"/>
+        <w:rPr>
+          <w:rFonts w:ascii="Arial" w:hAnsi="Arial" w:cs="Arial"/>
+        </w:rPr>
+      </w:pPr>
+      <w:r>
+        <w:rPr>
+          <w:rFonts w:ascii="Arial" w:hAnsi="Arial" w:cs="Arial"/>
+        </w:rPr>
+        <w:t xml:space="preserve">  'serve-static': '^2.1.0',</w:t>
+      </w:r>
+    </w:p>
+    <w:p>
+      <w:pPr>
+        <w:ind w:left="720"/>
+        <w:jc w:val="both"/>
+        <w:rPr>
+          <w:rFonts w:ascii="Arial" w:hAnsi="Arial" w:cs="Arial"/>
+        </w:rPr>
+      </w:pPr>
+      <w:r>
+        <w:rPr>
+          <w:rFonts w:ascii="Arial" w:hAnsi="Arial" w:cs="Arial"/>
+        </w:rPr>
+        <w:t xml:space="preserve">  </w:t>
+      </w:r>
+      <w:proofErr w:type="spellStart"/>
+      <w:r>
+        <w:rPr>
+          <w:rFonts w:ascii="Arial" w:hAnsi="Arial" w:cs="Arial"/>
+        </w:rPr>
+        <w:t>setprototypeof</w:t>
+      </w:r>
+      <w:proofErr w:type="spellEnd"/>
+      <w:r>
+        <w:rPr>
+          <w:rFonts w:ascii="Arial" w:hAnsi="Arial" w:cs="Arial"/>
+        </w:rPr>
+        <w:t>: '1.2.0',</w:t>
+      </w:r>
+    </w:p>
+    <w:p>
+      <w:pPr>
+        <w:ind w:left="720"/>
+        <w:jc w:val="both"/>
+        <w:rPr>
+          <w:rFonts w:ascii="Arial" w:hAnsi="Arial" w:cs="Arial"/>
+        </w:rPr>
+      </w:pPr>
+      <w:r>
+        <w:rPr>
+          <w:rFonts w:ascii="Arial" w:hAnsi="Arial" w:cs="Arial"/>
+        </w:rPr>
+        <w:t xml:space="preserve">  'cookie-signature': '^1.2.1',</w:t>
+      </w:r>
+    </w:p>
+    <w:p>
+      <w:pPr>
+        <w:ind w:left="720"/>
+        <w:jc w:val="both"/>
+        <w:rPr>
+          <w:rFonts w:ascii="Arial" w:hAnsi="Arial" w:cs="Arial"/>
+        </w:rPr>
+      </w:pPr>
+      <w:r>
+        <w:rPr>
+          <w:rFonts w:ascii="Arial" w:hAnsi="Arial" w:cs="Arial"/>
+        </w:rPr>
+        <w:t xml:space="preserve">  'merge-descriptors': '^2.0.0',</w:t>
+      </w:r>
+    </w:p>
+    <w:p>
+      <w:pPr>
+        <w:ind w:left="720"/>
+        <w:jc w:val="both"/>
+        <w:rPr>
+          <w:rFonts w:ascii="Arial" w:hAnsi="Arial" w:cs="Arial"/>
+        </w:rPr>
+      </w:pPr>
+      <w:r>
+        <w:rPr>
+          <w:rFonts w:ascii="Arial" w:hAnsi="Arial" w:cs="Arial"/>
+        </w:rPr>
+        <w:t xml:space="preserve">  'content-disposition': '^1.0.0'</w:t>
+      </w:r>
+    </w:p>
+    <w:p>
+      <w:pPr>
+        <w:ind w:left="720"/>
+        <w:jc w:val="both"/>
+        <w:rPr>
+          <w:rFonts w:ascii="Arial" w:hAnsi="Arial" w:cs="Arial"/>
+        </w:rPr>
+      </w:pPr>
+      <w:r>
+        <w:rPr>
+          <w:rFonts w:ascii="Arial" w:hAnsi="Arial" w:cs="Arial"/>
+        </w:rPr>
+        <w:t>}</w:t>
+      </w:r>
+    </w:p>
+    <w:p>
+      <w:pPr>
+        <w:ind w:left="720"/>
+        <w:jc w:val="both"/>
+        <w:rPr>
+          <w:rFonts w:ascii="Arial" w:hAnsi="Arial" w:cs="Arial"/>
+        </w:rPr>
+      </w:pPr>
+    </w:p>
+    <w:p>
+      <w:pPr>
+        <w:ind w:left="720"/>
+        <w:jc w:val="both"/>
+        <w:rPr>
+          <w:rFonts w:ascii="Arial" w:hAnsi="Arial" w:cs="Arial"/>
+        </w:rPr>
+      </w:pPr>
+      <w:r>
+        <w:rPr>
+          <w:rFonts w:ascii="Arial" w:hAnsi="Arial" w:cs="Arial"/>
+        </w:rPr>
+        <w:t xml:space="preserve">Now the </w:t>
+      </w:r>
+      <w:r>
+        <w:rPr>
+          <w:rFonts w:ascii="Arial" w:hAnsi="Arial" w:cs="Arial"/>
+        </w:rPr>
+        <w:t>‘</w:t>
+      </w:r>
+      <w:r>
+        <w:rPr>
+          <w:rFonts w:ascii="Arial" w:hAnsi="Arial" w:cs="Arial"/>
+        </w:rPr>
+        <w:t>body-parser'</w:t>
+      </w:r>
+      <w:r>
+        <w:rPr>
+          <w:rFonts w:ascii="Arial" w:hAnsi="Arial" w:cs="Arial"/>
+        </w:rPr>
+        <w:t xml:space="preserve"> version is</w:t>
+      </w:r>
+      <w:r>
+        <w:rPr>
+          <w:rFonts w:ascii="Arial" w:hAnsi="Arial" w:cs="Arial"/>
+        </w:rPr>
+        <w:t xml:space="preserve"> '^2.0.1'</w:t>
+      </w:r>
+      <w:r>
+        <w:rPr>
+          <w:rFonts w:ascii="Arial" w:hAnsi="Arial" w:cs="Arial"/>
+        </w:rPr>
+        <w:t xml:space="preserve"> for the express version 5.0.0, if you have a body-parser</w:t>
+      </w:r>
+      <w:r>
+        <w:rPr>
+          <w:rFonts w:ascii="Arial" w:hAnsi="Arial" w:cs="Arial"/>
+        </w:rPr>
+        <w:t xml:space="preserve"> package</w:t>
+      </w:r>
+      <w:r>
+        <w:rPr>
+          <w:rFonts w:ascii="Arial" w:hAnsi="Arial" w:cs="Arial"/>
+        </w:rPr>
+        <w:t xml:space="preserve"> listed in the </w:t>
+      </w:r>
+      <w:proofErr w:type="spellStart"/>
+      <w:r>
+        <w:rPr>
+          <w:rFonts w:ascii="Arial" w:hAnsi="Arial" w:cs="Arial"/>
+        </w:rPr>
+        <w:t>package.json</w:t>
+      </w:r>
+      <w:proofErr w:type="spellEnd"/>
+      <w:r>
+        <w:rPr>
+          <w:rFonts w:ascii="Arial" w:hAnsi="Arial" w:cs="Arial"/>
+        </w:rPr>
+        <w:t xml:space="preserve">. You should </w:t>
+      </w:r>
+      <w:r>
+        <w:rPr>
+          <w:rFonts w:ascii="Arial" w:hAnsi="Arial" w:cs="Arial"/>
+        </w:rPr>
+        <w:t xml:space="preserve">also </w:t>
+      </w:r>
+      <w:r>
+        <w:rPr>
+          <w:rFonts w:ascii="Arial" w:hAnsi="Arial" w:cs="Arial"/>
+        </w:rPr>
+        <w:t xml:space="preserve">consider for the express package you installed. </w:t>
+      </w:r>
+    </w:p>
+    <w:p>
+      <w:pPr>
+        <w:jc w:val="both"/>
+        <w:rPr>
+          <w:rFonts w:ascii="Arial" w:hAnsi="Arial" w:cs="Arial"/>
+        </w:rPr>
+      </w:pPr>
     </w:p>
     <w:p>
       <w:pPr>
@@ -399,7 +1974,6 @@
         <w:t xml:space="preserve"> in the </w:t>
       </w:r>
       <w:proofErr w:type="spellStart"/>
-      <w:proofErr w:type="gramStart"/>
       <w:r>
         <w:rPr>
           <w:rFonts w:ascii="Arial" w:hAnsi="Arial" w:cs="Arial"/>
@@ -407,14 +1981,13 @@
         <w:t>build.graddle</w:t>
       </w:r>
       <w:proofErr w:type="spellEnd"/>
-      <w:proofErr w:type="gramEnd"/>
       <w:r>
         <w:rPr>
           <w:rFonts w:ascii="Arial" w:hAnsi="Arial" w:cs="Arial"/>
         </w:rPr>
         <w:t xml:space="preserve">. Please check the Maven Repository website </w:t>
       </w:r>
-      <w:hyperlink r:id="rId5" w:history="1">
+      <w:hyperlink r:id="rId6" w:history="1">
         <w:r>
           <w:rPr>
             <w:rStyle w:val="Hyperlink"/>
@@ -481,7 +2054,7 @@
         </w:rPr>
         <w:t xml:space="preserve"> </w:t>
       </w:r>
-      <w:hyperlink r:id="rId6" w:history="1">
+      <w:hyperlink r:id="rId7" w:history="1">
         <w:r>
           <w:rPr>
             <w:rStyle w:val="Hyperlink"/>
@@ -511,7 +2084,6 @@
         <w:t xml:space="preserve"> and must be included in the </w:t>
       </w:r>
       <w:proofErr w:type="spellStart"/>
-      <w:proofErr w:type="gramStart"/>
       <w:r>
         <w:rPr>
           <w:rFonts w:ascii="Arial" w:hAnsi="Arial" w:cs="Arial"/>
@@ -519,7 +2091,6 @@
         <w:t>build.graddle</w:t>
       </w:r>
       <w:proofErr w:type="spellEnd"/>
-      <w:proofErr w:type="gramEnd"/>
       <w:r>
         <w:rPr>
           <w:rFonts w:ascii="Arial" w:hAnsi="Arial" w:cs="Arial"/>
@@ -705,7 +2276,7 @@
 </file>
 
 <file path=word/numbering.xml><?xml version="1.0" encoding="utf-8"?>
-<w:numbering xmlns:wpc="http://schemas.microsoft.com/office/word/2010/wordprocessingCanvas" xmlns:cx="http://schemas.microsoft.com/office/drawing/2014/chartex" xmlns:cx1="http://schemas.microsoft.com/office/drawing/2015/9/8/chartex" xmlns:cx2="http://schemas.microsoft.com/office/drawing/2015/10/21/chartex" xmlns:cx3="http://schemas.microsoft.com/office/drawing/2016/5/9/chartex" xmlns:cx4="http://schemas.microsoft.com/office/drawing/2016/5/10/chartex" xmlns:cx5="http://schemas.microsoft.com/office/drawing/2016/5/11/chartex" xmlns:cx6="http://schemas.microsoft.com/office/drawing/2016/5/12/chartex" xmlns:cx7="http://schemas.microsoft.com/office/drawing/2016/5/13/chartex" xmlns:cx8="http://schemas.microsoft.com/office/drawing/2016/5/14/chartex" xmlns:mc="http://schemas.openxmlformats.org/markup-compatibility/2006" xmlns:aink="http://schemas.microsoft.com/office/drawing/2016/ink" xmlns:am3d="http://schemas.microsoft.com/office/drawing/2017/model3d" xmlns:o="urn:schemas-microsoft-com:office:office" xmlns:oel="http://schemas.microsoft.com/office/2019/extlst" xmlns:r="http://schemas.openxmlformats.org/officeDocument/2006/relationships" xmlns:m="http://schemas.openxmlformats.org/officeDocument/2006/math" xmlns:v="urn:schemas-microsoft-com:vml" xmlns:wp14="http://schemas.microsoft.com/office/word/2010/wordprocessingDrawing" xmlns:wp="http://schemas.openxmlformats.org/drawingml/2006/wordprocessingDrawing" xmlns:w10="urn:schemas-microsoft-com:office:word" xmlns:w="http://schemas.openxmlformats.org/wordprocessingml/2006/main" xmlns:w14="http://schemas.microsoft.com/office/word/2010/wordml" xmlns:w15="http://schemas.microsoft.com/office/word/2012/wordml" xmlns:w16cex="http://schemas.microsoft.com/office/word/2018/wordml/cex" xmlns:w16cid="http://schemas.microsoft.com/office/word/2016/wordml/cid" xmlns:w16="http://schemas.microsoft.com/office/word/2018/wordml" xmlns:w16du="http://schemas.microsoft.com/office/word/2023/wordml/word16du" xmlns:w16sdtdh="http://schemas.microsoft.com/office/word/2020/wordml/sdtdatahash" xmlns:w16sdtfl="http://schemas.microsoft.com/office/word/2024/wordml/sdtformatlock" xmlns:w16se="http://schemas.microsoft.com/office/word/2015/wordml/symex" xmlns:wpg="http://schemas.microsoft.com/office/word/2010/wordprocessingGroup" xmlns:wpi="http://schemas.microsoft.com/office/word/2010/wordprocessingInk" xmlns:wne="http://schemas.microsoft.com/office/word/2006/wordml" xmlns:wps="http://schemas.microsoft.com/office/word/2010/wordprocessingShape" mc:Ignorable="w14 w15 w16se w16cid w16 w16cex w16sdtdh w16sdtfl w16du wp14">
+<w:numbering xmlns:wpc="http://schemas.microsoft.com/office/word/2010/wordprocessingCanvas" xmlns:cx="http://schemas.microsoft.com/office/drawing/2014/chartex" xmlns:cx1="http://schemas.microsoft.com/office/drawing/2015/9/8/chartex" xmlns:cx2="http://schemas.microsoft.com/office/drawing/2015/10/21/chartex" xmlns:cx3="http://schemas.microsoft.com/office/drawing/2016/5/9/chartex" xmlns:cx4="http://schemas.microsoft.com/office/drawing/2016/5/10/chartex" xmlns:cx5="http://schemas.microsoft.com/office/drawing/2016/5/11/chartex" xmlns:cx6="http://schemas.microsoft.com/office/drawing/2016/5/12/chartex" xmlns:cx7="http://schemas.microsoft.com/office/drawing/2016/5/13/chartex" xmlns:cx8="http://schemas.microsoft.com/office/drawing/2016/5/14/chartex" xmlns:mc="http://schemas.openxmlformats.org/markup-compatibility/2006" xmlns:m="http://schemas.openxmlformats.org/officeDocument/2006/math" xmlns:aink="http://schemas.microsoft.com/office/drawing/2016/ink" xmlns:am3d="http://schemas.microsoft.com/office/drawing/2017/model3d" xmlns:oel="http://schemas.microsoft.com/office/2019/extlst" xmlns:r="http://schemas.openxmlformats.org/officeDocument/2006/relationships" xmlns:wp14="http://schemas.microsoft.com/office/word/2010/wordprocessingDrawing" xmlns:wp="http://schemas.openxmlformats.org/drawingml/2006/wordprocessingDrawing" xmlns:wpg="http://schemas.microsoft.com/office/word/2010/wordprocessingGroup" xmlns:wpi="http://schemas.microsoft.com/office/word/2010/wordprocessingInk" xmlns:wps="http://schemas.microsoft.com/office/word/2010/wordprocessingShape" xmlns:o="urn:schemas-microsoft-com:office:office" xmlns:v="urn:schemas-microsoft-com:vml" xmlns:w10="urn:schemas-microsoft-com:office:word" xmlns:w="http://schemas.openxmlformats.org/wordprocessingml/2006/main" xmlns:w14="http://schemas.microsoft.com/office/word/2010/wordml" xmlns:w15="http://schemas.microsoft.com/office/word/2012/wordml" xmlns:w16cei="http://schemas.microsoft.com/office/word/2026/wordml/cei" xmlns:w16cex="http://schemas.microsoft.com/office/word/2018/wordml/cex" xmlns:w16cid="http://schemas.microsoft.com/office/word/2016/wordml/cid" xmlns:w16="http://schemas.microsoft.com/office/word/2018/wordml" xmlns:w16sdtdh="http://schemas.microsoft.com/office/word/2020/wordml/sdtdatahash" xmlns:w16sdtfl="http://schemas.microsoft.com/office/word/2024/wordml/sdtformatlock" xmlns:w16se="http://schemas.microsoft.com/office/word/2015/wordml/symex" xmlns:w16du="http://schemas.microsoft.com/office/word/2023/wordml/word16du" xmlns:wne="http://schemas.microsoft.com/office/word/2006/wordml" mc:Ignorable="w14 w15 w16se w16cid w16 w16cex w16sdtdh w16sdtfl w16du wp14">
   <w:abstractNum w:abstractNumId="0" w15:restartNumberingAfterBreak="0">
     <w:nsid w:val="37A56360"/>
     <w:multiLevelType w:val="hybridMultilevel"/>
@@ -792,14 +2363,129 @@
       </w:pPr>
     </w:lvl>
   </w:abstractNum>
+  <w:abstractNum w:abstractNumId="1" w15:restartNumberingAfterBreak="0">
+    <w:nsid w:val="3942511D"/>
+    <w:multiLevelType w:val="hybridMultilevel"/>
+    <w:tmpl w:val="A106FEBC"/>
+    <w:lvl w:ilvl="0" w:tplc="30162D64">
+      <w:numFmt w:val="bullet"/>
+      <w:lvlText w:val="-"/>
+      <w:lvlJc w:val="left"/>
+      <w:pPr>
+        <w:ind w:left="1080" w:hanging="360"/>
+      </w:pPr>
+      <w:rPr>
+        <w:rFonts w:ascii="Arial" w:eastAsiaTheme="minorEastAsia" w:hAnsi="Arial" w:cs="Arial" w:hint="default"/>
+      </w:rPr>
+    </w:lvl>
+    <w:lvl w:ilvl="1" w:tplc="08090003" w:tentative="1">
+      <w:start w:val="1"/>
+      <w:numFmt w:val="bullet"/>
+      <w:lvlText w:val="o"/>
+      <w:lvlJc w:val="left"/>
+      <w:pPr>
+        <w:ind w:left="1800" w:hanging="360"/>
+      </w:pPr>
+      <w:rPr>
+        <w:rFonts w:ascii="Courier New" w:hAnsi="Courier New" w:hint="default"/>
+      </w:rPr>
+    </w:lvl>
+    <w:lvl w:ilvl="2" w:tplc="08090005" w:tentative="1">
+      <w:start w:val="1"/>
+      <w:numFmt w:val="bullet"/>
+      <w:lvlText w:val=""/>
+      <w:lvlJc w:val="left"/>
+      <w:pPr>
+        <w:ind w:left="2520" w:hanging="360"/>
+      </w:pPr>
+      <w:rPr>
+        <w:rFonts w:ascii="Wingdings" w:hAnsi="Wingdings" w:hint="default"/>
+      </w:rPr>
+    </w:lvl>
+    <w:lvl w:ilvl="3" w:tplc="08090001" w:tentative="1">
+      <w:start w:val="1"/>
+      <w:numFmt w:val="bullet"/>
+      <w:lvlText w:val=""/>
+      <w:lvlJc w:val="left"/>
+      <w:pPr>
+        <w:ind w:left="3240" w:hanging="360"/>
+      </w:pPr>
+      <w:rPr>
+        <w:rFonts w:ascii="Symbol" w:hAnsi="Symbol" w:hint="default"/>
+      </w:rPr>
+    </w:lvl>
+    <w:lvl w:ilvl="4" w:tplc="08090003" w:tentative="1">
+      <w:start w:val="1"/>
+      <w:numFmt w:val="bullet"/>
+      <w:lvlText w:val="o"/>
+      <w:lvlJc w:val="left"/>
+      <w:pPr>
+        <w:ind w:left="3960" w:hanging="360"/>
+      </w:pPr>
+      <w:rPr>
+        <w:rFonts w:ascii="Courier New" w:hAnsi="Courier New" w:hint="default"/>
+      </w:rPr>
+    </w:lvl>
+    <w:lvl w:ilvl="5" w:tplc="08090005" w:tentative="1">
+      <w:start w:val="1"/>
+      <w:numFmt w:val="bullet"/>
+      <w:lvlText w:val=""/>
+      <w:lvlJc w:val="left"/>
+      <w:pPr>
+        <w:ind w:left="4680" w:hanging="360"/>
+      </w:pPr>
+      <w:rPr>
+        <w:rFonts w:ascii="Wingdings" w:hAnsi="Wingdings" w:hint="default"/>
+      </w:rPr>
+    </w:lvl>
+    <w:lvl w:ilvl="6" w:tplc="08090001" w:tentative="1">
+      <w:start w:val="1"/>
+      <w:numFmt w:val="bullet"/>
+      <w:lvlText w:val=""/>
+      <w:lvlJc w:val="left"/>
+      <w:pPr>
+        <w:ind w:left="5400" w:hanging="360"/>
+      </w:pPr>
+      <w:rPr>
+        <w:rFonts w:ascii="Symbol" w:hAnsi="Symbol" w:hint="default"/>
+      </w:rPr>
+    </w:lvl>
+    <w:lvl w:ilvl="7" w:tplc="08090003" w:tentative="1">
+      <w:start w:val="1"/>
+      <w:numFmt w:val="bullet"/>
+      <w:lvlText w:val="o"/>
+      <w:lvlJc w:val="left"/>
+      <w:pPr>
+        <w:ind w:left="6120" w:hanging="360"/>
+      </w:pPr>
+      <w:rPr>
+        <w:rFonts w:ascii="Courier New" w:hAnsi="Courier New" w:hint="default"/>
+      </w:rPr>
+    </w:lvl>
+    <w:lvl w:ilvl="8" w:tplc="08090005" w:tentative="1">
+      <w:start w:val="1"/>
+      <w:numFmt w:val="bullet"/>
+      <w:lvlText w:val=""/>
+      <w:lvlJc w:val="left"/>
+      <w:pPr>
+        <w:ind w:left="6840" w:hanging="360"/>
+      </w:pPr>
+      <w:rPr>
+        <w:rFonts w:ascii="Wingdings" w:hAnsi="Wingdings" w:hint="default"/>
+      </w:rPr>
+    </w:lvl>
+  </w:abstractNum>
   <w:num w:numId="1" w16cid:durableId="1232886731">
     <w:abstractNumId w:val="0"/>
+  </w:num>
+  <w:num w:numId="2" w16cid:durableId="1007637413">
+    <w:abstractNumId w:val="1"/>
   </w:num>
 </w:numbering>
 </file>
 
 <file path=word/styles.xml><?xml version="1.0" encoding="utf-8"?>
-<w:styles xmlns:mc="http://schemas.openxmlformats.org/markup-compatibility/2006" xmlns:r="http://schemas.openxmlformats.org/officeDocument/2006/relationships" xmlns:w="http://schemas.openxmlformats.org/wordprocessingml/2006/main" xmlns:w14="http://schemas.microsoft.com/office/word/2010/wordml" xmlns:w15="http://schemas.microsoft.com/office/word/2012/wordml" xmlns:w16cex="http://schemas.microsoft.com/office/word/2018/wordml/cex" xmlns:w16cid="http://schemas.microsoft.com/office/word/2016/wordml/cid" xmlns:w16="http://schemas.microsoft.com/office/word/2018/wordml" xmlns:w16du="http://schemas.microsoft.com/office/word/2023/wordml/word16du" xmlns:w16sdtdh="http://schemas.microsoft.com/office/word/2020/wordml/sdtdatahash" xmlns:w16sdtfl="http://schemas.microsoft.com/office/word/2024/wordml/sdtformatlock" xmlns:w16se="http://schemas.microsoft.com/office/word/2015/wordml/symex" mc:Ignorable="w14 w15 w16se w16cid w16 w16cex w16sdtdh w16sdtfl w16du">
+<w:styles xmlns:mc="http://schemas.openxmlformats.org/markup-compatibility/2006" xmlns:r="http://schemas.openxmlformats.org/officeDocument/2006/relationships" xmlns:w="http://schemas.openxmlformats.org/wordprocessingml/2006/main" xmlns:w14="http://schemas.microsoft.com/office/word/2010/wordml" xmlns:w15="http://schemas.microsoft.com/office/word/2012/wordml" xmlns:w16cex="http://schemas.microsoft.com/office/word/2018/wordml/cex" xmlns:w16cid="http://schemas.microsoft.com/office/word/2016/wordml/cid" xmlns:w16="http://schemas.microsoft.com/office/word/2018/wordml" xmlns:w16sdtdh="http://schemas.microsoft.com/office/word/2020/wordml/sdtdatahash" xmlns:w16sdtfl="http://schemas.microsoft.com/office/word/2024/wordml/sdtformatlock" xmlns:w16se="http://schemas.microsoft.com/office/word/2015/wordml/symex" xmlns:w16du="http://schemas.microsoft.com/office/word/2023/wordml/word16du" mc:Ignorable="w14 w15 w16se w16cid w16 w16cex w16sdtdh w16sdtfl w16du">
   <w:docDefaults>
     <w:rPrDefault>
       <w:rPr>

--- a/How to build A NodeJS APP.docx
+++ b/How to build A NodeJS APP.docx
@@ -232,6 +232,7 @@
         <w:t xml:space="preserve">the packages. If you upgraded the packages in the </w:t>
       </w:r>
       <w:proofErr w:type="spellStart"/>
+      <w:proofErr w:type="gramStart"/>
       <w:r>
         <w:rPr>
           <w:rFonts w:ascii="Arial" w:hAnsi="Arial" w:cs="Arial"/>
@@ -239,6 +240,7 @@
         <w:t>package.json</w:t>
       </w:r>
       <w:proofErr w:type="spellEnd"/>
+      <w:proofErr w:type="gramEnd"/>
       <w:r>
         <w:rPr>
           <w:rFonts w:ascii="Arial" w:hAnsi="Arial" w:cs="Arial"/>
@@ -264,6 +266,7 @@
         <w:t>There is a command you can use to check the package dependencies. “</w:t>
       </w:r>
       <w:proofErr w:type="spellStart"/>
+      <w:proofErr w:type="gramStart"/>
       <w:r>
         <w:rPr>
           <w:rFonts w:ascii="Arial" w:hAnsi="Arial" w:cs="Arial"/>
@@ -273,6 +276,7 @@
         <w:t>npm</w:t>
       </w:r>
       <w:proofErr w:type="spellEnd"/>
+      <w:proofErr w:type="gramEnd"/>
       <w:r>
         <w:rPr>
           <w:rFonts w:ascii="Arial" w:hAnsi="Arial" w:cs="Arial"/>
@@ -347,7 +351,19 @@
         <w:rPr>
           <w:rFonts w:ascii="Arial" w:hAnsi="Arial" w:cs="Arial"/>
         </w:rPr>
-        <w:t xml:space="preserve"> you should make sure the dependencies you included </w:t>
+        <w:t xml:space="preserve"> you should make sure the </w:t>
+      </w:r>
+      <w:r>
+        <w:rPr>
+          <w:rFonts w:ascii="Arial" w:hAnsi="Arial" w:cs="Arial"/>
+        </w:rPr>
+        <w:t>packages</w:t>
+      </w:r>
+      <w:r>
+        <w:rPr>
+          <w:rFonts w:ascii="Arial" w:hAnsi="Arial" w:cs="Arial"/>
+        </w:rPr>
+        <w:t xml:space="preserve"> you included </w:t>
       </w:r>
       <w:r>
         <w:rPr>
@@ -414,7 +430,21 @@
         <w:rPr>
           <w:rFonts w:ascii="Arial" w:hAnsi="Arial" w:cs="Arial"/>
         </w:rPr>
-        <w:t xml:space="preserve">For example you install the </w:t>
+        <w:t xml:space="preserve">For </w:t>
+      </w:r>
+      <w:proofErr w:type="gramStart"/>
+      <w:r>
+        <w:rPr>
+          <w:rFonts w:ascii="Arial" w:hAnsi="Arial" w:cs="Arial"/>
+        </w:rPr>
+        <w:t>example</w:t>
+      </w:r>
+      <w:proofErr w:type="gramEnd"/>
+      <w:r>
+        <w:rPr>
+          <w:rFonts w:ascii="Arial" w:hAnsi="Arial" w:cs="Arial"/>
+        </w:rPr>
+        <w:t xml:space="preserve"> you install the </w:t>
       </w:r>
       <w:r>
         <w:rPr>
@@ -724,7 +754,23 @@
           <w:rFonts w:ascii="Arial" w:hAnsi="Arial" w:cs="Arial"/>
           <w:szCs w:val="24"/>
         </w:rPr>
-        <w:t xml:space="preserve">  'type-is': '^2.1.0',</w:t>
+        <w:t xml:space="preserve">  '</w:t>
+      </w:r>
+      <w:proofErr w:type="gramStart"/>
+      <w:r>
+        <w:rPr>
+          <w:rFonts w:ascii="Arial" w:hAnsi="Arial" w:cs="Arial"/>
+          <w:szCs w:val="24"/>
+        </w:rPr>
+        <w:t>type</w:t>
+      </w:r>
+      <w:proofErr w:type="gramEnd"/>
+      <w:r>
+        <w:rPr>
+          <w:rFonts w:ascii="Arial" w:hAnsi="Arial" w:cs="Arial"/>
+          <w:szCs w:val="24"/>
+        </w:rPr>
+        <w:t>-is': '^2.1.0',</w:t>
       </w:r>
     </w:p>
     <w:p>
@@ -820,23 +866,55 @@
           <w:rFonts w:ascii="Arial" w:hAnsi="Arial" w:cs="Arial"/>
           <w:szCs w:val="24"/>
         </w:rPr>
-        <w:t xml:space="preserve">  'mime-types': '^3.0.0',</w:t>
-      </w:r>
-    </w:p>
-    <w:p>
-      <w:pPr>
-        <w:ind w:left="720"/>
-        <w:rPr>
-          <w:rFonts w:ascii="Arial" w:hAnsi="Arial" w:cs="Arial"/>
-          <w:szCs w:val="24"/>
-        </w:rPr>
-      </w:pPr>
-      <w:r>
-        <w:rPr>
-          <w:rFonts w:ascii="Arial" w:hAnsi="Arial" w:cs="Arial"/>
-          <w:szCs w:val="24"/>
-        </w:rPr>
-        <w:t xml:space="preserve">  'proxy-</w:t>
+        <w:t xml:space="preserve">  '</w:t>
+      </w:r>
+      <w:proofErr w:type="gramStart"/>
+      <w:r>
+        <w:rPr>
+          <w:rFonts w:ascii="Arial" w:hAnsi="Arial" w:cs="Arial"/>
+          <w:szCs w:val="24"/>
+        </w:rPr>
+        <w:t>mime</w:t>
+      </w:r>
+      <w:proofErr w:type="gramEnd"/>
+      <w:r>
+        <w:rPr>
+          <w:rFonts w:ascii="Arial" w:hAnsi="Arial" w:cs="Arial"/>
+          <w:szCs w:val="24"/>
+        </w:rPr>
+        <w:t>-types': '^3.0.0',</w:t>
+      </w:r>
+    </w:p>
+    <w:p>
+      <w:pPr>
+        <w:ind w:left="720"/>
+        <w:rPr>
+          <w:rFonts w:ascii="Arial" w:hAnsi="Arial" w:cs="Arial"/>
+          <w:szCs w:val="24"/>
+        </w:rPr>
+      </w:pPr>
+      <w:r>
+        <w:rPr>
+          <w:rFonts w:ascii="Arial" w:hAnsi="Arial" w:cs="Arial"/>
+          <w:szCs w:val="24"/>
+        </w:rPr>
+        <w:t xml:space="preserve">  '</w:t>
+      </w:r>
+      <w:proofErr w:type="gramStart"/>
+      <w:r>
+        <w:rPr>
+          <w:rFonts w:ascii="Arial" w:hAnsi="Arial" w:cs="Arial"/>
+          <w:szCs w:val="24"/>
+        </w:rPr>
+        <w:t>proxy</w:t>
+      </w:r>
+      <w:proofErr w:type="gramEnd"/>
+      <w:r>
+        <w:rPr>
+          <w:rFonts w:ascii="Arial" w:hAnsi="Arial" w:cs="Arial"/>
+          <w:szCs w:val="24"/>
+        </w:rPr>
+        <w:t>-</w:t>
       </w:r>
       <w:proofErr w:type="spellStart"/>
       <w:r>
@@ -874,71 +952,157 @@
           <w:color w:val="EE0000"/>
           <w:szCs w:val="24"/>
         </w:rPr>
-        <w:t xml:space="preserve">  'body-parser': '^2.3.0',</w:t>
-      </w:r>
-    </w:p>
-    <w:p>
-      <w:pPr>
-        <w:ind w:left="720"/>
-        <w:rPr>
-          <w:rFonts w:ascii="Arial" w:hAnsi="Arial" w:cs="Arial"/>
-          <w:szCs w:val="24"/>
-        </w:rPr>
-      </w:pPr>
-      <w:r>
-        <w:rPr>
-          <w:rFonts w:ascii="Arial" w:hAnsi="Arial" w:cs="Arial"/>
-          <w:szCs w:val="24"/>
-        </w:rPr>
-        <w:t xml:space="preserve">  'escape-html': '^1.0.3',</w:t>
-      </w:r>
-    </w:p>
-    <w:p>
-      <w:pPr>
-        <w:ind w:left="720"/>
-        <w:rPr>
-          <w:rFonts w:ascii="Arial" w:hAnsi="Arial" w:cs="Arial"/>
-          <w:szCs w:val="24"/>
-        </w:rPr>
-      </w:pPr>
-      <w:r>
-        <w:rPr>
-          <w:rFonts w:ascii="Arial" w:hAnsi="Arial" w:cs="Arial"/>
-          <w:szCs w:val="24"/>
-        </w:rPr>
-        <w:t xml:space="preserve">  'http-errors': '^2.0.0',</w:t>
-      </w:r>
-    </w:p>
-    <w:p>
-      <w:pPr>
-        <w:ind w:left="720"/>
-        <w:rPr>
-          <w:rFonts w:ascii="Arial" w:hAnsi="Arial" w:cs="Arial"/>
-          <w:szCs w:val="24"/>
-        </w:rPr>
-      </w:pPr>
-      <w:r>
-        <w:rPr>
-          <w:rFonts w:ascii="Arial" w:hAnsi="Arial" w:cs="Arial"/>
-          <w:szCs w:val="24"/>
-        </w:rPr>
-        <w:t xml:space="preserve">  'on-finished': '^2.4.1',</w:t>
-      </w:r>
-    </w:p>
-    <w:p>
-      <w:pPr>
-        <w:ind w:left="720"/>
-        <w:rPr>
-          <w:rFonts w:ascii="Arial" w:hAnsi="Arial" w:cs="Arial"/>
-          <w:szCs w:val="24"/>
-        </w:rPr>
-      </w:pPr>
-      <w:r>
-        <w:rPr>
-          <w:rFonts w:ascii="Arial" w:hAnsi="Arial" w:cs="Arial"/>
-          <w:szCs w:val="24"/>
-        </w:rPr>
-        <w:t xml:space="preserve">  'content-type': '^2.0.0',</w:t>
+        <w:t xml:space="preserve">  '</w:t>
+      </w:r>
+      <w:proofErr w:type="gramStart"/>
+      <w:r>
+        <w:rPr>
+          <w:rFonts w:ascii="Arial" w:hAnsi="Arial" w:cs="Arial"/>
+          <w:b/>
+          <w:bCs/>
+          <w:color w:val="EE0000"/>
+          <w:szCs w:val="24"/>
+        </w:rPr>
+        <w:t>body</w:t>
+      </w:r>
+      <w:proofErr w:type="gramEnd"/>
+      <w:r>
+        <w:rPr>
+          <w:rFonts w:ascii="Arial" w:hAnsi="Arial" w:cs="Arial"/>
+          <w:b/>
+          <w:bCs/>
+          <w:color w:val="EE0000"/>
+          <w:szCs w:val="24"/>
+        </w:rPr>
+        <w:t>-parser': '^2.3.0',</w:t>
+      </w:r>
+    </w:p>
+    <w:p>
+      <w:pPr>
+        <w:ind w:left="720"/>
+        <w:rPr>
+          <w:rFonts w:ascii="Arial" w:hAnsi="Arial" w:cs="Arial"/>
+          <w:szCs w:val="24"/>
+        </w:rPr>
+      </w:pPr>
+      <w:r>
+        <w:rPr>
+          <w:rFonts w:ascii="Arial" w:hAnsi="Arial" w:cs="Arial"/>
+          <w:szCs w:val="24"/>
+        </w:rPr>
+        <w:t xml:space="preserve">  '</w:t>
+      </w:r>
+      <w:proofErr w:type="gramStart"/>
+      <w:r>
+        <w:rPr>
+          <w:rFonts w:ascii="Arial" w:hAnsi="Arial" w:cs="Arial"/>
+          <w:szCs w:val="24"/>
+        </w:rPr>
+        <w:t>escape</w:t>
+      </w:r>
+      <w:proofErr w:type="gramEnd"/>
+      <w:r>
+        <w:rPr>
+          <w:rFonts w:ascii="Arial" w:hAnsi="Arial" w:cs="Arial"/>
+          <w:szCs w:val="24"/>
+        </w:rPr>
+        <w:t>-html': '^1.0.3',</w:t>
+      </w:r>
+    </w:p>
+    <w:p>
+      <w:pPr>
+        <w:ind w:left="720"/>
+        <w:rPr>
+          <w:rFonts w:ascii="Arial" w:hAnsi="Arial" w:cs="Arial"/>
+          <w:szCs w:val="24"/>
+        </w:rPr>
+      </w:pPr>
+      <w:r>
+        <w:rPr>
+          <w:rFonts w:ascii="Arial" w:hAnsi="Arial" w:cs="Arial"/>
+          <w:szCs w:val="24"/>
+        </w:rPr>
+        <w:t xml:space="preserve">  '</w:t>
+      </w:r>
+      <w:proofErr w:type="gramStart"/>
+      <w:r>
+        <w:rPr>
+          <w:rFonts w:ascii="Arial" w:hAnsi="Arial" w:cs="Arial"/>
+          <w:szCs w:val="24"/>
+        </w:rPr>
+        <w:t>http</w:t>
+      </w:r>
+      <w:proofErr w:type="gramEnd"/>
+      <w:r>
+        <w:rPr>
+          <w:rFonts w:ascii="Arial" w:hAnsi="Arial" w:cs="Arial"/>
+          <w:szCs w:val="24"/>
+        </w:rPr>
+        <w:t>-errors': '^2.0.0',</w:t>
+      </w:r>
+    </w:p>
+    <w:p>
+      <w:pPr>
+        <w:ind w:left="720"/>
+        <w:rPr>
+          <w:rFonts w:ascii="Arial" w:hAnsi="Arial" w:cs="Arial"/>
+          <w:szCs w:val="24"/>
+        </w:rPr>
+      </w:pPr>
+      <w:r>
+        <w:rPr>
+          <w:rFonts w:ascii="Arial" w:hAnsi="Arial" w:cs="Arial"/>
+          <w:szCs w:val="24"/>
+        </w:rPr>
+        <w:t xml:space="preserve">  '</w:t>
+      </w:r>
+      <w:proofErr w:type="gramStart"/>
+      <w:r>
+        <w:rPr>
+          <w:rFonts w:ascii="Arial" w:hAnsi="Arial" w:cs="Arial"/>
+          <w:szCs w:val="24"/>
+        </w:rPr>
+        <w:t>on</w:t>
+      </w:r>
+      <w:proofErr w:type="gramEnd"/>
+      <w:r>
+        <w:rPr>
+          <w:rFonts w:ascii="Arial" w:hAnsi="Arial" w:cs="Arial"/>
+          <w:szCs w:val="24"/>
+        </w:rPr>
+        <w:t>-finished': '^2.4.1',</w:t>
+      </w:r>
+    </w:p>
+    <w:p>
+      <w:pPr>
+        <w:ind w:left="720"/>
+        <w:rPr>
+          <w:rFonts w:ascii="Arial" w:hAnsi="Arial" w:cs="Arial"/>
+          <w:szCs w:val="24"/>
+        </w:rPr>
+      </w:pPr>
+      <w:r>
+        <w:rPr>
+          <w:rFonts w:ascii="Arial" w:hAnsi="Arial" w:cs="Arial"/>
+          <w:szCs w:val="24"/>
+        </w:rPr>
+        <w:t xml:space="preserve">  '</w:t>
+      </w:r>
+      <w:proofErr w:type="gramStart"/>
+      <w:r>
+        <w:rPr>
+          <w:rFonts w:ascii="Arial" w:hAnsi="Arial" w:cs="Arial"/>
+          <w:szCs w:val="24"/>
+        </w:rPr>
+        <w:t>content</w:t>
+      </w:r>
+      <w:proofErr w:type="gramEnd"/>
+      <w:r>
+        <w:rPr>
+          <w:rFonts w:ascii="Arial" w:hAnsi="Arial" w:cs="Arial"/>
+          <w:szCs w:val="24"/>
+        </w:rPr>
+        <w:t>-type': '^2.0.0',</w:t>
       </w:r>
     </w:p>
     <w:p>
@@ -986,71 +1150,151 @@
           <w:rFonts w:ascii="Arial" w:hAnsi="Arial" w:cs="Arial"/>
           <w:szCs w:val="24"/>
         </w:rPr>
-        <w:t xml:space="preserve">  'range-parser': '^1.2.1',</w:t>
-      </w:r>
-    </w:p>
-    <w:p>
-      <w:pPr>
-        <w:ind w:left="720"/>
-        <w:rPr>
-          <w:rFonts w:ascii="Arial" w:hAnsi="Arial" w:cs="Arial"/>
-          <w:szCs w:val="24"/>
-        </w:rPr>
-      </w:pPr>
-      <w:r>
-        <w:rPr>
-          <w:rFonts w:ascii="Arial" w:hAnsi="Arial" w:cs="Arial"/>
-          <w:szCs w:val="24"/>
-        </w:rPr>
-        <w:t xml:space="preserve">  'serve-static': '^2.2.0',</w:t>
-      </w:r>
-    </w:p>
-    <w:p>
-      <w:pPr>
-        <w:ind w:left="720"/>
-        <w:rPr>
-          <w:rFonts w:ascii="Arial" w:hAnsi="Arial" w:cs="Arial"/>
-          <w:szCs w:val="24"/>
-        </w:rPr>
-      </w:pPr>
-      <w:r>
-        <w:rPr>
-          <w:rFonts w:ascii="Arial" w:hAnsi="Arial" w:cs="Arial"/>
-          <w:szCs w:val="24"/>
-        </w:rPr>
-        <w:t xml:space="preserve">  'cookie-signature': '^1.2.1',</w:t>
-      </w:r>
-    </w:p>
-    <w:p>
-      <w:pPr>
-        <w:ind w:left="720"/>
-        <w:rPr>
-          <w:rFonts w:ascii="Arial" w:hAnsi="Arial" w:cs="Arial"/>
-          <w:szCs w:val="24"/>
-        </w:rPr>
-      </w:pPr>
-      <w:r>
-        <w:rPr>
-          <w:rFonts w:ascii="Arial" w:hAnsi="Arial" w:cs="Arial"/>
-          <w:szCs w:val="24"/>
-        </w:rPr>
-        <w:t xml:space="preserve">  'merge-descriptors': '^2.0.0',</w:t>
-      </w:r>
-    </w:p>
-    <w:p>
-      <w:pPr>
-        <w:ind w:left="720"/>
-        <w:rPr>
-          <w:rFonts w:ascii="Arial" w:hAnsi="Arial" w:cs="Arial"/>
-          <w:szCs w:val="24"/>
-        </w:rPr>
-      </w:pPr>
-      <w:r>
-        <w:rPr>
-          <w:rFonts w:ascii="Arial" w:hAnsi="Arial" w:cs="Arial"/>
-          <w:szCs w:val="24"/>
-        </w:rPr>
-        <w:t xml:space="preserve">  'content-disposition': '^2.0.1'</w:t>
+        <w:t xml:space="preserve">  '</w:t>
+      </w:r>
+      <w:proofErr w:type="gramStart"/>
+      <w:r>
+        <w:rPr>
+          <w:rFonts w:ascii="Arial" w:hAnsi="Arial" w:cs="Arial"/>
+          <w:szCs w:val="24"/>
+        </w:rPr>
+        <w:t>range</w:t>
+      </w:r>
+      <w:proofErr w:type="gramEnd"/>
+      <w:r>
+        <w:rPr>
+          <w:rFonts w:ascii="Arial" w:hAnsi="Arial" w:cs="Arial"/>
+          <w:szCs w:val="24"/>
+        </w:rPr>
+        <w:t>-parser': '^1.2.1',</w:t>
+      </w:r>
+    </w:p>
+    <w:p>
+      <w:pPr>
+        <w:ind w:left="720"/>
+        <w:rPr>
+          <w:rFonts w:ascii="Arial" w:hAnsi="Arial" w:cs="Arial"/>
+          <w:szCs w:val="24"/>
+        </w:rPr>
+      </w:pPr>
+      <w:r>
+        <w:rPr>
+          <w:rFonts w:ascii="Arial" w:hAnsi="Arial" w:cs="Arial"/>
+          <w:szCs w:val="24"/>
+        </w:rPr>
+        <w:t xml:space="preserve">  '</w:t>
+      </w:r>
+      <w:proofErr w:type="gramStart"/>
+      <w:r>
+        <w:rPr>
+          <w:rFonts w:ascii="Arial" w:hAnsi="Arial" w:cs="Arial"/>
+          <w:szCs w:val="24"/>
+        </w:rPr>
+        <w:t>serve</w:t>
+      </w:r>
+      <w:proofErr w:type="gramEnd"/>
+      <w:r>
+        <w:rPr>
+          <w:rFonts w:ascii="Arial" w:hAnsi="Arial" w:cs="Arial"/>
+          <w:szCs w:val="24"/>
+        </w:rPr>
+        <w:t>-static': '^2.2.0',</w:t>
+      </w:r>
+    </w:p>
+    <w:p>
+      <w:pPr>
+        <w:ind w:left="720"/>
+        <w:rPr>
+          <w:rFonts w:ascii="Arial" w:hAnsi="Arial" w:cs="Arial"/>
+          <w:szCs w:val="24"/>
+        </w:rPr>
+      </w:pPr>
+      <w:r>
+        <w:rPr>
+          <w:rFonts w:ascii="Arial" w:hAnsi="Arial" w:cs="Arial"/>
+          <w:szCs w:val="24"/>
+        </w:rPr>
+        <w:t xml:space="preserve">  '</w:t>
+      </w:r>
+      <w:proofErr w:type="gramStart"/>
+      <w:r>
+        <w:rPr>
+          <w:rFonts w:ascii="Arial" w:hAnsi="Arial" w:cs="Arial"/>
+          <w:szCs w:val="24"/>
+        </w:rPr>
+        <w:t>cookie</w:t>
+      </w:r>
+      <w:proofErr w:type="gramEnd"/>
+      <w:r>
+        <w:rPr>
+          <w:rFonts w:ascii="Arial" w:hAnsi="Arial" w:cs="Arial"/>
+          <w:szCs w:val="24"/>
+        </w:rPr>
+        <w:t>-signature': '^1.2.1',</w:t>
+      </w:r>
+    </w:p>
+    <w:p>
+      <w:pPr>
+        <w:ind w:left="720"/>
+        <w:rPr>
+          <w:rFonts w:ascii="Arial" w:hAnsi="Arial" w:cs="Arial"/>
+          <w:szCs w:val="24"/>
+        </w:rPr>
+      </w:pPr>
+      <w:r>
+        <w:rPr>
+          <w:rFonts w:ascii="Arial" w:hAnsi="Arial" w:cs="Arial"/>
+          <w:szCs w:val="24"/>
+        </w:rPr>
+        <w:t xml:space="preserve">  '</w:t>
+      </w:r>
+      <w:proofErr w:type="gramStart"/>
+      <w:r>
+        <w:rPr>
+          <w:rFonts w:ascii="Arial" w:hAnsi="Arial" w:cs="Arial"/>
+          <w:szCs w:val="24"/>
+        </w:rPr>
+        <w:t>merge</w:t>
+      </w:r>
+      <w:proofErr w:type="gramEnd"/>
+      <w:r>
+        <w:rPr>
+          <w:rFonts w:ascii="Arial" w:hAnsi="Arial" w:cs="Arial"/>
+          <w:szCs w:val="24"/>
+        </w:rPr>
+        <w:t>-descriptors': '^2.0.0',</w:t>
+      </w:r>
+    </w:p>
+    <w:p>
+      <w:pPr>
+        <w:ind w:left="720"/>
+        <w:rPr>
+          <w:rFonts w:ascii="Arial" w:hAnsi="Arial" w:cs="Arial"/>
+          <w:szCs w:val="24"/>
+        </w:rPr>
+      </w:pPr>
+      <w:r>
+        <w:rPr>
+          <w:rFonts w:ascii="Arial" w:hAnsi="Arial" w:cs="Arial"/>
+          <w:szCs w:val="24"/>
+        </w:rPr>
+        <w:t xml:space="preserve">  '</w:t>
+      </w:r>
+      <w:proofErr w:type="gramStart"/>
+      <w:r>
+        <w:rPr>
+          <w:rFonts w:ascii="Arial" w:hAnsi="Arial" w:cs="Arial"/>
+          <w:szCs w:val="24"/>
+        </w:rPr>
+        <w:t>content</w:t>
+      </w:r>
+      <w:proofErr w:type="gramEnd"/>
+      <w:r>
+        <w:rPr>
+          <w:rFonts w:ascii="Arial" w:hAnsi="Arial" w:cs="Arial"/>
+          <w:szCs w:val="24"/>
+        </w:rPr>
+        <w:t>-disposition': '^2.0.1'</w:t>
       </w:r>
     </w:p>
     <w:p>
@@ -1461,7 +1705,21 @@
         <w:rPr>
           <w:rFonts w:ascii="Arial" w:hAnsi="Arial" w:cs="Arial"/>
         </w:rPr>
-        <w:t xml:space="preserve">  'type-is': '^2.0.0',</w:t>
+        <w:t xml:space="preserve">  '</w:t>
+      </w:r>
+      <w:proofErr w:type="gramStart"/>
+      <w:r>
+        <w:rPr>
+          <w:rFonts w:ascii="Arial" w:hAnsi="Arial" w:cs="Arial"/>
+        </w:rPr>
+        <w:t>type</w:t>
+      </w:r>
+      <w:proofErr w:type="gramEnd"/>
+      <w:r>
+        <w:rPr>
+          <w:rFonts w:ascii="Arial" w:hAnsi="Arial" w:cs="Arial"/>
+        </w:rPr>
+        <w:t>-is': '^2.0.0',</w:t>
       </w:r>
     </w:p>
     <w:p>
@@ -1549,22 +1807,50 @@
         <w:rPr>
           <w:rFonts w:ascii="Arial" w:hAnsi="Arial" w:cs="Arial"/>
         </w:rPr>
-        <w:t xml:space="preserve">  'mime-types': '^3.0.0',</w:t>
-      </w:r>
-    </w:p>
-    <w:p>
-      <w:pPr>
-        <w:ind w:left="720"/>
-        <w:jc w:val="both"/>
-        <w:rPr>
-          <w:rFonts w:ascii="Arial" w:hAnsi="Arial" w:cs="Arial"/>
-        </w:rPr>
-      </w:pPr>
-      <w:r>
-        <w:rPr>
-          <w:rFonts w:ascii="Arial" w:hAnsi="Arial" w:cs="Arial"/>
-        </w:rPr>
-        <w:t xml:space="preserve">  'proxy-</w:t>
+        <w:t xml:space="preserve">  '</w:t>
+      </w:r>
+      <w:proofErr w:type="gramStart"/>
+      <w:r>
+        <w:rPr>
+          <w:rFonts w:ascii="Arial" w:hAnsi="Arial" w:cs="Arial"/>
+        </w:rPr>
+        <w:t>mime</w:t>
+      </w:r>
+      <w:proofErr w:type="gramEnd"/>
+      <w:r>
+        <w:rPr>
+          <w:rFonts w:ascii="Arial" w:hAnsi="Arial" w:cs="Arial"/>
+        </w:rPr>
+        <w:t>-types': '^3.0.0',</w:t>
+      </w:r>
+    </w:p>
+    <w:p>
+      <w:pPr>
+        <w:ind w:left="720"/>
+        <w:jc w:val="both"/>
+        <w:rPr>
+          <w:rFonts w:ascii="Arial" w:hAnsi="Arial" w:cs="Arial"/>
+        </w:rPr>
+      </w:pPr>
+      <w:r>
+        <w:rPr>
+          <w:rFonts w:ascii="Arial" w:hAnsi="Arial" w:cs="Arial"/>
+        </w:rPr>
+        <w:t xml:space="preserve">  '</w:t>
+      </w:r>
+      <w:proofErr w:type="gramStart"/>
+      <w:r>
+        <w:rPr>
+          <w:rFonts w:ascii="Arial" w:hAnsi="Arial" w:cs="Arial"/>
+        </w:rPr>
+        <w:t>proxy</w:t>
+      </w:r>
+      <w:proofErr w:type="gramEnd"/>
+      <w:r>
+        <w:rPr>
+          <w:rFonts w:ascii="Arial" w:hAnsi="Arial" w:cs="Arial"/>
+        </w:rPr>
+        <w:t>-</w:t>
       </w:r>
       <w:proofErr w:type="spellStart"/>
       <w:r>
@@ -1599,67 +1885,143 @@
           <w:bCs/>
           <w:color w:val="EE0000"/>
         </w:rPr>
-        <w:t xml:space="preserve">  'body-parser': '^2.0.1',</w:t>
-      </w:r>
-    </w:p>
-    <w:p>
-      <w:pPr>
-        <w:ind w:left="720"/>
-        <w:jc w:val="both"/>
-        <w:rPr>
-          <w:rFonts w:ascii="Arial" w:hAnsi="Arial" w:cs="Arial"/>
-        </w:rPr>
-      </w:pPr>
-      <w:r>
-        <w:rPr>
-          <w:rFonts w:ascii="Arial" w:hAnsi="Arial" w:cs="Arial"/>
-        </w:rPr>
-        <w:t xml:space="preserve">  'escape-html': '~1.0.3',</w:t>
-      </w:r>
-    </w:p>
-    <w:p>
-      <w:pPr>
-        <w:ind w:left="720"/>
-        <w:jc w:val="both"/>
-        <w:rPr>
-          <w:rFonts w:ascii="Arial" w:hAnsi="Arial" w:cs="Arial"/>
-        </w:rPr>
-      </w:pPr>
-      <w:r>
-        <w:rPr>
-          <w:rFonts w:ascii="Arial" w:hAnsi="Arial" w:cs="Arial"/>
-        </w:rPr>
-        <w:t xml:space="preserve">  'http-errors': '2.0.0',</w:t>
-      </w:r>
-    </w:p>
-    <w:p>
-      <w:pPr>
-        <w:ind w:left="720"/>
-        <w:jc w:val="both"/>
-        <w:rPr>
-          <w:rFonts w:ascii="Arial" w:hAnsi="Arial" w:cs="Arial"/>
-        </w:rPr>
-      </w:pPr>
-      <w:r>
-        <w:rPr>
-          <w:rFonts w:ascii="Arial" w:hAnsi="Arial" w:cs="Arial"/>
-        </w:rPr>
-        <w:t xml:space="preserve">  'on-finished': '2.4.1',</w:t>
-      </w:r>
-    </w:p>
-    <w:p>
-      <w:pPr>
-        <w:ind w:left="720"/>
-        <w:jc w:val="both"/>
-        <w:rPr>
-          <w:rFonts w:ascii="Arial" w:hAnsi="Arial" w:cs="Arial"/>
-        </w:rPr>
-      </w:pPr>
-      <w:r>
-        <w:rPr>
-          <w:rFonts w:ascii="Arial" w:hAnsi="Arial" w:cs="Arial"/>
-        </w:rPr>
-        <w:t xml:space="preserve">  'safe-buffer': '5.2.1',</w:t>
+        <w:t xml:space="preserve">  '</w:t>
+      </w:r>
+      <w:proofErr w:type="gramStart"/>
+      <w:r>
+        <w:rPr>
+          <w:rFonts w:ascii="Arial" w:hAnsi="Arial" w:cs="Arial"/>
+          <w:b/>
+          <w:bCs/>
+          <w:color w:val="EE0000"/>
+        </w:rPr>
+        <w:t>body</w:t>
+      </w:r>
+      <w:proofErr w:type="gramEnd"/>
+      <w:r>
+        <w:rPr>
+          <w:rFonts w:ascii="Arial" w:hAnsi="Arial" w:cs="Arial"/>
+          <w:b/>
+          <w:bCs/>
+          <w:color w:val="EE0000"/>
+        </w:rPr>
+        <w:t>-parser': '^2.0.1',</w:t>
+      </w:r>
+    </w:p>
+    <w:p>
+      <w:pPr>
+        <w:ind w:left="720"/>
+        <w:jc w:val="both"/>
+        <w:rPr>
+          <w:rFonts w:ascii="Arial" w:hAnsi="Arial" w:cs="Arial"/>
+        </w:rPr>
+      </w:pPr>
+      <w:r>
+        <w:rPr>
+          <w:rFonts w:ascii="Arial" w:hAnsi="Arial" w:cs="Arial"/>
+        </w:rPr>
+        <w:t xml:space="preserve">  '</w:t>
+      </w:r>
+      <w:proofErr w:type="gramStart"/>
+      <w:r>
+        <w:rPr>
+          <w:rFonts w:ascii="Arial" w:hAnsi="Arial" w:cs="Arial"/>
+        </w:rPr>
+        <w:t>escape</w:t>
+      </w:r>
+      <w:proofErr w:type="gramEnd"/>
+      <w:r>
+        <w:rPr>
+          <w:rFonts w:ascii="Arial" w:hAnsi="Arial" w:cs="Arial"/>
+        </w:rPr>
+        <w:t>-html': '~1.0.3',</w:t>
+      </w:r>
+    </w:p>
+    <w:p>
+      <w:pPr>
+        <w:ind w:left="720"/>
+        <w:jc w:val="both"/>
+        <w:rPr>
+          <w:rFonts w:ascii="Arial" w:hAnsi="Arial" w:cs="Arial"/>
+        </w:rPr>
+      </w:pPr>
+      <w:r>
+        <w:rPr>
+          <w:rFonts w:ascii="Arial" w:hAnsi="Arial" w:cs="Arial"/>
+        </w:rPr>
+        <w:t xml:space="preserve">  '</w:t>
+      </w:r>
+      <w:proofErr w:type="gramStart"/>
+      <w:r>
+        <w:rPr>
+          <w:rFonts w:ascii="Arial" w:hAnsi="Arial" w:cs="Arial"/>
+        </w:rPr>
+        <w:t>http</w:t>
+      </w:r>
+      <w:proofErr w:type="gramEnd"/>
+      <w:r>
+        <w:rPr>
+          <w:rFonts w:ascii="Arial" w:hAnsi="Arial" w:cs="Arial"/>
+        </w:rPr>
+        <w:t>-errors': '2.0.0',</w:t>
+      </w:r>
+    </w:p>
+    <w:p>
+      <w:pPr>
+        <w:ind w:left="720"/>
+        <w:jc w:val="both"/>
+        <w:rPr>
+          <w:rFonts w:ascii="Arial" w:hAnsi="Arial" w:cs="Arial"/>
+        </w:rPr>
+      </w:pPr>
+      <w:r>
+        <w:rPr>
+          <w:rFonts w:ascii="Arial" w:hAnsi="Arial" w:cs="Arial"/>
+        </w:rPr>
+        <w:t xml:space="preserve">  '</w:t>
+      </w:r>
+      <w:proofErr w:type="gramStart"/>
+      <w:r>
+        <w:rPr>
+          <w:rFonts w:ascii="Arial" w:hAnsi="Arial" w:cs="Arial"/>
+        </w:rPr>
+        <w:t>on</w:t>
+      </w:r>
+      <w:proofErr w:type="gramEnd"/>
+      <w:r>
+        <w:rPr>
+          <w:rFonts w:ascii="Arial" w:hAnsi="Arial" w:cs="Arial"/>
+        </w:rPr>
+        <w:t>-finished': '2.4.1',</w:t>
+      </w:r>
+    </w:p>
+    <w:p>
+      <w:pPr>
+        <w:ind w:left="720"/>
+        <w:jc w:val="both"/>
+        <w:rPr>
+          <w:rFonts w:ascii="Arial" w:hAnsi="Arial" w:cs="Arial"/>
+        </w:rPr>
+      </w:pPr>
+      <w:r>
+        <w:rPr>
+          <w:rFonts w:ascii="Arial" w:hAnsi="Arial" w:cs="Arial"/>
+        </w:rPr>
+        <w:t xml:space="preserve">  '</w:t>
+      </w:r>
+      <w:proofErr w:type="gramStart"/>
+      <w:r>
+        <w:rPr>
+          <w:rFonts w:ascii="Arial" w:hAnsi="Arial" w:cs="Arial"/>
+        </w:rPr>
+        <w:t>safe</w:t>
+      </w:r>
+      <w:proofErr w:type="gramEnd"/>
+      <w:r>
+        <w:rPr>
+          <w:rFonts w:ascii="Arial" w:hAnsi="Arial" w:cs="Arial"/>
+        </w:rPr>
+        <w:t>-buffer': '5.2.1',</w:t>
       </w:r>
     </w:p>
     <w:p>
@@ -1675,22 +2037,50 @@
           <w:rFonts w:ascii="Arial" w:hAnsi="Arial" w:cs="Arial"/>
         </w:rPr>
         <w:lastRenderedPageBreak/>
-        <w:t xml:space="preserve">  'utils-merge': '1.0.1',</w:t>
-      </w:r>
-    </w:p>
-    <w:p>
-      <w:pPr>
-        <w:ind w:left="720"/>
-        <w:jc w:val="both"/>
-        <w:rPr>
-          <w:rFonts w:ascii="Arial" w:hAnsi="Arial" w:cs="Arial"/>
-        </w:rPr>
-      </w:pPr>
-      <w:r>
-        <w:rPr>
-          <w:rFonts w:ascii="Arial" w:hAnsi="Arial" w:cs="Arial"/>
-        </w:rPr>
-        <w:t xml:space="preserve">  'content-type': '~1.0.4',</w:t>
+        <w:t xml:space="preserve">  '</w:t>
+      </w:r>
+      <w:proofErr w:type="gramStart"/>
+      <w:r>
+        <w:rPr>
+          <w:rFonts w:ascii="Arial" w:hAnsi="Arial" w:cs="Arial"/>
+        </w:rPr>
+        <w:t>utils</w:t>
+      </w:r>
+      <w:proofErr w:type="gramEnd"/>
+      <w:r>
+        <w:rPr>
+          <w:rFonts w:ascii="Arial" w:hAnsi="Arial" w:cs="Arial"/>
+        </w:rPr>
+        <w:t>-merge': '1.0.1',</w:t>
+      </w:r>
+    </w:p>
+    <w:p>
+      <w:pPr>
+        <w:ind w:left="720"/>
+        <w:jc w:val="both"/>
+        <w:rPr>
+          <w:rFonts w:ascii="Arial" w:hAnsi="Arial" w:cs="Arial"/>
+        </w:rPr>
+      </w:pPr>
+      <w:r>
+        <w:rPr>
+          <w:rFonts w:ascii="Arial" w:hAnsi="Arial" w:cs="Arial"/>
+        </w:rPr>
+        <w:t xml:space="preserve">  '</w:t>
+      </w:r>
+      <w:proofErr w:type="gramStart"/>
+      <w:r>
+        <w:rPr>
+          <w:rFonts w:ascii="Arial" w:hAnsi="Arial" w:cs="Arial"/>
+        </w:rPr>
+        <w:t>content</w:t>
+      </w:r>
+      <w:proofErr w:type="gramEnd"/>
+      <w:r>
+        <w:rPr>
+          <w:rFonts w:ascii="Arial" w:hAnsi="Arial" w:cs="Arial"/>
+        </w:rPr>
+        <w:t>-type': '~1.0.4',</w:t>
       </w:r>
     </w:p>
     <w:p>
@@ -1734,22 +2124,50 @@
         <w:rPr>
           <w:rFonts w:ascii="Arial" w:hAnsi="Arial" w:cs="Arial"/>
         </w:rPr>
-        <w:t xml:space="preserve">  'range-parser': '~1.2.1',</w:t>
-      </w:r>
-    </w:p>
-    <w:p>
-      <w:pPr>
-        <w:ind w:left="720"/>
-        <w:jc w:val="both"/>
-        <w:rPr>
-          <w:rFonts w:ascii="Arial" w:hAnsi="Arial" w:cs="Arial"/>
-        </w:rPr>
-      </w:pPr>
-      <w:r>
-        <w:rPr>
-          <w:rFonts w:ascii="Arial" w:hAnsi="Arial" w:cs="Arial"/>
-        </w:rPr>
-        <w:t xml:space="preserve">  'serve-static': '^2.1.0',</w:t>
+        <w:t xml:space="preserve">  '</w:t>
+      </w:r>
+      <w:proofErr w:type="gramStart"/>
+      <w:r>
+        <w:rPr>
+          <w:rFonts w:ascii="Arial" w:hAnsi="Arial" w:cs="Arial"/>
+        </w:rPr>
+        <w:t>range</w:t>
+      </w:r>
+      <w:proofErr w:type="gramEnd"/>
+      <w:r>
+        <w:rPr>
+          <w:rFonts w:ascii="Arial" w:hAnsi="Arial" w:cs="Arial"/>
+        </w:rPr>
+        <w:t>-parser': '~1.2.1',</w:t>
+      </w:r>
+    </w:p>
+    <w:p>
+      <w:pPr>
+        <w:ind w:left="720"/>
+        <w:jc w:val="both"/>
+        <w:rPr>
+          <w:rFonts w:ascii="Arial" w:hAnsi="Arial" w:cs="Arial"/>
+        </w:rPr>
+      </w:pPr>
+      <w:r>
+        <w:rPr>
+          <w:rFonts w:ascii="Arial" w:hAnsi="Arial" w:cs="Arial"/>
+        </w:rPr>
+        <w:t xml:space="preserve">  '</w:t>
+      </w:r>
+      <w:proofErr w:type="gramStart"/>
+      <w:r>
+        <w:rPr>
+          <w:rFonts w:ascii="Arial" w:hAnsi="Arial" w:cs="Arial"/>
+        </w:rPr>
+        <w:t>serve</w:t>
+      </w:r>
+      <w:proofErr w:type="gramEnd"/>
+      <w:r>
+        <w:rPr>
+          <w:rFonts w:ascii="Arial" w:hAnsi="Arial" w:cs="Arial"/>
+        </w:rPr>
+        <w:t>-static': '^2.1.0',</w:t>
       </w:r>
     </w:p>
     <w:p>
@@ -1793,37 +2211,79 @@
         <w:rPr>
           <w:rFonts w:ascii="Arial" w:hAnsi="Arial" w:cs="Arial"/>
         </w:rPr>
-        <w:t xml:space="preserve">  'cookie-signature': '^1.2.1',</w:t>
-      </w:r>
-    </w:p>
-    <w:p>
-      <w:pPr>
-        <w:ind w:left="720"/>
-        <w:jc w:val="both"/>
-        <w:rPr>
-          <w:rFonts w:ascii="Arial" w:hAnsi="Arial" w:cs="Arial"/>
-        </w:rPr>
-      </w:pPr>
-      <w:r>
-        <w:rPr>
-          <w:rFonts w:ascii="Arial" w:hAnsi="Arial" w:cs="Arial"/>
-        </w:rPr>
-        <w:t xml:space="preserve">  'merge-descriptors': '^2.0.0',</w:t>
-      </w:r>
-    </w:p>
-    <w:p>
-      <w:pPr>
-        <w:ind w:left="720"/>
-        <w:jc w:val="both"/>
-        <w:rPr>
-          <w:rFonts w:ascii="Arial" w:hAnsi="Arial" w:cs="Arial"/>
-        </w:rPr>
-      </w:pPr>
-      <w:r>
-        <w:rPr>
-          <w:rFonts w:ascii="Arial" w:hAnsi="Arial" w:cs="Arial"/>
-        </w:rPr>
-        <w:t xml:space="preserve">  'content-disposition': '^1.0.0'</w:t>
+        <w:t xml:space="preserve">  '</w:t>
+      </w:r>
+      <w:proofErr w:type="gramStart"/>
+      <w:r>
+        <w:rPr>
+          <w:rFonts w:ascii="Arial" w:hAnsi="Arial" w:cs="Arial"/>
+        </w:rPr>
+        <w:t>cookie</w:t>
+      </w:r>
+      <w:proofErr w:type="gramEnd"/>
+      <w:r>
+        <w:rPr>
+          <w:rFonts w:ascii="Arial" w:hAnsi="Arial" w:cs="Arial"/>
+        </w:rPr>
+        <w:t>-signature': '^1.2.1',</w:t>
+      </w:r>
+    </w:p>
+    <w:p>
+      <w:pPr>
+        <w:ind w:left="720"/>
+        <w:jc w:val="both"/>
+        <w:rPr>
+          <w:rFonts w:ascii="Arial" w:hAnsi="Arial" w:cs="Arial"/>
+        </w:rPr>
+      </w:pPr>
+      <w:r>
+        <w:rPr>
+          <w:rFonts w:ascii="Arial" w:hAnsi="Arial" w:cs="Arial"/>
+        </w:rPr>
+        <w:t xml:space="preserve">  '</w:t>
+      </w:r>
+      <w:proofErr w:type="gramStart"/>
+      <w:r>
+        <w:rPr>
+          <w:rFonts w:ascii="Arial" w:hAnsi="Arial" w:cs="Arial"/>
+        </w:rPr>
+        <w:t>merge</w:t>
+      </w:r>
+      <w:proofErr w:type="gramEnd"/>
+      <w:r>
+        <w:rPr>
+          <w:rFonts w:ascii="Arial" w:hAnsi="Arial" w:cs="Arial"/>
+        </w:rPr>
+        <w:t>-descriptors': '^2.0.0',</w:t>
+      </w:r>
+    </w:p>
+    <w:p>
+      <w:pPr>
+        <w:ind w:left="720"/>
+        <w:jc w:val="both"/>
+        <w:rPr>
+          <w:rFonts w:ascii="Arial" w:hAnsi="Arial" w:cs="Arial"/>
+        </w:rPr>
+      </w:pPr>
+      <w:r>
+        <w:rPr>
+          <w:rFonts w:ascii="Arial" w:hAnsi="Arial" w:cs="Arial"/>
+        </w:rPr>
+        <w:t xml:space="preserve">  '</w:t>
+      </w:r>
+      <w:proofErr w:type="gramStart"/>
+      <w:r>
+        <w:rPr>
+          <w:rFonts w:ascii="Arial" w:hAnsi="Arial" w:cs="Arial"/>
+        </w:rPr>
+        <w:t>content</w:t>
+      </w:r>
+      <w:proofErr w:type="gramEnd"/>
+      <w:r>
+        <w:rPr>
+          <w:rFonts w:ascii="Arial" w:hAnsi="Arial" w:cs="Arial"/>
+        </w:rPr>
+        <w:t>-disposition': '^1.0.0'</w:t>
       </w:r>
     </w:p>
     <w:p>
@@ -1868,13 +2328,7 @@
         <w:rPr>
           <w:rFonts w:ascii="Arial" w:hAnsi="Arial" w:cs="Arial"/>
         </w:rPr>
-        <w:t>‘</w:t>
-      </w:r>
-      <w:r>
-        <w:rPr>
-          <w:rFonts w:ascii="Arial" w:hAnsi="Arial" w:cs="Arial"/>
-        </w:rPr>
-        <w:t>body-parser'</w:t>
+        <w:t>‘body-parser'</w:t>
       </w:r>
       <w:r>
         <w:rPr>
@@ -1907,6 +2361,7 @@
         <w:t xml:space="preserve"> listed in the </w:t>
       </w:r>
       <w:proofErr w:type="spellStart"/>
+      <w:proofErr w:type="gramStart"/>
       <w:r>
         <w:rPr>
           <w:rFonts w:ascii="Arial" w:hAnsi="Arial" w:cs="Arial"/>
@@ -1914,6 +2369,7 @@
         <w:t>package.json</w:t>
       </w:r>
       <w:proofErr w:type="spellEnd"/>
+      <w:proofErr w:type="gramEnd"/>
       <w:r>
         <w:rPr>
           <w:rFonts w:ascii="Arial" w:hAnsi="Arial" w:cs="Arial"/>
@@ -1974,6 +2430,7 @@
         <w:t xml:space="preserve"> in the </w:t>
       </w:r>
       <w:proofErr w:type="spellStart"/>
+      <w:proofErr w:type="gramStart"/>
       <w:r>
         <w:rPr>
           <w:rFonts w:ascii="Arial" w:hAnsi="Arial" w:cs="Arial"/>
@@ -1981,6 +2438,7 @@
         <w:t>build.graddle</w:t>
       </w:r>
       <w:proofErr w:type="spellEnd"/>
+      <w:proofErr w:type="gramEnd"/>
       <w:r>
         <w:rPr>
           <w:rFonts w:ascii="Arial" w:hAnsi="Arial" w:cs="Arial"/>
@@ -2026,7 +2484,21 @@
         <w:rPr>
           <w:rFonts w:ascii="Arial" w:hAnsi="Arial" w:cs="Arial"/>
         </w:rPr>
-        <w:t>. For instance if you want to find the package “Alipay SDK Java”, you need to search in the maven repository, and click the version, and from the repository click the central</w:t>
+        <w:t xml:space="preserve">. For </w:t>
+      </w:r>
+      <w:proofErr w:type="gramStart"/>
+      <w:r>
+        <w:rPr>
+          <w:rFonts w:ascii="Arial" w:hAnsi="Arial" w:cs="Arial"/>
+        </w:rPr>
+        <w:t>instance</w:t>
+      </w:r>
+      <w:proofErr w:type="gramEnd"/>
+      <w:r>
+        <w:rPr>
+          <w:rFonts w:ascii="Arial" w:hAnsi="Arial" w:cs="Arial"/>
+        </w:rPr>
+        <w:t xml:space="preserve"> if you want to find the package “Alipay SDK Java”, you need to search in the maven repository, and click the version, and from the repository click the central</w:t>
       </w:r>
       <w:r>
         <w:rPr>
@@ -2084,6 +2556,7 @@
         <w:t xml:space="preserve"> and must be included in the </w:t>
       </w:r>
       <w:proofErr w:type="spellStart"/>
+      <w:proofErr w:type="gramStart"/>
       <w:r>
         <w:rPr>
           <w:rFonts w:ascii="Arial" w:hAnsi="Arial" w:cs="Arial"/>
@@ -2091,6 +2564,7 @@
         <w:t>build.graddle</w:t>
       </w:r>
       <w:proofErr w:type="spellEnd"/>
+      <w:proofErr w:type="gramEnd"/>
       <w:r>
         <w:rPr>
           <w:rFonts w:ascii="Arial" w:hAnsi="Arial" w:cs="Arial"/>

--- a/How to build A NodeJS APP.docx
+++ b/How to build A NodeJS APP.docx
@@ -89,18 +89,8 @@
           <w:b/>
           <w:bCs/>
         </w:rPr>
-        <w:t>ls -</w:t>
-      </w:r>
-      <w:proofErr w:type="spellStart"/>
-      <w:r>
-        <w:rPr>
-          <w:rFonts w:ascii="Arial" w:hAnsi="Arial" w:cs="Arial"/>
-          <w:b/>
-          <w:bCs/>
-        </w:rPr>
-        <w:t>lah</w:t>
-      </w:r>
-      <w:proofErr w:type="spellEnd"/>
+        <w:t>ls -lah</w:t>
+      </w:r>
       <w:r>
         <w:rPr>
           <w:rFonts w:ascii="Arial" w:hAnsi="Arial" w:cs="Arial"/>
@@ -229,23 +219,7 @@
         <w:rPr>
           <w:rFonts w:ascii="Arial" w:hAnsi="Arial" w:cs="Arial"/>
         </w:rPr>
-        <w:t xml:space="preserve">the packages. If you upgraded the packages in the </w:t>
-      </w:r>
-      <w:proofErr w:type="spellStart"/>
-      <w:proofErr w:type="gramStart"/>
-      <w:r>
-        <w:rPr>
-          <w:rFonts w:ascii="Arial" w:hAnsi="Arial" w:cs="Arial"/>
-        </w:rPr>
-        <w:t>package.json</w:t>
-      </w:r>
-      <w:proofErr w:type="spellEnd"/>
-      <w:proofErr w:type="gramEnd"/>
-      <w:r>
-        <w:rPr>
-          <w:rFonts w:ascii="Arial" w:hAnsi="Arial" w:cs="Arial"/>
-        </w:rPr>
-        <w:t xml:space="preserve">. It might </w:t>
+        <w:t xml:space="preserve">the packages. If you upgraded the packages in the package.json. It might </w:t>
       </w:r>
       <w:r>
         <w:rPr>
@@ -265,162 +239,600 @@
         </w:rPr>
         <w:t>There is a command you can use to check the package dependencies. “</w:t>
       </w:r>
-      <w:proofErr w:type="spellStart"/>
-      <w:proofErr w:type="gramStart"/>
       <w:r>
         <w:rPr>
           <w:rFonts w:ascii="Arial" w:hAnsi="Arial" w:cs="Arial"/>
           <w:b/>
           <w:bCs/>
         </w:rPr>
-        <w:t>npm</w:t>
-      </w:r>
-      <w:proofErr w:type="spellEnd"/>
-      <w:proofErr w:type="gramEnd"/>
+        <w:t>npm view package_name</w:t>
+      </w:r>
       <w:r>
         <w:rPr>
           <w:rFonts w:ascii="Arial" w:hAnsi="Arial" w:cs="Arial"/>
           <w:b/>
           <w:bCs/>
         </w:rPr>
-        <w:t xml:space="preserve"> view </w:t>
-      </w:r>
-      <w:proofErr w:type="spellStart"/>
+        <w:t xml:space="preserve"> </w:t>
+      </w:r>
       <w:r>
         <w:rPr>
           <w:rFonts w:ascii="Arial" w:hAnsi="Arial" w:cs="Arial"/>
           <w:b/>
           <w:bCs/>
         </w:rPr>
-        <w:t>package_name</w:t>
-      </w:r>
-      <w:proofErr w:type="spellEnd"/>
-      <w:r>
-        <w:rPr>
-          <w:rFonts w:ascii="Arial" w:hAnsi="Arial" w:cs="Arial"/>
-          <w:b/>
-          <w:bCs/>
+        <w:t>dependencies</w:t>
+      </w:r>
+      <w:r>
+        <w:rPr>
+          <w:rFonts w:ascii="Arial" w:hAnsi="Arial" w:cs="Arial"/>
+        </w:rPr>
+        <w:t xml:space="preserve">”. It will </w:t>
+      </w:r>
+      <w:r>
+        <w:rPr>
+          <w:rFonts w:ascii="Arial" w:hAnsi="Arial" w:cs="Arial"/>
+        </w:rPr>
+        <w:t>list</w:t>
+      </w:r>
+      <w:r>
+        <w:rPr>
+          <w:rFonts w:ascii="Arial" w:hAnsi="Arial" w:cs="Arial"/>
+        </w:rPr>
+        <w:t xml:space="preserve"> out the relevant dependencies with relevant </w:t>
+      </w:r>
+      <w:r>
+        <w:rPr>
+          <w:rFonts w:ascii="Arial" w:hAnsi="Arial" w:cs="Arial"/>
+        </w:rPr>
+        <w:t>version</w:t>
+      </w:r>
+      <w:r>
+        <w:rPr>
+          <w:rFonts w:ascii="Arial" w:hAnsi="Arial" w:cs="Arial"/>
+        </w:rPr>
+        <w:t xml:space="preserve"> for that package</w:t>
+      </w:r>
+      <w:r>
+        <w:rPr>
+          <w:rFonts w:ascii="Arial" w:hAnsi="Arial" w:cs="Arial"/>
+        </w:rPr>
+        <w:t>;</w:t>
+      </w:r>
+      <w:r>
+        <w:rPr>
+          <w:rFonts w:ascii="Arial" w:hAnsi="Arial" w:cs="Arial"/>
+        </w:rPr>
+        <w:t xml:space="preserve"> you should make sure the </w:t>
+      </w:r>
+      <w:r>
+        <w:rPr>
+          <w:rFonts w:ascii="Arial" w:hAnsi="Arial" w:cs="Arial"/>
+        </w:rPr>
+        <w:t>packages</w:t>
+      </w:r>
+      <w:r>
+        <w:rPr>
+          <w:rFonts w:ascii="Arial" w:hAnsi="Arial" w:cs="Arial"/>
+        </w:rPr>
+        <w:t xml:space="preserve"> you included </w:t>
+      </w:r>
+      <w:r>
+        <w:rPr>
+          <w:rFonts w:ascii="Arial" w:hAnsi="Arial" w:cs="Arial"/>
+        </w:rPr>
+        <w:t xml:space="preserve">in </w:t>
+      </w:r>
+      <w:r>
+        <w:rPr>
+          <w:rFonts w:ascii="Arial" w:hAnsi="Arial" w:cs="Arial"/>
+        </w:rPr>
+        <w:t>the package</w:t>
+      </w:r>
+      <w:r>
+        <w:rPr>
+          <w:rFonts w:ascii="Arial" w:hAnsi="Arial" w:cs="Arial"/>
+        </w:rPr>
+        <w:t>.json</w:t>
+      </w:r>
+      <w:r>
+        <w:rPr>
+          <w:rFonts w:ascii="Arial" w:hAnsi="Arial" w:cs="Arial"/>
+        </w:rPr>
+        <w:t xml:space="preserve"> should not exceed </w:t>
+      </w:r>
+      <w:r>
+        <w:rPr>
+          <w:rFonts w:ascii="Arial" w:hAnsi="Arial" w:cs="Arial"/>
+        </w:rPr>
+        <w:t>the one listed</w:t>
+      </w:r>
+      <w:r>
+        <w:rPr>
+          <w:rFonts w:ascii="Arial" w:hAnsi="Arial" w:cs="Arial"/>
+        </w:rPr>
+        <w:t xml:space="preserve">. </w:t>
+      </w:r>
+    </w:p>
+    <w:p>
+      <w:pPr>
+        <w:jc w:val="both"/>
+        <w:rPr>
+          <w:rFonts w:ascii="Arial" w:hAnsi="Arial" w:cs="Arial"/>
+        </w:rPr>
+      </w:pPr>
+    </w:p>
+    <w:p>
+      <w:pPr>
+        <w:ind w:left="720"/>
+        <w:jc w:val="both"/>
+        <w:rPr>
+          <w:rFonts w:ascii="Arial" w:hAnsi="Arial" w:cs="Arial"/>
+        </w:rPr>
+      </w:pPr>
+      <w:r>
+        <w:rPr>
+          <w:rFonts w:ascii="Arial" w:hAnsi="Arial" w:cs="Arial"/>
+        </w:rPr>
+        <w:t>Before talking about package dependencies, we need to first understand some symbols for each version:</w:t>
+      </w:r>
+    </w:p>
+    <w:p>
+      <w:pPr>
+        <w:jc w:val="both"/>
+        <w:rPr>
+          <w:rFonts w:ascii="Arial" w:hAnsi="Arial" w:cs="Arial"/>
+        </w:rPr>
+      </w:pPr>
+    </w:p>
+    <w:p>
+      <w:pPr>
+        <w:jc w:val="both"/>
+        <w:rPr>
+          <w:rFonts w:ascii="Arial" w:hAnsi="Arial" w:cs="Arial"/>
+        </w:rPr>
+      </w:pPr>
+      <w:r>
+        <w:rPr>
+          <w:rFonts w:ascii="Arial" w:hAnsi="Arial" w:cs="Arial"/>
+        </w:rPr>
+        <w:tab/>
+      </w:r>
+      <w:r>
+        <w:rPr>
+          <w:rFonts w:ascii="Arial" w:hAnsi="Arial" w:cs="Arial"/>
+        </w:rPr>
+        <w:t>5.1.0 → 6.0.0   Major</w:t>
+      </w:r>
+      <w:r>
+        <w:rPr>
+          <w:rFonts w:ascii="Arial" w:hAnsi="Arial" w:cs="Arial"/>
+        </w:rPr>
+        <w:t xml:space="preserve"> (the first digit)</w:t>
+      </w:r>
+    </w:p>
+    <w:p>
+      <w:pPr>
+        <w:jc w:val="both"/>
+        <w:rPr>
+          <w:rFonts w:ascii="Arial" w:hAnsi="Arial" w:cs="Arial"/>
+        </w:rPr>
+      </w:pPr>
+      <w:r>
+        <w:rPr>
+          <w:rFonts w:ascii="Arial" w:hAnsi="Arial" w:cs="Arial"/>
+        </w:rPr>
+        <w:tab/>
+      </w:r>
+      <w:r>
+        <w:rPr>
+          <w:rFonts w:ascii="Arial" w:hAnsi="Arial" w:cs="Arial"/>
+        </w:rPr>
+        <w:t>5.1.0 → 5.2.0   Minor</w:t>
+      </w:r>
+      <w:r>
+        <w:rPr>
+          <w:rFonts w:ascii="Arial" w:hAnsi="Arial" w:cs="Arial"/>
+        </w:rPr>
+        <w:t xml:space="preserve"> (the second digit)</w:t>
+      </w:r>
+    </w:p>
+    <w:p>
+      <w:pPr>
+        <w:ind w:firstLine="720"/>
+        <w:jc w:val="both"/>
+        <w:rPr>
+          <w:rFonts w:ascii="Arial" w:hAnsi="Arial" w:cs="Arial"/>
+        </w:rPr>
+      </w:pPr>
+      <w:r>
+        <w:rPr>
+          <w:rFonts w:ascii="Arial" w:hAnsi="Arial" w:cs="Arial"/>
+        </w:rPr>
+        <w:t>5.1.0 → 5.1.1   Patch</w:t>
+      </w:r>
+      <w:r>
+        <w:rPr>
+          <w:rFonts w:ascii="Arial" w:hAnsi="Arial" w:cs="Arial"/>
+        </w:rPr>
+        <w:t xml:space="preserve"> (the last digit)</w:t>
+      </w:r>
+    </w:p>
+    <w:p>
+      <w:pPr>
+        <w:ind w:firstLine="720"/>
+        <w:jc w:val="both"/>
+        <w:rPr>
+          <w:rFonts w:ascii="Arial" w:hAnsi="Arial" w:cs="Arial"/>
+        </w:rPr>
+      </w:pPr>
+    </w:p>
+    <w:p>
+      <w:pPr>
+        <w:pStyle w:val="ListParagraph"/>
+        <w:numPr>
+          <w:ilvl w:val="0"/>
+          <w:numId w:val="4"/>
+        </w:numPr>
+        <w:jc w:val="both"/>
+        <w:rPr>
+          <w:rFonts w:ascii="Arial" w:hAnsi="Arial" w:cs="Arial"/>
+          <w:szCs w:val="24"/>
+        </w:rPr>
+      </w:pPr>
+      <w:r>
+        <w:rPr>
+          <w:rFonts w:ascii="Arial" w:hAnsi="Arial" w:cs="Arial"/>
+          <w:szCs w:val="24"/>
+        </w:rPr>
+        <w:t>Exact Version (No Upgrades)</w:t>
+      </w:r>
+    </w:p>
+    <w:p>
+      <w:pPr>
+        <w:ind w:left="720" w:firstLine="360"/>
+        <w:jc w:val="both"/>
+        <w:rPr>
+          <w:rFonts w:ascii="Arial" w:hAnsi="Arial" w:cs="Arial"/>
+          <w:szCs w:val="24"/>
+        </w:rPr>
+      </w:pPr>
+      <w:r>
+        <w:rPr>
+          <w:rFonts w:ascii="Arial" w:hAnsi="Arial" w:cs="Arial"/>
+          <w:szCs w:val="24"/>
+        </w:rPr>
+        <w:t>"express": "5.1.0"</w:t>
+      </w:r>
+    </w:p>
+    <w:p>
+      <w:pPr>
+        <w:pStyle w:val="ListParagraph"/>
+        <w:numPr>
+          <w:ilvl w:val="0"/>
+          <w:numId w:val="4"/>
+        </w:numPr>
+        <w:jc w:val="both"/>
+        <w:rPr>
+          <w:rFonts w:ascii="Arial" w:hAnsi="Arial" w:cs="Arial"/>
+        </w:rPr>
+      </w:pPr>
+      <w:r>
+        <w:rPr>
+          <w:rFonts w:ascii="Arial" w:hAnsi="Arial" w:cs="Arial"/>
+        </w:rPr>
+        <w:t>Caret (^) Minor change</w:t>
+      </w:r>
+    </w:p>
+    <w:p>
+      <w:pPr>
+        <w:ind w:left="720" w:firstLine="360"/>
+        <w:jc w:val="both"/>
+        <w:rPr>
+          <w:rFonts w:ascii="Arial" w:hAnsi="Arial" w:cs="Arial"/>
+        </w:rPr>
+      </w:pPr>
+      <w:r>
+        <w:rPr>
+          <w:rFonts w:ascii="Arial" w:hAnsi="Arial" w:cs="Arial"/>
+        </w:rPr>
+        <w:t>"express": "^5.1.0"</w:t>
+      </w:r>
+      <w:r>
+        <w:rPr>
+          <w:rFonts w:ascii="Arial" w:hAnsi="Arial" w:cs="Arial"/>
+        </w:rPr>
+        <w:t xml:space="preserve"> which means </w:t>
+      </w:r>
+      <w:r>
+        <w:rPr>
+          <w:rFonts w:ascii="Arial" w:hAnsi="Arial" w:cs="Arial"/>
+        </w:rPr>
+        <w:t>&gt;=5.1.0 &lt;</w:t>
+      </w:r>
+      <w:r>
+        <w:rPr>
+          <w:rFonts w:ascii="Arial" w:hAnsi="Arial" w:cs="Arial"/>
         </w:rPr>
         <w:t xml:space="preserve"> </w:t>
       </w:r>
       <w:r>
         <w:rPr>
           <w:rFonts w:ascii="Arial" w:hAnsi="Arial" w:cs="Arial"/>
-          <w:b/>
-          <w:bCs/>
-        </w:rPr>
-        <w:t>dependencies</w:t>
-      </w:r>
-      <w:r>
-        <w:rPr>
-          <w:rFonts w:ascii="Arial" w:hAnsi="Arial" w:cs="Arial"/>
-        </w:rPr>
-        <w:t xml:space="preserve">”. It will </w:t>
-      </w:r>
-      <w:r>
-        <w:rPr>
-          <w:rFonts w:ascii="Arial" w:hAnsi="Arial" w:cs="Arial"/>
-        </w:rPr>
-        <w:t>list</w:t>
-      </w:r>
-      <w:r>
-        <w:rPr>
-          <w:rFonts w:ascii="Arial" w:hAnsi="Arial" w:cs="Arial"/>
-        </w:rPr>
-        <w:t xml:space="preserve"> out the relevant dependencies with relevant </w:t>
-      </w:r>
-      <w:r>
-        <w:rPr>
-          <w:rFonts w:ascii="Arial" w:hAnsi="Arial" w:cs="Arial"/>
-        </w:rPr>
-        <w:t>version</w:t>
-      </w:r>
-      <w:r>
-        <w:rPr>
-          <w:rFonts w:ascii="Arial" w:hAnsi="Arial" w:cs="Arial"/>
-        </w:rPr>
-        <w:t xml:space="preserve"> for that package</w:t>
-      </w:r>
-      <w:r>
-        <w:rPr>
-          <w:rFonts w:ascii="Arial" w:hAnsi="Arial" w:cs="Arial"/>
-        </w:rPr>
-        <w:t>;</w:t>
-      </w:r>
-      <w:r>
-        <w:rPr>
-          <w:rFonts w:ascii="Arial" w:hAnsi="Arial" w:cs="Arial"/>
-        </w:rPr>
-        <w:t xml:space="preserve"> you should make sure the </w:t>
-      </w:r>
-      <w:r>
-        <w:rPr>
-          <w:rFonts w:ascii="Arial" w:hAnsi="Arial" w:cs="Arial"/>
-        </w:rPr>
-        <w:t>packages</w:t>
-      </w:r>
-      <w:r>
-        <w:rPr>
-          <w:rFonts w:ascii="Arial" w:hAnsi="Arial" w:cs="Arial"/>
-        </w:rPr>
-        <w:t xml:space="preserve"> you included </w:t>
-      </w:r>
-      <w:r>
-        <w:rPr>
-          <w:rFonts w:ascii="Arial" w:hAnsi="Arial" w:cs="Arial"/>
-        </w:rPr>
-        <w:t xml:space="preserve">in </w:t>
-      </w:r>
-      <w:r>
-        <w:rPr>
-          <w:rFonts w:ascii="Arial" w:hAnsi="Arial" w:cs="Arial"/>
-        </w:rPr>
-        <w:t xml:space="preserve">the </w:t>
-      </w:r>
-      <w:proofErr w:type="spellStart"/>
-      <w:r>
-        <w:rPr>
-          <w:rFonts w:ascii="Arial" w:hAnsi="Arial" w:cs="Arial"/>
-        </w:rPr>
-        <w:t>package</w:t>
-      </w:r>
-      <w:r>
-        <w:rPr>
-          <w:rFonts w:ascii="Arial" w:hAnsi="Arial" w:cs="Arial"/>
-        </w:rPr>
-        <w:t>.json</w:t>
-      </w:r>
-      <w:proofErr w:type="spellEnd"/>
-      <w:r>
-        <w:rPr>
-          <w:rFonts w:ascii="Arial" w:hAnsi="Arial" w:cs="Arial"/>
-        </w:rPr>
-        <w:t xml:space="preserve"> should not exceed </w:t>
-      </w:r>
-      <w:r>
-        <w:rPr>
-          <w:rFonts w:ascii="Arial" w:hAnsi="Arial" w:cs="Arial"/>
-        </w:rPr>
-        <w:t>the one listed</w:t>
-      </w:r>
-      <w:r>
-        <w:rPr>
-          <w:rFonts w:ascii="Arial" w:hAnsi="Arial" w:cs="Arial"/>
-        </w:rPr>
-        <w:t xml:space="preserve">. </w:t>
-      </w:r>
-    </w:p>
-    <w:p>
-      <w:pPr>
-        <w:jc w:val="both"/>
-        <w:rPr>
-          <w:rFonts w:ascii="Arial" w:hAnsi="Arial" w:cs="Arial"/>
-        </w:rPr>
-      </w:pPr>
-    </w:p>
-    <w:p>
-      <w:pPr>
-        <w:ind w:left="720"/>
+        </w:rPr>
+        <w:t>6.0.0</w:t>
+      </w:r>
+    </w:p>
+    <w:p>
+      <w:pPr>
+        <w:ind w:left="720" w:firstLine="360"/>
+        <w:jc w:val="both"/>
+        <w:rPr>
+          <w:rFonts w:ascii="Arial" w:hAnsi="Arial" w:cs="Arial"/>
+        </w:rPr>
+      </w:pPr>
+      <w:r>
+        <w:rPr>
+          <w:rFonts w:ascii="Arial" w:hAnsi="Arial" w:cs="Arial"/>
+        </w:rPr>
+        <w:t>5.1.0</w:t>
+      </w:r>
+      <w:r>
+        <w:rPr>
+          <w:rFonts w:ascii="Arial" w:hAnsi="Arial" w:cs="Arial"/>
+        </w:rPr>
+        <w:t xml:space="preserve"> - </w:t>
+      </w:r>
+      <w:r>
+        <w:rPr>
+          <w:rFonts w:ascii="Arial" w:hAnsi="Arial" w:cs="Arial"/>
+        </w:rPr>
+        <w:t>5.9.9</w:t>
+      </w:r>
+    </w:p>
+    <w:p>
+      <w:pPr>
+        <w:ind w:left="1080"/>
+        <w:jc w:val="both"/>
+        <w:rPr>
+          <w:rFonts w:ascii="Arial" w:hAnsi="Arial" w:cs="Arial"/>
+        </w:rPr>
+      </w:pPr>
+      <w:r>
+        <w:rPr>
+          <w:rFonts w:ascii="Arial" w:hAnsi="Arial" w:cs="Arial"/>
+        </w:rPr>
+        <w:lastRenderedPageBreak/>
+        <w:t xml:space="preserve">When </w:t>
+      </w:r>
+      <w:r>
+        <w:rPr>
+          <w:rFonts w:ascii="Arial" w:hAnsi="Arial" w:cs="Arial"/>
+        </w:rPr>
+        <w:t>“</w:t>
+      </w:r>
+      <w:r>
+        <w:rPr>
+          <w:rFonts w:ascii="Arial" w:hAnsi="Arial" w:cs="Arial"/>
+        </w:rPr>
+        <w:t>npm install</w:t>
+      </w:r>
+      <w:r>
+        <w:rPr>
+          <w:rFonts w:ascii="Arial" w:hAnsi="Arial" w:cs="Arial"/>
+        </w:rPr>
+        <w:t>”</w:t>
+      </w:r>
+      <w:r>
+        <w:rPr>
+          <w:rFonts w:ascii="Arial" w:hAnsi="Arial" w:cs="Arial"/>
+        </w:rPr>
+        <w:t xml:space="preserve"> if the latest version for instance is version 5.3.4, then it will be installed. </w:t>
+      </w:r>
+    </w:p>
+    <w:p>
+      <w:pPr>
+        <w:ind w:left="720" w:firstLine="360"/>
+        <w:jc w:val="both"/>
+        <w:rPr>
+          <w:rFonts w:ascii="Arial" w:hAnsi="Arial" w:cs="Arial"/>
+        </w:rPr>
+      </w:pPr>
+    </w:p>
+    <w:p>
+      <w:pPr>
+        <w:pStyle w:val="ListParagraph"/>
+        <w:numPr>
+          <w:ilvl w:val="0"/>
+          <w:numId w:val="4"/>
+        </w:numPr>
+        <w:spacing w:after="0" w:line="300" w:lineRule="atLeast"/>
+        <w:rPr>
+          <w:rFonts w:ascii="Arial" w:eastAsia="Times New Roman" w:hAnsi="Arial" w:cs="Arial"/>
+          <w:kern w:val="0"/>
+          <w:szCs w:val="24"/>
+          <w:lang w:val="en-HK" w:eastAsia="zh-TW" w:bidi="ar-SA"/>
+          <w14:ligatures w14:val="none"/>
+        </w:rPr>
+      </w:pPr>
+      <w:r>
+        <w:rPr>
+          <w:rFonts w:ascii="Arial" w:eastAsia="Times New Roman" w:hAnsi="Arial" w:cs="Arial"/>
+          <w:kern w:val="0"/>
+          <w:szCs w:val="24"/>
+          <w:lang w:val="en-HK" w:eastAsia="zh-TW" w:bidi="ar-SA"/>
+          <w14:ligatures w14:val="none"/>
+        </w:rPr>
+        <w:t>Tilde (~)</w:t>
+      </w:r>
+      <w:r>
+        <w:rPr>
+          <w:rFonts w:ascii="Arial" w:eastAsia="Times New Roman" w:hAnsi="Arial" w:cs="Arial"/>
+          <w:kern w:val="0"/>
+          <w:szCs w:val="24"/>
+          <w:lang w:val="en-HK" w:eastAsia="zh-TW" w:bidi="ar-SA"/>
+          <w14:ligatures w14:val="none"/>
+        </w:rPr>
+        <w:t xml:space="preserve"> Patch change</w:t>
+      </w:r>
+    </w:p>
+    <w:p>
+      <w:pPr>
+        <w:spacing w:after="0" w:line="300" w:lineRule="atLeast"/>
+        <w:ind w:left="720"/>
+        <w:rPr>
+          <w:rFonts w:ascii="Arial" w:eastAsia="Times New Roman" w:hAnsi="Arial" w:cs="Arial"/>
+          <w:kern w:val="0"/>
+          <w:szCs w:val="24"/>
+          <w:lang w:val="en-HK" w:eastAsia="zh-TW" w:bidi="ar-SA"/>
+          <w14:ligatures w14:val="none"/>
+        </w:rPr>
+      </w:pPr>
+    </w:p>
+    <w:p>
+      <w:pPr>
+        <w:ind w:left="1080"/>
+        <w:jc w:val="both"/>
+        <w:rPr>
+          <w:rFonts w:ascii="Arial" w:hAnsi="Arial" w:cs="Arial"/>
+          <w:szCs w:val="24"/>
+        </w:rPr>
+      </w:pPr>
+      <w:r>
+        <w:rPr>
+          <w:rFonts w:ascii="Arial" w:hAnsi="Arial" w:cs="Arial"/>
+          <w:szCs w:val="24"/>
+        </w:rPr>
+        <w:t>"express": "~5.1.0</w:t>
+      </w:r>
+      <w:r>
+        <w:rPr>
+          <w:rFonts w:ascii="Arial" w:hAnsi="Arial" w:cs="Arial"/>
+          <w:szCs w:val="24"/>
+        </w:rPr>
+        <w:t>” which</w:t>
+      </w:r>
+      <w:r>
+        <w:rPr>
+          <w:rFonts w:ascii="Arial" w:hAnsi="Arial" w:cs="Arial"/>
+          <w:szCs w:val="24"/>
+        </w:rPr>
+        <w:t xml:space="preserve"> means &gt;=</w:t>
+      </w:r>
+      <w:r>
+        <w:rPr>
+          <w:rFonts w:ascii="Arial" w:hAnsi="Arial" w:cs="Arial"/>
+          <w:szCs w:val="24"/>
+        </w:rPr>
+        <w:t>5.1.0</w:t>
+      </w:r>
+      <w:r>
+        <w:rPr>
+          <w:rFonts w:ascii="Arial" w:hAnsi="Arial" w:cs="Arial"/>
+          <w:szCs w:val="24"/>
+        </w:rPr>
+        <w:t xml:space="preserve"> &lt; 5.2</w:t>
+      </w:r>
+    </w:p>
+    <w:p>
+      <w:pPr>
+        <w:ind w:left="1080"/>
+        <w:jc w:val="both"/>
+        <w:rPr>
+          <w:rFonts w:ascii="Arial" w:hAnsi="Arial" w:cs="Arial"/>
+          <w:szCs w:val="24"/>
+        </w:rPr>
+      </w:pPr>
+      <w:r>
+        <w:rPr>
+          <w:rFonts w:ascii="Arial" w:hAnsi="Arial" w:cs="Arial"/>
+          <w:szCs w:val="24"/>
+        </w:rPr>
+        <w:t>5.1.0</w:t>
+      </w:r>
+      <w:r>
+        <w:rPr>
+          <w:rFonts w:ascii="Arial" w:hAnsi="Arial" w:cs="Arial"/>
+          <w:szCs w:val="24"/>
+        </w:rPr>
+        <w:t xml:space="preserve"> – 5.1.9</w:t>
+      </w:r>
+    </w:p>
+    <w:p>
+      <w:pPr>
+        <w:ind w:left="1080"/>
+        <w:jc w:val="both"/>
+        <w:rPr>
+          <w:rFonts w:ascii="Arial" w:hAnsi="Arial" w:cs="Arial"/>
+        </w:rPr>
+      </w:pPr>
+      <w:r>
+        <w:rPr>
+          <w:rFonts w:ascii="Arial" w:hAnsi="Arial" w:cs="Arial"/>
+        </w:rPr>
+        <w:t xml:space="preserve">When </w:t>
+      </w:r>
+      <w:r>
+        <w:rPr>
+          <w:rFonts w:ascii="Arial" w:hAnsi="Arial" w:cs="Arial"/>
+        </w:rPr>
+        <w:t>“</w:t>
+      </w:r>
+      <w:r>
+        <w:rPr>
+          <w:rFonts w:ascii="Arial" w:hAnsi="Arial" w:cs="Arial"/>
+        </w:rPr>
+        <w:t>npm install</w:t>
+      </w:r>
+      <w:r>
+        <w:rPr>
+          <w:rFonts w:ascii="Arial" w:hAnsi="Arial" w:cs="Arial"/>
+        </w:rPr>
+        <w:t>”</w:t>
+      </w:r>
+      <w:r>
+        <w:rPr>
+          <w:rFonts w:ascii="Arial" w:hAnsi="Arial" w:cs="Arial"/>
+        </w:rPr>
+        <w:t xml:space="preserve"> if the latest version for instance is version 5.</w:t>
+      </w:r>
+      <w:r>
+        <w:rPr>
+          <w:rFonts w:ascii="Arial" w:hAnsi="Arial" w:cs="Arial"/>
+        </w:rPr>
+        <w:t>1</w:t>
+      </w:r>
+      <w:r>
+        <w:rPr>
+          <w:rFonts w:ascii="Arial" w:hAnsi="Arial" w:cs="Arial"/>
+        </w:rPr>
+        <w:t>.</w:t>
+      </w:r>
+      <w:r>
+        <w:rPr>
+          <w:rFonts w:ascii="Arial" w:hAnsi="Arial" w:cs="Arial"/>
+        </w:rPr>
+        <w:t>9</w:t>
+      </w:r>
+      <w:r>
+        <w:rPr>
+          <w:rFonts w:ascii="Arial" w:hAnsi="Arial" w:cs="Arial"/>
+        </w:rPr>
+        <w:t xml:space="preserve">, then it will be installed. </w:t>
+      </w:r>
+    </w:p>
+    <w:p>
+      <w:pPr>
+        <w:ind w:left="720"/>
+        <w:jc w:val="both"/>
+        <w:rPr>
+          <w:rFonts w:ascii="Arial" w:hAnsi="Arial" w:cs="Arial"/>
+        </w:rPr>
+      </w:pPr>
+    </w:p>
+    <w:p>
+      <w:pPr>
+        <w:ind w:firstLine="720"/>
         <w:jc w:val="both"/>
         <w:rPr>
           <w:rFonts w:ascii="Arial" w:hAnsi="Arial" w:cs="Arial"/>
@@ -432,14 +844,12 @@
         </w:rPr>
         <w:t xml:space="preserve">For </w:t>
       </w:r>
-      <w:proofErr w:type="gramStart"/>
-      <w:r>
-        <w:rPr>
-          <w:rFonts w:ascii="Arial" w:hAnsi="Arial" w:cs="Arial"/>
-        </w:rPr>
-        <w:t>example</w:t>
-      </w:r>
-      <w:proofErr w:type="gramEnd"/>
+      <w:r>
+        <w:rPr>
+          <w:rFonts w:ascii="Arial" w:hAnsi="Arial" w:cs="Arial"/>
+        </w:rPr>
+        <w:t>example,</w:t>
+      </w:r>
       <w:r>
         <w:rPr>
           <w:rFonts w:ascii="Arial" w:hAnsi="Arial" w:cs="Arial"/>
@@ -471,49 +881,105 @@
           <w:rFonts w:ascii="Arial" w:hAnsi="Arial" w:cs="Arial"/>
         </w:rPr>
       </w:pPr>
+      <w:r>
+        <w:rPr>
+          <w:rFonts w:ascii="Arial" w:hAnsi="Arial" w:cs="Arial"/>
+        </w:rPr>
+        <w:t>npm view express dependencies</w:t>
+      </w:r>
+    </w:p>
+    <w:p>
+      <w:pPr>
+        <w:ind w:left="720"/>
+        <w:rPr>
+          <w:rFonts w:ascii="Arial" w:hAnsi="Arial" w:cs="Arial"/>
+        </w:rPr>
+      </w:pPr>
+      <w:r>
+        <w:rPr>
+          <w:rFonts w:ascii="Arial" w:hAnsi="Arial" w:cs="Arial"/>
+        </w:rPr>
+        <w:t>output:</w:t>
+      </w:r>
+    </w:p>
+    <w:p>
+      <w:pPr>
+        <w:ind w:left="720"/>
+        <w:rPr>
+          <w:rFonts w:ascii="Arial" w:hAnsi="Arial" w:cs="Arial"/>
+          <w:szCs w:val="24"/>
+        </w:rPr>
+      </w:pPr>
+      <w:r>
+        <w:rPr>
+          <w:rFonts w:ascii="Arial" w:hAnsi="Arial" w:cs="Arial"/>
+          <w:szCs w:val="24"/>
+        </w:rPr>
+        <w:t>{</w:t>
+      </w:r>
+    </w:p>
+    <w:p>
+      <w:pPr>
+        <w:ind w:left="720"/>
+        <w:rPr>
+          <w:rFonts w:ascii="Arial" w:hAnsi="Arial" w:cs="Arial"/>
+          <w:szCs w:val="24"/>
+        </w:rPr>
+      </w:pPr>
+      <w:r>
+        <w:rPr>
+          <w:rFonts w:ascii="Arial" w:hAnsi="Arial" w:cs="Arial"/>
+          <w:szCs w:val="24"/>
+        </w:rPr>
+        <w:t xml:space="preserve">  </w:t>
+      </w:r>
       <w:proofErr w:type="spellStart"/>
       <w:r>
         <w:rPr>
           <w:rFonts w:ascii="Arial" w:hAnsi="Arial" w:cs="Arial"/>
-        </w:rPr>
-        <w:t>npm</w:t>
+          <w:szCs w:val="24"/>
+        </w:rPr>
+        <w:t>qs</w:t>
       </w:r>
       <w:proofErr w:type="spellEnd"/>
       <w:r>
         <w:rPr>
           <w:rFonts w:ascii="Arial" w:hAnsi="Arial" w:cs="Arial"/>
-        </w:rPr>
-        <w:t xml:space="preserve"> view express dependencies</w:t>
-      </w:r>
-    </w:p>
-    <w:p>
-      <w:pPr>
-        <w:ind w:left="720"/>
-        <w:rPr>
-          <w:rFonts w:ascii="Arial" w:hAnsi="Arial" w:cs="Arial"/>
-        </w:rPr>
-      </w:pPr>
-      <w:r>
-        <w:rPr>
-          <w:rFonts w:ascii="Arial" w:hAnsi="Arial" w:cs="Arial"/>
-        </w:rPr>
-        <w:t>output:</w:t>
-      </w:r>
-    </w:p>
-    <w:p>
-      <w:pPr>
-        <w:ind w:left="720"/>
-        <w:rPr>
-          <w:rFonts w:ascii="Arial" w:hAnsi="Arial" w:cs="Arial"/>
-          <w:szCs w:val="24"/>
-        </w:rPr>
-      </w:pPr>
-      <w:r>
-        <w:rPr>
-          <w:rFonts w:ascii="Arial" w:hAnsi="Arial" w:cs="Arial"/>
-          <w:szCs w:val="24"/>
-        </w:rPr>
-        <w:t>{</w:t>
+          <w:szCs w:val="24"/>
+        </w:rPr>
+        <w:t>: '^6.16.0',</w:t>
+      </w:r>
+    </w:p>
+    <w:p>
+      <w:pPr>
+        <w:ind w:left="720"/>
+        <w:rPr>
+          <w:rFonts w:ascii="Arial" w:hAnsi="Arial" w:cs="Arial"/>
+          <w:szCs w:val="24"/>
+        </w:rPr>
+      </w:pPr>
+      <w:r>
+        <w:rPr>
+          <w:rFonts w:ascii="Arial" w:hAnsi="Arial" w:cs="Arial"/>
+          <w:szCs w:val="24"/>
+        </w:rPr>
+        <w:t xml:space="preserve"> </w:t>
+      </w:r>
+      <w:proofErr w:type="spellStart"/>
+      <w:r>
+        <w:rPr>
+          <w:rFonts w:ascii="Arial" w:hAnsi="Arial" w:cs="Arial"/>
+          <w:szCs w:val="24"/>
+        </w:rPr>
+        <w:t>depd</w:t>
+      </w:r>
+      <w:proofErr w:type="spellEnd"/>
+      <w:r>
+        <w:rPr>
+          <w:rFonts w:ascii="Arial" w:hAnsi="Arial" w:cs="Arial"/>
+          <w:szCs w:val="24"/>
+        </w:rPr>
+        <w:t>: '^2.0.0',</w:t>
       </w:r>
     </w:p>
     <w:p>
@@ -537,7 +1003,7 @@
           <w:rFonts w:ascii="Arial" w:hAnsi="Arial" w:cs="Arial"/>
           <w:szCs w:val="24"/>
         </w:rPr>
-        <w:t>qs</w:t>
+        <w:t>etag</w:t>
       </w:r>
       <w:proofErr w:type="spellEnd"/>
       <w:r>
@@ -545,23 +1011,183 @@
           <w:rFonts w:ascii="Arial" w:hAnsi="Arial" w:cs="Arial"/>
           <w:szCs w:val="24"/>
         </w:rPr>
-        <w:t>: '^6.16.0',</w:t>
-      </w:r>
-    </w:p>
-    <w:p>
-      <w:pPr>
-        <w:ind w:left="720"/>
-        <w:rPr>
-          <w:rFonts w:ascii="Arial" w:hAnsi="Arial" w:cs="Arial"/>
-          <w:szCs w:val="24"/>
-        </w:rPr>
-      </w:pPr>
-      <w:r>
-        <w:rPr>
-          <w:rFonts w:ascii="Arial" w:hAnsi="Arial" w:cs="Arial"/>
-          <w:szCs w:val="24"/>
-        </w:rPr>
-        <w:t xml:space="preserve"> </w:t>
+        <w:t>: '^1.8.1',</w:t>
+      </w:r>
+    </w:p>
+    <w:p>
+      <w:pPr>
+        <w:ind w:left="720"/>
+        <w:rPr>
+          <w:rFonts w:ascii="Arial" w:hAnsi="Arial" w:cs="Arial"/>
+          <w:szCs w:val="24"/>
+        </w:rPr>
+      </w:pPr>
+      <w:r>
+        <w:rPr>
+          <w:rFonts w:ascii="Arial" w:hAnsi="Arial" w:cs="Arial"/>
+          <w:szCs w:val="24"/>
+        </w:rPr>
+        <w:t xml:space="preserve">  once: '^1.4.0',</w:t>
+      </w:r>
+    </w:p>
+    <w:p>
+      <w:pPr>
+        <w:ind w:left="720"/>
+        <w:rPr>
+          <w:rFonts w:ascii="Arial" w:hAnsi="Arial" w:cs="Arial"/>
+          <w:szCs w:val="24"/>
+        </w:rPr>
+      </w:pPr>
+      <w:r>
+        <w:rPr>
+          <w:rFonts w:ascii="Arial" w:hAnsi="Arial" w:cs="Arial"/>
+          <w:szCs w:val="24"/>
+        </w:rPr>
+        <w:t xml:space="preserve">  send: '^1.1.0',</w:t>
+      </w:r>
+    </w:p>
+    <w:p>
+      <w:pPr>
+        <w:ind w:left="720"/>
+        <w:rPr>
+          <w:rFonts w:ascii="Arial" w:hAnsi="Arial" w:cs="Arial"/>
+          <w:szCs w:val="24"/>
+        </w:rPr>
+      </w:pPr>
+      <w:r>
+        <w:rPr>
+          <w:rFonts w:ascii="Arial" w:hAnsi="Arial" w:cs="Arial"/>
+          <w:szCs w:val="24"/>
+        </w:rPr>
+        <w:t xml:space="preserve">  vary: '^1.1.2',</w:t>
+      </w:r>
+    </w:p>
+    <w:p>
+      <w:pPr>
+        <w:ind w:left="720"/>
+        <w:rPr>
+          <w:rFonts w:ascii="Arial" w:hAnsi="Arial" w:cs="Arial"/>
+          <w:szCs w:val="24"/>
+        </w:rPr>
+      </w:pPr>
+      <w:r>
+        <w:rPr>
+          <w:rFonts w:ascii="Arial" w:hAnsi="Arial" w:cs="Arial"/>
+          <w:szCs w:val="24"/>
+        </w:rPr>
+        <w:t xml:space="preserve">  debug: '^4.4.0',</w:t>
+      </w:r>
+    </w:p>
+    <w:p>
+      <w:pPr>
+        <w:ind w:left="720"/>
+        <w:rPr>
+          <w:rFonts w:ascii="Arial" w:hAnsi="Arial" w:cs="Arial"/>
+          <w:szCs w:val="24"/>
+        </w:rPr>
+      </w:pPr>
+      <w:r>
+        <w:rPr>
+          <w:rFonts w:ascii="Arial" w:hAnsi="Arial" w:cs="Arial"/>
+          <w:szCs w:val="24"/>
+        </w:rPr>
+        <w:t xml:space="preserve">  fresh: '^2.0.0',</w:t>
+      </w:r>
+    </w:p>
+    <w:p>
+      <w:pPr>
+        <w:ind w:left="720"/>
+        <w:rPr>
+          <w:rFonts w:ascii="Arial" w:hAnsi="Arial" w:cs="Arial"/>
+          <w:szCs w:val="24"/>
+        </w:rPr>
+      </w:pPr>
+      <w:r>
+        <w:rPr>
+          <w:rFonts w:ascii="Arial" w:hAnsi="Arial" w:cs="Arial"/>
+          <w:szCs w:val="24"/>
+        </w:rPr>
+        <w:t xml:space="preserve">  cookie: '^0.7.1',</w:t>
+      </w:r>
+    </w:p>
+    <w:p>
+      <w:pPr>
+        <w:ind w:left="720"/>
+        <w:rPr>
+          <w:rFonts w:ascii="Arial" w:hAnsi="Arial" w:cs="Arial"/>
+          <w:szCs w:val="24"/>
+        </w:rPr>
+      </w:pPr>
+      <w:r>
+        <w:rPr>
+          <w:rFonts w:ascii="Arial" w:hAnsi="Arial" w:cs="Arial"/>
+          <w:szCs w:val="24"/>
+        </w:rPr>
+        <w:t xml:space="preserve">  router: '^2.2.0',</w:t>
+      </w:r>
+    </w:p>
+    <w:p>
+      <w:pPr>
+        <w:ind w:left="720"/>
+        <w:rPr>
+          <w:rFonts w:ascii="Arial" w:hAnsi="Arial" w:cs="Arial"/>
+          <w:szCs w:val="24"/>
+        </w:rPr>
+      </w:pPr>
+      <w:r>
+        <w:rPr>
+          <w:rFonts w:ascii="Arial" w:hAnsi="Arial" w:cs="Arial"/>
+          <w:szCs w:val="24"/>
+        </w:rPr>
+        <w:t xml:space="preserve">  accepts: '^2.0.0',</w:t>
+      </w:r>
+    </w:p>
+    <w:p>
+      <w:pPr>
+        <w:ind w:left="720"/>
+        <w:rPr>
+          <w:rFonts w:ascii="Arial" w:hAnsi="Arial" w:cs="Arial"/>
+          <w:szCs w:val="24"/>
+        </w:rPr>
+      </w:pPr>
+      <w:r>
+        <w:rPr>
+          <w:rFonts w:ascii="Arial" w:hAnsi="Arial" w:cs="Arial"/>
+          <w:szCs w:val="24"/>
+        </w:rPr>
+        <w:t xml:space="preserve">  '</w:t>
+      </w:r>
+      <w:proofErr w:type="gramStart"/>
+      <w:r>
+        <w:rPr>
+          <w:rFonts w:ascii="Arial" w:hAnsi="Arial" w:cs="Arial"/>
+          <w:szCs w:val="24"/>
+        </w:rPr>
+        <w:t>type</w:t>
+      </w:r>
+      <w:proofErr w:type="gramEnd"/>
+      <w:r>
+        <w:rPr>
+          <w:rFonts w:ascii="Arial" w:hAnsi="Arial" w:cs="Arial"/>
+          <w:szCs w:val="24"/>
+        </w:rPr>
+        <w:t>-is': '^2.1.0',</w:t>
+      </w:r>
+    </w:p>
+    <w:p>
+      <w:pPr>
+        <w:ind w:left="720"/>
+        <w:rPr>
+          <w:rFonts w:ascii="Arial" w:hAnsi="Arial" w:cs="Arial"/>
+          <w:szCs w:val="24"/>
+        </w:rPr>
+      </w:pPr>
+      <w:r>
+        <w:rPr>
+          <w:rFonts w:ascii="Arial" w:hAnsi="Arial" w:cs="Arial"/>
+          <w:szCs w:val="24"/>
+        </w:rPr>
+        <w:t xml:space="preserve">  </w:t>
       </w:r>
       <w:proofErr w:type="spellStart"/>
       <w:r>
@@ -569,7 +1195,7 @@
           <w:rFonts w:ascii="Arial" w:hAnsi="Arial" w:cs="Arial"/>
           <w:szCs w:val="24"/>
         </w:rPr>
-        <w:t>depd</w:t>
+        <w:t>parseurl</w:t>
       </w:r>
       <w:proofErr w:type="spellEnd"/>
       <w:r>
@@ -577,6 +1203,54 @@
           <w:rFonts w:ascii="Arial" w:hAnsi="Arial" w:cs="Arial"/>
           <w:szCs w:val="24"/>
         </w:rPr>
+        <w:t>: '^1.3.3',</w:t>
+      </w:r>
+    </w:p>
+    <w:p>
+      <w:pPr>
+        <w:ind w:left="720"/>
+        <w:rPr>
+          <w:rFonts w:ascii="Arial" w:hAnsi="Arial" w:cs="Arial"/>
+          <w:szCs w:val="24"/>
+        </w:rPr>
+      </w:pPr>
+      <w:r>
+        <w:rPr>
+          <w:rFonts w:ascii="Arial" w:hAnsi="Arial" w:cs="Arial"/>
+          <w:szCs w:val="24"/>
+        </w:rPr>
+        <w:t xml:space="preserve">  statuses: '^2.0.1',</w:t>
+      </w:r>
+    </w:p>
+    <w:p>
+      <w:pPr>
+        <w:ind w:left="720"/>
+        <w:rPr>
+          <w:rFonts w:ascii="Arial" w:hAnsi="Arial" w:cs="Arial"/>
+          <w:szCs w:val="24"/>
+        </w:rPr>
+      </w:pPr>
+      <w:r>
+        <w:rPr>
+          <w:rFonts w:ascii="Arial" w:hAnsi="Arial" w:cs="Arial"/>
+          <w:szCs w:val="24"/>
+        </w:rPr>
+        <w:t xml:space="preserve">  </w:t>
+      </w:r>
+      <w:proofErr w:type="spellStart"/>
+      <w:r>
+        <w:rPr>
+          <w:rFonts w:ascii="Arial" w:hAnsi="Arial" w:cs="Arial"/>
+          <w:szCs w:val="24"/>
+        </w:rPr>
+        <w:t>encodeurl</w:t>
+      </w:r>
+      <w:proofErr w:type="spellEnd"/>
+      <w:r>
+        <w:rPr>
+          <w:rFonts w:ascii="Arial" w:hAnsi="Arial" w:cs="Arial"/>
+          <w:szCs w:val="24"/>
+        </w:rPr>
         <w:t>: '^2.0.0',</w:t>
       </w:r>
     </w:p>
@@ -593,87 +1267,23 @@
           <w:rFonts w:ascii="Arial" w:hAnsi="Arial" w:cs="Arial"/>
           <w:szCs w:val="24"/>
         </w:rPr>
-        <w:t xml:space="preserve">  </w:t>
-      </w:r>
-      <w:proofErr w:type="spellStart"/>
-      <w:r>
-        <w:rPr>
-          <w:rFonts w:ascii="Arial" w:hAnsi="Arial" w:cs="Arial"/>
-          <w:szCs w:val="24"/>
-        </w:rPr>
-        <w:t>etag</w:t>
-      </w:r>
-      <w:proofErr w:type="spellEnd"/>
-      <w:r>
-        <w:rPr>
-          <w:rFonts w:ascii="Arial" w:hAnsi="Arial" w:cs="Arial"/>
-          <w:szCs w:val="24"/>
-        </w:rPr>
-        <w:t>: '^1.8.1',</w:t>
-      </w:r>
-    </w:p>
-    <w:p>
-      <w:pPr>
-        <w:ind w:left="720"/>
-        <w:rPr>
-          <w:rFonts w:ascii="Arial" w:hAnsi="Arial" w:cs="Arial"/>
-          <w:szCs w:val="24"/>
-        </w:rPr>
-      </w:pPr>
-      <w:r>
-        <w:rPr>
-          <w:rFonts w:ascii="Arial" w:hAnsi="Arial" w:cs="Arial"/>
-          <w:szCs w:val="24"/>
-        </w:rPr>
-        <w:t xml:space="preserve">  once: '^1.4.0',</w:t>
-      </w:r>
-    </w:p>
-    <w:p>
-      <w:pPr>
-        <w:ind w:left="720"/>
-        <w:rPr>
-          <w:rFonts w:ascii="Arial" w:hAnsi="Arial" w:cs="Arial"/>
-          <w:szCs w:val="24"/>
-        </w:rPr>
-      </w:pPr>
-      <w:r>
-        <w:rPr>
-          <w:rFonts w:ascii="Arial" w:hAnsi="Arial" w:cs="Arial"/>
-          <w:szCs w:val="24"/>
-        </w:rPr>
-        <w:t xml:space="preserve">  send: '^1.1.0',</w:t>
-      </w:r>
-    </w:p>
-    <w:p>
-      <w:pPr>
-        <w:ind w:left="720"/>
-        <w:rPr>
-          <w:rFonts w:ascii="Arial" w:hAnsi="Arial" w:cs="Arial"/>
-          <w:szCs w:val="24"/>
-        </w:rPr>
-      </w:pPr>
-      <w:r>
-        <w:rPr>
-          <w:rFonts w:ascii="Arial" w:hAnsi="Arial" w:cs="Arial"/>
-          <w:szCs w:val="24"/>
-        </w:rPr>
-        <w:t xml:space="preserve">  vary: '^1.1.2',</w:t>
-      </w:r>
-    </w:p>
-    <w:p>
-      <w:pPr>
-        <w:ind w:left="720"/>
-        <w:rPr>
-          <w:rFonts w:ascii="Arial" w:hAnsi="Arial" w:cs="Arial"/>
-          <w:szCs w:val="24"/>
-        </w:rPr>
-      </w:pPr>
-      <w:r>
-        <w:rPr>
-          <w:rFonts w:ascii="Arial" w:hAnsi="Arial" w:cs="Arial"/>
-          <w:szCs w:val="24"/>
-        </w:rPr>
-        <w:t xml:space="preserve">  debug: '^4.4.0',</w:t>
+        <w:t xml:space="preserve">  '</w:t>
+      </w:r>
+      <w:proofErr w:type="gramStart"/>
+      <w:r>
+        <w:rPr>
+          <w:rFonts w:ascii="Arial" w:hAnsi="Arial" w:cs="Arial"/>
+          <w:szCs w:val="24"/>
+        </w:rPr>
+        <w:t>mime</w:t>
+      </w:r>
+      <w:proofErr w:type="gramEnd"/>
+      <w:r>
+        <w:rPr>
+          <w:rFonts w:ascii="Arial" w:hAnsi="Arial" w:cs="Arial"/>
+          <w:szCs w:val="24"/>
+        </w:rPr>
+        <w:t>-types': '^3.0.0',</w:t>
       </w:r>
     </w:p>
     <w:p>
@@ -690,214 +1300,6 @@
           <w:szCs w:val="24"/>
         </w:rPr>
         <w:lastRenderedPageBreak/>
-        <w:t xml:space="preserve">  fresh: '^2.0.0',</w:t>
-      </w:r>
-    </w:p>
-    <w:p>
-      <w:pPr>
-        <w:ind w:left="720"/>
-        <w:rPr>
-          <w:rFonts w:ascii="Arial" w:hAnsi="Arial" w:cs="Arial"/>
-          <w:szCs w:val="24"/>
-        </w:rPr>
-      </w:pPr>
-      <w:r>
-        <w:rPr>
-          <w:rFonts w:ascii="Arial" w:hAnsi="Arial" w:cs="Arial"/>
-          <w:szCs w:val="24"/>
-        </w:rPr>
-        <w:t xml:space="preserve">  cookie: '^0.7.1',</w:t>
-      </w:r>
-    </w:p>
-    <w:p>
-      <w:pPr>
-        <w:ind w:left="720"/>
-        <w:rPr>
-          <w:rFonts w:ascii="Arial" w:hAnsi="Arial" w:cs="Arial"/>
-          <w:szCs w:val="24"/>
-        </w:rPr>
-      </w:pPr>
-      <w:r>
-        <w:rPr>
-          <w:rFonts w:ascii="Arial" w:hAnsi="Arial" w:cs="Arial"/>
-          <w:szCs w:val="24"/>
-        </w:rPr>
-        <w:t xml:space="preserve">  router: '^2.2.0',</w:t>
-      </w:r>
-    </w:p>
-    <w:p>
-      <w:pPr>
-        <w:ind w:left="720"/>
-        <w:rPr>
-          <w:rFonts w:ascii="Arial" w:hAnsi="Arial" w:cs="Arial"/>
-          <w:szCs w:val="24"/>
-        </w:rPr>
-      </w:pPr>
-      <w:r>
-        <w:rPr>
-          <w:rFonts w:ascii="Arial" w:hAnsi="Arial" w:cs="Arial"/>
-          <w:szCs w:val="24"/>
-        </w:rPr>
-        <w:t xml:space="preserve">  accepts: '^2.0.0',</w:t>
-      </w:r>
-    </w:p>
-    <w:p>
-      <w:pPr>
-        <w:ind w:left="720"/>
-        <w:rPr>
-          <w:rFonts w:ascii="Arial" w:hAnsi="Arial" w:cs="Arial"/>
-          <w:szCs w:val="24"/>
-        </w:rPr>
-      </w:pPr>
-      <w:r>
-        <w:rPr>
-          <w:rFonts w:ascii="Arial" w:hAnsi="Arial" w:cs="Arial"/>
-          <w:szCs w:val="24"/>
-        </w:rPr>
-        <w:t xml:space="preserve">  '</w:t>
-      </w:r>
-      <w:proofErr w:type="gramStart"/>
-      <w:r>
-        <w:rPr>
-          <w:rFonts w:ascii="Arial" w:hAnsi="Arial" w:cs="Arial"/>
-          <w:szCs w:val="24"/>
-        </w:rPr>
-        <w:t>type</w:t>
-      </w:r>
-      <w:proofErr w:type="gramEnd"/>
-      <w:r>
-        <w:rPr>
-          <w:rFonts w:ascii="Arial" w:hAnsi="Arial" w:cs="Arial"/>
-          <w:szCs w:val="24"/>
-        </w:rPr>
-        <w:t>-is': '^2.1.0',</w:t>
-      </w:r>
-    </w:p>
-    <w:p>
-      <w:pPr>
-        <w:ind w:left="720"/>
-        <w:rPr>
-          <w:rFonts w:ascii="Arial" w:hAnsi="Arial" w:cs="Arial"/>
-          <w:szCs w:val="24"/>
-        </w:rPr>
-      </w:pPr>
-      <w:r>
-        <w:rPr>
-          <w:rFonts w:ascii="Arial" w:hAnsi="Arial" w:cs="Arial"/>
-          <w:szCs w:val="24"/>
-        </w:rPr>
-        <w:t xml:space="preserve">  </w:t>
-      </w:r>
-      <w:proofErr w:type="spellStart"/>
-      <w:r>
-        <w:rPr>
-          <w:rFonts w:ascii="Arial" w:hAnsi="Arial" w:cs="Arial"/>
-          <w:szCs w:val="24"/>
-        </w:rPr>
-        <w:t>parseurl</w:t>
-      </w:r>
-      <w:proofErr w:type="spellEnd"/>
-      <w:r>
-        <w:rPr>
-          <w:rFonts w:ascii="Arial" w:hAnsi="Arial" w:cs="Arial"/>
-          <w:szCs w:val="24"/>
-        </w:rPr>
-        <w:t>: '^1.3.3',</w:t>
-      </w:r>
-    </w:p>
-    <w:p>
-      <w:pPr>
-        <w:ind w:left="720"/>
-        <w:rPr>
-          <w:rFonts w:ascii="Arial" w:hAnsi="Arial" w:cs="Arial"/>
-          <w:szCs w:val="24"/>
-        </w:rPr>
-      </w:pPr>
-      <w:r>
-        <w:rPr>
-          <w:rFonts w:ascii="Arial" w:hAnsi="Arial" w:cs="Arial"/>
-          <w:szCs w:val="24"/>
-        </w:rPr>
-        <w:t xml:space="preserve">  statuses: '^2.0.1',</w:t>
-      </w:r>
-    </w:p>
-    <w:p>
-      <w:pPr>
-        <w:ind w:left="720"/>
-        <w:rPr>
-          <w:rFonts w:ascii="Arial" w:hAnsi="Arial" w:cs="Arial"/>
-          <w:szCs w:val="24"/>
-        </w:rPr>
-      </w:pPr>
-      <w:r>
-        <w:rPr>
-          <w:rFonts w:ascii="Arial" w:hAnsi="Arial" w:cs="Arial"/>
-          <w:szCs w:val="24"/>
-        </w:rPr>
-        <w:t xml:space="preserve">  </w:t>
-      </w:r>
-      <w:proofErr w:type="spellStart"/>
-      <w:r>
-        <w:rPr>
-          <w:rFonts w:ascii="Arial" w:hAnsi="Arial" w:cs="Arial"/>
-          <w:szCs w:val="24"/>
-        </w:rPr>
-        <w:t>encodeurl</w:t>
-      </w:r>
-      <w:proofErr w:type="spellEnd"/>
-      <w:r>
-        <w:rPr>
-          <w:rFonts w:ascii="Arial" w:hAnsi="Arial" w:cs="Arial"/>
-          <w:szCs w:val="24"/>
-        </w:rPr>
-        <w:t>: '^2.0.0',</w:t>
-      </w:r>
-    </w:p>
-    <w:p>
-      <w:pPr>
-        <w:ind w:left="720"/>
-        <w:rPr>
-          <w:rFonts w:ascii="Arial" w:hAnsi="Arial" w:cs="Arial"/>
-          <w:szCs w:val="24"/>
-        </w:rPr>
-      </w:pPr>
-      <w:r>
-        <w:rPr>
-          <w:rFonts w:ascii="Arial" w:hAnsi="Arial" w:cs="Arial"/>
-          <w:szCs w:val="24"/>
-        </w:rPr>
-        <w:t xml:space="preserve">  '</w:t>
-      </w:r>
-      <w:proofErr w:type="gramStart"/>
-      <w:r>
-        <w:rPr>
-          <w:rFonts w:ascii="Arial" w:hAnsi="Arial" w:cs="Arial"/>
-          <w:szCs w:val="24"/>
-        </w:rPr>
-        <w:t>mime</w:t>
-      </w:r>
-      <w:proofErr w:type="gramEnd"/>
-      <w:r>
-        <w:rPr>
-          <w:rFonts w:ascii="Arial" w:hAnsi="Arial" w:cs="Arial"/>
-          <w:szCs w:val="24"/>
-        </w:rPr>
-        <w:t>-types': '^3.0.0',</w:t>
-      </w:r>
-    </w:p>
-    <w:p>
-      <w:pPr>
-        <w:ind w:left="720"/>
-        <w:rPr>
-          <w:rFonts w:ascii="Arial" w:hAnsi="Arial" w:cs="Arial"/>
-          <w:szCs w:val="24"/>
-        </w:rPr>
-      </w:pPr>
-      <w:r>
-        <w:rPr>
-          <w:rFonts w:ascii="Arial" w:hAnsi="Arial" w:cs="Arial"/>
-          <w:szCs w:val="24"/>
-        </w:rPr>
         <w:t xml:space="preserve">  '</w:t>
       </w:r>
       <w:proofErr w:type="gramStart"/>
@@ -1406,19 +1808,11 @@
           <w:rFonts w:ascii="Arial" w:hAnsi="Arial" w:cs="Arial"/>
         </w:rPr>
       </w:pPr>
-      <w:proofErr w:type="spellStart"/>
-      <w:r>
-        <w:rPr>
-          <w:rFonts w:ascii="Arial" w:hAnsi="Arial" w:cs="Arial"/>
-        </w:rPr>
-        <w:t>npm</w:t>
-      </w:r>
-      <w:proofErr w:type="spellEnd"/>
-      <w:r>
-        <w:rPr>
-          <w:rFonts w:ascii="Arial" w:hAnsi="Arial" w:cs="Arial"/>
-        </w:rPr>
-        <w:t xml:space="preserve"> view express</w:t>
+      <w:r>
+        <w:rPr>
+          <w:rFonts w:ascii="Arial" w:hAnsi="Arial" w:cs="Arial"/>
+        </w:rPr>
+        <w:t>npm view express</w:t>
       </w:r>
       <w:r>
         <w:rPr>
@@ -2358,23 +2752,7 @@
         <w:rPr>
           <w:rFonts w:ascii="Arial" w:hAnsi="Arial" w:cs="Arial"/>
         </w:rPr>
-        <w:t xml:space="preserve"> listed in the </w:t>
-      </w:r>
-      <w:proofErr w:type="spellStart"/>
-      <w:proofErr w:type="gramStart"/>
-      <w:r>
-        <w:rPr>
-          <w:rFonts w:ascii="Arial" w:hAnsi="Arial" w:cs="Arial"/>
-        </w:rPr>
-        <w:t>package.json</w:t>
-      </w:r>
-      <w:proofErr w:type="spellEnd"/>
-      <w:proofErr w:type="gramEnd"/>
-      <w:r>
-        <w:rPr>
-          <w:rFonts w:ascii="Arial" w:hAnsi="Arial" w:cs="Arial"/>
-        </w:rPr>
-        <w:t xml:space="preserve">. You should </w:t>
+        <w:t xml:space="preserve"> listed in the package.json. You should </w:t>
       </w:r>
       <w:r>
         <w:rPr>
@@ -2387,6 +2765,339 @@
           <w:rFonts w:ascii="Arial" w:hAnsi="Arial" w:cs="Arial"/>
         </w:rPr>
         <w:t xml:space="preserve">consider for the express package you installed. </w:t>
+      </w:r>
+    </w:p>
+    <w:p>
+      <w:pPr>
+        <w:ind w:left="720"/>
+        <w:jc w:val="both"/>
+        <w:rPr>
+          <w:rFonts w:ascii="Arial" w:hAnsi="Arial" w:cs="Arial"/>
+        </w:rPr>
+      </w:pPr>
+    </w:p>
+    <w:p>
+      <w:pPr>
+        <w:ind w:left="720"/>
+        <w:rPr>
+          <w:rFonts w:ascii="Arial" w:hAnsi="Arial" w:cs="Arial"/>
+          <w:b/>
+          <w:bCs/>
+          <w:color w:val="EE0000"/>
+          <w:szCs w:val="24"/>
+        </w:rPr>
+      </w:pPr>
+      <w:r>
+        <w:rPr>
+          <w:rFonts w:ascii="Arial" w:hAnsi="Arial" w:cs="Arial"/>
+        </w:rPr>
+        <w:t xml:space="preserve">For </w:t>
+      </w:r>
+      <w:r>
+        <w:rPr>
+          <w:rFonts w:ascii="Arial" w:hAnsi="Arial" w:cs="Arial"/>
+        </w:rPr>
+        <w:t>instance,</w:t>
+      </w:r>
+      <w:r>
+        <w:rPr>
+          <w:rFonts w:ascii="Arial" w:hAnsi="Arial" w:cs="Arial"/>
+        </w:rPr>
+        <w:t xml:space="preserve"> if the package.json has listed the express</w:t>
+      </w:r>
+      <w:r>
+        <w:rPr>
+          <w:rFonts w:ascii="Arial" w:hAnsi="Arial" w:cs="Arial"/>
+        </w:rPr>
+        <w:t xml:space="preserve"> and body-parser</w:t>
+      </w:r>
+      <w:r>
+        <w:rPr>
+          <w:rFonts w:ascii="Arial" w:hAnsi="Arial" w:cs="Arial"/>
+        </w:rPr>
+        <w:t xml:space="preserve"> package</w:t>
+      </w:r>
+      <w:r>
+        <w:rPr>
+          <w:rFonts w:ascii="Arial" w:hAnsi="Arial" w:cs="Arial"/>
+        </w:rPr>
+        <w:t>s:</w:t>
+      </w:r>
+      <w:r>
+        <w:rPr>
+          <w:rFonts w:ascii="Arial" w:hAnsi="Arial" w:cs="Arial"/>
+          <w:b/>
+          <w:bCs/>
+          <w:color w:val="EE0000"/>
+          <w:szCs w:val="24"/>
+        </w:rPr>
+        <w:t xml:space="preserve">  </w:t>
+      </w:r>
+    </w:p>
+    <w:p>
+      <w:pPr>
+        <w:ind w:left="720"/>
+        <w:rPr>
+          <w:rFonts w:ascii="Arial" w:hAnsi="Arial" w:cs="Arial"/>
+          <w:b/>
+          <w:bCs/>
+          <w:color w:val="EE0000"/>
+          <w:szCs w:val="24"/>
+        </w:rPr>
+      </w:pPr>
+      <w:r>
+        <w:rPr>
+          <w:rFonts w:ascii="Arial" w:hAnsi="Arial" w:cs="Arial"/>
+          <w:b/>
+          <w:bCs/>
+          <w:color w:val="EE0000"/>
+          <w:szCs w:val="24"/>
+        </w:rPr>
+        <w:t>{</w:t>
+      </w:r>
+    </w:p>
+    <w:p>
+      <w:pPr>
+        <w:ind w:left="720"/>
+        <w:rPr>
+          <w:rFonts w:ascii="Arial" w:hAnsi="Arial" w:cs="Arial"/>
+          <w:b/>
+          <w:bCs/>
+          <w:color w:val="EE0000"/>
+          <w:szCs w:val="24"/>
+        </w:rPr>
+      </w:pPr>
+      <w:r>
+        <w:rPr>
+          <w:rFonts w:ascii="Arial" w:hAnsi="Arial" w:cs="Arial"/>
+          <w:b/>
+          <w:bCs/>
+          <w:color w:val="EE0000"/>
+          <w:szCs w:val="24"/>
+        </w:rPr>
+        <w:t>“express”,</w:t>
+      </w:r>
+    </w:p>
+    <w:p>
+      <w:pPr>
+        <w:ind w:left="720"/>
+        <w:rPr>
+          <w:rFonts w:ascii="Arial" w:hAnsi="Arial" w:cs="Arial"/>
+          <w:b/>
+          <w:bCs/>
+          <w:color w:val="EE0000"/>
+          <w:szCs w:val="24"/>
+        </w:rPr>
+      </w:pPr>
+      <w:r>
+        <w:rPr>
+          <w:rFonts w:ascii="Arial" w:hAnsi="Arial" w:cs="Arial"/>
+          <w:b/>
+          <w:bCs/>
+          <w:color w:val="EE0000"/>
+          <w:szCs w:val="24"/>
+        </w:rPr>
+        <w:t>“body-parser”:”2.</w:t>
+      </w:r>
+      <w:r>
+        <w:rPr>
+          <w:rFonts w:ascii="Arial" w:hAnsi="Arial" w:cs="Arial"/>
+          <w:b/>
+          <w:bCs/>
+          <w:color w:val="EE0000"/>
+          <w:szCs w:val="24"/>
+        </w:rPr>
+        <w:t>0</w:t>
+      </w:r>
+      <w:r>
+        <w:rPr>
+          <w:rFonts w:ascii="Arial" w:hAnsi="Arial" w:cs="Arial"/>
+          <w:b/>
+          <w:bCs/>
+          <w:color w:val="EE0000"/>
+          <w:szCs w:val="24"/>
+        </w:rPr>
+        <w:t>.</w:t>
+      </w:r>
+      <w:r>
+        <w:rPr>
+          <w:rFonts w:ascii="Arial" w:hAnsi="Arial" w:cs="Arial"/>
+          <w:b/>
+          <w:bCs/>
+          <w:color w:val="EE0000"/>
+          <w:szCs w:val="24"/>
+        </w:rPr>
+        <w:t>1</w:t>
+      </w:r>
+      <w:r>
+        <w:rPr>
+          <w:rFonts w:ascii="Arial" w:hAnsi="Arial" w:cs="Arial"/>
+          <w:b/>
+          <w:bCs/>
+          <w:color w:val="EE0000"/>
+          <w:szCs w:val="24"/>
+        </w:rPr>
+        <w:t>”</w:t>
+      </w:r>
+    </w:p>
+    <w:p>
+      <w:pPr>
+        <w:ind w:left="720"/>
+        <w:rPr>
+          <w:rFonts w:ascii="Arial" w:hAnsi="Arial" w:cs="Arial"/>
+          <w:b/>
+          <w:bCs/>
+          <w:color w:val="EE0000"/>
+          <w:szCs w:val="24"/>
+        </w:rPr>
+      </w:pPr>
+      <w:r>
+        <w:rPr>
+          <w:rFonts w:ascii="Arial" w:hAnsi="Arial" w:cs="Arial"/>
+          <w:b/>
+          <w:bCs/>
+          <w:color w:val="EE0000"/>
+          <w:szCs w:val="24"/>
+        </w:rPr>
+        <w:t>}</w:t>
+      </w:r>
+    </w:p>
+    <w:p>
+      <w:pPr>
+        <w:ind w:left="720"/>
+        <w:jc w:val="both"/>
+        <w:rPr>
+          <w:rFonts w:ascii="Arial" w:hAnsi="Arial" w:cs="Arial"/>
+          <w:b/>
+          <w:bCs/>
+          <w:color w:val="000000" w:themeColor="text1"/>
+          <w:szCs w:val="24"/>
+        </w:rPr>
+      </w:pPr>
+      <w:r>
+        <w:rPr>
+          <w:rFonts w:ascii="Arial" w:hAnsi="Arial" w:cs="Arial"/>
+          <w:b/>
+          <w:bCs/>
+          <w:color w:val="000000" w:themeColor="text1"/>
+          <w:szCs w:val="24"/>
+        </w:rPr>
+        <w:t xml:space="preserve">There will be conflictions due to latest version of express support </w:t>
+      </w:r>
+    </w:p>
+    <w:p>
+      <w:pPr>
+        <w:ind w:left="720"/>
+        <w:jc w:val="both"/>
+        <w:rPr>
+          <w:rFonts w:ascii="Arial" w:hAnsi="Arial" w:cs="Arial"/>
+          <w:b/>
+          <w:bCs/>
+          <w:color w:val="000000" w:themeColor="text1"/>
+          <w:szCs w:val="24"/>
+        </w:rPr>
+      </w:pPr>
+      <w:r>
+        <w:rPr>
+          <w:rFonts w:ascii="Arial" w:hAnsi="Arial" w:cs="Arial"/>
+          <w:b/>
+          <w:bCs/>
+          <w:color w:val="000000" w:themeColor="text1"/>
+          <w:szCs w:val="24"/>
+        </w:rPr>
+        <w:t xml:space="preserve">body-parser for the version </w:t>
+      </w:r>
+      <w:r>
+        <w:rPr>
+          <w:rFonts w:ascii="Arial" w:hAnsi="Arial" w:cs="Arial"/>
+          <w:b/>
+          <w:bCs/>
+          <w:color w:val="EE0000"/>
+          <w:szCs w:val="24"/>
+        </w:rPr>
+        <w:t xml:space="preserve">2.3.0 </w:t>
+      </w:r>
+      <w:r>
+        <w:rPr>
+          <w:rFonts w:ascii="Arial" w:hAnsi="Arial" w:cs="Arial"/>
+          <w:b/>
+          <w:bCs/>
+          <w:color w:val="EE0000"/>
+          <w:szCs w:val="24"/>
+        </w:rPr>
+        <w:t xml:space="preserve">to 2.3.9 </w:t>
+      </w:r>
+      <w:r>
+        <w:rPr>
+          <w:rFonts w:ascii="Arial" w:hAnsi="Arial" w:cs="Arial"/>
+          <w:b/>
+          <w:bCs/>
+          <w:color w:val="000000" w:themeColor="text1"/>
+          <w:szCs w:val="24"/>
+        </w:rPr>
+        <w:t>(</w:t>
+      </w:r>
+      <w:r>
+        <w:rPr>
+          <w:rFonts w:ascii="Arial" w:hAnsi="Arial" w:cs="Arial"/>
+          <w:b/>
+          <w:bCs/>
+          <w:color w:val="000000" w:themeColor="text1"/>
+          <w:szCs w:val="24"/>
+        </w:rPr>
+        <w:t>because of the caret</w:t>
+      </w:r>
+      <w:r>
+        <w:rPr>
+          <w:rFonts w:ascii="Arial" w:hAnsi="Arial" w:cs="Arial"/>
+          <w:b/>
+          <w:bCs/>
+          <w:color w:val="000000" w:themeColor="text1"/>
+          <w:szCs w:val="24"/>
+        </w:rPr>
+        <w:t>)</w:t>
+      </w:r>
+      <w:r>
+        <w:rPr>
+          <w:rFonts w:ascii="Arial" w:hAnsi="Arial" w:cs="Arial"/>
+          <w:b/>
+          <w:bCs/>
+          <w:color w:val="000000" w:themeColor="text1"/>
+          <w:szCs w:val="24"/>
+        </w:rPr>
+        <w:t>.</w:t>
+      </w:r>
+      <w:r>
+        <w:rPr>
+          <w:rFonts w:ascii="Arial" w:hAnsi="Arial" w:cs="Arial"/>
+          <w:b/>
+          <w:bCs/>
+          <w:color w:val="000000" w:themeColor="text1"/>
+          <w:szCs w:val="24"/>
+        </w:rPr>
+        <w:t xml:space="preserve"> The body-parser version 2.0.1 is too low, because 2.0.1 is less than 2.3.0. </w:t>
+      </w:r>
+    </w:p>
+    <w:p>
+      <w:pPr>
+        <w:ind w:left="720"/>
+        <w:jc w:val="both"/>
+        <w:rPr>
+          <w:rFonts w:ascii="Arial" w:hAnsi="Arial" w:cs="Arial"/>
+        </w:rPr>
+      </w:pPr>
+    </w:p>
+    <w:p>
+      <w:pPr>
+        <w:rPr>
+          <w:rFonts w:ascii="Arial" w:hAnsi="Arial" w:cs="Arial"/>
+        </w:rPr>
+      </w:pPr>
+      <w:r>
+        <w:rPr>
+          <w:rFonts w:ascii="Arial" w:hAnsi="Arial" w:cs="Arial"/>
+        </w:rPr>
+        <w:br w:type="page"/>
       </w:r>
     </w:p>
     <w:p>
@@ -2949,11 +3660,242 @@
       </w:rPr>
     </w:lvl>
   </w:abstractNum>
+  <w:abstractNum w:abstractNumId="2" w15:restartNumberingAfterBreak="0">
+    <w:nsid w:val="67794F35"/>
+    <w:multiLevelType w:val="hybridMultilevel"/>
+    <w:tmpl w:val="FDC059DC"/>
+    <w:lvl w:ilvl="0" w:tplc="36C6DC76">
+      <w:start w:val="5"/>
+      <w:numFmt w:val="bullet"/>
+      <w:lvlText w:val="-"/>
+      <w:lvlJc w:val="left"/>
+      <w:pPr>
+        <w:ind w:left="1080" w:hanging="360"/>
+      </w:pPr>
+      <w:rPr>
+        <w:rFonts w:ascii="Arial" w:eastAsiaTheme="minorEastAsia" w:hAnsi="Arial" w:cs="Arial" w:hint="default"/>
+      </w:rPr>
+    </w:lvl>
+    <w:lvl w:ilvl="1" w:tplc="08090003">
+      <w:start w:val="1"/>
+      <w:numFmt w:val="bullet"/>
+      <w:lvlText w:val="o"/>
+      <w:lvlJc w:val="left"/>
+      <w:pPr>
+        <w:ind w:left="1800" w:hanging="360"/>
+      </w:pPr>
+      <w:rPr>
+        <w:rFonts w:ascii="Courier New" w:hAnsi="Courier New" w:cs="Courier New" w:hint="default"/>
+      </w:rPr>
+    </w:lvl>
+    <w:lvl w:ilvl="2" w:tplc="08090005" w:tentative="1">
+      <w:start w:val="1"/>
+      <w:numFmt w:val="bullet"/>
+      <w:lvlText w:val=""/>
+      <w:lvlJc w:val="left"/>
+      <w:pPr>
+        <w:ind w:left="2520" w:hanging="360"/>
+      </w:pPr>
+      <w:rPr>
+        <w:rFonts w:ascii="Wingdings" w:hAnsi="Wingdings" w:hint="default"/>
+      </w:rPr>
+    </w:lvl>
+    <w:lvl w:ilvl="3" w:tplc="08090001" w:tentative="1">
+      <w:start w:val="1"/>
+      <w:numFmt w:val="bullet"/>
+      <w:lvlText w:val=""/>
+      <w:lvlJc w:val="left"/>
+      <w:pPr>
+        <w:ind w:left="3240" w:hanging="360"/>
+      </w:pPr>
+      <w:rPr>
+        <w:rFonts w:ascii="Symbol" w:hAnsi="Symbol" w:hint="default"/>
+      </w:rPr>
+    </w:lvl>
+    <w:lvl w:ilvl="4" w:tplc="08090003" w:tentative="1">
+      <w:start w:val="1"/>
+      <w:numFmt w:val="bullet"/>
+      <w:lvlText w:val="o"/>
+      <w:lvlJc w:val="left"/>
+      <w:pPr>
+        <w:ind w:left="3960" w:hanging="360"/>
+      </w:pPr>
+      <w:rPr>
+        <w:rFonts w:ascii="Courier New" w:hAnsi="Courier New" w:cs="Courier New" w:hint="default"/>
+      </w:rPr>
+    </w:lvl>
+    <w:lvl w:ilvl="5" w:tplc="08090005" w:tentative="1">
+      <w:start w:val="1"/>
+      <w:numFmt w:val="bullet"/>
+      <w:lvlText w:val=""/>
+      <w:lvlJc w:val="left"/>
+      <w:pPr>
+        <w:ind w:left="4680" w:hanging="360"/>
+      </w:pPr>
+      <w:rPr>
+        <w:rFonts w:ascii="Wingdings" w:hAnsi="Wingdings" w:hint="default"/>
+      </w:rPr>
+    </w:lvl>
+    <w:lvl w:ilvl="6" w:tplc="08090001" w:tentative="1">
+      <w:start w:val="1"/>
+      <w:numFmt w:val="bullet"/>
+      <w:lvlText w:val=""/>
+      <w:lvlJc w:val="left"/>
+      <w:pPr>
+        <w:ind w:left="5400" w:hanging="360"/>
+      </w:pPr>
+      <w:rPr>
+        <w:rFonts w:ascii="Symbol" w:hAnsi="Symbol" w:hint="default"/>
+      </w:rPr>
+    </w:lvl>
+    <w:lvl w:ilvl="7" w:tplc="08090003" w:tentative="1">
+      <w:start w:val="1"/>
+      <w:numFmt w:val="bullet"/>
+      <w:lvlText w:val="o"/>
+      <w:lvlJc w:val="left"/>
+      <w:pPr>
+        <w:ind w:left="6120" w:hanging="360"/>
+      </w:pPr>
+      <w:rPr>
+        <w:rFonts w:ascii="Courier New" w:hAnsi="Courier New" w:cs="Courier New" w:hint="default"/>
+      </w:rPr>
+    </w:lvl>
+    <w:lvl w:ilvl="8" w:tplc="08090005" w:tentative="1">
+      <w:start w:val="1"/>
+      <w:numFmt w:val="bullet"/>
+      <w:lvlText w:val=""/>
+      <w:lvlJc w:val="left"/>
+      <w:pPr>
+        <w:ind w:left="6840" w:hanging="360"/>
+      </w:pPr>
+      <w:rPr>
+        <w:rFonts w:ascii="Wingdings" w:hAnsi="Wingdings" w:hint="default"/>
+      </w:rPr>
+    </w:lvl>
+  </w:abstractNum>
+  <w:abstractNum w:abstractNumId="3" w15:restartNumberingAfterBreak="0">
+    <w:nsid w:val="7BCB7A0E"/>
+    <w:multiLevelType w:val="hybridMultilevel"/>
+    <w:tmpl w:val="1144C5DE"/>
+    <w:lvl w:ilvl="0" w:tplc="7594226C">
+      <w:numFmt w:val="bullet"/>
+      <w:lvlText w:val="-"/>
+      <w:lvlJc w:val="left"/>
+      <w:pPr>
+        <w:ind w:left="1080" w:hanging="360"/>
+      </w:pPr>
+      <w:rPr>
+        <w:rFonts w:ascii="Arial" w:eastAsiaTheme="minorEastAsia" w:hAnsi="Arial" w:cs="Arial" w:hint="default"/>
+      </w:rPr>
+    </w:lvl>
+    <w:lvl w:ilvl="1" w:tplc="08090003" w:tentative="1">
+      <w:start w:val="1"/>
+      <w:numFmt w:val="bullet"/>
+      <w:lvlText w:val="o"/>
+      <w:lvlJc w:val="left"/>
+      <w:pPr>
+        <w:ind w:left="1800" w:hanging="360"/>
+      </w:pPr>
+      <w:rPr>
+        <w:rFonts w:ascii="Courier New" w:hAnsi="Courier New" w:cs="Courier New" w:hint="default"/>
+      </w:rPr>
+    </w:lvl>
+    <w:lvl w:ilvl="2" w:tplc="08090005" w:tentative="1">
+      <w:start w:val="1"/>
+      <w:numFmt w:val="bullet"/>
+      <w:lvlText w:val=""/>
+      <w:lvlJc w:val="left"/>
+      <w:pPr>
+        <w:ind w:left="2520" w:hanging="360"/>
+      </w:pPr>
+      <w:rPr>
+        <w:rFonts w:ascii="Wingdings" w:hAnsi="Wingdings" w:hint="default"/>
+      </w:rPr>
+    </w:lvl>
+    <w:lvl w:ilvl="3" w:tplc="08090001" w:tentative="1">
+      <w:start w:val="1"/>
+      <w:numFmt w:val="bullet"/>
+      <w:lvlText w:val=""/>
+      <w:lvlJc w:val="left"/>
+      <w:pPr>
+        <w:ind w:left="3240" w:hanging="360"/>
+      </w:pPr>
+      <w:rPr>
+        <w:rFonts w:ascii="Symbol" w:hAnsi="Symbol" w:hint="default"/>
+      </w:rPr>
+    </w:lvl>
+    <w:lvl w:ilvl="4" w:tplc="08090003" w:tentative="1">
+      <w:start w:val="1"/>
+      <w:numFmt w:val="bullet"/>
+      <w:lvlText w:val="o"/>
+      <w:lvlJc w:val="left"/>
+      <w:pPr>
+        <w:ind w:left="3960" w:hanging="360"/>
+      </w:pPr>
+      <w:rPr>
+        <w:rFonts w:ascii="Courier New" w:hAnsi="Courier New" w:cs="Courier New" w:hint="default"/>
+      </w:rPr>
+    </w:lvl>
+    <w:lvl w:ilvl="5" w:tplc="08090005" w:tentative="1">
+      <w:start w:val="1"/>
+      <w:numFmt w:val="bullet"/>
+      <w:lvlText w:val=""/>
+      <w:lvlJc w:val="left"/>
+      <w:pPr>
+        <w:ind w:left="4680" w:hanging="360"/>
+      </w:pPr>
+      <w:rPr>
+        <w:rFonts w:ascii="Wingdings" w:hAnsi="Wingdings" w:hint="default"/>
+      </w:rPr>
+    </w:lvl>
+    <w:lvl w:ilvl="6" w:tplc="08090001" w:tentative="1">
+      <w:start w:val="1"/>
+      <w:numFmt w:val="bullet"/>
+      <w:lvlText w:val=""/>
+      <w:lvlJc w:val="left"/>
+      <w:pPr>
+        <w:ind w:left="5400" w:hanging="360"/>
+      </w:pPr>
+      <w:rPr>
+        <w:rFonts w:ascii="Symbol" w:hAnsi="Symbol" w:hint="default"/>
+      </w:rPr>
+    </w:lvl>
+    <w:lvl w:ilvl="7" w:tplc="08090003" w:tentative="1">
+      <w:start w:val="1"/>
+      <w:numFmt w:val="bullet"/>
+      <w:lvlText w:val="o"/>
+      <w:lvlJc w:val="left"/>
+      <w:pPr>
+        <w:ind w:left="6120" w:hanging="360"/>
+      </w:pPr>
+      <w:rPr>
+        <w:rFonts w:ascii="Courier New" w:hAnsi="Courier New" w:cs="Courier New" w:hint="default"/>
+      </w:rPr>
+    </w:lvl>
+    <w:lvl w:ilvl="8" w:tplc="08090005" w:tentative="1">
+      <w:start w:val="1"/>
+      <w:numFmt w:val="bullet"/>
+      <w:lvlText w:val=""/>
+      <w:lvlJc w:val="left"/>
+      <w:pPr>
+        <w:ind w:left="6840" w:hanging="360"/>
+      </w:pPr>
+      <w:rPr>
+        <w:rFonts w:ascii="Wingdings" w:hAnsi="Wingdings" w:hint="default"/>
+      </w:rPr>
+    </w:lvl>
+  </w:abstractNum>
   <w:num w:numId="1" w16cid:durableId="1232886731">
     <w:abstractNumId w:val="0"/>
   </w:num>
   <w:num w:numId="2" w16cid:durableId="1007637413">
     <w:abstractNumId w:val="1"/>
+  </w:num>
+  <w:num w:numId="3" w16cid:durableId="428090234">
+    <w:abstractNumId w:val="3"/>
+  </w:num>
+  <w:num w:numId="4" w16cid:durableId="1012760081">
+    <w:abstractNumId w:val="2"/>
   </w:num>
 </w:numbering>
 </file>

--- a/How to build A NodeJS APP.docx
+++ b/How to build A NodeJS APP.docx
@@ -627,7 +627,39 @@
         <w:rPr>
           <w:rFonts w:ascii="Arial" w:hAnsi="Arial" w:cs="Arial"/>
         </w:rPr>
-        <w:t xml:space="preserve"> if the latest version for instance is version 5.3.4, then it will be installed. </w:t>
+        <w:t xml:space="preserve"> if the latest version for </w:t>
+      </w:r>
+      <w:proofErr w:type="gramStart"/>
+      <w:r>
+        <w:rPr>
+          <w:rFonts w:ascii="Arial" w:hAnsi="Arial" w:cs="Arial"/>
+        </w:rPr>
+        <w:t>instance</w:t>
+      </w:r>
+      <w:r>
+        <w:rPr>
+          <w:rFonts w:ascii="Arial" w:hAnsi="Arial" w:cs="Arial"/>
+        </w:rPr>
+        <w:t>:</w:t>
+      </w:r>
+      <w:proofErr w:type="gramEnd"/>
+      <w:r>
+        <w:rPr>
+          <w:rFonts w:ascii="Arial" w:hAnsi="Arial" w:cs="Arial"/>
+        </w:rPr>
+        <w:t xml:space="preserve"> is version 5.3.4, then </w:t>
+      </w:r>
+      <w:r>
+        <w:rPr>
+          <w:rFonts w:ascii="Arial" w:hAnsi="Arial" w:cs="Arial"/>
+        </w:rPr>
+        <w:t>this</w:t>
+      </w:r>
+      <w:r>
+        <w:rPr>
+          <w:rFonts w:ascii="Arial" w:hAnsi="Arial" w:cs="Arial"/>
+        </w:rPr>
+        <w:t xml:space="preserve"> will be installed. </w:t>
       </w:r>
     </w:p>
     <w:p>
@@ -663,9 +695,13 @@
           <w:lang w:val="en-HK" w:eastAsia="zh-TW" w:bidi="ar-SA"/>
           <w14:ligatures w14:val="none"/>
         </w:rPr>
-        <w:t>Tilde (~)</w:t>
-      </w:r>
-      <w:r>
+        <w:t>Tilde (~) Patch change</w:t>
+      </w:r>
+    </w:p>
+    <w:p>
+      <w:pPr>
+        <w:spacing w:after="0" w:line="300" w:lineRule="atLeast"/>
+        <w:ind w:left="720"/>
         <w:rPr>
           <w:rFonts w:ascii="Arial" w:eastAsia="Times New Roman" w:hAnsi="Arial" w:cs="Arial"/>
           <w:kern w:val="0"/>
@@ -673,20 +709,6 @@
           <w:lang w:val="en-HK" w:eastAsia="zh-TW" w:bidi="ar-SA"/>
           <w14:ligatures w14:val="none"/>
         </w:rPr>
-        <w:t xml:space="preserve"> Patch change</w:t>
-      </w:r>
-    </w:p>
-    <w:p>
-      <w:pPr>
-        <w:spacing w:after="0" w:line="300" w:lineRule="atLeast"/>
-        <w:ind w:left="720"/>
-        <w:rPr>
-          <w:rFonts w:ascii="Arial" w:eastAsia="Times New Roman" w:hAnsi="Arial" w:cs="Arial"/>
-          <w:kern w:val="0"/>
-          <w:szCs w:val="24"/>
-          <w:lang w:val="en-HK" w:eastAsia="zh-TW" w:bidi="ar-SA"/>
-          <w14:ligatures w14:val="none"/>
-        </w:rPr>
       </w:pPr>
     </w:p>
     <w:p>
@@ -794,45 +816,53 @@
         <w:rPr>
           <w:rFonts w:ascii="Arial" w:hAnsi="Arial" w:cs="Arial"/>
         </w:rPr>
-        <w:t xml:space="preserve"> if the latest version for instance is version 5.</w:t>
-      </w:r>
-      <w:r>
-        <w:rPr>
-          <w:rFonts w:ascii="Arial" w:hAnsi="Arial" w:cs="Arial"/>
-        </w:rPr>
-        <w:t>1</w:t>
-      </w:r>
-      <w:r>
-        <w:rPr>
-          <w:rFonts w:ascii="Arial" w:hAnsi="Arial" w:cs="Arial"/>
-        </w:rPr>
-        <w:t>.</w:t>
-      </w:r>
-      <w:r>
-        <w:rPr>
-          <w:rFonts w:ascii="Arial" w:hAnsi="Arial" w:cs="Arial"/>
-        </w:rPr>
-        <w:t>9</w:t>
-      </w:r>
-      <w:r>
-        <w:rPr>
-          <w:rFonts w:ascii="Arial" w:hAnsi="Arial" w:cs="Arial"/>
-        </w:rPr>
-        <w:t xml:space="preserve">, then it will be installed. </w:t>
-      </w:r>
-    </w:p>
-    <w:p>
-      <w:pPr>
-        <w:ind w:left="720"/>
-        <w:jc w:val="both"/>
-        <w:rPr>
-          <w:rFonts w:ascii="Arial" w:hAnsi="Arial" w:cs="Arial"/>
-        </w:rPr>
-      </w:pPr>
-    </w:p>
-    <w:p>
-      <w:pPr>
-        <w:ind w:firstLine="720"/>
+        <w:t xml:space="preserve"> if the latest version for </w:t>
+      </w:r>
+      <w:proofErr w:type="gramStart"/>
+      <w:r>
+        <w:rPr>
+          <w:rFonts w:ascii="Arial" w:hAnsi="Arial" w:cs="Arial"/>
+        </w:rPr>
+        <w:t>instance</w:t>
+      </w:r>
+      <w:r>
+        <w:rPr>
+          <w:rFonts w:ascii="Arial" w:hAnsi="Arial" w:cs="Arial"/>
+        </w:rPr>
+        <w:t>:</w:t>
+      </w:r>
+      <w:proofErr w:type="gramEnd"/>
+      <w:r>
+        <w:rPr>
+          <w:rFonts w:ascii="Arial" w:hAnsi="Arial" w:cs="Arial"/>
+        </w:rPr>
+        <w:t xml:space="preserve"> is version 5.1.9, then </w:t>
+      </w:r>
+      <w:r>
+        <w:rPr>
+          <w:rFonts w:ascii="Arial" w:hAnsi="Arial" w:cs="Arial"/>
+        </w:rPr>
+        <w:t>this</w:t>
+      </w:r>
+      <w:r>
+        <w:rPr>
+          <w:rFonts w:ascii="Arial" w:hAnsi="Arial" w:cs="Arial"/>
+        </w:rPr>
+        <w:t xml:space="preserve"> will be installed. </w:t>
+      </w:r>
+    </w:p>
+    <w:p>
+      <w:pPr>
+        <w:ind w:left="720"/>
+        <w:jc w:val="both"/>
+        <w:rPr>
+          <w:rFonts w:ascii="Arial" w:hAnsi="Arial" w:cs="Arial"/>
+        </w:rPr>
+      </w:pPr>
+    </w:p>
+    <w:p>
+      <w:pPr>
+        <w:ind w:left="720"/>
         <w:jc w:val="both"/>
         <w:rPr>
           <w:rFonts w:ascii="Arial" w:hAnsi="Arial" w:cs="Arial"/>
@@ -854,19 +884,49 @@
         <w:rPr>
           <w:rFonts w:ascii="Arial" w:hAnsi="Arial" w:cs="Arial"/>
         </w:rPr>
-        <w:t xml:space="preserve"> you install the </w:t>
-      </w:r>
-      <w:r>
-        <w:rPr>
-          <w:rFonts w:ascii="Arial" w:hAnsi="Arial" w:cs="Arial"/>
-        </w:rPr>
-        <w:t xml:space="preserve">latest version </w:t>
+        <w:t xml:space="preserve"> you </w:t>
+      </w:r>
+      <w:r>
+        <w:rPr>
+          <w:rFonts w:ascii="Arial" w:hAnsi="Arial" w:cs="Arial"/>
+        </w:rPr>
+        <w:t>view the dependencies of</w:t>
+      </w:r>
+      <w:r>
+        <w:rPr>
+          <w:rFonts w:ascii="Arial" w:hAnsi="Arial" w:cs="Arial"/>
+        </w:rPr>
+        <w:t xml:space="preserve"> the </w:t>
+      </w:r>
+      <w:r>
+        <w:rPr>
+          <w:rFonts w:ascii="Arial" w:hAnsi="Arial" w:cs="Arial"/>
+        </w:rPr>
+        <w:t>latest version</w:t>
+      </w:r>
+      <w:r>
+        <w:rPr>
+          <w:rFonts w:ascii="Arial" w:hAnsi="Arial" w:cs="Arial"/>
+        </w:rPr>
+        <w:t xml:space="preserve"> of</w:t>
+      </w:r>
+      <w:r>
+        <w:rPr>
+          <w:rFonts w:ascii="Arial" w:hAnsi="Arial" w:cs="Arial"/>
+        </w:rPr>
+        <w:t xml:space="preserve"> </w:t>
       </w:r>
       <w:r>
         <w:rPr>
           <w:rFonts w:ascii="Arial" w:hAnsi="Arial" w:cs="Arial"/>
         </w:rPr>
         <w:t>express package.</w:t>
+      </w:r>
+      <w:r>
+        <w:rPr>
+          <w:rFonts w:ascii="Arial" w:hAnsi="Arial" w:cs="Arial"/>
+        </w:rPr>
+        <w:t xml:space="preserve"> </w:t>
       </w:r>
     </w:p>
     <w:p>
@@ -1727,6 +1787,48 @@
     <w:p>
       <w:pPr>
         <w:ind w:left="720"/>
+        <w:jc w:val="both"/>
+        <w:rPr>
+          <w:rFonts w:ascii="Arial" w:hAnsi="Arial" w:cs="Arial"/>
+          <w:szCs w:val="24"/>
+        </w:rPr>
+      </w:pPr>
+      <w:r>
+        <w:rPr>
+          <w:rFonts w:ascii="Arial" w:hAnsi="Arial" w:cs="Arial"/>
+          <w:szCs w:val="24"/>
+        </w:rPr>
+        <w:t xml:space="preserve">The dependencies listed above can be also viewed at the package.json file for the express package. Just go to the </w:t>
+      </w:r>
+      <w:r>
+        <w:rPr>
+          <w:rFonts w:ascii="Arial" w:hAnsi="Arial" w:cs="Arial"/>
+          <w:b/>
+          <w:bCs/>
+          <w:szCs w:val="24"/>
+        </w:rPr>
+        <w:t>node_modules</w:t>
+      </w:r>
+      <w:r>
+        <w:rPr>
+          <w:rFonts w:ascii="Arial" w:hAnsi="Arial" w:cs="Arial"/>
+          <w:szCs w:val="24"/>
+        </w:rPr>
+        <w:t xml:space="preserve"> folder and find the express folder, inside the express folder you will find the package.json file, the file also listed all the dependencies for the express package.</w:t>
+      </w:r>
+    </w:p>
+    <w:p>
+      <w:pPr>
+        <w:ind w:left="720"/>
+        <w:rPr>
+          <w:rFonts w:ascii="Arial" w:hAnsi="Arial" w:cs="Arial"/>
+          <w:szCs w:val="24"/>
+        </w:rPr>
+      </w:pPr>
+    </w:p>
+    <w:p>
+      <w:pPr>
+        <w:ind w:left="720"/>
         <w:rPr>
           <w:rFonts w:ascii="Arial" w:hAnsi="Arial" w:cs="Arial"/>
         </w:rPr>
@@ -1741,6 +1843,8 @@
       <w:r>
         <w:rPr>
           <w:rFonts w:ascii="Arial" w:hAnsi="Arial" w:cs="Arial"/>
+          <w:b/>
+          <w:bCs/>
           <w:szCs w:val="24"/>
         </w:rPr>
         <w:t>'body-parser'</w:t>
@@ -1751,6 +1855,13 @@
           <w:szCs w:val="24"/>
         </w:rPr>
         <w:t xml:space="preserve"> package, it shows “^2.3.0”</w:t>
+      </w:r>
+      <w:r>
+        <w:rPr>
+          <w:rFonts w:ascii="Arial" w:hAnsi="Arial" w:cs="Arial"/>
+          <w:szCs w:val="24"/>
+        </w:rPr>
+        <w:t xml:space="preserve">. </w:t>
       </w:r>
       <w:r>
         <w:rPr>
@@ -1776,7 +1887,19 @@
           <w:rFonts w:ascii="Arial" w:hAnsi="Arial" w:cs="Arial"/>
         </w:rPr>
         <w:lastRenderedPageBreak/>
-        <w:t xml:space="preserve">Now try the express package for the version </w:t>
+        <w:t>Now try</w:t>
+      </w:r>
+      <w:r>
+        <w:rPr>
+          <w:rFonts w:ascii="Arial" w:hAnsi="Arial" w:cs="Arial"/>
+        </w:rPr>
+        <w:t xml:space="preserve"> to view</w:t>
+      </w:r>
+      <w:r>
+        <w:rPr>
+          <w:rFonts w:ascii="Arial" w:hAnsi="Arial" w:cs="Arial"/>
+        </w:rPr>
+        <w:t xml:space="preserve"> the express package for the version </w:t>
       </w:r>
       <w:hyperlink r:id="rId5" w:history="1">
         <w:r>
@@ -2968,12 +3091,129 @@
         <w:jc w:val="both"/>
         <w:rPr>
           <w:rFonts w:ascii="Arial" w:hAnsi="Arial" w:cs="Arial"/>
+          <w:color w:val="000000" w:themeColor="text1"/>
+          <w:szCs w:val="24"/>
+        </w:rPr>
+      </w:pPr>
+      <w:r>
+        <w:rPr>
+          <w:rFonts w:ascii="Arial" w:hAnsi="Arial" w:cs="Arial"/>
+          <w:color w:val="000000" w:themeColor="text1"/>
+          <w:szCs w:val="24"/>
+        </w:rPr>
+        <w:t xml:space="preserve">There will be conflictions due to latest version of express </w:t>
+      </w:r>
+      <w:r>
+        <w:rPr>
+          <w:rFonts w:ascii="Arial" w:hAnsi="Arial" w:cs="Arial"/>
+          <w:color w:val="000000" w:themeColor="text1"/>
+          <w:szCs w:val="24"/>
+        </w:rPr>
+        <w:t xml:space="preserve">only </w:t>
+      </w:r>
+      <w:r>
+        <w:rPr>
+          <w:rFonts w:ascii="Arial" w:hAnsi="Arial" w:cs="Arial"/>
+          <w:color w:val="000000" w:themeColor="text1"/>
+          <w:szCs w:val="24"/>
+        </w:rPr>
+        <w:t xml:space="preserve">support </w:t>
+      </w:r>
+    </w:p>
+    <w:p>
+      <w:pPr>
+        <w:ind w:left="720"/>
+        <w:jc w:val="both"/>
+        <w:rPr>
+          <w:rFonts w:ascii="Arial" w:hAnsi="Arial" w:cs="Arial"/>
+          <w:color w:val="000000" w:themeColor="text1"/>
+          <w:szCs w:val="24"/>
+        </w:rPr>
+      </w:pPr>
+      <w:r>
+        <w:rPr>
+          <w:rFonts w:ascii="Arial" w:hAnsi="Arial" w:cs="Arial"/>
+          <w:color w:val="000000" w:themeColor="text1"/>
+          <w:szCs w:val="24"/>
+        </w:rPr>
+        <w:t xml:space="preserve">body-parser for the version </w:t>
+      </w:r>
+      <w:r>
+        <w:rPr>
+          <w:rFonts w:ascii="Arial" w:hAnsi="Arial" w:cs="Arial"/>
+          <w:b/>
+          <w:bCs/>
+          <w:color w:val="EE0000"/>
+          <w:szCs w:val="24"/>
+        </w:rPr>
+        <w:t>2.3.0 to 2.3.9</w:t>
+      </w:r>
+      <w:r>
+        <w:rPr>
+          <w:rFonts w:ascii="Arial" w:hAnsi="Arial" w:cs="Arial"/>
+          <w:color w:val="EE0000"/>
+          <w:szCs w:val="24"/>
+        </w:rPr>
+        <w:t xml:space="preserve"> </w:t>
+      </w:r>
+      <w:r>
+        <w:rPr>
+          <w:rFonts w:ascii="Arial" w:hAnsi="Arial" w:cs="Arial"/>
+          <w:color w:val="000000" w:themeColor="text1"/>
+          <w:szCs w:val="24"/>
+        </w:rPr>
+        <w:t>(</w:t>
+      </w:r>
+      <w:r>
+        <w:rPr>
+          <w:rFonts w:ascii="Arial" w:hAnsi="Arial" w:cs="Arial"/>
+          <w:color w:val="000000" w:themeColor="text1"/>
+          <w:szCs w:val="24"/>
+        </w:rPr>
+        <w:t>because of the caret</w:t>
+      </w:r>
+      <w:r>
+        <w:rPr>
+          <w:rFonts w:ascii="Arial" w:hAnsi="Arial" w:cs="Arial"/>
+          <w:color w:val="000000" w:themeColor="text1"/>
+          <w:szCs w:val="24"/>
+        </w:rPr>
+        <w:t xml:space="preserve"> </w:t>
+      </w:r>
+      <w:r>
+        <w:rPr>
+          <w:rFonts w:ascii="Arial" w:hAnsi="Arial" w:cs="Arial"/>
           <w:b/>
           <w:bCs/>
           <w:color w:val="000000" w:themeColor="text1"/>
           <w:szCs w:val="24"/>
         </w:rPr>
-      </w:pPr>
+        <w:t>'body-parser': '^2.3.0'</w:t>
+      </w:r>
+      <w:r>
+        <w:rPr>
+          <w:rFonts w:ascii="Arial" w:hAnsi="Arial" w:cs="Arial"/>
+          <w:color w:val="000000" w:themeColor="text1"/>
+          <w:szCs w:val="24"/>
+        </w:rPr>
+        <w:t>)</w:t>
+      </w:r>
+      <w:r>
+        <w:rPr>
+          <w:rFonts w:ascii="Arial" w:hAnsi="Arial" w:cs="Arial"/>
+          <w:color w:val="000000" w:themeColor="text1"/>
+          <w:szCs w:val="24"/>
+        </w:rPr>
+        <w:t>.</w:t>
+      </w:r>
+      <w:r>
+        <w:rPr>
+          <w:rFonts w:ascii="Arial" w:hAnsi="Arial" w:cs="Arial"/>
+          <w:color w:val="000000" w:themeColor="text1"/>
+          <w:szCs w:val="24"/>
+        </w:rPr>
+        <w:t xml:space="preserve"> The body-parser version 2.0.1 is too low, because </w:t>
+      </w:r>
       <w:r>
         <w:rPr>
           <w:rFonts w:ascii="Arial" w:hAnsi="Arial" w:cs="Arial"/>
@@ -2982,13 +3222,17 @@
           <w:color w:val="000000" w:themeColor="text1"/>
           <w:szCs w:val="24"/>
         </w:rPr>
-        <w:t xml:space="preserve">There will be conflictions due to latest version of express support </w:t>
-      </w:r>
-    </w:p>
-    <w:p>
-      <w:pPr>
-        <w:ind w:left="720"/>
-        <w:jc w:val="both"/>
+        <w:t>2.0.1</w:t>
+      </w:r>
+      <w:r>
+        <w:rPr>
+          <w:rFonts w:ascii="Arial" w:hAnsi="Arial" w:cs="Arial"/>
+          <w:color w:val="000000" w:themeColor="text1"/>
+          <w:szCs w:val="24"/>
+        </w:rPr>
+        <w:t xml:space="preserve"> is less than </w:t>
+      </w:r>
+      <w:r>
         <w:rPr>
           <w:rFonts w:ascii="Arial" w:hAnsi="Arial" w:cs="Arial"/>
           <w:b/>
@@ -2996,86 +3240,7 @@
           <w:color w:val="000000" w:themeColor="text1"/>
           <w:szCs w:val="24"/>
         </w:rPr>
-      </w:pPr>
-      <w:r>
-        <w:rPr>
-          <w:rFonts w:ascii="Arial" w:hAnsi="Arial" w:cs="Arial"/>
-          <w:b/>
-          <w:bCs/>
-          <w:color w:val="000000" w:themeColor="text1"/>
-          <w:szCs w:val="24"/>
-        </w:rPr>
-        <w:t xml:space="preserve">body-parser for the version </w:t>
-      </w:r>
-      <w:r>
-        <w:rPr>
-          <w:rFonts w:ascii="Arial" w:hAnsi="Arial" w:cs="Arial"/>
-          <w:b/>
-          <w:bCs/>
-          <w:color w:val="EE0000"/>
-          <w:szCs w:val="24"/>
-        </w:rPr>
-        <w:t xml:space="preserve">2.3.0 </w:t>
-      </w:r>
-      <w:r>
-        <w:rPr>
-          <w:rFonts w:ascii="Arial" w:hAnsi="Arial" w:cs="Arial"/>
-          <w:b/>
-          <w:bCs/>
-          <w:color w:val="EE0000"/>
-          <w:szCs w:val="24"/>
-        </w:rPr>
-        <w:t xml:space="preserve">to 2.3.9 </w:t>
-      </w:r>
-      <w:r>
-        <w:rPr>
-          <w:rFonts w:ascii="Arial" w:hAnsi="Arial" w:cs="Arial"/>
-          <w:b/>
-          <w:bCs/>
-          <w:color w:val="000000" w:themeColor="text1"/>
-          <w:szCs w:val="24"/>
-        </w:rPr>
-        <w:t>(</w:t>
-      </w:r>
-      <w:r>
-        <w:rPr>
-          <w:rFonts w:ascii="Arial" w:hAnsi="Arial" w:cs="Arial"/>
-          <w:b/>
-          <w:bCs/>
-          <w:color w:val="000000" w:themeColor="text1"/>
-          <w:szCs w:val="24"/>
-        </w:rPr>
-        <w:t>because of the caret</w:t>
-      </w:r>
-      <w:r>
-        <w:rPr>
-          <w:rFonts w:ascii="Arial" w:hAnsi="Arial" w:cs="Arial"/>
-          <w:b/>
-          <w:bCs/>
-          <w:color w:val="000000" w:themeColor="text1"/>
-          <w:szCs w:val="24"/>
-        </w:rPr>
-        <w:t>)</w:t>
-      </w:r>
-      <w:r>
-        <w:rPr>
-          <w:rFonts w:ascii="Arial" w:hAnsi="Arial" w:cs="Arial"/>
-          <w:b/>
-          <w:bCs/>
-          <w:color w:val="000000" w:themeColor="text1"/>
-          <w:szCs w:val="24"/>
-        </w:rPr>
-        <w:t>.</w:t>
-      </w:r>
-      <w:r>
-        <w:rPr>
-          <w:rFonts w:ascii="Arial" w:hAnsi="Arial" w:cs="Arial"/>
-          <w:b/>
-          <w:bCs/>
-          <w:color w:val="000000" w:themeColor="text1"/>
-          <w:szCs w:val="24"/>
-        </w:rPr>
-        <w:t xml:space="preserve"> The body-parser version 2.0.1 is too low, because 2.0.1 is less than 2.3.0. </w:t>
+        <w:t xml:space="preserve">2.3.0. </w:t>
       </w:r>
     </w:p>
     <w:p>
@@ -3124,37 +3289,7 @@
         <w:rPr>
           <w:rFonts w:ascii="Arial" w:hAnsi="Arial" w:cs="Arial"/>
         </w:rPr>
-        <w:t xml:space="preserve">When building an android application. You need to include the repository </w:t>
-      </w:r>
-      <w:proofErr w:type="spellStart"/>
-      <w:r>
-        <w:rPr>
-          <w:rFonts w:ascii="Arial" w:hAnsi="Arial" w:cs="Arial"/>
-        </w:rPr>
-        <w:t>url</w:t>
-      </w:r>
-      <w:proofErr w:type="spellEnd"/>
-      <w:r>
-        <w:rPr>
-          <w:rFonts w:ascii="Arial" w:hAnsi="Arial" w:cs="Arial"/>
-        </w:rPr>
-        <w:t xml:space="preserve"> in the </w:t>
-      </w:r>
-      <w:proofErr w:type="spellStart"/>
-      <w:proofErr w:type="gramStart"/>
-      <w:r>
-        <w:rPr>
-          <w:rFonts w:ascii="Arial" w:hAnsi="Arial" w:cs="Arial"/>
-        </w:rPr>
-        <w:t>build.graddle</w:t>
-      </w:r>
-      <w:proofErr w:type="spellEnd"/>
-      <w:proofErr w:type="gramEnd"/>
-      <w:r>
-        <w:rPr>
-          <w:rFonts w:ascii="Arial" w:hAnsi="Arial" w:cs="Arial"/>
-        </w:rPr>
-        <w:t xml:space="preserve">. Please check the Maven Repository website </w:t>
+        <w:t xml:space="preserve">When building an android application. You need to include the repository url in the build.graddle. Please check the Maven Repository website </w:t>
       </w:r>
       <w:hyperlink r:id="rId6" w:history="1">
         <w:r>
@@ -3169,21 +3304,7 @@
         <w:rPr>
           <w:rFonts w:ascii="Arial" w:hAnsi="Arial" w:cs="Arial"/>
         </w:rPr>
-        <w:t xml:space="preserve"> for the exact </w:t>
-      </w:r>
-      <w:proofErr w:type="spellStart"/>
-      <w:r>
-        <w:rPr>
-          <w:rFonts w:ascii="Arial" w:hAnsi="Arial" w:cs="Arial"/>
-        </w:rPr>
-        <w:t>url</w:t>
-      </w:r>
-      <w:proofErr w:type="spellEnd"/>
-      <w:r>
-        <w:rPr>
-          <w:rFonts w:ascii="Arial" w:hAnsi="Arial" w:cs="Arial"/>
-        </w:rPr>
-        <w:t xml:space="preserve"> repository</w:t>
+        <w:t xml:space="preserve"> for the exact url repository</w:t>
       </w:r>
       <w:r>
         <w:rPr>
@@ -3197,14 +3318,12 @@
         </w:rPr>
         <w:t xml:space="preserve">. For </w:t>
       </w:r>
-      <w:proofErr w:type="gramStart"/>
-      <w:r>
-        <w:rPr>
-          <w:rFonts w:ascii="Arial" w:hAnsi="Arial" w:cs="Arial"/>
-        </w:rPr>
-        <w:t>instance</w:t>
-      </w:r>
-      <w:proofErr w:type="gramEnd"/>
+      <w:r>
+        <w:rPr>
+          <w:rFonts w:ascii="Arial" w:hAnsi="Arial" w:cs="Arial"/>
+        </w:rPr>
+        <w:t>instance,</w:t>
+      </w:r>
       <w:r>
         <w:rPr>
           <w:rFonts w:ascii="Arial" w:hAnsi="Arial" w:cs="Arial"/>
@@ -3221,21 +3340,7 @@
         <w:rPr>
           <w:rFonts w:ascii="Arial" w:hAnsi="Arial" w:cs="Arial"/>
         </w:rPr>
-        <w:t xml:space="preserve">, then you will see the </w:t>
-      </w:r>
-      <w:proofErr w:type="spellStart"/>
-      <w:r>
-        <w:rPr>
-          <w:rFonts w:ascii="Arial" w:hAnsi="Arial" w:cs="Arial"/>
-        </w:rPr>
-        <w:t>url</w:t>
-      </w:r>
-      <w:proofErr w:type="spellEnd"/>
-      <w:r>
-        <w:rPr>
-          <w:rFonts w:ascii="Arial" w:hAnsi="Arial" w:cs="Arial"/>
-        </w:rPr>
-        <w:t xml:space="preserve"> </w:t>
+        <w:t xml:space="preserve">, then you will see the url </w:t>
       </w:r>
       <w:hyperlink r:id="rId7" w:history="1">
         <w:r>
@@ -3250,37 +3355,7 @@
         <w:rPr>
           <w:rFonts w:ascii="Arial" w:hAnsi="Arial" w:cs="Arial"/>
         </w:rPr>
-        <w:t xml:space="preserve">. This is the repository </w:t>
-      </w:r>
-      <w:proofErr w:type="spellStart"/>
-      <w:r>
-        <w:rPr>
-          <w:rFonts w:ascii="Arial" w:hAnsi="Arial" w:cs="Arial"/>
-        </w:rPr>
-        <w:t>url</w:t>
-      </w:r>
-      <w:proofErr w:type="spellEnd"/>
-      <w:r>
-        <w:rPr>
-          <w:rFonts w:ascii="Arial" w:hAnsi="Arial" w:cs="Arial"/>
-        </w:rPr>
-        <w:t xml:space="preserve"> and must be included in the </w:t>
-      </w:r>
-      <w:proofErr w:type="spellStart"/>
-      <w:proofErr w:type="gramStart"/>
-      <w:r>
-        <w:rPr>
-          <w:rFonts w:ascii="Arial" w:hAnsi="Arial" w:cs="Arial"/>
-        </w:rPr>
-        <w:t>build.graddle</w:t>
-      </w:r>
-      <w:proofErr w:type="spellEnd"/>
-      <w:proofErr w:type="gramEnd"/>
-      <w:r>
-        <w:rPr>
-          <w:rFonts w:ascii="Arial" w:hAnsi="Arial" w:cs="Arial"/>
-        </w:rPr>
-        <w:t xml:space="preserve">. </w:t>
+        <w:t xml:space="preserve">. This is the repository url and must be included in the build.graddle. </w:t>
       </w:r>
     </w:p>
     <w:p>
@@ -3314,19 +3389,11 @@
           <w:rFonts w:ascii="Arial" w:hAnsi="Arial" w:cs="Arial"/>
         </w:rPr>
       </w:pPr>
-      <w:proofErr w:type="spellStart"/>
-      <w:r>
-        <w:rPr>
-          <w:rFonts w:ascii="Arial" w:hAnsi="Arial" w:cs="Arial"/>
-        </w:rPr>
-        <w:t>sudo</w:t>
-      </w:r>
-      <w:proofErr w:type="spellEnd"/>
-      <w:r>
-        <w:rPr>
-          <w:rFonts w:ascii="Arial" w:hAnsi="Arial" w:cs="Arial"/>
-        </w:rPr>
-        <w:t xml:space="preserve"> passwd root</w:t>
+      <w:r>
+        <w:rPr>
+          <w:rFonts w:ascii="Arial" w:hAnsi="Arial" w:cs="Arial"/>
+        </w:rPr>
+        <w:t>sudo passwd root</w:t>
       </w:r>
     </w:p>
     <w:p>
@@ -3341,19 +3408,11 @@
           <w:rFonts w:ascii="Arial" w:hAnsi="Arial" w:cs="Arial"/>
         </w:rPr>
       </w:pPr>
-      <w:proofErr w:type="spellStart"/>
-      <w:r>
-        <w:rPr>
-          <w:rFonts w:ascii="Arial" w:hAnsi="Arial" w:cs="Arial"/>
-        </w:rPr>
-        <w:t>su</w:t>
-      </w:r>
-      <w:proofErr w:type="spellEnd"/>
-      <w:r>
-        <w:rPr>
-          <w:rFonts w:ascii="Arial" w:hAnsi="Arial" w:cs="Arial"/>
-        </w:rPr>
-        <w:t xml:space="preserve"> – (to login as root)</w:t>
+      <w:r>
+        <w:rPr>
+          <w:rFonts w:ascii="Arial" w:hAnsi="Arial" w:cs="Arial"/>
+        </w:rPr>
+        <w:t>su – (to login as root)</w:t>
       </w:r>
     </w:p>
     <w:p>
@@ -3372,35 +3431,19 @@
         <w:rPr>
           <w:rFonts w:ascii="Arial" w:hAnsi="Arial" w:cs="Arial"/>
         </w:rPr>
-        <w:t xml:space="preserve">install </w:t>
-      </w:r>
-      <w:proofErr w:type="spellStart"/>
-      <w:r>
-        <w:rPr>
-          <w:rFonts w:ascii="Arial" w:hAnsi="Arial" w:cs="Arial"/>
-        </w:rPr>
-        <w:t>nvm</w:t>
-      </w:r>
-      <w:proofErr w:type="spellEnd"/>
-      <w:r>
-        <w:rPr>
-          <w:rFonts w:ascii="Arial" w:hAnsi="Arial" w:cs="Arial"/>
-        </w:rPr>
-        <w:t xml:space="preserve"> to install </w:t>
-      </w:r>
-      <w:proofErr w:type="spellStart"/>
-      <w:r>
-        <w:rPr>
-          <w:rFonts w:ascii="Arial" w:hAnsi="Arial" w:cs="Arial"/>
-        </w:rPr>
-        <w:t>nodejs</w:t>
-      </w:r>
-      <w:proofErr w:type="spellEnd"/>
-      <w:r>
-        <w:rPr>
-          <w:rFonts w:ascii="Arial" w:hAnsi="Arial" w:cs="Arial"/>
-        </w:rPr>
-        <w:t xml:space="preserve"> in the root account.</w:t>
+        <w:t>install nvm to install</w:t>
+      </w:r>
+      <w:r>
+        <w:rPr>
+          <w:rFonts w:ascii="Arial" w:hAnsi="Arial" w:cs="Arial"/>
+        </w:rPr>
+        <w:t xml:space="preserve"> specific version of</w:t>
+      </w:r>
+      <w:r>
+        <w:rPr>
+          <w:rFonts w:ascii="Arial" w:hAnsi="Arial" w:cs="Arial"/>
+        </w:rPr>
+        <w:t xml:space="preserve"> nodejs in the root account.</w:t>
       </w:r>
     </w:p>
     <w:p>

--- a/How to build A NodeJS APP.docx
+++ b/How to build A NodeJS APP.docx
@@ -588,6 +588,12 @@
           <w:rFonts w:ascii="Arial" w:hAnsi="Arial" w:cs="Arial"/>
         </w:rPr>
         <w:t>5.9.9</w:t>
+      </w:r>
+      <w:r>
+        <w:rPr>
+          <w:rFonts w:ascii="Arial" w:hAnsi="Arial" w:cs="Arial"/>
+        </w:rPr>
+        <w:t xml:space="preserve"> (6.0.0 will not be installed)</w:t>
       </w:r>
     </w:p>
     <w:p>
@@ -779,6 +785,13 @@
         </w:rPr>
         <w:t xml:space="preserve"> – 5.1.9</w:t>
       </w:r>
+      <w:r>
+        <w:rPr>
+          <w:rFonts w:ascii="Arial" w:hAnsi="Arial" w:cs="Arial"/>
+          <w:szCs w:val="24"/>
+        </w:rPr>
+        <w:t xml:space="preserve"> (5.2.0 will not be installed)</w:t>
+      </w:r>
     </w:p>
     <w:p>
       <w:pPr>
@@ -816,14 +829,7 @@
         <w:rPr>
           <w:rFonts w:ascii="Arial" w:hAnsi="Arial" w:cs="Arial"/>
         </w:rPr>
-        <w:t xml:space="preserve"> if the latest version for </w:t>
-      </w:r>
-      <w:proofErr w:type="gramStart"/>
-      <w:r>
-        <w:rPr>
-          <w:rFonts w:ascii="Arial" w:hAnsi="Arial" w:cs="Arial"/>
-        </w:rPr>
-        <w:t>instance</w:t>
+        <w:t xml:space="preserve"> if the latest version for instance</w:t>
       </w:r>
       <w:r>
         <w:rPr>
@@ -831,7 +837,6 @@
         </w:rPr>
         <w:t>:</w:t>
       </w:r>
-      <w:proofErr w:type="gramEnd"/>
       <w:r>
         <w:rPr>
           <w:rFonts w:ascii="Arial" w:hAnsi="Arial" w:cs="Arial"/>

--- a/How to build A NodeJS APP.docx
+++ b/How to build A NodeJS APP.docx
@@ -3025,7 +3025,7 @@
           <w:color w:val="EE0000"/>
           <w:szCs w:val="24"/>
         </w:rPr>
-        <w:t>“body-parser”:”2.</w:t>
+        <w:t>“body-parser”:”</w:t>
       </w:r>
       <w:r>
         <w:rPr>
@@ -3035,6 +3035,26 @@
           <w:color w:val="EE0000"/>
           <w:szCs w:val="24"/>
         </w:rPr>
+        <w:t>^</w:t>
+      </w:r>
+      <w:r>
+        <w:rPr>
+          <w:rFonts w:ascii="Arial" w:hAnsi="Arial" w:cs="Arial"/>
+          <w:b/>
+          <w:bCs/>
+          <w:color w:val="EE0000"/>
+          <w:szCs w:val="24"/>
+        </w:rPr>
+        <w:t>2.</w:t>
+      </w:r>
+      <w:r>
+        <w:rPr>
+          <w:rFonts w:ascii="Arial" w:hAnsi="Arial" w:cs="Arial"/>
+          <w:b/>
+          <w:bCs/>
+          <w:color w:val="EE0000"/>
+          <w:szCs w:val="24"/>
+        </w:rPr>
         <w:t>0</w:t>
       </w:r>
       <w:r>
@@ -3151,14 +3171,44 @@
           <w:color w:val="EE0000"/>
           <w:szCs w:val="24"/>
         </w:rPr>
-        <w:t>2.3.0 to 2.3.9</w:t>
-      </w:r>
-      <w:r>
-        <w:rPr>
-          <w:rFonts w:ascii="Arial" w:hAnsi="Arial" w:cs="Arial"/>
+        <w:t>2.3.0 to 2.</w:t>
+      </w:r>
+      <w:r>
+        <w:rPr>
+          <w:rFonts w:ascii="Arial" w:hAnsi="Arial" w:cs="Arial"/>
+          <w:b/>
+          <w:bCs/>
           <w:color w:val="EE0000"/>
           <w:szCs w:val="24"/>
         </w:rPr>
+        <w:t>x</w:t>
+      </w:r>
+      <w:r>
+        <w:rPr>
+          <w:rFonts w:ascii="Arial" w:hAnsi="Arial" w:cs="Arial"/>
+          <w:b/>
+          <w:bCs/>
+          <w:color w:val="EE0000"/>
+          <w:szCs w:val="24"/>
+        </w:rPr>
+        <w:t>.</w:t>
+      </w:r>
+      <w:r>
+        <w:rPr>
+          <w:rFonts w:ascii="Arial" w:hAnsi="Arial" w:cs="Arial"/>
+          <w:b/>
+          <w:bCs/>
+          <w:color w:val="EE0000"/>
+          <w:szCs w:val="24"/>
+        </w:rPr>
+        <w:t>x</w:t>
+      </w:r>
+      <w:r>
+        <w:rPr>
+          <w:rFonts w:ascii="Arial" w:hAnsi="Arial" w:cs="Arial"/>
+          <w:color w:val="EE0000"/>
+          <w:szCs w:val="24"/>
+        </w:rPr>
         <w:t xml:space="preserve"> </w:t>
       </w:r>
       <w:r>
@@ -3259,22 +3309,425 @@
     </w:p>
     <w:p>
       <w:pPr>
-        <w:rPr>
-          <w:rFonts w:ascii="Arial" w:hAnsi="Arial" w:cs="Arial"/>
-        </w:rPr>
-      </w:pPr>
-      <w:r>
-        <w:rPr>
-          <w:rFonts w:ascii="Arial" w:hAnsi="Arial" w:cs="Arial"/>
-        </w:rPr>
-        <w:br w:type="page"/>
-      </w:r>
-    </w:p>
-    <w:p>
-      <w:pPr>
-        <w:jc w:val="both"/>
-        <w:rPr>
-          <w:rFonts w:ascii="Arial" w:hAnsi="Arial" w:cs="Arial"/>
+        <w:ind w:left="720"/>
+        <w:jc w:val="both"/>
+        <w:rPr>
+          <w:rFonts w:ascii="Arial" w:hAnsi="Arial" w:cs="Arial"/>
+        </w:rPr>
+      </w:pPr>
+      <w:r>
+        <w:rPr>
+          <w:rFonts w:ascii="Arial" w:hAnsi="Arial" w:cs="Arial"/>
+        </w:rPr>
+        <w:t>Another example:</w:t>
+      </w:r>
+    </w:p>
+    <w:p>
+      <w:pPr>
+        <w:ind w:left="720"/>
+        <w:rPr>
+          <w:rFonts w:ascii="Arial" w:hAnsi="Arial" w:cs="Arial"/>
+          <w:b/>
+          <w:bCs/>
+          <w:color w:val="EE0000"/>
+          <w:szCs w:val="24"/>
+        </w:rPr>
+      </w:pPr>
+      <w:r>
+        <w:rPr>
+          <w:rFonts w:ascii="Arial" w:hAnsi="Arial" w:cs="Arial"/>
+          <w:b/>
+          <w:bCs/>
+          <w:color w:val="EE0000"/>
+          <w:szCs w:val="24"/>
+        </w:rPr>
+        <w:t>{</w:t>
+      </w:r>
+    </w:p>
+    <w:p>
+      <w:pPr>
+        <w:ind w:left="720"/>
+        <w:rPr>
+          <w:rFonts w:ascii="Arial" w:hAnsi="Arial" w:cs="Arial"/>
+          <w:b/>
+          <w:bCs/>
+          <w:color w:val="EE0000"/>
+          <w:szCs w:val="24"/>
+        </w:rPr>
+      </w:pPr>
+      <w:r>
+        <w:rPr>
+          <w:rFonts w:ascii="Arial" w:hAnsi="Arial" w:cs="Arial"/>
+          <w:b/>
+          <w:bCs/>
+          <w:color w:val="EE0000"/>
+          <w:szCs w:val="24"/>
+        </w:rPr>
+        <w:t>“express”,</w:t>
+      </w:r>
+    </w:p>
+    <w:p>
+      <w:pPr>
+        <w:ind w:left="720"/>
+        <w:rPr>
+          <w:rFonts w:ascii="Arial" w:hAnsi="Arial" w:cs="Arial"/>
+          <w:b/>
+          <w:bCs/>
+          <w:color w:val="EE0000"/>
+          <w:szCs w:val="24"/>
+        </w:rPr>
+      </w:pPr>
+      <w:r>
+        <w:rPr>
+          <w:rFonts w:ascii="Arial" w:hAnsi="Arial" w:cs="Arial"/>
+          <w:b/>
+          <w:bCs/>
+          <w:color w:val="EE0000"/>
+          <w:szCs w:val="24"/>
+        </w:rPr>
+        <w:t>“body-parser”:”</w:t>
+      </w:r>
+      <w:r>
+        <w:rPr>
+          <w:rFonts w:ascii="Arial" w:hAnsi="Arial" w:cs="Arial"/>
+          <w:b/>
+          <w:bCs/>
+          <w:color w:val="EE0000"/>
+          <w:szCs w:val="24"/>
+        </w:rPr>
+        <w:t>^</w:t>
+      </w:r>
+      <w:r>
+        <w:rPr>
+          <w:rFonts w:ascii="Arial" w:hAnsi="Arial" w:cs="Arial"/>
+          <w:b/>
+          <w:bCs/>
+          <w:color w:val="EE0000"/>
+          <w:szCs w:val="24"/>
+        </w:rPr>
+        <w:t>2.</w:t>
+      </w:r>
+      <w:r>
+        <w:rPr>
+          <w:rFonts w:ascii="Arial" w:hAnsi="Arial" w:cs="Arial"/>
+          <w:b/>
+          <w:bCs/>
+          <w:color w:val="EE0000"/>
+          <w:szCs w:val="24"/>
+        </w:rPr>
+        <w:t>4</w:t>
+      </w:r>
+      <w:r>
+        <w:rPr>
+          <w:rFonts w:ascii="Arial" w:hAnsi="Arial" w:cs="Arial"/>
+          <w:b/>
+          <w:bCs/>
+          <w:color w:val="EE0000"/>
+          <w:szCs w:val="24"/>
+        </w:rPr>
+        <w:t>.</w:t>
+      </w:r>
+      <w:r>
+        <w:rPr>
+          <w:rFonts w:ascii="Arial" w:hAnsi="Arial" w:cs="Arial"/>
+          <w:b/>
+          <w:bCs/>
+          <w:color w:val="EE0000"/>
+          <w:szCs w:val="24"/>
+        </w:rPr>
+        <w:t>0</w:t>
+      </w:r>
+      <w:r>
+        <w:rPr>
+          <w:rFonts w:ascii="Arial" w:hAnsi="Arial" w:cs="Arial"/>
+          <w:b/>
+          <w:bCs/>
+          <w:color w:val="EE0000"/>
+          <w:szCs w:val="24"/>
+        </w:rPr>
+        <w:t>”</w:t>
+      </w:r>
+    </w:p>
+    <w:p>
+      <w:pPr>
+        <w:ind w:left="720"/>
+        <w:rPr>
+          <w:rFonts w:ascii="Arial" w:hAnsi="Arial" w:cs="Arial"/>
+          <w:b/>
+          <w:bCs/>
+          <w:color w:val="EE0000"/>
+          <w:szCs w:val="24"/>
+        </w:rPr>
+      </w:pPr>
+      <w:r>
+        <w:rPr>
+          <w:rFonts w:ascii="Arial" w:hAnsi="Arial" w:cs="Arial"/>
+          <w:b/>
+          <w:bCs/>
+          <w:color w:val="EE0000"/>
+          <w:szCs w:val="24"/>
+        </w:rPr>
+        <w:t>}</w:t>
+      </w:r>
+    </w:p>
+    <w:p>
+      <w:pPr>
+        <w:ind w:left="720"/>
+        <w:jc w:val="both"/>
+        <w:rPr>
+          <w:rFonts w:ascii="Arial" w:hAnsi="Arial" w:cs="Arial"/>
+          <w:b/>
+          <w:bCs/>
+          <w:color w:val="000000" w:themeColor="text1"/>
+          <w:szCs w:val="24"/>
+        </w:rPr>
+      </w:pPr>
+      <w:r>
+        <w:rPr>
+          <w:rFonts w:ascii="Arial" w:hAnsi="Arial" w:cs="Arial"/>
+          <w:color w:val="000000" w:themeColor="text1"/>
+          <w:szCs w:val="24"/>
+        </w:rPr>
+        <w:lastRenderedPageBreak/>
+        <w:t>This time t</w:t>
+      </w:r>
+      <w:r>
+        <w:rPr>
+          <w:rFonts w:ascii="Arial" w:hAnsi="Arial" w:cs="Arial"/>
+          <w:color w:val="000000" w:themeColor="text1"/>
+          <w:szCs w:val="24"/>
+        </w:rPr>
+        <w:t xml:space="preserve">he body-parser version </w:t>
+      </w:r>
+      <w:r>
+        <w:rPr>
+          <w:rFonts w:ascii="Arial" w:hAnsi="Arial" w:cs="Arial"/>
+          <w:b/>
+          <w:bCs/>
+          <w:color w:val="000000" w:themeColor="text1"/>
+          <w:szCs w:val="24"/>
+        </w:rPr>
+        <w:t>2.</w:t>
+      </w:r>
+      <w:r>
+        <w:rPr>
+          <w:rFonts w:ascii="Arial" w:hAnsi="Arial" w:cs="Arial"/>
+          <w:b/>
+          <w:bCs/>
+          <w:color w:val="000000" w:themeColor="text1"/>
+          <w:szCs w:val="24"/>
+        </w:rPr>
+        <w:t>4</w:t>
+      </w:r>
+      <w:r>
+        <w:rPr>
+          <w:rFonts w:ascii="Arial" w:hAnsi="Arial" w:cs="Arial"/>
+          <w:b/>
+          <w:bCs/>
+          <w:color w:val="000000" w:themeColor="text1"/>
+          <w:szCs w:val="24"/>
+        </w:rPr>
+        <w:t>.</w:t>
+      </w:r>
+      <w:r>
+        <w:rPr>
+          <w:rFonts w:ascii="Arial" w:hAnsi="Arial" w:cs="Arial"/>
+          <w:b/>
+          <w:bCs/>
+          <w:color w:val="000000" w:themeColor="text1"/>
+          <w:szCs w:val="24"/>
+        </w:rPr>
+        <w:t>0</w:t>
+      </w:r>
+      <w:r>
+        <w:rPr>
+          <w:rFonts w:ascii="Arial" w:hAnsi="Arial" w:cs="Arial"/>
+          <w:color w:val="000000" w:themeColor="text1"/>
+          <w:szCs w:val="24"/>
+        </w:rPr>
+        <w:t xml:space="preserve"> </w:t>
+      </w:r>
+      <w:r>
+        <w:rPr>
+          <w:rFonts w:ascii="Arial" w:hAnsi="Arial" w:cs="Arial"/>
+          <w:color w:val="000000" w:themeColor="text1"/>
+          <w:szCs w:val="24"/>
+        </w:rPr>
+        <w:t>can be installed</w:t>
+      </w:r>
+      <w:r>
+        <w:rPr>
+          <w:rFonts w:ascii="Arial" w:hAnsi="Arial" w:cs="Arial"/>
+          <w:color w:val="000000" w:themeColor="text1"/>
+          <w:szCs w:val="24"/>
+        </w:rPr>
+        <w:t xml:space="preserve">, because </w:t>
+      </w:r>
+      <w:r>
+        <w:rPr>
+          <w:rFonts w:ascii="Arial" w:hAnsi="Arial" w:cs="Arial"/>
+          <w:b/>
+          <w:bCs/>
+          <w:color w:val="000000" w:themeColor="text1"/>
+          <w:szCs w:val="24"/>
+        </w:rPr>
+        <w:t>2.</w:t>
+      </w:r>
+      <w:r>
+        <w:rPr>
+          <w:rFonts w:ascii="Arial" w:hAnsi="Arial" w:cs="Arial"/>
+          <w:b/>
+          <w:bCs/>
+          <w:color w:val="000000" w:themeColor="text1"/>
+          <w:szCs w:val="24"/>
+        </w:rPr>
+        <w:t>4</w:t>
+      </w:r>
+      <w:r>
+        <w:rPr>
+          <w:rFonts w:ascii="Arial" w:hAnsi="Arial" w:cs="Arial"/>
+          <w:b/>
+          <w:bCs/>
+          <w:color w:val="000000" w:themeColor="text1"/>
+          <w:szCs w:val="24"/>
+        </w:rPr>
+        <w:t>.</w:t>
+      </w:r>
+      <w:r>
+        <w:rPr>
+          <w:rFonts w:ascii="Arial" w:hAnsi="Arial" w:cs="Arial"/>
+          <w:b/>
+          <w:bCs/>
+          <w:color w:val="000000" w:themeColor="text1"/>
+          <w:szCs w:val="24"/>
+        </w:rPr>
+        <w:t>0</w:t>
+      </w:r>
+      <w:r>
+        <w:rPr>
+          <w:rFonts w:ascii="Arial" w:hAnsi="Arial" w:cs="Arial"/>
+          <w:color w:val="000000" w:themeColor="text1"/>
+          <w:szCs w:val="24"/>
+        </w:rPr>
+        <w:t xml:space="preserve"> is </w:t>
+      </w:r>
+      <w:r>
+        <w:rPr>
+          <w:rFonts w:ascii="Arial" w:hAnsi="Arial" w:cs="Arial"/>
+          <w:color w:val="000000" w:themeColor="text1"/>
+          <w:szCs w:val="24"/>
+        </w:rPr>
+        <w:t>higher</w:t>
+      </w:r>
+      <w:r>
+        <w:rPr>
+          <w:rFonts w:ascii="Arial" w:hAnsi="Arial" w:cs="Arial"/>
+          <w:color w:val="000000" w:themeColor="text1"/>
+          <w:szCs w:val="24"/>
+        </w:rPr>
+        <w:t xml:space="preserve"> than </w:t>
+      </w:r>
+      <w:r>
+        <w:rPr>
+          <w:rFonts w:ascii="Arial" w:hAnsi="Arial" w:cs="Arial"/>
+          <w:b/>
+          <w:bCs/>
+          <w:color w:val="000000" w:themeColor="text1"/>
+          <w:szCs w:val="24"/>
+        </w:rPr>
+        <w:t>2.3.</w:t>
+      </w:r>
+      <w:r>
+        <w:rPr>
+          <w:rFonts w:ascii="Arial" w:hAnsi="Arial" w:cs="Arial"/>
+          <w:b/>
+          <w:bCs/>
+          <w:color w:val="000000" w:themeColor="text1"/>
+          <w:szCs w:val="24"/>
+        </w:rPr>
+        <w:t>0</w:t>
+      </w:r>
+      <w:r>
+        <w:rPr>
+          <w:rFonts w:ascii="Arial" w:hAnsi="Arial" w:cs="Arial"/>
+          <w:b/>
+          <w:bCs/>
+          <w:color w:val="000000" w:themeColor="text1"/>
+          <w:szCs w:val="24"/>
+        </w:rPr>
+        <w:t xml:space="preserve"> </w:t>
+      </w:r>
+      <w:r>
+        <w:rPr>
+          <w:rFonts w:ascii="Arial" w:hAnsi="Arial" w:cs="Arial"/>
+          <w:b/>
+          <w:bCs/>
+          <w:color w:val="EE0000"/>
+          <w:szCs w:val="24"/>
+        </w:rPr>
+        <w:t>(</w:t>
+      </w:r>
+      <w:r>
+        <w:rPr>
+          <w:rFonts w:ascii="Arial" w:hAnsi="Arial" w:cs="Arial"/>
+          <w:b/>
+          <w:bCs/>
+          <w:color w:val="EE0000"/>
+          <w:szCs w:val="24"/>
+        </w:rPr>
+        <w:t>2.3.0 to 2.</w:t>
+      </w:r>
+      <w:r>
+        <w:rPr>
+          <w:rFonts w:ascii="Arial" w:hAnsi="Arial" w:cs="Arial"/>
+          <w:b/>
+          <w:bCs/>
+          <w:color w:val="EE0000"/>
+          <w:szCs w:val="24"/>
+        </w:rPr>
+        <w:t>x</w:t>
+      </w:r>
+      <w:r>
+        <w:rPr>
+          <w:rFonts w:ascii="Arial" w:hAnsi="Arial" w:cs="Arial"/>
+          <w:b/>
+          <w:bCs/>
+          <w:color w:val="EE0000"/>
+          <w:szCs w:val="24"/>
+        </w:rPr>
+        <w:t>.</w:t>
+      </w:r>
+      <w:r>
+        <w:rPr>
+          <w:rFonts w:ascii="Arial" w:hAnsi="Arial" w:cs="Arial"/>
+          <w:b/>
+          <w:bCs/>
+          <w:color w:val="EE0000"/>
+          <w:szCs w:val="24"/>
+        </w:rPr>
+        <w:t>x</w:t>
+      </w:r>
+      <w:r>
+        <w:rPr>
+          <w:rFonts w:ascii="Arial" w:hAnsi="Arial" w:cs="Arial"/>
+          <w:b/>
+          <w:bCs/>
+          <w:color w:val="EE0000"/>
+          <w:szCs w:val="24"/>
+        </w:rPr>
+        <w:t>).</w:t>
+      </w:r>
+    </w:p>
+    <w:p>
+      <w:pPr>
+        <w:ind w:left="720"/>
+        <w:jc w:val="both"/>
+        <w:rPr>
+          <w:rFonts w:ascii="Arial" w:hAnsi="Arial" w:cs="Arial"/>
+          <w:b/>
+          <w:bCs/>
+          <w:color w:val="000000" w:themeColor="text1"/>
+          <w:szCs w:val="24"/>
         </w:rPr>
       </w:pPr>
     </w:p>
@@ -3309,43 +3762,7 @@
         <w:rPr>
           <w:rFonts w:ascii="Arial" w:hAnsi="Arial" w:cs="Arial"/>
         </w:rPr>
-        <w:t xml:space="preserve"> for the exact url repository</w:t>
-      </w:r>
-      <w:r>
-        <w:rPr>
-          <w:rFonts w:ascii="Arial" w:hAnsi="Arial" w:cs="Arial"/>
-        </w:rPr>
-        <w:t xml:space="preserve"> for the packages</w:t>
-      </w:r>
-      <w:r>
-        <w:rPr>
-          <w:rFonts w:ascii="Arial" w:hAnsi="Arial" w:cs="Arial"/>
-        </w:rPr>
-        <w:t xml:space="preserve">. For </w:t>
-      </w:r>
-      <w:r>
-        <w:rPr>
-          <w:rFonts w:ascii="Arial" w:hAnsi="Arial" w:cs="Arial"/>
-        </w:rPr>
-        <w:t>instance,</w:t>
-      </w:r>
-      <w:r>
-        <w:rPr>
-          <w:rFonts w:ascii="Arial" w:hAnsi="Arial" w:cs="Arial"/>
-        </w:rPr>
-        <w:t xml:space="preserve"> if you want to find the package “Alipay SDK Java”, you need to search in the maven repository, and click the version, and from the repository click the central</w:t>
-      </w:r>
-      <w:r>
-        <w:rPr>
-          <w:rFonts w:ascii="Arial" w:hAnsi="Arial" w:cs="Arial"/>
-        </w:rPr>
-        <w:t xml:space="preserve"> icon</w:t>
-      </w:r>
-      <w:r>
-        <w:rPr>
-          <w:rFonts w:ascii="Arial" w:hAnsi="Arial" w:cs="Arial"/>
-        </w:rPr>
-        <w:t xml:space="preserve">, then you will see the url </w:t>
+        <w:t xml:space="preserve"> for the exact url repository for the packages. For instance, if you want to find the package “Alipay SDK Java”, you need to search in the maven repository, and click the version, and from the repository click the central icon, then you will see the url </w:t>
       </w:r>
       <w:hyperlink r:id="rId7" w:history="1">
         <w:r>
@@ -3436,19 +3853,7 @@
         <w:rPr>
           <w:rFonts w:ascii="Arial" w:hAnsi="Arial" w:cs="Arial"/>
         </w:rPr>
-        <w:t>install nvm to install</w:t>
-      </w:r>
-      <w:r>
-        <w:rPr>
-          <w:rFonts w:ascii="Arial" w:hAnsi="Arial" w:cs="Arial"/>
-        </w:rPr>
-        <w:t xml:space="preserve"> specific version of</w:t>
-      </w:r>
-      <w:r>
-        <w:rPr>
-          <w:rFonts w:ascii="Arial" w:hAnsi="Arial" w:cs="Arial"/>
-        </w:rPr>
-        <w:t xml:space="preserve"> nodejs in the root account.</w:t>
+        <w:t>install nvm to install specific version of nodejs in the root account.</w:t>
       </w:r>
     </w:p>
     <w:p>
@@ -3491,7 +3896,6 @@
     </w:p>
     <w:p>
       <w:pPr>
-        <w:pStyle w:val="ListParagraph"/>
         <w:jc w:val="both"/>
         <w:rPr>
           <w:rFonts w:ascii="Arial" w:hAnsi="Arial" w:cs="Arial"/>

--- a/How to build A NodeJS APP.docx
+++ b/How to build A NodeJS APP.docx
@@ -3405,47 +3405,7 @@
           <w:color w:val="EE0000"/>
           <w:szCs w:val="24"/>
         </w:rPr>
-        <w:t>2.</w:t>
-      </w:r>
-      <w:r>
-        <w:rPr>
-          <w:rFonts w:ascii="Arial" w:hAnsi="Arial" w:cs="Arial"/>
-          <w:b/>
-          <w:bCs/>
-          <w:color w:val="EE0000"/>
-          <w:szCs w:val="24"/>
-        </w:rPr>
-        <w:t>4</w:t>
-      </w:r>
-      <w:r>
-        <w:rPr>
-          <w:rFonts w:ascii="Arial" w:hAnsi="Arial" w:cs="Arial"/>
-          <w:b/>
-          <w:bCs/>
-          <w:color w:val="EE0000"/>
-          <w:szCs w:val="24"/>
-        </w:rPr>
-        <w:t>.</w:t>
-      </w:r>
-      <w:r>
-        <w:rPr>
-          <w:rFonts w:ascii="Arial" w:hAnsi="Arial" w:cs="Arial"/>
-          <w:b/>
-          <w:bCs/>
-          <w:color w:val="EE0000"/>
-          <w:szCs w:val="24"/>
-        </w:rPr>
-        <w:t>0</w:t>
-      </w:r>
-      <w:r>
-        <w:rPr>
-          <w:rFonts w:ascii="Arial" w:hAnsi="Arial" w:cs="Arial"/>
-          <w:b/>
-          <w:bCs/>
-          <w:color w:val="EE0000"/>
-          <w:szCs w:val="24"/>
-        </w:rPr>
-        <w:t>”</w:t>
+        <w:t>2.4.0”</w:t>
       </w:r>
     </w:p>
     <w:p>
@@ -3497,7 +3457,7 @@
           <w:color w:val="000000" w:themeColor="text1"/>
           <w:szCs w:val="24"/>
         </w:rPr>
-        <w:t xml:space="preserve">he body-parser version </w:t>
+        <w:t xml:space="preserve">he </w:t>
       </w:r>
       <w:r>
         <w:rPr>
@@ -3507,6 +3467,58 @@
           <w:color w:val="000000" w:themeColor="text1"/>
           <w:szCs w:val="24"/>
         </w:rPr>
+        <w:t>body-parser</w:t>
+      </w:r>
+      <w:r>
+        <w:rPr>
+          <w:rFonts w:ascii="Arial" w:hAnsi="Arial" w:cs="Arial"/>
+          <w:color w:val="000000" w:themeColor="text1"/>
+          <w:szCs w:val="24"/>
+        </w:rPr>
+        <w:t xml:space="preserve"> version </w:t>
+      </w:r>
+      <w:r>
+        <w:rPr>
+          <w:rFonts w:ascii="Arial" w:hAnsi="Arial" w:cs="Arial"/>
+          <w:b/>
+          <w:bCs/>
+          <w:color w:val="000000" w:themeColor="text1"/>
+          <w:szCs w:val="24"/>
+        </w:rPr>
+        <w:t>2.4.0</w:t>
+      </w:r>
+      <w:r>
+        <w:rPr>
+          <w:rFonts w:ascii="Arial" w:hAnsi="Arial" w:cs="Arial"/>
+          <w:color w:val="000000" w:themeColor="text1"/>
+          <w:szCs w:val="24"/>
+        </w:rPr>
+        <w:t xml:space="preserve"> </w:t>
+      </w:r>
+      <w:r>
+        <w:rPr>
+          <w:rFonts w:ascii="Arial" w:hAnsi="Arial" w:cs="Arial"/>
+          <w:color w:val="000000" w:themeColor="text1"/>
+          <w:szCs w:val="24"/>
+        </w:rPr>
+        <w:t>can be installed</w:t>
+      </w:r>
+      <w:r>
+        <w:rPr>
+          <w:rFonts w:ascii="Arial" w:hAnsi="Arial" w:cs="Arial"/>
+          <w:color w:val="000000" w:themeColor="text1"/>
+          <w:szCs w:val="24"/>
+        </w:rPr>
+        <w:t xml:space="preserve">, because </w:t>
+      </w:r>
+      <w:r>
+        <w:rPr>
+          <w:rFonts w:ascii="Arial" w:hAnsi="Arial" w:cs="Arial"/>
+          <w:b/>
+          <w:bCs/>
+          <w:color w:val="000000" w:themeColor="text1"/>
+          <w:szCs w:val="24"/>
+        </w:rPr>
         <w:t>2.</w:t>
       </w:r>
       <w:r>
@@ -3545,50 +3557,90 @@
           <w:color w:val="000000" w:themeColor="text1"/>
           <w:szCs w:val="24"/>
         </w:rPr>
+        <w:t xml:space="preserve"> is </w:t>
+      </w:r>
+      <w:r>
+        <w:rPr>
+          <w:rFonts w:ascii="Arial" w:hAnsi="Arial" w:cs="Arial"/>
+          <w:color w:val="000000" w:themeColor="text1"/>
+          <w:szCs w:val="24"/>
+        </w:rPr>
+        <w:t>higher</w:t>
+      </w:r>
+      <w:r>
+        <w:rPr>
+          <w:rFonts w:ascii="Arial" w:hAnsi="Arial" w:cs="Arial"/>
+          <w:color w:val="000000" w:themeColor="text1"/>
+          <w:szCs w:val="24"/>
+        </w:rPr>
+        <w:t xml:space="preserve"> than </w:t>
+      </w:r>
+      <w:r>
+        <w:rPr>
+          <w:rFonts w:ascii="Arial" w:hAnsi="Arial" w:cs="Arial"/>
+          <w:b/>
+          <w:bCs/>
+          <w:color w:val="000000" w:themeColor="text1"/>
+          <w:szCs w:val="24"/>
+        </w:rPr>
+        <w:t>2.3.</w:t>
+      </w:r>
+      <w:r>
+        <w:rPr>
+          <w:rFonts w:ascii="Arial" w:hAnsi="Arial" w:cs="Arial"/>
+          <w:b/>
+          <w:bCs/>
+          <w:color w:val="000000" w:themeColor="text1"/>
+          <w:szCs w:val="24"/>
+        </w:rPr>
+        <w:t>0</w:t>
+      </w:r>
+      <w:r>
+        <w:rPr>
+          <w:rFonts w:ascii="Arial" w:hAnsi="Arial" w:cs="Arial"/>
+          <w:b/>
+          <w:bCs/>
+          <w:color w:val="000000" w:themeColor="text1"/>
+          <w:szCs w:val="24"/>
+        </w:rPr>
         <w:t xml:space="preserve"> </w:t>
       </w:r>
       <w:r>
         <w:rPr>
           <w:rFonts w:ascii="Arial" w:hAnsi="Arial" w:cs="Arial"/>
-          <w:color w:val="000000" w:themeColor="text1"/>
-          <w:szCs w:val="24"/>
-        </w:rPr>
-        <w:t>can be installed</w:t>
-      </w:r>
-      <w:r>
-        <w:rPr>
-          <w:rFonts w:ascii="Arial" w:hAnsi="Arial" w:cs="Arial"/>
-          <w:color w:val="000000" w:themeColor="text1"/>
-          <w:szCs w:val="24"/>
-        </w:rPr>
-        <w:t xml:space="preserve">, because </w:t>
-      </w:r>
-      <w:r>
-        <w:rPr>
-          <w:rFonts w:ascii="Arial" w:hAnsi="Arial" w:cs="Arial"/>
-          <w:b/>
-          <w:bCs/>
-          <w:color w:val="000000" w:themeColor="text1"/>
-          <w:szCs w:val="24"/>
-        </w:rPr>
-        <w:t>2.</w:t>
-      </w:r>
-      <w:r>
-        <w:rPr>
-          <w:rFonts w:ascii="Arial" w:hAnsi="Arial" w:cs="Arial"/>
-          <w:b/>
-          <w:bCs/>
-          <w:color w:val="000000" w:themeColor="text1"/>
-          <w:szCs w:val="24"/>
-        </w:rPr>
-        <w:t>4</w:t>
-      </w:r>
-      <w:r>
-        <w:rPr>
-          <w:rFonts w:ascii="Arial" w:hAnsi="Arial" w:cs="Arial"/>
-          <w:b/>
-          <w:bCs/>
-          <w:color w:val="000000" w:themeColor="text1"/>
+          <w:b/>
+          <w:bCs/>
+          <w:color w:val="EE0000"/>
+          <w:szCs w:val="24"/>
+        </w:rPr>
+        <w:t>(</w:t>
+      </w:r>
+      <w:r>
+        <w:rPr>
+          <w:rFonts w:ascii="Arial" w:hAnsi="Arial" w:cs="Arial"/>
+          <w:b/>
+          <w:bCs/>
+          <w:color w:val="EE0000"/>
+          <w:szCs w:val="24"/>
+        </w:rPr>
+        <w:t>2.3.0 to 2.</w:t>
+      </w:r>
+      <w:r>
+        <w:rPr>
+          <w:rFonts w:ascii="Arial" w:hAnsi="Arial" w:cs="Arial"/>
+          <w:b/>
+          <w:bCs/>
+          <w:color w:val="EE0000"/>
+          <w:szCs w:val="24"/>
+        </w:rPr>
+        <w:t>x</w:t>
+      </w:r>
+      <w:r>
+        <w:rPr>
+          <w:rFonts w:ascii="Arial" w:hAnsi="Arial" w:cs="Arial"/>
+          <w:b/>
+          <w:bCs/>
+          <w:color w:val="EE0000"/>
           <w:szCs w:val="24"/>
         </w:rPr>
         <w:t>.</w:t>
@@ -3598,124 +3650,10 @@
           <w:rFonts w:ascii="Arial" w:hAnsi="Arial" w:cs="Arial"/>
           <w:b/>
           <w:bCs/>
-          <w:color w:val="000000" w:themeColor="text1"/>
-          <w:szCs w:val="24"/>
-        </w:rPr>
-        <w:t>0</w:t>
-      </w:r>
-      <w:r>
-        <w:rPr>
-          <w:rFonts w:ascii="Arial" w:hAnsi="Arial" w:cs="Arial"/>
-          <w:color w:val="000000" w:themeColor="text1"/>
-          <w:szCs w:val="24"/>
-        </w:rPr>
-        <w:t xml:space="preserve"> is </w:t>
-      </w:r>
-      <w:r>
-        <w:rPr>
-          <w:rFonts w:ascii="Arial" w:hAnsi="Arial" w:cs="Arial"/>
-          <w:color w:val="000000" w:themeColor="text1"/>
-          <w:szCs w:val="24"/>
-        </w:rPr>
-        <w:t>higher</w:t>
-      </w:r>
-      <w:r>
-        <w:rPr>
-          <w:rFonts w:ascii="Arial" w:hAnsi="Arial" w:cs="Arial"/>
-          <w:color w:val="000000" w:themeColor="text1"/>
-          <w:szCs w:val="24"/>
-        </w:rPr>
-        <w:t xml:space="preserve"> than </w:t>
-      </w:r>
-      <w:r>
-        <w:rPr>
-          <w:rFonts w:ascii="Arial" w:hAnsi="Arial" w:cs="Arial"/>
-          <w:b/>
-          <w:bCs/>
-          <w:color w:val="000000" w:themeColor="text1"/>
-          <w:szCs w:val="24"/>
-        </w:rPr>
-        <w:t>2.3.</w:t>
-      </w:r>
-      <w:r>
-        <w:rPr>
-          <w:rFonts w:ascii="Arial" w:hAnsi="Arial" w:cs="Arial"/>
-          <w:b/>
-          <w:bCs/>
-          <w:color w:val="000000" w:themeColor="text1"/>
-          <w:szCs w:val="24"/>
-        </w:rPr>
-        <w:t>0</w:t>
-      </w:r>
-      <w:r>
-        <w:rPr>
-          <w:rFonts w:ascii="Arial" w:hAnsi="Arial" w:cs="Arial"/>
-          <w:b/>
-          <w:bCs/>
-          <w:color w:val="000000" w:themeColor="text1"/>
-          <w:szCs w:val="24"/>
-        </w:rPr>
-        <w:t xml:space="preserve"> </w:t>
-      </w:r>
-      <w:r>
-        <w:rPr>
-          <w:rFonts w:ascii="Arial" w:hAnsi="Arial" w:cs="Arial"/>
-          <w:b/>
-          <w:bCs/>
           <w:color w:val="EE0000"/>
           <w:szCs w:val="24"/>
         </w:rPr>
-        <w:t>(</w:t>
-      </w:r>
-      <w:r>
-        <w:rPr>
-          <w:rFonts w:ascii="Arial" w:hAnsi="Arial" w:cs="Arial"/>
-          <w:b/>
-          <w:bCs/>
-          <w:color w:val="EE0000"/>
-          <w:szCs w:val="24"/>
-        </w:rPr>
-        <w:t>2.3.0 to 2.</w:t>
-      </w:r>
-      <w:r>
-        <w:rPr>
-          <w:rFonts w:ascii="Arial" w:hAnsi="Arial" w:cs="Arial"/>
-          <w:b/>
-          <w:bCs/>
-          <w:color w:val="EE0000"/>
-          <w:szCs w:val="24"/>
-        </w:rPr>
-        <w:t>x</w:t>
-      </w:r>
-      <w:r>
-        <w:rPr>
-          <w:rFonts w:ascii="Arial" w:hAnsi="Arial" w:cs="Arial"/>
-          <w:b/>
-          <w:bCs/>
-          <w:color w:val="EE0000"/>
-          <w:szCs w:val="24"/>
-        </w:rPr>
-        <w:t>.</w:t>
-      </w:r>
-      <w:r>
-        <w:rPr>
-          <w:rFonts w:ascii="Arial" w:hAnsi="Arial" w:cs="Arial"/>
-          <w:b/>
-          <w:bCs/>
-          <w:color w:val="EE0000"/>
-          <w:szCs w:val="24"/>
-        </w:rPr>
-        <w:t>x</w:t>
-      </w:r>
-      <w:r>
-        <w:rPr>
-          <w:rFonts w:ascii="Arial" w:hAnsi="Arial" w:cs="Arial"/>
-          <w:b/>
-          <w:bCs/>
-          <w:color w:val="EE0000"/>
-          <w:szCs w:val="24"/>
-        </w:rPr>
-        <w:t>).</w:t>
+        <w:t>x).</w:t>
       </w:r>
     </w:p>
     <w:p>

--- a/How to build A NodeJS APP.docx
+++ b/How to build A NodeJS APP.docx
@@ -3181,7 +3181,7 @@
           <w:color w:val="EE0000"/>
           <w:szCs w:val="24"/>
         </w:rPr>
-        <w:t>x</w:t>
+        <w:t>9</w:t>
       </w:r>
       <w:r>
         <w:rPr>
@@ -3201,7 +3201,7 @@
           <w:color w:val="EE0000"/>
           <w:szCs w:val="24"/>
         </w:rPr>
-        <w:t>x</w:t>
+        <w:t>9</w:t>
       </w:r>
       <w:r>
         <w:rPr>
@@ -3633,7 +3633,7 @@
           <w:color w:val="EE0000"/>
           <w:szCs w:val="24"/>
         </w:rPr>
-        <w:t>x</w:t>
+        <w:t>9</w:t>
       </w:r>
       <w:r>
         <w:rPr>
@@ -3653,7 +3653,17 @@
           <w:color w:val="EE0000"/>
           <w:szCs w:val="24"/>
         </w:rPr>
-        <w:t>x).</w:t>
+        <w:t>9</w:t>
+      </w:r>
+      <w:r>
+        <w:rPr>
+          <w:rFonts w:ascii="Arial" w:hAnsi="Arial" w:cs="Arial"/>
+          <w:b/>
+          <w:bCs/>
+          <w:color w:val="EE0000"/>
+          <w:szCs w:val="24"/>
+        </w:rPr>
+        <w:t>).</w:t>
       </w:r>
     </w:p>
     <w:p>

--- a/How to build A NodeJS APP.docx
+++ b/How to build A NodeJS APP.docx
@@ -633,14 +633,19 @@
         <w:rPr>
           <w:rFonts w:ascii="Arial" w:hAnsi="Arial" w:cs="Arial"/>
         </w:rPr>
-        <w:t xml:space="preserve"> if the latest version for </w:t>
-      </w:r>
-      <w:proofErr w:type="gramStart"/>
-      <w:r>
-        <w:rPr>
-          <w:rFonts w:ascii="Arial" w:hAnsi="Arial" w:cs="Arial"/>
-        </w:rPr>
-        <w:t>instance</w:t>
+        <w:t xml:space="preserve"> if the latest version</w:t>
+      </w:r>
+      <w:r>
+        <w:rPr>
+          <w:rFonts w:ascii="Arial" w:hAnsi="Arial" w:cs="Arial"/>
+        </w:rPr>
+        <w:t xml:space="preserve"> within the range 5.1.0 – 5.9.9</w:t>
+      </w:r>
+      <w:r>
+        <w:rPr>
+          <w:rFonts w:ascii="Arial" w:hAnsi="Arial" w:cs="Arial"/>
+        </w:rPr>
+        <w:t xml:space="preserve"> for instance</w:t>
       </w:r>
       <w:r>
         <w:rPr>
@@ -648,7 +653,6 @@
         </w:rPr>
         <w:t>:</w:t>
       </w:r>
-      <w:proofErr w:type="gramEnd"/>
       <w:r>
         <w:rPr>
           <w:rFonts w:ascii="Arial" w:hAnsi="Arial" w:cs="Arial"/>
@@ -666,6 +670,12 @@
           <w:rFonts w:ascii="Arial" w:hAnsi="Arial" w:cs="Arial"/>
         </w:rPr>
         <w:t xml:space="preserve"> will be installed. </w:t>
+      </w:r>
+      <w:r>
+        <w:rPr>
+          <w:rFonts w:ascii="Arial" w:hAnsi="Arial" w:cs="Arial"/>
+        </w:rPr>
+        <w:t>Any version 6.0.0 or above will not be installed.</w:t>
       </w:r>
     </w:p>
     <w:p>
@@ -829,7 +839,19 @@
         <w:rPr>
           <w:rFonts w:ascii="Arial" w:hAnsi="Arial" w:cs="Arial"/>
         </w:rPr>
-        <w:t xml:space="preserve"> if the latest version for instance</w:t>
+        <w:t xml:space="preserve"> if the latest version</w:t>
+      </w:r>
+      <w:r>
+        <w:rPr>
+          <w:rFonts w:ascii="Arial" w:hAnsi="Arial" w:cs="Arial"/>
+        </w:rPr>
+        <w:t xml:space="preserve"> within the range 5.1.0 – 5.1.9</w:t>
+      </w:r>
+      <w:r>
+        <w:rPr>
+          <w:rFonts w:ascii="Arial" w:hAnsi="Arial" w:cs="Arial"/>
+        </w:rPr>
+        <w:t xml:space="preserve"> for instance</w:t>
       </w:r>
       <w:r>
         <w:rPr>
@@ -841,7 +863,19 @@
         <w:rPr>
           <w:rFonts w:ascii="Arial" w:hAnsi="Arial" w:cs="Arial"/>
         </w:rPr>
-        <w:t xml:space="preserve"> is version 5.1.9, then </w:t>
+        <w:t xml:space="preserve"> is version 5.1.</w:t>
+      </w:r>
+      <w:r>
+        <w:rPr>
+          <w:rFonts w:ascii="Arial" w:hAnsi="Arial" w:cs="Arial"/>
+        </w:rPr>
+        <w:t>8</w:t>
+      </w:r>
+      <w:r>
+        <w:rPr>
+          <w:rFonts w:ascii="Arial" w:hAnsi="Arial" w:cs="Arial"/>
+        </w:rPr>
+        <w:t xml:space="preserve">, then </w:t>
       </w:r>
       <w:r>
         <w:rPr>
@@ -854,6 +888,12 @@
           <w:rFonts w:ascii="Arial" w:hAnsi="Arial" w:cs="Arial"/>
         </w:rPr>
         <w:t xml:space="preserve"> will be installed. </w:t>
+      </w:r>
+      <w:r>
+        <w:rPr>
+          <w:rFonts w:ascii="Arial" w:hAnsi="Arial" w:cs="Arial"/>
+        </w:rPr>
+        <w:t>Any version 5.2.0 or above will not be installed.</w:t>
       </w:r>
     </w:p>
     <w:p>
@@ -996,87 +1036,39 @@
           <w:rFonts w:ascii="Arial" w:hAnsi="Arial" w:cs="Arial"/>
           <w:szCs w:val="24"/>
         </w:rPr>
-        <w:t xml:space="preserve">  </w:t>
-      </w:r>
-      <w:proofErr w:type="spellStart"/>
-      <w:r>
-        <w:rPr>
-          <w:rFonts w:ascii="Arial" w:hAnsi="Arial" w:cs="Arial"/>
-          <w:szCs w:val="24"/>
-        </w:rPr>
-        <w:t>qs</w:t>
-      </w:r>
-      <w:proofErr w:type="spellEnd"/>
-      <w:r>
-        <w:rPr>
-          <w:rFonts w:ascii="Arial" w:hAnsi="Arial" w:cs="Arial"/>
-          <w:szCs w:val="24"/>
-        </w:rPr>
-        <w:t>: '^6.16.0',</w:t>
-      </w:r>
-    </w:p>
-    <w:p>
-      <w:pPr>
-        <w:ind w:left="720"/>
-        <w:rPr>
-          <w:rFonts w:ascii="Arial" w:hAnsi="Arial" w:cs="Arial"/>
-          <w:szCs w:val="24"/>
-        </w:rPr>
-      </w:pPr>
-      <w:r>
-        <w:rPr>
-          <w:rFonts w:ascii="Arial" w:hAnsi="Arial" w:cs="Arial"/>
-          <w:szCs w:val="24"/>
-        </w:rPr>
-        <w:t xml:space="preserve"> </w:t>
-      </w:r>
-      <w:proofErr w:type="spellStart"/>
-      <w:r>
-        <w:rPr>
-          <w:rFonts w:ascii="Arial" w:hAnsi="Arial" w:cs="Arial"/>
-          <w:szCs w:val="24"/>
-        </w:rPr>
-        <w:t>depd</w:t>
-      </w:r>
-      <w:proofErr w:type="spellEnd"/>
-      <w:r>
-        <w:rPr>
-          <w:rFonts w:ascii="Arial" w:hAnsi="Arial" w:cs="Arial"/>
-          <w:szCs w:val="24"/>
-        </w:rPr>
-        <w:t>: '^2.0.0',</w:t>
-      </w:r>
-    </w:p>
-    <w:p>
-      <w:pPr>
-        <w:ind w:left="720"/>
-        <w:rPr>
-          <w:rFonts w:ascii="Arial" w:hAnsi="Arial" w:cs="Arial"/>
-          <w:szCs w:val="24"/>
-        </w:rPr>
-      </w:pPr>
-      <w:r>
-        <w:rPr>
-          <w:rFonts w:ascii="Arial" w:hAnsi="Arial" w:cs="Arial"/>
-          <w:szCs w:val="24"/>
-        </w:rPr>
-        <w:t xml:space="preserve">  </w:t>
-      </w:r>
-      <w:proofErr w:type="spellStart"/>
-      <w:r>
-        <w:rPr>
-          <w:rFonts w:ascii="Arial" w:hAnsi="Arial" w:cs="Arial"/>
-          <w:szCs w:val="24"/>
-        </w:rPr>
-        <w:t>etag</w:t>
-      </w:r>
-      <w:proofErr w:type="spellEnd"/>
-      <w:r>
-        <w:rPr>
-          <w:rFonts w:ascii="Arial" w:hAnsi="Arial" w:cs="Arial"/>
-          <w:szCs w:val="24"/>
-        </w:rPr>
-        <w:t>: '^1.8.1',</w:t>
+        <w:t xml:space="preserve">  qs: '^6.16.0',</w:t>
+      </w:r>
+    </w:p>
+    <w:p>
+      <w:pPr>
+        <w:ind w:left="720"/>
+        <w:rPr>
+          <w:rFonts w:ascii="Arial" w:hAnsi="Arial" w:cs="Arial"/>
+          <w:szCs w:val="24"/>
+        </w:rPr>
+      </w:pPr>
+      <w:r>
+        <w:rPr>
+          <w:rFonts w:ascii="Arial" w:hAnsi="Arial" w:cs="Arial"/>
+          <w:szCs w:val="24"/>
+        </w:rPr>
+        <w:t xml:space="preserve"> depd: '^2.0.0',</w:t>
+      </w:r>
+    </w:p>
+    <w:p>
+      <w:pPr>
+        <w:ind w:left="720"/>
+        <w:rPr>
+          <w:rFonts w:ascii="Arial" w:hAnsi="Arial" w:cs="Arial"/>
+          <w:szCs w:val="24"/>
+        </w:rPr>
+      </w:pPr>
+      <w:r>
+        <w:rPr>
+          <w:rFonts w:ascii="Arial" w:hAnsi="Arial" w:cs="Arial"/>
+          <w:szCs w:val="24"/>
+        </w:rPr>
+        <w:t xml:space="preserve">  etag: '^1.8.1',</w:t>
       </w:r>
     </w:p>
     <w:p>
@@ -1220,55 +1212,23 @@
           <w:rFonts w:ascii="Arial" w:hAnsi="Arial" w:cs="Arial"/>
           <w:szCs w:val="24"/>
         </w:rPr>
-        <w:t xml:space="preserve">  '</w:t>
-      </w:r>
-      <w:proofErr w:type="gramStart"/>
-      <w:r>
-        <w:rPr>
-          <w:rFonts w:ascii="Arial" w:hAnsi="Arial" w:cs="Arial"/>
-          <w:szCs w:val="24"/>
-        </w:rPr>
-        <w:t>type</w:t>
-      </w:r>
-      <w:proofErr w:type="gramEnd"/>
-      <w:r>
-        <w:rPr>
-          <w:rFonts w:ascii="Arial" w:hAnsi="Arial" w:cs="Arial"/>
-          <w:szCs w:val="24"/>
-        </w:rPr>
-        <w:t>-is': '^2.1.0',</w:t>
-      </w:r>
-    </w:p>
-    <w:p>
-      <w:pPr>
-        <w:ind w:left="720"/>
-        <w:rPr>
-          <w:rFonts w:ascii="Arial" w:hAnsi="Arial" w:cs="Arial"/>
-          <w:szCs w:val="24"/>
-        </w:rPr>
-      </w:pPr>
-      <w:r>
-        <w:rPr>
-          <w:rFonts w:ascii="Arial" w:hAnsi="Arial" w:cs="Arial"/>
-          <w:szCs w:val="24"/>
-        </w:rPr>
-        <w:t xml:space="preserve">  </w:t>
-      </w:r>
-      <w:proofErr w:type="spellStart"/>
-      <w:r>
-        <w:rPr>
-          <w:rFonts w:ascii="Arial" w:hAnsi="Arial" w:cs="Arial"/>
-          <w:szCs w:val="24"/>
-        </w:rPr>
-        <w:t>parseurl</w:t>
-      </w:r>
-      <w:proofErr w:type="spellEnd"/>
-      <w:r>
-        <w:rPr>
-          <w:rFonts w:ascii="Arial" w:hAnsi="Arial" w:cs="Arial"/>
-          <w:szCs w:val="24"/>
-        </w:rPr>
-        <w:t>: '^1.3.3',</w:t>
+        <w:t xml:space="preserve">  'type-is': '^2.1.0',</w:t>
+      </w:r>
+    </w:p>
+    <w:p>
+      <w:pPr>
+        <w:ind w:left="720"/>
+        <w:rPr>
+          <w:rFonts w:ascii="Arial" w:hAnsi="Arial" w:cs="Arial"/>
+          <w:szCs w:val="24"/>
+        </w:rPr>
+      </w:pPr>
+      <w:r>
+        <w:rPr>
+          <w:rFonts w:ascii="Arial" w:hAnsi="Arial" w:cs="Arial"/>
+          <w:szCs w:val="24"/>
+        </w:rPr>
+        <w:t xml:space="preserve">  parseurl: '^1.3.3',</w:t>
       </w:r>
     </w:p>
     <w:p>
@@ -1300,104 +1260,40 @@
           <w:rFonts w:ascii="Arial" w:hAnsi="Arial" w:cs="Arial"/>
           <w:szCs w:val="24"/>
         </w:rPr>
-        <w:t xml:space="preserve">  </w:t>
-      </w:r>
-      <w:proofErr w:type="spellStart"/>
-      <w:r>
-        <w:rPr>
-          <w:rFonts w:ascii="Arial" w:hAnsi="Arial" w:cs="Arial"/>
-          <w:szCs w:val="24"/>
-        </w:rPr>
-        <w:t>encodeurl</w:t>
-      </w:r>
-      <w:proofErr w:type="spellEnd"/>
-      <w:r>
-        <w:rPr>
-          <w:rFonts w:ascii="Arial" w:hAnsi="Arial" w:cs="Arial"/>
-          <w:szCs w:val="24"/>
-        </w:rPr>
-        <w:t>: '^2.0.0',</w:t>
-      </w:r>
-    </w:p>
-    <w:p>
-      <w:pPr>
-        <w:ind w:left="720"/>
-        <w:rPr>
-          <w:rFonts w:ascii="Arial" w:hAnsi="Arial" w:cs="Arial"/>
-          <w:szCs w:val="24"/>
-        </w:rPr>
-      </w:pPr>
-      <w:r>
-        <w:rPr>
-          <w:rFonts w:ascii="Arial" w:hAnsi="Arial" w:cs="Arial"/>
-          <w:szCs w:val="24"/>
-        </w:rPr>
-        <w:t xml:space="preserve">  '</w:t>
-      </w:r>
-      <w:proofErr w:type="gramStart"/>
-      <w:r>
-        <w:rPr>
-          <w:rFonts w:ascii="Arial" w:hAnsi="Arial" w:cs="Arial"/>
-          <w:szCs w:val="24"/>
-        </w:rPr>
-        <w:t>mime</w:t>
-      </w:r>
-      <w:proofErr w:type="gramEnd"/>
-      <w:r>
-        <w:rPr>
-          <w:rFonts w:ascii="Arial" w:hAnsi="Arial" w:cs="Arial"/>
-          <w:szCs w:val="24"/>
-        </w:rPr>
-        <w:t>-types': '^3.0.0',</w:t>
-      </w:r>
-    </w:p>
-    <w:p>
-      <w:pPr>
-        <w:ind w:left="720"/>
-        <w:rPr>
-          <w:rFonts w:ascii="Arial" w:hAnsi="Arial" w:cs="Arial"/>
-          <w:szCs w:val="24"/>
-        </w:rPr>
-      </w:pPr>
-      <w:r>
-        <w:rPr>
-          <w:rFonts w:ascii="Arial" w:hAnsi="Arial" w:cs="Arial"/>
-          <w:szCs w:val="24"/>
-        </w:rPr>
         <w:lastRenderedPageBreak/>
-        <w:t xml:space="preserve">  '</w:t>
-      </w:r>
-      <w:proofErr w:type="gramStart"/>
-      <w:r>
-        <w:rPr>
-          <w:rFonts w:ascii="Arial" w:hAnsi="Arial" w:cs="Arial"/>
-          <w:szCs w:val="24"/>
-        </w:rPr>
-        <w:t>proxy</w:t>
-      </w:r>
-      <w:proofErr w:type="gramEnd"/>
-      <w:r>
-        <w:rPr>
-          <w:rFonts w:ascii="Arial" w:hAnsi="Arial" w:cs="Arial"/>
-          <w:szCs w:val="24"/>
-        </w:rPr>
-        <w:t>-</w:t>
-      </w:r>
-      <w:proofErr w:type="spellStart"/>
-      <w:r>
-        <w:rPr>
-          <w:rFonts w:ascii="Arial" w:hAnsi="Arial" w:cs="Arial"/>
-          <w:szCs w:val="24"/>
-        </w:rPr>
-        <w:t>addr</w:t>
-      </w:r>
-      <w:proofErr w:type="spellEnd"/>
-      <w:r>
-        <w:rPr>
-          <w:rFonts w:ascii="Arial" w:hAnsi="Arial" w:cs="Arial"/>
-          <w:szCs w:val="24"/>
-        </w:rPr>
-        <w:t>': '^2.0.8',</w:t>
+        <w:t xml:space="preserve">  encodeurl: '^2.0.0',</w:t>
+      </w:r>
+    </w:p>
+    <w:p>
+      <w:pPr>
+        <w:ind w:left="720"/>
+        <w:rPr>
+          <w:rFonts w:ascii="Arial" w:hAnsi="Arial" w:cs="Arial"/>
+          <w:szCs w:val="24"/>
+        </w:rPr>
+      </w:pPr>
+      <w:r>
+        <w:rPr>
+          <w:rFonts w:ascii="Arial" w:hAnsi="Arial" w:cs="Arial"/>
+          <w:szCs w:val="24"/>
+        </w:rPr>
+        <w:t xml:space="preserve">  'mime-types': '^3.0.0',</w:t>
+      </w:r>
+    </w:p>
+    <w:p>
+      <w:pPr>
+        <w:ind w:left="720"/>
+        <w:rPr>
+          <w:rFonts w:ascii="Arial" w:hAnsi="Arial" w:cs="Arial"/>
+          <w:szCs w:val="24"/>
+        </w:rPr>
+      </w:pPr>
+      <w:r>
+        <w:rPr>
+          <w:rFonts w:ascii="Arial" w:hAnsi="Arial" w:cs="Arial"/>
+          <w:szCs w:val="24"/>
+        </w:rPr>
+        <w:t xml:space="preserve">  'proxy-addr': '^2.0.8',</w:t>
       </w:r>
     </w:p>
     <w:p>
@@ -1419,349 +1315,167 @@
           <w:color w:val="EE0000"/>
           <w:szCs w:val="24"/>
         </w:rPr>
-        <w:t xml:space="preserve">  '</w:t>
-      </w:r>
-      <w:proofErr w:type="gramStart"/>
-      <w:r>
-        <w:rPr>
-          <w:rFonts w:ascii="Arial" w:hAnsi="Arial" w:cs="Arial"/>
-          <w:b/>
-          <w:bCs/>
-          <w:color w:val="EE0000"/>
-          <w:szCs w:val="24"/>
-        </w:rPr>
-        <w:t>body</w:t>
-      </w:r>
-      <w:proofErr w:type="gramEnd"/>
-      <w:r>
-        <w:rPr>
-          <w:rFonts w:ascii="Arial" w:hAnsi="Arial" w:cs="Arial"/>
-          <w:b/>
-          <w:bCs/>
-          <w:color w:val="EE0000"/>
-          <w:szCs w:val="24"/>
-        </w:rPr>
-        <w:t>-parser': '^2.3.0',</w:t>
-      </w:r>
-    </w:p>
-    <w:p>
-      <w:pPr>
-        <w:ind w:left="720"/>
-        <w:rPr>
-          <w:rFonts w:ascii="Arial" w:hAnsi="Arial" w:cs="Arial"/>
-          <w:szCs w:val="24"/>
-        </w:rPr>
-      </w:pPr>
-      <w:r>
-        <w:rPr>
-          <w:rFonts w:ascii="Arial" w:hAnsi="Arial" w:cs="Arial"/>
-          <w:szCs w:val="24"/>
-        </w:rPr>
-        <w:t xml:space="preserve">  '</w:t>
-      </w:r>
-      <w:proofErr w:type="gramStart"/>
-      <w:r>
-        <w:rPr>
-          <w:rFonts w:ascii="Arial" w:hAnsi="Arial" w:cs="Arial"/>
-          <w:szCs w:val="24"/>
-        </w:rPr>
-        <w:t>escape</w:t>
-      </w:r>
-      <w:proofErr w:type="gramEnd"/>
-      <w:r>
-        <w:rPr>
-          <w:rFonts w:ascii="Arial" w:hAnsi="Arial" w:cs="Arial"/>
-          <w:szCs w:val="24"/>
-        </w:rPr>
-        <w:t>-html': '^1.0.3',</w:t>
-      </w:r>
-    </w:p>
-    <w:p>
-      <w:pPr>
-        <w:ind w:left="720"/>
-        <w:rPr>
-          <w:rFonts w:ascii="Arial" w:hAnsi="Arial" w:cs="Arial"/>
-          <w:szCs w:val="24"/>
-        </w:rPr>
-      </w:pPr>
-      <w:r>
-        <w:rPr>
-          <w:rFonts w:ascii="Arial" w:hAnsi="Arial" w:cs="Arial"/>
-          <w:szCs w:val="24"/>
-        </w:rPr>
-        <w:t xml:space="preserve">  '</w:t>
-      </w:r>
-      <w:proofErr w:type="gramStart"/>
-      <w:r>
-        <w:rPr>
-          <w:rFonts w:ascii="Arial" w:hAnsi="Arial" w:cs="Arial"/>
-          <w:szCs w:val="24"/>
-        </w:rPr>
-        <w:t>http</w:t>
-      </w:r>
-      <w:proofErr w:type="gramEnd"/>
-      <w:r>
-        <w:rPr>
-          <w:rFonts w:ascii="Arial" w:hAnsi="Arial" w:cs="Arial"/>
-          <w:szCs w:val="24"/>
-        </w:rPr>
-        <w:t>-errors': '^2.0.0',</w:t>
-      </w:r>
-    </w:p>
-    <w:p>
-      <w:pPr>
-        <w:ind w:left="720"/>
-        <w:rPr>
-          <w:rFonts w:ascii="Arial" w:hAnsi="Arial" w:cs="Arial"/>
-          <w:szCs w:val="24"/>
-        </w:rPr>
-      </w:pPr>
-      <w:r>
-        <w:rPr>
-          <w:rFonts w:ascii="Arial" w:hAnsi="Arial" w:cs="Arial"/>
-          <w:szCs w:val="24"/>
-        </w:rPr>
-        <w:t xml:space="preserve">  '</w:t>
-      </w:r>
-      <w:proofErr w:type="gramStart"/>
-      <w:r>
-        <w:rPr>
-          <w:rFonts w:ascii="Arial" w:hAnsi="Arial" w:cs="Arial"/>
-          <w:szCs w:val="24"/>
-        </w:rPr>
-        <w:t>on</w:t>
-      </w:r>
-      <w:proofErr w:type="gramEnd"/>
-      <w:r>
-        <w:rPr>
-          <w:rFonts w:ascii="Arial" w:hAnsi="Arial" w:cs="Arial"/>
-          <w:szCs w:val="24"/>
-        </w:rPr>
-        <w:t>-finished': '^2.4.1',</w:t>
-      </w:r>
-    </w:p>
-    <w:p>
-      <w:pPr>
-        <w:ind w:left="720"/>
-        <w:rPr>
-          <w:rFonts w:ascii="Arial" w:hAnsi="Arial" w:cs="Arial"/>
-          <w:szCs w:val="24"/>
-        </w:rPr>
-      </w:pPr>
-      <w:r>
-        <w:rPr>
-          <w:rFonts w:ascii="Arial" w:hAnsi="Arial" w:cs="Arial"/>
-          <w:szCs w:val="24"/>
-        </w:rPr>
-        <w:t xml:space="preserve">  '</w:t>
-      </w:r>
-      <w:proofErr w:type="gramStart"/>
-      <w:r>
-        <w:rPr>
-          <w:rFonts w:ascii="Arial" w:hAnsi="Arial" w:cs="Arial"/>
-          <w:szCs w:val="24"/>
-        </w:rPr>
-        <w:t>content</w:t>
-      </w:r>
-      <w:proofErr w:type="gramEnd"/>
-      <w:r>
-        <w:rPr>
-          <w:rFonts w:ascii="Arial" w:hAnsi="Arial" w:cs="Arial"/>
-          <w:szCs w:val="24"/>
-        </w:rPr>
-        <w:t>-type': '^2.0.0',</w:t>
-      </w:r>
-    </w:p>
-    <w:p>
-      <w:pPr>
-        <w:ind w:left="720"/>
-        <w:rPr>
-          <w:rFonts w:ascii="Arial" w:hAnsi="Arial" w:cs="Arial"/>
-          <w:szCs w:val="24"/>
-        </w:rPr>
-      </w:pPr>
-      <w:r>
-        <w:rPr>
-          <w:rFonts w:ascii="Arial" w:hAnsi="Arial" w:cs="Arial"/>
-          <w:szCs w:val="24"/>
-        </w:rPr>
-        <w:t xml:space="preserve">  </w:t>
-      </w:r>
-      <w:proofErr w:type="spellStart"/>
-      <w:r>
-        <w:rPr>
-          <w:rFonts w:ascii="Arial" w:hAnsi="Arial" w:cs="Arial"/>
-          <w:szCs w:val="24"/>
-        </w:rPr>
-        <w:t>finalhandler</w:t>
-      </w:r>
-      <w:proofErr w:type="spellEnd"/>
-      <w:r>
-        <w:rPr>
-          <w:rFonts w:ascii="Arial" w:hAnsi="Arial" w:cs="Arial"/>
-          <w:szCs w:val="24"/>
-        </w:rPr>
-        <w:t>: '^2.1.0',</w:t>
-      </w:r>
-    </w:p>
-    <w:p>
-      <w:pPr>
-        <w:ind w:left="720"/>
-        <w:rPr>
-          <w:rFonts w:ascii="Arial" w:hAnsi="Arial" w:cs="Arial"/>
-          <w:szCs w:val="24"/>
-        </w:rPr>
-      </w:pPr>
-      <w:r>
-        <w:rPr>
-          <w:rFonts w:ascii="Arial" w:hAnsi="Arial" w:cs="Arial"/>
-          <w:szCs w:val="24"/>
-        </w:rPr>
-        <w:t xml:space="preserve">  '</w:t>
-      </w:r>
-      <w:proofErr w:type="gramStart"/>
-      <w:r>
-        <w:rPr>
-          <w:rFonts w:ascii="Arial" w:hAnsi="Arial" w:cs="Arial"/>
-          <w:szCs w:val="24"/>
-        </w:rPr>
-        <w:t>range</w:t>
-      </w:r>
-      <w:proofErr w:type="gramEnd"/>
-      <w:r>
-        <w:rPr>
-          <w:rFonts w:ascii="Arial" w:hAnsi="Arial" w:cs="Arial"/>
-          <w:szCs w:val="24"/>
-        </w:rPr>
-        <w:t>-parser': '^1.2.1',</w:t>
-      </w:r>
-    </w:p>
-    <w:p>
-      <w:pPr>
-        <w:ind w:left="720"/>
-        <w:rPr>
-          <w:rFonts w:ascii="Arial" w:hAnsi="Arial" w:cs="Arial"/>
-          <w:szCs w:val="24"/>
-        </w:rPr>
-      </w:pPr>
-      <w:r>
-        <w:rPr>
-          <w:rFonts w:ascii="Arial" w:hAnsi="Arial" w:cs="Arial"/>
-          <w:szCs w:val="24"/>
-        </w:rPr>
-        <w:t xml:space="preserve">  '</w:t>
-      </w:r>
-      <w:proofErr w:type="gramStart"/>
-      <w:r>
-        <w:rPr>
-          <w:rFonts w:ascii="Arial" w:hAnsi="Arial" w:cs="Arial"/>
-          <w:szCs w:val="24"/>
-        </w:rPr>
-        <w:t>serve</w:t>
-      </w:r>
-      <w:proofErr w:type="gramEnd"/>
-      <w:r>
-        <w:rPr>
-          <w:rFonts w:ascii="Arial" w:hAnsi="Arial" w:cs="Arial"/>
-          <w:szCs w:val="24"/>
-        </w:rPr>
-        <w:t>-static': '^2.2.0',</w:t>
-      </w:r>
-    </w:p>
-    <w:p>
-      <w:pPr>
-        <w:ind w:left="720"/>
-        <w:rPr>
-          <w:rFonts w:ascii="Arial" w:hAnsi="Arial" w:cs="Arial"/>
-          <w:szCs w:val="24"/>
-        </w:rPr>
-      </w:pPr>
-      <w:r>
-        <w:rPr>
-          <w:rFonts w:ascii="Arial" w:hAnsi="Arial" w:cs="Arial"/>
-          <w:szCs w:val="24"/>
-        </w:rPr>
-        <w:t xml:space="preserve">  '</w:t>
-      </w:r>
-      <w:proofErr w:type="gramStart"/>
-      <w:r>
-        <w:rPr>
-          <w:rFonts w:ascii="Arial" w:hAnsi="Arial" w:cs="Arial"/>
-          <w:szCs w:val="24"/>
-        </w:rPr>
-        <w:t>cookie</w:t>
-      </w:r>
-      <w:proofErr w:type="gramEnd"/>
-      <w:r>
-        <w:rPr>
-          <w:rFonts w:ascii="Arial" w:hAnsi="Arial" w:cs="Arial"/>
-          <w:szCs w:val="24"/>
-        </w:rPr>
-        <w:t>-signature': '^1.2.1',</w:t>
-      </w:r>
-    </w:p>
-    <w:p>
-      <w:pPr>
-        <w:ind w:left="720"/>
-        <w:rPr>
-          <w:rFonts w:ascii="Arial" w:hAnsi="Arial" w:cs="Arial"/>
-          <w:szCs w:val="24"/>
-        </w:rPr>
-      </w:pPr>
-      <w:r>
-        <w:rPr>
-          <w:rFonts w:ascii="Arial" w:hAnsi="Arial" w:cs="Arial"/>
-          <w:szCs w:val="24"/>
-        </w:rPr>
-        <w:t xml:space="preserve">  '</w:t>
-      </w:r>
-      <w:proofErr w:type="gramStart"/>
-      <w:r>
-        <w:rPr>
-          <w:rFonts w:ascii="Arial" w:hAnsi="Arial" w:cs="Arial"/>
-          <w:szCs w:val="24"/>
-        </w:rPr>
-        <w:t>merge</w:t>
-      </w:r>
-      <w:proofErr w:type="gramEnd"/>
-      <w:r>
-        <w:rPr>
-          <w:rFonts w:ascii="Arial" w:hAnsi="Arial" w:cs="Arial"/>
-          <w:szCs w:val="24"/>
-        </w:rPr>
-        <w:t>-descriptors': '^2.0.0',</w:t>
-      </w:r>
-    </w:p>
-    <w:p>
-      <w:pPr>
-        <w:ind w:left="720"/>
-        <w:rPr>
-          <w:rFonts w:ascii="Arial" w:hAnsi="Arial" w:cs="Arial"/>
-          <w:szCs w:val="24"/>
-        </w:rPr>
-      </w:pPr>
-      <w:r>
-        <w:rPr>
-          <w:rFonts w:ascii="Arial" w:hAnsi="Arial" w:cs="Arial"/>
-          <w:szCs w:val="24"/>
-        </w:rPr>
-        <w:t xml:space="preserve">  '</w:t>
-      </w:r>
-      <w:proofErr w:type="gramStart"/>
-      <w:r>
-        <w:rPr>
-          <w:rFonts w:ascii="Arial" w:hAnsi="Arial" w:cs="Arial"/>
-          <w:szCs w:val="24"/>
-        </w:rPr>
-        <w:t>content</w:t>
-      </w:r>
-      <w:proofErr w:type="gramEnd"/>
-      <w:r>
-        <w:rPr>
-          <w:rFonts w:ascii="Arial" w:hAnsi="Arial" w:cs="Arial"/>
-          <w:szCs w:val="24"/>
-        </w:rPr>
-        <w:t>-disposition': '^2.0.1'</w:t>
+        <w:t xml:space="preserve">  'body-parser': '^2.3.0',</w:t>
+      </w:r>
+    </w:p>
+    <w:p>
+      <w:pPr>
+        <w:ind w:left="720"/>
+        <w:rPr>
+          <w:rFonts w:ascii="Arial" w:hAnsi="Arial" w:cs="Arial"/>
+          <w:szCs w:val="24"/>
+        </w:rPr>
+      </w:pPr>
+      <w:r>
+        <w:rPr>
+          <w:rFonts w:ascii="Arial" w:hAnsi="Arial" w:cs="Arial"/>
+          <w:szCs w:val="24"/>
+        </w:rPr>
+        <w:t xml:space="preserve">  'escape-html': '^1.0.3',</w:t>
+      </w:r>
+    </w:p>
+    <w:p>
+      <w:pPr>
+        <w:ind w:left="720"/>
+        <w:rPr>
+          <w:rFonts w:ascii="Arial" w:hAnsi="Arial" w:cs="Arial"/>
+          <w:szCs w:val="24"/>
+        </w:rPr>
+      </w:pPr>
+      <w:r>
+        <w:rPr>
+          <w:rFonts w:ascii="Arial" w:hAnsi="Arial" w:cs="Arial"/>
+          <w:szCs w:val="24"/>
+        </w:rPr>
+        <w:t xml:space="preserve">  'http-errors': '^2.0.0',</w:t>
+      </w:r>
+    </w:p>
+    <w:p>
+      <w:pPr>
+        <w:ind w:left="720"/>
+        <w:rPr>
+          <w:rFonts w:ascii="Arial" w:hAnsi="Arial" w:cs="Arial"/>
+          <w:szCs w:val="24"/>
+        </w:rPr>
+      </w:pPr>
+      <w:r>
+        <w:rPr>
+          <w:rFonts w:ascii="Arial" w:hAnsi="Arial" w:cs="Arial"/>
+          <w:szCs w:val="24"/>
+        </w:rPr>
+        <w:t xml:space="preserve">  'on-finished': '^2.4.1',</w:t>
+      </w:r>
+    </w:p>
+    <w:p>
+      <w:pPr>
+        <w:ind w:left="720"/>
+        <w:rPr>
+          <w:rFonts w:ascii="Arial" w:hAnsi="Arial" w:cs="Arial"/>
+          <w:szCs w:val="24"/>
+        </w:rPr>
+      </w:pPr>
+      <w:r>
+        <w:rPr>
+          <w:rFonts w:ascii="Arial" w:hAnsi="Arial" w:cs="Arial"/>
+          <w:szCs w:val="24"/>
+        </w:rPr>
+        <w:t xml:space="preserve">  'content-type': '^2.0.0',</w:t>
+      </w:r>
+    </w:p>
+    <w:p>
+      <w:pPr>
+        <w:ind w:left="720"/>
+        <w:rPr>
+          <w:rFonts w:ascii="Arial" w:hAnsi="Arial" w:cs="Arial"/>
+          <w:szCs w:val="24"/>
+        </w:rPr>
+      </w:pPr>
+      <w:r>
+        <w:rPr>
+          <w:rFonts w:ascii="Arial" w:hAnsi="Arial" w:cs="Arial"/>
+          <w:szCs w:val="24"/>
+        </w:rPr>
+        <w:t xml:space="preserve">  finalhandler: '^2.1.0',</w:t>
+      </w:r>
+    </w:p>
+    <w:p>
+      <w:pPr>
+        <w:ind w:left="720"/>
+        <w:rPr>
+          <w:rFonts w:ascii="Arial" w:hAnsi="Arial" w:cs="Arial"/>
+          <w:szCs w:val="24"/>
+        </w:rPr>
+      </w:pPr>
+      <w:r>
+        <w:rPr>
+          <w:rFonts w:ascii="Arial" w:hAnsi="Arial" w:cs="Arial"/>
+          <w:szCs w:val="24"/>
+        </w:rPr>
+        <w:t xml:space="preserve">  'range-parser': '^1.2.1',</w:t>
+      </w:r>
+    </w:p>
+    <w:p>
+      <w:pPr>
+        <w:ind w:left="720"/>
+        <w:rPr>
+          <w:rFonts w:ascii="Arial" w:hAnsi="Arial" w:cs="Arial"/>
+          <w:szCs w:val="24"/>
+        </w:rPr>
+      </w:pPr>
+      <w:r>
+        <w:rPr>
+          <w:rFonts w:ascii="Arial" w:hAnsi="Arial" w:cs="Arial"/>
+          <w:szCs w:val="24"/>
+        </w:rPr>
+        <w:t xml:space="preserve">  'serve-static': '^2.2.0',</w:t>
+      </w:r>
+    </w:p>
+    <w:p>
+      <w:pPr>
+        <w:ind w:left="720"/>
+        <w:rPr>
+          <w:rFonts w:ascii="Arial" w:hAnsi="Arial" w:cs="Arial"/>
+          <w:szCs w:val="24"/>
+        </w:rPr>
+      </w:pPr>
+      <w:r>
+        <w:rPr>
+          <w:rFonts w:ascii="Arial" w:hAnsi="Arial" w:cs="Arial"/>
+          <w:szCs w:val="24"/>
+        </w:rPr>
+        <w:t xml:space="preserve">  'cookie-signature': '^1.2.1',</w:t>
+      </w:r>
+    </w:p>
+    <w:p>
+      <w:pPr>
+        <w:ind w:left="720"/>
+        <w:rPr>
+          <w:rFonts w:ascii="Arial" w:hAnsi="Arial" w:cs="Arial"/>
+          <w:szCs w:val="24"/>
+        </w:rPr>
+      </w:pPr>
+      <w:r>
+        <w:rPr>
+          <w:rFonts w:ascii="Arial" w:hAnsi="Arial" w:cs="Arial"/>
+          <w:szCs w:val="24"/>
+        </w:rPr>
+        <w:t xml:space="preserve">  'merge-descriptors': '^2.0.0',</w:t>
+      </w:r>
+    </w:p>
+    <w:p>
+      <w:pPr>
+        <w:ind w:left="720"/>
+        <w:rPr>
+          <w:rFonts w:ascii="Arial" w:hAnsi="Arial" w:cs="Arial"/>
+          <w:szCs w:val="24"/>
+        </w:rPr>
+      </w:pPr>
+      <w:r>
+        <w:rPr>
+          <w:rFonts w:ascii="Arial" w:hAnsi="Arial" w:cs="Arial"/>
+          <w:szCs w:val="24"/>
+        </w:rPr>
+        <w:t xml:space="preserve">  'content-disposition': '^2.0.1'</w:t>
       </w:r>
     </w:p>
     <w:p>
@@ -2005,399 +1719,644 @@
         <w:rPr>
           <w:rFonts w:ascii="Arial" w:hAnsi="Arial" w:cs="Arial"/>
         </w:rPr>
+        <w:t xml:space="preserve">  qs: '6.13.0',</w:t>
+      </w:r>
+    </w:p>
+    <w:p>
+      <w:pPr>
+        <w:ind w:left="720"/>
+        <w:jc w:val="both"/>
+        <w:rPr>
+          <w:rFonts w:ascii="Arial" w:hAnsi="Arial" w:cs="Arial"/>
+        </w:rPr>
+      </w:pPr>
+      <w:r>
+        <w:rPr>
+          <w:rFonts w:ascii="Arial" w:hAnsi="Arial" w:cs="Arial"/>
+        </w:rPr>
+        <w:t xml:space="preserve">  depd: '2.0.0',</w:t>
+      </w:r>
+    </w:p>
+    <w:p>
+      <w:pPr>
+        <w:ind w:left="720"/>
+        <w:jc w:val="both"/>
+        <w:rPr>
+          <w:rFonts w:ascii="Arial" w:hAnsi="Arial" w:cs="Arial"/>
+        </w:rPr>
+      </w:pPr>
+      <w:r>
+        <w:rPr>
+          <w:rFonts w:ascii="Arial" w:hAnsi="Arial" w:cs="Arial"/>
+        </w:rPr>
+        <w:t xml:space="preserve">  etag: '~1.8.1',</w:t>
+      </w:r>
+    </w:p>
+    <w:p>
+      <w:pPr>
+        <w:ind w:left="720"/>
+        <w:jc w:val="both"/>
+        <w:rPr>
+          <w:rFonts w:ascii="Arial" w:hAnsi="Arial" w:cs="Arial"/>
+        </w:rPr>
+      </w:pPr>
+      <w:r>
+        <w:rPr>
+          <w:rFonts w:ascii="Arial" w:hAnsi="Arial" w:cs="Arial"/>
+        </w:rPr>
+        <w:t xml:space="preserve">  once: '1.4.0',</w:t>
+      </w:r>
+    </w:p>
+    <w:p>
+      <w:pPr>
+        <w:ind w:left="720"/>
+        <w:jc w:val="both"/>
+        <w:rPr>
+          <w:rFonts w:ascii="Arial" w:hAnsi="Arial" w:cs="Arial"/>
+        </w:rPr>
+      </w:pPr>
+      <w:r>
+        <w:rPr>
+          <w:rFonts w:ascii="Arial" w:hAnsi="Arial" w:cs="Arial"/>
+        </w:rPr>
+        <w:t xml:space="preserve">  send: '^1.1.0',</w:t>
+      </w:r>
+    </w:p>
+    <w:p>
+      <w:pPr>
+        <w:ind w:left="720"/>
+        <w:jc w:val="both"/>
+        <w:rPr>
+          <w:rFonts w:ascii="Arial" w:hAnsi="Arial" w:cs="Arial"/>
+        </w:rPr>
+      </w:pPr>
+      <w:r>
+        <w:rPr>
+          <w:rFonts w:ascii="Arial" w:hAnsi="Arial" w:cs="Arial"/>
+        </w:rPr>
+        <w:t xml:space="preserve">  vary: '~1.1.2',</w:t>
+      </w:r>
+    </w:p>
+    <w:p>
+      <w:pPr>
+        <w:ind w:left="720"/>
+        <w:jc w:val="both"/>
+        <w:rPr>
+          <w:rFonts w:ascii="Arial" w:hAnsi="Arial" w:cs="Arial"/>
+        </w:rPr>
+      </w:pPr>
+      <w:r>
+        <w:rPr>
+          <w:rFonts w:ascii="Arial" w:hAnsi="Arial" w:cs="Arial"/>
+        </w:rPr>
+        <w:t xml:space="preserve">  debug: '4.3.6',</w:t>
+      </w:r>
+    </w:p>
+    <w:p>
+      <w:pPr>
+        <w:ind w:left="720"/>
+        <w:jc w:val="both"/>
+        <w:rPr>
+          <w:rFonts w:ascii="Arial" w:hAnsi="Arial" w:cs="Arial"/>
+        </w:rPr>
+      </w:pPr>
+      <w:r>
+        <w:rPr>
+          <w:rFonts w:ascii="Arial" w:hAnsi="Arial" w:cs="Arial"/>
+        </w:rPr>
+        <w:t xml:space="preserve">  fresh: '2.0.0',</w:t>
+      </w:r>
+    </w:p>
+    <w:p>
+      <w:pPr>
+        <w:ind w:left="720"/>
+        <w:jc w:val="both"/>
+        <w:rPr>
+          <w:rFonts w:ascii="Arial" w:hAnsi="Arial" w:cs="Arial"/>
+        </w:rPr>
+      </w:pPr>
+      <w:r>
+        <w:rPr>
+          <w:rFonts w:ascii="Arial" w:hAnsi="Arial" w:cs="Arial"/>
+        </w:rPr>
+        <w:t xml:space="preserve">  cookie: '0.6.0',</w:t>
+      </w:r>
+    </w:p>
+    <w:p>
+      <w:pPr>
+        <w:ind w:left="720"/>
+        <w:jc w:val="both"/>
+        <w:rPr>
+          <w:rFonts w:ascii="Arial" w:hAnsi="Arial" w:cs="Arial"/>
+        </w:rPr>
+      </w:pPr>
+      <w:r>
+        <w:rPr>
+          <w:rFonts w:ascii="Arial" w:hAnsi="Arial" w:cs="Arial"/>
+        </w:rPr>
+        <w:t xml:space="preserve">  router: '^2.0.0',</w:t>
+      </w:r>
+    </w:p>
+    <w:p>
+      <w:pPr>
+        <w:ind w:left="720"/>
+        <w:jc w:val="both"/>
+        <w:rPr>
+          <w:rFonts w:ascii="Arial" w:hAnsi="Arial" w:cs="Arial"/>
+        </w:rPr>
+      </w:pPr>
+      <w:r>
+        <w:rPr>
+          <w:rFonts w:ascii="Arial" w:hAnsi="Arial" w:cs="Arial"/>
+        </w:rPr>
+        <w:t xml:space="preserve">  accepts: '^2.0.0',</w:t>
+      </w:r>
+    </w:p>
+    <w:p>
+      <w:pPr>
+        <w:ind w:left="720"/>
+        <w:jc w:val="both"/>
+        <w:rPr>
+          <w:rFonts w:ascii="Arial" w:hAnsi="Arial" w:cs="Arial"/>
+        </w:rPr>
+      </w:pPr>
+      <w:r>
+        <w:rPr>
+          <w:rFonts w:ascii="Arial" w:hAnsi="Arial" w:cs="Arial"/>
+        </w:rPr>
+        <w:t xml:space="preserve">  methods: '~1.1.2',</w:t>
+      </w:r>
+    </w:p>
+    <w:p>
+      <w:pPr>
+        <w:ind w:left="720"/>
+        <w:jc w:val="both"/>
+        <w:rPr>
+          <w:rFonts w:ascii="Arial" w:hAnsi="Arial" w:cs="Arial"/>
+        </w:rPr>
+      </w:pPr>
+      <w:r>
+        <w:rPr>
+          <w:rFonts w:ascii="Arial" w:hAnsi="Arial" w:cs="Arial"/>
+        </w:rPr>
+        <w:t xml:space="preserve">  'type-is': '^2.0.0',</w:t>
+      </w:r>
+    </w:p>
+    <w:p>
+      <w:pPr>
+        <w:ind w:left="720"/>
+        <w:jc w:val="both"/>
+        <w:rPr>
+          <w:rFonts w:ascii="Arial" w:hAnsi="Arial" w:cs="Arial"/>
+        </w:rPr>
+      </w:pPr>
+      <w:r>
+        <w:rPr>
+          <w:rFonts w:ascii="Arial" w:hAnsi="Arial" w:cs="Arial"/>
+        </w:rPr>
+        <w:t xml:space="preserve">  parseurl: '~1.3.3',</w:t>
+      </w:r>
+    </w:p>
+    <w:p>
+      <w:pPr>
+        <w:ind w:left="720"/>
+        <w:jc w:val="both"/>
+        <w:rPr>
+          <w:rFonts w:ascii="Arial" w:hAnsi="Arial" w:cs="Arial"/>
+        </w:rPr>
+      </w:pPr>
+      <w:r>
+        <w:rPr>
+          <w:rFonts w:ascii="Arial" w:hAnsi="Arial" w:cs="Arial"/>
+        </w:rPr>
+        <w:t xml:space="preserve">  statuses: '2.0.1',</w:t>
+      </w:r>
+    </w:p>
+    <w:p>
+      <w:pPr>
+        <w:ind w:left="720"/>
+        <w:jc w:val="both"/>
+        <w:rPr>
+          <w:rFonts w:ascii="Arial" w:hAnsi="Arial" w:cs="Arial"/>
+        </w:rPr>
+      </w:pPr>
+      <w:r>
+        <w:rPr>
+          <w:rFonts w:ascii="Arial" w:hAnsi="Arial" w:cs="Arial"/>
+        </w:rPr>
+        <w:t xml:space="preserve">  encodeurl: '~2.0.0',</w:t>
+      </w:r>
+    </w:p>
+    <w:p>
+      <w:pPr>
+        <w:ind w:left="720"/>
+        <w:jc w:val="both"/>
+        <w:rPr>
+          <w:rFonts w:ascii="Arial" w:hAnsi="Arial" w:cs="Arial"/>
+        </w:rPr>
+      </w:pPr>
+      <w:r>
+        <w:rPr>
+          <w:rFonts w:ascii="Arial" w:hAnsi="Arial" w:cs="Arial"/>
+        </w:rPr>
+        <w:t xml:space="preserve">  'mime-types': '^3.0.0',</w:t>
+      </w:r>
+    </w:p>
+    <w:p>
+      <w:pPr>
+        <w:ind w:left="720"/>
+        <w:jc w:val="both"/>
+        <w:rPr>
+          <w:rFonts w:ascii="Arial" w:hAnsi="Arial" w:cs="Arial"/>
+        </w:rPr>
+      </w:pPr>
+      <w:r>
+        <w:rPr>
+          <w:rFonts w:ascii="Arial" w:hAnsi="Arial" w:cs="Arial"/>
+        </w:rPr>
+        <w:t xml:space="preserve">  'proxy-addr': '~2.0.7',</w:t>
+      </w:r>
+    </w:p>
+    <w:p>
+      <w:pPr>
+        <w:ind w:left="720"/>
+        <w:jc w:val="both"/>
+        <w:rPr>
+          <w:rFonts w:ascii="Arial" w:hAnsi="Arial" w:cs="Arial"/>
+          <w:b/>
+          <w:bCs/>
+          <w:color w:val="EE0000"/>
+        </w:rPr>
+      </w:pPr>
+      <w:r>
+        <w:rPr>
+          <w:rFonts w:ascii="Arial" w:hAnsi="Arial" w:cs="Arial"/>
+          <w:b/>
+          <w:bCs/>
+          <w:color w:val="EE0000"/>
+        </w:rPr>
+        <w:t xml:space="preserve">  'body-parser': '^2.0.1',</w:t>
+      </w:r>
+    </w:p>
+    <w:p>
+      <w:pPr>
+        <w:ind w:left="720"/>
+        <w:jc w:val="both"/>
+        <w:rPr>
+          <w:rFonts w:ascii="Arial" w:hAnsi="Arial" w:cs="Arial"/>
+        </w:rPr>
+      </w:pPr>
+      <w:r>
+        <w:rPr>
+          <w:rFonts w:ascii="Arial" w:hAnsi="Arial" w:cs="Arial"/>
+        </w:rPr>
+        <w:t xml:space="preserve">  'escape-html': '~1.0.3',</w:t>
+      </w:r>
+    </w:p>
+    <w:p>
+      <w:pPr>
+        <w:ind w:left="720"/>
+        <w:jc w:val="both"/>
+        <w:rPr>
+          <w:rFonts w:ascii="Arial" w:hAnsi="Arial" w:cs="Arial"/>
+        </w:rPr>
+      </w:pPr>
+      <w:r>
+        <w:rPr>
+          <w:rFonts w:ascii="Arial" w:hAnsi="Arial" w:cs="Arial"/>
+        </w:rPr>
+        <w:t xml:space="preserve">  'http-errors': '2.0.0',</w:t>
+      </w:r>
+    </w:p>
+    <w:p>
+      <w:pPr>
+        <w:ind w:left="720"/>
+        <w:jc w:val="both"/>
+        <w:rPr>
+          <w:rFonts w:ascii="Arial" w:hAnsi="Arial" w:cs="Arial"/>
+        </w:rPr>
+      </w:pPr>
+      <w:r>
+        <w:rPr>
+          <w:rFonts w:ascii="Arial" w:hAnsi="Arial" w:cs="Arial"/>
+        </w:rPr>
+        <w:t xml:space="preserve">  'on-finished': '2.4.1',</w:t>
+      </w:r>
+    </w:p>
+    <w:p>
+      <w:pPr>
+        <w:ind w:left="720"/>
+        <w:jc w:val="both"/>
+        <w:rPr>
+          <w:rFonts w:ascii="Arial" w:hAnsi="Arial" w:cs="Arial"/>
+        </w:rPr>
+      </w:pPr>
+      <w:r>
+        <w:rPr>
+          <w:rFonts w:ascii="Arial" w:hAnsi="Arial" w:cs="Arial"/>
+        </w:rPr>
+        <w:t xml:space="preserve">  'safe-buffer': '5.2.1',</w:t>
+      </w:r>
+    </w:p>
+    <w:p>
+      <w:pPr>
+        <w:ind w:left="720"/>
+        <w:jc w:val="both"/>
+        <w:rPr>
+          <w:rFonts w:ascii="Arial" w:hAnsi="Arial" w:cs="Arial"/>
+        </w:rPr>
+      </w:pPr>
+      <w:r>
+        <w:rPr>
+          <w:rFonts w:ascii="Arial" w:hAnsi="Arial" w:cs="Arial"/>
+        </w:rPr>
+        <w:lastRenderedPageBreak/>
+        <w:t xml:space="preserve">  'utils-merge': '1.0.1',</w:t>
+      </w:r>
+    </w:p>
+    <w:p>
+      <w:pPr>
+        <w:ind w:left="720"/>
+        <w:jc w:val="both"/>
+        <w:rPr>
+          <w:rFonts w:ascii="Arial" w:hAnsi="Arial" w:cs="Arial"/>
+        </w:rPr>
+      </w:pPr>
+      <w:r>
+        <w:rPr>
+          <w:rFonts w:ascii="Arial" w:hAnsi="Arial" w:cs="Arial"/>
+        </w:rPr>
+        <w:t xml:space="preserve">  'content-type': '~1.0.4',</w:t>
+      </w:r>
+    </w:p>
+    <w:p>
+      <w:pPr>
+        <w:ind w:left="720"/>
+        <w:jc w:val="both"/>
+        <w:rPr>
+          <w:rFonts w:ascii="Arial" w:hAnsi="Arial" w:cs="Arial"/>
+        </w:rPr>
+      </w:pPr>
+      <w:r>
+        <w:rPr>
+          <w:rFonts w:ascii="Arial" w:hAnsi="Arial" w:cs="Arial"/>
+        </w:rPr>
+        <w:t xml:space="preserve">  finalhandler: '^2.0.0',</w:t>
+      </w:r>
+    </w:p>
+    <w:p>
+      <w:pPr>
+        <w:ind w:left="720"/>
+        <w:jc w:val="both"/>
+        <w:rPr>
+          <w:rFonts w:ascii="Arial" w:hAnsi="Arial" w:cs="Arial"/>
+        </w:rPr>
+      </w:pPr>
+      <w:r>
+        <w:rPr>
+          <w:rFonts w:ascii="Arial" w:hAnsi="Arial" w:cs="Arial"/>
+        </w:rPr>
+        <w:t xml:space="preserve">  'range-parser': '~1.2.1',</w:t>
+      </w:r>
+    </w:p>
+    <w:p>
+      <w:pPr>
+        <w:ind w:left="720"/>
+        <w:jc w:val="both"/>
+        <w:rPr>
+          <w:rFonts w:ascii="Arial" w:hAnsi="Arial" w:cs="Arial"/>
+        </w:rPr>
+      </w:pPr>
+      <w:r>
+        <w:rPr>
+          <w:rFonts w:ascii="Arial" w:hAnsi="Arial" w:cs="Arial"/>
+        </w:rPr>
+        <w:t xml:space="preserve">  'serve-static': '^2.1.0',</w:t>
+      </w:r>
+    </w:p>
+    <w:p>
+      <w:pPr>
+        <w:ind w:left="720"/>
+        <w:jc w:val="both"/>
+        <w:rPr>
+          <w:rFonts w:ascii="Arial" w:hAnsi="Arial" w:cs="Arial"/>
+        </w:rPr>
+      </w:pPr>
+      <w:r>
+        <w:rPr>
+          <w:rFonts w:ascii="Arial" w:hAnsi="Arial" w:cs="Arial"/>
+        </w:rPr>
+        <w:t xml:space="preserve">  setprototypeof: '1.2.0',</w:t>
+      </w:r>
+    </w:p>
+    <w:p>
+      <w:pPr>
+        <w:ind w:left="720"/>
+        <w:jc w:val="both"/>
+        <w:rPr>
+          <w:rFonts w:ascii="Arial" w:hAnsi="Arial" w:cs="Arial"/>
+        </w:rPr>
+      </w:pPr>
+      <w:r>
+        <w:rPr>
+          <w:rFonts w:ascii="Arial" w:hAnsi="Arial" w:cs="Arial"/>
+        </w:rPr>
+        <w:t xml:space="preserve">  'cookie-signature': '^1.2.1',</w:t>
+      </w:r>
+    </w:p>
+    <w:p>
+      <w:pPr>
+        <w:ind w:left="720"/>
+        <w:jc w:val="both"/>
+        <w:rPr>
+          <w:rFonts w:ascii="Arial" w:hAnsi="Arial" w:cs="Arial"/>
+        </w:rPr>
+      </w:pPr>
+      <w:r>
+        <w:rPr>
+          <w:rFonts w:ascii="Arial" w:hAnsi="Arial" w:cs="Arial"/>
+        </w:rPr>
+        <w:t xml:space="preserve">  'merge-descriptors': '^2.0.0',</w:t>
+      </w:r>
+    </w:p>
+    <w:p>
+      <w:pPr>
+        <w:ind w:left="720"/>
+        <w:jc w:val="both"/>
+        <w:rPr>
+          <w:rFonts w:ascii="Arial" w:hAnsi="Arial" w:cs="Arial"/>
+        </w:rPr>
+      </w:pPr>
+      <w:r>
+        <w:rPr>
+          <w:rFonts w:ascii="Arial" w:hAnsi="Arial" w:cs="Arial"/>
+        </w:rPr>
+        <w:t xml:space="preserve">  'content-disposition': '^1.0.0'</w:t>
+      </w:r>
+    </w:p>
+    <w:p>
+      <w:pPr>
+        <w:ind w:left="720"/>
+        <w:jc w:val="both"/>
+        <w:rPr>
+          <w:rFonts w:ascii="Arial" w:hAnsi="Arial" w:cs="Arial"/>
+        </w:rPr>
+      </w:pPr>
+      <w:r>
+        <w:rPr>
+          <w:rFonts w:ascii="Arial" w:hAnsi="Arial" w:cs="Arial"/>
+        </w:rPr>
+        <w:t>}</w:t>
+      </w:r>
+    </w:p>
+    <w:p>
+      <w:pPr>
+        <w:ind w:left="720"/>
+        <w:jc w:val="both"/>
+        <w:rPr>
+          <w:rFonts w:ascii="Arial" w:hAnsi="Arial" w:cs="Arial"/>
+        </w:rPr>
+      </w:pPr>
+    </w:p>
+    <w:p>
+      <w:pPr>
+        <w:ind w:left="720"/>
+        <w:jc w:val="both"/>
+        <w:rPr>
+          <w:rFonts w:ascii="Arial" w:hAnsi="Arial" w:cs="Arial"/>
+        </w:rPr>
+      </w:pPr>
+      <w:r>
+        <w:rPr>
+          <w:rFonts w:ascii="Arial" w:hAnsi="Arial" w:cs="Arial"/>
+        </w:rPr>
+        <w:t xml:space="preserve">Now the </w:t>
+      </w:r>
+      <w:r>
+        <w:rPr>
+          <w:rFonts w:ascii="Arial" w:hAnsi="Arial" w:cs="Arial"/>
+        </w:rPr>
+        <w:t>‘body-parser'</w:t>
+      </w:r>
+      <w:r>
+        <w:rPr>
+          <w:rFonts w:ascii="Arial" w:hAnsi="Arial" w:cs="Arial"/>
+        </w:rPr>
+        <w:t xml:space="preserve"> version is</w:t>
+      </w:r>
+      <w:r>
+        <w:rPr>
+          <w:rFonts w:ascii="Arial" w:hAnsi="Arial" w:cs="Arial"/>
+        </w:rPr>
+        <w:t xml:space="preserve"> '^2.0.1'</w:t>
+      </w:r>
+      <w:r>
+        <w:rPr>
+          <w:rFonts w:ascii="Arial" w:hAnsi="Arial" w:cs="Arial"/>
+        </w:rPr>
+        <w:t xml:space="preserve"> for the express version 5.0.0, if you have a body-parser</w:t>
+      </w:r>
+      <w:r>
+        <w:rPr>
+          <w:rFonts w:ascii="Arial" w:hAnsi="Arial" w:cs="Arial"/>
+        </w:rPr>
+        <w:t xml:space="preserve"> package</w:t>
+      </w:r>
+      <w:r>
+        <w:rPr>
+          <w:rFonts w:ascii="Arial" w:hAnsi="Arial" w:cs="Arial"/>
+        </w:rPr>
+        <w:t xml:space="preserve"> listed in the package.json. You should </w:t>
+      </w:r>
+      <w:r>
+        <w:rPr>
+          <w:rFonts w:ascii="Arial" w:hAnsi="Arial" w:cs="Arial"/>
+        </w:rPr>
+        <w:t xml:space="preserve">also </w:t>
+      </w:r>
+      <w:r>
+        <w:rPr>
+          <w:rFonts w:ascii="Arial" w:hAnsi="Arial" w:cs="Arial"/>
+        </w:rPr>
+        <w:t xml:space="preserve">consider for the express package you installed. </w:t>
+      </w:r>
+    </w:p>
+    <w:p>
+      <w:pPr>
+        <w:ind w:left="720"/>
+        <w:jc w:val="both"/>
+        <w:rPr>
+          <w:rFonts w:ascii="Arial" w:hAnsi="Arial" w:cs="Arial"/>
+        </w:rPr>
+      </w:pPr>
+    </w:p>
+    <w:p>
+      <w:pPr>
+        <w:ind w:left="720"/>
+        <w:rPr>
+          <w:rFonts w:ascii="Arial" w:hAnsi="Arial" w:cs="Arial"/>
+          <w:b/>
+          <w:bCs/>
+          <w:color w:val="EE0000"/>
+          <w:szCs w:val="24"/>
+        </w:rPr>
+      </w:pPr>
+      <w:r>
+        <w:rPr>
+          <w:rFonts w:ascii="Arial" w:hAnsi="Arial" w:cs="Arial"/>
+        </w:rPr>
+        <w:t xml:space="preserve">For </w:t>
+      </w:r>
+      <w:r>
+        <w:rPr>
+          <w:rFonts w:ascii="Arial" w:hAnsi="Arial" w:cs="Arial"/>
+        </w:rPr>
+        <w:t>instance,</w:t>
+      </w:r>
+      <w:r>
+        <w:rPr>
+          <w:rFonts w:ascii="Arial" w:hAnsi="Arial" w:cs="Arial"/>
+        </w:rPr>
+        <w:t xml:space="preserve"> if the package.json has listed the express</w:t>
+      </w:r>
+      <w:r>
+        <w:rPr>
+          <w:rFonts w:ascii="Arial" w:hAnsi="Arial" w:cs="Arial"/>
+        </w:rPr>
+        <w:t xml:space="preserve"> and body-parser</w:t>
+      </w:r>
+      <w:r>
+        <w:rPr>
+          <w:rFonts w:ascii="Arial" w:hAnsi="Arial" w:cs="Arial"/>
+        </w:rPr>
+        <w:t xml:space="preserve"> package</w:t>
+      </w:r>
+      <w:r>
+        <w:rPr>
+          <w:rFonts w:ascii="Arial" w:hAnsi="Arial" w:cs="Arial"/>
+        </w:rPr>
+        <w:t>s:</w:t>
+      </w:r>
+      <w:r>
+        <w:rPr>
+          <w:rFonts w:ascii="Arial" w:hAnsi="Arial" w:cs="Arial"/>
+          <w:b/>
+          <w:bCs/>
+          <w:color w:val="EE0000"/>
+          <w:szCs w:val="24"/>
+        </w:rPr>
         <w:t xml:space="preserve">  </w:t>
       </w:r>
-      <w:proofErr w:type="spellStart"/>
-      <w:r>
-        <w:rPr>
-          <w:rFonts w:ascii="Arial" w:hAnsi="Arial" w:cs="Arial"/>
-        </w:rPr>
-        <w:t>qs</w:t>
-      </w:r>
-      <w:proofErr w:type="spellEnd"/>
-      <w:r>
-        <w:rPr>
-          <w:rFonts w:ascii="Arial" w:hAnsi="Arial" w:cs="Arial"/>
-        </w:rPr>
-        <w:t>: '6.13.0',</w:t>
-      </w:r>
-    </w:p>
-    <w:p>
-      <w:pPr>
-        <w:ind w:left="720"/>
-        <w:jc w:val="both"/>
-        <w:rPr>
-          <w:rFonts w:ascii="Arial" w:hAnsi="Arial" w:cs="Arial"/>
-        </w:rPr>
-      </w:pPr>
-      <w:r>
-        <w:rPr>
-          <w:rFonts w:ascii="Arial" w:hAnsi="Arial" w:cs="Arial"/>
-        </w:rPr>
-        <w:t xml:space="preserve">  </w:t>
-      </w:r>
-      <w:proofErr w:type="spellStart"/>
-      <w:r>
-        <w:rPr>
-          <w:rFonts w:ascii="Arial" w:hAnsi="Arial" w:cs="Arial"/>
-        </w:rPr>
-        <w:t>depd</w:t>
-      </w:r>
-      <w:proofErr w:type="spellEnd"/>
-      <w:r>
-        <w:rPr>
-          <w:rFonts w:ascii="Arial" w:hAnsi="Arial" w:cs="Arial"/>
-        </w:rPr>
-        <w:t>: '2.0.0',</w:t>
-      </w:r>
-    </w:p>
-    <w:p>
-      <w:pPr>
-        <w:ind w:left="720"/>
-        <w:jc w:val="both"/>
-        <w:rPr>
-          <w:rFonts w:ascii="Arial" w:hAnsi="Arial" w:cs="Arial"/>
-        </w:rPr>
-      </w:pPr>
-      <w:r>
-        <w:rPr>
-          <w:rFonts w:ascii="Arial" w:hAnsi="Arial" w:cs="Arial"/>
-        </w:rPr>
-        <w:t xml:space="preserve">  </w:t>
-      </w:r>
-      <w:proofErr w:type="spellStart"/>
-      <w:r>
-        <w:rPr>
-          <w:rFonts w:ascii="Arial" w:hAnsi="Arial" w:cs="Arial"/>
-        </w:rPr>
-        <w:t>etag</w:t>
-      </w:r>
-      <w:proofErr w:type="spellEnd"/>
-      <w:r>
-        <w:rPr>
-          <w:rFonts w:ascii="Arial" w:hAnsi="Arial" w:cs="Arial"/>
-        </w:rPr>
-        <w:t>: '~1.8.1',</w:t>
-      </w:r>
-    </w:p>
-    <w:p>
-      <w:pPr>
-        <w:ind w:left="720"/>
-        <w:jc w:val="both"/>
-        <w:rPr>
-          <w:rFonts w:ascii="Arial" w:hAnsi="Arial" w:cs="Arial"/>
-        </w:rPr>
-      </w:pPr>
-      <w:r>
-        <w:rPr>
-          <w:rFonts w:ascii="Arial" w:hAnsi="Arial" w:cs="Arial"/>
-        </w:rPr>
-        <w:t xml:space="preserve">  once: '1.4.0',</w:t>
-      </w:r>
-    </w:p>
-    <w:p>
-      <w:pPr>
-        <w:ind w:left="720"/>
-        <w:jc w:val="both"/>
-        <w:rPr>
-          <w:rFonts w:ascii="Arial" w:hAnsi="Arial" w:cs="Arial"/>
-        </w:rPr>
-      </w:pPr>
-      <w:r>
-        <w:rPr>
-          <w:rFonts w:ascii="Arial" w:hAnsi="Arial" w:cs="Arial"/>
-        </w:rPr>
-        <w:t xml:space="preserve">  send: '^1.1.0',</w:t>
-      </w:r>
-    </w:p>
-    <w:p>
-      <w:pPr>
-        <w:ind w:left="720"/>
-        <w:jc w:val="both"/>
-        <w:rPr>
-          <w:rFonts w:ascii="Arial" w:hAnsi="Arial" w:cs="Arial"/>
-        </w:rPr>
-      </w:pPr>
-      <w:r>
-        <w:rPr>
-          <w:rFonts w:ascii="Arial" w:hAnsi="Arial" w:cs="Arial"/>
-        </w:rPr>
-        <w:t xml:space="preserve">  vary: '~1.1.2',</w:t>
-      </w:r>
-    </w:p>
-    <w:p>
-      <w:pPr>
-        <w:ind w:left="720"/>
-        <w:jc w:val="both"/>
-        <w:rPr>
-          <w:rFonts w:ascii="Arial" w:hAnsi="Arial" w:cs="Arial"/>
-        </w:rPr>
-      </w:pPr>
-      <w:r>
-        <w:rPr>
-          <w:rFonts w:ascii="Arial" w:hAnsi="Arial" w:cs="Arial"/>
-        </w:rPr>
-        <w:t xml:space="preserve">  debug: '4.3.6',</w:t>
-      </w:r>
-    </w:p>
-    <w:p>
-      <w:pPr>
-        <w:ind w:left="720"/>
-        <w:jc w:val="both"/>
-        <w:rPr>
-          <w:rFonts w:ascii="Arial" w:hAnsi="Arial" w:cs="Arial"/>
-        </w:rPr>
-      </w:pPr>
-      <w:r>
-        <w:rPr>
-          <w:rFonts w:ascii="Arial" w:hAnsi="Arial" w:cs="Arial"/>
-        </w:rPr>
-        <w:t xml:space="preserve">  fresh: '2.0.0',</w:t>
-      </w:r>
-    </w:p>
-    <w:p>
-      <w:pPr>
-        <w:ind w:left="720"/>
-        <w:jc w:val="both"/>
-        <w:rPr>
-          <w:rFonts w:ascii="Arial" w:hAnsi="Arial" w:cs="Arial"/>
-        </w:rPr>
-      </w:pPr>
-      <w:r>
-        <w:rPr>
-          <w:rFonts w:ascii="Arial" w:hAnsi="Arial" w:cs="Arial"/>
-        </w:rPr>
-        <w:t xml:space="preserve">  cookie: '0.6.0',</w:t>
-      </w:r>
-    </w:p>
-    <w:p>
-      <w:pPr>
-        <w:ind w:left="720"/>
-        <w:jc w:val="both"/>
-        <w:rPr>
-          <w:rFonts w:ascii="Arial" w:hAnsi="Arial" w:cs="Arial"/>
-        </w:rPr>
-      </w:pPr>
-      <w:r>
-        <w:rPr>
-          <w:rFonts w:ascii="Arial" w:hAnsi="Arial" w:cs="Arial"/>
-        </w:rPr>
-        <w:t xml:space="preserve">  router: '^2.0.0',</w:t>
-      </w:r>
-    </w:p>
-    <w:p>
-      <w:pPr>
-        <w:ind w:left="720"/>
-        <w:jc w:val="both"/>
-        <w:rPr>
-          <w:rFonts w:ascii="Arial" w:hAnsi="Arial" w:cs="Arial"/>
-        </w:rPr>
-      </w:pPr>
-      <w:r>
-        <w:rPr>
-          <w:rFonts w:ascii="Arial" w:hAnsi="Arial" w:cs="Arial"/>
-        </w:rPr>
-        <w:t xml:space="preserve">  accepts: '^2.0.0',</w:t>
-      </w:r>
-    </w:p>
-    <w:p>
-      <w:pPr>
-        <w:ind w:left="720"/>
-        <w:jc w:val="both"/>
-        <w:rPr>
-          <w:rFonts w:ascii="Arial" w:hAnsi="Arial" w:cs="Arial"/>
-        </w:rPr>
-      </w:pPr>
-      <w:r>
-        <w:rPr>
-          <w:rFonts w:ascii="Arial" w:hAnsi="Arial" w:cs="Arial"/>
-        </w:rPr>
-        <w:t xml:space="preserve">  methods: '~1.1.2',</w:t>
-      </w:r>
-    </w:p>
-    <w:p>
-      <w:pPr>
-        <w:ind w:left="720"/>
-        <w:jc w:val="both"/>
-        <w:rPr>
-          <w:rFonts w:ascii="Arial" w:hAnsi="Arial" w:cs="Arial"/>
-        </w:rPr>
-      </w:pPr>
-      <w:r>
-        <w:rPr>
-          <w:rFonts w:ascii="Arial" w:hAnsi="Arial" w:cs="Arial"/>
-        </w:rPr>
-        <w:t xml:space="preserve">  '</w:t>
-      </w:r>
-      <w:proofErr w:type="gramStart"/>
-      <w:r>
-        <w:rPr>
-          <w:rFonts w:ascii="Arial" w:hAnsi="Arial" w:cs="Arial"/>
-        </w:rPr>
-        <w:t>type</w:t>
-      </w:r>
-      <w:proofErr w:type="gramEnd"/>
-      <w:r>
-        <w:rPr>
-          <w:rFonts w:ascii="Arial" w:hAnsi="Arial" w:cs="Arial"/>
-        </w:rPr>
-        <w:t>-is': '^2.0.0',</w:t>
-      </w:r>
-    </w:p>
-    <w:p>
-      <w:pPr>
-        <w:ind w:left="720"/>
-        <w:jc w:val="both"/>
-        <w:rPr>
-          <w:rFonts w:ascii="Arial" w:hAnsi="Arial" w:cs="Arial"/>
-        </w:rPr>
-      </w:pPr>
-      <w:r>
-        <w:rPr>
-          <w:rFonts w:ascii="Arial" w:hAnsi="Arial" w:cs="Arial"/>
-        </w:rPr>
-        <w:t xml:space="preserve">  </w:t>
-      </w:r>
-      <w:proofErr w:type="spellStart"/>
-      <w:r>
-        <w:rPr>
-          <w:rFonts w:ascii="Arial" w:hAnsi="Arial" w:cs="Arial"/>
-        </w:rPr>
-        <w:t>parseurl</w:t>
-      </w:r>
-      <w:proofErr w:type="spellEnd"/>
-      <w:r>
-        <w:rPr>
-          <w:rFonts w:ascii="Arial" w:hAnsi="Arial" w:cs="Arial"/>
-        </w:rPr>
-        <w:t>: '~1.3.3',</w:t>
-      </w:r>
-    </w:p>
-    <w:p>
-      <w:pPr>
-        <w:ind w:left="720"/>
-        <w:jc w:val="both"/>
-        <w:rPr>
-          <w:rFonts w:ascii="Arial" w:hAnsi="Arial" w:cs="Arial"/>
-        </w:rPr>
-      </w:pPr>
-      <w:r>
-        <w:rPr>
-          <w:rFonts w:ascii="Arial" w:hAnsi="Arial" w:cs="Arial"/>
-        </w:rPr>
-        <w:t xml:space="preserve">  statuses: '2.0.1',</w:t>
-      </w:r>
-    </w:p>
-    <w:p>
-      <w:pPr>
-        <w:ind w:left="720"/>
-        <w:jc w:val="both"/>
-        <w:rPr>
-          <w:rFonts w:ascii="Arial" w:hAnsi="Arial" w:cs="Arial"/>
-        </w:rPr>
-      </w:pPr>
-      <w:r>
-        <w:rPr>
-          <w:rFonts w:ascii="Arial" w:hAnsi="Arial" w:cs="Arial"/>
-        </w:rPr>
-        <w:t xml:space="preserve">  </w:t>
-      </w:r>
-      <w:proofErr w:type="spellStart"/>
-      <w:r>
-        <w:rPr>
-          <w:rFonts w:ascii="Arial" w:hAnsi="Arial" w:cs="Arial"/>
-        </w:rPr>
-        <w:t>encodeurl</w:t>
-      </w:r>
-      <w:proofErr w:type="spellEnd"/>
-      <w:r>
-        <w:rPr>
-          <w:rFonts w:ascii="Arial" w:hAnsi="Arial" w:cs="Arial"/>
-        </w:rPr>
-        <w:t>: '~2.0.0',</w:t>
-      </w:r>
-    </w:p>
-    <w:p>
-      <w:pPr>
-        <w:ind w:left="720"/>
-        <w:jc w:val="both"/>
-        <w:rPr>
-          <w:rFonts w:ascii="Arial" w:hAnsi="Arial" w:cs="Arial"/>
-        </w:rPr>
-      </w:pPr>
-      <w:r>
-        <w:rPr>
-          <w:rFonts w:ascii="Arial" w:hAnsi="Arial" w:cs="Arial"/>
-        </w:rPr>
-        <w:t xml:space="preserve">  '</w:t>
-      </w:r>
-      <w:proofErr w:type="gramStart"/>
-      <w:r>
-        <w:rPr>
-          <w:rFonts w:ascii="Arial" w:hAnsi="Arial" w:cs="Arial"/>
-        </w:rPr>
-        <w:t>mime</w:t>
-      </w:r>
-      <w:proofErr w:type="gramEnd"/>
-      <w:r>
-        <w:rPr>
-          <w:rFonts w:ascii="Arial" w:hAnsi="Arial" w:cs="Arial"/>
-        </w:rPr>
-        <w:t>-types': '^3.0.0',</w:t>
-      </w:r>
-    </w:p>
-    <w:p>
-      <w:pPr>
-        <w:ind w:left="720"/>
-        <w:jc w:val="both"/>
-        <w:rPr>
-          <w:rFonts w:ascii="Arial" w:hAnsi="Arial" w:cs="Arial"/>
-        </w:rPr>
-      </w:pPr>
-      <w:r>
-        <w:rPr>
-          <w:rFonts w:ascii="Arial" w:hAnsi="Arial" w:cs="Arial"/>
-        </w:rPr>
-        <w:t xml:space="preserve">  '</w:t>
-      </w:r>
-      <w:proofErr w:type="gramStart"/>
-      <w:r>
-        <w:rPr>
-          <w:rFonts w:ascii="Arial" w:hAnsi="Arial" w:cs="Arial"/>
-        </w:rPr>
-        <w:t>proxy</w:t>
-      </w:r>
-      <w:proofErr w:type="gramEnd"/>
-      <w:r>
-        <w:rPr>
-          <w:rFonts w:ascii="Arial" w:hAnsi="Arial" w:cs="Arial"/>
-        </w:rPr>
-        <w:t>-</w:t>
-      </w:r>
-      <w:proofErr w:type="spellStart"/>
-      <w:r>
-        <w:rPr>
-          <w:rFonts w:ascii="Arial" w:hAnsi="Arial" w:cs="Arial"/>
-        </w:rPr>
-        <w:t>addr</w:t>
-      </w:r>
-      <w:proofErr w:type="spellEnd"/>
-      <w:r>
-        <w:rPr>
-          <w:rFonts w:ascii="Arial" w:hAnsi="Arial" w:cs="Arial"/>
-        </w:rPr>
-        <w:t>': '~2.0.7',</w:t>
-      </w:r>
-    </w:p>
-    <w:p>
-      <w:pPr>
-        <w:ind w:left="720"/>
-        <w:jc w:val="both"/>
+    </w:p>
+    <w:p>
+      <w:pPr>
+        <w:ind w:left="720"/>
         <w:rPr>
           <w:rFonts w:ascii="Arial" w:hAnsi="Arial" w:cs="Arial"/>
           <w:b/>
           <w:bCs/>
           <w:color w:val="EE0000"/>
+          <w:szCs w:val="24"/>
         </w:rPr>
       </w:pPr>
       <w:r>
@@ -2406,419 +2365,143 @@
           <w:b/>
           <w:bCs/>
           <w:color w:val="EE0000"/>
-        </w:rPr>
-        <w:t xml:space="preserve">  '</w:t>
-      </w:r>
-      <w:proofErr w:type="gramStart"/>
-      <w:r>
+          <w:szCs w:val="24"/>
+        </w:rPr>
+        <w:t>{</w:t>
+      </w:r>
+    </w:p>
+    <w:p>
+      <w:pPr>
+        <w:ind w:left="720"/>
         <w:rPr>
           <w:rFonts w:ascii="Arial" w:hAnsi="Arial" w:cs="Arial"/>
           <w:b/>
           <w:bCs/>
           <w:color w:val="EE0000"/>
-        </w:rPr>
-        <w:t>body</w:t>
-      </w:r>
-      <w:proofErr w:type="gramEnd"/>
+          <w:szCs w:val="24"/>
+        </w:rPr>
+      </w:pPr>
       <w:r>
         <w:rPr>
           <w:rFonts w:ascii="Arial" w:hAnsi="Arial" w:cs="Arial"/>
           <w:b/>
           <w:bCs/>
           <w:color w:val="EE0000"/>
-        </w:rPr>
-        <w:t>-parser': '^2.0.1',</w:t>
-      </w:r>
-    </w:p>
-    <w:p>
-      <w:pPr>
-        <w:ind w:left="720"/>
-        <w:jc w:val="both"/>
-        <w:rPr>
-          <w:rFonts w:ascii="Arial" w:hAnsi="Arial" w:cs="Arial"/>
-        </w:rPr>
-      </w:pPr>
-      <w:r>
-        <w:rPr>
-          <w:rFonts w:ascii="Arial" w:hAnsi="Arial" w:cs="Arial"/>
-        </w:rPr>
-        <w:t xml:space="preserve">  '</w:t>
-      </w:r>
-      <w:proofErr w:type="gramStart"/>
-      <w:r>
-        <w:rPr>
-          <w:rFonts w:ascii="Arial" w:hAnsi="Arial" w:cs="Arial"/>
-        </w:rPr>
-        <w:t>escape</w:t>
-      </w:r>
-      <w:proofErr w:type="gramEnd"/>
-      <w:r>
-        <w:rPr>
-          <w:rFonts w:ascii="Arial" w:hAnsi="Arial" w:cs="Arial"/>
-        </w:rPr>
-        <w:t>-html': '~1.0.3',</w:t>
-      </w:r>
-    </w:p>
-    <w:p>
-      <w:pPr>
-        <w:ind w:left="720"/>
-        <w:jc w:val="both"/>
-        <w:rPr>
-          <w:rFonts w:ascii="Arial" w:hAnsi="Arial" w:cs="Arial"/>
-        </w:rPr>
-      </w:pPr>
-      <w:r>
-        <w:rPr>
-          <w:rFonts w:ascii="Arial" w:hAnsi="Arial" w:cs="Arial"/>
-        </w:rPr>
-        <w:t xml:space="preserve">  '</w:t>
-      </w:r>
-      <w:proofErr w:type="gramStart"/>
-      <w:r>
-        <w:rPr>
-          <w:rFonts w:ascii="Arial" w:hAnsi="Arial" w:cs="Arial"/>
-        </w:rPr>
-        <w:t>http</w:t>
-      </w:r>
-      <w:proofErr w:type="gramEnd"/>
-      <w:r>
-        <w:rPr>
-          <w:rFonts w:ascii="Arial" w:hAnsi="Arial" w:cs="Arial"/>
-        </w:rPr>
-        <w:t>-errors': '2.0.0',</w:t>
-      </w:r>
-    </w:p>
-    <w:p>
-      <w:pPr>
-        <w:ind w:left="720"/>
-        <w:jc w:val="both"/>
-        <w:rPr>
-          <w:rFonts w:ascii="Arial" w:hAnsi="Arial" w:cs="Arial"/>
-        </w:rPr>
-      </w:pPr>
-      <w:r>
-        <w:rPr>
-          <w:rFonts w:ascii="Arial" w:hAnsi="Arial" w:cs="Arial"/>
-        </w:rPr>
-        <w:t xml:space="preserve">  '</w:t>
-      </w:r>
-      <w:proofErr w:type="gramStart"/>
-      <w:r>
-        <w:rPr>
-          <w:rFonts w:ascii="Arial" w:hAnsi="Arial" w:cs="Arial"/>
-        </w:rPr>
-        <w:t>on</w:t>
-      </w:r>
-      <w:proofErr w:type="gramEnd"/>
-      <w:r>
-        <w:rPr>
-          <w:rFonts w:ascii="Arial" w:hAnsi="Arial" w:cs="Arial"/>
-        </w:rPr>
-        <w:t>-finished': '2.4.1',</w:t>
-      </w:r>
-    </w:p>
-    <w:p>
-      <w:pPr>
-        <w:ind w:left="720"/>
-        <w:jc w:val="both"/>
-        <w:rPr>
-          <w:rFonts w:ascii="Arial" w:hAnsi="Arial" w:cs="Arial"/>
-        </w:rPr>
-      </w:pPr>
-      <w:r>
-        <w:rPr>
-          <w:rFonts w:ascii="Arial" w:hAnsi="Arial" w:cs="Arial"/>
-        </w:rPr>
-        <w:t xml:space="preserve">  '</w:t>
-      </w:r>
-      <w:proofErr w:type="gramStart"/>
-      <w:r>
-        <w:rPr>
-          <w:rFonts w:ascii="Arial" w:hAnsi="Arial" w:cs="Arial"/>
-        </w:rPr>
-        <w:t>safe</w:t>
-      </w:r>
-      <w:proofErr w:type="gramEnd"/>
-      <w:r>
-        <w:rPr>
-          <w:rFonts w:ascii="Arial" w:hAnsi="Arial" w:cs="Arial"/>
-        </w:rPr>
-        <w:t>-buffer': '5.2.1',</w:t>
-      </w:r>
-    </w:p>
-    <w:p>
-      <w:pPr>
-        <w:ind w:left="720"/>
-        <w:jc w:val="both"/>
-        <w:rPr>
-          <w:rFonts w:ascii="Arial" w:hAnsi="Arial" w:cs="Arial"/>
-        </w:rPr>
-      </w:pPr>
-      <w:r>
-        <w:rPr>
-          <w:rFonts w:ascii="Arial" w:hAnsi="Arial" w:cs="Arial"/>
-        </w:rPr>
-        <w:lastRenderedPageBreak/>
-        <w:t xml:space="preserve">  '</w:t>
-      </w:r>
-      <w:proofErr w:type="gramStart"/>
-      <w:r>
-        <w:rPr>
-          <w:rFonts w:ascii="Arial" w:hAnsi="Arial" w:cs="Arial"/>
-        </w:rPr>
-        <w:t>utils</w:t>
-      </w:r>
-      <w:proofErr w:type="gramEnd"/>
-      <w:r>
-        <w:rPr>
-          <w:rFonts w:ascii="Arial" w:hAnsi="Arial" w:cs="Arial"/>
-        </w:rPr>
-        <w:t>-merge': '1.0.1',</w:t>
-      </w:r>
-    </w:p>
-    <w:p>
-      <w:pPr>
-        <w:ind w:left="720"/>
-        <w:jc w:val="both"/>
-        <w:rPr>
-          <w:rFonts w:ascii="Arial" w:hAnsi="Arial" w:cs="Arial"/>
-        </w:rPr>
-      </w:pPr>
-      <w:r>
-        <w:rPr>
-          <w:rFonts w:ascii="Arial" w:hAnsi="Arial" w:cs="Arial"/>
-        </w:rPr>
-        <w:t xml:space="preserve">  '</w:t>
-      </w:r>
-      <w:proofErr w:type="gramStart"/>
-      <w:r>
-        <w:rPr>
-          <w:rFonts w:ascii="Arial" w:hAnsi="Arial" w:cs="Arial"/>
-        </w:rPr>
-        <w:t>content</w:t>
-      </w:r>
-      <w:proofErr w:type="gramEnd"/>
-      <w:r>
-        <w:rPr>
-          <w:rFonts w:ascii="Arial" w:hAnsi="Arial" w:cs="Arial"/>
-        </w:rPr>
-        <w:t>-type': '~1.0.4',</w:t>
-      </w:r>
-    </w:p>
-    <w:p>
-      <w:pPr>
-        <w:ind w:left="720"/>
-        <w:jc w:val="both"/>
-        <w:rPr>
-          <w:rFonts w:ascii="Arial" w:hAnsi="Arial" w:cs="Arial"/>
-        </w:rPr>
-      </w:pPr>
-      <w:r>
-        <w:rPr>
-          <w:rFonts w:ascii="Arial" w:hAnsi="Arial" w:cs="Arial"/>
-        </w:rPr>
-        <w:t xml:space="preserve">  </w:t>
-      </w:r>
-      <w:proofErr w:type="spellStart"/>
-      <w:r>
-        <w:rPr>
-          <w:rFonts w:ascii="Arial" w:hAnsi="Arial" w:cs="Arial"/>
-        </w:rPr>
-        <w:t>finalhandler</w:t>
-      </w:r>
-      <w:proofErr w:type="spellEnd"/>
-      <w:r>
-        <w:rPr>
-          <w:rFonts w:ascii="Arial" w:hAnsi="Arial" w:cs="Arial"/>
-        </w:rPr>
-        <w:t>: '^2.0.0',</w:t>
-      </w:r>
-    </w:p>
-    <w:p>
-      <w:pPr>
-        <w:ind w:left="720"/>
-        <w:jc w:val="both"/>
-        <w:rPr>
-          <w:rFonts w:ascii="Arial" w:hAnsi="Arial" w:cs="Arial"/>
-        </w:rPr>
-      </w:pPr>
-      <w:r>
-        <w:rPr>
-          <w:rFonts w:ascii="Arial" w:hAnsi="Arial" w:cs="Arial"/>
-        </w:rPr>
-        <w:t xml:space="preserve">  '</w:t>
-      </w:r>
-      <w:proofErr w:type="gramStart"/>
-      <w:r>
-        <w:rPr>
-          <w:rFonts w:ascii="Arial" w:hAnsi="Arial" w:cs="Arial"/>
-        </w:rPr>
-        <w:t>range</w:t>
-      </w:r>
-      <w:proofErr w:type="gramEnd"/>
-      <w:r>
-        <w:rPr>
-          <w:rFonts w:ascii="Arial" w:hAnsi="Arial" w:cs="Arial"/>
-        </w:rPr>
-        <w:t>-parser': '~1.2.1',</w:t>
-      </w:r>
-    </w:p>
-    <w:p>
-      <w:pPr>
-        <w:ind w:left="720"/>
-        <w:jc w:val="both"/>
-        <w:rPr>
-          <w:rFonts w:ascii="Arial" w:hAnsi="Arial" w:cs="Arial"/>
-        </w:rPr>
-      </w:pPr>
-      <w:r>
-        <w:rPr>
-          <w:rFonts w:ascii="Arial" w:hAnsi="Arial" w:cs="Arial"/>
-        </w:rPr>
-        <w:t xml:space="preserve">  '</w:t>
-      </w:r>
-      <w:proofErr w:type="gramStart"/>
-      <w:r>
-        <w:rPr>
-          <w:rFonts w:ascii="Arial" w:hAnsi="Arial" w:cs="Arial"/>
-        </w:rPr>
-        <w:t>serve</w:t>
-      </w:r>
-      <w:proofErr w:type="gramEnd"/>
-      <w:r>
-        <w:rPr>
-          <w:rFonts w:ascii="Arial" w:hAnsi="Arial" w:cs="Arial"/>
-        </w:rPr>
-        <w:t>-static': '^2.1.0',</w:t>
-      </w:r>
-    </w:p>
-    <w:p>
-      <w:pPr>
-        <w:ind w:left="720"/>
-        <w:jc w:val="both"/>
-        <w:rPr>
-          <w:rFonts w:ascii="Arial" w:hAnsi="Arial" w:cs="Arial"/>
-        </w:rPr>
-      </w:pPr>
-      <w:r>
-        <w:rPr>
-          <w:rFonts w:ascii="Arial" w:hAnsi="Arial" w:cs="Arial"/>
-        </w:rPr>
-        <w:t xml:space="preserve">  </w:t>
-      </w:r>
-      <w:proofErr w:type="spellStart"/>
-      <w:r>
-        <w:rPr>
-          <w:rFonts w:ascii="Arial" w:hAnsi="Arial" w:cs="Arial"/>
-        </w:rPr>
-        <w:t>setprototypeof</w:t>
-      </w:r>
-      <w:proofErr w:type="spellEnd"/>
-      <w:r>
-        <w:rPr>
-          <w:rFonts w:ascii="Arial" w:hAnsi="Arial" w:cs="Arial"/>
-        </w:rPr>
-        <w:t>: '1.2.0',</w:t>
-      </w:r>
-    </w:p>
-    <w:p>
-      <w:pPr>
-        <w:ind w:left="720"/>
-        <w:jc w:val="both"/>
-        <w:rPr>
-          <w:rFonts w:ascii="Arial" w:hAnsi="Arial" w:cs="Arial"/>
-        </w:rPr>
-      </w:pPr>
-      <w:r>
-        <w:rPr>
-          <w:rFonts w:ascii="Arial" w:hAnsi="Arial" w:cs="Arial"/>
-        </w:rPr>
-        <w:t xml:space="preserve">  '</w:t>
-      </w:r>
-      <w:proofErr w:type="gramStart"/>
-      <w:r>
-        <w:rPr>
-          <w:rFonts w:ascii="Arial" w:hAnsi="Arial" w:cs="Arial"/>
-        </w:rPr>
-        <w:t>cookie</w:t>
-      </w:r>
-      <w:proofErr w:type="gramEnd"/>
-      <w:r>
-        <w:rPr>
-          <w:rFonts w:ascii="Arial" w:hAnsi="Arial" w:cs="Arial"/>
-        </w:rPr>
-        <w:t>-signature': '^1.2.1',</w:t>
-      </w:r>
-    </w:p>
-    <w:p>
-      <w:pPr>
-        <w:ind w:left="720"/>
-        <w:jc w:val="both"/>
-        <w:rPr>
-          <w:rFonts w:ascii="Arial" w:hAnsi="Arial" w:cs="Arial"/>
-        </w:rPr>
-      </w:pPr>
-      <w:r>
-        <w:rPr>
-          <w:rFonts w:ascii="Arial" w:hAnsi="Arial" w:cs="Arial"/>
-        </w:rPr>
-        <w:t xml:space="preserve">  '</w:t>
-      </w:r>
-      <w:proofErr w:type="gramStart"/>
-      <w:r>
-        <w:rPr>
-          <w:rFonts w:ascii="Arial" w:hAnsi="Arial" w:cs="Arial"/>
-        </w:rPr>
-        <w:t>merge</w:t>
-      </w:r>
-      <w:proofErr w:type="gramEnd"/>
-      <w:r>
-        <w:rPr>
-          <w:rFonts w:ascii="Arial" w:hAnsi="Arial" w:cs="Arial"/>
-        </w:rPr>
-        <w:t>-descriptors': '^2.0.0',</w:t>
-      </w:r>
-    </w:p>
-    <w:p>
-      <w:pPr>
-        <w:ind w:left="720"/>
-        <w:jc w:val="both"/>
-        <w:rPr>
-          <w:rFonts w:ascii="Arial" w:hAnsi="Arial" w:cs="Arial"/>
-        </w:rPr>
-      </w:pPr>
-      <w:r>
-        <w:rPr>
-          <w:rFonts w:ascii="Arial" w:hAnsi="Arial" w:cs="Arial"/>
-        </w:rPr>
-        <w:t xml:space="preserve">  '</w:t>
-      </w:r>
-      <w:proofErr w:type="gramStart"/>
-      <w:r>
-        <w:rPr>
-          <w:rFonts w:ascii="Arial" w:hAnsi="Arial" w:cs="Arial"/>
-        </w:rPr>
-        <w:t>content</w:t>
-      </w:r>
-      <w:proofErr w:type="gramEnd"/>
-      <w:r>
-        <w:rPr>
-          <w:rFonts w:ascii="Arial" w:hAnsi="Arial" w:cs="Arial"/>
-        </w:rPr>
-        <w:t>-disposition': '^1.0.0'</w:t>
-      </w:r>
-    </w:p>
-    <w:p>
-      <w:pPr>
-        <w:ind w:left="720"/>
-        <w:jc w:val="both"/>
-        <w:rPr>
-          <w:rFonts w:ascii="Arial" w:hAnsi="Arial" w:cs="Arial"/>
-        </w:rPr>
-      </w:pPr>
-      <w:r>
-        <w:rPr>
-          <w:rFonts w:ascii="Arial" w:hAnsi="Arial" w:cs="Arial"/>
+          <w:szCs w:val="24"/>
+        </w:rPr>
+        <w:t>"express": "latest",</w:t>
+      </w:r>
+      <w:r>
+        <w:rPr>
+          <w:rFonts w:ascii="Arial" w:hAnsi="Arial" w:cs="Arial"/>
+          <w:b/>
+          <w:bCs/>
+          <w:color w:val="EE0000"/>
+          <w:szCs w:val="24"/>
+        </w:rPr>
+        <w:t xml:space="preserve"> </w:t>
+      </w:r>
+    </w:p>
+    <w:p>
+      <w:pPr>
+        <w:ind w:left="720"/>
+        <w:rPr>
+          <w:rFonts w:ascii="Arial" w:hAnsi="Arial" w:cs="Arial"/>
+          <w:b/>
+          <w:bCs/>
+          <w:color w:val="EE0000"/>
+          <w:szCs w:val="24"/>
+        </w:rPr>
+      </w:pPr>
+      <w:r>
+        <w:rPr>
+          <w:rFonts w:ascii="Arial" w:hAnsi="Arial" w:cs="Arial"/>
+          <w:b/>
+          <w:bCs/>
+          <w:color w:val="EE0000"/>
+          <w:szCs w:val="24"/>
+        </w:rPr>
+        <w:t>“body-parser”:”</w:t>
+      </w:r>
+      <w:r>
+        <w:rPr>
+          <w:rFonts w:ascii="Arial" w:hAnsi="Arial" w:cs="Arial"/>
+          <w:b/>
+          <w:bCs/>
+          <w:color w:val="EE0000"/>
+          <w:szCs w:val="24"/>
+        </w:rPr>
+        <w:t>^</w:t>
+      </w:r>
+      <w:r>
+        <w:rPr>
+          <w:rFonts w:ascii="Arial" w:hAnsi="Arial" w:cs="Arial"/>
+          <w:b/>
+          <w:bCs/>
+          <w:color w:val="EE0000"/>
+          <w:szCs w:val="24"/>
+        </w:rPr>
+        <w:t>2.</w:t>
+      </w:r>
+      <w:r>
+        <w:rPr>
+          <w:rFonts w:ascii="Arial" w:hAnsi="Arial" w:cs="Arial"/>
+          <w:b/>
+          <w:bCs/>
+          <w:color w:val="EE0000"/>
+          <w:szCs w:val="24"/>
+        </w:rPr>
+        <w:t>0</w:t>
+      </w:r>
+      <w:r>
+        <w:rPr>
+          <w:rFonts w:ascii="Arial" w:hAnsi="Arial" w:cs="Arial"/>
+          <w:b/>
+          <w:bCs/>
+          <w:color w:val="EE0000"/>
+          <w:szCs w:val="24"/>
+        </w:rPr>
+        <w:t>.</w:t>
+      </w:r>
+      <w:r>
+        <w:rPr>
+          <w:rFonts w:ascii="Arial" w:hAnsi="Arial" w:cs="Arial"/>
+          <w:b/>
+          <w:bCs/>
+          <w:color w:val="EE0000"/>
+          <w:szCs w:val="24"/>
+        </w:rPr>
+        <w:t>1</w:t>
+      </w:r>
+      <w:r>
+        <w:rPr>
+          <w:rFonts w:ascii="Arial" w:hAnsi="Arial" w:cs="Arial"/>
+          <w:b/>
+          <w:bCs/>
+          <w:color w:val="EE0000"/>
+          <w:szCs w:val="24"/>
+        </w:rPr>
+        <w:t>”</w:t>
+      </w:r>
+    </w:p>
+    <w:p>
+      <w:pPr>
+        <w:ind w:left="720"/>
+        <w:rPr>
+          <w:rFonts w:ascii="Arial" w:hAnsi="Arial" w:cs="Arial"/>
+          <w:b/>
+          <w:bCs/>
+          <w:color w:val="EE0000"/>
+          <w:szCs w:val="24"/>
+        </w:rPr>
+      </w:pPr>
+      <w:r>
+        <w:rPr>
+          <w:rFonts w:ascii="Arial" w:hAnsi="Arial" w:cs="Arial"/>
+          <w:b/>
+          <w:bCs/>
+          <w:color w:val="EE0000"/>
+          <w:szCs w:val="24"/>
         </w:rPr>
         <w:t>}</w:t>
       </w:r>
@@ -2829,84 +2512,98 @@
         <w:jc w:val="both"/>
         <w:rPr>
           <w:rFonts w:ascii="Arial" w:hAnsi="Arial" w:cs="Arial"/>
-        </w:rPr>
-      </w:pPr>
-    </w:p>
-    <w:p>
-      <w:pPr>
-        <w:ind w:left="720"/>
-        <w:jc w:val="both"/>
-        <w:rPr>
-          <w:rFonts w:ascii="Arial" w:hAnsi="Arial" w:cs="Arial"/>
-        </w:rPr>
-      </w:pPr>
-      <w:r>
-        <w:rPr>
-          <w:rFonts w:ascii="Arial" w:hAnsi="Arial" w:cs="Arial"/>
-        </w:rPr>
-        <w:t xml:space="preserve">Now the </w:t>
-      </w:r>
-      <w:r>
-        <w:rPr>
-          <w:rFonts w:ascii="Arial" w:hAnsi="Arial" w:cs="Arial"/>
-        </w:rPr>
-        <w:t>‘body-parser'</w:t>
-      </w:r>
-      <w:r>
-        <w:rPr>
-          <w:rFonts w:ascii="Arial" w:hAnsi="Arial" w:cs="Arial"/>
-        </w:rPr>
-        <w:t xml:space="preserve"> version is</w:t>
-      </w:r>
-      <w:r>
-        <w:rPr>
-          <w:rFonts w:ascii="Arial" w:hAnsi="Arial" w:cs="Arial"/>
-        </w:rPr>
-        <w:t xml:space="preserve"> '^2.0.1'</w:t>
-      </w:r>
-      <w:r>
-        <w:rPr>
-          <w:rFonts w:ascii="Arial" w:hAnsi="Arial" w:cs="Arial"/>
-        </w:rPr>
-        <w:t xml:space="preserve"> for the express version 5.0.0, if you have a body-parser</w:t>
-      </w:r>
-      <w:r>
-        <w:rPr>
-          <w:rFonts w:ascii="Arial" w:hAnsi="Arial" w:cs="Arial"/>
-        </w:rPr>
-        <w:t xml:space="preserve"> package</w:t>
-      </w:r>
-      <w:r>
-        <w:rPr>
-          <w:rFonts w:ascii="Arial" w:hAnsi="Arial" w:cs="Arial"/>
-        </w:rPr>
-        <w:t xml:space="preserve"> listed in the package.json. You should </w:t>
-      </w:r>
-      <w:r>
-        <w:rPr>
-          <w:rFonts w:ascii="Arial" w:hAnsi="Arial" w:cs="Arial"/>
-        </w:rPr>
-        <w:t xml:space="preserve">also </w:t>
-      </w:r>
-      <w:r>
-        <w:rPr>
-          <w:rFonts w:ascii="Arial" w:hAnsi="Arial" w:cs="Arial"/>
-        </w:rPr>
-        <w:t xml:space="preserve">consider for the express package you installed. </w:t>
-      </w:r>
-    </w:p>
-    <w:p>
-      <w:pPr>
-        <w:ind w:left="720"/>
-        <w:jc w:val="both"/>
-        <w:rPr>
-          <w:rFonts w:ascii="Arial" w:hAnsi="Arial" w:cs="Arial"/>
-        </w:rPr>
-      </w:pPr>
-    </w:p>
-    <w:p>
-      <w:pPr>
-        <w:ind w:left="720"/>
+          <w:color w:val="000000" w:themeColor="text1"/>
+          <w:szCs w:val="24"/>
+        </w:rPr>
+      </w:pPr>
+      <w:r>
+        <w:rPr>
+          <w:rFonts w:ascii="Arial" w:hAnsi="Arial" w:cs="Arial"/>
+          <w:color w:val="000000" w:themeColor="text1"/>
+          <w:szCs w:val="24"/>
+        </w:rPr>
+        <w:t xml:space="preserve">There will be </w:t>
+      </w:r>
+      <w:r>
+        <w:rPr>
+          <w:rFonts w:ascii="Arial" w:hAnsi="Arial" w:cs="Arial"/>
+          <w:b/>
+          <w:bCs/>
+          <w:color w:val="000000" w:themeColor="text1"/>
+          <w:szCs w:val="24"/>
+        </w:rPr>
+        <w:t xml:space="preserve">no </w:t>
+      </w:r>
+      <w:r>
+        <w:rPr>
+          <w:rFonts w:ascii="Arial" w:hAnsi="Arial" w:cs="Arial"/>
+          <w:b/>
+          <w:bCs/>
+          <w:color w:val="000000" w:themeColor="text1"/>
+          <w:szCs w:val="24"/>
+        </w:rPr>
+        <w:t>conflictions</w:t>
+      </w:r>
+      <w:r>
+        <w:rPr>
+          <w:rFonts w:ascii="Arial" w:hAnsi="Arial" w:cs="Arial"/>
+          <w:color w:val="000000" w:themeColor="text1"/>
+          <w:szCs w:val="24"/>
+        </w:rPr>
+        <w:t xml:space="preserve"> due to latest version of express </w:t>
+      </w:r>
+      <w:r>
+        <w:rPr>
+          <w:rFonts w:ascii="Arial" w:hAnsi="Arial" w:cs="Arial"/>
+          <w:color w:val="000000" w:themeColor="text1"/>
+          <w:szCs w:val="24"/>
+        </w:rPr>
+        <w:t xml:space="preserve">only </w:t>
+      </w:r>
+      <w:r>
+        <w:rPr>
+          <w:rFonts w:ascii="Arial" w:hAnsi="Arial" w:cs="Arial"/>
+          <w:color w:val="000000" w:themeColor="text1"/>
+          <w:szCs w:val="24"/>
+        </w:rPr>
+        <w:t xml:space="preserve">support </w:t>
+      </w:r>
+    </w:p>
+    <w:p>
+      <w:pPr>
+        <w:ind w:left="720"/>
+        <w:jc w:val="both"/>
+        <w:rPr>
+          <w:rFonts w:ascii="Arial" w:hAnsi="Arial" w:cs="Arial"/>
+          <w:color w:val="000000" w:themeColor="text1"/>
+          <w:szCs w:val="24"/>
+        </w:rPr>
+      </w:pPr>
+      <w:r>
+        <w:rPr>
+          <w:rFonts w:ascii="Arial" w:hAnsi="Arial" w:cs="Arial"/>
+          <w:color w:val="000000" w:themeColor="text1"/>
+          <w:szCs w:val="24"/>
+        </w:rPr>
+        <w:t>body-parser for the version</w:t>
+      </w:r>
+      <w:r>
+        <w:rPr>
+          <w:rFonts w:ascii="Arial" w:hAnsi="Arial" w:cs="Arial"/>
+          <w:color w:val="000000" w:themeColor="text1"/>
+          <w:szCs w:val="24"/>
+        </w:rPr>
+        <w:t xml:space="preserve"> within this range</w:t>
+      </w:r>
+      <w:r>
+        <w:rPr>
+          <w:rFonts w:ascii="Arial" w:hAnsi="Arial" w:cs="Arial"/>
+          <w:color w:val="000000" w:themeColor="text1"/>
+          <w:szCs w:val="24"/>
+        </w:rPr>
+        <w:t xml:space="preserve"> </w:t>
+      </w:r>
+      <w:r>
         <w:rPr>
           <w:rFonts w:ascii="Arial" w:hAnsi="Arial" w:cs="Arial"/>
           <w:b/>
@@ -2914,42 +2611,7 @@
           <w:color w:val="EE0000"/>
           <w:szCs w:val="24"/>
         </w:rPr>
-      </w:pPr>
-      <w:r>
-        <w:rPr>
-          <w:rFonts w:ascii="Arial" w:hAnsi="Arial" w:cs="Arial"/>
-        </w:rPr>
-        <w:t xml:space="preserve">For </w:t>
-      </w:r>
-      <w:r>
-        <w:rPr>
-          <w:rFonts w:ascii="Arial" w:hAnsi="Arial" w:cs="Arial"/>
-        </w:rPr>
-        <w:t>instance,</w:t>
-      </w:r>
-      <w:r>
-        <w:rPr>
-          <w:rFonts w:ascii="Arial" w:hAnsi="Arial" w:cs="Arial"/>
-        </w:rPr>
-        <w:t xml:space="preserve"> if the package.json has listed the express</w:t>
-      </w:r>
-      <w:r>
-        <w:rPr>
-          <w:rFonts w:ascii="Arial" w:hAnsi="Arial" w:cs="Arial"/>
-        </w:rPr>
-        <w:t xml:space="preserve"> and body-parser</w:t>
-      </w:r>
-      <w:r>
-        <w:rPr>
-          <w:rFonts w:ascii="Arial" w:hAnsi="Arial" w:cs="Arial"/>
-        </w:rPr>
-        <w:t xml:space="preserve"> package</w:t>
-      </w:r>
-      <w:r>
-        <w:rPr>
-          <w:rFonts w:ascii="Arial" w:hAnsi="Arial" w:cs="Arial"/>
-        </w:rPr>
-        <w:t>s:</w:t>
+        <w:t>2.3.0 to 2.</w:t>
       </w:r>
       <w:r>
         <w:rPr>
@@ -2959,12 +2621,9 @@
           <w:color w:val="EE0000"/>
           <w:szCs w:val="24"/>
         </w:rPr>
-        <w:t xml:space="preserve">  </w:t>
-      </w:r>
-    </w:p>
-    <w:p>
-      <w:pPr>
-        <w:ind w:left="720"/>
+        <w:t>9</w:t>
+      </w:r>
+      <w:r>
         <w:rPr>
           <w:rFonts w:ascii="Arial" w:hAnsi="Arial" w:cs="Arial"/>
           <w:b/>
@@ -2972,7 +2631,8 @@
           <w:color w:val="EE0000"/>
           <w:szCs w:val="24"/>
         </w:rPr>
-      </w:pPr>
+        <w:t>.</w:t>
+      </w:r>
       <w:r>
         <w:rPr>
           <w:rFonts w:ascii="Arial" w:hAnsi="Arial" w:cs="Arial"/>
@@ -2981,6 +2641,336 @@
           <w:color w:val="EE0000"/>
           <w:szCs w:val="24"/>
         </w:rPr>
+        <w:t>9</w:t>
+      </w:r>
+      <w:r>
+        <w:rPr>
+          <w:rFonts w:ascii="Arial" w:hAnsi="Arial" w:cs="Arial"/>
+          <w:color w:val="EE0000"/>
+          <w:szCs w:val="24"/>
+        </w:rPr>
+        <w:t xml:space="preserve"> </w:t>
+      </w:r>
+      <w:r>
+        <w:rPr>
+          <w:rFonts w:ascii="Arial" w:hAnsi="Arial" w:cs="Arial"/>
+          <w:color w:val="000000" w:themeColor="text1"/>
+          <w:szCs w:val="24"/>
+        </w:rPr>
+        <w:t>(</w:t>
+      </w:r>
+      <w:r>
+        <w:rPr>
+          <w:rFonts w:ascii="Arial" w:hAnsi="Arial" w:cs="Arial"/>
+          <w:color w:val="000000" w:themeColor="text1"/>
+          <w:szCs w:val="24"/>
+        </w:rPr>
+        <w:t xml:space="preserve">because of the </w:t>
+      </w:r>
+      <w:r>
+        <w:rPr>
+          <w:rFonts w:ascii="Arial" w:hAnsi="Arial" w:cs="Arial"/>
+          <w:b/>
+          <w:bCs/>
+          <w:color w:val="EE0000"/>
+          <w:szCs w:val="24"/>
+        </w:rPr>
+        <w:t>caret</w:t>
+      </w:r>
+      <w:r>
+        <w:rPr>
+          <w:rFonts w:ascii="Arial" w:hAnsi="Arial" w:cs="Arial"/>
+          <w:color w:val="EE0000"/>
+          <w:szCs w:val="24"/>
+        </w:rPr>
+        <w:t xml:space="preserve"> </w:t>
+      </w:r>
+      <w:r>
+        <w:rPr>
+          <w:rFonts w:ascii="Arial" w:hAnsi="Arial" w:cs="Arial"/>
+          <w:b/>
+          <w:bCs/>
+          <w:color w:val="000000" w:themeColor="text1"/>
+          <w:szCs w:val="24"/>
+        </w:rPr>
+        <w:t>'body-parser': '^2.3.0'</w:t>
+      </w:r>
+      <w:r>
+        <w:rPr>
+          <w:rFonts w:ascii="Arial" w:hAnsi="Arial" w:cs="Arial"/>
+          <w:color w:val="000000" w:themeColor="text1"/>
+          <w:szCs w:val="24"/>
+        </w:rPr>
+        <w:t>)</w:t>
+      </w:r>
+      <w:r>
+        <w:rPr>
+          <w:rFonts w:ascii="Arial" w:hAnsi="Arial" w:cs="Arial"/>
+          <w:color w:val="000000" w:themeColor="text1"/>
+          <w:szCs w:val="24"/>
+        </w:rPr>
+        <w:t>.</w:t>
+      </w:r>
+      <w:r>
+        <w:rPr>
+          <w:rFonts w:ascii="Arial" w:hAnsi="Arial" w:cs="Arial"/>
+          <w:color w:val="000000" w:themeColor="text1"/>
+          <w:szCs w:val="24"/>
+        </w:rPr>
+        <w:t xml:space="preserve"> The body-parser version </w:t>
+      </w:r>
+      <w:r>
+        <w:rPr>
+          <w:rFonts w:ascii="Arial" w:hAnsi="Arial" w:cs="Arial"/>
+          <w:b/>
+          <w:bCs/>
+          <w:color w:val="000000" w:themeColor="text1"/>
+          <w:szCs w:val="24"/>
+        </w:rPr>
+        <w:t>2.0.1</w:t>
+      </w:r>
+      <w:r>
+        <w:rPr>
+          <w:rFonts w:ascii="Arial" w:hAnsi="Arial" w:cs="Arial"/>
+          <w:color w:val="000000" w:themeColor="text1"/>
+          <w:szCs w:val="24"/>
+        </w:rPr>
+        <w:t xml:space="preserve"> </w:t>
+      </w:r>
+      <w:r>
+        <w:rPr>
+          <w:rFonts w:ascii="Arial" w:hAnsi="Arial" w:cs="Arial"/>
+          <w:color w:val="000000" w:themeColor="text1"/>
+          <w:szCs w:val="24"/>
+        </w:rPr>
+        <w:t xml:space="preserve">although </w:t>
+      </w:r>
+      <w:r>
+        <w:rPr>
+          <w:rFonts w:ascii="Arial" w:hAnsi="Arial" w:cs="Arial"/>
+          <w:color w:val="000000" w:themeColor="text1"/>
+          <w:szCs w:val="24"/>
+        </w:rPr>
+        <w:t xml:space="preserve">is </w:t>
+      </w:r>
+      <w:r>
+        <w:rPr>
+          <w:rFonts w:ascii="Arial" w:hAnsi="Arial" w:cs="Arial"/>
+          <w:color w:val="000000" w:themeColor="text1"/>
+          <w:szCs w:val="24"/>
+        </w:rPr>
+        <w:t>not within the range</w:t>
+      </w:r>
+      <w:r>
+        <w:rPr>
+          <w:rFonts w:ascii="Arial" w:hAnsi="Arial" w:cs="Arial"/>
+          <w:color w:val="000000" w:themeColor="text1"/>
+          <w:szCs w:val="24"/>
+        </w:rPr>
+        <w:t xml:space="preserve">, because </w:t>
+      </w:r>
+      <w:r>
+        <w:rPr>
+          <w:rFonts w:ascii="Arial" w:hAnsi="Arial" w:cs="Arial"/>
+          <w:b/>
+          <w:bCs/>
+          <w:color w:val="000000" w:themeColor="text1"/>
+          <w:szCs w:val="24"/>
+        </w:rPr>
+        <w:t>2.0.1</w:t>
+      </w:r>
+      <w:r>
+        <w:rPr>
+          <w:rFonts w:ascii="Arial" w:hAnsi="Arial" w:cs="Arial"/>
+          <w:color w:val="000000" w:themeColor="text1"/>
+          <w:szCs w:val="24"/>
+        </w:rPr>
+        <w:t xml:space="preserve"> is less than </w:t>
+      </w:r>
+      <w:r>
+        <w:rPr>
+          <w:rFonts w:ascii="Arial" w:hAnsi="Arial" w:cs="Arial"/>
+          <w:b/>
+          <w:bCs/>
+          <w:color w:val="000000" w:themeColor="text1"/>
+          <w:szCs w:val="24"/>
+        </w:rPr>
+        <w:t>2.3.0</w:t>
+      </w:r>
+      <w:r>
+        <w:rPr>
+          <w:rFonts w:ascii="Arial" w:hAnsi="Arial" w:cs="Arial"/>
+          <w:b/>
+          <w:bCs/>
+          <w:color w:val="000000" w:themeColor="text1"/>
+          <w:szCs w:val="24"/>
+        </w:rPr>
+        <w:t xml:space="preserve">, </w:t>
+      </w:r>
+      <w:r>
+        <w:rPr>
+          <w:rFonts w:ascii="Arial" w:hAnsi="Arial" w:cs="Arial"/>
+          <w:color w:val="000000" w:themeColor="text1"/>
+          <w:szCs w:val="24"/>
+        </w:rPr>
+        <w:t>but still</w:t>
+      </w:r>
+      <w:r>
+        <w:rPr>
+          <w:rFonts w:ascii="Arial" w:hAnsi="Arial" w:cs="Arial"/>
+          <w:b/>
+          <w:bCs/>
+          <w:color w:val="000000" w:themeColor="text1"/>
+          <w:szCs w:val="24"/>
+        </w:rPr>
+        <w:t xml:space="preserve"> </w:t>
+      </w:r>
+      <w:r>
+        <w:rPr>
+          <w:rFonts w:ascii="Arial" w:hAnsi="Arial" w:cs="Arial"/>
+          <w:color w:val="000000" w:themeColor="text1"/>
+          <w:szCs w:val="24"/>
+        </w:rPr>
+        <w:t xml:space="preserve">npm will install the latest </w:t>
+      </w:r>
+      <w:r>
+        <w:rPr>
+          <w:rFonts w:ascii="Arial" w:hAnsi="Arial" w:cs="Arial"/>
+          <w:color w:val="000000" w:themeColor="text1"/>
+          <w:szCs w:val="24"/>
+        </w:rPr>
+        <w:t xml:space="preserve">body-parser </w:t>
+      </w:r>
+      <w:r>
+        <w:rPr>
+          <w:rFonts w:ascii="Arial" w:hAnsi="Arial" w:cs="Arial"/>
+          <w:color w:val="000000" w:themeColor="text1"/>
+          <w:szCs w:val="24"/>
+        </w:rPr>
+        <w:t xml:space="preserve">package for both, the latest package version </w:t>
+      </w:r>
+      <w:r>
+        <w:rPr>
+          <w:rFonts w:ascii="Arial" w:hAnsi="Arial" w:cs="Arial"/>
+          <w:color w:val="000000" w:themeColor="text1"/>
+          <w:szCs w:val="24"/>
+        </w:rPr>
+        <w:t>installed must</w:t>
+      </w:r>
+      <w:r>
+        <w:rPr>
+          <w:rFonts w:ascii="Arial" w:hAnsi="Arial" w:cs="Arial"/>
+          <w:color w:val="000000" w:themeColor="text1"/>
+          <w:szCs w:val="24"/>
+        </w:rPr>
+        <w:t xml:space="preserve"> be </w:t>
+      </w:r>
+      <w:r>
+        <w:rPr>
+          <w:rFonts w:ascii="Arial" w:hAnsi="Arial" w:cs="Arial"/>
+          <w:color w:val="000000" w:themeColor="text1"/>
+          <w:szCs w:val="24"/>
+        </w:rPr>
+        <w:t xml:space="preserve">below </w:t>
+      </w:r>
+      <w:r>
+        <w:rPr>
+          <w:rFonts w:ascii="Arial" w:hAnsi="Arial" w:cs="Arial"/>
+          <w:b/>
+          <w:bCs/>
+          <w:color w:val="000000" w:themeColor="text1"/>
+          <w:szCs w:val="24"/>
+        </w:rPr>
+        <w:t>3.0.0</w:t>
+      </w:r>
+      <w:r>
+        <w:rPr>
+          <w:rFonts w:ascii="Arial" w:hAnsi="Arial" w:cs="Arial"/>
+          <w:color w:val="000000" w:themeColor="text1"/>
+          <w:szCs w:val="24"/>
+        </w:rPr>
+        <w:t>.</w:t>
+      </w:r>
+    </w:p>
+    <w:p>
+      <w:pPr>
+        <w:ind w:left="720"/>
+        <w:jc w:val="both"/>
+        <w:rPr>
+          <w:rFonts w:ascii="Arial" w:hAnsi="Arial" w:cs="Arial"/>
+        </w:rPr>
+      </w:pPr>
+    </w:p>
+    <w:p>
+      <w:pPr>
+        <w:ind w:left="720"/>
+        <w:jc w:val="both"/>
+        <w:rPr>
+          <w:rFonts w:ascii="Arial" w:hAnsi="Arial" w:cs="Arial"/>
+        </w:rPr>
+      </w:pPr>
+    </w:p>
+    <w:p>
+      <w:pPr>
+        <w:ind w:left="720"/>
+        <w:jc w:val="both"/>
+        <w:rPr>
+          <w:rFonts w:ascii="Arial" w:hAnsi="Arial" w:cs="Arial"/>
+        </w:rPr>
+      </w:pPr>
+    </w:p>
+    <w:p>
+      <w:pPr>
+        <w:ind w:left="720"/>
+        <w:jc w:val="both"/>
+        <w:rPr>
+          <w:rFonts w:ascii="Arial" w:hAnsi="Arial" w:cs="Arial"/>
+        </w:rPr>
+      </w:pPr>
+    </w:p>
+    <w:p>
+      <w:pPr>
+        <w:ind w:left="720"/>
+        <w:jc w:val="both"/>
+        <w:rPr>
+          <w:rFonts w:ascii="Arial" w:hAnsi="Arial" w:cs="Arial"/>
+        </w:rPr>
+      </w:pPr>
+    </w:p>
+    <w:p>
+      <w:pPr>
+        <w:ind w:left="720"/>
+        <w:jc w:val="both"/>
+        <w:rPr>
+          <w:rFonts w:ascii="Arial" w:hAnsi="Arial" w:cs="Arial"/>
+        </w:rPr>
+      </w:pPr>
+      <w:r>
+        <w:rPr>
+          <w:rFonts w:ascii="Arial" w:hAnsi="Arial" w:cs="Arial"/>
+        </w:rPr>
+        <w:t>Another example:</w:t>
+      </w:r>
+    </w:p>
+    <w:p>
+      <w:pPr>
+        <w:ind w:left="720"/>
+        <w:rPr>
+          <w:rFonts w:ascii="Arial" w:hAnsi="Arial" w:cs="Arial"/>
+          <w:b/>
+          <w:bCs/>
+          <w:color w:val="EE0000"/>
+          <w:szCs w:val="24"/>
+        </w:rPr>
+      </w:pPr>
+      <w:r>
+        <w:rPr>
+          <w:rFonts w:ascii="Arial" w:hAnsi="Arial" w:cs="Arial"/>
+          <w:b/>
+          <w:bCs/>
+          <w:color w:val="EE0000"/>
+          <w:szCs w:val="24"/>
+        </w:rPr>
         <w:t>{</w:t>
       </w:r>
     </w:p>
@@ -3003,12 +2993,9 @@
           <w:color w:val="EE0000"/>
           <w:szCs w:val="24"/>
         </w:rPr>
-        <w:t>“express”,</w:t>
-      </w:r>
-    </w:p>
-    <w:p>
-      <w:pPr>
-        <w:ind w:left="720"/>
+        <w:t>"express": "</w:t>
+      </w:r>
+      <w:r>
         <w:rPr>
           <w:rFonts w:ascii="Arial" w:hAnsi="Arial" w:cs="Arial"/>
           <w:b/>
@@ -3016,7 +3003,8 @@
           <w:color w:val="EE0000"/>
           <w:szCs w:val="24"/>
         </w:rPr>
-      </w:pPr>
+        <w:t>^5.0.0</w:t>
+      </w:r>
       <w:r>
         <w:rPr>
           <w:rFonts w:ascii="Arial" w:hAnsi="Arial" w:cs="Arial"/>
@@ -3025,9 +3013,12 @@
           <w:color w:val="EE0000"/>
           <w:szCs w:val="24"/>
         </w:rPr>
-        <w:t>“body-parser”:”</w:t>
-      </w:r>
-      <w:r>
+        <w:t xml:space="preserve">", </w:t>
+      </w:r>
+    </w:p>
+    <w:p>
+      <w:pPr>
+        <w:ind w:left="720"/>
         <w:rPr>
           <w:rFonts w:ascii="Arial" w:hAnsi="Arial" w:cs="Arial"/>
           <w:b/>
@@ -3035,6 +3026,65 @@
           <w:color w:val="EE0000"/>
           <w:szCs w:val="24"/>
         </w:rPr>
+      </w:pPr>
+      <w:r>
+        <w:rPr>
+          <w:rFonts w:ascii="Arial" w:hAnsi="Arial" w:cs="Arial"/>
+          <w:b/>
+          <w:bCs/>
+          <w:color w:val="EE0000"/>
+          <w:szCs w:val="24"/>
+        </w:rPr>
+        <w:t>“</w:t>
+      </w:r>
+      <w:r>
+        <w:rPr>
+          <w:rFonts w:ascii="Arial" w:hAnsi="Arial" w:cs="Arial"/>
+          <w:b/>
+          <w:bCs/>
+          <w:color w:val="EE0000"/>
+          <w:szCs w:val="24"/>
+        </w:rPr>
+        <w:t>proxy-addr</w:t>
+      </w:r>
+      <w:r>
+        <w:rPr>
+          <w:rFonts w:ascii="Arial" w:hAnsi="Arial" w:cs="Arial"/>
+          <w:b/>
+          <w:bCs/>
+          <w:color w:val="EE0000"/>
+          <w:szCs w:val="24"/>
+        </w:rPr>
+        <w:t>”</w:t>
+      </w:r>
+      <w:r>
+        <w:rPr>
+          <w:rFonts w:ascii="Arial" w:hAnsi="Arial" w:cs="Arial"/>
+          <w:b/>
+          <w:bCs/>
+          <w:color w:val="EE0000"/>
+          <w:szCs w:val="24"/>
+        </w:rPr>
+        <w:t xml:space="preserve">: </w:t>
+      </w:r>
+      <w:r>
+        <w:rPr>
+          <w:rFonts w:ascii="Arial" w:hAnsi="Arial" w:cs="Arial"/>
+          <w:b/>
+          <w:bCs/>
+          <w:color w:val="EE0000"/>
+          <w:szCs w:val="24"/>
+        </w:rPr>
+        <w:t>“</w:t>
+      </w:r>
+      <w:r>
+        <w:rPr>
+          <w:rFonts w:ascii="Arial" w:hAnsi="Arial" w:cs="Arial"/>
+          <w:b/>
+          <w:bCs/>
+          <w:color w:val="EE0000"/>
+          <w:szCs w:val="24"/>
+        </w:rPr>
         <w:t>^</w:t>
       </w:r>
       <w:r>
@@ -3055,6 +3105,26 @@
           <w:color w:val="EE0000"/>
           <w:szCs w:val="24"/>
         </w:rPr>
+        <w:t>1</w:t>
+      </w:r>
+      <w:r>
+        <w:rPr>
+          <w:rFonts w:ascii="Arial" w:hAnsi="Arial" w:cs="Arial"/>
+          <w:b/>
+          <w:bCs/>
+          <w:color w:val="EE0000"/>
+          <w:szCs w:val="24"/>
+        </w:rPr>
+        <w:t>.</w:t>
+      </w:r>
+      <w:r>
+        <w:rPr>
+          <w:rFonts w:ascii="Arial" w:hAnsi="Arial" w:cs="Arial"/>
+          <w:b/>
+          <w:bCs/>
+          <w:color w:val="EE0000"/>
+          <w:szCs w:val="24"/>
+        </w:rPr>
         <w:t>0</w:t>
       </w:r>
       <w:r>
@@ -3065,605 +3135,455 @@
           <w:color w:val="EE0000"/>
           <w:szCs w:val="24"/>
         </w:rPr>
+        <w:t>”</w:t>
+      </w:r>
+      <w:r>
+        <w:rPr>
+          <w:rFonts w:ascii="Arial" w:hAnsi="Arial" w:cs="Arial"/>
+          <w:b/>
+          <w:bCs/>
+          <w:color w:val="EE0000"/>
+          <w:szCs w:val="24"/>
+        </w:rPr>
+        <w:t xml:space="preserve"> </w:t>
+      </w:r>
+      <w:r>
+        <w:rPr>
+          <w:rFonts w:ascii="Arial" w:hAnsi="Arial" w:cs="Arial"/>
+          <w:b/>
+          <w:bCs/>
+          <w:color w:val="EE0000"/>
+          <w:sz w:val="22"/>
+          <w:szCs w:val="22"/>
+        </w:rPr>
+        <w:t>(*Note: at this current moment, there is no such version, it is just for demonstration purposes.)</w:t>
+      </w:r>
+    </w:p>
+    <w:p>
+      <w:pPr>
+        <w:ind w:left="720"/>
+        <w:rPr>
+          <w:rFonts w:ascii="Arial" w:hAnsi="Arial" w:cs="Arial"/>
+          <w:b/>
+          <w:bCs/>
+          <w:color w:val="EE0000"/>
+          <w:szCs w:val="24"/>
+        </w:rPr>
+      </w:pPr>
+      <w:r>
+        <w:rPr>
+          <w:rFonts w:ascii="Arial" w:hAnsi="Arial" w:cs="Arial"/>
+          <w:b/>
+          <w:bCs/>
+          <w:color w:val="EE0000"/>
+          <w:szCs w:val="24"/>
+        </w:rPr>
+        <w:t>}</w:t>
+      </w:r>
+    </w:p>
+    <w:p>
+      <w:pPr>
+        <w:ind w:left="720"/>
+        <w:rPr>
+          <w:rFonts w:ascii="Arial" w:hAnsi="Arial" w:cs="Arial"/>
+          <w:b/>
+          <w:bCs/>
+          <w:color w:val="EE0000"/>
+          <w:szCs w:val="24"/>
+        </w:rPr>
+      </w:pPr>
+    </w:p>
+    <w:p>
+      <w:pPr>
+        <w:ind w:left="720"/>
+        <w:jc w:val="both"/>
+        <w:rPr>
+          <w:rFonts w:ascii="Arial" w:hAnsi="Arial" w:cs="Arial"/>
+          <w:color w:val="000000" w:themeColor="text1"/>
+          <w:szCs w:val="24"/>
+        </w:rPr>
+      </w:pPr>
+      <w:r>
+        <w:rPr>
+          <w:rFonts w:ascii="Arial" w:hAnsi="Arial" w:cs="Arial"/>
+          <w:color w:val="000000" w:themeColor="text1"/>
+          <w:szCs w:val="24"/>
+        </w:rPr>
+        <w:t>This time t</w:t>
+      </w:r>
+      <w:r>
+        <w:rPr>
+          <w:rFonts w:ascii="Arial" w:hAnsi="Arial" w:cs="Arial"/>
+          <w:color w:val="000000" w:themeColor="text1"/>
+          <w:szCs w:val="24"/>
+        </w:rPr>
+        <w:t xml:space="preserve">he </w:t>
+      </w:r>
+      <w:r>
+        <w:rPr>
+          <w:rFonts w:ascii="Arial" w:hAnsi="Arial" w:cs="Arial"/>
+          <w:b/>
+          <w:bCs/>
+          <w:color w:val="000000" w:themeColor="text1"/>
+          <w:szCs w:val="24"/>
+        </w:rPr>
+        <w:t>proxy-addr</w:t>
+      </w:r>
+      <w:r>
+        <w:rPr>
+          <w:rFonts w:ascii="Arial" w:hAnsi="Arial" w:cs="Arial"/>
+          <w:color w:val="000000" w:themeColor="text1"/>
+          <w:szCs w:val="24"/>
+        </w:rPr>
+        <w:t xml:space="preserve"> </w:t>
+      </w:r>
+      <w:r>
+        <w:rPr>
+          <w:rFonts w:ascii="Arial" w:hAnsi="Arial" w:cs="Arial"/>
+          <w:color w:val="000000" w:themeColor="text1"/>
+          <w:szCs w:val="24"/>
+        </w:rPr>
+        <w:t xml:space="preserve">version </w:t>
+      </w:r>
+      <w:r>
+        <w:rPr>
+          <w:rFonts w:ascii="Arial" w:hAnsi="Arial" w:cs="Arial"/>
+          <w:b/>
+          <w:bCs/>
+          <w:color w:val="000000" w:themeColor="text1"/>
+          <w:szCs w:val="24"/>
+        </w:rPr>
+        <w:t xml:space="preserve">for </w:t>
+      </w:r>
+      <w:hyperlink r:id="rId6" w:history="1">
+        <w:r>
+          <w:rPr>
+            <w:rStyle w:val="Hyperlink"/>
+            <w:rFonts w:ascii="Arial" w:hAnsi="Arial" w:cs="Arial"/>
+            <w:b/>
+            <w:bCs/>
+            <w:szCs w:val="24"/>
+          </w:rPr>
+          <w:t>express@5.0.0</w:t>
+        </w:r>
+      </w:hyperlink>
+      <w:r>
+        <w:rPr>
+          <w:rFonts w:ascii="Arial" w:hAnsi="Arial" w:cs="Arial"/>
+          <w:b/>
+          <w:bCs/>
+          <w:color w:val="000000" w:themeColor="text1"/>
+          <w:szCs w:val="24"/>
+        </w:rPr>
+        <w:t xml:space="preserve"> </w:t>
+      </w:r>
+      <w:r>
+        <w:rPr>
+          <w:rFonts w:ascii="Arial" w:hAnsi="Arial" w:cs="Arial"/>
+          <w:color w:val="000000" w:themeColor="text1"/>
+          <w:szCs w:val="24"/>
+        </w:rPr>
+        <w:t>is</w:t>
+      </w:r>
+      <w:r>
+        <w:rPr>
+          <w:rFonts w:ascii="Arial" w:hAnsi="Arial" w:cs="Arial"/>
+          <w:b/>
+          <w:bCs/>
+          <w:color w:val="000000" w:themeColor="text1"/>
+          <w:szCs w:val="24"/>
+        </w:rPr>
+        <w:t xml:space="preserve"> </w:t>
+      </w:r>
+      <w:r>
+        <w:rPr>
+          <w:rFonts w:ascii="Arial" w:hAnsi="Arial" w:cs="Arial"/>
+          <w:color w:val="000000" w:themeColor="text1"/>
+          <w:szCs w:val="24"/>
+        </w:rPr>
+        <w:t>“proxy-addr”:”~2.0.7”</w:t>
+      </w:r>
+      <w:r>
+        <w:rPr>
+          <w:rFonts w:ascii="Arial" w:hAnsi="Arial" w:cs="Arial"/>
+          <w:color w:val="000000" w:themeColor="text1"/>
+          <w:szCs w:val="24"/>
+        </w:rPr>
+        <w:t xml:space="preserve"> (please check using the command “</w:t>
+      </w:r>
+      <w:r>
+        <w:rPr>
+          <w:rFonts w:ascii="Arial" w:hAnsi="Arial" w:cs="Arial"/>
+          <w:color w:val="000000" w:themeColor="text1"/>
+          <w:szCs w:val="24"/>
+        </w:rPr>
+        <w:t>npm view express</w:t>
+      </w:r>
+      <w:r>
+        <w:rPr>
+          <w:rFonts w:ascii="Arial" w:hAnsi="Arial" w:cs="Arial"/>
+          <w:color w:val="000000" w:themeColor="text1"/>
+          <w:szCs w:val="24"/>
+        </w:rPr>
+        <w:t>@5.0.0</w:t>
+      </w:r>
+      <w:r>
+        <w:rPr>
+          <w:rFonts w:ascii="Arial" w:hAnsi="Arial" w:cs="Arial"/>
+          <w:color w:val="000000" w:themeColor="text1"/>
+          <w:szCs w:val="24"/>
+        </w:rPr>
+        <w:t xml:space="preserve"> dependencies</w:t>
+      </w:r>
+      <w:r>
+        <w:rPr>
+          <w:rFonts w:ascii="Arial" w:hAnsi="Arial" w:cs="Arial"/>
+          <w:color w:val="000000" w:themeColor="text1"/>
+          <w:szCs w:val="24"/>
+        </w:rPr>
+        <w:t>”)</w:t>
+      </w:r>
+      <w:r>
+        <w:rPr>
+          <w:rFonts w:ascii="Arial" w:hAnsi="Arial" w:cs="Arial"/>
+          <w:color w:val="000000" w:themeColor="text1"/>
+          <w:szCs w:val="24"/>
+        </w:rPr>
+        <w:t xml:space="preserve">, because it is a </w:t>
+      </w:r>
+      <w:r>
+        <w:rPr>
+          <w:rFonts w:ascii="Arial" w:eastAsia="Times New Roman" w:hAnsi="Arial" w:cs="Arial"/>
+          <w:b/>
+          <w:bCs/>
+          <w:kern w:val="0"/>
+          <w:szCs w:val="24"/>
+          <w:lang w:val="en-HK" w:eastAsia="zh-TW" w:bidi="ar-SA"/>
+          <w14:ligatures w14:val="none"/>
+        </w:rPr>
+        <w:t>t</w:t>
+      </w:r>
+      <w:r>
+        <w:rPr>
+          <w:rFonts w:ascii="Arial" w:eastAsia="Times New Roman" w:hAnsi="Arial" w:cs="Arial"/>
+          <w:b/>
+          <w:bCs/>
+          <w:kern w:val="0"/>
+          <w:szCs w:val="24"/>
+          <w:lang w:val="en-HK" w:eastAsia="zh-TW" w:bidi="ar-SA"/>
+          <w14:ligatures w14:val="none"/>
+        </w:rPr>
+        <w:t>ilde</w:t>
+      </w:r>
+      <w:r>
+        <w:rPr>
+          <w:rFonts w:ascii="Arial" w:eastAsia="Times New Roman" w:hAnsi="Arial" w:cs="Arial"/>
+          <w:kern w:val="0"/>
+          <w:szCs w:val="24"/>
+          <w:lang w:val="en-HK" w:eastAsia="zh-TW" w:bidi="ar-SA"/>
+          <w14:ligatures w14:val="none"/>
+        </w:rPr>
+        <w:t xml:space="preserve">, the version within the range is: </w:t>
+      </w:r>
+      <w:r>
+        <w:rPr>
+          <w:rFonts w:ascii="Arial" w:eastAsia="Times New Roman" w:hAnsi="Arial" w:cs="Arial"/>
+          <w:b/>
+          <w:bCs/>
+          <w:kern w:val="0"/>
+          <w:szCs w:val="24"/>
+          <w:lang w:val="en-HK" w:eastAsia="zh-TW" w:bidi="ar-SA"/>
+          <w14:ligatures w14:val="none"/>
+        </w:rPr>
+        <w:t xml:space="preserve">2.0.7 </w:t>
+      </w:r>
+      <w:r>
+        <w:rPr>
+          <w:rFonts w:ascii="Arial" w:eastAsia="Times New Roman" w:hAnsi="Arial" w:cs="Arial"/>
+          <w:b/>
+          <w:bCs/>
+          <w:kern w:val="0"/>
+          <w:szCs w:val="24"/>
+          <w:lang w:val="en-HK" w:eastAsia="zh-TW" w:bidi="ar-SA"/>
+          <w14:ligatures w14:val="none"/>
+        </w:rPr>
+        <w:t>to</w:t>
+      </w:r>
+      <w:r>
+        <w:rPr>
+          <w:rFonts w:ascii="Arial" w:eastAsia="Times New Roman" w:hAnsi="Arial" w:cs="Arial"/>
+          <w:b/>
+          <w:bCs/>
+          <w:kern w:val="0"/>
+          <w:szCs w:val="24"/>
+          <w:lang w:val="en-HK" w:eastAsia="zh-TW" w:bidi="ar-SA"/>
+          <w14:ligatures w14:val="none"/>
+        </w:rPr>
+        <w:t xml:space="preserve"> </w:t>
+      </w:r>
+      <w:r>
+        <w:rPr>
+          <w:rFonts w:ascii="Arial" w:eastAsia="Times New Roman" w:hAnsi="Arial" w:cs="Arial"/>
+          <w:b/>
+          <w:bCs/>
+          <w:kern w:val="0"/>
+          <w:szCs w:val="24"/>
+          <w:lang w:val="en-HK" w:eastAsia="zh-TW" w:bidi="ar-SA"/>
+          <w14:ligatures w14:val="none"/>
+        </w:rPr>
+        <w:t>2.0.9</w:t>
+      </w:r>
+      <w:r>
+        <w:rPr>
+          <w:rFonts w:ascii="Arial" w:eastAsia="Times New Roman" w:hAnsi="Arial" w:cs="Arial"/>
+          <w:kern w:val="0"/>
+          <w:szCs w:val="24"/>
+          <w:lang w:val="en-HK" w:eastAsia="zh-TW" w:bidi="ar-SA"/>
+          <w14:ligatures w14:val="none"/>
+        </w:rPr>
+        <w:t xml:space="preserve"> (if there is a </w:t>
+      </w:r>
+      <w:r>
+        <w:rPr>
+          <w:rFonts w:ascii="Arial" w:eastAsia="Times New Roman" w:hAnsi="Arial" w:cs="Arial"/>
+          <w:kern w:val="0"/>
+          <w:szCs w:val="24"/>
+          <w:lang w:val="en-HK" w:eastAsia="zh-TW" w:bidi="ar-SA"/>
+          <w14:ligatures w14:val="none"/>
+        </w:rPr>
+        <w:t xml:space="preserve">latest </w:t>
+      </w:r>
+      <w:r>
+        <w:rPr>
+          <w:rFonts w:ascii="Arial" w:eastAsia="Times New Roman" w:hAnsi="Arial" w:cs="Arial"/>
+          <w:kern w:val="0"/>
+          <w:szCs w:val="24"/>
+          <w:lang w:val="en-HK" w:eastAsia="zh-TW" w:bidi="ar-SA"/>
+          <w14:ligatures w14:val="none"/>
+        </w:rPr>
+        <w:t>version 2.0.</w:t>
+      </w:r>
+      <w:r>
+        <w:rPr>
+          <w:rFonts w:ascii="Arial" w:eastAsia="Times New Roman" w:hAnsi="Arial" w:cs="Arial"/>
+          <w:kern w:val="0"/>
+          <w:szCs w:val="24"/>
+          <w:lang w:val="en-HK" w:eastAsia="zh-TW" w:bidi="ar-SA"/>
+          <w14:ligatures w14:val="none"/>
+        </w:rPr>
+        <w:t>8</w:t>
+      </w:r>
+      <w:r>
+        <w:rPr>
+          <w:rFonts w:ascii="Arial" w:eastAsia="Times New Roman" w:hAnsi="Arial" w:cs="Arial"/>
+          <w:kern w:val="0"/>
+          <w:szCs w:val="24"/>
+          <w:lang w:val="en-HK" w:eastAsia="zh-TW" w:bidi="ar-SA"/>
+          <w14:ligatures w14:val="none"/>
+        </w:rPr>
+        <w:t>, then it will be installed).</w:t>
+      </w:r>
+      <w:r>
+        <w:rPr>
+          <w:rFonts w:ascii="Arial" w:eastAsia="Times New Roman" w:hAnsi="Arial" w:cs="Arial"/>
+          <w:b/>
+          <w:bCs/>
+          <w:kern w:val="0"/>
+          <w:szCs w:val="24"/>
+          <w:lang w:val="en-HK" w:eastAsia="zh-TW" w:bidi="ar-SA"/>
+          <w14:ligatures w14:val="none"/>
+        </w:rPr>
+        <w:t xml:space="preserve"> </w:t>
+      </w:r>
+      <w:r>
+        <w:rPr>
+          <w:rFonts w:ascii="Arial" w:eastAsia="Times New Roman" w:hAnsi="Arial" w:cs="Arial"/>
+          <w:kern w:val="0"/>
+          <w:szCs w:val="24"/>
+          <w:lang w:val="en-HK" w:eastAsia="zh-TW" w:bidi="ar-SA"/>
+          <w14:ligatures w14:val="none"/>
+        </w:rPr>
+        <w:t xml:space="preserve">Therefore there is a confliction because </w:t>
+      </w:r>
+      <w:r>
+        <w:rPr>
+          <w:rFonts w:ascii="Arial" w:eastAsia="Times New Roman" w:hAnsi="Arial" w:cs="Arial"/>
+          <w:b/>
+          <w:bCs/>
+          <w:kern w:val="0"/>
+          <w:szCs w:val="24"/>
+          <w:lang w:val="en-HK" w:eastAsia="zh-TW" w:bidi="ar-SA"/>
+          <w14:ligatures w14:val="none"/>
+        </w:rPr>
+        <w:t>2.</w:t>
+      </w:r>
+      <w:r>
+        <w:rPr>
+          <w:rFonts w:ascii="Arial" w:eastAsia="Times New Roman" w:hAnsi="Arial" w:cs="Arial"/>
+          <w:b/>
+          <w:bCs/>
+          <w:kern w:val="0"/>
+          <w:szCs w:val="24"/>
+          <w:lang w:val="en-HK" w:eastAsia="zh-TW" w:bidi="ar-SA"/>
+          <w14:ligatures w14:val="none"/>
+        </w:rPr>
+        <w:t>1</w:t>
+      </w:r>
+      <w:r>
+        <w:rPr>
+          <w:rFonts w:ascii="Arial" w:eastAsia="Times New Roman" w:hAnsi="Arial" w:cs="Arial"/>
+          <w:b/>
+          <w:bCs/>
+          <w:kern w:val="0"/>
+          <w:szCs w:val="24"/>
+          <w:lang w:val="en-HK" w:eastAsia="zh-TW" w:bidi="ar-SA"/>
+          <w14:ligatures w14:val="none"/>
+        </w:rPr>
         <w:t>.</w:t>
       </w:r>
       <w:r>
         <w:rPr>
-          <w:rFonts w:ascii="Arial" w:hAnsi="Arial" w:cs="Arial"/>
-          <w:b/>
-          <w:bCs/>
-          <w:color w:val="EE0000"/>
-          <w:szCs w:val="24"/>
-        </w:rPr>
-        <w:t>1</w:t>
-      </w:r>
-      <w:r>
-        <w:rPr>
-          <w:rFonts w:ascii="Arial" w:hAnsi="Arial" w:cs="Arial"/>
-          <w:b/>
-          <w:bCs/>
-          <w:color w:val="EE0000"/>
-          <w:szCs w:val="24"/>
-        </w:rPr>
-        <w:t>”</w:t>
-      </w:r>
-    </w:p>
-    <w:p>
-      <w:pPr>
-        <w:ind w:left="720"/>
-        <w:rPr>
-          <w:rFonts w:ascii="Arial" w:hAnsi="Arial" w:cs="Arial"/>
-          <w:b/>
-          <w:bCs/>
-          <w:color w:val="EE0000"/>
-          <w:szCs w:val="24"/>
-        </w:rPr>
-      </w:pPr>
-      <w:r>
-        <w:rPr>
-          <w:rFonts w:ascii="Arial" w:hAnsi="Arial" w:cs="Arial"/>
-          <w:b/>
-          <w:bCs/>
-          <w:color w:val="EE0000"/>
-          <w:szCs w:val="24"/>
-        </w:rPr>
-        <w:t>}</w:t>
-      </w:r>
-    </w:p>
-    <w:p>
-      <w:pPr>
-        <w:ind w:left="720"/>
-        <w:jc w:val="both"/>
-        <w:rPr>
-          <w:rFonts w:ascii="Arial" w:hAnsi="Arial" w:cs="Arial"/>
-          <w:color w:val="000000" w:themeColor="text1"/>
-          <w:szCs w:val="24"/>
-        </w:rPr>
-      </w:pPr>
-      <w:r>
-        <w:rPr>
-          <w:rFonts w:ascii="Arial" w:hAnsi="Arial" w:cs="Arial"/>
-          <w:color w:val="000000" w:themeColor="text1"/>
-          <w:szCs w:val="24"/>
-        </w:rPr>
-        <w:t xml:space="preserve">There will be conflictions due to latest version of express </w:t>
-      </w:r>
-      <w:r>
-        <w:rPr>
-          <w:rFonts w:ascii="Arial" w:hAnsi="Arial" w:cs="Arial"/>
-          <w:color w:val="000000" w:themeColor="text1"/>
-          <w:szCs w:val="24"/>
-        </w:rPr>
-        <w:t xml:space="preserve">only </w:t>
-      </w:r>
-      <w:r>
-        <w:rPr>
-          <w:rFonts w:ascii="Arial" w:hAnsi="Arial" w:cs="Arial"/>
-          <w:color w:val="000000" w:themeColor="text1"/>
-          <w:szCs w:val="24"/>
-        </w:rPr>
-        <w:t xml:space="preserve">support </w:t>
-      </w:r>
-    </w:p>
-    <w:p>
-      <w:pPr>
-        <w:ind w:left="720"/>
-        <w:jc w:val="both"/>
-        <w:rPr>
-          <w:rFonts w:ascii="Arial" w:hAnsi="Arial" w:cs="Arial"/>
-          <w:color w:val="000000" w:themeColor="text1"/>
-          <w:szCs w:val="24"/>
-        </w:rPr>
-      </w:pPr>
-      <w:r>
-        <w:rPr>
-          <w:rFonts w:ascii="Arial" w:hAnsi="Arial" w:cs="Arial"/>
-          <w:color w:val="000000" w:themeColor="text1"/>
-          <w:szCs w:val="24"/>
-        </w:rPr>
-        <w:t xml:space="preserve">body-parser for the version </w:t>
-      </w:r>
-      <w:r>
-        <w:rPr>
-          <w:rFonts w:ascii="Arial" w:hAnsi="Arial" w:cs="Arial"/>
-          <w:b/>
-          <w:bCs/>
-          <w:color w:val="EE0000"/>
-          <w:szCs w:val="24"/>
-        </w:rPr>
-        <w:t>2.3.0 to 2.</w:t>
-      </w:r>
-      <w:r>
-        <w:rPr>
-          <w:rFonts w:ascii="Arial" w:hAnsi="Arial" w:cs="Arial"/>
-          <w:b/>
-          <w:bCs/>
-          <w:color w:val="EE0000"/>
-          <w:szCs w:val="24"/>
-        </w:rPr>
-        <w:t>9</w:t>
-      </w:r>
-      <w:r>
-        <w:rPr>
-          <w:rFonts w:ascii="Arial" w:hAnsi="Arial" w:cs="Arial"/>
-          <w:b/>
-          <w:bCs/>
-          <w:color w:val="EE0000"/>
-          <w:szCs w:val="24"/>
+          <w:rFonts w:ascii="Arial" w:eastAsia="Times New Roman" w:hAnsi="Arial" w:cs="Arial"/>
+          <w:b/>
+          <w:bCs/>
+          <w:kern w:val="0"/>
+          <w:szCs w:val="24"/>
+          <w:lang w:val="en-HK" w:eastAsia="zh-TW" w:bidi="ar-SA"/>
+          <w14:ligatures w14:val="none"/>
+        </w:rPr>
+        <w:t>0</w:t>
+      </w:r>
+      <w:r>
+        <w:rPr>
+          <w:rFonts w:ascii="Arial" w:eastAsia="Times New Roman" w:hAnsi="Arial" w:cs="Arial"/>
+          <w:kern w:val="0"/>
+          <w:szCs w:val="24"/>
+          <w:lang w:val="en-HK" w:eastAsia="zh-TW" w:bidi="ar-SA"/>
+          <w14:ligatures w14:val="none"/>
+        </w:rPr>
+        <w:t xml:space="preserve"> is out of the range for </w:t>
+      </w:r>
+      <w:r>
+        <w:rPr>
+          <w:rFonts w:ascii="Arial" w:eastAsia="Times New Roman" w:hAnsi="Arial" w:cs="Arial"/>
+          <w:b/>
+          <w:bCs/>
+          <w:kern w:val="0"/>
+          <w:szCs w:val="24"/>
+          <w:lang w:val="en-HK" w:eastAsia="zh-TW" w:bidi="ar-SA"/>
+          <w14:ligatures w14:val="none"/>
+        </w:rPr>
+        <w:t>2.0.7 to 2.0.9</w:t>
+      </w:r>
+      <w:r>
+        <w:rPr>
+          <w:rFonts w:ascii="Arial" w:eastAsia="Times New Roman" w:hAnsi="Arial" w:cs="Arial"/>
+          <w:kern w:val="0"/>
+          <w:szCs w:val="24"/>
+          <w:lang w:val="en-HK" w:eastAsia="zh-TW" w:bidi="ar-SA"/>
+          <w14:ligatures w14:val="none"/>
         </w:rPr>
         <w:t>.</w:t>
-      </w:r>
-      <w:r>
-        <w:rPr>
-          <w:rFonts w:ascii="Arial" w:hAnsi="Arial" w:cs="Arial"/>
-          <w:b/>
-          <w:bCs/>
-          <w:color w:val="EE0000"/>
-          <w:szCs w:val="24"/>
-        </w:rPr>
-        <w:t>9</w:t>
-      </w:r>
-      <w:r>
-        <w:rPr>
-          <w:rFonts w:ascii="Arial" w:hAnsi="Arial" w:cs="Arial"/>
-          <w:color w:val="EE0000"/>
-          <w:szCs w:val="24"/>
-        </w:rPr>
-        <w:t xml:space="preserve"> </w:t>
-      </w:r>
-      <w:r>
-        <w:rPr>
-          <w:rFonts w:ascii="Arial" w:hAnsi="Arial" w:cs="Arial"/>
-          <w:color w:val="000000" w:themeColor="text1"/>
-          <w:szCs w:val="24"/>
-        </w:rPr>
-        <w:t>(</w:t>
-      </w:r>
-      <w:r>
-        <w:rPr>
-          <w:rFonts w:ascii="Arial" w:hAnsi="Arial" w:cs="Arial"/>
-          <w:color w:val="000000" w:themeColor="text1"/>
-          <w:szCs w:val="24"/>
-        </w:rPr>
-        <w:t>because of the caret</w:t>
-      </w:r>
-      <w:r>
-        <w:rPr>
-          <w:rFonts w:ascii="Arial" w:hAnsi="Arial" w:cs="Arial"/>
-          <w:color w:val="000000" w:themeColor="text1"/>
-          <w:szCs w:val="24"/>
-        </w:rPr>
-        <w:t xml:space="preserve"> </w:t>
-      </w:r>
-      <w:r>
-        <w:rPr>
-          <w:rFonts w:ascii="Arial" w:hAnsi="Arial" w:cs="Arial"/>
-          <w:b/>
-          <w:bCs/>
-          <w:color w:val="000000" w:themeColor="text1"/>
-          <w:szCs w:val="24"/>
-        </w:rPr>
-        <w:t>'body-parser': '^2.3.0'</w:t>
-      </w:r>
-      <w:r>
-        <w:rPr>
-          <w:rFonts w:ascii="Arial" w:hAnsi="Arial" w:cs="Arial"/>
-          <w:color w:val="000000" w:themeColor="text1"/>
-          <w:szCs w:val="24"/>
-        </w:rPr>
-        <w:t>)</w:t>
-      </w:r>
-      <w:r>
-        <w:rPr>
-          <w:rFonts w:ascii="Arial" w:hAnsi="Arial" w:cs="Arial"/>
-          <w:color w:val="000000" w:themeColor="text1"/>
-          <w:szCs w:val="24"/>
-        </w:rPr>
-        <w:t>.</w:t>
-      </w:r>
-      <w:r>
-        <w:rPr>
-          <w:rFonts w:ascii="Arial" w:hAnsi="Arial" w:cs="Arial"/>
-          <w:color w:val="000000" w:themeColor="text1"/>
-          <w:szCs w:val="24"/>
-        </w:rPr>
-        <w:t xml:space="preserve"> The body-parser version 2.0.1 is too low, because </w:t>
-      </w:r>
-      <w:r>
-        <w:rPr>
-          <w:rFonts w:ascii="Arial" w:hAnsi="Arial" w:cs="Arial"/>
-          <w:b/>
-          <w:bCs/>
-          <w:color w:val="000000" w:themeColor="text1"/>
-          <w:szCs w:val="24"/>
-        </w:rPr>
-        <w:t>2.0.1</w:t>
-      </w:r>
-      <w:r>
-        <w:rPr>
-          <w:rFonts w:ascii="Arial" w:hAnsi="Arial" w:cs="Arial"/>
-          <w:color w:val="000000" w:themeColor="text1"/>
-          <w:szCs w:val="24"/>
-        </w:rPr>
-        <w:t xml:space="preserve"> is less than </w:t>
-      </w:r>
-      <w:r>
-        <w:rPr>
-          <w:rFonts w:ascii="Arial" w:hAnsi="Arial" w:cs="Arial"/>
-          <w:b/>
-          <w:bCs/>
-          <w:color w:val="000000" w:themeColor="text1"/>
-          <w:szCs w:val="24"/>
-        </w:rPr>
-        <w:t xml:space="preserve">2.3.0. </w:t>
-      </w:r>
-    </w:p>
-    <w:p>
-      <w:pPr>
-        <w:ind w:left="720"/>
-        <w:jc w:val="both"/>
-        <w:rPr>
-          <w:rFonts w:ascii="Arial" w:hAnsi="Arial" w:cs="Arial"/>
-        </w:rPr>
-      </w:pPr>
-    </w:p>
-    <w:p>
-      <w:pPr>
-        <w:ind w:left="720"/>
-        <w:jc w:val="both"/>
-        <w:rPr>
-          <w:rFonts w:ascii="Arial" w:hAnsi="Arial" w:cs="Arial"/>
-        </w:rPr>
-      </w:pPr>
-      <w:r>
-        <w:rPr>
-          <w:rFonts w:ascii="Arial" w:hAnsi="Arial" w:cs="Arial"/>
-        </w:rPr>
-        <w:t>Another example:</w:t>
-      </w:r>
-    </w:p>
-    <w:p>
-      <w:pPr>
-        <w:ind w:left="720"/>
-        <w:rPr>
-          <w:rFonts w:ascii="Arial" w:hAnsi="Arial" w:cs="Arial"/>
-          <w:b/>
-          <w:bCs/>
-          <w:color w:val="EE0000"/>
-          <w:szCs w:val="24"/>
-        </w:rPr>
-      </w:pPr>
-      <w:r>
-        <w:rPr>
-          <w:rFonts w:ascii="Arial" w:hAnsi="Arial" w:cs="Arial"/>
-          <w:b/>
-          <w:bCs/>
-          <w:color w:val="EE0000"/>
-          <w:szCs w:val="24"/>
-        </w:rPr>
-        <w:t>{</w:t>
-      </w:r>
-    </w:p>
-    <w:p>
-      <w:pPr>
-        <w:ind w:left="720"/>
-        <w:rPr>
-          <w:rFonts w:ascii="Arial" w:hAnsi="Arial" w:cs="Arial"/>
-          <w:b/>
-          <w:bCs/>
-          <w:color w:val="EE0000"/>
-          <w:szCs w:val="24"/>
-        </w:rPr>
-      </w:pPr>
-      <w:r>
-        <w:rPr>
-          <w:rFonts w:ascii="Arial" w:hAnsi="Arial" w:cs="Arial"/>
-          <w:b/>
-          <w:bCs/>
-          <w:color w:val="EE0000"/>
-          <w:szCs w:val="24"/>
-        </w:rPr>
-        <w:t>“express”,</w:t>
-      </w:r>
-    </w:p>
-    <w:p>
-      <w:pPr>
-        <w:ind w:left="720"/>
-        <w:rPr>
-          <w:rFonts w:ascii="Arial" w:hAnsi="Arial" w:cs="Arial"/>
-          <w:b/>
-          <w:bCs/>
-          <w:color w:val="EE0000"/>
-          <w:szCs w:val="24"/>
-        </w:rPr>
-      </w:pPr>
-      <w:r>
-        <w:rPr>
-          <w:rFonts w:ascii="Arial" w:hAnsi="Arial" w:cs="Arial"/>
-          <w:b/>
-          <w:bCs/>
-          <w:color w:val="EE0000"/>
-          <w:szCs w:val="24"/>
-        </w:rPr>
-        <w:t>“body-parser”:”</w:t>
-      </w:r>
-      <w:r>
-        <w:rPr>
-          <w:rFonts w:ascii="Arial" w:hAnsi="Arial" w:cs="Arial"/>
-          <w:b/>
-          <w:bCs/>
-          <w:color w:val="EE0000"/>
-          <w:szCs w:val="24"/>
-        </w:rPr>
-        <w:t>^</w:t>
-      </w:r>
-      <w:r>
-        <w:rPr>
-          <w:rFonts w:ascii="Arial" w:hAnsi="Arial" w:cs="Arial"/>
-          <w:b/>
-          <w:bCs/>
-          <w:color w:val="EE0000"/>
-          <w:szCs w:val="24"/>
-        </w:rPr>
-        <w:t>2.4.0”</w:t>
-      </w:r>
-    </w:p>
-    <w:p>
-      <w:pPr>
-        <w:ind w:left="720"/>
-        <w:rPr>
-          <w:rFonts w:ascii="Arial" w:hAnsi="Arial" w:cs="Arial"/>
-          <w:b/>
-          <w:bCs/>
-          <w:color w:val="EE0000"/>
-          <w:szCs w:val="24"/>
-        </w:rPr>
-      </w:pPr>
-      <w:r>
-        <w:rPr>
-          <w:rFonts w:ascii="Arial" w:hAnsi="Arial" w:cs="Arial"/>
-          <w:b/>
-          <w:bCs/>
-          <w:color w:val="EE0000"/>
-          <w:szCs w:val="24"/>
-        </w:rPr>
-        <w:t>}</w:t>
-      </w:r>
-    </w:p>
-    <w:p>
-      <w:pPr>
-        <w:ind w:left="720"/>
-        <w:jc w:val="both"/>
-        <w:rPr>
-          <w:rFonts w:ascii="Arial" w:hAnsi="Arial" w:cs="Arial"/>
-          <w:b/>
-          <w:bCs/>
-          <w:color w:val="000000" w:themeColor="text1"/>
-          <w:szCs w:val="24"/>
-        </w:rPr>
-      </w:pPr>
-      <w:r>
-        <w:rPr>
-          <w:rFonts w:ascii="Arial" w:hAnsi="Arial" w:cs="Arial"/>
-          <w:color w:val="000000" w:themeColor="text1"/>
-          <w:szCs w:val="24"/>
-        </w:rPr>
-        <w:lastRenderedPageBreak/>
-        <w:t>This time t</w:t>
-      </w:r>
-      <w:r>
-        <w:rPr>
-          <w:rFonts w:ascii="Arial" w:hAnsi="Arial" w:cs="Arial"/>
-          <w:color w:val="000000" w:themeColor="text1"/>
-          <w:szCs w:val="24"/>
-        </w:rPr>
-        <w:t xml:space="preserve">he </w:t>
-      </w:r>
-      <w:r>
-        <w:rPr>
-          <w:rFonts w:ascii="Arial" w:hAnsi="Arial" w:cs="Arial"/>
-          <w:b/>
-          <w:bCs/>
-          <w:color w:val="000000" w:themeColor="text1"/>
-          <w:szCs w:val="24"/>
-        </w:rPr>
-        <w:t>body-parser</w:t>
-      </w:r>
-      <w:r>
-        <w:rPr>
-          <w:rFonts w:ascii="Arial" w:hAnsi="Arial" w:cs="Arial"/>
-          <w:color w:val="000000" w:themeColor="text1"/>
-          <w:szCs w:val="24"/>
-        </w:rPr>
-        <w:t xml:space="preserve"> version </w:t>
-      </w:r>
-      <w:r>
-        <w:rPr>
-          <w:rFonts w:ascii="Arial" w:hAnsi="Arial" w:cs="Arial"/>
-          <w:b/>
-          <w:bCs/>
-          <w:color w:val="000000" w:themeColor="text1"/>
-          <w:szCs w:val="24"/>
-        </w:rPr>
-        <w:t>2.4.0</w:t>
-      </w:r>
-      <w:r>
-        <w:rPr>
-          <w:rFonts w:ascii="Arial" w:hAnsi="Arial" w:cs="Arial"/>
-          <w:color w:val="000000" w:themeColor="text1"/>
-          <w:szCs w:val="24"/>
-        </w:rPr>
-        <w:t xml:space="preserve"> </w:t>
-      </w:r>
-      <w:r>
-        <w:rPr>
-          <w:rFonts w:ascii="Arial" w:hAnsi="Arial" w:cs="Arial"/>
-          <w:color w:val="000000" w:themeColor="text1"/>
-          <w:szCs w:val="24"/>
-        </w:rPr>
-        <w:t>can be installed</w:t>
-      </w:r>
-      <w:r>
-        <w:rPr>
-          <w:rFonts w:ascii="Arial" w:hAnsi="Arial" w:cs="Arial"/>
-          <w:color w:val="000000" w:themeColor="text1"/>
-          <w:szCs w:val="24"/>
-        </w:rPr>
-        <w:t xml:space="preserve">, because </w:t>
-      </w:r>
-      <w:r>
-        <w:rPr>
-          <w:rFonts w:ascii="Arial" w:hAnsi="Arial" w:cs="Arial"/>
-          <w:b/>
-          <w:bCs/>
-          <w:color w:val="000000" w:themeColor="text1"/>
-          <w:szCs w:val="24"/>
-        </w:rPr>
-        <w:t>2.</w:t>
-      </w:r>
-      <w:r>
-        <w:rPr>
-          <w:rFonts w:ascii="Arial" w:hAnsi="Arial" w:cs="Arial"/>
-          <w:b/>
-          <w:bCs/>
-          <w:color w:val="000000" w:themeColor="text1"/>
-          <w:szCs w:val="24"/>
-        </w:rPr>
-        <w:t>4</w:t>
-      </w:r>
-      <w:r>
-        <w:rPr>
-          <w:rFonts w:ascii="Arial" w:hAnsi="Arial" w:cs="Arial"/>
-          <w:b/>
-          <w:bCs/>
-          <w:color w:val="000000" w:themeColor="text1"/>
-          <w:szCs w:val="24"/>
-        </w:rPr>
-        <w:t>.</w:t>
-      </w:r>
-      <w:r>
-        <w:rPr>
-          <w:rFonts w:ascii="Arial" w:hAnsi="Arial" w:cs="Arial"/>
-          <w:b/>
-          <w:bCs/>
-          <w:color w:val="000000" w:themeColor="text1"/>
-          <w:szCs w:val="24"/>
-        </w:rPr>
-        <w:t>0</w:t>
-      </w:r>
-      <w:r>
-        <w:rPr>
-          <w:rFonts w:ascii="Arial" w:hAnsi="Arial" w:cs="Arial"/>
-          <w:color w:val="000000" w:themeColor="text1"/>
-          <w:szCs w:val="24"/>
-        </w:rPr>
-        <w:t xml:space="preserve"> is </w:t>
-      </w:r>
-      <w:r>
-        <w:rPr>
-          <w:rFonts w:ascii="Arial" w:hAnsi="Arial" w:cs="Arial"/>
-          <w:color w:val="000000" w:themeColor="text1"/>
-          <w:szCs w:val="24"/>
-        </w:rPr>
-        <w:t>higher</w:t>
-      </w:r>
-      <w:r>
-        <w:rPr>
-          <w:rFonts w:ascii="Arial" w:hAnsi="Arial" w:cs="Arial"/>
-          <w:color w:val="000000" w:themeColor="text1"/>
-          <w:szCs w:val="24"/>
-        </w:rPr>
-        <w:t xml:space="preserve"> than </w:t>
-      </w:r>
-      <w:r>
-        <w:rPr>
-          <w:rFonts w:ascii="Arial" w:hAnsi="Arial" w:cs="Arial"/>
-          <w:b/>
-          <w:bCs/>
-          <w:color w:val="000000" w:themeColor="text1"/>
-          <w:szCs w:val="24"/>
-        </w:rPr>
-        <w:t>2.3.</w:t>
-      </w:r>
-      <w:r>
-        <w:rPr>
-          <w:rFonts w:ascii="Arial" w:hAnsi="Arial" w:cs="Arial"/>
-          <w:b/>
-          <w:bCs/>
-          <w:color w:val="000000" w:themeColor="text1"/>
-          <w:szCs w:val="24"/>
-        </w:rPr>
-        <w:t>0</w:t>
-      </w:r>
-      <w:r>
-        <w:rPr>
-          <w:rFonts w:ascii="Arial" w:hAnsi="Arial" w:cs="Arial"/>
-          <w:b/>
-          <w:bCs/>
-          <w:color w:val="000000" w:themeColor="text1"/>
-          <w:szCs w:val="24"/>
-        </w:rPr>
-        <w:t xml:space="preserve"> </w:t>
-      </w:r>
-      <w:r>
-        <w:rPr>
-          <w:rFonts w:ascii="Arial" w:hAnsi="Arial" w:cs="Arial"/>
-          <w:b/>
-          <w:bCs/>
-          <w:color w:val="EE0000"/>
-          <w:szCs w:val="24"/>
-        </w:rPr>
-        <w:t>(</w:t>
-      </w:r>
-      <w:r>
-        <w:rPr>
-          <w:rFonts w:ascii="Arial" w:hAnsi="Arial" w:cs="Arial"/>
-          <w:b/>
-          <w:bCs/>
-          <w:color w:val="EE0000"/>
-          <w:szCs w:val="24"/>
-        </w:rPr>
-        <w:t>2.3.0 to 2.</w:t>
-      </w:r>
-      <w:r>
-        <w:rPr>
-          <w:rFonts w:ascii="Arial" w:hAnsi="Arial" w:cs="Arial"/>
-          <w:b/>
-          <w:bCs/>
-          <w:color w:val="EE0000"/>
-          <w:szCs w:val="24"/>
-        </w:rPr>
-        <w:t>9</w:t>
-      </w:r>
-      <w:r>
-        <w:rPr>
-          <w:rFonts w:ascii="Arial" w:hAnsi="Arial" w:cs="Arial"/>
-          <w:b/>
-          <w:bCs/>
-          <w:color w:val="EE0000"/>
-          <w:szCs w:val="24"/>
-        </w:rPr>
-        <w:t>.</w:t>
-      </w:r>
-      <w:r>
-        <w:rPr>
-          <w:rFonts w:ascii="Arial" w:hAnsi="Arial" w:cs="Arial"/>
-          <w:b/>
-          <w:bCs/>
-          <w:color w:val="EE0000"/>
-          <w:szCs w:val="24"/>
-        </w:rPr>
-        <w:t>9</w:t>
-      </w:r>
-      <w:r>
-        <w:rPr>
-          <w:rFonts w:ascii="Arial" w:hAnsi="Arial" w:cs="Arial"/>
-          <w:b/>
-          <w:bCs/>
-          <w:color w:val="EE0000"/>
-          <w:szCs w:val="24"/>
-        </w:rPr>
-        <w:t>).</w:t>
       </w:r>
     </w:p>
     <w:p>
@@ -3697,7 +3617,7 @@
         </w:rPr>
         <w:t xml:space="preserve">When building an android application. You need to include the repository url in the build.graddle. Please check the Maven Repository website </w:t>
       </w:r>
-      <w:hyperlink r:id="rId6" w:history="1">
+      <w:hyperlink r:id="rId7" w:history="1">
         <w:r>
           <w:rPr>
             <w:rStyle w:val="Hyperlink"/>
@@ -3712,7 +3632,7 @@
         </w:rPr>
         <w:t xml:space="preserve"> for the exact url repository for the packages. For instance, if you want to find the package “Alipay SDK Java”, you need to search in the maven repository, and click the version, and from the repository click the central icon, then you will see the url </w:t>
       </w:r>
-      <w:hyperlink r:id="rId7" w:history="1">
+      <w:hyperlink r:id="rId8" w:history="1">
         <w:r>
           <w:rPr>
             <w:rStyle w:val="Hyperlink"/>

--- a/How to build A NodeJS APP.docx
+++ b/How to build A NodeJS APP.docx
@@ -89,8 +89,18 @@
           <w:b/>
           <w:bCs/>
         </w:rPr>
-        <w:t>ls -lah</w:t>
-      </w:r>
+        <w:t>ls -</w:t>
+      </w:r>
+      <w:proofErr w:type="spellStart"/>
+      <w:r>
+        <w:rPr>
+          <w:rFonts w:ascii="Arial" w:hAnsi="Arial" w:cs="Arial"/>
+          <w:b/>
+          <w:bCs/>
+        </w:rPr>
+        <w:t>lah</w:t>
+      </w:r>
+      <w:proofErr w:type="spellEnd"/>
       <w:r>
         <w:rPr>
           <w:rFonts w:ascii="Arial" w:hAnsi="Arial" w:cs="Arial"/>
@@ -219,7 +229,23 @@
         <w:rPr>
           <w:rFonts w:ascii="Arial" w:hAnsi="Arial" w:cs="Arial"/>
         </w:rPr>
-        <w:t xml:space="preserve">the packages. If you upgraded the packages in the package.json. It might </w:t>
+        <w:t xml:space="preserve">the packages. If you upgraded the packages in the </w:t>
+      </w:r>
+      <w:proofErr w:type="spellStart"/>
+      <w:proofErr w:type="gramStart"/>
+      <w:r>
+        <w:rPr>
+          <w:rFonts w:ascii="Arial" w:hAnsi="Arial" w:cs="Arial"/>
+        </w:rPr>
+        <w:t>package.json</w:t>
+      </w:r>
+      <w:proofErr w:type="spellEnd"/>
+      <w:proofErr w:type="gramEnd"/>
+      <w:r>
+        <w:rPr>
+          <w:rFonts w:ascii="Arial" w:hAnsi="Arial" w:cs="Arial"/>
+        </w:rPr>
+        <w:t xml:space="preserve">. It might </w:t>
       </w:r>
       <w:r>
         <w:rPr>
@@ -239,14 +265,36 @@
         </w:rPr>
         <w:t>There is a command you can use to check the package dependencies. “</w:t>
       </w:r>
-      <w:r>
-        <w:rPr>
-          <w:rFonts w:ascii="Arial" w:hAnsi="Arial" w:cs="Arial"/>
-          <w:b/>
-          <w:bCs/>
-        </w:rPr>
-        <w:t>npm view package_name</w:t>
-      </w:r>
+      <w:proofErr w:type="spellStart"/>
+      <w:proofErr w:type="gramStart"/>
+      <w:r>
+        <w:rPr>
+          <w:rFonts w:ascii="Arial" w:hAnsi="Arial" w:cs="Arial"/>
+          <w:b/>
+          <w:bCs/>
+        </w:rPr>
+        <w:t>npm</w:t>
+      </w:r>
+      <w:proofErr w:type="spellEnd"/>
+      <w:proofErr w:type="gramEnd"/>
+      <w:r>
+        <w:rPr>
+          <w:rFonts w:ascii="Arial" w:hAnsi="Arial" w:cs="Arial"/>
+          <w:b/>
+          <w:bCs/>
+        </w:rPr>
+        <w:t xml:space="preserve"> view </w:t>
+      </w:r>
+      <w:proofErr w:type="spellStart"/>
+      <w:r>
+        <w:rPr>
+          <w:rFonts w:ascii="Arial" w:hAnsi="Arial" w:cs="Arial"/>
+          <w:b/>
+          <w:bCs/>
+        </w:rPr>
+        <w:t>package_name</w:t>
+      </w:r>
+      <w:proofErr w:type="spellEnd"/>
       <w:r>
         <w:rPr>
           <w:rFonts w:ascii="Arial" w:hAnsi="Arial" w:cs="Arial"/>
@@ -327,7 +375,15 @@
         <w:rPr>
           <w:rFonts w:ascii="Arial" w:hAnsi="Arial" w:cs="Arial"/>
         </w:rPr>
-        <w:t>the package</w:t>
+        <w:t xml:space="preserve">the </w:t>
+      </w:r>
+      <w:proofErr w:type="spellStart"/>
+      <w:proofErr w:type="gramStart"/>
+      <w:r>
+        <w:rPr>
+          <w:rFonts w:ascii="Arial" w:hAnsi="Arial" w:cs="Arial"/>
+        </w:rPr>
+        <w:t>package</w:t>
       </w:r>
       <w:r>
         <w:rPr>
@@ -335,6 +391,8 @@
         </w:rPr>
         <w:t>.json</w:t>
       </w:r>
+      <w:proofErr w:type="spellEnd"/>
+      <w:proofErr w:type="gramEnd"/>
       <w:r>
         <w:rPr>
           <w:rFonts w:ascii="Arial" w:hAnsi="Arial" w:cs="Arial"/>
@@ -617,11 +675,19 @@
         </w:rPr>
         <w:t>“</w:t>
       </w:r>
-      <w:r>
-        <w:rPr>
-          <w:rFonts w:ascii="Arial" w:hAnsi="Arial" w:cs="Arial"/>
-        </w:rPr>
-        <w:t>npm install</w:t>
+      <w:proofErr w:type="spellStart"/>
+      <w:r>
+        <w:rPr>
+          <w:rFonts w:ascii="Arial" w:hAnsi="Arial" w:cs="Arial"/>
+        </w:rPr>
+        <w:t>npm</w:t>
+      </w:r>
+      <w:proofErr w:type="spellEnd"/>
+      <w:r>
+        <w:rPr>
+          <w:rFonts w:ascii="Arial" w:hAnsi="Arial" w:cs="Arial"/>
+        </w:rPr>
+        <w:t xml:space="preserve"> install</w:t>
       </w:r>
       <w:r>
         <w:rPr>
@@ -823,11 +889,19 @@
         </w:rPr>
         <w:t>“</w:t>
       </w:r>
-      <w:r>
-        <w:rPr>
-          <w:rFonts w:ascii="Arial" w:hAnsi="Arial" w:cs="Arial"/>
-        </w:rPr>
-        <w:t>npm install</w:t>
+      <w:proofErr w:type="spellStart"/>
+      <w:r>
+        <w:rPr>
+          <w:rFonts w:ascii="Arial" w:hAnsi="Arial" w:cs="Arial"/>
+        </w:rPr>
+        <w:t>npm</w:t>
+      </w:r>
+      <w:proofErr w:type="spellEnd"/>
+      <w:r>
+        <w:rPr>
+          <w:rFonts w:ascii="Arial" w:hAnsi="Arial" w:cs="Arial"/>
+        </w:rPr>
+        <w:t xml:space="preserve"> install</w:t>
       </w:r>
       <w:r>
         <w:rPr>
@@ -986,11 +1060,19 @@
           <w:rFonts w:ascii="Arial" w:hAnsi="Arial" w:cs="Arial"/>
         </w:rPr>
       </w:pPr>
-      <w:r>
-        <w:rPr>
-          <w:rFonts w:ascii="Arial" w:hAnsi="Arial" w:cs="Arial"/>
-        </w:rPr>
-        <w:t>npm view express dependencies</w:t>
+      <w:proofErr w:type="spellStart"/>
+      <w:r>
+        <w:rPr>
+          <w:rFonts w:ascii="Arial" w:hAnsi="Arial" w:cs="Arial"/>
+        </w:rPr>
+        <w:t>npm</w:t>
+      </w:r>
+      <w:proofErr w:type="spellEnd"/>
+      <w:r>
+        <w:rPr>
+          <w:rFonts w:ascii="Arial" w:hAnsi="Arial" w:cs="Arial"/>
+        </w:rPr>
+        <w:t xml:space="preserve"> view express dependencies</w:t>
       </w:r>
     </w:p>
     <w:p>
@@ -1036,39 +1118,87 @@
           <w:rFonts w:ascii="Arial" w:hAnsi="Arial" w:cs="Arial"/>
           <w:szCs w:val="24"/>
         </w:rPr>
-        <w:t xml:space="preserve">  qs: '^6.16.0',</w:t>
-      </w:r>
-    </w:p>
-    <w:p>
-      <w:pPr>
-        <w:ind w:left="720"/>
-        <w:rPr>
-          <w:rFonts w:ascii="Arial" w:hAnsi="Arial" w:cs="Arial"/>
-          <w:szCs w:val="24"/>
-        </w:rPr>
-      </w:pPr>
-      <w:r>
-        <w:rPr>
-          <w:rFonts w:ascii="Arial" w:hAnsi="Arial" w:cs="Arial"/>
-          <w:szCs w:val="24"/>
-        </w:rPr>
-        <w:t xml:space="preserve"> depd: '^2.0.0',</w:t>
-      </w:r>
-    </w:p>
-    <w:p>
-      <w:pPr>
-        <w:ind w:left="720"/>
-        <w:rPr>
-          <w:rFonts w:ascii="Arial" w:hAnsi="Arial" w:cs="Arial"/>
-          <w:szCs w:val="24"/>
-        </w:rPr>
-      </w:pPr>
-      <w:r>
-        <w:rPr>
-          <w:rFonts w:ascii="Arial" w:hAnsi="Arial" w:cs="Arial"/>
-          <w:szCs w:val="24"/>
-        </w:rPr>
-        <w:t xml:space="preserve">  etag: '^1.8.1',</w:t>
+        <w:t xml:space="preserve">  </w:t>
+      </w:r>
+      <w:proofErr w:type="spellStart"/>
+      <w:r>
+        <w:rPr>
+          <w:rFonts w:ascii="Arial" w:hAnsi="Arial" w:cs="Arial"/>
+          <w:szCs w:val="24"/>
+        </w:rPr>
+        <w:t>qs</w:t>
+      </w:r>
+      <w:proofErr w:type="spellEnd"/>
+      <w:r>
+        <w:rPr>
+          <w:rFonts w:ascii="Arial" w:hAnsi="Arial" w:cs="Arial"/>
+          <w:szCs w:val="24"/>
+        </w:rPr>
+        <w:t>: '^6.16.0',</w:t>
+      </w:r>
+    </w:p>
+    <w:p>
+      <w:pPr>
+        <w:ind w:left="720"/>
+        <w:rPr>
+          <w:rFonts w:ascii="Arial" w:hAnsi="Arial" w:cs="Arial"/>
+          <w:szCs w:val="24"/>
+        </w:rPr>
+      </w:pPr>
+      <w:r>
+        <w:rPr>
+          <w:rFonts w:ascii="Arial" w:hAnsi="Arial" w:cs="Arial"/>
+          <w:szCs w:val="24"/>
+        </w:rPr>
+        <w:t xml:space="preserve"> </w:t>
+      </w:r>
+      <w:proofErr w:type="spellStart"/>
+      <w:r>
+        <w:rPr>
+          <w:rFonts w:ascii="Arial" w:hAnsi="Arial" w:cs="Arial"/>
+          <w:szCs w:val="24"/>
+        </w:rPr>
+        <w:t>depd</w:t>
+      </w:r>
+      <w:proofErr w:type="spellEnd"/>
+      <w:r>
+        <w:rPr>
+          <w:rFonts w:ascii="Arial" w:hAnsi="Arial" w:cs="Arial"/>
+          <w:szCs w:val="24"/>
+        </w:rPr>
+        <w:t>: '^2.0.0',</w:t>
+      </w:r>
+    </w:p>
+    <w:p>
+      <w:pPr>
+        <w:ind w:left="720"/>
+        <w:rPr>
+          <w:rFonts w:ascii="Arial" w:hAnsi="Arial" w:cs="Arial"/>
+          <w:szCs w:val="24"/>
+        </w:rPr>
+      </w:pPr>
+      <w:r>
+        <w:rPr>
+          <w:rFonts w:ascii="Arial" w:hAnsi="Arial" w:cs="Arial"/>
+          <w:szCs w:val="24"/>
+        </w:rPr>
+        <w:t xml:space="preserve">  </w:t>
+      </w:r>
+      <w:proofErr w:type="spellStart"/>
+      <w:r>
+        <w:rPr>
+          <w:rFonts w:ascii="Arial" w:hAnsi="Arial" w:cs="Arial"/>
+          <w:szCs w:val="24"/>
+        </w:rPr>
+        <w:t>etag</w:t>
+      </w:r>
+      <w:proofErr w:type="spellEnd"/>
+      <w:r>
+        <w:rPr>
+          <w:rFonts w:ascii="Arial" w:hAnsi="Arial" w:cs="Arial"/>
+          <w:szCs w:val="24"/>
+        </w:rPr>
+        <w:t>: '^1.8.1',</w:t>
       </w:r>
     </w:p>
     <w:p>
@@ -1212,23 +1342,55 @@
           <w:rFonts w:ascii="Arial" w:hAnsi="Arial" w:cs="Arial"/>
           <w:szCs w:val="24"/>
         </w:rPr>
-        <w:t xml:space="preserve">  'type-is': '^2.1.0',</w:t>
-      </w:r>
-    </w:p>
-    <w:p>
-      <w:pPr>
-        <w:ind w:left="720"/>
-        <w:rPr>
-          <w:rFonts w:ascii="Arial" w:hAnsi="Arial" w:cs="Arial"/>
-          <w:szCs w:val="24"/>
-        </w:rPr>
-      </w:pPr>
-      <w:r>
-        <w:rPr>
-          <w:rFonts w:ascii="Arial" w:hAnsi="Arial" w:cs="Arial"/>
-          <w:szCs w:val="24"/>
-        </w:rPr>
-        <w:t xml:space="preserve">  parseurl: '^1.3.3',</w:t>
+        <w:t xml:space="preserve">  '</w:t>
+      </w:r>
+      <w:proofErr w:type="gramStart"/>
+      <w:r>
+        <w:rPr>
+          <w:rFonts w:ascii="Arial" w:hAnsi="Arial" w:cs="Arial"/>
+          <w:szCs w:val="24"/>
+        </w:rPr>
+        <w:t>type</w:t>
+      </w:r>
+      <w:proofErr w:type="gramEnd"/>
+      <w:r>
+        <w:rPr>
+          <w:rFonts w:ascii="Arial" w:hAnsi="Arial" w:cs="Arial"/>
+          <w:szCs w:val="24"/>
+        </w:rPr>
+        <w:t>-is': '^2.1.0',</w:t>
+      </w:r>
+    </w:p>
+    <w:p>
+      <w:pPr>
+        <w:ind w:left="720"/>
+        <w:rPr>
+          <w:rFonts w:ascii="Arial" w:hAnsi="Arial" w:cs="Arial"/>
+          <w:szCs w:val="24"/>
+        </w:rPr>
+      </w:pPr>
+      <w:r>
+        <w:rPr>
+          <w:rFonts w:ascii="Arial" w:hAnsi="Arial" w:cs="Arial"/>
+          <w:szCs w:val="24"/>
+        </w:rPr>
+        <w:t xml:space="preserve">  </w:t>
+      </w:r>
+      <w:proofErr w:type="spellStart"/>
+      <w:r>
+        <w:rPr>
+          <w:rFonts w:ascii="Arial" w:hAnsi="Arial" w:cs="Arial"/>
+          <w:szCs w:val="24"/>
+        </w:rPr>
+        <w:t>parseurl</w:t>
+      </w:r>
+      <w:proofErr w:type="spellEnd"/>
+      <w:r>
+        <w:rPr>
+          <w:rFonts w:ascii="Arial" w:hAnsi="Arial" w:cs="Arial"/>
+          <w:szCs w:val="24"/>
+        </w:rPr>
+        <w:t>: '^1.3.3',</w:t>
       </w:r>
     </w:p>
     <w:p>
@@ -1261,221 +1423,467 @@
           <w:szCs w:val="24"/>
         </w:rPr>
         <w:lastRenderedPageBreak/>
-        <w:t xml:space="preserve">  encodeurl: '^2.0.0',</w:t>
-      </w:r>
-    </w:p>
-    <w:p>
-      <w:pPr>
-        <w:ind w:left="720"/>
-        <w:rPr>
-          <w:rFonts w:ascii="Arial" w:hAnsi="Arial" w:cs="Arial"/>
-          <w:szCs w:val="24"/>
-        </w:rPr>
-      </w:pPr>
-      <w:r>
-        <w:rPr>
-          <w:rFonts w:ascii="Arial" w:hAnsi="Arial" w:cs="Arial"/>
-          <w:szCs w:val="24"/>
-        </w:rPr>
-        <w:t xml:space="preserve">  'mime-types': '^3.0.0',</w:t>
-      </w:r>
-    </w:p>
-    <w:p>
-      <w:pPr>
-        <w:ind w:left="720"/>
-        <w:rPr>
-          <w:rFonts w:ascii="Arial" w:hAnsi="Arial" w:cs="Arial"/>
-          <w:szCs w:val="24"/>
-        </w:rPr>
-      </w:pPr>
-      <w:r>
-        <w:rPr>
-          <w:rFonts w:ascii="Arial" w:hAnsi="Arial" w:cs="Arial"/>
-          <w:szCs w:val="24"/>
-        </w:rPr>
-        <w:t xml:space="preserve">  'proxy-addr': '^2.0.8',</w:t>
-      </w:r>
-    </w:p>
-    <w:p>
-      <w:pPr>
-        <w:ind w:left="720"/>
-        <w:rPr>
-          <w:rFonts w:ascii="Arial" w:hAnsi="Arial" w:cs="Arial"/>
-          <w:b/>
-          <w:bCs/>
-          <w:color w:val="EE0000"/>
-          <w:szCs w:val="24"/>
-        </w:rPr>
-      </w:pPr>
-      <w:r>
-        <w:rPr>
-          <w:rFonts w:ascii="Arial" w:hAnsi="Arial" w:cs="Arial"/>
-          <w:b/>
-          <w:bCs/>
-          <w:color w:val="EE0000"/>
-          <w:szCs w:val="24"/>
-        </w:rPr>
-        <w:t xml:space="preserve">  'body-parser': '^2.3.0',</w:t>
-      </w:r>
-    </w:p>
-    <w:p>
-      <w:pPr>
-        <w:ind w:left="720"/>
-        <w:rPr>
-          <w:rFonts w:ascii="Arial" w:hAnsi="Arial" w:cs="Arial"/>
-          <w:szCs w:val="24"/>
-        </w:rPr>
-      </w:pPr>
-      <w:r>
-        <w:rPr>
-          <w:rFonts w:ascii="Arial" w:hAnsi="Arial" w:cs="Arial"/>
-          <w:szCs w:val="24"/>
-        </w:rPr>
-        <w:t xml:space="preserve">  'escape-html': '^1.0.3',</w:t>
-      </w:r>
-    </w:p>
-    <w:p>
-      <w:pPr>
-        <w:ind w:left="720"/>
-        <w:rPr>
-          <w:rFonts w:ascii="Arial" w:hAnsi="Arial" w:cs="Arial"/>
-          <w:szCs w:val="24"/>
-        </w:rPr>
-      </w:pPr>
-      <w:r>
-        <w:rPr>
-          <w:rFonts w:ascii="Arial" w:hAnsi="Arial" w:cs="Arial"/>
-          <w:szCs w:val="24"/>
-        </w:rPr>
-        <w:t xml:space="preserve">  'http-errors': '^2.0.0',</w:t>
-      </w:r>
-    </w:p>
-    <w:p>
-      <w:pPr>
-        <w:ind w:left="720"/>
-        <w:rPr>
-          <w:rFonts w:ascii="Arial" w:hAnsi="Arial" w:cs="Arial"/>
-          <w:szCs w:val="24"/>
-        </w:rPr>
-      </w:pPr>
-      <w:r>
-        <w:rPr>
-          <w:rFonts w:ascii="Arial" w:hAnsi="Arial" w:cs="Arial"/>
-          <w:szCs w:val="24"/>
-        </w:rPr>
-        <w:t xml:space="preserve">  'on-finished': '^2.4.1',</w:t>
-      </w:r>
-    </w:p>
-    <w:p>
-      <w:pPr>
-        <w:ind w:left="720"/>
-        <w:rPr>
-          <w:rFonts w:ascii="Arial" w:hAnsi="Arial" w:cs="Arial"/>
-          <w:szCs w:val="24"/>
-        </w:rPr>
-      </w:pPr>
-      <w:r>
-        <w:rPr>
-          <w:rFonts w:ascii="Arial" w:hAnsi="Arial" w:cs="Arial"/>
-          <w:szCs w:val="24"/>
-        </w:rPr>
-        <w:t xml:space="preserve">  'content-type': '^2.0.0',</w:t>
-      </w:r>
-    </w:p>
-    <w:p>
-      <w:pPr>
-        <w:ind w:left="720"/>
-        <w:rPr>
-          <w:rFonts w:ascii="Arial" w:hAnsi="Arial" w:cs="Arial"/>
-          <w:szCs w:val="24"/>
-        </w:rPr>
-      </w:pPr>
-      <w:r>
-        <w:rPr>
-          <w:rFonts w:ascii="Arial" w:hAnsi="Arial" w:cs="Arial"/>
-          <w:szCs w:val="24"/>
-        </w:rPr>
-        <w:t xml:space="preserve">  finalhandler: '^2.1.0',</w:t>
-      </w:r>
-    </w:p>
-    <w:p>
-      <w:pPr>
-        <w:ind w:left="720"/>
-        <w:rPr>
-          <w:rFonts w:ascii="Arial" w:hAnsi="Arial" w:cs="Arial"/>
-          <w:szCs w:val="24"/>
-        </w:rPr>
-      </w:pPr>
-      <w:r>
-        <w:rPr>
-          <w:rFonts w:ascii="Arial" w:hAnsi="Arial" w:cs="Arial"/>
-          <w:szCs w:val="24"/>
-        </w:rPr>
-        <w:t xml:space="preserve">  'range-parser': '^1.2.1',</w:t>
-      </w:r>
-    </w:p>
-    <w:p>
-      <w:pPr>
-        <w:ind w:left="720"/>
-        <w:rPr>
-          <w:rFonts w:ascii="Arial" w:hAnsi="Arial" w:cs="Arial"/>
-          <w:szCs w:val="24"/>
-        </w:rPr>
-      </w:pPr>
-      <w:r>
-        <w:rPr>
-          <w:rFonts w:ascii="Arial" w:hAnsi="Arial" w:cs="Arial"/>
-          <w:szCs w:val="24"/>
-        </w:rPr>
-        <w:t xml:space="preserve">  'serve-static': '^2.2.0',</w:t>
-      </w:r>
-    </w:p>
-    <w:p>
-      <w:pPr>
-        <w:ind w:left="720"/>
-        <w:rPr>
-          <w:rFonts w:ascii="Arial" w:hAnsi="Arial" w:cs="Arial"/>
-          <w:szCs w:val="24"/>
-        </w:rPr>
-      </w:pPr>
-      <w:r>
-        <w:rPr>
-          <w:rFonts w:ascii="Arial" w:hAnsi="Arial" w:cs="Arial"/>
-          <w:szCs w:val="24"/>
-        </w:rPr>
-        <w:t xml:space="preserve">  'cookie-signature': '^1.2.1',</w:t>
-      </w:r>
-    </w:p>
-    <w:p>
-      <w:pPr>
-        <w:ind w:left="720"/>
-        <w:rPr>
-          <w:rFonts w:ascii="Arial" w:hAnsi="Arial" w:cs="Arial"/>
-          <w:szCs w:val="24"/>
-        </w:rPr>
-      </w:pPr>
-      <w:r>
-        <w:rPr>
-          <w:rFonts w:ascii="Arial" w:hAnsi="Arial" w:cs="Arial"/>
-          <w:szCs w:val="24"/>
-        </w:rPr>
-        <w:t xml:space="preserve">  'merge-descriptors': '^2.0.0',</w:t>
-      </w:r>
-    </w:p>
-    <w:p>
-      <w:pPr>
-        <w:ind w:left="720"/>
-        <w:rPr>
-          <w:rFonts w:ascii="Arial" w:hAnsi="Arial" w:cs="Arial"/>
-          <w:szCs w:val="24"/>
-        </w:rPr>
-      </w:pPr>
-      <w:r>
-        <w:rPr>
-          <w:rFonts w:ascii="Arial" w:hAnsi="Arial" w:cs="Arial"/>
-          <w:szCs w:val="24"/>
-        </w:rPr>
-        <w:t xml:space="preserve">  'content-disposition': '^2.0.1'</w:t>
+        <w:t xml:space="preserve">  </w:t>
+      </w:r>
+      <w:proofErr w:type="spellStart"/>
+      <w:r>
+        <w:rPr>
+          <w:rFonts w:ascii="Arial" w:hAnsi="Arial" w:cs="Arial"/>
+          <w:szCs w:val="24"/>
+        </w:rPr>
+        <w:t>encodeurl</w:t>
+      </w:r>
+      <w:proofErr w:type="spellEnd"/>
+      <w:r>
+        <w:rPr>
+          <w:rFonts w:ascii="Arial" w:hAnsi="Arial" w:cs="Arial"/>
+          <w:szCs w:val="24"/>
+        </w:rPr>
+        <w:t>: '^2.0.0',</w:t>
+      </w:r>
+    </w:p>
+    <w:p>
+      <w:pPr>
+        <w:ind w:left="720"/>
+        <w:rPr>
+          <w:rFonts w:ascii="Arial" w:hAnsi="Arial" w:cs="Arial"/>
+          <w:szCs w:val="24"/>
+        </w:rPr>
+      </w:pPr>
+      <w:r>
+        <w:rPr>
+          <w:rFonts w:ascii="Arial" w:hAnsi="Arial" w:cs="Arial"/>
+          <w:szCs w:val="24"/>
+        </w:rPr>
+        <w:t xml:space="preserve">  '</w:t>
+      </w:r>
+      <w:proofErr w:type="gramStart"/>
+      <w:r>
+        <w:rPr>
+          <w:rFonts w:ascii="Arial" w:hAnsi="Arial" w:cs="Arial"/>
+          <w:szCs w:val="24"/>
+        </w:rPr>
+        <w:t>mime</w:t>
+      </w:r>
+      <w:proofErr w:type="gramEnd"/>
+      <w:r>
+        <w:rPr>
+          <w:rFonts w:ascii="Arial" w:hAnsi="Arial" w:cs="Arial"/>
+          <w:szCs w:val="24"/>
+        </w:rPr>
+        <w:t>-types': '^3.0.0',</w:t>
+      </w:r>
+    </w:p>
+    <w:p>
+      <w:pPr>
+        <w:ind w:left="720"/>
+        <w:rPr>
+          <w:rFonts w:ascii="Arial" w:hAnsi="Arial" w:cs="Arial"/>
+          <w:szCs w:val="24"/>
+        </w:rPr>
+      </w:pPr>
+      <w:r>
+        <w:rPr>
+          <w:rFonts w:ascii="Arial" w:hAnsi="Arial" w:cs="Arial"/>
+          <w:szCs w:val="24"/>
+        </w:rPr>
+        <w:t xml:space="preserve">  '</w:t>
+      </w:r>
+      <w:proofErr w:type="gramStart"/>
+      <w:r>
+        <w:rPr>
+          <w:rFonts w:ascii="Arial" w:hAnsi="Arial" w:cs="Arial"/>
+          <w:szCs w:val="24"/>
+        </w:rPr>
+        <w:t>proxy</w:t>
+      </w:r>
+      <w:proofErr w:type="gramEnd"/>
+      <w:r>
+        <w:rPr>
+          <w:rFonts w:ascii="Arial" w:hAnsi="Arial" w:cs="Arial"/>
+          <w:szCs w:val="24"/>
+        </w:rPr>
+        <w:t>-</w:t>
+      </w:r>
+      <w:proofErr w:type="spellStart"/>
+      <w:r>
+        <w:rPr>
+          <w:rFonts w:ascii="Arial" w:hAnsi="Arial" w:cs="Arial"/>
+          <w:szCs w:val="24"/>
+        </w:rPr>
+        <w:t>addr</w:t>
+      </w:r>
+      <w:proofErr w:type="spellEnd"/>
+      <w:r>
+        <w:rPr>
+          <w:rFonts w:ascii="Arial" w:hAnsi="Arial" w:cs="Arial"/>
+          <w:szCs w:val="24"/>
+        </w:rPr>
+        <w:t>': '^2.0.8',</w:t>
+      </w:r>
+    </w:p>
+    <w:p>
+      <w:pPr>
+        <w:ind w:left="720"/>
+        <w:rPr>
+          <w:rFonts w:ascii="Arial" w:hAnsi="Arial" w:cs="Arial"/>
+          <w:b/>
+          <w:bCs/>
+          <w:color w:val="EE0000"/>
+          <w:szCs w:val="24"/>
+        </w:rPr>
+      </w:pPr>
+      <w:r>
+        <w:rPr>
+          <w:rFonts w:ascii="Arial" w:hAnsi="Arial" w:cs="Arial"/>
+          <w:b/>
+          <w:bCs/>
+          <w:color w:val="EE0000"/>
+          <w:szCs w:val="24"/>
+        </w:rPr>
+        <w:t xml:space="preserve">  '</w:t>
+      </w:r>
+      <w:proofErr w:type="gramStart"/>
+      <w:r>
+        <w:rPr>
+          <w:rFonts w:ascii="Arial" w:hAnsi="Arial" w:cs="Arial"/>
+          <w:b/>
+          <w:bCs/>
+          <w:color w:val="EE0000"/>
+          <w:szCs w:val="24"/>
+        </w:rPr>
+        <w:t>body</w:t>
+      </w:r>
+      <w:proofErr w:type="gramEnd"/>
+      <w:r>
+        <w:rPr>
+          <w:rFonts w:ascii="Arial" w:hAnsi="Arial" w:cs="Arial"/>
+          <w:b/>
+          <w:bCs/>
+          <w:color w:val="EE0000"/>
+          <w:szCs w:val="24"/>
+        </w:rPr>
+        <w:t>-parser': '^2.3.0',</w:t>
+      </w:r>
+    </w:p>
+    <w:p>
+      <w:pPr>
+        <w:ind w:left="720"/>
+        <w:rPr>
+          <w:rFonts w:ascii="Arial" w:hAnsi="Arial" w:cs="Arial"/>
+          <w:szCs w:val="24"/>
+        </w:rPr>
+      </w:pPr>
+      <w:r>
+        <w:rPr>
+          <w:rFonts w:ascii="Arial" w:hAnsi="Arial" w:cs="Arial"/>
+          <w:szCs w:val="24"/>
+        </w:rPr>
+        <w:t xml:space="preserve">  '</w:t>
+      </w:r>
+      <w:proofErr w:type="gramStart"/>
+      <w:r>
+        <w:rPr>
+          <w:rFonts w:ascii="Arial" w:hAnsi="Arial" w:cs="Arial"/>
+          <w:szCs w:val="24"/>
+        </w:rPr>
+        <w:t>escape</w:t>
+      </w:r>
+      <w:proofErr w:type="gramEnd"/>
+      <w:r>
+        <w:rPr>
+          <w:rFonts w:ascii="Arial" w:hAnsi="Arial" w:cs="Arial"/>
+          <w:szCs w:val="24"/>
+        </w:rPr>
+        <w:t>-html': '^1.0.3',</w:t>
+      </w:r>
+    </w:p>
+    <w:p>
+      <w:pPr>
+        <w:ind w:left="720"/>
+        <w:rPr>
+          <w:rFonts w:ascii="Arial" w:hAnsi="Arial" w:cs="Arial"/>
+          <w:szCs w:val="24"/>
+        </w:rPr>
+      </w:pPr>
+      <w:r>
+        <w:rPr>
+          <w:rFonts w:ascii="Arial" w:hAnsi="Arial" w:cs="Arial"/>
+          <w:szCs w:val="24"/>
+        </w:rPr>
+        <w:t xml:space="preserve">  '</w:t>
+      </w:r>
+      <w:proofErr w:type="gramStart"/>
+      <w:r>
+        <w:rPr>
+          <w:rFonts w:ascii="Arial" w:hAnsi="Arial" w:cs="Arial"/>
+          <w:szCs w:val="24"/>
+        </w:rPr>
+        <w:t>http</w:t>
+      </w:r>
+      <w:proofErr w:type="gramEnd"/>
+      <w:r>
+        <w:rPr>
+          <w:rFonts w:ascii="Arial" w:hAnsi="Arial" w:cs="Arial"/>
+          <w:szCs w:val="24"/>
+        </w:rPr>
+        <w:t>-errors': '^2.0.0',</w:t>
+      </w:r>
+    </w:p>
+    <w:p>
+      <w:pPr>
+        <w:ind w:left="720"/>
+        <w:rPr>
+          <w:rFonts w:ascii="Arial" w:hAnsi="Arial" w:cs="Arial"/>
+          <w:szCs w:val="24"/>
+        </w:rPr>
+      </w:pPr>
+      <w:r>
+        <w:rPr>
+          <w:rFonts w:ascii="Arial" w:hAnsi="Arial" w:cs="Arial"/>
+          <w:szCs w:val="24"/>
+        </w:rPr>
+        <w:t xml:space="preserve">  '</w:t>
+      </w:r>
+      <w:proofErr w:type="gramStart"/>
+      <w:r>
+        <w:rPr>
+          <w:rFonts w:ascii="Arial" w:hAnsi="Arial" w:cs="Arial"/>
+          <w:szCs w:val="24"/>
+        </w:rPr>
+        <w:t>on</w:t>
+      </w:r>
+      <w:proofErr w:type="gramEnd"/>
+      <w:r>
+        <w:rPr>
+          <w:rFonts w:ascii="Arial" w:hAnsi="Arial" w:cs="Arial"/>
+          <w:szCs w:val="24"/>
+        </w:rPr>
+        <w:t>-finished': '^2.4.1',</w:t>
+      </w:r>
+    </w:p>
+    <w:p>
+      <w:pPr>
+        <w:ind w:left="720"/>
+        <w:rPr>
+          <w:rFonts w:ascii="Arial" w:hAnsi="Arial" w:cs="Arial"/>
+          <w:szCs w:val="24"/>
+        </w:rPr>
+      </w:pPr>
+      <w:r>
+        <w:rPr>
+          <w:rFonts w:ascii="Arial" w:hAnsi="Arial" w:cs="Arial"/>
+          <w:szCs w:val="24"/>
+        </w:rPr>
+        <w:t xml:space="preserve">  '</w:t>
+      </w:r>
+      <w:proofErr w:type="gramStart"/>
+      <w:r>
+        <w:rPr>
+          <w:rFonts w:ascii="Arial" w:hAnsi="Arial" w:cs="Arial"/>
+          <w:szCs w:val="24"/>
+        </w:rPr>
+        <w:t>content</w:t>
+      </w:r>
+      <w:proofErr w:type="gramEnd"/>
+      <w:r>
+        <w:rPr>
+          <w:rFonts w:ascii="Arial" w:hAnsi="Arial" w:cs="Arial"/>
+          <w:szCs w:val="24"/>
+        </w:rPr>
+        <w:t>-type': '^2.0.0',</w:t>
+      </w:r>
+    </w:p>
+    <w:p>
+      <w:pPr>
+        <w:ind w:left="720"/>
+        <w:rPr>
+          <w:rFonts w:ascii="Arial" w:hAnsi="Arial" w:cs="Arial"/>
+          <w:szCs w:val="24"/>
+        </w:rPr>
+      </w:pPr>
+      <w:r>
+        <w:rPr>
+          <w:rFonts w:ascii="Arial" w:hAnsi="Arial" w:cs="Arial"/>
+          <w:szCs w:val="24"/>
+        </w:rPr>
+        <w:t xml:space="preserve">  </w:t>
+      </w:r>
+      <w:proofErr w:type="spellStart"/>
+      <w:r>
+        <w:rPr>
+          <w:rFonts w:ascii="Arial" w:hAnsi="Arial" w:cs="Arial"/>
+          <w:szCs w:val="24"/>
+        </w:rPr>
+        <w:t>finalhandler</w:t>
+      </w:r>
+      <w:proofErr w:type="spellEnd"/>
+      <w:r>
+        <w:rPr>
+          <w:rFonts w:ascii="Arial" w:hAnsi="Arial" w:cs="Arial"/>
+          <w:szCs w:val="24"/>
+        </w:rPr>
+        <w:t>: '^2.1.0',</w:t>
+      </w:r>
+    </w:p>
+    <w:p>
+      <w:pPr>
+        <w:ind w:left="720"/>
+        <w:rPr>
+          <w:rFonts w:ascii="Arial" w:hAnsi="Arial" w:cs="Arial"/>
+          <w:szCs w:val="24"/>
+        </w:rPr>
+      </w:pPr>
+      <w:r>
+        <w:rPr>
+          <w:rFonts w:ascii="Arial" w:hAnsi="Arial" w:cs="Arial"/>
+          <w:szCs w:val="24"/>
+        </w:rPr>
+        <w:t xml:space="preserve">  '</w:t>
+      </w:r>
+      <w:proofErr w:type="gramStart"/>
+      <w:r>
+        <w:rPr>
+          <w:rFonts w:ascii="Arial" w:hAnsi="Arial" w:cs="Arial"/>
+          <w:szCs w:val="24"/>
+        </w:rPr>
+        <w:t>range</w:t>
+      </w:r>
+      <w:proofErr w:type="gramEnd"/>
+      <w:r>
+        <w:rPr>
+          <w:rFonts w:ascii="Arial" w:hAnsi="Arial" w:cs="Arial"/>
+          <w:szCs w:val="24"/>
+        </w:rPr>
+        <w:t>-parser': '^1.2.1',</w:t>
+      </w:r>
+    </w:p>
+    <w:p>
+      <w:pPr>
+        <w:ind w:left="720"/>
+        <w:rPr>
+          <w:rFonts w:ascii="Arial" w:hAnsi="Arial" w:cs="Arial"/>
+          <w:szCs w:val="24"/>
+        </w:rPr>
+      </w:pPr>
+      <w:r>
+        <w:rPr>
+          <w:rFonts w:ascii="Arial" w:hAnsi="Arial" w:cs="Arial"/>
+          <w:szCs w:val="24"/>
+        </w:rPr>
+        <w:t xml:space="preserve">  '</w:t>
+      </w:r>
+      <w:proofErr w:type="gramStart"/>
+      <w:r>
+        <w:rPr>
+          <w:rFonts w:ascii="Arial" w:hAnsi="Arial" w:cs="Arial"/>
+          <w:szCs w:val="24"/>
+        </w:rPr>
+        <w:t>serve</w:t>
+      </w:r>
+      <w:proofErr w:type="gramEnd"/>
+      <w:r>
+        <w:rPr>
+          <w:rFonts w:ascii="Arial" w:hAnsi="Arial" w:cs="Arial"/>
+          <w:szCs w:val="24"/>
+        </w:rPr>
+        <w:t>-static': '^2.2.0',</w:t>
+      </w:r>
+    </w:p>
+    <w:p>
+      <w:pPr>
+        <w:ind w:left="720"/>
+        <w:rPr>
+          <w:rFonts w:ascii="Arial" w:hAnsi="Arial" w:cs="Arial"/>
+          <w:szCs w:val="24"/>
+        </w:rPr>
+      </w:pPr>
+      <w:r>
+        <w:rPr>
+          <w:rFonts w:ascii="Arial" w:hAnsi="Arial" w:cs="Arial"/>
+          <w:szCs w:val="24"/>
+        </w:rPr>
+        <w:t xml:space="preserve">  '</w:t>
+      </w:r>
+      <w:proofErr w:type="gramStart"/>
+      <w:r>
+        <w:rPr>
+          <w:rFonts w:ascii="Arial" w:hAnsi="Arial" w:cs="Arial"/>
+          <w:szCs w:val="24"/>
+        </w:rPr>
+        <w:t>cookie</w:t>
+      </w:r>
+      <w:proofErr w:type="gramEnd"/>
+      <w:r>
+        <w:rPr>
+          <w:rFonts w:ascii="Arial" w:hAnsi="Arial" w:cs="Arial"/>
+          <w:szCs w:val="24"/>
+        </w:rPr>
+        <w:t>-signature': '^1.2.1',</w:t>
+      </w:r>
+    </w:p>
+    <w:p>
+      <w:pPr>
+        <w:ind w:left="720"/>
+        <w:rPr>
+          <w:rFonts w:ascii="Arial" w:hAnsi="Arial" w:cs="Arial"/>
+          <w:szCs w:val="24"/>
+        </w:rPr>
+      </w:pPr>
+      <w:r>
+        <w:rPr>
+          <w:rFonts w:ascii="Arial" w:hAnsi="Arial" w:cs="Arial"/>
+          <w:szCs w:val="24"/>
+        </w:rPr>
+        <w:t xml:space="preserve">  '</w:t>
+      </w:r>
+      <w:proofErr w:type="gramStart"/>
+      <w:r>
+        <w:rPr>
+          <w:rFonts w:ascii="Arial" w:hAnsi="Arial" w:cs="Arial"/>
+          <w:szCs w:val="24"/>
+        </w:rPr>
+        <w:t>merge</w:t>
+      </w:r>
+      <w:proofErr w:type="gramEnd"/>
+      <w:r>
+        <w:rPr>
+          <w:rFonts w:ascii="Arial" w:hAnsi="Arial" w:cs="Arial"/>
+          <w:szCs w:val="24"/>
+        </w:rPr>
+        <w:t>-descriptors': '^2.0.0',</w:t>
+      </w:r>
+    </w:p>
+    <w:p>
+      <w:pPr>
+        <w:ind w:left="720"/>
+        <w:rPr>
+          <w:rFonts w:ascii="Arial" w:hAnsi="Arial" w:cs="Arial"/>
+          <w:szCs w:val="24"/>
+        </w:rPr>
+      </w:pPr>
+      <w:r>
+        <w:rPr>
+          <w:rFonts w:ascii="Arial" w:hAnsi="Arial" w:cs="Arial"/>
+          <w:szCs w:val="24"/>
+        </w:rPr>
+        <w:t xml:space="preserve">  '</w:t>
+      </w:r>
+      <w:proofErr w:type="gramStart"/>
+      <w:r>
+        <w:rPr>
+          <w:rFonts w:ascii="Arial" w:hAnsi="Arial" w:cs="Arial"/>
+          <w:szCs w:val="24"/>
+        </w:rPr>
+        <w:t>content</w:t>
+      </w:r>
+      <w:proofErr w:type="gramEnd"/>
+      <w:r>
+        <w:rPr>
+          <w:rFonts w:ascii="Arial" w:hAnsi="Arial" w:cs="Arial"/>
+          <w:szCs w:val="24"/>
+        </w:rPr>
+        <w:t>-disposition': '^2.0.1'</w:t>
       </w:r>
     </w:p>
     <w:p>
@@ -1517,8 +1925,25 @@
           <w:rFonts w:ascii="Arial" w:hAnsi="Arial" w:cs="Arial"/>
           <w:szCs w:val="24"/>
         </w:rPr>
-        <w:t xml:space="preserve">The dependencies listed above can be also viewed at the package.json file for the express package. Just go to the </w:t>
-      </w:r>
+        <w:t xml:space="preserve">The dependencies listed above can be also viewed at the </w:t>
+      </w:r>
+      <w:proofErr w:type="spellStart"/>
+      <w:r>
+        <w:rPr>
+          <w:rFonts w:ascii="Arial" w:hAnsi="Arial" w:cs="Arial"/>
+          <w:szCs w:val="24"/>
+        </w:rPr>
+        <w:t>package.json</w:t>
+      </w:r>
+      <w:proofErr w:type="spellEnd"/>
+      <w:r>
+        <w:rPr>
+          <w:rFonts w:ascii="Arial" w:hAnsi="Arial" w:cs="Arial"/>
+          <w:szCs w:val="24"/>
+        </w:rPr>
+        <w:t xml:space="preserve"> file for the express package. Just go to the </w:t>
+      </w:r>
+      <w:proofErr w:type="spellStart"/>
       <w:r>
         <w:rPr>
           <w:rFonts w:ascii="Arial" w:hAnsi="Arial" w:cs="Arial"/>
@@ -1528,12 +1953,29 @@
         </w:rPr>
         <w:t>node_modules</w:t>
       </w:r>
-      <w:r>
-        <w:rPr>
-          <w:rFonts w:ascii="Arial" w:hAnsi="Arial" w:cs="Arial"/>
-          <w:szCs w:val="24"/>
-        </w:rPr>
-        <w:t xml:space="preserve"> folder and find the express folder, inside the express folder you will find the package.json file, the file also listed all the dependencies for the express package.</w:t>
+      <w:proofErr w:type="spellEnd"/>
+      <w:r>
+        <w:rPr>
+          <w:rFonts w:ascii="Arial" w:hAnsi="Arial" w:cs="Arial"/>
+          <w:szCs w:val="24"/>
+        </w:rPr>
+        <w:t xml:space="preserve"> folder and find the express folder, inside the express folder you will find the </w:t>
+      </w:r>
+      <w:proofErr w:type="spellStart"/>
+      <w:r>
+        <w:rPr>
+          <w:rFonts w:ascii="Arial" w:hAnsi="Arial" w:cs="Arial"/>
+          <w:szCs w:val="24"/>
+        </w:rPr>
+        <w:t>package.json</w:t>
+      </w:r>
+      <w:proofErr w:type="spellEnd"/>
+      <w:r>
+        <w:rPr>
+          <w:rFonts w:ascii="Arial" w:hAnsi="Arial" w:cs="Arial"/>
+          <w:szCs w:val="24"/>
+        </w:rPr>
+        <w:t xml:space="preserve"> file, the file also listed all the dependencies for the express package.</w:t>
       </w:r>
     </w:p>
     <w:p>
@@ -1650,11 +2092,19 @@
           <w:rFonts w:ascii="Arial" w:hAnsi="Arial" w:cs="Arial"/>
         </w:rPr>
       </w:pPr>
-      <w:r>
-        <w:rPr>
-          <w:rFonts w:ascii="Arial" w:hAnsi="Arial" w:cs="Arial"/>
-        </w:rPr>
-        <w:t>npm view express</w:t>
+      <w:proofErr w:type="spellStart"/>
+      <w:r>
+        <w:rPr>
+          <w:rFonts w:ascii="Arial" w:hAnsi="Arial" w:cs="Arial"/>
+        </w:rPr>
+        <w:t>npm</w:t>
+      </w:r>
+      <w:proofErr w:type="spellEnd"/>
+      <w:r>
+        <w:rPr>
+          <w:rFonts w:ascii="Arial" w:hAnsi="Arial" w:cs="Arial"/>
+        </w:rPr>
+        <w:t xml:space="preserve"> view express</w:t>
       </w:r>
       <w:r>
         <w:rPr>
@@ -1719,37 +2169,79 @@
         <w:rPr>
           <w:rFonts w:ascii="Arial" w:hAnsi="Arial" w:cs="Arial"/>
         </w:rPr>
-        <w:t xml:space="preserve">  qs: '6.13.0',</w:t>
-      </w:r>
-    </w:p>
-    <w:p>
-      <w:pPr>
-        <w:ind w:left="720"/>
-        <w:jc w:val="both"/>
-        <w:rPr>
-          <w:rFonts w:ascii="Arial" w:hAnsi="Arial" w:cs="Arial"/>
-        </w:rPr>
-      </w:pPr>
-      <w:r>
-        <w:rPr>
-          <w:rFonts w:ascii="Arial" w:hAnsi="Arial" w:cs="Arial"/>
-        </w:rPr>
-        <w:t xml:space="preserve">  depd: '2.0.0',</w:t>
-      </w:r>
-    </w:p>
-    <w:p>
-      <w:pPr>
-        <w:ind w:left="720"/>
-        <w:jc w:val="both"/>
-        <w:rPr>
-          <w:rFonts w:ascii="Arial" w:hAnsi="Arial" w:cs="Arial"/>
-        </w:rPr>
-      </w:pPr>
-      <w:r>
-        <w:rPr>
-          <w:rFonts w:ascii="Arial" w:hAnsi="Arial" w:cs="Arial"/>
-        </w:rPr>
-        <w:t xml:space="preserve">  etag: '~1.8.1',</w:t>
+        <w:t xml:space="preserve">  </w:t>
+      </w:r>
+      <w:proofErr w:type="spellStart"/>
+      <w:r>
+        <w:rPr>
+          <w:rFonts w:ascii="Arial" w:hAnsi="Arial" w:cs="Arial"/>
+        </w:rPr>
+        <w:t>qs</w:t>
+      </w:r>
+      <w:proofErr w:type="spellEnd"/>
+      <w:r>
+        <w:rPr>
+          <w:rFonts w:ascii="Arial" w:hAnsi="Arial" w:cs="Arial"/>
+        </w:rPr>
+        <w:t>: '6.13.0',</w:t>
+      </w:r>
+    </w:p>
+    <w:p>
+      <w:pPr>
+        <w:ind w:left="720"/>
+        <w:jc w:val="both"/>
+        <w:rPr>
+          <w:rFonts w:ascii="Arial" w:hAnsi="Arial" w:cs="Arial"/>
+        </w:rPr>
+      </w:pPr>
+      <w:r>
+        <w:rPr>
+          <w:rFonts w:ascii="Arial" w:hAnsi="Arial" w:cs="Arial"/>
+        </w:rPr>
+        <w:t xml:space="preserve">  </w:t>
+      </w:r>
+      <w:proofErr w:type="spellStart"/>
+      <w:r>
+        <w:rPr>
+          <w:rFonts w:ascii="Arial" w:hAnsi="Arial" w:cs="Arial"/>
+        </w:rPr>
+        <w:t>depd</w:t>
+      </w:r>
+      <w:proofErr w:type="spellEnd"/>
+      <w:r>
+        <w:rPr>
+          <w:rFonts w:ascii="Arial" w:hAnsi="Arial" w:cs="Arial"/>
+        </w:rPr>
+        <w:t>: '2.0.0',</w:t>
+      </w:r>
+    </w:p>
+    <w:p>
+      <w:pPr>
+        <w:ind w:left="720"/>
+        <w:jc w:val="both"/>
+        <w:rPr>
+          <w:rFonts w:ascii="Arial" w:hAnsi="Arial" w:cs="Arial"/>
+        </w:rPr>
+      </w:pPr>
+      <w:r>
+        <w:rPr>
+          <w:rFonts w:ascii="Arial" w:hAnsi="Arial" w:cs="Arial"/>
+        </w:rPr>
+        <w:t xml:space="preserve">  </w:t>
+      </w:r>
+      <w:proofErr w:type="spellStart"/>
+      <w:r>
+        <w:rPr>
+          <w:rFonts w:ascii="Arial" w:hAnsi="Arial" w:cs="Arial"/>
+        </w:rPr>
+        <w:t>etag</w:t>
+      </w:r>
+      <w:proofErr w:type="spellEnd"/>
+      <w:r>
+        <w:rPr>
+          <w:rFonts w:ascii="Arial" w:hAnsi="Arial" w:cs="Arial"/>
+        </w:rPr>
+        <w:t>: '~1.8.1',</w:t>
       </w:r>
     </w:p>
     <w:p>
@@ -1899,22 +2391,50 @@
         <w:rPr>
           <w:rFonts w:ascii="Arial" w:hAnsi="Arial" w:cs="Arial"/>
         </w:rPr>
-        <w:t xml:space="preserve">  'type-is': '^2.0.0',</w:t>
-      </w:r>
-    </w:p>
-    <w:p>
-      <w:pPr>
-        <w:ind w:left="720"/>
-        <w:jc w:val="both"/>
-        <w:rPr>
-          <w:rFonts w:ascii="Arial" w:hAnsi="Arial" w:cs="Arial"/>
-        </w:rPr>
-      </w:pPr>
-      <w:r>
-        <w:rPr>
-          <w:rFonts w:ascii="Arial" w:hAnsi="Arial" w:cs="Arial"/>
-        </w:rPr>
-        <w:t xml:space="preserve">  parseurl: '~1.3.3',</w:t>
+        <w:t xml:space="preserve">  '</w:t>
+      </w:r>
+      <w:proofErr w:type="gramStart"/>
+      <w:r>
+        <w:rPr>
+          <w:rFonts w:ascii="Arial" w:hAnsi="Arial" w:cs="Arial"/>
+        </w:rPr>
+        <w:t>type</w:t>
+      </w:r>
+      <w:proofErr w:type="gramEnd"/>
+      <w:r>
+        <w:rPr>
+          <w:rFonts w:ascii="Arial" w:hAnsi="Arial" w:cs="Arial"/>
+        </w:rPr>
+        <w:t>-is': '^2.0.0',</w:t>
+      </w:r>
+    </w:p>
+    <w:p>
+      <w:pPr>
+        <w:ind w:left="720"/>
+        <w:jc w:val="both"/>
+        <w:rPr>
+          <w:rFonts w:ascii="Arial" w:hAnsi="Arial" w:cs="Arial"/>
+        </w:rPr>
+      </w:pPr>
+      <w:r>
+        <w:rPr>
+          <w:rFonts w:ascii="Arial" w:hAnsi="Arial" w:cs="Arial"/>
+        </w:rPr>
+        <w:t xml:space="preserve">  </w:t>
+      </w:r>
+      <w:proofErr w:type="spellStart"/>
+      <w:r>
+        <w:rPr>
+          <w:rFonts w:ascii="Arial" w:hAnsi="Arial" w:cs="Arial"/>
+        </w:rPr>
+        <w:t>parseurl</w:t>
+      </w:r>
+      <w:proofErr w:type="spellEnd"/>
+      <w:r>
+        <w:rPr>
+          <w:rFonts w:ascii="Arial" w:hAnsi="Arial" w:cs="Arial"/>
+        </w:rPr>
+        <w:t>: '~1.3.3',</w:t>
       </w:r>
     </w:p>
     <w:p>
@@ -1944,118 +2464,250 @@
         <w:rPr>
           <w:rFonts w:ascii="Arial" w:hAnsi="Arial" w:cs="Arial"/>
         </w:rPr>
-        <w:t xml:space="preserve">  encodeurl: '~2.0.0',</w:t>
-      </w:r>
-    </w:p>
-    <w:p>
-      <w:pPr>
-        <w:ind w:left="720"/>
-        <w:jc w:val="both"/>
-        <w:rPr>
-          <w:rFonts w:ascii="Arial" w:hAnsi="Arial" w:cs="Arial"/>
-        </w:rPr>
-      </w:pPr>
-      <w:r>
-        <w:rPr>
-          <w:rFonts w:ascii="Arial" w:hAnsi="Arial" w:cs="Arial"/>
-        </w:rPr>
-        <w:t xml:space="preserve">  'mime-types': '^3.0.0',</w:t>
-      </w:r>
-    </w:p>
-    <w:p>
-      <w:pPr>
-        <w:ind w:left="720"/>
-        <w:jc w:val="both"/>
-        <w:rPr>
-          <w:rFonts w:ascii="Arial" w:hAnsi="Arial" w:cs="Arial"/>
-        </w:rPr>
-      </w:pPr>
-      <w:r>
-        <w:rPr>
-          <w:rFonts w:ascii="Arial" w:hAnsi="Arial" w:cs="Arial"/>
-        </w:rPr>
-        <w:t xml:space="preserve">  'proxy-addr': '~2.0.7',</w:t>
-      </w:r>
-    </w:p>
-    <w:p>
-      <w:pPr>
-        <w:ind w:left="720"/>
-        <w:jc w:val="both"/>
-        <w:rPr>
-          <w:rFonts w:ascii="Arial" w:hAnsi="Arial" w:cs="Arial"/>
-          <w:b/>
-          <w:bCs/>
-          <w:color w:val="EE0000"/>
-        </w:rPr>
-      </w:pPr>
-      <w:r>
-        <w:rPr>
-          <w:rFonts w:ascii="Arial" w:hAnsi="Arial" w:cs="Arial"/>
-          <w:b/>
-          <w:bCs/>
-          <w:color w:val="EE0000"/>
-        </w:rPr>
-        <w:t xml:space="preserve">  'body-parser': '^2.0.1',</w:t>
-      </w:r>
-    </w:p>
-    <w:p>
-      <w:pPr>
-        <w:ind w:left="720"/>
-        <w:jc w:val="both"/>
-        <w:rPr>
-          <w:rFonts w:ascii="Arial" w:hAnsi="Arial" w:cs="Arial"/>
-        </w:rPr>
-      </w:pPr>
-      <w:r>
-        <w:rPr>
-          <w:rFonts w:ascii="Arial" w:hAnsi="Arial" w:cs="Arial"/>
-        </w:rPr>
-        <w:t xml:space="preserve">  'escape-html': '~1.0.3',</w:t>
-      </w:r>
-    </w:p>
-    <w:p>
-      <w:pPr>
-        <w:ind w:left="720"/>
-        <w:jc w:val="both"/>
-        <w:rPr>
-          <w:rFonts w:ascii="Arial" w:hAnsi="Arial" w:cs="Arial"/>
-        </w:rPr>
-      </w:pPr>
-      <w:r>
-        <w:rPr>
-          <w:rFonts w:ascii="Arial" w:hAnsi="Arial" w:cs="Arial"/>
-        </w:rPr>
-        <w:t xml:space="preserve">  'http-errors': '2.0.0',</w:t>
-      </w:r>
-    </w:p>
-    <w:p>
-      <w:pPr>
-        <w:ind w:left="720"/>
-        <w:jc w:val="both"/>
-        <w:rPr>
-          <w:rFonts w:ascii="Arial" w:hAnsi="Arial" w:cs="Arial"/>
-        </w:rPr>
-      </w:pPr>
-      <w:r>
-        <w:rPr>
-          <w:rFonts w:ascii="Arial" w:hAnsi="Arial" w:cs="Arial"/>
-        </w:rPr>
-        <w:t xml:space="preserve">  'on-finished': '2.4.1',</w:t>
-      </w:r>
-    </w:p>
-    <w:p>
-      <w:pPr>
-        <w:ind w:left="720"/>
-        <w:jc w:val="both"/>
-        <w:rPr>
-          <w:rFonts w:ascii="Arial" w:hAnsi="Arial" w:cs="Arial"/>
-        </w:rPr>
-      </w:pPr>
-      <w:r>
-        <w:rPr>
-          <w:rFonts w:ascii="Arial" w:hAnsi="Arial" w:cs="Arial"/>
-        </w:rPr>
-        <w:t xml:space="preserve">  'safe-buffer': '5.2.1',</w:t>
+        <w:t xml:space="preserve">  </w:t>
+      </w:r>
+      <w:proofErr w:type="spellStart"/>
+      <w:r>
+        <w:rPr>
+          <w:rFonts w:ascii="Arial" w:hAnsi="Arial" w:cs="Arial"/>
+        </w:rPr>
+        <w:t>encodeurl</w:t>
+      </w:r>
+      <w:proofErr w:type="spellEnd"/>
+      <w:r>
+        <w:rPr>
+          <w:rFonts w:ascii="Arial" w:hAnsi="Arial" w:cs="Arial"/>
+        </w:rPr>
+        <w:t>: '~2.0.0',</w:t>
+      </w:r>
+    </w:p>
+    <w:p>
+      <w:pPr>
+        <w:ind w:left="720"/>
+        <w:jc w:val="both"/>
+        <w:rPr>
+          <w:rFonts w:ascii="Arial" w:hAnsi="Arial" w:cs="Arial"/>
+        </w:rPr>
+      </w:pPr>
+      <w:r>
+        <w:rPr>
+          <w:rFonts w:ascii="Arial" w:hAnsi="Arial" w:cs="Arial"/>
+        </w:rPr>
+        <w:t xml:space="preserve">  '</w:t>
+      </w:r>
+      <w:proofErr w:type="gramStart"/>
+      <w:r>
+        <w:rPr>
+          <w:rFonts w:ascii="Arial" w:hAnsi="Arial" w:cs="Arial"/>
+        </w:rPr>
+        <w:t>mime</w:t>
+      </w:r>
+      <w:proofErr w:type="gramEnd"/>
+      <w:r>
+        <w:rPr>
+          <w:rFonts w:ascii="Arial" w:hAnsi="Arial" w:cs="Arial"/>
+        </w:rPr>
+        <w:t>-types': '^3.0.0',</w:t>
+      </w:r>
+    </w:p>
+    <w:p>
+      <w:pPr>
+        <w:ind w:left="720"/>
+        <w:jc w:val="both"/>
+        <w:rPr>
+          <w:rFonts w:ascii="Arial" w:hAnsi="Arial" w:cs="Arial"/>
+        </w:rPr>
+      </w:pPr>
+      <w:r>
+        <w:rPr>
+          <w:rFonts w:ascii="Arial" w:hAnsi="Arial" w:cs="Arial"/>
+        </w:rPr>
+        <w:t xml:space="preserve">  '</w:t>
+      </w:r>
+      <w:proofErr w:type="gramStart"/>
+      <w:r>
+        <w:rPr>
+          <w:rFonts w:ascii="Arial" w:hAnsi="Arial" w:cs="Arial"/>
+        </w:rPr>
+        <w:t>proxy</w:t>
+      </w:r>
+      <w:proofErr w:type="gramEnd"/>
+      <w:r>
+        <w:rPr>
+          <w:rFonts w:ascii="Arial" w:hAnsi="Arial" w:cs="Arial"/>
+        </w:rPr>
+        <w:t>-</w:t>
+      </w:r>
+      <w:proofErr w:type="spellStart"/>
+      <w:r>
+        <w:rPr>
+          <w:rFonts w:ascii="Arial" w:hAnsi="Arial" w:cs="Arial"/>
+        </w:rPr>
+        <w:t>addr</w:t>
+      </w:r>
+      <w:proofErr w:type="spellEnd"/>
+      <w:r>
+        <w:rPr>
+          <w:rFonts w:ascii="Arial" w:hAnsi="Arial" w:cs="Arial"/>
+        </w:rPr>
+        <w:t>': '~2.0.7',</w:t>
+      </w:r>
+    </w:p>
+    <w:p>
+      <w:pPr>
+        <w:ind w:left="720"/>
+        <w:jc w:val="both"/>
+        <w:rPr>
+          <w:rFonts w:ascii="Arial" w:hAnsi="Arial" w:cs="Arial"/>
+          <w:b/>
+          <w:bCs/>
+          <w:color w:val="EE0000"/>
+        </w:rPr>
+      </w:pPr>
+      <w:r>
+        <w:rPr>
+          <w:rFonts w:ascii="Arial" w:hAnsi="Arial" w:cs="Arial"/>
+          <w:b/>
+          <w:bCs/>
+          <w:color w:val="EE0000"/>
+        </w:rPr>
+        <w:t xml:space="preserve">  '</w:t>
+      </w:r>
+      <w:proofErr w:type="gramStart"/>
+      <w:r>
+        <w:rPr>
+          <w:rFonts w:ascii="Arial" w:hAnsi="Arial" w:cs="Arial"/>
+          <w:b/>
+          <w:bCs/>
+          <w:color w:val="EE0000"/>
+        </w:rPr>
+        <w:t>body</w:t>
+      </w:r>
+      <w:proofErr w:type="gramEnd"/>
+      <w:r>
+        <w:rPr>
+          <w:rFonts w:ascii="Arial" w:hAnsi="Arial" w:cs="Arial"/>
+          <w:b/>
+          <w:bCs/>
+          <w:color w:val="EE0000"/>
+        </w:rPr>
+        <w:t>-parser': '^2.0.1',</w:t>
+      </w:r>
+    </w:p>
+    <w:p>
+      <w:pPr>
+        <w:ind w:left="720"/>
+        <w:jc w:val="both"/>
+        <w:rPr>
+          <w:rFonts w:ascii="Arial" w:hAnsi="Arial" w:cs="Arial"/>
+        </w:rPr>
+      </w:pPr>
+      <w:r>
+        <w:rPr>
+          <w:rFonts w:ascii="Arial" w:hAnsi="Arial" w:cs="Arial"/>
+        </w:rPr>
+        <w:t xml:space="preserve">  '</w:t>
+      </w:r>
+      <w:proofErr w:type="gramStart"/>
+      <w:r>
+        <w:rPr>
+          <w:rFonts w:ascii="Arial" w:hAnsi="Arial" w:cs="Arial"/>
+        </w:rPr>
+        <w:t>escape</w:t>
+      </w:r>
+      <w:proofErr w:type="gramEnd"/>
+      <w:r>
+        <w:rPr>
+          <w:rFonts w:ascii="Arial" w:hAnsi="Arial" w:cs="Arial"/>
+        </w:rPr>
+        <w:t>-html': '~1.0.3',</w:t>
+      </w:r>
+    </w:p>
+    <w:p>
+      <w:pPr>
+        <w:ind w:left="720"/>
+        <w:jc w:val="both"/>
+        <w:rPr>
+          <w:rFonts w:ascii="Arial" w:hAnsi="Arial" w:cs="Arial"/>
+        </w:rPr>
+      </w:pPr>
+      <w:r>
+        <w:rPr>
+          <w:rFonts w:ascii="Arial" w:hAnsi="Arial" w:cs="Arial"/>
+        </w:rPr>
+        <w:t xml:space="preserve">  '</w:t>
+      </w:r>
+      <w:proofErr w:type="gramStart"/>
+      <w:r>
+        <w:rPr>
+          <w:rFonts w:ascii="Arial" w:hAnsi="Arial" w:cs="Arial"/>
+        </w:rPr>
+        <w:t>http</w:t>
+      </w:r>
+      <w:proofErr w:type="gramEnd"/>
+      <w:r>
+        <w:rPr>
+          <w:rFonts w:ascii="Arial" w:hAnsi="Arial" w:cs="Arial"/>
+        </w:rPr>
+        <w:t>-errors': '2.0.0',</w:t>
+      </w:r>
+    </w:p>
+    <w:p>
+      <w:pPr>
+        <w:ind w:left="720"/>
+        <w:jc w:val="both"/>
+        <w:rPr>
+          <w:rFonts w:ascii="Arial" w:hAnsi="Arial" w:cs="Arial"/>
+        </w:rPr>
+      </w:pPr>
+      <w:r>
+        <w:rPr>
+          <w:rFonts w:ascii="Arial" w:hAnsi="Arial" w:cs="Arial"/>
+        </w:rPr>
+        <w:t xml:space="preserve">  '</w:t>
+      </w:r>
+      <w:proofErr w:type="gramStart"/>
+      <w:r>
+        <w:rPr>
+          <w:rFonts w:ascii="Arial" w:hAnsi="Arial" w:cs="Arial"/>
+        </w:rPr>
+        <w:t>on</w:t>
+      </w:r>
+      <w:proofErr w:type="gramEnd"/>
+      <w:r>
+        <w:rPr>
+          <w:rFonts w:ascii="Arial" w:hAnsi="Arial" w:cs="Arial"/>
+        </w:rPr>
+        <w:t>-finished': '2.4.1',</w:t>
+      </w:r>
+    </w:p>
+    <w:p>
+      <w:pPr>
+        <w:ind w:left="720"/>
+        <w:jc w:val="both"/>
+        <w:rPr>
+          <w:rFonts w:ascii="Arial" w:hAnsi="Arial" w:cs="Arial"/>
+        </w:rPr>
+      </w:pPr>
+      <w:r>
+        <w:rPr>
+          <w:rFonts w:ascii="Arial" w:hAnsi="Arial" w:cs="Arial"/>
+        </w:rPr>
+        <w:t xml:space="preserve">  '</w:t>
+      </w:r>
+      <w:proofErr w:type="gramStart"/>
+      <w:r>
+        <w:rPr>
+          <w:rFonts w:ascii="Arial" w:hAnsi="Arial" w:cs="Arial"/>
+        </w:rPr>
+        <w:t>safe</w:t>
+      </w:r>
+      <w:proofErr w:type="gramEnd"/>
+      <w:r>
+        <w:rPr>
+          <w:rFonts w:ascii="Arial" w:hAnsi="Arial" w:cs="Arial"/>
+        </w:rPr>
+        <w:t>-buffer': '5.2.1',</w:t>
       </w:r>
     </w:p>
     <w:p>
@@ -2071,127 +2723,253 @@
           <w:rFonts w:ascii="Arial" w:hAnsi="Arial" w:cs="Arial"/>
         </w:rPr>
         <w:lastRenderedPageBreak/>
-        <w:t xml:space="preserve">  'utils-merge': '1.0.1',</w:t>
-      </w:r>
-    </w:p>
-    <w:p>
-      <w:pPr>
-        <w:ind w:left="720"/>
-        <w:jc w:val="both"/>
-        <w:rPr>
-          <w:rFonts w:ascii="Arial" w:hAnsi="Arial" w:cs="Arial"/>
-        </w:rPr>
-      </w:pPr>
-      <w:r>
-        <w:rPr>
-          <w:rFonts w:ascii="Arial" w:hAnsi="Arial" w:cs="Arial"/>
-        </w:rPr>
-        <w:t xml:space="preserve">  'content-type': '~1.0.4',</w:t>
-      </w:r>
-    </w:p>
-    <w:p>
-      <w:pPr>
-        <w:ind w:left="720"/>
-        <w:jc w:val="both"/>
-        <w:rPr>
-          <w:rFonts w:ascii="Arial" w:hAnsi="Arial" w:cs="Arial"/>
-        </w:rPr>
-      </w:pPr>
-      <w:r>
-        <w:rPr>
-          <w:rFonts w:ascii="Arial" w:hAnsi="Arial" w:cs="Arial"/>
-        </w:rPr>
-        <w:t xml:space="preserve">  finalhandler: '^2.0.0',</w:t>
-      </w:r>
-    </w:p>
-    <w:p>
-      <w:pPr>
-        <w:ind w:left="720"/>
-        <w:jc w:val="both"/>
-        <w:rPr>
-          <w:rFonts w:ascii="Arial" w:hAnsi="Arial" w:cs="Arial"/>
-        </w:rPr>
-      </w:pPr>
-      <w:r>
-        <w:rPr>
-          <w:rFonts w:ascii="Arial" w:hAnsi="Arial" w:cs="Arial"/>
-        </w:rPr>
-        <w:t xml:space="preserve">  'range-parser': '~1.2.1',</w:t>
-      </w:r>
-    </w:p>
-    <w:p>
-      <w:pPr>
-        <w:ind w:left="720"/>
-        <w:jc w:val="both"/>
-        <w:rPr>
-          <w:rFonts w:ascii="Arial" w:hAnsi="Arial" w:cs="Arial"/>
-        </w:rPr>
-      </w:pPr>
-      <w:r>
-        <w:rPr>
-          <w:rFonts w:ascii="Arial" w:hAnsi="Arial" w:cs="Arial"/>
-        </w:rPr>
-        <w:t xml:space="preserve">  'serve-static': '^2.1.0',</w:t>
-      </w:r>
-    </w:p>
-    <w:p>
-      <w:pPr>
-        <w:ind w:left="720"/>
-        <w:jc w:val="both"/>
-        <w:rPr>
-          <w:rFonts w:ascii="Arial" w:hAnsi="Arial" w:cs="Arial"/>
-        </w:rPr>
-      </w:pPr>
-      <w:r>
-        <w:rPr>
-          <w:rFonts w:ascii="Arial" w:hAnsi="Arial" w:cs="Arial"/>
-        </w:rPr>
-        <w:t xml:space="preserve">  setprototypeof: '1.2.0',</w:t>
-      </w:r>
-    </w:p>
-    <w:p>
-      <w:pPr>
-        <w:ind w:left="720"/>
-        <w:jc w:val="both"/>
-        <w:rPr>
-          <w:rFonts w:ascii="Arial" w:hAnsi="Arial" w:cs="Arial"/>
-        </w:rPr>
-      </w:pPr>
-      <w:r>
-        <w:rPr>
-          <w:rFonts w:ascii="Arial" w:hAnsi="Arial" w:cs="Arial"/>
-        </w:rPr>
-        <w:t xml:space="preserve">  'cookie-signature': '^1.2.1',</w:t>
-      </w:r>
-    </w:p>
-    <w:p>
-      <w:pPr>
-        <w:ind w:left="720"/>
-        <w:jc w:val="both"/>
-        <w:rPr>
-          <w:rFonts w:ascii="Arial" w:hAnsi="Arial" w:cs="Arial"/>
-        </w:rPr>
-      </w:pPr>
-      <w:r>
-        <w:rPr>
-          <w:rFonts w:ascii="Arial" w:hAnsi="Arial" w:cs="Arial"/>
-        </w:rPr>
-        <w:t xml:space="preserve">  'merge-descriptors': '^2.0.0',</w:t>
-      </w:r>
-    </w:p>
-    <w:p>
-      <w:pPr>
-        <w:ind w:left="720"/>
-        <w:jc w:val="both"/>
-        <w:rPr>
-          <w:rFonts w:ascii="Arial" w:hAnsi="Arial" w:cs="Arial"/>
-        </w:rPr>
-      </w:pPr>
-      <w:r>
-        <w:rPr>
-          <w:rFonts w:ascii="Arial" w:hAnsi="Arial" w:cs="Arial"/>
-        </w:rPr>
-        <w:t xml:space="preserve">  'content-disposition': '^1.0.0'</w:t>
+        <w:t xml:space="preserve">  '</w:t>
+      </w:r>
+      <w:proofErr w:type="gramStart"/>
+      <w:r>
+        <w:rPr>
+          <w:rFonts w:ascii="Arial" w:hAnsi="Arial" w:cs="Arial"/>
+        </w:rPr>
+        <w:t>utils</w:t>
+      </w:r>
+      <w:proofErr w:type="gramEnd"/>
+      <w:r>
+        <w:rPr>
+          <w:rFonts w:ascii="Arial" w:hAnsi="Arial" w:cs="Arial"/>
+        </w:rPr>
+        <w:t>-merge': '1.0.1',</w:t>
+      </w:r>
+    </w:p>
+    <w:p>
+      <w:pPr>
+        <w:ind w:left="720"/>
+        <w:jc w:val="both"/>
+        <w:rPr>
+          <w:rFonts w:ascii="Arial" w:hAnsi="Arial" w:cs="Arial"/>
+        </w:rPr>
+      </w:pPr>
+      <w:r>
+        <w:rPr>
+          <w:rFonts w:ascii="Arial" w:hAnsi="Arial" w:cs="Arial"/>
+        </w:rPr>
+        <w:t xml:space="preserve">  '</w:t>
+      </w:r>
+      <w:proofErr w:type="gramStart"/>
+      <w:r>
+        <w:rPr>
+          <w:rFonts w:ascii="Arial" w:hAnsi="Arial" w:cs="Arial"/>
+        </w:rPr>
+        <w:t>content</w:t>
+      </w:r>
+      <w:proofErr w:type="gramEnd"/>
+      <w:r>
+        <w:rPr>
+          <w:rFonts w:ascii="Arial" w:hAnsi="Arial" w:cs="Arial"/>
+        </w:rPr>
+        <w:t>-type': '~1.0.4',</w:t>
+      </w:r>
+    </w:p>
+    <w:p>
+      <w:pPr>
+        <w:ind w:left="720"/>
+        <w:jc w:val="both"/>
+        <w:rPr>
+          <w:rFonts w:ascii="Arial" w:hAnsi="Arial" w:cs="Arial"/>
+        </w:rPr>
+      </w:pPr>
+      <w:r>
+        <w:rPr>
+          <w:rFonts w:ascii="Arial" w:hAnsi="Arial" w:cs="Arial"/>
+        </w:rPr>
+        <w:t xml:space="preserve">  </w:t>
+      </w:r>
+      <w:proofErr w:type="spellStart"/>
+      <w:r>
+        <w:rPr>
+          <w:rFonts w:ascii="Arial" w:hAnsi="Arial" w:cs="Arial"/>
+        </w:rPr>
+        <w:t>finalhandler</w:t>
+      </w:r>
+      <w:proofErr w:type="spellEnd"/>
+      <w:r>
+        <w:rPr>
+          <w:rFonts w:ascii="Arial" w:hAnsi="Arial" w:cs="Arial"/>
+        </w:rPr>
+        <w:t>: '^2.0.0',</w:t>
+      </w:r>
+    </w:p>
+    <w:p>
+      <w:pPr>
+        <w:ind w:left="720"/>
+        <w:jc w:val="both"/>
+        <w:rPr>
+          <w:rFonts w:ascii="Arial" w:hAnsi="Arial" w:cs="Arial"/>
+        </w:rPr>
+      </w:pPr>
+      <w:r>
+        <w:rPr>
+          <w:rFonts w:ascii="Arial" w:hAnsi="Arial" w:cs="Arial"/>
+        </w:rPr>
+        <w:t xml:space="preserve">  '</w:t>
+      </w:r>
+      <w:proofErr w:type="gramStart"/>
+      <w:r>
+        <w:rPr>
+          <w:rFonts w:ascii="Arial" w:hAnsi="Arial" w:cs="Arial"/>
+        </w:rPr>
+        <w:t>range</w:t>
+      </w:r>
+      <w:proofErr w:type="gramEnd"/>
+      <w:r>
+        <w:rPr>
+          <w:rFonts w:ascii="Arial" w:hAnsi="Arial" w:cs="Arial"/>
+        </w:rPr>
+        <w:t>-parser': '~1.2.1',</w:t>
+      </w:r>
+    </w:p>
+    <w:p>
+      <w:pPr>
+        <w:ind w:left="720"/>
+        <w:jc w:val="both"/>
+        <w:rPr>
+          <w:rFonts w:ascii="Arial" w:hAnsi="Arial" w:cs="Arial"/>
+        </w:rPr>
+      </w:pPr>
+      <w:r>
+        <w:rPr>
+          <w:rFonts w:ascii="Arial" w:hAnsi="Arial" w:cs="Arial"/>
+        </w:rPr>
+        <w:t xml:space="preserve">  '</w:t>
+      </w:r>
+      <w:proofErr w:type="gramStart"/>
+      <w:r>
+        <w:rPr>
+          <w:rFonts w:ascii="Arial" w:hAnsi="Arial" w:cs="Arial"/>
+        </w:rPr>
+        <w:t>serve</w:t>
+      </w:r>
+      <w:proofErr w:type="gramEnd"/>
+      <w:r>
+        <w:rPr>
+          <w:rFonts w:ascii="Arial" w:hAnsi="Arial" w:cs="Arial"/>
+        </w:rPr>
+        <w:t>-static': '^2.1.0',</w:t>
+      </w:r>
+    </w:p>
+    <w:p>
+      <w:pPr>
+        <w:ind w:left="720"/>
+        <w:jc w:val="both"/>
+        <w:rPr>
+          <w:rFonts w:ascii="Arial" w:hAnsi="Arial" w:cs="Arial"/>
+        </w:rPr>
+      </w:pPr>
+      <w:r>
+        <w:rPr>
+          <w:rFonts w:ascii="Arial" w:hAnsi="Arial" w:cs="Arial"/>
+        </w:rPr>
+        <w:t xml:space="preserve">  </w:t>
+      </w:r>
+      <w:proofErr w:type="spellStart"/>
+      <w:r>
+        <w:rPr>
+          <w:rFonts w:ascii="Arial" w:hAnsi="Arial" w:cs="Arial"/>
+        </w:rPr>
+        <w:t>setprototypeof</w:t>
+      </w:r>
+      <w:proofErr w:type="spellEnd"/>
+      <w:r>
+        <w:rPr>
+          <w:rFonts w:ascii="Arial" w:hAnsi="Arial" w:cs="Arial"/>
+        </w:rPr>
+        <w:t>: '1.2.0',</w:t>
+      </w:r>
+    </w:p>
+    <w:p>
+      <w:pPr>
+        <w:ind w:left="720"/>
+        <w:jc w:val="both"/>
+        <w:rPr>
+          <w:rFonts w:ascii="Arial" w:hAnsi="Arial" w:cs="Arial"/>
+        </w:rPr>
+      </w:pPr>
+      <w:r>
+        <w:rPr>
+          <w:rFonts w:ascii="Arial" w:hAnsi="Arial" w:cs="Arial"/>
+        </w:rPr>
+        <w:t xml:space="preserve">  '</w:t>
+      </w:r>
+      <w:proofErr w:type="gramStart"/>
+      <w:r>
+        <w:rPr>
+          <w:rFonts w:ascii="Arial" w:hAnsi="Arial" w:cs="Arial"/>
+        </w:rPr>
+        <w:t>cookie</w:t>
+      </w:r>
+      <w:proofErr w:type="gramEnd"/>
+      <w:r>
+        <w:rPr>
+          <w:rFonts w:ascii="Arial" w:hAnsi="Arial" w:cs="Arial"/>
+        </w:rPr>
+        <w:t>-signature': '^1.2.1',</w:t>
+      </w:r>
+    </w:p>
+    <w:p>
+      <w:pPr>
+        <w:ind w:left="720"/>
+        <w:jc w:val="both"/>
+        <w:rPr>
+          <w:rFonts w:ascii="Arial" w:hAnsi="Arial" w:cs="Arial"/>
+        </w:rPr>
+      </w:pPr>
+      <w:r>
+        <w:rPr>
+          <w:rFonts w:ascii="Arial" w:hAnsi="Arial" w:cs="Arial"/>
+        </w:rPr>
+        <w:t xml:space="preserve">  '</w:t>
+      </w:r>
+      <w:proofErr w:type="gramStart"/>
+      <w:r>
+        <w:rPr>
+          <w:rFonts w:ascii="Arial" w:hAnsi="Arial" w:cs="Arial"/>
+        </w:rPr>
+        <w:t>merge</w:t>
+      </w:r>
+      <w:proofErr w:type="gramEnd"/>
+      <w:r>
+        <w:rPr>
+          <w:rFonts w:ascii="Arial" w:hAnsi="Arial" w:cs="Arial"/>
+        </w:rPr>
+        <w:t>-descriptors': '^2.0.0',</w:t>
+      </w:r>
+    </w:p>
+    <w:p>
+      <w:pPr>
+        <w:ind w:left="720"/>
+        <w:jc w:val="both"/>
+        <w:rPr>
+          <w:rFonts w:ascii="Arial" w:hAnsi="Arial" w:cs="Arial"/>
+        </w:rPr>
+      </w:pPr>
+      <w:r>
+        <w:rPr>
+          <w:rFonts w:ascii="Arial" w:hAnsi="Arial" w:cs="Arial"/>
+        </w:rPr>
+        <w:t xml:space="preserve">  '</w:t>
+      </w:r>
+      <w:proofErr w:type="gramStart"/>
+      <w:r>
+        <w:rPr>
+          <w:rFonts w:ascii="Arial" w:hAnsi="Arial" w:cs="Arial"/>
+        </w:rPr>
+        <w:t>content</w:t>
+      </w:r>
+      <w:proofErr w:type="gramEnd"/>
+      <w:r>
+        <w:rPr>
+          <w:rFonts w:ascii="Arial" w:hAnsi="Arial" w:cs="Arial"/>
+        </w:rPr>
+        <w:t>-disposition': '^1.0.0'</w:t>
       </w:r>
     </w:p>
     <w:p>
@@ -2266,7 +3044,23 @@
         <w:rPr>
           <w:rFonts w:ascii="Arial" w:hAnsi="Arial" w:cs="Arial"/>
         </w:rPr>
-        <w:t xml:space="preserve"> listed in the package.json. You should </w:t>
+        <w:t xml:space="preserve"> listed in the </w:t>
+      </w:r>
+      <w:proofErr w:type="spellStart"/>
+      <w:proofErr w:type="gramStart"/>
+      <w:r>
+        <w:rPr>
+          <w:rFonts w:ascii="Arial" w:hAnsi="Arial" w:cs="Arial"/>
+        </w:rPr>
+        <w:t>package.json</w:t>
+      </w:r>
+      <w:proofErr w:type="spellEnd"/>
+      <w:proofErr w:type="gramEnd"/>
+      <w:r>
+        <w:rPr>
+          <w:rFonts w:ascii="Arial" w:hAnsi="Arial" w:cs="Arial"/>
+        </w:rPr>
+        <w:t xml:space="preserve">. You should </w:t>
       </w:r>
       <w:r>
         <w:rPr>
@@ -2317,7 +3111,23 @@
         <w:rPr>
           <w:rFonts w:ascii="Arial" w:hAnsi="Arial" w:cs="Arial"/>
         </w:rPr>
-        <w:t xml:space="preserve"> if the package.json has listed the express</w:t>
+        <w:t xml:space="preserve"> if the </w:t>
+      </w:r>
+      <w:proofErr w:type="spellStart"/>
+      <w:proofErr w:type="gramStart"/>
+      <w:r>
+        <w:rPr>
+          <w:rFonts w:ascii="Arial" w:hAnsi="Arial" w:cs="Arial"/>
+        </w:rPr>
+        <w:t>package.json</w:t>
+      </w:r>
+      <w:proofErr w:type="spellEnd"/>
+      <w:proofErr w:type="gramEnd"/>
+      <w:r>
+        <w:rPr>
+          <w:rFonts w:ascii="Arial" w:hAnsi="Arial" w:cs="Arial"/>
+        </w:rPr>
+        <w:t xml:space="preserve"> has listed the express</w:t>
       </w:r>
       <w:r>
         <w:rPr>
@@ -2389,69 +3199,263 @@
           <w:color w:val="EE0000"/>
           <w:szCs w:val="24"/>
         </w:rPr>
-        <w:t>"express": "latest",</w:t>
-      </w:r>
-      <w:r>
-        <w:rPr>
-          <w:rFonts w:ascii="Arial" w:hAnsi="Arial" w:cs="Arial"/>
-          <w:b/>
-          <w:bCs/>
-          <w:color w:val="EE0000"/>
+        <w:t xml:space="preserve">"express": "latest", </w:t>
+      </w:r>
+    </w:p>
+    <w:p>
+      <w:pPr>
+        <w:ind w:left="720"/>
+        <w:rPr>
+          <w:rFonts w:ascii="Arial" w:hAnsi="Arial" w:cs="Arial"/>
+          <w:b/>
+          <w:bCs/>
+          <w:color w:val="EE0000"/>
+          <w:szCs w:val="24"/>
+        </w:rPr>
+      </w:pPr>
+      <w:r>
+        <w:rPr>
+          <w:rFonts w:ascii="Arial" w:hAnsi="Arial" w:cs="Arial"/>
+          <w:b/>
+          <w:bCs/>
+          <w:color w:val="EE0000"/>
+          <w:szCs w:val="24"/>
+        </w:rPr>
+        <w:t>“</w:t>
+      </w:r>
+      <w:proofErr w:type="gramStart"/>
+      <w:r>
+        <w:rPr>
+          <w:rFonts w:ascii="Arial" w:hAnsi="Arial" w:cs="Arial"/>
+          <w:b/>
+          <w:bCs/>
+          <w:color w:val="EE0000"/>
+          <w:szCs w:val="24"/>
+        </w:rPr>
+        <w:t>body</w:t>
+      </w:r>
+      <w:proofErr w:type="gramEnd"/>
+      <w:r>
+        <w:rPr>
+          <w:rFonts w:ascii="Arial" w:hAnsi="Arial" w:cs="Arial"/>
+          <w:b/>
+          <w:bCs/>
+          <w:color w:val="EE0000"/>
+          <w:szCs w:val="24"/>
+        </w:rPr>
+        <w:t>-parser”</w:t>
+      </w:r>
+      <w:proofErr w:type="gramStart"/>
+      <w:r>
+        <w:rPr>
+          <w:rFonts w:ascii="Arial" w:hAnsi="Arial" w:cs="Arial"/>
+          <w:b/>
+          <w:bCs/>
+          <w:color w:val="EE0000"/>
+          <w:szCs w:val="24"/>
+        </w:rPr>
+        <w:t>:”</w:t>
+      </w:r>
+      <w:r>
+        <w:rPr>
+          <w:rFonts w:ascii="Arial" w:hAnsi="Arial" w:cs="Arial"/>
+          <w:b/>
+          <w:bCs/>
+          <w:color w:val="EE0000"/>
+          <w:szCs w:val="24"/>
+        </w:rPr>
+        <w:t>^</w:t>
+      </w:r>
+      <w:proofErr w:type="gramEnd"/>
+      <w:r>
+        <w:rPr>
+          <w:rFonts w:ascii="Arial" w:hAnsi="Arial" w:cs="Arial"/>
+          <w:b/>
+          <w:bCs/>
+          <w:color w:val="EE0000"/>
+          <w:szCs w:val="24"/>
+        </w:rPr>
+        <w:t>2.</w:t>
+      </w:r>
+      <w:r>
+        <w:rPr>
+          <w:rFonts w:ascii="Arial" w:hAnsi="Arial" w:cs="Arial"/>
+          <w:b/>
+          <w:bCs/>
+          <w:color w:val="EE0000"/>
+          <w:szCs w:val="24"/>
+        </w:rPr>
+        <w:t>0</w:t>
+      </w:r>
+      <w:r>
+        <w:rPr>
+          <w:rFonts w:ascii="Arial" w:hAnsi="Arial" w:cs="Arial"/>
+          <w:b/>
+          <w:bCs/>
+          <w:color w:val="EE0000"/>
+          <w:szCs w:val="24"/>
+        </w:rPr>
+        <w:t>.</w:t>
+      </w:r>
+      <w:r>
+        <w:rPr>
+          <w:rFonts w:ascii="Arial" w:hAnsi="Arial" w:cs="Arial"/>
+          <w:b/>
+          <w:bCs/>
+          <w:color w:val="EE0000"/>
+          <w:szCs w:val="24"/>
+        </w:rPr>
+        <w:t>1</w:t>
+      </w:r>
+      <w:r>
+        <w:rPr>
+          <w:rFonts w:ascii="Arial" w:hAnsi="Arial" w:cs="Arial"/>
+          <w:b/>
+          <w:bCs/>
+          <w:color w:val="EE0000"/>
+          <w:szCs w:val="24"/>
+        </w:rPr>
+        <w:t>”</w:t>
+      </w:r>
+    </w:p>
+    <w:p>
+      <w:pPr>
+        <w:ind w:left="720"/>
+        <w:rPr>
+          <w:rFonts w:ascii="Arial" w:hAnsi="Arial" w:cs="Arial"/>
+          <w:b/>
+          <w:bCs/>
+          <w:color w:val="EE0000"/>
+          <w:szCs w:val="24"/>
+        </w:rPr>
+      </w:pPr>
+      <w:r>
+        <w:rPr>
+          <w:rFonts w:ascii="Arial" w:hAnsi="Arial" w:cs="Arial"/>
+          <w:b/>
+          <w:bCs/>
+          <w:color w:val="EE0000"/>
+          <w:szCs w:val="24"/>
+        </w:rPr>
+        <w:t>}</w:t>
+      </w:r>
+    </w:p>
+    <w:p>
+      <w:pPr>
+        <w:ind w:left="720"/>
+        <w:jc w:val="both"/>
+        <w:rPr>
+          <w:rFonts w:ascii="Arial" w:hAnsi="Arial" w:cs="Arial"/>
+          <w:color w:val="000000" w:themeColor="text1"/>
+          <w:szCs w:val="24"/>
+        </w:rPr>
+      </w:pPr>
+      <w:r>
+        <w:rPr>
+          <w:rFonts w:ascii="Arial" w:hAnsi="Arial" w:cs="Arial"/>
+          <w:color w:val="000000" w:themeColor="text1"/>
+          <w:szCs w:val="24"/>
+        </w:rPr>
+        <w:t xml:space="preserve">There will be </w:t>
+      </w:r>
+      <w:r>
+        <w:rPr>
+          <w:rFonts w:ascii="Arial" w:hAnsi="Arial" w:cs="Arial"/>
+          <w:b/>
+          <w:bCs/>
+          <w:color w:val="000000" w:themeColor="text1"/>
+          <w:szCs w:val="24"/>
+        </w:rPr>
+        <w:t xml:space="preserve">no </w:t>
+      </w:r>
+      <w:r>
+        <w:rPr>
+          <w:rFonts w:ascii="Arial" w:hAnsi="Arial" w:cs="Arial"/>
+          <w:b/>
+          <w:bCs/>
+          <w:color w:val="000000" w:themeColor="text1"/>
+          <w:szCs w:val="24"/>
+        </w:rPr>
+        <w:t>conflictions</w:t>
+      </w:r>
+      <w:r>
+        <w:rPr>
+          <w:rFonts w:ascii="Arial" w:hAnsi="Arial" w:cs="Arial"/>
+          <w:color w:val="000000" w:themeColor="text1"/>
+          <w:szCs w:val="24"/>
+        </w:rPr>
+        <w:t xml:space="preserve"> due to latest version of express </w:t>
+      </w:r>
+      <w:r>
+        <w:rPr>
+          <w:rFonts w:ascii="Arial" w:hAnsi="Arial" w:cs="Arial"/>
+          <w:color w:val="000000" w:themeColor="text1"/>
+          <w:szCs w:val="24"/>
+        </w:rPr>
+        <w:t xml:space="preserve">only </w:t>
+      </w:r>
+      <w:r>
+        <w:rPr>
+          <w:rFonts w:ascii="Arial" w:hAnsi="Arial" w:cs="Arial"/>
+          <w:color w:val="000000" w:themeColor="text1"/>
+          <w:szCs w:val="24"/>
+        </w:rPr>
+        <w:t xml:space="preserve">support </w:t>
+      </w:r>
+    </w:p>
+    <w:p>
+      <w:pPr>
+        <w:ind w:left="720"/>
+        <w:jc w:val="both"/>
+        <w:rPr>
+          <w:rFonts w:ascii="Arial" w:hAnsi="Arial" w:cs="Arial"/>
+          <w:color w:val="000000" w:themeColor="text1"/>
+          <w:szCs w:val="24"/>
+        </w:rPr>
+      </w:pPr>
+      <w:r>
+        <w:rPr>
+          <w:rFonts w:ascii="Arial" w:hAnsi="Arial" w:cs="Arial"/>
+          <w:color w:val="000000" w:themeColor="text1"/>
+          <w:szCs w:val="24"/>
+        </w:rPr>
+        <w:t>body-parser for the version</w:t>
+      </w:r>
+      <w:r>
+        <w:rPr>
+          <w:rFonts w:ascii="Arial" w:hAnsi="Arial" w:cs="Arial"/>
+          <w:color w:val="000000" w:themeColor="text1"/>
+          <w:szCs w:val="24"/>
+        </w:rPr>
+        <w:t xml:space="preserve"> within this range</w:t>
+      </w:r>
+      <w:r>
+        <w:rPr>
+          <w:rFonts w:ascii="Arial" w:hAnsi="Arial" w:cs="Arial"/>
+          <w:color w:val="000000" w:themeColor="text1"/>
           <w:szCs w:val="24"/>
         </w:rPr>
         <w:t xml:space="preserve"> </w:t>
       </w:r>
-    </w:p>
-    <w:p>
-      <w:pPr>
-        <w:ind w:left="720"/>
-        <w:rPr>
-          <w:rFonts w:ascii="Arial" w:hAnsi="Arial" w:cs="Arial"/>
-          <w:b/>
-          <w:bCs/>
-          <w:color w:val="EE0000"/>
-          <w:szCs w:val="24"/>
-        </w:rPr>
-      </w:pPr>
-      <w:r>
-        <w:rPr>
-          <w:rFonts w:ascii="Arial" w:hAnsi="Arial" w:cs="Arial"/>
-          <w:b/>
-          <w:bCs/>
-          <w:color w:val="EE0000"/>
-          <w:szCs w:val="24"/>
-        </w:rPr>
-        <w:t>“body-parser”:”</w:t>
-      </w:r>
-      <w:r>
-        <w:rPr>
-          <w:rFonts w:ascii="Arial" w:hAnsi="Arial" w:cs="Arial"/>
-          <w:b/>
-          <w:bCs/>
-          <w:color w:val="EE0000"/>
-          <w:szCs w:val="24"/>
-        </w:rPr>
-        <w:t>^</w:t>
-      </w:r>
-      <w:r>
-        <w:rPr>
-          <w:rFonts w:ascii="Arial" w:hAnsi="Arial" w:cs="Arial"/>
-          <w:b/>
-          <w:bCs/>
-          <w:color w:val="EE0000"/>
-          <w:szCs w:val="24"/>
-        </w:rPr>
-        <w:t>2.</w:t>
-      </w:r>
-      <w:r>
-        <w:rPr>
-          <w:rFonts w:ascii="Arial" w:hAnsi="Arial" w:cs="Arial"/>
-          <w:b/>
-          <w:bCs/>
-          <w:color w:val="EE0000"/>
-          <w:szCs w:val="24"/>
-        </w:rPr>
-        <w:t>0</w:t>
+      <w:r>
+        <w:rPr>
+          <w:rFonts w:ascii="Arial" w:hAnsi="Arial" w:cs="Arial"/>
+          <w:b/>
+          <w:bCs/>
+          <w:color w:val="EE0000"/>
+          <w:szCs w:val="24"/>
+        </w:rPr>
+        <w:t>2.3.0 to 2.</w:t>
+      </w:r>
+      <w:r>
+        <w:rPr>
+          <w:rFonts w:ascii="Arial" w:hAnsi="Arial" w:cs="Arial"/>
+          <w:b/>
+          <w:bCs/>
+          <w:color w:val="EE0000"/>
+          <w:szCs w:val="24"/>
+        </w:rPr>
+        <w:t>9</w:t>
       </w:r>
       <w:r>
         <w:rPr>
@@ -2471,58 +3475,49 @@
           <w:color w:val="EE0000"/>
           <w:szCs w:val="24"/>
         </w:rPr>
-        <w:t>1</w:t>
-      </w:r>
-      <w:r>
-        <w:rPr>
-          <w:rFonts w:ascii="Arial" w:hAnsi="Arial" w:cs="Arial"/>
-          <w:b/>
-          <w:bCs/>
-          <w:color w:val="EE0000"/>
-          <w:szCs w:val="24"/>
-        </w:rPr>
-        <w:t>”</w:t>
-      </w:r>
-    </w:p>
-    <w:p>
-      <w:pPr>
-        <w:ind w:left="720"/>
-        <w:rPr>
-          <w:rFonts w:ascii="Arial" w:hAnsi="Arial" w:cs="Arial"/>
-          <w:b/>
-          <w:bCs/>
-          <w:color w:val="EE0000"/>
-          <w:szCs w:val="24"/>
-        </w:rPr>
-      </w:pPr>
-      <w:r>
-        <w:rPr>
-          <w:rFonts w:ascii="Arial" w:hAnsi="Arial" w:cs="Arial"/>
-          <w:b/>
-          <w:bCs/>
-          <w:color w:val="EE0000"/>
-          <w:szCs w:val="24"/>
-        </w:rPr>
-        <w:t>}</w:t>
-      </w:r>
-    </w:p>
-    <w:p>
-      <w:pPr>
-        <w:ind w:left="720"/>
-        <w:jc w:val="both"/>
+        <w:t>9</w:t>
+      </w:r>
+      <w:r>
+        <w:rPr>
+          <w:rFonts w:ascii="Arial" w:hAnsi="Arial" w:cs="Arial"/>
+          <w:color w:val="EE0000"/>
+          <w:szCs w:val="24"/>
+        </w:rPr>
+        <w:t xml:space="preserve"> </w:t>
+      </w:r>
+      <w:r>
         <w:rPr>
           <w:rFonts w:ascii="Arial" w:hAnsi="Arial" w:cs="Arial"/>
           <w:color w:val="000000" w:themeColor="text1"/>
           <w:szCs w:val="24"/>
         </w:rPr>
-      </w:pPr>
+        <w:t>(</w:t>
+      </w:r>
       <w:r>
         <w:rPr>
           <w:rFonts w:ascii="Arial" w:hAnsi="Arial" w:cs="Arial"/>
           <w:color w:val="000000" w:themeColor="text1"/>
           <w:szCs w:val="24"/>
         </w:rPr>
-        <w:t xml:space="preserve">There will be </w:t>
+        <w:t xml:space="preserve">because of the </w:t>
+      </w:r>
+      <w:r>
+        <w:rPr>
+          <w:rFonts w:ascii="Arial" w:hAnsi="Arial" w:cs="Arial"/>
+          <w:b/>
+          <w:bCs/>
+          <w:color w:val="EE0000"/>
+          <w:szCs w:val="24"/>
+        </w:rPr>
+        <w:t>caret</w:t>
+      </w:r>
+      <w:r>
+        <w:rPr>
+          <w:rFonts w:ascii="Arial" w:hAnsi="Arial" w:cs="Arial"/>
+          <w:color w:val="EE0000"/>
+          <w:szCs w:val="24"/>
+        </w:rPr>
+        <w:t xml:space="preserve"> </w:t>
       </w:r>
       <w:r>
         <w:rPr>
@@ -2532,17 +3527,15 @@
           <w:color w:val="000000" w:themeColor="text1"/>
           <w:szCs w:val="24"/>
         </w:rPr>
-        <w:t xml:space="preserve">no </w:t>
-      </w:r>
-      <w:r>
-        <w:rPr>
-          <w:rFonts w:ascii="Arial" w:hAnsi="Arial" w:cs="Arial"/>
-          <w:b/>
-          <w:bCs/>
+        <w:t>'body-parser': '^2.3.0'</w:t>
+      </w:r>
+      <w:r>
+        <w:rPr>
+          <w:rFonts w:ascii="Arial" w:hAnsi="Arial" w:cs="Arial"/>
           <w:color w:val="000000" w:themeColor="text1"/>
           <w:szCs w:val="24"/>
         </w:rPr>
-        <w:t>conflictions</w:t>
+        <w:t>)</w:t>
       </w:r>
       <w:r>
         <w:rPr>
@@ -2550,7 +3543,7 @@
           <w:color w:val="000000" w:themeColor="text1"/>
           <w:szCs w:val="24"/>
         </w:rPr>
-        <w:t xml:space="preserve"> due to latest version of express </w:t>
+        <w:t>.</w:t>
       </w:r>
       <w:r>
         <w:rPr>
@@ -2558,34 +3551,33 @@
           <w:color w:val="000000" w:themeColor="text1"/>
           <w:szCs w:val="24"/>
         </w:rPr>
-        <w:t xml:space="preserve">only </w:t>
-      </w:r>
-      <w:r>
-        <w:rPr>
-          <w:rFonts w:ascii="Arial" w:hAnsi="Arial" w:cs="Arial"/>
+        <w:t xml:space="preserve"> The body-parser version </w:t>
+      </w:r>
+      <w:r>
+        <w:rPr>
+          <w:rFonts w:ascii="Arial" w:hAnsi="Arial" w:cs="Arial"/>
+          <w:b/>
+          <w:bCs/>
           <w:color w:val="000000" w:themeColor="text1"/>
           <w:szCs w:val="24"/>
         </w:rPr>
-        <w:t xml:space="preserve">support </w:t>
-      </w:r>
-    </w:p>
-    <w:p>
-      <w:pPr>
-        <w:ind w:left="720"/>
-        <w:jc w:val="both"/>
+        <w:t>2.0.1</w:t>
+      </w:r>
+      <w:r>
         <w:rPr>
           <w:rFonts w:ascii="Arial" w:hAnsi="Arial" w:cs="Arial"/>
           <w:color w:val="000000" w:themeColor="text1"/>
           <w:szCs w:val="24"/>
         </w:rPr>
-      </w:pPr>
+        <w:t xml:space="preserve"> </w:t>
+      </w:r>
       <w:r>
         <w:rPr>
           <w:rFonts w:ascii="Arial" w:hAnsi="Arial" w:cs="Arial"/>
           <w:color w:val="000000" w:themeColor="text1"/>
           <w:szCs w:val="24"/>
         </w:rPr>
-        <w:t>body-parser for the version</w:t>
+        <w:t xml:space="preserve">although </w:t>
       </w:r>
       <w:r>
         <w:rPr>
@@ -2593,7 +3585,7 @@
           <w:color w:val="000000" w:themeColor="text1"/>
           <w:szCs w:val="24"/>
         </w:rPr>
-        <w:t xml:space="preserve"> within this range</w:t>
+        <w:t xml:space="preserve">is </w:t>
       </w:r>
       <w:r>
         <w:rPr>
@@ -2601,296 +3593,148 @@
           <w:color w:val="000000" w:themeColor="text1"/>
           <w:szCs w:val="24"/>
         </w:rPr>
+        <w:t>not within the range</w:t>
+      </w:r>
+      <w:r>
+        <w:rPr>
+          <w:rFonts w:ascii="Arial" w:hAnsi="Arial" w:cs="Arial"/>
+          <w:color w:val="000000" w:themeColor="text1"/>
+          <w:szCs w:val="24"/>
+        </w:rPr>
+        <w:t xml:space="preserve">, because </w:t>
+      </w:r>
+      <w:r>
+        <w:rPr>
+          <w:rFonts w:ascii="Arial" w:hAnsi="Arial" w:cs="Arial"/>
+          <w:b/>
+          <w:bCs/>
+          <w:color w:val="000000" w:themeColor="text1"/>
+          <w:szCs w:val="24"/>
+        </w:rPr>
+        <w:t>2.0.1</w:t>
+      </w:r>
+      <w:r>
+        <w:rPr>
+          <w:rFonts w:ascii="Arial" w:hAnsi="Arial" w:cs="Arial"/>
+          <w:color w:val="000000" w:themeColor="text1"/>
+          <w:szCs w:val="24"/>
+        </w:rPr>
+        <w:t xml:space="preserve"> is less than </w:t>
+      </w:r>
+      <w:r>
+        <w:rPr>
+          <w:rFonts w:ascii="Arial" w:hAnsi="Arial" w:cs="Arial"/>
+          <w:b/>
+          <w:bCs/>
+          <w:color w:val="000000" w:themeColor="text1"/>
+          <w:szCs w:val="24"/>
+        </w:rPr>
+        <w:t>2.3.0</w:t>
+      </w:r>
+      <w:r>
+        <w:rPr>
+          <w:rFonts w:ascii="Arial" w:hAnsi="Arial" w:cs="Arial"/>
+          <w:b/>
+          <w:bCs/>
+          <w:color w:val="000000" w:themeColor="text1"/>
+          <w:szCs w:val="24"/>
+        </w:rPr>
+        <w:t xml:space="preserve">, </w:t>
+      </w:r>
+      <w:r>
+        <w:rPr>
+          <w:rFonts w:ascii="Arial" w:hAnsi="Arial" w:cs="Arial"/>
+          <w:color w:val="000000" w:themeColor="text1"/>
+          <w:szCs w:val="24"/>
+        </w:rPr>
+        <w:t>but still</w:t>
+      </w:r>
+      <w:r>
+        <w:rPr>
+          <w:rFonts w:ascii="Arial" w:hAnsi="Arial" w:cs="Arial"/>
+          <w:b/>
+          <w:bCs/>
+          <w:color w:val="000000" w:themeColor="text1"/>
+          <w:szCs w:val="24"/>
+        </w:rPr>
         <w:t xml:space="preserve"> </w:t>
       </w:r>
-      <w:r>
-        <w:rPr>
-          <w:rFonts w:ascii="Arial" w:hAnsi="Arial" w:cs="Arial"/>
-          <w:b/>
-          <w:bCs/>
-          <w:color w:val="EE0000"/>
-          <w:szCs w:val="24"/>
-        </w:rPr>
-        <w:t>2.3.0 to 2.</w:t>
-      </w:r>
-      <w:r>
-        <w:rPr>
-          <w:rFonts w:ascii="Arial" w:hAnsi="Arial" w:cs="Arial"/>
-          <w:b/>
-          <w:bCs/>
-          <w:color w:val="EE0000"/>
-          <w:szCs w:val="24"/>
-        </w:rPr>
-        <w:t>9</w:t>
-      </w:r>
-      <w:r>
-        <w:rPr>
-          <w:rFonts w:ascii="Arial" w:hAnsi="Arial" w:cs="Arial"/>
-          <w:b/>
-          <w:bCs/>
-          <w:color w:val="EE0000"/>
+      <w:proofErr w:type="spellStart"/>
+      <w:r>
+        <w:rPr>
+          <w:rFonts w:ascii="Arial" w:hAnsi="Arial" w:cs="Arial"/>
+          <w:color w:val="000000" w:themeColor="text1"/>
+          <w:szCs w:val="24"/>
+        </w:rPr>
+        <w:t>npm</w:t>
+      </w:r>
+      <w:proofErr w:type="spellEnd"/>
+      <w:r>
+        <w:rPr>
+          <w:rFonts w:ascii="Arial" w:hAnsi="Arial" w:cs="Arial"/>
+          <w:color w:val="000000" w:themeColor="text1"/>
+          <w:szCs w:val="24"/>
+        </w:rPr>
+        <w:t xml:space="preserve"> will install the latest </w:t>
+      </w:r>
+      <w:r>
+        <w:rPr>
+          <w:rFonts w:ascii="Arial" w:hAnsi="Arial" w:cs="Arial"/>
+          <w:color w:val="000000" w:themeColor="text1"/>
+          <w:szCs w:val="24"/>
+        </w:rPr>
+        <w:t xml:space="preserve">body-parser </w:t>
+      </w:r>
+      <w:r>
+        <w:rPr>
+          <w:rFonts w:ascii="Arial" w:hAnsi="Arial" w:cs="Arial"/>
+          <w:color w:val="000000" w:themeColor="text1"/>
+          <w:szCs w:val="24"/>
+        </w:rPr>
+        <w:t xml:space="preserve">package for both, the latest package version </w:t>
+      </w:r>
+      <w:r>
+        <w:rPr>
+          <w:rFonts w:ascii="Arial" w:hAnsi="Arial" w:cs="Arial"/>
+          <w:color w:val="000000" w:themeColor="text1"/>
+          <w:szCs w:val="24"/>
+        </w:rPr>
+        <w:t>installed must</w:t>
+      </w:r>
+      <w:r>
+        <w:rPr>
+          <w:rFonts w:ascii="Arial" w:hAnsi="Arial" w:cs="Arial"/>
+          <w:color w:val="000000" w:themeColor="text1"/>
+          <w:szCs w:val="24"/>
+        </w:rPr>
+        <w:t xml:space="preserve"> be </w:t>
+      </w:r>
+      <w:r>
+        <w:rPr>
+          <w:rFonts w:ascii="Arial" w:hAnsi="Arial" w:cs="Arial"/>
+          <w:color w:val="000000" w:themeColor="text1"/>
+          <w:szCs w:val="24"/>
+        </w:rPr>
+        <w:t xml:space="preserve">below </w:t>
+      </w:r>
+      <w:r>
+        <w:rPr>
+          <w:rFonts w:ascii="Arial" w:hAnsi="Arial" w:cs="Arial"/>
+          <w:b/>
+          <w:bCs/>
+          <w:color w:val="000000" w:themeColor="text1"/>
+          <w:szCs w:val="24"/>
+        </w:rPr>
+        <w:t>3.0.0</w:t>
+      </w:r>
+      <w:r>
+        <w:rPr>
+          <w:rFonts w:ascii="Arial" w:hAnsi="Arial" w:cs="Arial"/>
+          <w:color w:val="000000" w:themeColor="text1"/>
           <w:szCs w:val="24"/>
         </w:rPr>
         <w:t>.</w:t>
       </w:r>
-      <w:r>
-        <w:rPr>
-          <w:rFonts w:ascii="Arial" w:hAnsi="Arial" w:cs="Arial"/>
-          <w:b/>
-          <w:bCs/>
-          <w:color w:val="EE0000"/>
-          <w:szCs w:val="24"/>
-        </w:rPr>
-        <w:t>9</w:t>
-      </w:r>
-      <w:r>
-        <w:rPr>
-          <w:rFonts w:ascii="Arial" w:hAnsi="Arial" w:cs="Arial"/>
-          <w:color w:val="EE0000"/>
-          <w:szCs w:val="24"/>
-        </w:rPr>
-        <w:t xml:space="preserve"> </w:t>
-      </w:r>
-      <w:r>
-        <w:rPr>
-          <w:rFonts w:ascii="Arial" w:hAnsi="Arial" w:cs="Arial"/>
-          <w:color w:val="000000" w:themeColor="text1"/>
-          <w:szCs w:val="24"/>
-        </w:rPr>
-        <w:t>(</w:t>
-      </w:r>
-      <w:r>
-        <w:rPr>
-          <w:rFonts w:ascii="Arial" w:hAnsi="Arial" w:cs="Arial"/>
-          <w:color w:val="000000" w:themeColor="text1"/>
-          <w:szCs w:val="24"/>
-        </w:rPr>
-        <w:t xml:space="preserve">because of the </w:t>
-      </w:r>
-      <w:r>
-        <w:rPr>
-          <w:rFonts w:ascii="Arial" w:hAnsi="Arial" w:cs="Arial"/>
-          <w:b/>
-          <w:bCs/>
-          <w:color w:val="EE0000"/>
-          <w:szCs w:val="24"/>
-        </w:rPr>
-        <w:t>caret</w:t>
-      </w:r>
-      <w:r>
-        <w:rPr>
-          <w:rFonts w:ascii="Arial" w:hAnsi="Arial" w:cs="Arial"/>
-          <w:color w:val="EE0000"/>
-          <w:szCs w:val="24"/>
-        </w:rPr>
-        <w:t xml:space="preserve"> </w:t>
-      </w:r>
-      <w:r>
-        <w:rPr>
-          <w:rFonts w:ascii="Arial" w:hAnsi="Arial" w:cs="Arial"/>
-          <w:b/>
-          <w:bCs/>
-          <w:color w:val="000000" w:themeColor="text1"/>
-          <w:szCs w:val="24"/>
-        </w:rPr>
-        <w:t>'body-parser': '^2.3.0'</w:t>
-      </w:r>
-      <w:r>
-        <w:rPr>
-          <w:rFonts w:ascii="Arial" w:hAnsi="Arial" w:cs="Arial"/>
-          <w:color w:val="000000" w:themeColor="text1"/>
-          <w:szCs w:val="24"/>
-        </w:rPr>
-        <w:t>)</w:t>
-      </w:r>
-      <w:r>
-        <w:rPr>
-          <w:rFonts w:ascii="Arial" w:hAnsi="Arial" w:cs="Arial"/>
-          <w:color w:val="000000" w:themeColor="text1"/>
-          <w:szCs w:val="24"/>
-        </w:rPr>
-        <w:t>.</w:t>
-      </w:r>
-      <w:r>
-        <w:rPr>
-          <w:rFonts w:ascii="Arial" w:hAnsi="Arial" w:cs="Arial"/>
-          <w:color w:val="000000" w:themeColor="text1"/>
-          <w:szCs w:val="24"/>
-        </w:rPr>
-        <w:t xml:space="preserve"> The body-parser version </w:t>
-      </w:r>
-      <w:r>
-        <w:rPr>
-          <w:rFonts w:ascii="Arial" w:hAnsi="Arial" w:cs="Arial"/>
-          <w:b/>
-          <w:bCs/>
-          <w:color w:val="000000" w:themeColor="text1"/>
-          <w:szCs w:val="24"/>
-        </w:rPr>
-        <w:t>2.0.1</w:t>
-      </w:r>
-      <w:r>
-        <w:rPr>
-          <w:rFonts w:ascii="Arial" w:hAnsi="Arial" w:cs="Arial"/>
-          <w:color w:val="000000" w:themeColor="text1"/>
-          <w:szCs w:val="24"/>
-        </w:rPr>
-        <w:t xml:space="preserve"> </w:t>
-      </w:r>
-      <w:r>
-        <w:rPr>
-          <w:rFonts w:ascii="Arial" w:hAnsi="Arial" w:cs="Arial"/>
-          <w:color w:val="000000" w:themeColor="text1"/>
-          <w:szCs w:val="24"/>
-        </w:rPr>
-        <w:t xml:space="preserve">although </w:t>
-      </w:r>
-      <w:r>
-        <w:rPr>
-          <w:rFonts w:ascii="Arial" w:hAnsi="Arial" w:cs="Arial"/>
-          <w:color w:val="000000" w:themeColor="text1"/>
-          <w:szCs w:val="24"/>
-        </w:rPr>
-        <w:t xml:space="preserve">is </w:t>
-      </w:r>
-      <w:r>
-        <w:rPr>
-          <w:rFonts w:ascii="Arial" w:hAnsi="Arial" w:cs="Arial"/>
-          <w:color w:val="000000" w:themeColor="text1"/>
-          <w:szCs w:val="24"/>
-        </w:rPr>
-        <w:t>not within the range</w:t>
-      </w:r>
-      <w:r>
-        <w:rPr>
-          <w:rFonts w:ascii="Arial" w:hAnsi="Arial" w:cs="Arial"/>
-          <w:color w:val="000000" w:themeColor="text1"/>
-          <w:szCs w:val="24"/>
-        </w:rPr>
-        <w:t xml:space="preserve">, because </w:t>
-      </w:r>
-      <w:r>
-        <w:rPr>
-          <w:rFonts w:ascii="Arial" w:hAnsi="Arial" w:cs="Arial"/>
-          <w:b/>
-          <w:bCs/>
-          <w:color w:val="000000" w:themeColor="text1"/>
-          <w:szCs w:val="24"/>
-        </w:rPr>
-        <w:t>2.0.1</w:t>
-      </w:r>
-      <w:r>
-        <w:rPr>
-          <w:rFonts w:ascii="Arial" w:hAnsi="Arial" w:cs="Arial"/>
-          <w:color w:val="000000" w:themeColor="text1"/>
-          <w:szCs w:val="24"/>
-        </w:rPr>
-        <w:t xml:space="preserve"> is less than </w:t>
-      </w:r>
-      <w:r>
-        <w:rPr>
-          <w:rFonts w:ascii="Arial" w:hAnsi="Arial" w:cs="Arial"/>
-          <w:b/>
-          <w:bCs/>
-          <w:color w:val="000000" w:themeColor="text1"/>
-          <w:szCs w:val="24"/>
-        </w:rPr>
-        <w:t>2.3.0</w:t>
-      </w:r>
-      <w:r>
-        <w:rPr>
-          <w:rFonts w:ascii="Arial" w:hAnsi="Arial" w:cs="Arial"/>
-          <w:b/>
-          <w:bCs/>
-          <w:color w:val="000000" w:themeColor="text1"/>
-          <w:szCs w:val="24"/>
-        </w:rPr>
-        <w:t xml:space="preserve">, </w:t>
-      </w:r>
-      <w:r>
-        <w:rPr>
-          <w:rFonts w:ascii="Arial" w:hAnsi="Arial" w:cs="Arial"/>
-          <w:color w:val="000000" w:themeColor="text1"/>
-          <w:szCs w:val="24"/>
-        </w:rPr>
-        <w:t>but still</w:t>
-      </w:r>
-      <w:r>
-        <w:rPr>
-          <w:rFonts w:ascii="Arial" w:hAnsi="Arial" w:cs="Arial"/>
-          <w:b/>
-          <w:bCs/>
-          <w:color w:val="000000" w:themeColor="text1"/>
-          <w:szCs w:val="24"/>
-        </w:rPr>
-        <w:t xml:space="preserve"> </w:t>
-      </w:r>
-      <w:r>
-        <w:rPr>
-          <w:rFonts w:ascii="Arial" w:hAnsi="Arial" w:cs="Arial"/>
-          <w:color w:val="000000" w:themeColor="text1"/>
-          <w:szCs w:val="24"/>
-        </w:rPr>
-        <w:t xml:space="preserve">npm will install the latest </w:t>
-      </w:r>
-      <w:r>
-        <w:rPr>
-          <w:rFonts w:ascii="Arial" w:hAnsi="Arial" w:cs="Arial"/>
-          <w:color w:val="000000" w:themeColor="text1"/>
-          <w:szCs w:val="24"/>
-        </w:rPr>
-        <w:t xml:space="preserve">body-parser </w:t>
-      </w:r>
-      <w:r>
-        <w:rPr>
-          <w:rFonts w:ascii="Arial" w:hAnsi="Arial" w:cs="Arial"/>
-          <w:color w:val="000000" w:themeColor="text1"/>
-          <w:szCs w:val="24"/>
-        </w:rPr>
-        <w:t xml:space="preserve">package for both, the latest package version </w:t>
-      </w:r>
-      <w:r>
-        <w:rPr>
-          <w:rFonts w:ascii="Arial" w:hAnsi="Arial" w:cs="Arial"/>
-          <w:color w:val="000000" w:themeColor="text1"/>
-          <w:szCs w:val="24"/>
-        </w:rPr>
-        <w:t>installed must</w:t>
-      </w:r>
-      <w:r>
-        <w:rPr>
-          <w:rFonts w:ascii="Arial" w:hAnsi="Arial" w:cs="Arial"/>
-          <w:color w:val="000000" w:themeColor="text1"/>
-          <w:szCs w:val="24"/>
-        </w:rPr>
-        <w:t xml:space="preserve"> be </w:t>
-      </w:r>
-      <w:r>
-        <w:rPr>
-          <w:rFonts w:ascii="Arial" w:hAnsi="Arial" w:cs="Arial"/>
-          <w:color w:val="000000" w:themeColor="text1"/>
-          <w:szCs w:val="24"/>
-        </w:rPr>
-        <w:t xml:space="preserve">below </w:t>
-      </w:r>
-      <w:r>
-        <w:rPr>
-          <w:rFonts w:ascii="Arial" w:hAnsi="Arial" w:cs="Arial"/>
-          <w:b/>
-          <w:bCs/>
-          <w:color w:val="000000" w:themeColor="text1"/>
-          <w:szCs w:val="24"/>
-        </w:rPr>
-        <w:t>3.0.0</w:t>
-      </w:r>
-      <w:r>
-        <w:rPr>
-          <w:rFonts w:ascii="Arial" w:hAnsi="Arial" w:cs="Arial"/>
-          <w:color w:val="000000" w:themeColor="text1"/>
-          <w:szCs w:val="24"/>
-        </w:rPr>
-        <w:t>.</w:t>
-      </w:r>
     </w:p>
     <w:p>
       <w:pPr>
@@ -3037,16 +3881,40 @@
         </w:rPr>
         <w:t>“</w:t>
       </w:r>
-      <w:r>
-        <w:rPr>
-          <w:rFonts w:ascii="Arial" w:hAnsi="Arial" w:cs="Arial"/>
-          <w:b/>
-          <w:bCs/>
-          <w:color w:val="EE0000"/>
-          <w:szCs w:val="24"/>
-        </w:rPr>
-        <w:t>proxy-addr</w:t>
-      </w:r>
+      <w:proofErr w:type="gramStart"/>
+      <w:r>
+        <w:rPr>
+          <w:rFonts w:ascii="Arial" w:hAnsi="Arial" w:cs="Arial"/>
+          <w:b/>
+          <w:bCs/>
+          <w:color w:val="EE0000"/>
+          <w:szCs w:val="24"/>
+        </w:rPr>
+        <w:t>proxy</w:t>
+      </w:r>
+      <w:proofErr w:type="gramEnd"/>
+      <w:r>
+        <w:rPr>
+          <w:rFonts w:ascii="Arial" w:hAnsi="Arial" w:cs="Arial"/>
+          <w:b/>
+          <w:bCs/>
+          <w:color w:val="EE0000"/>
+          <w:szCs w:val="24"/>
+        </w:rPr>
+        <w:t>-</w:t>
+      </w:r>
+      <w:proofErr w:type="spellStart"/>
+      <w:r>
+        <w:rPr>
+          <w:rFonts w:ascii="Arial" w:hAnsi="Arial" w:cs="Arial"/>
+          <w:b/>
+          <w:bCs/>
+          <w:color w:val="EE0000"/>
+          <w:szCs w:val="24"/>
+        </w:rPr>
+        <w:t>addr</w:t>
+      </w:r>
+      <w:proofErr w:type="spellEnd"/>
       <w:r>
         <w:rPr>
           <w:rFonts w:ascii="Arial" w:hAnsi="Arial" w:cs="Arial"/>
@@ -3156,7 +4024,20 @@
           <w:sz w:val="22"/>
           <w:szCs w:val="22"/>
         </w:rPr>
-        <w:t>(*Note: at this current moment, there is no such version, it is just for demonstration purposes.)</w:t>
+        <w:t>(</w:t>
+      </w:r>
+      <w:r>
+        <w:rPr>
+          <w:rFonts w:ascii="Arial" w:hAnsi="Arial" w:cs="Arial"/>
+          <w:b/>
+          <w:bCs/>
+          <w:i/>
+          <w:iCs/>
+          <w:color w:val="EE0000"/>
+          <w:sz w:val="22"/>
+          <w:szCs w:val="22"/>
+        </w:rPr>
+        <w:t>*Note: at this current moment, there is no such version, it is just for demonstration purposes.)</w:t>
       </w:r>
     </w:p>
     <w:p>
@@ -3198,27 +4079,40 @@
         <w:ind w:left="720"/>
         <w:jc w:val="both"/>
         <w:rPr>
+          <w:rFonts w:ascii="Arial" w:eastAsia="Times New Roman" w:hAnsi="Arial" w:cs="Arial"/>
+          <w:kern w:val="0"/>
+          <w:szCs w:val="24"/>
+          <w:lang w:val="en-HK" w:eastAsia="zh-TW" w:bidi="ar-SA"/>
+          <w14:ligatures w14:val="none"/>
+        </w:rPr>
+      </w:pPr>
+      <w:r>
+        <w:rPr>
           <w:rFonts w:ascii="Arial" w:hAnsi="Arial" w:cs="Arial"/>
           <w:color w:val="000000" w:themeColor="text1"/>
           <w:szCs w:val="24"/>
         </w:rPr>
-      </w:pPr>
+        <w:t>This time t</w:t>
+      </w:r>
       <w:r>
         <w:rPr>
           <w:rFonts w:ascii="Arial" w:hAnsi="Arial" w:cs="Arial"/>
           <w:color w:val="000000" w:themeColor="text1"/>
           <w:szCs w:val="24"/>
         </w:rPr>
-        <w:t>This time t</w:t>
-      </w:r>
-      <w:r>
-        <w:rPr>
-          <w:rFonts w:ascii="Arial" w:hAnsi="Arial" w:cs="Arial"/>
+        <w:t xml:space="preserve">he </w:t>
+      </w:r>
+      <w:r>
+        <w:rPr>
+          <w:rFonts w:ascii="Arial" w:hAnsi="Arial" w:cs="Arial"/>
+          <w:b/>
+          <w:bCs/>
           <w:color w:val="000000" w:themeColor="text1"/>
           <w:szCs w:val="24"/>
         </w:rPr>
-        <w:t xml:space="preserve">he </w:t>
-      </w:r>
+        <w:t>proxy-</w:t>
+      </w:r>
+      <w:proofErr w:type="spellStart"/>
       <w:r>
         <w:rPr>
           <w:rFonts w:ascii="Arial" w:hAnsi="Arial" w:cs="Arial"/>
@@ -3227,8 +4121,9 @@
           <w:color w:val="000000" w:themeColor="text1"/>
           <w:szCs w:val="24"/>
         </w:rPr>
-        <w:t>proxy-addr</w:t>
-      </w:r>
+        <w:t>addr</w:t>
+      </w:r>
+      <w:proofErr w:type="spellEnd"/>
       <w:r>
         <w:rPr>
           <w:rFonts w:ascii="Arial" w:hAnsi="Arial" w:cs="Arial"/>
@@ -3301,23 +4196,69 @@
           <w:color w:val="000000" w:themeColor="text1"/>
           <w:szCs w:val="24"/>
         </w:rPr>
-        <w:t>“proxy-addr”:”~2.0.7”</w:t>
-      </w:r>
+        <w:t>“proxy-</w:t>
+      </w:r>
+      <w:proofErr w:type="spellStart"/>
       <w:r>
         <w:rPr>
           <w:rFonts w:ascii="Arial" w:hAnsi="Arial" w:cs="Arial"/>
           <w:color w:val="000000" w:themeColor="text1"/>
           <w:szCs w:val="24"/>
         </w:rPr>
+        <w:t>addr</w:t>
+      </w:r>
+      <w:proofErr w:type="spellEnd"/>
+      <w:r>
+        <w:rPr>
+          <w:rFonts w:ascii="Arial" w:hAnsi="Arial" w:cs="Arial"/>
+          <w:color w:val="000000" w:themeColor="text1"/>
+          <w:szCs w:val="24"/>
+        </w:rPr>
+        <w:t>”</w:t>
+      </w:r>
+      <w:proofErr w:type="gramStart"/>
+      <w:r>
+        <w:rPr>
+          <w:rFonts w:ascii="Arial" w:hAnsi="Arial" w:cs="Arial"/>
+          <w:color w:val="000000" w:themeColor="text1"/>
+          <w:szCs w:val="24"/>
+        </w:rPr>
+        <w:t>:”~</w:t>
+      </w:r>
+      <w:proofErr w:type="gramEnd"/>
+      <w:r>
+        <w:rPr>
+          <w:rFonts w:ascii="Arial" w:hAnsi="Arial" w:cs="Arial"/>
+          <w:color w:val="000000" w:themeColor="text1"/>
+          <w:szCs w:val="24"/>
+        </w:rPr>
+        <w:t>2.0.7”</w:t>
+      </w:r>
+      <w:r>
+        <w:rPr>
+          <w:rFonts w:ascii="Arial" w:hAnsi="Arial" w:cs="Arial"/>
+          <w:color w:val="000000" w:themeColor="text1"/>
+          <w:szCs w:val="24"/>
+        </w:rPr>
         <w:t xml:space="preserve"> (please check using the command “</w:t>
       </w:r>
+      <w:proofErr w:type="spellStart"/>
       <w:r>
         <w:rPr>
           <w:rFonts w:ascii="Arial" w:hAnsi="Arial" w:cs="Arial"/>
           <w:color w:val="000000" w:themeColor="text1"/>
           <w:szCs w:val="24"/>
         </w:rPr>
-        <w:t>npm view express</w:t>
+        <w:t>npm</w:t>
+      </w:r>
+      <w:proofErr w:type="spellEnd"/>
+      <w:r>
+        <w:rPr>
+          <w:rFonts w:ascii="Arial" w:hAnsi="Arial" w:cs="Arial"/>
+          <w:color w:val="000000" w:themeColor="text1"/>
+          <w:szCs w:val="24"/>
+        </w:rPr>
+        <w:t xml:space="preserve"> view express</w:t>
       </w:r>
       <w:r>
         <w:rPr>
@@ -3361,19 +4302,65 @@
           <w:lang w:val="en-HK" w:eastAsia="zh-TW" w:bidi="ar-SA"/>
           <w14:ligatures w14:val="none"/>
         </w:rPr>
-        <w:t>t</w:t>
+        <w:t>tilde</w:t>
       </w:r>
       <w:r>
         <w:rPr>
           <w:rFonts w:ascii="Arial" w:eastAsia="Times New Roman" w:hAnsi="Arial" w:cs="Arial"/>
-          <w:b/>
-          <w:bCs/>
           <w:kern w:val="0"/>
           <w:szCs w:val="24"/>
           <w:lang w:val="en-HK" w:eastAsia="zh-TW" w:bidi="ar-SA"/>
           <w14:ligatures w14:val="none"/>
         </w:rPr>
-        <w:t>ilde</w:t>
+        <w:t xml:space="preserve">, the version within the range is: </w:t>
+      </w:r>
+      <w:r>
+        <w:rPr>
+          <w:rFonts w:ascii="Arial" w:eastAsia="Times New Roman" w:hAnsi="Arial" w:cs="Arial"/>
+          <w:b/>
+          <w:bCs/>
+          <w:kern w:val="0"/>
+          <w:szCs w:val="24"/>
+          <w:lang w:val="en-HK" w:eastAsia="zh-TW" w:bidi="ar-SA"/>
+          <w14:ligatures w14:val="none"/>
+        </w:rPr>
+        <w:t xml:space="preserve">2.0.7 </w:t>
+      </w:r>
+      <w:r>
+        <w:rPr>
+          <w:rFonts w:ascii="Arial" w:eastAsia="Times New Roman" w:hAnsi="Arial" w:cs="Arial"/>
+          <w:b/>
+          <w:bCs/>
+          <w:kern w:val="0"/>
+          <w:szCs w:val="24"/>
+          <w:lang w:val="en-HK" w:eastAsia="zh-TW" w:bidi="ar-SA"/>
+          <w14:ligatures w14:val="none"/>
+        </w:rPr>
+        <w:t>to</w:t>
+      </w:r>
+      <w:r>
+        <w:rPr>
+          <w:rFonts w:ascii="Arial" w:eastAsia="Times New Roman" w:hAnsi="Arial" w:cs="Arial"/>
+          <w:b/>
+          <w:bCs/>
+          <w:kern w:val="0"/>
+          <w:szCs w:val="24"/>
+          <w:lang w:val="en-HK" w:eastAsia="zh-TW" w:bidi="ar-SA"/>
+          <w14:ligatures w14:val="none"/>
+        </w:rPr>
+        <w:t xml:space="preserve"> </w:t>
+      </w:r>
+      <w:r>
+        <w:rPr>
+          <w:rFonts w:ascii="Arial" w:eastAsia="Times New Roman" w:hAnsi="Arial" w:cs="Arial"/>
+          <w:b/>
+          <w:bCs/>
+          <w:kern w:val="0"/>
+          <w:szCs w:val="24"/>
+          <w:lang w:val="en-HK" w:eastAsia="zh-TW" w:bidi="ar-SA"/>
+          <w14:ligatures w14:val="none"/>
+        </w:rPr>
+        <w:t>2.0.9</w:t>
       </w:r>
       <w:r>
         <w:rPr>
@@ -3383,55 +4370,59 @@
           <w:lang w:val="en-HK" w:eastAsia="zh-TW" w:bidi="ar-SA"/>
           <w14:ligatures w14:val="none"/>
         </w:rPr>
-        <w:t xml:space="preserve">, the version within the range is: </w:t>
+        <w:t xml:space="preserve"> (if there is a </w:t>
       </w:r>
       <w:r>
         <w:rPr>
           <w:rFonts w:ascii="Arial" w:eastAsia="Times New Roman" w:hAnsi="Arial" w:cs="Arial"/>
-          <w:b/>
-          <w:bCs/>
           <w:kern w:val="0"/>
           <w:szCs w:val="24"/>
           <w:lang w:val="en-HK" w:eastAsia="zh-TW" w:bidi="ar-SA"/>
           <w14:ligatures w14:val="none"/>
         </w:rPr>
-        <w:t xml:space="preserve">2.0.7 </w:t>
+        <w:t xml:space="preserve">latest </w:t>
       </w:r>
       <w:r>
         <w:rPr>
           <w:rFonts w:ascii="Arial" w:eastAsia="Times New Roman" w:hAnsi="Arial" w:cs="Arial"/>
-          <w:b/>
-          <w:bCs/>
           <w:kern w:val="0"/>
           <w:szCs w:val="24"/>
           <w:lang w:val="en-HK" w:eastAsia="zh-TW" w:bidi="ar-SA"/>
           <w14:ligatures w14:val="none"/>
         </w:rPr>
-        <w:t>to</w:t>
+        <w:t>version 2.0.</w:t>
       </w:r>
       <w:r>
         <w:rPr>
           <w:rFonts w:ascii="Arial" w:eastAsia="Times New Roman" w:hAnsi="Arial" w:cs="Arial"/>
-          <w:b/>
-          <w:bCs/>
           <w:kern w:val="0"/>
           <w:szCs w:val="24"/>
           <w:lang w:val="en-HK" w:eastAsia="zh-TW" w:bidi="ar-SA"/>
           <w14:ligatures w14:val="none"/>
         </w:rPr>
-        <w:t xml:space="preserve"> </w:t>
+        <w:t>8</w:t>
       </w:r>
       <w:r>
         <w:rPr>
           <w:rFonts w:ascii="Arial" w:eastAsia="Times New Roman" w:hAnsi="Arial" w:cs="Arial"/>
-          <w:b/>
-          <w:bCs/>
           <w:kern w:val="0"/>
           <w:szCs w:val="24"/>
           <w:lang w:val="en-HK" w:eastAsia="zh-TW" w:bidi="ar-SA"/>
           <w14:ligatures w14:val="none"/>
         </w:rPr>
-        <w:t>2.0.9</w:t>
+        <w:t>, then it will be installed).</w:t>
+      </w:r>
+      <w:r>
+        <w:rPr>
+          <w:rFonts w:ascii="Arial" w:eastAsia="Times New Roman" w:hAnsi="Arial" w:cs="Arial"/>
+          <w:b/>
+          <w:bCs/>
+          <w:kern w:val="0"/>
+          <w:szCs w:val="24"/>
+          <w:lang w:val="en-HK" w:eastAsia="zh-TW" w:bidi="ar-SA"/>
+          <w14:ligatures w14:val="none"/>
+        </w:rPr>
+        <w:t xml:space="preserve"> </w:t>
       </w:r>
       <w:r>
         <w:rPr>
@@ -3441,7 +4432,55 @@
           <w:lang w:val="en-HK" w:eastAsia="zh-TW" w:bidi="ar-SA"/>
           <w14:ligatures w14:val="none"/>
         </w:rPr>
-        <w:t xml:space="preserve"> (if there is a </w:t>
+        <w:t xml:space="preserve">Therefore there is a confliction because </w:t>
+      </w:r>
+      <w:r>
+        <w:rPr>
+          <w:rFonts w:ascii="Arial" w:eastAsia="Times New Roman" w:hAnsi="Arial" w:cs="Arial"/>
+          <w:b/>
+          <w:bCs/>
+          <w:kern w:val="0"/>
+          <w:szCs w:val="24"/>
+          <w:lang w:val="en-HK" w:eastAsia="zh-TW" w:bidi="ar-SA"/>
+          <w14:ligatures w14:val="none"/>
+        </w:rPr>
+        <w:t>2.</w:t>
+      </w:r>
+      <w:r>
+        <w:rPr>
+          <w:rFonts w:ascii="Arial" w:eastAsia="Times New Roman" w:hAnsi="Arial" w:cs="Arial"/>
+          <w:b/>
+          <w:bCs/>
+          <w:kern w:val="0"/>
+          <w:szCs w:val="24"/>
+          <w:lang w:val="en-HK" w:eastAsia="zh-TW" w:bidi="ar-SA"/>
+          <w14:ligatures w14:val="none"/>
+        </w:rPr>
+        <w:t>1</w:t>
+      </w:r>
+      <w:r>
+        <w:rPr>
+          <w:rFonts w:ascii="Arial" w:eastAsia="Times New Roman" w:hAnsi="Arial" w:cs="Arial"/>
+          <w:b/>
+          <w:bCs/>
+          <w:kern w:val="0"/>
+          <w:szCs w:val="24"/>
+          <w:lang w:val="en-HK" w:eastAsia="zh-TW" w:bidi="ar-SA"/>
+          <w14:ligatures w14:val="none"/>
+        </w:rPr>
+        <w:t>.</w:t>
+      </w:r>
+      <w:r>
+        <w:rPr>
+          <w:rFonts w:ascii="Arial" w:eastAsia="Times New Roman" w:hAnsi="Arial" w:cs="Arial"/>
+          <w:b/>
+          <w:bCs/>
+          <w:kern w:val="0"/>
+          <w:szCs w:val="24"/>
+          <w:lang w:val="en-HK" w:eastAsia="zh-TW" w:bidi="ar-SA"/>
+          <w14:ligatures w14:val="none"/>
+        </w:rPr>
+        <w:t>0</w:t>
       </w:r>
       <w:r>
         <w:rPr>
@@ -3451,7 +4490,57 @@
           <w:lang w:val="en-HK" w:eastAsia="zh-TW" w:bidi="ar-SA"/>
           <w14:ligatures w14:val="none"/>
         </w:rPr>
-        <w:t xml:space="preserve">latest </w:t>
+        <w:t xml:space="preserve"> is out of the range for </w:t>
+      </w:r>
+      <w:r>
+        <w:rPr>
+          <w:rFonts w:ascii="Arial" w:eastAsia="Times New Roman" w:hAnsi="Arial" w:cs="Arial"/>
+          <w:b/>
+          <w:bCs/>
+          <w:kern w:val="0"/>
+          <w:szCs w:val="24"/>
+          <w:lang w:val="en-HK" w:eastAsia="zh-TW" w:bidi="ar-SA"/>
+          <w14:ligatures w14:val="none"/>
+        </w:rPr>
+        <w:t>2.0.7 to 2.0.9</w:t>
+      </w:r>
+      <w:r>
+        <w:rPr>
+          <w:rFonts w:ascii="Arial" w:eastAsia="Times New Roman" w:hAnsi="Arial" w:cs="Arial"/>
+          <w:b/>
+          <w:bCs/>
+          <w:kern w:val="0"/>
+          <w:szCs w:val="24"/>
+          <w:lang w:val="en-HK" w:eastAsia="zh-TW" w:bidi="ar-SA"/>
+          <w14:ligatures w14:val="none"/>
+        </w:rPr>
+        <w:t xml:space="preserve"> (</w:t>
+      </w:r>
+      <w:r>
+        <w:rPr>
+          <w:rFonts w:ascii="Arial" w:eastAsia="Times New Roman" w:hAnsi="Arial" w:cs="Arial"/>
+          <w:b/>
+          <w:bCs/>
+          <w:i/>
+          <w:iCs/>
+          <w:kern w:val="0"/>
+          <w:szCs w:val="24"/>
+          <w:lang w:val="en-HK" w:eastAsia="zh-TW" w:bidi="ar-SA"/>
+          <w14:ligatures w14:val="none"/>
+        </w:rPr>
+        <w:t>it is a tilde – patch change</w:t>
+      </w:r>
+      <w:r>
+        <w:rPr>
+          <w:rFonts w:ascii="Arial" w:eastAsia="Times New Roman" w:hAnsi="Arial" w:cs="Arial"/>
+          <w:b/>
+          <w:bCs/>
+          <w:kern w:val="0"/>
+          <w:szCs w:val="24"/>
+          <w:lang w:val="en-HK" w:eastAsia="zh-TW" w:bidi="ar-SA"/>
+          <w14:ligatures w14:val="none"/>
+        </w:rPr>
+        <w:t>)</w:t>
       </w:r>
       <w:r>
         <w:rPr>
@@ -3461,130 +4550,298 @@
           <w:lang w:val="en-HK" w:eastAsia="zh-TW" w:bidi="ar-SA"/>
           <w14:ligatures w14:val="none"/>
         </w:rPr>
-        <w:t>version 2.0.</w:t>
-      </w:r>
-      <w:r>
-        <w:rPr>
-          <w:rFonts w:ascii="Arial" w:eastAsia="Times New Roman" w:hAnsi="Arial" w:cs="Arial"/>
-          <w:kern w:val="0"/>
-          <w:szCs w:val="24"/>
-          <w:lang w:val="en-HK" w:eastAsia="zh-TW" w:bidi="ar-SA"/>
-          <w14:ligatures w14:val="none"/>
-        </w:rPr>
-        <w:t>8</w:t>
-      </w:r>
-      <w:r>
-        <w:rPr>
-          <w:rFonts w:ascii="Arial" w:eastAsia="Times New Roman" w:hAnsi="Arial" w:cs="Arial"/>
-          <w:kern w:val="0"/>
-          <w:szCs w:val="24"/>
-          <w:lang w:val="en-HK" w:eastAsia="zh-TW" w:bidi="ar-SA"/>
-          <w14:ligatures w14:val="none"/>
-        </w:rPr>
-        <w:t>, then it will be installed).</w:t>
-      </w:r>
-      <w:r>
-        <w:rPr>
-          <w:rFonts w:ascii="Arial" w:eastAsia="Times New Roman" w:hAnsi="Arial" w:cs="Arial"/>
-          <w:b/>
-          <w:bCs/>
-          <w:kern w:val="0"/>
-          <w:szCs w:val="24"/>
-          <w:lang w:val="en-HK" w:eastAsia="zh-TW" w:bidi="ar-SA"/>
-          <w14:ligatures w14:val="none"/>
-        </w:rPr>
-        <w:t xml:space="preserve"> </w:t>
-      </w:r>
-      <w:r>
-        <w:rPr>
-          <w:rFonts w:ascii="Arial" w:eastAsia="Times New Roman" w:hAnsi="Arial" w:cs="Arial"/>
-          <w:kern w:val="0"/>
-          <w:szCs w:val="24"/>
-          <w:lang w:val="en-HK" w:eastAsia="zh-TW" w:bidi="ar-SA"/>
-          <w14:ligatures w14:val="none"/>
-        </w:rPr>
-        <w:t xml:space="preserve">Therefore there is a confliction because </w:t>
-      </w:r>
-      <w:r>
-        <w:rPr>
-          <w:rFonts w:ascii="Arial" w:eastAsia="Times New Roman" w:hAnsi="Arial" w:cs="Arial"/>
-          <w:b/>
-          <w:bCs/>
-          <w:kern w:val="0"/>
-          <w:szCs w:val="24"/>
-          <w:lang w:val="en-HK" w:eastAsia="zh-TW" w:bidi="ar-SA"/>
-          <w14:ligatures w14:val="none"/>
-        </w:rPr>
-        <w:t>2.</w:t>
-      </w:r>
-      <w:r>
-        <w:rPr>
-          <w:rFonts w:ascii="Arial" w:eastAsia="Times New Roman" w:hAnsi="Arial" w:cs="Arial"/>
-          <w:b/>
-          <w:bCs/>
-          <w:kern w:val="0"/>
-          <w:szCs w:val="24"/>
-          <w:lang w:val="en-HK" w:eastAsia="zh-TW" w:bidi="ar-SA"/>
-          <w14:ligatures w14:val="none"/>
-        </w:rPr>
-        <w:t>1</w:t>
-      </w:r>
-      <w:r>
-        <w:rPr>
-          <w:rFonts w:ascii="Arial" w:eastAsia="Times New Roman" w:hAnsi="Arial" w:cs="Arial"/>
-          <w:b/>
-          <w:bCs/>
-          <w:kern w:val="0"/>
-          <w:szCs w:val="24"/>
-          <w:lang w:val="en-HK" w:eastAsia="zh-TW" w:bidi="ar-SA"/>
-          <w14:ligatures w14:val="none"/>
-        </w:rPr>
         <w:t>.</w:t>
       </w:r>
-      <w:r>
-        <w:rPr>
-          <w:rFonts w:ascii="Arial" w:eastAsia="Times New Roman" w:hAnsi="Arial" w:cs="Arial"/>
-          <w:b/>
-          <w:bCs/>
-          <w:kern w:val="0"/>
-          <w:szCs w:val="24"/>
-          <w:lang w:val="en-HK" w:eastAsia="zh-TW" w:bidi="ar-SA"/>
-          <w14:ligatures w14:val="none"/>
-        </w:rPr>
-        <w:t>0</w:t>
-      </w:r>
-      <w:r>
-        <w:rPr>
-          <w:rFonts w:ascii="Arial" w:eastAsia="Times New Roman" w:hAnsi="Arial" w:cs="Arial"/>
-          <w:kern w:val="0"/>
-          <w:szCs w:val="24"/>
-          <w:lang w:val="en-HK" w:eastAsia="zh-TW" w:bidi="ar-SA"/>
-          <w14:ligatures w14:val="none"/>
-        </w:rPr>
-        <w:t xml:space="preserve"> is out of the range for </w:t>
-      </w:r>
-      <w:r>
-        <w:rPr>
-          <w:rFonts w:ascii="Arial" w:eastAsia="Times New Roman" w:hAnsi="Arial" w:cs="Arial"/>
-          <w:b/>
-          <w:bCs/>
-          <w:kern w:val="0"/>
-          <w:szCs w:val="24"/>
-          <w:lang w:val="en-HK" w:eastAsia="zh-TW" w:bidi="ar-SA"/>
-          <w14:ligatures w14:val="none"/>
-        </w:rPr>
-        <w:t>2.0.7 to 2.0.9</w:t>
-      </w:r>
-      <w:r>
-        <w:rPr>
-          <w:rFonts w:ascii="Arial" w:eastAsia="Times New Roman" w:hAnsi="Arial" w:cs="Arial"/>
-          <w:kern w:val="0"/>
-          <w:szCs w:val="24"/>
-          <w:lang w:val="en-HK" w:eastAsia="zh-TW" w:bidi="ar-SA"/>
-          <w14:ligatures w14:val="none"/>
-        </w:rPr>
-        <w:t>.</w:t>
-      </w:r>
+    </w:p>
+    <w:p>
+      <w:pPr>
+        <w:ind w:left="720"/>
+        <w:jc w:val="both"/>
+        <w:rPr>
+          <w:rFonts w:ascii="Arial" w:hAnsi="Arial" w:cs="Arial"/>
+          <w:color w:val="000000" w:themeColor="text1"/>
+          <w:szCs w:val="24"/>
+        </w:rPr>
+      </w:pPr>
+    </w:p>
+    <w:p>
+      <w:pPr>
+        <w:ind w:left="720"/>
+        <w:jc w:val="both"/>
+        <w:rPr>
+          <w:rFonts w:ascii="Arial" w:hAnsi="Arial" w:cs="Arial"/>
+        </w:rPr>
+      </w:pPr>
+      <w:r>
+        <w:rPr>
+          <w:rFonts w:ascii="Arial" w:hAnsi="Arial" w:cs="Arial"/>
+        </w:rPr>
+        <w:t>One more</w:t>
+      </w:r>
+      <w:r>
+        <w:rPr>
+          <w:rFonts w:ascii="Arial" w:hAnsi="Arial" w:cs="Arial"/>
+        </w:rPr>
+        <w:t xml:space="preserve"> example:</w:t>
+      </w:r>
+    </w:p>
+    <w:p>
+      <w:pPr>
+        <w:ind w:left="720"/>
+        <w:rPr>
+          <w:rFonts w:ascii="Arial" w:hAnsi="Arial" w:cs="Arial"/>
+          <w:b/>
+          <w:bCs/>
+          <w:color w:val="EE0000"/>
+          <w:szCs w:val="24"/>
+        </w:rPr>
+      </w:pPr>
+      <w:r>
+        <w:rPr>
+          <w:rFonts w:ascii="Arial" w:hAnsi="Arial" w:cs="Arial"/>
+          <w:b/>
+          <w:bCs/>
+          <w:color w:val="EE0000"/>
+          <w:szCs w:val="24"/>
+        </w:rPr>
+        <w:t>{</w:t>
+      </w:r>
+    </w:p>
+    <w:p>
+      <w:pPr>
+        <w:ind w:left="720" w:firstLine="140"/>
+        <w:rPr>
+          <w:rFonts w:ascii="Arial" w:hAnsi="Arial" w:cs="Arial"/>
+          <w:b/>
+          <w:bCs/>
+          <w:color w:val="EE0000"/>
+          <w:szCs w:val="24"/>
+        </w:rPr>
+      </w:pPr>
+      <w:r>
+        <w:rPr>
+          <w:rFonts w:ascii="Arial" w:hAnsi="Arial" w:cs="Arial"/>
+          <w:b/>
+          <w:bCs/>
+          <w:color w:val="EE0000"/>
+          <w:szCs w:val="24"/>
+        </w:rPr>
+        <w:t>"express": "</w:t>
+      </w:r>
+      <w:r>
+        <w:rPr>
+          <w:rFonts w:ascii="Arial" w:hAnsi="Arial" w:cs="Arial"/>
+          <w:b/>
+          <w:bCs/>
+          <w:color w:val="EE0000"/>
+          <w:szCs w:val="24"/>
+        </w:rPr>
+        <w:t>^5.0.0</w:t>
+      </w:r>
+      <w:r>
+        <w:rPr>
+          <w:rFonts w:ascii="Arial" w:hAnsi="Arial" w:cs="Arial"/>
+          <w:b/>
+          <w:bCs/>
+          <w:color w:val="EE0000"/>
+          <w:szCs w:val="24"/>
+        </w:rPr>
+        <w:t xml:space="preserve">", </w:t>
+      </w:r>
+    </w:p>
+    <w:p>
+      <w:pPr>
+        <w:ind w:left="860"/>
+        <w:rPr>
+          <w:rFonts w:ascii="Arial" w:hAnsi="Arial" w:cs="Arial"/>
+          <w:b/>
+          <w:bCs/>
+          <w:color w:val="EE0000"/>
+          <w:szCs w:val="24"/>
+        </w:rPr>
+      </w:pPr>
+      <w:r>
+        <w:rPr>
+          <w:rFonts w:ascii="Arial" w:hAnsi="Arial" w:cs="Arial"/>
+          <w:b/>
+          <w:bCs/>
+          <w:color w:val="EE0000"/>
+          <w:szCs w:val="24"/>
+        </w:rPr>
+        <w:t>'</w:t>
+      </w:r>
+      <w:proofErr w:type="gramStart"/>
+      <w:r>
+        <w:rPr>
+          <w:rFonts w:ascii="Arial" w:hAnsi="Arial" w:cs="Arial"/>
+          <w:b/>
+          <w:bCs/>
+          <w:color w:val="EE0000"/>
+          <w:szCs w:val="24"/>
+        </w:rPr>
+        <w:t>http</w:t>
+      </w:r>
+      <w:proofErr w:type="gramEnd"/>
+      <w:r>
+        <w:rPr>
+          <w:rFonts w:ascii="Arial" w:hAnsi="Arial" w:cs="Arial"/>
+          <w:b/>
+          <w:bCs/>
+          <w:color w:val="EE0000"/>
+          <w:szCs w:val="24"/>
+        </w:rPr>
+        <w:t>-errors': '2.0.</w:t>
+      </w:r>
+      <w:r>
+        <w:rPr>
+          <w:rFonts w:ascii="Arial" w:hAnsi="Arial" w:cs="Arial"/>
+          <w:b/>
+          <w:bCs/>
+          <w:color w:val="EE0000"/>
+          <w:szCs w:val="24"/>
+        </w:rPr>
+        <w:t>2</w:t>
+      </w:r>
+      <w:r>
+        <w:rPr>
+          <w:rFonts w:ascii="Arial" w:hAnsi="Arial" w:cs="Arial"/>
+          <w:b/>
+          <w:bCs/>
+          <w:color w:val="EE0000"/>
+          <w:szCs w:val="24"/>
+        </w:rPr>
+        <w:t>'</w:t>
+      </w:r>
+      <w:r>
+        <w:rPr>
+          <w:rFonts w:ascii="Arial" w:hAnsi="Arial" w:cs="Arial"/>
+          <w:b/>
+          <w:bCs/>
+          <w:color w:val="EE0000"/>
+          <w:szCs w:val="24"/>
+        </w:rPr>
+        <w:t xml:space="preserve"> (</w:t>
+      </w:r>
+      <w:r>
+        <w:rPr>
+          <w:rFonts w:ascii="Arial" w:hAnsi="Arial" w:cs="Arial"/>
+          <w:b/>
+          <w:bCs/>
+          <w:i/>
+          <w:iCs/>
+          <w:color w:val="EE0000"/>
+          <w:szCs w:val="24"/>
+        </w:rPr>
+        <w:t>*Note: the version is just for demonstration purpose only</w:t>
+      </w:r>
+      <w:r>
+        <w:rPr>
+          <w:rFonts w:ascii="Arial" w:hAnsi="Arial" w:cs="Arial"/>
+          <w:b/>
+          <w:bCs/>
+          <w:color w:val="EE0000"/>
+          <w:szCs w:val="24"/>
+        </w:rPr>
+        <w:t>)</w:t>
+      </w:r>
+    </w:p>
+    <w:p>
+      <w:pPr>
+        <w:ind w:left="720"/>
+        <w:rPr>
+          <w:rFonts w:ascii="Arial" w:hAnsi="Arial" w:cs="Arial"/>
+          <w:b/>
+          <w:bCs/>
+          <w:color w:val="EE0000"/>
+          <w:szCs w:val="24"/>
+        </w:rPr>
+      </w:pPr>
+      <w:r>
+        <w:rPr>
+          <w:rFonts w:ascii="Arial" w:hAnsi="Arial" w:cs="Arial"/>
+          <w:b/>
+          <w:bCs/>
+          <w:color w:val="EE0000"/>
+          <w:szCs w:val="24"/>
+        </w:rPr>
+        <w:t>}</w:t>
+      </w:r>
+    </w:p>
+    <w:p>
+      <w:pPr>
+        <w:ind w:left="720"/>
+        <w:rPr>
+          <w:rFonts w:ascii="Arial" w:hAnsi="Arial" w:cs="Arial"/>
+          <w:b/>
+          <w:bCs/>
+          <w:color w:val="EE0000"/>
+          <w:szCs w:val="24"/>
+        </w:rPr>
+      </w:pPr>
+    </w:p>
+    <w:p>
+      <w:pPr>
+        <w:ind w:left="720"/>
+        <w:jc w:val="both"/>
+        <w:rPr>
+          <w:rFonts w:ascii="Arial" w:hAnsi="Arial" w:cs="Arial"/>
+          <w:color w:val="000000" w:themeColor="text1"/>
+          <w:szCs w:val="24"/>
+        </w:rPr>
+      </w:pPr>
+      <w:r>
+        <w:rPr>
+          <w:rFonts w:ascii="Arial" w:hAnsi="Arial" w:cs="Arial"/>
+          <w:color w:val="000000" w:themeColor="text1"/>
+          <w:szCs w:val="24"/>
+        </w:rPr>
+        <w:t>This time the http-errors version is an exact match “2.0.0”</w:t>
+      </w:r>
+      <w:r>
+        <w:rPr>
+          <w:rFonts w:ascii="Arial" w:hAnsi="Arial" w:cs="Arial"/>
+          <w:color w:val="000000" w:themeColor="text1"/>
+          <w:szCs w:val="24"/>
+        </w:rPr>
+        <w:t xml:space="preserve"> for the express@5.0.0</w:t>
+      </w:r>
+      <w:r>
+        <w:rPr>
+          <w:rFonts w:ascii="Arial" w:hAnsi="Arial" w:cs="Arial"/>
+          <w:color w:val="000000" w:themeColor="text1"/>
+          <w:szCs w:val="24"/>
+        </w:rPr>
+        <w:t xml:space="preserve">. Any version of http-errors at the </w:t>
+      </w:r>
+      <w:proofErr w:type="spellStart"/>
+      <w:r>
+        <w:rPr>
+          <w:rFonts w:ascii="Arial" w:hAnsi="Arial" w:cs="Arial"/>
+          <w:color w:val="000000" w:themeColor="text1"/>
+          <w:szCs w:val="24"/>
+        </w:rPr>
+        <w:t>package.json</w:t>
+      </w:r>
+      <w:proofErr w:type="spellEnd"/>
+      <w:r>
+        <w:rPr>
+          <w:rFonts w:ascii="Arial" w:hAnsi="Arial" w:cs="Arial"/>
+          <w:color w:val="000000" w:themeColor="text1"/>
+          <w:szCs w:val="24"/>
+        </w:rPr>
+        <w:t xml:space="preserve"> file other than “2.0.0” will not be accepted.</w:t>
+      </w:r>
+    </w:p>
+    <w:p>
+      <w:pPr>
+        <w:ind w:left="720"/>
+        <w:jc w:val="both"/>
+        <w:rPr>
+          <w:rFonts w:ascii="Arial" w:hAnsi="Arial" w:cs="Arial"/>
+          <w:color w:val="000000" w:themeColor="text1"/>
+          <w:szCs w:val="24"/>
+        </w:rPr>
+      </w:pPr>
     </w:p>
     <w:p>
       <w:pPr>
@@ -3615,7 +4872,37 @@
         <w:rPr>
           <w:rFonts w:ascii="Arial" w:hAnsi="Arial" w:cs="Arial"/>
         </w:rPr>
-        <w:t xml:space="preserve">When building an android application. You need to include the repository url in the build.graddle. Please check the Maven Repository website </w:t>
+        <w:t xml:space="preserve">When building an android application. You need to include the repository </w:t>
+      </w:r>
+      <w:proofErr w:type="spellStart"/>
+      <w:r>
+        <w:rPr>
+          <w:rFonts w:ascii="Arial" w:hAnsi="Arial" w:cs="Arial"/>
+        </w:rPr>
+        <w:t>url</w:t>
+      </w:r>
+      <w:proofErr w:type="spellEnd"/>
+      <w:r>
+        <w:rPr>
+          <w:rFonts w:ascii="Arial" w:hAnsi="Arial" w:cs="Arial"/>
+        </w:rPr>
+        <w:t xml:space="preserve"> in the </w:t>
+      </w:r>
+      <w:proofErr w:type="spellStart"/>
+      <w:proofErr w:type="gramStart"/>
+      <w:r>
+        <w:rPr>
+          <w:rFonts w:ascii="Arial" w:hAnsi="Arial" w:cs="Arial"/>
+        </w:rPr>
+        <w:t>build.graddle</w:t>
+      </w:r>
+      <w:proofErr w:type="spellEnd"/>
+      <w:proofErr w:type="gramEnd"/>
+      <w:r>
+        <w:rPr>
+          <w:rFonts w:ascii="Arial" w:hAnsi="Arial" w:cs="Arial"/>
+        </w:rPr>
+        <w:t xml:space="preserve">. Please check the Maven Repository website </w:t>
       </w:r>
       <w:hyperlink r:id="rId7" w:history="1">
         <w:r>
@@ -3630,7 +4917,35 @@
         <w:rPr>
           <w:rFonts w:ascii="Arial" w:hAnsi="Arial" w:cs="Arial"/>
         </w:rPr>
-        <w:t xml:space="preserve"> for the exact url repository for the packages. For instance, if you want to find the package “Alipay SDK Java”, you need to search in the maven repository, and click the version, and from the repository click the central icon, then you will see the url </w:t>
+        <w:t xml:space="preserve"> for the exact </w:t>
+      </w:r>
+      <w:proofErr w:type="spellStart"/>
+      <w:r>
+        <w:rPr>
+          <w:rFonts w:ascii="Arial" w:hAnsi="Arial" w:cs="Arial"/>
+        </w:rPr>
+        <w:t>url</w:t>
+      </w:r>
+      <w:proofErr w:type="spellEnd"/>
+      <w:r>
+        <w:rPr>
+          <w:rFonts w:ascii="Arial" w:hAnsi="Arial" w:cs="Arial"/>
+        </w:rPr>
+        <w:t xml:space="preserve"> repository for the packages. For instance, if you want to find the package “Alipay SDK Java”, you need to search in the maven repository, and click the version, and from the repository click the central icon, then you will see the </w:t>
+      </w:r>
+      <w:proofErr w:type="spellStart"/>
+      <w:r>
+        <w:rPr>
+          <w:rFonts w:ascii="Arial" w:hAnsi="Arial" w:cs="Arial"/>
+        </w:rPr>
+        <w:t>url</w:t>
+      </w:r>
+      <w:proofErr w:type="spellEnd"/>
+      <w:r>
+        <w:rPr>
+          <w:rFonts w:ascii="Arial" w:hAnsi="Arial" w:cs="Arial"/>
+        </w:rPr>
+        <w:t xml:space="preserve"> </w:t>
       </w:r>
       <w:hyperlink r:id="rId8" w:history="1">
         <w:r>
@@ -3645,8 +4960,46 @@
         <w:rPr>
           <w:rFonts w:ascii="Arial" w:hAnsi="Arial" w:cs="Arial"/>
         </w:rPr>
-        <w:t xml:space="preserve">. This is the repository url and must be included in the build.graddle. </w:t>
-      </w:r>
+        <w:t xml:space="preserve">. This is the repository </w:t>
+      </w:r>
+      <w:proofErr w:type="spellStart"/>
+      <w:r>
+        <w:rPr>
+          <w:rFonts w:ascii="Arial" w:hAnsi="Arial" w:cs="Arial"/>
+        </w:rPr>
+        <w:t>url</w:t>
+      </w:r>
+      <w:proofErr w:type="spellEnd"/>
+      <w:r>
+        <w:rPr>
+          <w:rFonts w:ascii="Arial" w:hAnsi="Arial" w:cs="Arial"/>
+        </w:rPr>
+        <w:t xml:space="preserve"> and must be included in the </w:t>
+      </w:r>
+      <w:proofErr w:type="spellStart"/>
+      <w:proofErr w:type="gramStart"/>
+      <w:r>
+        <w:rPr>
+          <w:rFonts w:ascii="Arial" w:hAnsi="Arial" w:cs="Arial"/>
+        </w:rPr>
+        <w:t>build.graddle</w:t>
+      </w:r>
+      <w:proofErr w:type="spellEnd"/>
+      <w:proofErr w:type="gramEnd"/>
+      <w:r>
+        <w:rPr>
+          <w:rFonts w:ascii="Arial" w:hAnsi="Arial" w:cs="Arial"/>
+        </w:rPr>
+        <w:t xml:space="preserve">. </w:t>
+      </w:r>
+    </w:p>
+    <w:p>
+      <w:pPr>
+        <w:jc w:val="both"/>
+        <w:rPr>
+          <w:rFonts w:ascii="Arial" w:hAnsi="Arial" w:cs="Arial"/>
+        </w:rPr>
+      </w:pPr>
     </w:p>
     <w:p>
       <w:pPr>
@@ -3664,6 +5017,7 @@
         <w:rPr>
           <w:rFonts w:ascii="Arial" w:hAnsi="Arial" w:cs="Arial"/>
         </w:rPr>
+        <w:lastRenderedPageBreak/>
         <w:t xml:space="preserve">If all your program files are root. You need a root account. For ubuntu OS, </w:t>
       </w:r>
     </w:p>
@@ -3679,11 +5033,19 @@
           <w:rFonts w:ascii="Arial" w:hAnsi="Arial" w:cs="Arial"/>
         </w:rPr>
       </w:pPr>
-      <w:r>
-        <w:rPr>
-          <w:rFonts w:ascii="Arial" w:hAnsi="Arial" w:cs="Arial"/>
-        </w:rPr>
-        <w:t>sudo passwd root</w:t>
+      <w:proofErr w:type="spellStart"/>
+      <w:r>
+        <w:rPr>
+          <w:rFonts w:ascii="Arial" w:hAnsi="Arial" w:cs="Arial"/>
+        </w:rPr>
+        <w:t>sudo</w:t>
+      </w:r>
+      <w:proofErr w:type="spellEnd"/>
+      <w:r>
+        <w:rPr>
+          <w:rFonts w:ascii="Arial" w:hAnsi="Arial" w:cs="Arial"/>
+        </w:rPr>
+        <w:t xml:space="preserve"> passwd root</w:t>
       </w:r>
     </w:p>
     <w:p>
@@ -3698,11 +5060,19 @@
           <w:rFonts w:ascii="Arial" w:hAnsi="Arial" w:cs="Arial"/>
         </w:rPr>
       </w:pPr>
-      <w:r>
-        <w:rPr>
-          <w:rFonts w:ascii="Arial" w:hAnsi="Arial" w:cs="Arial"/>
-        </w:rPr>
-        <w:t>su – (to login as root)</w:t>
+      <w:proofErr w:type="spellStart"/>
+      <w:r>
+        <w:rPr>
+          <w:rFonts w:ascii="Arial" w:hAnsi="Arial" w:cs="Arial"/>
+        </w:rPr>
+        <w:t>su</w:t>
+      </w:r>
+      <w:proofErr w:type="spellEnd"/>
+      <w:r>
+        <w:rPr>
+          <w:rFonts w:ascii="Arial" w:hAnsi="Arial" w:cs="Arial"/>
+        </w:rPr>
+        <w:t xml:space="preserve"> – (to login as root)</w:t>
       </w:r>
     </w:p>
     <w:p>
@@ -3721,7 +5091,35 @@
         <w:rPr>
           <w:rFonts w:ascii="Arial" w:hAnsi="Arial" w:cs="Arial"/>
         </w:rPr>
-        <w:t>install nvm to install specific version of nodejs in the root account.</w:t>
+        <w:t xml:space="preserve">install </w:t>
+      </w:r>
+      <w:proofErr w:type="spellStart"/>
+      <w:r>
+        <w:rPr>
+          <w:rFonts w:ascii="Arial" w:hAnsi="Arial" w:cs="Arial"/>
+        </w:rPr>
+        <w:t>nvm</w:t>
+      </w:r>
+      <w:proofErr w:type="spellEnd"/>
+      <w:r>
+        <w:rPr>
+          <w:rFonts w:ascii="Arial" w:hAnsi="Arial" w:cs="Arial"/>
+        </w:rPr>
+        <w:t xml:space="preserve"> to install specific version of </w:t>
+      </w:r>
+      <w:proofErr w:type="spellStart"/>
+      <w:r>
+        <w:rPr>
+          <w:rFonts w:ascii="Arial" w:hAnsi="Arial" w:cs="Arial"/>
+        </w:rPr>
+        <w:t>nodejs</w:t>
+      </w:r>
+      <w:proofErr w:type="spellEnd"/>
+      <w:r>
+        <w:rPr>
+          <w:rFonts w:ascii="Arial" w:hAnsi="Arial" w:cs="Arial"/>
+        </w:rPr>
+        <w:t xml:space="preserve"> in the root account.</w:t>
       </w:r>
     </w:p>
     <w:p>

--- a/How to build A NodeJS APP.docx
+++ b/How to build A NodeJS APP.docx
@@ -89,18 +89,8 @@
           <w:b/>
           <w:bCs/>
         </w:rPr>
-        <w:t>ls -</w:t>
-      </w:r>
-      <w:proofErr w:type="spellStart"/>
-      <w:r>
-        <w:rPr>
-          <w:rFonts w:ascii="Arial" w:hAnsi="Arial" w:cs="Arial"/>
-          <w:b/>
-          <w:bCs/>
-        </w:rPr>
-        <w:t>lah</w:t>
-      </w:r>
-      <w:proofErr w:type="spellEnd"/>
+        <w:t>ls -lah</w:t>
+      </w:r>
       <w:r>
         <w:rPr>
           <w:rFonts w:ascii="Arial" w:hAnsi="Arial" w:cs="Arial"/>
@@ -229,23 +219,7 @@
         <w:rPr>
           <w:rFonts w:ascii="Arial" w:hAnsi="Arial" w:cs="Arial"/>
         </w:rPr>
-        <w:t xml:space="preserve">the packages. If you upgraded the packages in the </w:t>
-      </w:r>
-      <w:proofErr w:type="spellStart"/>
-      <w:proofErr w:type="gramStart"/>
-      <w:r>
-        <w:rPr>
-          <w:rFonts w:ascii="Arial" w:hAnsi="Arial" w:cs="Arial"/>
-        </w:rPr>
-        <w:t>package.json</w:t>
-      </w:r>
-      <w:proofErr w:type="spellEnd"/>
-      <w:proofErr w:type="gramEnd"/>
-      <w:r>
-        <w:rPr>
-          <w:rFonts w:ascii="Arial" w:hAnsi="Arial" w:cs="Arial"/>
-        </w:rPr>
-        <w:t xml:space="preserve">. It might </w:t>
+        <w:t xml:space="preserve">the packages. If you upgraded the packages in the package.json. It might </w:t>
       </w:r>
       <w:r>
         <w:rPr>
@@ -265,36 +239,14 @@
         </w:rPr>
         <w:t>There is a command you can use to check the package dependencies. “</w:t>
       </w:r>
-      <w:proofErr w:type="spellStart"/>
-      <w:proofErr w:type="gramStart"/>
-      <w:r>
-        <w:rPr>
-          <w:rFonts w:ascii="Arial" w:hAnsi="Arial" w:cs="Arial"/>
-          <w:b/>
-          <w:bCs/>
-        </w:rPr>
-        <w:t>npm</w:t>
-      </w:r>
-      <w:proofErr w:type="spellEnd"/>
-      <w:proofErr w:type="gramEnd"/>
-      <w:r>
-        <w:rPr>
-          <w:rFonts w:ascii="Arial" w:hAnsi="Arial" w:cs="Arial"/>
-          <w:b/>
-          <w:bCs/>
-        </w:rPr>
-        <w:t xml:space="preserve"> view </w:t>
-      </w:r>
-      <w:proofErr w:type="spellStart"/>
-      <w:r>
-        <w:rPr>
-          <w:rFonts w:ascii="Arial" w:hAnsi="Arial" w:cs="Arial"/>
-          <w:b/>
-          <w:bCs/>
-        </w:rPr>
-        <w:t>package_name</w:t>
-      </w:r>
-      <w:proofErr w:type="spellEnd"/>
+      <w:r>
+        <w:rPr>
+          <w:rFonts w:ascii="Arial" w:hAnsi="Arial" w:cs="Arial"/>
+          <w:b/>
+          <w:bCs/>
+        </w:rPr>
+        <w:t>npm view package_name</w:t>
+      </w:r>
       <w:r>
         <w:rPr>
           <w:rFonts w:ascii="Arial" w:hAnsi="Arial" w:cs="Arial"/>
@@ -375,15 +327,7 @@
         <w:rPr>
           <w:rFonts w:ascii="Arial" w:hAnsi="Arial" w:cs="Arial"/>
         </w:rPr>
-        <w:t xml:space="preserve">the </w:t>
-      </w:r>
-      <w:proofErr w:type="spellStart"/>
-      <w:proofErr w:type="gramStart"/>
-      <w:r>
-        <w:rPr>
-          <w:rFonts w:ascii="Arial" w:hAnsi="Arial" w:cs="Arial"/>
-        </w:rPr>
-        <w:t>package</w:t>
+        <w:t>the package</w:t>
       </w:r>
       <w:r>
         <w:rPr>
@@ -391,8 +335,6 @@
         </w:rPr>
         <w:t>.json</w:t>
       </w:r>
-      <w:proofErr w:type="spellEnd"/>
-      <w:proofErr w:type="gramEnd"/>
       <w:r>
         <w:rPr>
           <w:rFonts w:ascii="Arial" w:hAnsi="Arial" w:cs="Arial"/>
@@ -675,19 +617,11 @@
         </w:rPr>
         <w:t>“</w:t>
       </w:r>
-      <w:proofErr w:type="spellStart"/>
-      <w:r>
-        <w:rPr>
-          <w:rFonts w:ascii="Arial" w:hAnsi="Arial" w:cs="Arial"/>
-        </w:rPr>
-        <w:t>npm</w:t>
-      </w:r>
-      <w:proofErr w:type="spellEnd"/>
-      <w:r>
-        <w:rPr>
-          <w:rFonts w:ascii="Arial" w:hAnsi="Arial" w:cs="Arial"/>
-        </w:rPr>
-        <w:t xml:space="preserve"> install</w:t>
+      <w:r>
+        <w:rPr>
+          <w:rFonts w:ascii="Arial" w:hAnsi="Arial" w:cs="Arial"/>
+        </w:rPr>
+        <w:t>npm install</w:t>
       </w:r>
       <w:r>
         <w:rPr>
@@ -889,19 +823,11 @@
         </w:rPr>
         <w:t>“</w:t>
       </w:r>
-      <w:proofErr w:type="spellStart"/>
-      <w:r>
-        <w:rPr>
-          <w:rFonts w:ascii="Arial" w:hAnsi="Arial" w:cs="Arial"/>
-        </w:rPr>
-        <w:t>npm</w:t>
-      </w:r>
-      <w:proofErr w:type="spellEnd"/>
-      <w:r>
-        <w:rPr>
-          <w:rFonts w:ascii="Arial" w:hAnsi="Arial" w:cs="Arial"/>
-        </w:rPr>
-        <w:t xml:space="preserve"> install</w:t>
+      <w:r>
+        <w:rPr>
+          <w:rFonts w:ascii="Arial" w:hAnsi="Arial" w:cs="Arial"/>
+        </w:rPr>
+        <w:t>npm install</w:t>
       </w:r>
       <w:r>
         <w:rPr>
@@ -1060,19 +986,11 @@
           <w:rFonts w:ascii="Arial" w:hAnsi="Arial" w:cs="Arial"/>
         </w:rPr>
       </w:pPr>
-      <w:proofErr w:type="spellStart"/>
-      <w:r>
-        <w:rPr>
-          <w:rFonts w:ascii="Arial" w:hAnsi="Arial" w:cs="Arial"/>
-        </w:rPr>
-        <w:t>npm</w:t>
-      </w:r>
-      <w:proofErr w:type="spellEnd"/>
-      <w:r>
-        <w:rPr>
-          <w:rFonts w:ascii="Arial" w:hAnsi="Arial" w:cs="Arial"/>
-        </w:rPr>
-        <w:t xml:space="preserve"> view express dependencies</w:t>
+      <w:r>
+        <w:rPr>
+          <w:rFonts w:ascii="Arial" w:hAnsi="Arial" w:cs="Arial"/>
+        </w:rPr>
+        <w:t>npm view express dependencies</w:t>
       </w:r>
     </w:p>
     <w:p>
@@ -1118,87 +1036,39 @@
           <w:rFonts w:ascii="Arial" w:hAnsi="Arial" w:cs="Arial"/>
           <w:szCs w:val="24"/>
         </w:rPr>
-        <w:t xml:space="preserve">  </w:t>
-      </w:r>
-      <w:proofErr w:type="spellStart"/>
-      <w:r>
-        <w:rPr>
-          <w:rFonts w:ascii="Arial" w:hAnsi="Arial" w:cs="Arial"/>
-          <w:szCs w:val="24"/>
-        </w:rPr>
-        <w:t>qs</w:t>
-      </w:r>
-      <w:proofErr w:type="spellEnd"/>
-      <w:r>
-        <w:rPr>
-          <w:rFonts w:ascii="Arial" w:hAnsi="Arial" w:cs="Arial"/>
-          <w:szCs w:val="24"/>
-        </w:rPr>
-        <w:t>: '^6.16.0',</w:t>
-      </w:r>
-    </w:p>
-    <w:p>
-      <w:pPr>
-        <w:ind w:left="720"/>
-        <w:rPr>
-          <w:rFonts w:ascii="Arial" w:hAnsi="Arial" w:cs="Arial"/>
-          <w:szCs w:val="24"/>
-        </w:rPr>
-      </w:pPr>
-      <w:r>
-        <w:rPr>
-          <w:rFonts w:ascii="Arial" w:hAnsi="Arial" w:cs="Arial"/>
-          <w:szCs w:val="24"/>
-        </w:rPr>
-        <w:t xml:space="preserve"> </w:t>
-      </w:r>
-      <w:proofErr w:type="spellStart"/>
-      <w:r>
-        <w:rPr>
-          <w:rFonts w:ascii="Arial" w:hAnsi="Arial" w:cs="Arial"/>
-          <w:szCs w:val="24"/>
-        </w:rPr>
-        <w:t>depd</w:t>
-      </w:r>
-      <w:proofErr w:type="spellEnd"/>
-      <w:r>
-        <w:rPr>
-          <w:rFonts w:ascii="Arial" w:hAnsi="Arial" w:cs="Arial"/>
-          <w:szCs w:val="24"/>
-        </w:rPr>
-        <w:t>: '^2.0.0',</w:t>
-      </w:r>
-    </w:p>
-    <w:p>
-      <w:pPr>
-        <w:ind w:left="720"/>
-        <w:rPr>
-          <w:rFonts w:ascii="Arial" w:hAnsi="Arial" w:cs="Arial"/>
-          <w:szCs w:val="24"/>
-        </w:rPr>
-      </w:pPr>
-      <w:r>
-        <w:rPr>
-          <w:rFonts w:ascii="Arial" w:hAnsi="Arial" w:cs="Arial"/>
-          <w:szCs w:val="24"/>
-        </w:rPr>
-        <w:t xml:space="preserve">  </w:t>
-      </w:r>
-      <w:proofErr w:type="spellStart"/>
-      <w:r>
-        <w:rPr>
-          <w:rFonts w:ascii="Arial" w:hAnsi="Arial" w:cs="Arial"/>
-          <w:szCs w:val="24"/>
-        </w:rPr>
-        <w:t>etag</w:t>
-      </w:r>
-      <w:proofErr w:type="spellEnd"/>
-      <w:r>
-        <w:rPr>
-          <w:rFonts w:ascii="Arial" w:hAnsi="Arial" w:cs="Arial"/>
-          <w:szCs w:val="24"/>
-        </w:rPr>
-        <w:t>: '^1.8.1',</w:t>
+        <w:t xml:space="preserve">  qs: '^6.16.0',</w:t>
+      </w:r>
+    </w:p>
+    <w:p>
+      <w:pPr>
+        <w:ind w:left="720"/>
+        <w:rPr>
+          <w:rFonts w:ascii="Arial" w:hAnsi="Arial" w:cs="Arial"/>
+          <w:szCs w:val="24"/>
+        </w:rPr>
+      </w:pPr>
+      <w:r>
+        <w:rPr>
+          <w:rFonts w:ascii="Arial" w:hAnsi="Arial" w:cs="Arial"/>
+          <w:szCs w:val="24"/>
+        </w:rPr>
+        <w:t xml:space="preserve"> depd: '^2.0.0',</w:t>
+      </w:r>
+    </w:p>
+    <w:p>
+      <w:pPr>
+        <w:ind w:left="720"/>
+        <w:rPr>
+          <w:rFonts w:ascii="Arial" w:hAnsi="Arial" w:cs="Arial"/>
+          <w:szCs w:val="24"/>
+        </w:rPr>
+      </w:pPr>
+      <w:r>
+        <w:rPr>
+          <w:rFonts w:ascii="Arial" w:hAnsi="Arial" w:cs="Arial"/>
+          <w:szCs w:val="24"/>
+        </w:rPr>
+        <w:t xml:space="preserve">  etag: '^1.8.1',</w:t>
       </w:r>
     </w:p>
     <w:p>
@@ -1342,55 +1212,23 @@
           <w:rFonts w:ascii="Arial" w:hAnsi="Arial" w:cs="Arial"/>
           <w:szCs w:val="24"/>
         </w:rPr>
-        <w:t xml:space="preserve">  '</w:t>
-      </w:r>
-      <w:proofErr w:type="gramStart"/>
-      <w:r>
-        <w:rPr>
-          <w:rFonts w:ascii="Arial" w:hAnsi="Arial" w:cs="Arial"/>
-          <w:szCs w:val="24"/>
-        </w:rPr>
-        <w:t>type</w:t>
-      </w:r>
-      <w:proofErr w:type="gramEnd"/>
-      <w:r>
-        <w:rPr>
-          <w:rFonts w:ascii="Arial" w:hAnsi="Arial" w:cs="Arial"/>
-          <w:szCs w:val="24"/>
-        </w:rPr>
-        <w:t>-is': '^2.1.0',</w:t>
-      </w:r>
-    </w:p>
-    <w:p>
-      <w:pPr>
-        <w:ind w:left="720"/>
-        <w:rPr>
-          <w:rFonts w:ascii="Arial" w:hAnsi="Arial" w:cs="Arial"/>
-          <w:szCs w:val="24"/>
-        </w:rPr>
-      </w:pPr>
-      <w:r>
-        <w:rPr>
-          <w:rFonts w:ascii="Arial" w:hAnsi="Arial" w:cs="Arial"/>
-          <w:szCs w:val="24"/>
-        </w:rPr>
-        <w:t xml:space="preserve">  </w:t>
-      </w:r>
-      <w:proofErr w:type="spellStart"/>
-      <w:r>
-        <w:rPr>
-          <w:rFonts w:ascii="Arial" w:hAnsi="Arial" w:cs="Arial"/>
-          <w:szCs w:val="24"/>
-        </w:rPr>
-        <w:t>parseurl</w:t>
-      </w:r>
-      <w:proofErr w:type="spellEnd"/>
-      <w:r>
-        <w:rPr>
-          <w:rFonts w:ascii="Arial" w:hAnsi="Arial" w:cs="Arial"/>
-          <w:szCs w:val="24"/>
-        </w:rPr>
-        <w:t>: '^1.3.3',</w:t>
+        <w:t xml:space="preserve">  'type-is': '^2.1.0',</w:t>
+      </w:r>
+    </w:p>
+    <w:p>
+      <w:pPr>
+        <w:ind w:left="720"/>
+        <w:rPr>
+          <w:rFonts w:ascii="Arial" w:hAnsi="Arial" w:cs="Arial"/>
+          <w:szCs w:val="24"/>
+        </w:rPr>
+      </w:pPr>
+      <w:r>
+        <w:rPr>
+          <w:rFonts w:ascii="Arial" w:hAnsi="Arial" w:cs="Arial"/>
+          <w:szCs w:val="24"/>
+        </w:rPr>
+        <w:t xml:space="preserve">  parseurl: '^1.3.3',</w:t>
       </w:r>
     </w:p>
     <w:p>
@@ -1423,467 +1261,221 @@
           <w:szCs w:val="24"/>
         </w:rPr>
         <w:lastRenderedPageBreak/>
-        <w:t xml:space="preserve">  </w:t>
-      </w:r>
-      <w:proofErr w:type="spellStart"/>
-      <w:r>
-        <w:rPr>
-          <w:rFonts w:ascii="Arial" w:hAnsi="Arial" w:cs="Arial"/>
-          <w:szCs w:val="24"/>
-        </w:rPr>
-        <w:t>encodeurl</w:t>
-      </w:r>
-      <w:proofErr w:type="spellEnd"/>
-      <w:r>
-        <w:rPr>
-          <w:rFonts w:ascii="Arial" w:hAnsi="Arial" w:cs="Arial"/>
-          <w:szCs w:val="24"/>
-        </w:rPr>
-        <w:t>: '^2.0.0',</w:t>
-      </w:r>
-    </w:p>
-    <w:p>
-      <w:pPr>
-        <w:ind w:left="720"/>
-        <w:rPr>
-          <w:rFonts w:ascii="Arial" w:hAnsi="Arial" w:cs="Arial"/>
-          <w:szCs w:val="24"/>
-        </w:rPr>
-      </w:pPr>
-      <w:r>
-        <w:rPr>
-          <w:rFonts w:ascii="Arial" w:hAnsi="Arial" w:cs="Arial"/>
-          <w:szCs w:val="24"/>
-        </w:rPr>
-        <w:t xml:space="preserve">  '</w:t>
-      </w:r>
-      <w:proofErr w:type="gramStart"/>
-      <w:r>
-        <w:rPr>
-          <w:rFonts w:ascii="Arial" w:hAnsi="Arial" w:cs="Arial"/>
-          <w:szCs w:val="24"/>
-        </w:rPr>
-        <w:t>mime</w:t>
-      </w:r>
-      <w:proofErr w:type="gramEnd"/>
-      <w:r>
-        <w:rPr>
-          <w:rFonts w:ascii="Arial" w:hAnsi="Arial" w:cs="Arial"/>
-          <w:szCs w:val="24"/>
-        </w:rPr>
-        <w:t>-types': '^3.0.0',</w:t>
-      </w:r>
-    </w:p>
-    <w:p>
-      <w:pPr>
-        <w:ind w:left="720"/>
-        <w:rPr>
-          <w:rFonts w:ascii="Arial" w:hAnsi="Arial" w:cs="Arial"/>
-          <w:szCs w:val="24"/>
-        </w:rPr>
-      </w:pPr>
-      <w:r>
-        <w:rPr>
-          <w:rFonts w:ascii="Arial" w:hAnsi="Arial" w:cs="Arial"/>
-          <w:szCs w:val="24"/>
-        </w:rPr>
-        <w:t xml:space="preserve">  '</w:t>
-      </w:r>
-      <w:proofErr w:type="gramStart"/>
-      <w:r>
-        <w:rPr>
-          <w:rFonts w:ascii="Arial" w:hAnsi="Arial" w:cs="Arial"/>
-          <w:szCs w:val="24"/>
-        </w:rPr>
-        <w:t>proxy</w:t>
-      </w:r>
-      <w:proofErr w:type="gramEnd"/>
-      <w:r>
-        <w:rPr>
-          <w:rFonts w:ascii="Arial" w:hAnsi="Arial" w:cs="Arial"/>
-          <w:szCs w:val="24"/>
-        </w:rPr>
-        <w:t>-</w:t>
-      </w:r>
-      <w:proofErr w:type="spellStart"/>
-      <w:r>
-        <w:rPr>
-          <w:rFonts w:ascii="Arial" w:hAnsi="Arial" w:cs="Arial"/>
-          <w:szCs w:val="24"/>
-        </w:rPr>
-        <w:t>addr</w:t>
-      </w:r>
-      <w:proofErr w:type="spellEnd"/>
-      <w:r>
-        <w:rPr>
-          <w:rFonts w:ascii="Arial" w:hAnsi="Arial" w:cs="Arial"/>
-          <w:szCs w:val="24"/>
-        </w:rPr>
-        <w:t>': '^2.0.8',</w:t>
-      </w:r>
-    </w:p>
-    <w:p>
-      <w:pPr>
-        <w:ind w:left="720"/>
-        <w:rPr>
-          <w:rFonts w:ascii="Arial" w:hAnsi="Arial" w:cs="Arial"/>
-          <w:b/>
-          <w:bCs/>
-          <w:color w:val="EE0000"/>
-          <w:szCs w:val="24"/>
-        </w:rPr>
-      </w:pPr>
-      <w:r>
-        <w:rPr>
-          <w:rFonts w:ascii="Arial" w:hAnsi="Arial" w:cs="Arial"/>
-          <w:b/>
-          <w:bCs/>
-          <w:color w:val="EE0000"/>
-          <w:szCs w:val="24"/>
-        </w:rPr>
-        <w:t xml:space="preserve">  '</w:t>
-      </w:r>
-      <w:proofErr w:type="gramStart"/>
-      <w:r>
-        <w:rPr>
-          <w:rFonts w:ascii="Arial" w:hAnsi="Arial" w:cs="Arial"/>
-          <w:b/>
-          <w:bCs/>
-          <w:color w:val="EE0000"/>
-          <w:szCs w:val="24"/>
-        </w:rPr>
-        <w:t>body</w:t>
-      </w:r>
-      <w:proofErr w:type="gramEnd"/>
-      <w:r>
-        <w:rPr>
-          <w:rFonts w:ascii="Arial" w:hAnsi="Arial" w:cs="Arial"/>
-          <w:b/>
-          <w:bCs/>
-          <w:color w:val="EE0000"/>
-          <w:szCs w:val="24"/>
-        </w:rPr>
-        <w:t>-parser': '^2.3.0',</w:t>
-      </w:r>
-    </w:p>
-    <w:p>
-      <w:pPr>
-        <w:ind w:left="720"/>
-        <w:rPr>
-          <w:rFonts w:ascii="Arial" w:hAnsi="Arial" w:cs="Arial"/>
-          <w:szCs w:val="24"/>
-        </w:rPr>
-      </w:pPr>
-      <w:r>
-        <w:rPr>
-          <w:rFonts w:ascii="Arial" w:hAnsi="Arial" w:cs="Arial"/>
-          <w:szCs w:val="24"/>
-        </w:rPr>
-        <w:t xml:space="preserve">  '</w:t>
-      </w:r>
-      <w:proofErr w:type="gramStart"/>
-      <w:r>
-        <w:rPr>
-          <w:rFonts w:ascii="Arial" w:hAnsi="Arial" w:cs="Arial"/>
-          <w:szCs w:val="24"/>
-        </w:rPr>
-        <w:t>escape</w:t>
-      </w:r>
-      <w:proofErr w:type="gramEnd"/>
-      <w:r>
-        <w:rPr>
-          <w:rFonts w:ascii="Arial" w:hAnsi="Arial" w:cs="Arial"/>
-          <w:szCs w:val="24"/>
-        </w:rPr>
-        <w:t>-html': '^1.0.3',</w:t>
-      </w:r>
-    </w:p>
-    <w:p>
-      <w:pPr>
-        <w:ind w:left="720"/>
-        <w:rPr>
-          <w:rFonts w:ascii="Arial" w:hAnsi="Arial" w:cs="Arial"/>
-          <w:szCs w:val="24"/>
-        </w:rPr>
-      </w:pPr>
-      <w:r>
-        <w:rPr>
-          <w:rFonts w:ascii="Arial" w:hAnsi="Arial" w:cs="Arial"/>
-          <w:szCs w:val="24"/>
-        </w:rPr>
-        <w:t xml:space="preserve">  '</w:t>
-      </w:r>
-      <w:proofErr w:type="gramStart"/>
-      <w:r>
-        <w:rPr>
-          <w:rFonts w:ascii="Arial" w:hAnsi="Arial" w:cs="Arial"/>
-          <w:szCs w:val="24"/>
-        </w:rPr>
-        <w:t>http</w:t>
-      </w:r>
-      <w:proofErr w:type="gramEnd"/>
-      <w:r>
-        <w:rPr>
-          <w:rFonts w:ascii="Arial" w:hAnsi="Arial" w:cs="Arial"/>
-          <w:szCs w:val="24"/>
-        </w:rPr>
-        <w:t>-errors': '^2.0.0',</w:t>
-      </w:r>
-    </w:p>
-    <w:p>
-      <w:pPr>
-        <w:ind w:left="720"/>
-        <w:rPr>
-          <w:rFonts w:ascii="Arial" w:hAnsi="Arial" w:cs="Arial"/>
-          <w:szCs w:val="24"/>
-        </w:rPr>
-      </w:pPr>
-      <w:r>
-        <w:rPr>
-          <w:rFonts w:ascii="Arial" w:hAnsi="Arial" w:cs="Arial"/>
-          <w:szCs w:val="24"/>
-        </w:rPr>
-        <w:t xml:space="preserve">  '</w:t>
-      </w:r>
-      <w:proofErr w:type="gramStart"/>
-      <w:r>
-        <w:rPr>
-          <w:rFonts w:ascii="Arial" w:hAnsi="Arial" w:cs="Arial"/>
-          <w:szCs w:val="24"/>
-        </w:rPr>
-        <w:t>on</w:t>
-      </w:r>
-      <w:proofErr w:type="gramEnd"/>
-      <w:r>
-        <w:rPr>
-          <w:rFonts w:ascii="Arial" w:hAnsi="Arial" w:cs="Arial"/>
-          <w:szCs w:val="24"/>
-        </w:rPr>
-        <w:t>-finished': '^2.4.1',</w:t>
-      </w:r>
-    </w:p>
-    <w:p>
-      <w:pPr>
-        <w:ind w:left="720"/>
-        <w:rPr>
-          <w:rFonts w:ascii="Arial" w:hAnsi="Arial" w:cs="Arial"/>
-          <w:szCs w:val="24"/>
-        </w:rPr>
-      </w:pPr>
-      <w:r>
-        <w:rPr>
-          <w:rFonts w:ascii="Arial" w:hAnsi="Arial" w:cs="Arial"/>
-          <w:szCs w:val="24"/>
-        </w:rPr>
-        <w:t xml:space="preserve">  '</w:t>
-      </w:r>
-      <w:proofErr w:type="gramStart"/>
-      <w:r>
-        <w:rPr>
-          <w:rFonts w:ascii="Arial" w:hAnsi="Arial" w:cs="Arial"/>
-          <w:szCs w:val="24"/>
-        </w:rPr>
-        <w:t>content</w:t>
-      </w:r>
-      <w:proofErr w:type="gramEnd"/>
-      <w:r>
-        <w:rPr>
-          <w:rFonts w:ascii="Arial" w:hAnsi="Arial" w:cs="Arial"/>
-          <w:szCs w:val="24"/>
-        </w:rPr>
-        <w:t>-type': '^2.0.0',</w:t>
-      </w:r>
-    </w:p>
-    <w:p>
-      <w:pPr>
-        <w:ind w:left="720"/>
-        <w:rPr>
-          <w:rFonts w:ascii="Arial" w:hAnsi="Arial" w:cs="Arial"/>
-          <w:szCs w:val="24"/>
-        </w:rPr>
-      </w:pPr>
-      <w:r>
-        <w:rPr>
-          <w:rFonts w:ascii="Arial" w:hAnsi="Arial" w:cs="Arial"/>
-          <w:szCs w:val="24"/>
-        </w:rPr>
-        <w:t xml:space="preserve">  </w:t>
-      </w:r>
-      <w:proofErr w:type="spellStart"/>
-      <w:r>
-        <w:rPr>
-          <w:rFonts w:ascii="Arial" w:hAnsi="Arial" w:cs="Arial"/>
-          <w:szCs w:val="24"/>
-        </w:rPr>
-        <w:t>finalhandler</w:t>
-      </w:r>
-      <w:proofErr w:type="spellEnd"/>
-      <w:r>
-        <w:rPr>
-          <w:rFonts w:ascii="Arial" w:hAnsi="Arial" w:cs="Arial"/>
-          <w:szCs w:val="24"/>
-        </w:rPr>
-        <w:t>: '^2.1.0',</w:t>
-      </w:r>
-    </w:p>
-    <w:p>
-      <w:pPr>
-        <w:ind w:left="720"/>
-        <w:rPr>
-          <w:rFonts w:ascii="Arial" w:hAnsi="Arial" w:cs="Arial"/>
-          <w:szCs w:val="24"/>
-        </w:rPr>
-      </w:pPr>
-      <w:r>
-        <w:rPr>
-          <w:rFonts w:ascii="Arial" w:hAnsi="Arial" w:cs="Arial"/>
-          <w:szCs w:val="24"/>
-        </w:rPr>
-        <w:t xml:space="preserve">  '</w:t>
-      </w:r>
-      <w:proofErr w:type="gramStart"/>
-      <w:r>
-        <w:rPr>
-          <w:rFonts w:ascii="Arial" w:hAnsi="Arial" w:cs="Arial"/>
-          <w:szCs w:val="24"/>
-        </w:rPr>
-        <w:t>range</w:t>
-      </w:r>
-      <w:proofErr w:type="gramEnd"/>
-      <w:r>
-        <w:rPr>
-          <w:rFonts w:ascii="Arial" w:hAnsi="Arial" w:cs="Arial"/>
-          <w:szCs w:val="24"/>
-        </w:rPr>
-        <w:t>-parser': '^1.2.1',</w:t>
-      </w:r>
-    </w:p>
-    <w:p>
-      <w:pPr>
-        <w:ind w:left="720"/>
-        <w:rPr>
-          <w:rFonts w:ascii="Arial" w:hAnsi="Arial" w:cs="Arial"/>
-          <w:szCs w:val="24"/>
-        </w:rPr>
-      </w:pPr>
-      <w:r>
-        <w:rPr>
-          <w:rFonts w:ascii="Arial" w:hAnsi="Arial" w:cs="Arial"/>
-          <w:szCs w:val="24"/>
-        </w:rPr>
-        <w:t xml:space="preserve">  '</w:t>
-      </w:r>
-      <w:proofErr w:type="gramStart"/>
-      <w:r>
-        <w:rPr>
-          <w:rFonts w:ascii="Arial" w:hAnsi="Arial" w:cs="Arial"/>
-          <w:szCs w:val="24"/>
-        </w:rPr>
-        <w:t>serve</w:t>
-      </w:r>
-      <w:proofErr w:type="gramEnd"/>
-      <w:r>
-        <w:rPr>
-          <w:rFonts w:ascii="Arial" w:hAnsi="Arial" w:cs="Arial"/>
-          <w:szCs w:val="24"/>
-        </w:rPr>
-        <w:t>-static': '^2.2.0',</w:t>
-      </w:r>
-    </w:p>
-    <w:p>
-      <w:pPr>
-        <w:ind w:left="720"/>
-        <w:rPr>
-          <w:rFonts w:ascii="Arial" w:hAnsi="Arial" w:cs="Arial"/>
-          <w:szCs w:val="24"/>
-        </w:rPr>
-      </w:pPr>
-      <w:r>
-        <w:rPr>
-          <w:rFonts w:ascii="Arial" w:hAnsi="Arial" w:cs="Arial"/>
-          <w:szCs w:val="24"/>
-        </w:rPr>
-        <w:t xml:space="preserve">  '</w:t>
-      </w:r>
-      <w:proofErr w:type="gramStart"/>
-      <w:r>
-        <w:rPr>
-          <w:rFonts w:ascii="Arial" w:hAnsi="Arial" w:cs="Arial"/>
-          <w:szCs w:val="24"/>
-        </w:rPr>
-        <w:t>cookie</w:t>
-      </w:r>
-      <w:proofErr w:type="gramEnd"/>
-      <w:r>
-        <w:rPr>
-          <w:rFonts w:ascii="Arial" w:hAnsi="Arial" w:cs="Arial"/>
-          <w:szCs w:val="24"/>
-        </w:rPr>
-        <w:t>-signature': '^1.2.1',</w:t>
-      </w:r>
-    </w:p>
-    <w:p>
-      <w:pPr>
-        <w:ind w:left="720"/>
-        <w:rPr>
-          <w:rFonts w:ascii="Arial" w:hAnsi="Arial" w:cs="Arial"/>
-          <w:szCs w:val="24"/>
-        </w:rPr>
-      </w:pPr>
-      <w:r>
-        <w:rPr>
-          <w:rFonts w:ascii="Arial" w:hAnsi="Arial" w:cs="Arial"/>
-          <w:szCs w:val="24"/>
-        </w:rPr>
-        <w:t xml:space="preserve">  '</w:t>
-      </w:r>
-      <w:proofErr w:type="gramStart"/>
-      <w:r>
-        <w:rPr>
-          <w:rFonts w:ascii="Arial" w:hAnsi="Arial" w:cs="Arial"/>
-          <w:szCs w:val="24"/>
-        </w:rPr>
-        <w:t>merge</w:t>
-      </w:r>
-      <w:proofErr w:type="gramEnd"/>
-      <w:r>
-        <w:rPr>
-          <w:rFonts w:ascii="Arial" w:hAnsi="Arial" w:cs="Arial"/>
-          <w:szCs w:val="24"/>
-        </w:rPr>
-        <w:t>-descriptors': '^2.0.0',</w:t>
-      </w:r>
-    </w:p>
-    <w:p>
-      <w:pPr>
-        <w:ind w:left="720"/>
-        <w:rPr>
-          <w:rFonts w:ascii="Arial" w:hAnsi="Arial" w:cs="Arial"/>
-          <w:szCs w:val="24"/>
-        </w:rPr>
-      </w:pPr>
-      <w:r>
-        <w:rPr>
-          <w:rFonts w:ascii="Arial" w:hAnsi="Arial" w:cs="Arial"/>
-          <w:szCs w:val="24"/>
-        </w:rPr>
-        <w:t xml:space="preserve">  '</w:t>
-      </w:r>
-      <w:proofErr w:type="gramStart"/>
-      <w:r>
-        <w:rPr>
-          <w:rFonts w:ascii="Arial" w:hAnsi="Arial" w:cs="Arial"/>
-          <w:szCs w:val="24"/>
-        </w:rPr>
-        <w:t>content</w:t>
-      </w:r>
-      <w:proofErr w:type="gramEnd"/>
-      <w:r>
-        <w:rPr>
-          <w:rFonts w:ascii="Arial" w:hAnsi="Arial" w:cs="Arial"/>
-          <w:szCs w:val="24"/>
-        </w:rPr>
-        <w:t>-disposition': '^2.0.1'</w:t>
+        <w:t xml:space="preserve">  encodeurl: '^2.0.0',</w:t>
+      </w:r>
+    </w:p>
+    <w:p>
+      <w:pPr>
+        <w:ind w:left="720"/>
+        <w:rPr>
+          <w:rFonts w:ascii="Arial" w:hAnsi="Arial" w:cs="Arial"/>
+          <w:szCs w:val="24"/>
+        </w:rPr>
+      </w:pPr>
+      <w:r>
+        <w:rPr>
+          <w:rFonts w:ascii="Arial" w:hAnsi="Arial" w:cs="Arial"/>
+          <w:szCs w:val="24"/>
+        </w:rPr>
+        <w:t xml:space="preserve">  'mime-types': '^3.0.0',</w:t>
+      </w:r>
+    </w:p>
+    <w:p>
+      <w:pPr>
+        <w:ind w:left="720"/>
+        <w:rPr>
+          <w:rFonts w:ascii="Arial" w:hAnsi="Arial" w:cs="Arial"/>
+          <w:szCs w:val="24"/>
+        </w:rPr>
+      </w:pPr>
+      <w:r>
+        <w:rPr>
+          <w:rFonts w:ascii="Arial" w:hAnsi="Arial" w:cs="Arial"/>
+          <w:szCs w:val="24"/>
+        </w:rPr>
+        <w:t xml:space="preserve">  'proxy-addr': '^2.0.8',</w:t>
+      </w:r>
+    </w:p>
+    <w:p>
+      <w:pPr>
+        <w:ind w:left="720"/>
+        <w:rPr>
+          <w:rFonts w:ascii="Arial" w:hAnsi="Arial" w:cs="Arial"/>
+          <w:b/>
+          <w:bCs/>
+          <w:color w:val="EE0000"/>
+          <w:szCs w:val="24"/>
+        </w:rPr>
+      </w:pPr>
+      <w:r>
+        <w:rPr>
+          <w:rFonts w:ascii="Arial" w:hAnsi="Arial" w:cs="Arial"/>
+          <w:b/>
+          <w:bCs/>
+          <w:color w:val="EE0000"/>
+          <w:szCs w:val="24"/>
+        </w:rPr>
+        <w:t xml:space="preserve">  'body-parser': '^2.3.0',</w:t>
+      </w:r>
+    </w:p>
+    <w:p>
+      <w:pPr>
+        <w:ind w:left="720"/>
+        <w:rPr>
+          <w:rFonts w:ascii="Arial" w:hAnsi="Arial" w:cs="Arial"/>
+          <w:szCs w:val="24"/>
+        </w:rPr>
+      </w:pPr>
+      <w:r>
+        <w:rPr>
+          <w:rFonts w:ascii="Arial" w:hAnsi="Arial" w:cs="Arial"/>
+          <w:szCs w:val="24"/>
+        </w:rPr>
+        <w:t xml:space="preserve">  'escape-html': '^1.0.3',</w:t>
+      </w:r>
+    </w:p>
+    <w:p>
+      <w:pPr>
+        <w:ind w:left="720"/>
+        <w:rPr>
+          <w:rFonts w:ascii="Arial" w:hAnsi="Arial" w:cs="Arial"/>
+          <w:szCs w:val="24"/>
+        </w:rPr>
+      </w:pPr>
+      <w:r>
+        <w:rPr>
+          <w:rFonts w:ascii="Arial" w:hAnsi="Arial" w:cs="Arial"/>
+          <w:szCs w:val="24"/>
+        </w:rPr>
+        <w:t xml:space="preserve">  'http-errors': '^2.0.0',</w:t>
+      </w:r>
+    </w:p>
+    <w:p>
+      <w:pPr>
+        <w:ind w:left="720"/>
+        <w:rPr>
+          <w:rFonts w:ascii="Arial" w:hAnsi="Arial" w:cs="Arial"/>
+          <w:szCs w:val="24"/>
+        </w:rPr>
+      </w:pPr>
+      <w:r>
+        <w:rPr>
+          <w:rFonts w:ascii="Arial" w:hAnsi="Arial" w:cs="Arial"/>
+          <w:szCs w:val="24"/>
+        </w:rPr>
+        <w:t xml:space="preserve">  'on-finished': '^2.4.1',</w:t>
+      </w:r>
+    </w:p>
+    <w:p>
+      <w:pPr>
+        <w:ind w:left="720"/>
+        <w:rPr>
+          <w:rFonts w:ascii="Arial" w:hAnsi="Arial" w:cs="Arial"/>
+          <w:szCs w:val="24"/>
+        </w:rPr>
+      </w:pPr>
+      <w:r>
+        <w:rPr>
+          <w:rFonts w:ascii="Arial" w:hAnsi="Arial" w:cs="Arial"/>
+          <w:szCs w:val="24"/>
+        </w:rPr>
+        <w:t xml:space="preserve">  'content-type': '^2.0.0',</w:t>
+      </w:r>
+    </w:p>
+    <w:p>
+      <w:pPr>
+        <w:ind w:left="720"/>
+        <w:rPr>
+          <w:rFonts w:ascii="Arial" w:hAnsi="Arial" w:cs="Arial"/>
+          <w:szCs w:val="24"/>
+        </w:rPr>
+      </w:pPr>
+      <w:r>
+        <w:rPr>
+          <w:rFonts w:ascii="Arial" w:hAnsi="Arial" w:cs="Arial"/>
+          <w:szCs w:val="24"/>
+        </w:rPr>
+        <w:t xml:space="preserve">  finalhandler: '^2.1.0',</w:t>
+      </w:r>
+    </w:p>
+    <w:p>
+      <w:pPr>
+        <w:ind w:left="720"/>
+        <w:rPr>
+          <w:rFonts w:ascii="Arial" w:hAnsi="Arial" w:cs="Arial"/>
+          <w:szCs w:val="24"/>
+        </w:rPr>
+      </w:pPr>
+      <w:r>
+        <w:rPr>
+          <w:rFonts w:ascii="Arial" w:hAnsi="Arial" w:cs="Arial"/>
+          <w:szCs w:val="24"/>
+        </w:rPr>
+        <w:t xml:space="preserve">  'range-parser': '^1.2.1',</w:t>
+      </w:r>
+    </w:p>
+    <w:p>
+      <w:pPr>
+        <w:ind w:left="720"/>
+        <w:rPr>
+          <w:rFonts w:ascii="Arial" w:hAnsi="Arial" w:cs="Arial"/>
+          <w:szCs w:val="24"/>
+        </w:rPr>
+      </w:pPr>
+      <w:r>
+        <w:rPr>
+          <w:rFonts w:ascii="Arial" w:hAnsi="Arial" w:cs="Arial"/>
+          <w:szCs w:val="24"/>
+        </w:rPr>
+        <w:t xml:space="preserve">  'serve-static': '^2.2.0',</w:t>
+      </w:r>
+    </w:p>
+    <w:p>
+      <w:pPr>
+        <w:ind w:left="720"/>
+        <w:rPr>
+          <w:rFonts w:ascii="Arial" w:hAnsi="Arial" w:cs="Arial"/>
+          <w:szCs w:val="24"/>
+        </w:rPr>
+      </w:pPr>
+      <w:r>
+        <w:rPr>
+          <w:rFonts w:ascii="Arial" w:hAnsi="Arial" w:cs="Arial"/>
+          <w:szCs w:val="24"/>
+        </w:rPr>
+        <w:t xml:space="preserve">  'cookie-signature': '^1.2.1',</w:t>
+      </w:r>
+    </w:p>
+    <w:p>
+      <w:pPr>
+        <w:ind w:left="720"/>
+        <w:rPr>
+          <w:rFonts w:ascii="Arial" w:hAnsi="Arial" w:cs="Arial"/>
+          <w:szCs w:val="24"/>
+        </w:rPr>
+      </w:pPr>
+      <w:r>
+        <w:rPr>
+          <w:rFonts w:ascii="Arial" w:hAnsi="Arial" w:cs="Arial"/>
+          <w:szCs w:val="24"/>
+        </w:rPr>
+        <w:t xml:space="preserve">  'merge-descriptors': '^2.0.0',</w:t>
+      </w:r>
+    </w:p>
+    <w:p>
+      <w:pPr>
+        <w:ind w:left="720"/>
+        <w:rPr>
+          <w:rFonts w:ascii="Arial" w:hAnsi="Arial" w:cs="Arial"/>
+          <w:szCs w:val="24"/>
+        </w:rPr>
+      </w:pPr>
+      <w:r>
+        <w:rPr>
+          <w:rFonts w:ascii="Arial" w:hAnsi="Arial" w:cs="Arial"/>
+          <w:szCs w:val="24"/>
+        </w:rPr>
+        <w:t xml:space="preserve">  'content-disposition': '^2.0.1'</w:t>
       </w:r>
     </w:p>
     <w:p>
@@ -1925,25 +1517,8 @@
           <w:rFonts w:ascii="Arial" w:hAnsi="Arial" w:cs="Arial"/>
           <w:szCs w:val="24"/>
         </w:rPr>
-        <w:t xml:space="preserve">The dependencies listed above can be also viewed at the </w:t>
-      </w:r>
-      <w:proofErr w:type="spellStart"/>
-      <w:r>
-        <w:rPr>
-          <w:rFonts w:ascii="Arial" w:hAnsi="Arial" w:cs="Arial"/>
-          <w:szCs w:val="24"/>
-        </w:rPr>
-        <w:t>package.json</w:t>
-      </w:r>
-      <w:proofErr w:type="spellEnd"/>
-      <w:r>
-        <w:rPr>
-          <w:rFonts w:ascii="Arial" w:hAnsi="Arial" w:cs="Arial"/>
-          <w:szCs w:val="24"/>
-        </w:rPr>
-        <w:t xml:space="preserve"> file for the express package. Just go to the </w:t>
-      </w:r>
-      <w:proofErr w:type="spellStart"/>
+        <w:t xml:space="preserve">The dependencies listed above can be also viewed at the package.json file for the express package. Just go to the </w:t>
+      </w:r>
       <w:r>
         <w:rPr>
           <w:rFonts w:ascii="Arial" w:hAnsi="Arial" w:cs="Arial"/>
@@ -1953,29 +1528,12 @@
         </w:rPr>
         <w:t>node_modules</w:t>
       </w:r>
-      <w:proofErr w:type="spellEnd"/>
-      <w:r>
-        <w:rPr>
-          <w:rFonts w:ascii="Arial" w:hAnsi="Arial" w:cs="Arial"/>
-          <w:szCs w:val="24"/>
-        </w:rPr>
-        <w:t xml:space="preserve"> folder and find the express folder, inside the express folder you will find the </w:t>
-      </w:r>
-      <w:proofErr w:type="spellStart"/>
-      <w:r>
-        <w:rPr>
-          <w:rFonts w:ascii="Arial" w:hAnsi="Arial" w:cs="Arial"/>
-          <w:szCs w:val="24"/>
-        </w:rPr>
-        <w:t>package.json</w:t>
-      </w:r>
-      <w:proofErr w:type="spellEnd"/>
-      <w:r>
-        <w:rPr>
-          <w:rFonts w:ascii="Arial" w:hAnsi="Arial" w:cs="Arial"/>
-          <w:szCs w:val="24"/>
-        </w:rPr>
-        <w:t xml:space="preserve"> file, the file also listed all the dependencies for the express package.</w:t>
+      <w:r>
+        <w:rPr>
+          <w:rFonts w:ascii="Arial" w:hAnsi="Arial" w:cs="Arial"/>
+          <w:szCs w:val="24"/>
+        </w:rPr>
+        <w:t xml:space="preserve"> folder and find the express folder, inside the express folder you will find the package.json file, the file also listed all the dependencies for the express package.</w:t>
       </w:r>
     </w:p>
     <w:p>
@@ -2092,19 +1650,11 @@
           <w:rFonts w:ascii="Arial" w:hAnsi="Arial" w:cs="Arial"/>
         </w:rPr>
       </w:pPr>
-      <w:proofErr w:type="spellStart"/>
-      <w:r>
-        <w:rPr>
-          <w:rFonts w:ascii="Arial" w:hAnsi="Arial" w:cs="Arial"/>
-        </w:rPr>
-        <w:t>npm</w:t>
-      </w:r>
-      <w:proofErr w:type="spellEnd"/>
-      <w:r>
-        <w:rPr>
-          <w:rFonts w:ascii="Arial" w:hAnsi="Arial" w:cs="Arial"/>
-        </w:rPr>
-        <w:t xml:space="preserve"> view express</w:t>
+      <w:r>
+        <w:rPr>
+          <w:rFonts w:ascii="Arial" w:hAnsi="Arial" w:cs="Arial"/>
+        </w:rPr>
+        <w:t>npm view express</w:t>
       </w:r>
       <w:r>
         <w:rPr>
@@ -2169,820 +1719,779 @@
         <w:rPr>
           <w:rFonts w:ascii="Arial" w:hAnsi="Arial" w:cs="Arial"/>
         </w:rPr>
+        <w:t xml:space="preserve">  qs: '6.13.0',</w:t>
+      </w:r>
+    </w:p>
+    <w:p>
+      <w:pPr>
+        <w:ind w:left="720"/>
+        <w:jc w:val="both"/>
+        <w:rPr>
+          <w:rFonts w:ascii="Arial" w:hAnsi="Arial" w:cs="Arial"/>
+        </w:rPr>
+      </w:pPr>
+      <w:r>
+        <w:rPr>
+          <w:rFonts w:ascii="Arial" w:hAnsi="Arial" w:cs="Arial"/>
+        </w:rPr>
+        <w:t xml:space="preserve">  depd: '2.0.0',</w:t>
+      </w:r>
+    </w:p>
+    <w:p>
+      <w:pPr>
+        <w:ind w:left="720"/>
+        <w:jc w:val="both"/>
+        <w:rPr>
+          <w:rFonts w:ascii="Arial" w:hAnsi="Arial" w:cs="Arial"/>
+        </w:rPr>
+      </w:pPr>
+      <w:r>
+        <w:rPr>
+          <w:rFonts w:ascii="Arial" w:hAnsi="Arial" w:cs="Arial"/>
+        </w:rPr>
+        <w:t xml:space="preserve">  etag: '~1.8.1',</w:t>
+      </w:r>
+    </w:p>
+    <w:p>
+      <w:pPr>
+        <w:ind w:left="720"/>
+        <w:jc w:val="both"/>
+        <w:rPr>
+          <w:rFonts w:ascii="Arial" w:hAnsi="Arial" w:cs="Arial"/>
+        </w:rPr>
+      </w:pPr>
+      <w:r>
+        <w:rPr>
+          <w:rFonts w:ascii="Arial" w:hAnsi="Arial" w:cs="Arial"/>
+        </w:rPr>
+        <w:t xml:space="preserve">  once: '1.4.0',</w:t>
+      </w:r>
+    </w:p>
+    <w:p>
+      <w:pPr>
+        <w:ind w:left="720"/>
+        <w:jc w:val="both"/>
+        <w:rPr>
+          <w:rFonts w:ascii="Arial" w:hAnsi="Arial" w:cs="Arial"/>
+        </w:rPr>
+      </w:pPr>
+      <w:r>
+        <w:rPr>
+          <w:rFonts w:ascii="Arial" w:hAnsi="Arial" w:cs="Arial"/>
+        </w:rPr>
+        <w:t xml:space="preserve">  send: '^1.1.0',</w:t>
+      </w:r>
+    </w:p>
+    <w:p>
+      <w:pPr>
+        <w:ind w:left="720"/>
+        <w:jc w:val="both"/>
+        <w:rPr>
+          <w:rFonts w:ascii="Arial" w:hAnsi="Arial" w:cs="Arial"/>
+        </w:rPr>
+      </w:pPr>
+      <w:r>
+        <w:rPr>
+          <w:rFonts w:ascii="Arial" w:hAnsi="Arial" w:cs="Arial"/>
+        </w:rPr>
+        <w:t xml:space="preserve">  vary: '~1.1.2',</w:t>
+      </w:r>
+    </w:p>
+    <w:p>
+      <w:pPr>
+        <w:ind w:left="720"/>
+        <w:jc w:val="both"/>
+        <w:rPr>
+          <w:rFonts w:ascii="Arial" w:hAnsi="Arial" w:cs="Arial"/>
+        </w:rPr>
+      </w:pPr>
+      <w:r>
+        <w:rPr>
+          <w:rFonts w:ascii="Arial" w:hAnsi="Arial" w:cs="Arial"/>
+        </w:rPr>
+        <w:t xml:space="preserve">  debug: '4.3.6',</w:t>
+      </w:r>
+    </w:p>
+    <w:p>
+      <w:pPr>
+        <w:ind w:left="720"/>
+        <w:jc w:val="both"/>
+        <w:rPr>
+          <w:rFonts w:ascii="Arial" w:hAnsi="Arial" w:cs="Arial"/>
+        </w:rPr>
+      </w:pPr>
+      <w:r>
+        <w:rPr>
+          <w:rFonts w:ascii="Arial" w:hAnsi="Arial" w:cs="Arial"/>
+        </w:rPr>
+        <w:t xml:space="preserve">  fresh: '2.0.0',</w:t>
+      </w:r>
+    </w:p>
+    <w:p>
+      <w:pPr>
+        <w:ind w:left="720"/>
+        <w:jc w:val="both"/>
+        <w:rPr>
+          <w:rFonts w:ascii="Arial" w:hAnsi="Arial" w:cs="Arial"/>
+        </w:rPr>
+      </w:pPr>
+      <w:r>
+        <w:rPr>
+          <w:rFonts w:ascii="Arial" w:hAnsi="Arial" w:cs="Arial"/>
+        </w:rPr>
+        <w:t xml:space="preserve">  cookie: '0.6.0',</w:t>
+      </w:r>
+    </w:p>
+    <w:p>
+      <w:pPr>
+        <w:ind w:left="720"/>
+        <w:jc w:val="both"/>
+        <w:rPr>
+          <w:rFonts w:ascii="Arial" w:hAnsi="Arial" w:cs="Arial"/>
+        </w:rPr>
+      </w:pPr>
+      <w:r>
+        <w:rPr>
+          <w:rFonts w:ascii="Arial" w:hAnsi="Arial" w:cs="Arial"/>
+        </w:rPr>
+        <w:t xml:space="preserve">  router: '^2.0.0',</w:t>
+      </w:r>
+    </w:p>
+    <w:p>
+      <w:pPr>
+        <w:ind w:left="720"/>
+        <w:jc w:val="both"/>
+        <w:rPr>
+          <w:rFonts w:ascii="Arial" w:hAnsi="Arial" w:cs="Arial"/>
+        </w:rPr>
+      </w:pPr>
+      <w:r>
+        <w:rPr>
+          <w:rFonts w:ascii="Arial" w:hAnsi="Arial" w:cs="Arial"/>
+        </w:rPr>
+        <w:t xml:space="preserve">  accepts: '^2.0.0',</w:t>
+      </w:r>
+    </w:p>
+    <w:p>
+      <w:pPr>
+        <w:ind w:left="720"/>
+        <w:jc w:val="both"/>
+        <w:rPr>
+          <w:rFonts w:ascii="Arial" w:hAnsi="Arial" w:cs="Arial"/>
+        </w:rPr>
+      </w:pPr>
+      <w:r>
+        <w:rPr>
+          <w:rFonts w:ascii="Arial" w:hAnsi="Arial" w:cs="Arial"/>
+        </w:rPr>
+        <w:t xml:space="preserve">  methods: '~1.1.2',</w:t>
+      </w:r>
+    </w:p>
+    <w:p>
+      <w:pPr>
+        <w:ind w:left="720"/>
+        <w:jc w:val="both"/>
+        <w:rPr>
+          <w:rFonts w:ascii="Arial" w:hAnsi="Arial" w:cs="Arial"/>
+        </w:rPr>
+      </w:pPr>
+      <w:r>
+        <w:rPr>
+          <w:rFonts w:ascii="Arial" w:hAnsi="Arial" w:cs="Arial"/>
+        </w:rPr>
+        <w:t xml:space="preserve">  'type-is': '^2.0.0',</w:t>
+      </w:r>
+    </w:p>
+    <w:p>
+      <w:pPr>
+        <w:ind w:left="720"/>
+        <w:jc w:val="both"/>
+        <w:rPr>
+          <w:rFonts w:ascii="Arial" w:hAnsi="Arial" w:cs="Arial"/>
+        </w:rPr>
+      </w:pPr>
+      <w:r>
+        <w:rPr>
+          <w:rFonts w:ascii="Arial" w:hAnsi="Arial" w:cs="Arial"/>
+        </w:rPr>
+        <w:t xml:space="preserve">  parseurl: '~1.3.3',</w:t>
+      </w:r>
+    </w:p>
+    <w:p>
+      <w:pPr>
+        <w:ind w:left="720"/>
+        <w:jc w:val="both"/>
+        <w:rPr>
+          <w:rFonts w:ascii="Arial" w:hAnsi="Arial" w:cs="Arial"/>
+        </w:rPr>
+      </w:pPr>
+      <w:r>
+        <w:rPr>
+          <w:rFonts w:ascii="Arial" w:hAnsi="Arial" w:cs="Arial"/>
+        </w:rPr>
+        <w:t xml:space="preserve">  statuses: '2.0.1',</w:t>
+      </w:r>
+    </w:p>
+    <w:p>
+      <w:pPr>
+        <w:ind w:left="720"/>
+        <w:jc w:val="both"/>
+        <w:rPr>
+          <w:rFonts w:ascii="Arial" w:hAnsi="Arial" w:cs="Arial"/>
+        </w:rPr>
+      </w:pPr>
+      <w:r>
+        <w:rPr>
+          <w:rFonts w:ascii="Arial" w:hAnsi="Arial" w:cs="Arial"/>
+        </w:rPr>
+        <w:t xml:space="preserve">  encodeurl: '~2.0.0',</w:t>
+      </w:r>
+    </w:p>
+    <w:p>
+      <w:pPr>
+        <w:ind w:left="720"/>
+        <w:jc w:val="both"/>
+        <w:rPr>
+          <w:rFonts w:ascii="Arial" w:hAnsi="Arial" w:cs="Arial"/>
+        </w:rPr>
+      </w:pPr>
+      <w:r>
+        <w:rPr>
+          <w:rFonts w:ascii="Arial" w:hAnsi="Arial" w:cs="Arial"/>
+        </w:rPr>
+        <w:t xml:space="preserve">  'mime-types': '^3.0.0',</w:t>
+      </w:r>
+    </w:p>
+    <w:p>
+      <w:pPr>
+        <w:ind w:left="720"/>
+        <w:jc w:val="both"/>
+        <w:rPr>
+          <w:rFonts w:ascii="Arial" w:hAnsi="Arial" w:cs="Arial"/>
+        </w:rPr>
+      </w:pPr>
+      <w:r>
+        <w:rPr>
+          <w:rFonts w:ascii="Arial" w:hAnsi="Arial" w:cs="Arial"/>
+        </w:rPr>
+        <w:t xml:space="preserve">  'proxy-addr': '~2.0.7',</w:t>
+      </w:r>
+    </w:p>
+    <w:p>
+      <w:pPr>
+        <w:ind w:left="720"/>
+        <w:jc w:val="both"/>
+        <w:rPr>
+          <w:rFonts w:ascii="Arial" w:hAnsi="Arial" w:cs="Arial"/>
+          <w:b/>
+          <w:bCs/>
+          <w:color w:val="EE0000"/>
+        </w:rPr>
+      </w:pPr>
+      <w:r>
+        <w:rPr>
+          <w:rFonts w:ascii="Arial" w:hAnsi="Arial" w:cs="Arial"/>
+          <w:b/>
+          <w:bCs/>
+          <w:color w:val="EE0000"/>
+        </w:rPr>
+        <w:t xml:space="preserve">  'body-parser': '^2.0.1',</w:t>
+      </w:r>
+    </w:p>
+    <w:p>
+      <w:pPr>
+        <w:ind w:left="720"/>
+        <w:jc w:val="both"/>
+        <w:rPr>
+          <w:rFonts w:ascii="Arial" w:hAnsi="Arial" w:cs="Arial"/>
+        </w:rPr>
+      </w:pPr>
+      <w:r>
+        <w:rPr>
+          <w:rFonts w:ascii="Arial" w:hAnsi="Arial" w:cs="Arial"/>
+        </w:rPr>
+        <w:t xml:space="preserve">  'escape-html': '~1.0.3',</w:t>
+      </w:r>
+    </w:p>
+    <w:p>
+      <w:pPr>
+        <w:ind w:left="720"/>
+        <w:jc w:val="both"/>
+        <w:rPr>
+          <w:rFonts w:ascii="Arial" w:hAnsi="Arial" w:cs="Arial"/>
+        </w:rPr>
+      </w:pPr>
+      <w:r>
+        <w:rPr>
+          <w:rFonts w:ascii="Arial" w:hAnsi="Arial" w:cs="Arial"/>
+        </w:rPr>
+        <w:t xml:space="preserve">  'http-errors': '2.0.0',</w:t>
+      </w:r>
+    </w:p>
+    <w:p>
+      <w:pPr>
+        <w:ind w:left="720"/>
+        <w:jc w:val="both"/>
+        <w:rPr>
+          <w:rFonts w:ascii="Arial" w:hAnsi="Arial" w:cs="Arial"/>
+        </w:rPr>
+      </w:pPr>
+      <w:r>
+        <w:rPr>
+          <w:rFonts w:ascii="Arial" w:hAnsi="Arial" w:cs="Arial"/>
+        </w:rPr>
+        <w:t xml:space="preserve">  'on-finished': '2.4.1',</w:t>
+      </w:r>
+    </w:p>
+    <w:p>
+      <w:pPr>
+        <w:ind w:left="720"/>
+        <w:jc w:val="both"/>
+        <w:rPr>
+          <w:rFonts w:ascii="Arial" w:hAnsi="Arial" w:cs="Arial"/>
+        </w:rPr>
+      </w:pPr>
+      <w:r>
+        <w:rPr>
+          <w:rFonts w:ascii="Arial" w:hAnsi="Arial" w:cs="Arial"/>
+        </w:rPr>
+        <w:t xml:space="preserve">  'safe-buffer': '5.2.1',</w:t>
+      </w:r>
+    </w:p>
+    <w:p>
+      <w:pPr>
+        <w:ind w:left="720"/>
+        <w:jc w:val="both"/>
+        <w:rPr>
+          <w:rFonts w:ascii="Arial" w:hAnsi="Arial" w:cs="Arial"/>
+        </w:rPr>
+      </w:pPr>
+      <w:r>
+        <w:rPr>
+          <w:rFonts w:ascii="Arial" w:hAnsi="Arial" w:cs="Arial"/>
+        </w:rPr>
+        <w:lastRenderedPageBreak/>
+        <w:t xml:space="preserve">  'utils-merge': '1.0.1',</w:t>
+      </w:r>
+    </w:p>
+    <w:p>
+      <w:pPr>
+        <w:ind w:left="720"/>
+        <w:jc w:val="both"/>
+        <w:rPr>
+          <w:rFonts w:ascii="Arial" w:hAnsi="Arial" w:cs="Arial"/>
+        </w:rPr>
+      </w:pPr>
+      <w:r>
+        <w:rPr>
+          <w:rFonts w:ascii="Arial" w:hAnsi="Arial" w:cs="Arial"/>
+        </w:rPr>
+        <w:t xml:space="preserve">  'content-type': '~1.0.4',</w:t>
+      </w:r>
+    </w:p>
+    <w:p>
+      <w:pPr>
+        <w:ind w:left="720"/>
+        <w:jc w:val="both"/>
+        <w:rPr>
+          <w:rFonts w:ascii="Arial" w:hAnsi="Arial" w:cs="Arial"/>
+        </w:rPr>
+      </w:pPr>
+      <w:r>
+        <w:rPr>
+          <w:rFonts w:ascii="Arial" w:hAnsi="Arial" w:cs="Arial"/>
+        </w:rPr>
+        <w:t xml:space="preserve">  finalhandler: '^2.0.0',</w:t>
+      </w:r>
+    </w:p>
+    <w:p>
+      <w:pPr>
+        <w:ind w:left="720"/>
+        <w:jc w:val="both"/>
+        <w:rPr>
+          <w:rFonts w:ascii="Arial" w:hAnsi="Arial" w:cs="Arial"/>
+        </w:rPr>
+      </w:pPr>
+      <w:r>
+        <w:rPr>
+          <w:rFonts w:ascii="Arial" w:hAnsi="Arial" w:cs="Arial"/>
+        </w:rPr>
+        <w:t xml:space="preserve">  'range-parser': '~1.2.1',</w:t>
+      </w:r>
+    </w:p>
+    <w:p>
+      <w:pPr>
+        <w:ind w:left="720"/>
+        <w:jc w:val="both"/>
+        <w:rPr>
+          <w:rFonts w:ascii="Arial" w:hAnsi="Arial" w:cs="Arial"/>
+        </w:rPr>
+      </w:pPr>
+      <w:r>
+        <w:rPr>
+          <w:rFonts w:ascii="Arial" w:hAnsi="Arial" w:cs="Arial"/>
+        </w:rPr>
+        <w:t xml:space="preserve">  'serve-static': '^2.1.0',</w:t>
+      </w:r>
+    </w:p>
+    <w:p>
+      <w:pPr>
+        <w:ind w:left="720"/>
+        <w:jc w:val="both"/>
+        <w:rPr>
+          <w:rFonts w:ascii="Arial" w:hAnsi="Arial" w:cs="Arial"/>
+        </w:rPr>
+      </w:pPr>
+      <w:r>
+        <w:rPr>
+          <w:rFonts w:ascii="Arial" w:hAnsi="Arial" w:cs="Arial"/>
+        </w:rPr>
+        <w:t xml:space="preserve">  setprototypeof: '1.2.0',</w:t>
+      </w:r>
+    </w:p>
+    <w:p>
+      <w:pPr>
+        <w:ind w:left="720"/>
+        <w:jc w:val="both"/>
+        <w:rPr>
+          <w:rFonts w:ascii="Arial" w:hAnsi="Arial" w:cs="Arial"/>
+        </w:rPr>
+      </w:pPr>
+      <w:r>
+        <w:rPr>
+          <w:rFonts w:ascii="Arial" w:hAnsi="Arial" w:cs="Arial"/>
+        </w:rPr>
+        <w:t xml:space="preserve">  'cookie-signature': '^1.2.1',</w:t>
+      </w:r>
+    </w:p>
+    <w:p>
+      <w:pPr>
+        <w:ind w:left="720"/>
+        <w:jc w:val="both"/>
+        <w:rPr>
+          <w:rFonts w:ascii="Arial" w:hAnsi="Arial" w:cs="Arial"/>
+        </w:rPr>
+      </w:pPr>
+      <w:r>
+        <w:rPr>
+          <w:rFonts w:ascii="Arial" w:hAnsi="Arial" w:cs="Arial"/>
+        </w:rPr>
+        <w:t xml:space="preserve">  'merge-descriptors': '^2.0.0',</w:t>
+      </w:r>
+    </w:p>
+    <w:p>
+      <w:pPr>
+        <w:ind w:left="720"/>
+        <w:jc w:val="both"/>
+        <w:rPr>
+          <w:rFonts w:ascii="Arial" w:hAnsi="Arial" w:cs="Arial"/>
+        </w:rPr>
+      </w:pPr>
+      <w:r>
+        <w:rPr>
+          <w:rFonts w:ascii="Arial" w:hAnsi="Arial" w:cs="Arial"/>
+        </w:rPr>
+        <w:t xml:space="preserve">  'content-disposition': '^1.0.0'</w:t>
+      </w:r>
+    </w:p>
+    <w:p>
+      <w:pPr>
+        <w:ind w:left="720"/>
+        <w:jc w:val="both"/>
+        <w:rPr>
+          <w:rFonts w:ascii="Arial" w:hAnsi="Arial" w:cs="Arial"/>
+        </w:rPr>
+      </w:pPr>
+      <w:r>
+        <w:rPr>
+          <w:rFonts w:ascii="Arial" w:hAnsi="Arial" w:cs="Arial"/>
+        </w:rPr>
+        <w:t>}</w:t>
+      </w:r>
+    </w:p>
+    <w:p>
+      <w:pPr>
+        <w:ind w:left="720"/>
+        <w:jc w:val="both"/>
+        <w:rPr>
+          <w:rFonts w:ascii="Arial" w:hAnsi="Arial" w:cs="Arial"/>
+        </w:rPr>
+      </w:pPr>
+    </w:p>
+    <w:p>
+      <w:pPr>
+        <w:ind w:left="720"/>
+        <w:jc w:val="both"/>
+        <w:rPr>
+          <w:rFonts w:ascii="Arial" w:hAnsi="Arial" w:cs="Arial"/>
+        </w:rPr>
+      </w:pPr>
+      <w:r>
+        <w:rPr>
+          <w:rFonts w:ascii="Arial" w:hAnsi="Arial" w:cs="Arial"/>
+        </w:rPr>
+        <w:t xml:space="preserve">Now the </w:t>
+      </w:r>
+      <w:r>
+        <w:rPr>
+          <w:rFonts w:ascii="Arial" w:hAnsi="Arial" w:cs="Arial"/>
+        </w:rPr>
+        <w:t>‘body-parser'</w:t>
+      </w:r>
+      <w:r>
+        <w:rPr>
+          <w:rFonts w:ascii="Arial" w:hAnsi="Arial" w:cs="Arial"/>
+        </w:rPr>
+        <w:t xml:space="preserve"> version is</w:t>
+      </w:r>
+      <w:r>
+        <w:rPr>
+          <w:rFonts w:ascii="Arial" w:hAnsi="Arial" w:cs="Arial"/>
+        </w:rPr>
+        <w:t xml:space="preserve"> '^2.0.1'</w:t>
+      </w:r>
+      <w:r>
+        <w:rPr>
+          <w:rFonts w:ascii="Arial" w:hAnsi="Arial" w:cs="Arial"/>
+        </w:rPr>
+        <w:t xml:space="preserve"> for the express version 5.0.0, if you have a body-parser</w:t>
+      </w:r>
+      <w:r>
+        <w:rPr>
+          <w:rFonts w:ascii="Arial" w:hAnsi="Arial" w:cs="Arial"/>
+        </w:rPr>
+        <w:t xml:space="preserve"> package</w:t>
+      </w:r>
+      <w:r>
+        <w:rPr>
+          <w:rFonts w:ascii="Arial" w:hAnsi="Arial" w:cs="Arial"/>
+        </w:rPr>
+        <w:t xml:space="preserve"> listed in the package.json. You should </w:t>
+      </w:r>
+      <w:r>
+        <w:rPr>
+          <w:rFonts w:ascii="Arial" w:hAnsi="Arial" w:cs="Arial"/>
+        </w:rPr>
+        <w:t xml:space="preserve">also </w:t>
+      </w:r>
+      <w:r>
+        <w:rPr>
+          <w:rFonts w:ascii="Arial" w:hAnsi="Arial" w:cs="Arial"/>
+        </w:rPr>
+        <w:t xml:space="preserve">consider for the express package you installed. </w:t>
+      </w:r>
+    </w:p>
+    <w:p>
+      <w:pPr>
+        <w:ind w:left="720"/>
+        <w:jc w:val="both"/>
+        <w:rPr>
+          <w:rFonts w:ascii="Arial" w:hAnsi="Arial" w:cs="Arial"/>
+        </w:rPr>
+      </w:pPr>
+    </w:p>
+    <w:p>
+      <w:pPr>
+        <w:ind w:left="720"/>
+        <w:rPr>
+          <w:rFonts w:ascii="Arial" w:hAnsi="Arial" w:cs="Arial"/>
+          <w:b/>
+          <w:bCs/>
+          <w:color w:val="EE0000"/>
+          <w:szCs w:val="24"/>
+        </w:rPr>
+      </w:pPr>
+      <w:r>
+        <w:rPr>
+          <w:rFonts w:ascii="Arial" w:hAnsi="Arial" w:cs="Arial"/>
+        </w:rPr>
+        <w:t xml:space="preserve">For </w:t>
+      </w:r>
+      <w:r>
+        <w:rPr>
+          <w:rFonts w:ascii="Arial" w:hAnsi="Arial" w:cs="Arial"/>
+        </w:rPr>
+        <w:t>instance,</w:t>
+      </w:r>
+      <w:r>
+        <w:rPr>
+          <w:rFonts w:ascii="Arial" w:hAnsi="Arial" w:cs="Arial"/>
+        </w:rPr>
+        <w:t xml:space="preserve"> if the package.json has listed the express</w:t>
+      </w:r>
+      <w:r>
+        <w:rPr>
+          <w:rFonts w:ascii="Arial" w:hAnsi="Arial" w:cs="Arial"/>
+        </w:rPr>
+        <w:t xml:space="preserve"> and body-parser</w:t>
+      </w:r>
+      <w:r>
+        <w:rPr>
+          <w:rFonts w:ascii="Arial" w:hAnsi="Arial" w:cs="Arial"/>
+        </w:rPr>
+        <w:t xml:space="preserve"> package</w:t>
+      </w:r>
+      <w:r>
+        <w:rPr>
+          <w:rFonts w:ascii="Arial" w:hAnsi="Arial" w:cs="Arial"/>
+        </w:rPr>
+        <w:t>s:</w:t>
+      </w:r>
+      <w:r>
+        <w:rPr>
+          <w:rFonts w:ascii="Arial" w:hAnsi="Arial" w:cs="Arial"/>
+          <w:b/>
+          <w:bCs/>
+          <w:color w:val="EE0000"/>
+          <w:szCs w:val="24"/>
+        </w:rPr>
         <w:t xml:space="preserve">  </w:t>
       </w:r>
-      <w:proofErr w:type="spellStart"/>
-      <w:r>
-        <w:rPr>
-          <w:rFonts w:ascii="Arial" w:hAnsi="Arial" w:cs="Arial"/>
-        </w:rPr>
-        <w:t>qs</w:t>
-      </w:r>
-      <w:proofErr w:type="spellEnd"/>
-      <w:r>
-        <w:rPr>
-          <w:rFonts w:ascii="Arial" w:hAnsi="Arial" w:cs="Arial"/>
-        </w:rPr>
-        <w:t>: '6.13.0',</w:t>
-      </w:r>
-    </w:p>
-    <w:p>
-      <w:pPr>
-        <w:ind w:left="720"/>
-        <w:jc w:val="both"/>
-        <w:rPr>
-          <w:rFonts w:ascii="Arial" w:hAnsi="Arial" w:cs="Arial"/>
-        </w:rPr>
-      </w:pPr>
-      <w:r>
-        <w:rPr>
-          <w:rFonts w:ascii="Arial" w:hAnsi="Arial" w:cs="Arial"/>
-        </w:rPr>
-        <w:t xml:space="preserve">  </w:t>
-      </w:r>
-      <w:proofErr w:type="spellStart"/>
-      <w:r>
-        <w:rPr>
-          <w:rFonts w:ascii="Arial" w:hAnsi="Arial" w:cs="Arial"/>
-        </w:rPr>
-        <w:t>depd</w:t>
-      </w:r>
-      <w:proofErr w:type="spellEnd"/>
-      <w:r>
-        <w:rPr>
-          <w:rFonts w:ascii="Arial" w:hAnsi="Arial" w:cs="Arial"/>
-        </w:rPr>
-        <w:t>: '2.0.0',</w:t>
-      </w:r>
-    </w:p>
-    <w:p>
-      <w:pPr>
-        <w:ind w:left="720"/>
-        <w:jc w:val="both"/>
-        <w:rPr>
-          <w:rFonts w:ascii="Arial" w:hAnsi="Arial" w:cs="Arial"/>
-        </w:rPr>
-      </w:pPr>
-      <w:r>
-        <w:rPr>
-          <w:rFonts w:ascii="Arial" w:hAnsi="Arial" w:cs="Arial"/>
-        </w:rPr>
-        <w:t xml:space="preserve">  </w:t>
-      </w:r>
-      <w:proofErr w:type="spellStart"/>
-      <w:r>
-        <w:rPr>
-          <w:rFonts w:ascii="Arial" w:hAnsi="Arial" w:cs="Arial"/>
-        </w:rPr>
-        <w:t>etag</w:t>
-      </w:r>
-      <w:proofErr w:type="spellEnd"/>
-      <w:r>
-        <w:rPr>
-          <w:rFonts w:ascii="Arial" w:hAnsi="Arial" w:cs="Arial"/>
-        </w:rPr>
-        <w:t>: '~1.8.1',</w:t>
-      </w:r>
-    </w:p>
-    <w:p>
-      <w:pPr>
-        <w:ind w:left="720"/>
-        <w:jc w:val="both"/>
-        <w:rPr>
-          <w:rFonts w:ascii="Arial" w:hAnsi="Arial" w:cs="Arial"/>
-        </w:rPr>
-      </w:pPr>
-      <w:r>
-        <w:rPr>
-          <w:rFonts w:ascii="Arial" w:hAnsi="Arial" w:cs="Arial"/>
-        </w:rPr>
-        <w:t xml:space="preserve">  once: '1.4.0',</w:t>
-      </w:r>
-    </w:p>
-    <w:p>
-      <w:pPr>
-        <w:ind w:left="720"/>
-        <w:jc w:val="both"/>
-        <w:rPr>
-          <w:rFonts w:ascii="Arial" w:hAnsi="Arial" w:cs="Arial"/>
-        </w:rPr>
-      </w:pPr>
-      <w:r>
-        <w:rPr>
-          <w:rFonts w:ascii="Arial" w:hAnsi="Arial" w:cs="Arial"/>
-        </w:rPr>
-        <w:t xml:space="preserve">  send: '^1.1.0',</w:t>
-      </w:r>
-    </w:p>
-    <w:p>
-      <w:pPr>
-        <w:ind w:left="720"/>
-        <w:jc w:val="both"/>
-        <w:rPr>
-          <w:rFonts w:ascii="Arial" w:hAnsi="Arial" w:cs="Arial"/>
-        </w:rPr>
-      </w:pPr>
-      <w:r>
-        <w:rPr>
-          <w:rFonts w:ascii="Arial" w:hAnsi="Arial" w:cs="Arial"/>
-        </w:rPr>
-        <w:t xml:space="preserve">  vary: '~1.1.2',</w:t>
-      </w:r>
-    </w:p>
-    <w:p>
-      <w:pPr>
-        <w:ind w:left="720"/>
-        <w:jc w:val="both"/>
-        <w:rPr>
-          <w:rFonts w:ascii="Arial" w:hAnsi="Arial" w:cs="Arial"/>
-        </w:rPr>
-      </w:pPr>
-      <w:r>
-        <w:rPr>
-          <w:rFonts w:ascii="Arial" w:hAnsi="Arial" w:cs="Arial"/>
-        </w:rPr>
-        <w:t xml:space="preserve">  debug: '4.3.6',</w:t>
-      </w:r>
-    </w:p>
-    <w:p>
-      <w:pPr>
-        <w:ind w:left="720"/>
-        <w:jc w:val="both"/>
-        <w:rPr>
-          <w:rFonts w:ascii="Arial" w:hAnsi="Arial" w:cs="Arial"/>
-        </w:rPr>
-      </w:pPr>
-      <w:r>
-        <w:rPr>
-          <w:rFonts w:ascii="Arial" w:hAnsi="Arial" w:cs="Arial"/>
-        </w:rPr>
-        <w:t xml:space="preserve">  fresh: '2.0.0',</w:t>
-      </w:r>
-    </w:p>
-    <w:p>
-      <w:pPr>
-        <w:ind w:left="720"/>
-        <w:jc w:val="both"/>
-        <w:rPr>
-          <w:rFonts w:ascii="Arial" w:hAnsi="Arial" w:cs="Arial"/>
-        </w:rPr>
-      </w:pPr>
-      <w:r>
-        <w:rPr>
-          <w:rFonts w:ascii="Arial" w:hAnsi="Arial" w:cs="Arial"/>
-        </w:rPr>
-        <w:t xml:space="preserve">  cookie: '0.6.0',</w:t>
-      </w:r>
-    </w:p>
-    <w:p>
-      <w:pPr>
-        <w:ind w:left="720"/>
-        <w:jc w:val="both"/>
-        <w:rPr>
-          <w:rFonts w:ascii="Arial" w:hAnsi="Arial" w:cs="Arial"/>
-        </w:rPr>
-      </w:pPr>
-      <w:r>
-        <w:rPr>
-          <w:rFonts w:ascii="Arial" w:hAnsi="Arial" w:cs="Arial"/>
-        </w:rPr>
-        <w:t xml:space="preserve">  router: '^2.0.0',</w:t>
-      </w:r>
-    </w:p>
-    <w:p>
-      <w:pPr>
-        <w:ind w:left="720"/>
-        <w:jc w:val="both"/>
-        <w:rPr>
-          <w:rFonts w:ascii="Arial" w:hAnsi="Arial" w:cs="Arial"/>
-        </w:rPr>
-      </w:pPr>
-      <w:r>
-        <w:rPr>
-          <w:rFonts w:ascii="Arial" w:hAnsi="Arial" w:cs="Arial"/>
-        </w:rPr>
-        <w:t xml:space="preserve">  accepts: '^2.0.0',</w:t>
-      </w:r>
-    </w:p>
-    <w:p>
-      <w:pPr>
-        <w:ind w:left="720"/>
-        <w:jc w:val="both"/>
-        <w:rPr>
-          <w:rFonts w:ascii="Arial" w:hAnsi="Arial" w:cs="Arial"/>
-        </w:rPr>
-      </w:pPr>
-      <w:r>
-        <w:rPr>
-          <w:rFonts w:ascii="Arial" w:hAnsi="Arial" w:cs="Arial"/>
-        </w:rPr>
-        <w:t xml:space="preserve">  methods: '~1.1.2',</w:t>
-      </w:r>
-    </w:p>
-    <w:p>
-      <w:pPr>
-        <w:ind w:left="720"/>
-        <w:jc w:val="both"/>
-        <w:rPr>
-          <w:rFonts w:ascii="Arial" w:hAnsi="Arial" w:cs="Arial"/>
-        </w:rPr>
-      </w:pPr>
-      <w:r>
-        <w:rPr>
-          <w:rFonts w:ascii="Arial" w:hAnsi="Arial" w:cs="Arial"/>
-        </w:rPr>
-        <w:t xml:space="preserve">  '</w:t>
-      </w:r>
-      <w:proofErr w:type="gramStart"/>
-      <w:r>
-        <w:rPr>
-          <w:rFonts w:ascii="Arial" w:hAnsi="Arial" w:cs="Arial"/>
-        </w:rPr>
-        <w:t>type</w:t>
-      </w:r>
-      <w:proofErr w:type="gramEnd"/>
-      <w:r>
-        <w:rPr>
-          <w:rFonts w:ascii="Arial" w:hAnsi="Arial" w:cs="Arial"/>
-        </w:rPr>
-        <w:t>-is': '^2.0.0',</w:t>
-      </w:r>
-    </w:p>
-    <w:p>
-      <w:pPr>
-        <w:ind w:left="720"/>
-        <w:jc w:val="both"/>
-        <w:rPr>
-          <w:rFonts w:ascii="Arial" w:hAnsi="Arial" w:cs="Arial"/>
-        </w:rPr>
-      </w:pPr>
-      <w:r>
-        <w:rPr>
-          <w:rFonts w:ascii="Arial" w:hAnsi="Arial" w:cs="Arial"/>
-        </w:rPr>
-        <w:t xml:space="preserve">  </w:t>
-      </w:r>
-      <w:proofErr w:type="spellStart"/>
-      <w:r>
-        <w:rPr>
-          <w:rFonts w:ascii="Arial" w:hAnsi="Arial" w:cs="Arial"/>
-        </w:rPr>
-        <w:t>parseurl</w:t>
-      </w:r>
-      <w:proofErr w:type="spellEnd"/>
-      <w:r>
-        <w:rPr>
-          <w:rFonts w:ascii="Arial" w:hAnsi="Arial" w:cs="Arial"/>
-        </w:rPr>
-        <w:t>: '~1.3.3',</w:t>
-      </w:r>
-    </w:p>
-    <w:p>
-      <w:pPr>
-        <w:ind w:left="720"/>
-        <w:jc w:val="both"/>
-        <w:rPr>
-          <w:rFonts w:ascii="Arial" w:hAnsi="Arial" w:cs="Arial"/>
-        </w:rPr>
-      </w:pPr>
-      <w:r>
-        <w:rPr>
-          <w:rFonts w:ascii="Arial" w:hAnsi="Arial" w:cs="Arial"/>
-        </w:rPr>
-        <w:t xml:space="preserve">  statuses: '2.0.1',</w:t>
-      </w:r>
-    </w:p>
-    <w:p>
-      <w:pPr>
-        <w:ind w:left="720"/>
-        <w:jc w:val="both"/>
-        <w:rPr>
-          <w:rFonts w:ascii="Arial" w:hAnsi="Arial" w:cs="Arial"/>
-        </w:rPr>
-      </w:pPr>
-      <w:r>
-        <w:rPr>
-          <w:rFonts w:ascii="Arial" w:hAnsi="Arial" w:cs="Arial"/>
-        </w:rPr>
-        <w:t xml:space="preserve">  </w:t>
-      </w:r>
-      <w:proofErr w:type="spellStart"/>
-      <w:r>
-        <w:rPr>
-          <w:rFonts w:ascii="Arial" w:hAnsi="Arial" w:cs="Arial"/>
-        </w:rPr>
-        <w:t>encodeurl</w:t>
-      </w:r>
-      <w:proofErr w:type="spellEnd"/>
-      <w:r>
-        <w:rPr>
-          <w:rFonts w:ascii="Arial" w:hAnsi="Arial" w:cs="Arial"/>
-        </w:rPr>
-        <w:t>: '~2.0.0',</w:t>
-      </w:r>
-    </w:p>
-    <w:p>
-      <w:pPr>
-        <w:ind w:left="720"/>
-        <w:jc w:val="both"/>
-        <w:rPr>
-          <w:rFonts w:ascii="Arial" w:hAnsi="Arial" w:cs="Arial"/>
-        </w:rPr>
-      </w:pPr>
-      <w:r>
-        <w:rPr>
-          <w:rFonts w:ascii="Arial" w:hAnsi="Arial" w:cs="Arial"/>
-        </w:rPr>
-        <w:t xml:space="preserve">  '</w:t>
-      </w:r>
-      <w:proofErr w:type="gramStart"/>
-      <w:r>
-        <w:rPr>
-          <w:rFonts w:ascii="Arial" w:hAnsi="Arial" w:cs="Arial"/>
-        </w:rPr>
-        <w:t>mime</w:t>
-      </w:r>
-      <w:proofErr w:type="gramEnd"/>
-      <w:r>
-        <w:rPr>
-          <w:rFonts w:ascii="Arial" w:hAnsi="Arial" w:cs="Arial"/>
-        </w:rPr>
-        <w:t>-types': '^3.0.0',</w:t>
-      </w:r>
-    </w:p>
-    <w:p>
-      <w:pPr>
-        <w:ind w:left="720"/>
-        <w:jc w:val="both"/>
-        <w:rPr>
-          <w:rFonts w:ascii="Arial" w:hAnsi="Arial" w:cs="Arial"/>
-        </w:rPr>
-      </w:pPr>
-      <w:r>
-        <w:rPr>
-          <w:rFonts w:ascii="Arial" w:hAnsi="Arial" w:cs="Arial"/>
-        </w:rPr>
-        <w:t xml:space="preserve">  '</w:t>
-      </w:r>
-      <w:proofErr w:type="gramStart"/>
-      <w:r>
-        <w:rPr>
-          <w:rFonts w:ascii="Arial" w:hAnsi="Arial" w:cs="Arial"/>
-        </w:rPr>
-        <w:t>proxy</w:t>
-      </w:r>
-      <w:proofErr w:type="gramEnd"/>
-      <w:r>
-        <w:rPr>
-          <w:rFonts w:ascii="Arial" w:hAnsi="Arial" w:cs="Arial"/>
-        </w:rPr>
-        <w:t>-</w:t>
-      </w:r>
-      <w:proofErr w:type="spellStart"/>
-      <w:r>
-        <w:rPr>
-          <w:rFonts w:ascii="Arial" w:hAnsi="Arial" w:cs="Arial"/>
-        </w:rPr>
-        <w:t>addr</w:t>
-      </w:r>
-      <w:proofErr w:type="spellEnd"/>
-      <w:r>
-        <w:rPr>
-          <w:rFonts w:ascii="Arial" w:hAnsi="Arial" w:cs="Arial"/>
-        </w:rPr>
-        <w:t>': '~2.0.7',</w:t>
-      </w:r>
-    </w:p>
-    <w:p>
-      <w:pPr>
-        <w:ind w:left="720"/>
-        <w:jc w:val="both"/>
-        <w:rPr>
-          <w:rFonts w:ascii="Arial" w:hAnsi="Arial" w:cs="Arial"/>
-          <w:b/>
-          <w:bCs/>
-          <w:color w:val="EE0000"/>
-        </w:rPr>
-      </w:pPr>
-      <w:r>
-        <w:rPr>
-          <w:rFonts w:ascii="Arial" w:hAnsi="Arial" w:cs="Arial"/>
-          <w:b/>
-          <w:bCs/>
-          <w:color w:val="EE0000"/>
-        </w:rPr>
-        <w:t xml:space="preserve">  '</w:t>
-      </w:r>
-      <w:proofErr w:type="gramStart"/>
-      <w:r>
-        <w:rPr>
-          <w:rFonts w:ascii="Arial" w:hAnsi="Arial" w:cs="Arial"/>
-          <w:b/>
-          <w:bCs/>
-          <w:color w:val="EE0000"/>
-        </w:rPr>
-        <w:t>body</w:t>
-      </w:r>
-      <w:proofErr w:type="gramEnd"/>
-      <w:r>
-        <w:rPr>
-          <w:rFonts w:ascii="Arial" w:hAnsi="Arial" w:cs="Arial"/>
-          <w:b/>
-          <w:bCs/>
-          <w:color w:val="EE0000"/>
-        </w:rPr>
-        <w:t>-parser': '^2.0.1',</w:t>
-      </w:r>
-    </w:p>
-    <w:p>
-      <w:pPr>
-        <w:ind w:left="720"/>
-        <w:jc w:val="both"/>
-        <w:rPr>
-          <w:rFonts w:ascii="Arial" w:hAnsi="Arial" w:cs="Arial"/>
-        </w:rPr>
-      </w:pPr>
-      <w:r>
-        <w:rPr>
-          <w:rFonts w:ascii="Arial" w:hAnsi="Arial" w:cs="Arial"/>
-        </w:rPr>
-        <w:t xml:space="preserve">  '</w:t>
-      </w:r>
-      <w:proofErr w:type="gramStart"/>
-      <w:r>
-        <w:rPr>
-          <w:rFonts w:ascii="Arial" w:hAnsi="Arial" w:cs="Arial"/>
-        </w:rPr>
-        <w:t>escape</w:t>
-      </w:r>
-      <w:proofErr w:type="gramEnd"/>
-      <w:r>
-        <w:rPr>
-          <w:rFonts w:ascii="Arial" w:hAnsi="Arial" w:cs="Arial"/>
-        </w:rPr>
-        <w:t>-html': '~1.0.3',</w:t>
-      </w:r>
-    </w:p>
-    <w:p>
-      <w:pPr>
-        <w:ind w:left="720"/>
-        <w:jc w:val="both"/>
-        <w:rPr>
-          <w:rFonts w:ascii="Arial" w:hAnsi="Arial" w:cs="Arial"/>
-        </w:rPr>
-      </w:pPr>
-      <w:r>
-        <w:rPr>
-          <w:rFonts w:ascii="Arial" w:hAnsi="Arial" w:cs="Arial"/>
-        </w:rPr>
-        <w:t xml:space="preserve">  '</w:t>
-      </w:r>
-      <w:proofErr w:type="gramStart"/>
-      <w:r>
-        <w:rPr>
-          <w:rFonts w:ascii="Arial" w:hAnsi="Arial" w:cs="Arial"/>
-        </w:rPr>
-        <w:t>http</w:t>
-      </w:r>
-      <w:proofErr w:type="gramEnd"/>
-      <w:r>
-        <w:rPr>
-          <w:rFonts w:ascii="Arial" w:hAnsi="Arial" w:cs="Arial"/>
-        </w:rPr>
-        <w:t>-errors': '2.0.0',</w:t>
-      </w:r>
-    </w:p>
-    <w:p>
-      <w:pPr>
-        <w:ind w:left="720"/>
-        <w:jc w:val="both"/>
-        <w:rPr>
-          <w:rFonts w:ascii="Arial" w:hAnsi="Arial" w:cs="Arial"/>
-        </w:rPr>
-      </w:pPr>
-      <w:r>
-        <w:rPr>
-          <w:rFonts w:ascii="Arial" w:hAnsi="Arial" w:cs="Arial"/>
-        </w:rPr>
-        <w:t xml:space="preserve">  '</w:t>
-      </w:r>
-      <w:proofErr w:type="gramStart"/>
-      <w:r>
-        <w:rPr>
-          <w:rFonts w:ascii="Arial" w:hAnsi="Arial" w:cs="Arial"/>
-        </w:rPr>
-        <w:t>on</w:t>
-      </w:r>
-      <w:proofErr w:type="gramEnd"/>
-      <w:r>
-        <w:rPr>
-          <w:rFonts w:ascii="Arial" w:hAnsi="Arial" w:cs="Arial"/>
-        </w:rPr>
-        <w:t>-finished': '2.4.1',</w:t>
-      </w:r>
-    </w:p>
-    <w:p>
-      <w:pPr>
-        <w:ind w:left="720"/>
-        <w:jc w:val="both"/>
-        <w:rPr>
-          <w:rFonts w:ascii="Arial" w:hAnsi="Arial" w:cs="Arial"/>
-        </w:rPr>
-      </w:pPr>
-      <w:r>
-        <w:rPr>
-          <w:rFonts w:ascii="Arial" w:hAnsi="Arial" w:cs="Arial"/>
-        </w:rPr>
-        <w:t xml:space="preserve">  '</w:t>
-      </w:r>
-      <w:proofErr w:type="gramStart"/>
-      <w:r>
-        <w:rPr>
-          <w:rFonts w:ascii="Arial" w:hAnsi="Arial" w:cs="Arial"/>
-        </w:rPr>
-        <w:t>safe</w:t>
-      </w:r>
-      <w:proofErr w:type="gramEnd"/>
-      <w:r>
-        <w:rPr>
-          <w:rFonts w:ascii="Arial" w:hAnsi="Arial" w:cs="Arial"/>
-        </w:rPr>
-        <w:t>-buffer': '5.2.1',</w:t>
-      </w:r>
-    </w:p>
-    <w:p>
-      <w:pPr>
-        <w:ind w:left="720"/>
-        <w:jc w:val="both"/>
-        <w:rPr>
-          <w:rFonts w:ascii="Arial" w:hAnsi="Arial" w:cs="Arial"/>
-        </w:rPr>
-      </w:pPr>
-      <w:r>
-        <w:rPr>
-          <w:rFonts w:ascii="Arial" w:hAnsi="Arial" w:cs="Arial"/>
-        </w:rPr>
-        <w:lastRenderedPageBreak/>
-        <w:t xml:space="preserve">  '</w:t>
-      </w:r>
-      <w:proofErr w:type="gramStart"/>
-      <w:r>
-        <w:rPr>
-          <w:rFonts w:ascii="Arial" w:hAnsi="Arial" w:cs="Arial"/>
-        </w:rPr>
-        <w:t>utils</w:t>
-      </w:r>
-      <w:proofErr w:type="gramEnd"/>
-      <w:r>
-        <w:rPr>
-          <w:rFonts w:ascii="Arial" w:hAnsi="Arial" w:cs="Arial"/>
-        </w:rPr>
-        <w:t>-merge': '1.0.1',</w:t>
-      </w:r>
-    </w:p>
-    <w:p>
-      <w:pPr>
-        <w:ind w:left="720"/>
-        <w:jc w:val="both"/>
-        <w:rPr>
-          <w:rFonts w:ascii="Arial" w:hAnsi="Arial" w:cs="Arial"/>
-        </w:rPr>
-      </w:pPr>
-      <w:r>
-        <w:rPr>
-          <w:rFonts w:ascii="Arial" w:hAnsi="Arial" w:cs="Arial"/>
-        </w:rPr>
-        <w:t xml:space="preserve">  '</w:t>
-      </w:r>
-      <w:proofErr w:type="gramStart"/>
-      <w:r>
-        <w:rPr>
-          <w:rFonts w:ascii="Arial" w:hAnsi="Arial" w:cs="Arial"/>
-        </w:rPr>
-        <w:t>content</w:t>
-      </w:r>
-      <w:proofErr w:type="gramEnd"/>
-      <w:r>
-        <w:rPr>
-          <w:rFonts w:ascii="Arial" w:hAnsi="Arial" w:cs="Arial"/>
-        </w:rPr>
-        <w:t>-type': '~1.0.4',</w:t>
-      </w:r>
-    </w:p>
-    <w:p>
-      <w:pPr>
-        <w:ind w:left="720"/>
-        <w:jc w:val="both"/>
-        <w:rPr>
-          <w:rFonts w:ascii="Arial" w:hAnsi="Arial" w:cs="Arial"/>
-        </w:rPr>
-      </w:pPr>
-      <w:r>
-        <w:rPr>
-          <w:rFonts w:ascii="Arial" w:hAnsi="Arial" w:cs="Arial"/>
-        </w:rPr>
-        <w:t xml:space="preserve">  </w:t>
-      </w:r>
-      <w:proofErr w:type="spellStart"/>
-      <w:r>
-        <w:rPr>
-          <w:rFonts w:ascii="Arial" w:hAnsi="Arial" w:cs="Arial"/>
-        </w:rPr>
-        <w:t>finalhandler</w:t>
-      </w:r>
-      <w:proofErr w:type="spellEnd"/>
-      <w:r>
-        <w:rPr>
-          <w:rFonts w:ascii="Arial" w:hAnsi="Arial" w:cs="Arial"/>
-        </w:rPr>
-        <w:t>: '^2.0.0',</w:t>
-      </w:r>
-    </w:p>
-    <w:p>
-      <w:pPr>
-        <w:ind w:left="720"/>
-        <w:jc w:val="both"/>
-        <w:rPr>
-          <w:rFonts w:ascii="Arial" w:hAnsi="Arial" w:cs="Arial"/>
-        </w:rPr>
-      </w:pPr>
-      <w:r>
-        <w:rPr>
-          <w:rFonts w:ascii="Arial" w:hAnsi="Arial" w:cs="Arial"/>
-        </w:rPr>
-        <w:t xml:space="preserve">  '</w:t>
-      </w:r>
-      <w:proofErr w:type="gramStart"/>
-      <w:r>
-        <w:rPr>
-          <w:rFonts w:ascii="Arial" w:hAnsi="Arial" w:cs="Arial"/>
-        </w:rPr>
-        <w:t>range</w:t>
-      </w:r>
-      <w:proofErr w:type="gramEnd"/>
-      <w:r>
-        <w:rPr>
-          <w:rFonts w:ascii="Arial" w:hAnsi="Arial" w:cs="Arial"/>
-        </w:rPr>
-        <w:t>-parser': '~1.2.1',</w:t>
-      </w:r>
-    </w:p>
-    <w:p>
-      <w:pPr>
-        <w:ind w:left="720"/>
-        <w:jc w:val="both"/>
-        <w:rPr>
-          <w:rFonts w:ascii="Arial" w:hAnsi="Arial" w:cs="Arial"/>
-        </w:rPr>
-      </w:pPr>
-      <w:r>
-        <w:rPr>
-          <w:rFonts w:ascii="Arial" w:hAnsi="Arial" w:cs="Arial"/>
-        </w:rPr>
-        <w:t xml:space="preserve">  '</w:t>
-      </w:r>
-      <w:proofErr w:type="gramStart"/>
-      <w:r>
-        <w:rPr>
-          <w:rFonts w:ascii="Arial" w:hAnsi="Arial" w:cs="Arial"/>
-        </w:rPr>
-        <w:t>serve</w:t>
-      </w:r>
-      <w:proofErr w:type="gramEnd"/>
-      <w:r>
-        <w:rPr>
-          <w:rFonts w:ascii="Arial" w:hAnsi="Arial" w:cs="Arial"/>
-        </w:rPr>
-        <w:t>-static': '^2.1.0',</w:t>
-      </w:r>
-    </w:p>
-    <w:p>
-      <w:pPr>
-        <w:ind w:left="720"/>
-        <w:jc w:val="both"/>
-        <w:rPr>
-          <w:rFonts w:ascii="Arial" w:hAnsi="Arial" w:cs="Arial"/>
-        </w:rPr>
-      </w:pPr>
-      <w:r>
-        <w:rPr>
-          <w:rFonts w:ascii="Arial" w:hAnsi="Arial" w:cs="Arial"/>
-        </w:rPr>
-        <w:t xml:space="preserve">  </w:t>
-      </w:r>
-      <w:proofErr w:type="spellStart"/>
-      <w:r>
-        <w:rPr>
-          <w:rFonts w:ascii="Arial" w:hAnsi="Arial" w:cs="Arial"/>
-        </w:rPr>
-        <w:t>setprototypeof</w:t>
-      </w:r>
-      <w:proofErr w:type="spellEnd"/>
-      <w:r>
-        <w:rPr>
-          <w:rFonts w:ascii="Arial" w:hAnsi="Arial" w:cs="Arial"/>
-        </w:rPr>
-        <w:t>: '1.2.0',</w:t>
-      </w:r>
-    </w:p>
-    <w:p>
-      <w:pPr>
-        <w:ind w:left="720"/>
-        <w:jc w:val="both"/>
-        <w:rPr>
-          <w:rFonts w:ascii="Arial" w:hAnsi="Arial" w:cs="Arial"/>
-        </w:rPr>
-      </w:pPr>
-      <w:r>
-        <w:rPr>
-          <w:rFonts w:ascii="Arial" w:hAnsi="Arial" w:cs="Arial"/>
-        </w:rPr>
-        <w:t xml:space="preserve">  '</w:t>
-      </w:r>
-      <w:proofErr w:type="gramStart"/>
-      <w:r>
-        <w:rPr>
-          <w:rFonts w:ascii="Arial" w:hAnsi="Arial" w:cs="Arial"/>
-        </w:rPr>
-        <w:t>cookie</w:t>
-      </w:r>
-      <w:proofErr w:type="gramEnd"/>
-      <w:r>
-        <w:rPr>
-          <w:rFonts w:ascii="Arial" w:hAnsi="Arial" w:cs="Arial"/>
-        </w:rPr>
-        <w:t>-signature': '^1.2.1',</w:t>
-      </w:r>
-    </w:p>
-    <w:p>
-      <w:pPr>
-        <w:ind w:left="720"/>
-        <w:jc w:val="both"/>
-        <w:rPr>
-          <w:rFonts w:ascii="Arial" w:hAnsi="Arial" w:cs="Arial"/>
-        </w:rPr>
-      </w:pPr>
-      <w:r>
-        <w:rPr>
-          <w:rFonts w:ascii="Arial" w:hAnsi="Arial" w:cs="Arial"/>
-        </w:rPr>
-        <w:t xml:space="preserve">  '</w:t>
-      </w:r>
-      <w:proofErr w:type="gramStart"/>
-      <w:r>
-        <w:rPr>
-          <w:rFonts w:ascii="Arial" w:hAnsi="Arial" w:cs="Arial"/>
-        </w:rPr>
-        <w:t>merge</w:t>
-      </w:r>
-      <w:proofErr w:type="gramEnd"/>
-      <w:r>
-        <w:rPr>
-          <w:rFonts w:ascii="Arial" w:hAnsi="Arial" w:cs="Arial"/>
-        </w:rPr>
-        <w:t>-descriptors': '^2.0.0',</w:t>
-      </w:r>
-    </w:p>
-    <w:p>
-      <w:pPr>
-        <w:ind w:left="720"/>
-        <w:jc w:val="both"/>
-        <w:rPr>
-          <w:rFonts w:ascii="Arial" w:hAnsi="Arial" w:cs="Arial"/>
-        </w:rPr>
-      </w:pPr>
-      <w:r>
-        <w:rPr>
-          <w:rFonts w:ascii="Arial" w:hAnsi="Arial" w:cs="Arial"/>
-        </w:rPr>
-        <w:t xml:space="preserve">  '</w:t>
-      </w:r>
-      <w:proofErr w:type="gramStart"/>
-      <w:r>
-        <w:rPr>
-          <w:rFonts w:ascii="Arial" w:hAnsi="Arial" w:cs="Arial"/>
-        </w:rPr>
-        <w:t>content</w:t>
-      </w:r>
-      <w:proofErr w:type="gramEnd"/>
-      <w:r>
-        <w:rPr>
-          <w:rFonts w:ascii="Arial" w:hAnsi="Arial" w:cs="Arial"/>
-        </w:rPr>
-        <w:t>-disposition': '^1.0.0'</w:t>
-      </w:r>
-    </w:p>
-    <w:p>
-      <w:pPr>
-        <w:ind w:left="720"/>
-        <w:jc w:val="both"/>
-        <w:rPr>
-          <w:rFonts w:ascii="Arial" w:hAnsi="Arial" w:cs="Arial"/>
-        </w:rPr>
-      </w:pPr>
-      <w:r>
-        <w:rPr>
-          <w:rFonts w:ascii="Arial" w:hAnsi="Arial" w:cs="Arial"/>
+    </w:p>
+    <w:p>
+      <w:pPr>
+        <w:ind w:left="720"/>
+        <w:rPr>
+          <w:rFonts w:ascii="Arial" w:hAnsi="Arial" w:cs="Arial"/>
+          <w:b/>
+          <w:bCs/>
+          <w:color w:val="EE0000"/>
+          <w:szCs w:val="24"/>
+        </w:rPr>
+      </w:pPr>
+      <w:r>
+        <w:rPr>
+          <w:rFonts w:ascii="Arial" w:hAnsi="Arial" w:cs="Arial"/>
+          <w:b/>
+          <w:bCs/>
+          <w:color w:val="EE0000"/>
+          <w:szCs w:val="24"/>
+        </w:rPr>
+        <w:t>{</w:t>
+      </w:r>
+    </w:p>
+    <w:p>
+      <w:pPr>
+        <w:ind w:left="720"/>
+        <w:rPr>
+          <w:rFonts w:ascii="Arial" w:hAnsi="Arial" w:cs="Arial"/>
+          <w:b/>
+          <w:bCs/>
+          <w:color w:val="EE0000"/>
+          <w:szCs w:val="24"/>
+        </w:rPr>
+      </w:pPr>
+      <w:r>
+        <w:rPr>
+          <w:rFonts w:ascii="Arial" w:hAnsi="Arial" w:cs="Arial"/>
+          <w:b/>
+          <w:bCs/>
+          <w:color w:val="EE0000"/>
+          <w:szCs w:val="24"/>
+        </w:rPr>
+        <w:t xml:space="preserve">"express": "latest", </w:t>
+      </w:r>
+    </w:p>
+    <w:p>
+      <w:pPr>
+        <w:ind w:left="720"/>
+        <w:rPr>
+          <w:rFonts w:ascii="Arial" w:hAnsi="Arial" w:cs="Arial"/>
+          <w:b/>
+          <w:bCs/>
+          <w:color w:val="EE0000"/>
+          <w:szCs w:val="24"/>
+        </w:rPr>
+      </w:pPr>
+      <w:r>
+        <w:rPr>
+          <w:rFonts w:ascii="Arial" w:hAnsi="Arial" w:cs="Arial"/>
+          <w:b/>
+          <w:bCs/>
+          <w:color w:val="EE0000"/>
+          <w:szCs w:val="24"/>
+        </w:rPr>
+        <w:t>“body-parser”:”</w:t>
+      </w:r>
+      <w:r>
+        <w:rPr>
+          <w:rFonts w:ascii="Arial" w:hAnsi="Arial" w:cs="Arial"/>
+          <w:b/>
+          <w:bCs/>
+          <w:color w:val="EE0000"/>
+          <w:szCs w:val="24"/>
+        </w:rPr>
+        <w:t>^</w:t>
+      </w:r>
+      <w:r>
+        <w:rPr>
+          <w:rFonts w:ascii="Arial" w:hAnsi="Arial" w:cs="Arial"/>
+          <w:b/>
+          <w:bCs/>
+          <w:color w:val="EE0000"/>
+          <w:szCs w:val="24"/>
+        </w:rPr>
+        <w:t>2.</w:t>
+      </w:r>
+      <w:r>
+        <w:rPr>
+          <w:rFonts w:ascii="Arial" w:hAnsi="Arial" w:cs="Arial"/>
+          <w:b/>
+          <w:bCs/>
+          <w:color w:val="EE0000"/>
+          <w:szCs w:val="24"/>
+        </w:rPr>
+        <w:t>0</w:t>
+      </w:r>
+      <w:r>
+        <w:rPr>
+          <w:rFonts w:ascii="Arial" w:hAnsi="Arial" w:cs="Arial"/>
+          <w:b/>
+          <w:bCs/>
+          <w:color w:val="EE0000"/>
+          <w:szCs w:val="24"/>
+        </w:rPr>
+        <w:t>.</w:t>
+      </w:r>
+      <w:r>
+        <w:rPr>
+          <w:rFonts w:ascii="Arial" w:hAnsi="Arial" w:cs="Arial"/>
+          <w:b/>
+          <w:bCs/>
+          <w:color w:val="EE0000"/>
+          <w:szCs w:val="24"/>
+        </w:rPr>
+        <w:t>1</w:t>
+      </w:r>
+      <w:r>
+        <w:rPr>
+          <w:rFonts w:ascii="Arial" w:hAnsi="Arial" w:cs="Arial"/>
+          <w:b/>
+          <w:bCs/>
+          <w:color w:val="EE0000"/>
+          <w:szCs w:val="24"/>
+        </w:rPr>
+        <w:t>”</w:t>
+      </w:r>
+    </w:p>
+    <w:p>
+      <w:pPr>
+        <w:ind w:left="720"/>
+        <w:rPr>
+          <w:rFonts w:ascii="Arial" w:hAnsi="Arial" w:cs="Arial"/>
+          <w:b/>
+          <w:bCs/>
+          <w:color w:val="EE0000"/>
+          <w:szCs w:val="24"/>
+        </w:rPr>
+      </w:pPr>
+      <w:r>
+        <w:rPr>
+          <w:rFonts w:ascii="Arial" w:hAnsi="Arial" w:cs="Arial"/>
+          <w:b/>
+          <w:bCs/>
+          <w:color w:val="EE0000"/>
+          <w:szCs w:val="24"/>
         </w:rPr>
         <w:t>}</w:t>
       </w:r>
@@ -2993,169 +2502,444 @@
         <w:jc w:val="both"/>
         <w:rPr>
           <w:rFonts w:ascii="Arial" w:hAnsi="Arial" w:cs="Arial"/>
-        </w:rPr>
-      </w:pPr>
-    </w:p>
-    <w:p>
-      <w:pPr>
-        <w:ind w:left="720"/>
-        <w:jc w:val="both"/>
-        <w:rPr>
-          <w:rFonts w:ascii="Arial" w:hAnsi="Arial" w:cs="Arial"/>
-        </w:rPr>
-      </w:pPr>
-      <w:r>
-        <w:rPr>
-          <w:rFonts w:ascii="Arial" w:hAnsi="Arial" w:cs="Arial"/>
-        </w:rPr>
-        <w:t xml:space="preserve">Now the </w:t>
-      </w:r>
-      <w:r>
-        <w:rPr>
-          <w:rFonts w:ascii="Arial" w:hAnsi="Arial" w:cs="Arial"/>
-        </w:rPr>
-        <w:t>‘body-parser'</w:t>
-      </w:r>
-      <w:r>
-        <w:rPr>
-          <w:rFonts w:ascii="Arial" w:hAnsi="Arial" w:cs="Arial"/>
-        </w:rPr>
-        <w:t xml:space="preserve"> version is</w:t>
-      </w:r>
-      <w:r>
-        <w:rPr>
-          <w:rFonts w:ascii="Arial" w:hAnsi="Arial" w:cs="Arial"/>
-        </w:rPr>
-        <w:t xml:space="preserve"> '^2.0.1'</w:t>
-      </w:r>
-      <w:r>
-        <w:rPr>
-          <w:rFonts w:ascii="Arial" w:hAnsi="Arial" w:cs="Arial"/>
-        </w:rPr>
-        <w:t xml:space="preserve"> for the express version 5.0.0, if you have a body-parser</w:t>
-      </w:r>
-      <w:r>
-        <w:rPr>
-          <w:rFonts w:ascii="Arial" w:hAnsi="Arial" w:cs="Arial"/>
-        </w:rPr>
-        <w:t xml:space="preserve"> package</w:t>
-      </w:r>
-      <w:r>
-        <w:rPr>
-          <w:rFonts w:ascii="Arial" w:hAnsi="Arial" w:cs="Arial"/>
-        </w:rPr>
-        <w:t xml:space="preserve"> listed in the </w:t>
-      </w:r>
-      <w:proofErr w:type="spellStart"/>
-      <w:proofErr w:type="gramStart"/>
-      <w:r>
-        <w:rPr>
-          <w:rFonts w:ascii="Arial" w:hAnsi="Arial" w:cs="Arial"/>
-        </w:rPr>
-        <w:t>package.json</w:t>
-      </w:r>
-      <w:proofErr w:type="spellEnd"/>
-      <w:proofErr w:type="gramEnd"/>
-      <w:r>
-        <w:rPr>
-          <w:rFonts w:ascii="Arial" w:hAnsi="Arial" w:cs="Arial"/>
-        </w:rPr>
-        <w:t xml:space="preserve">. You should </w:t>
-      </w:r>
-      <w:r>
-        <w:rPr>
-          <w:rFonts w:ascii="Arial" w:hAnsi="Arial" w:cs="Arial"/>
-        </w:rPr>
-        <w:t xml:space="preserve">also </w:t>
-      </w:r>
-      <w:r>
-        <w:rPr>
-          <w:rFonts w:ascii="Arial" w:hAnsi="Arial" w:cs="Arial"/>
-        </w:rPr>
-        <w:t xml:space="preserve">consider for the express package you installed. </w:t>
-      </w:r>
-    </w:p>
-    <w:p>
-      <w:pPr>
-        <w:ind w:left="720"/>
-        <w:jc w:val="both"/>
-        <w:rPr>
-          <w:rFonts w:ascii="Arial" w:hAnsi="Arial" w:cs="Arial"/>
-        </w:rPr>
-      </w:pPr>
-    </w:p>
-    <w:p>
-      <w:pPr>
-        <w:ind w:left="720"/>
-        <w:rPr>
-          <w:rFonts w:ascii="Arial" w:hAnsi="Arial" w:cs="Arial"/>
-          <w:b/>
-          <w:bCs/>
-          <w:color w:val="EE0000"/>
-          <w:szCs w:val="24"/>
-        </w:rPr>
-      </w:pPr>
-      <w:r>
-        <w:rPr>
-          <w:rFonts w:ascii="Arial" w:hAnsi="Arial" w:cs="Arial"/>
-        </w:rPr>
-        <w:t xml:space="preserve">For </w:t>
-      </w:r>
-      <w:r>
-        <w:rPr>
-          <w:rFonts w:ascii="Arial" w:hAnsi="Arial" w:cs="Arial"/>
-        </w:rPr>
-        <w:t>instance,</w:t>
-      </w:r>
-      <w:r>
-        <w:rPr>
-          <w:rFonts w:ascii="Arial" w:hAnsi="Arial" w:cs="Arial"/>
-        </w:rPr>
-        <w:t xml:space="preserve"> if the </w:t>
-      </w:r>
-      <w:proofErr w:type="spellStart"/>
-      <w:proofErr w:type="gramStart"/>
-      <w:r>
-        <w:rPr>
-          <w:rFonts w:ascii="Arial" w:hAnsi="Arial" w:cs="Arial"/>
-        </w:rPr>
-        <w:t>package.json</w:t>
-      </w:r>
-      <w:proofErr w:type="spellEnd"/>
-      <w:proofErr w:type="gramEnd"/>
-      <w:r>
-        <w:rPr>
-          <w:rFonts w:ascii="Arial" w:hAnsi="Arial" w:cs="Arial"/>
-        </w:rPr>
-        <w:t xml:space="preserve"> has listed the express</w:t>
-      </w:r>
-      <w:r>
-        <w:rPr>
-          <w:rFonts w:ascii="Arial" w:hAnsi="Arial" w:cs="Arial"/>
-        </w:rPr>
-        <w:t xml:space="preserve"> and body-parser</w:t>
-      </w:r>
-      <w:r>
-        <w:rPr>
-          <w:rFonts w:ascii="Arial" w:hAnsi="Arial" w:cs="Arial"/>
-        </w:rPr>
-        <w:t xml:space="preserve"> package</w:t>
-      </w:r>
-      <w:r>
-        <w:rPr>
-          <w:rFonts w:ascii="Arial" w:hAnsi="Arial" w:cs="Arial"/>
-        </w:rPr>
-        <w:t>s:</w:t>
-      </w:r>
-      <w:r>
-        <w:rPr>
-          <w:rFonts w:ascii="Arial" w:hAnsi="Arial" w:cs="Arial"/>
-          <w:b/>
-          <w:bCs/>
-          <w:color w:val="EE0000"/>
-          <w:szCs w:val="24"/>
-        </w:rPr>
-        <w:t xml:space="preserve">  </w:t>
+          <w:color w:val="000000" w:themeColor="text1"/>
+          <w:szCs w:val="24"/>
+        </w:rPr>
+      </w:pPr>
+      <w:r>
+        <w:rPr>
+          <w:rFonts w:ascii="Arial" w:hAnsi="Arial" w:cs="Arial"/>
+          <w:color w:val="000000" w:themeColor="text1"/>
+          <w:szCs w:val="24"/>
+        </w:rPr>
+        <w:t xml:space="preserve">There will be </w:t>
+      </w:r>
+      <w:r>
+        <w:rPr>
+          <w:rFonts w:ascii="Arial" w:hAnsi="Arial" w:cs="Arial"/>
+          <w:b/>
+          <w:bCs/>
+          <w:color w:val="000000" w:themeColor="text1"/>
+          <w:szCs w:val="24"/>
+        </w:rPr>
+        <w:t xml:space="preserve">no </w:t>
+      </w:r>
+      <w:r>
+        <w:rPr>
+          <w:rFonts w:ascii="Arial" w:hAnsi="Arial" w:cs="Arial"/>
+          <w:b/>
+          <w:bCs/>
+          <w:color w:val="000000" w:themeColor="text1"/>
+          <w:szCs w:val="24"/>
+        </w:rPr>
+        <w:t>conflictions</w:t>
+      </w:r>
+      <w:r>
+        <w:rPr>
+          <w:rFonts w:ascii="Arial" w:hAnsi="Arial" w:cs="Arial"/>
+          <w:color w:val="000000" w:themeColor="text1"/>
+          <w:szCs w:val="24"/>
+        </w:rPr>
+        <w:t xml:space="preserve"> due to latest version of express </w:t>
+      </w:r>
+      <w:r>
+        <w:rPr>
+          <w:rFonts w:ascii="Arial" w:hAnsi="Arial" w:cs="Arial"/>
+          <w:color w:val="000000" w:themeColor="text1"/>
+          <w:szCs w:val="24"/>
+        </w:rPr>
+        <w:t xml:space="preserve">only </w:t>
+      </w:r>
+      <w:r>
+        <w:rPr>
+          <w:rFonts w:ascii="Arial" w:hAnsi="Arial" w:cs="Arial"/>
+          <w:color w:val="000000" w:themeColor="text1"/>
+          <w:szCs w:val="24"/>
+        </w:rPr>
+        <w:t xml:space="preserve">support </w:t>
+      </w:r>
+    </w:p>
+    <w:p>
+      <w:pPr>
+        <w:ind w:left="720"/>
+        <w:jc w:val="both"/>
+        <w:rPr>
+          <w:rFonts w:ascii="Arial" w:hAnsi="Arial" w:cs="Arial"/>
+          <w:color w:val="000000" w:themeColor="text1"/>
+          <w:szCs w:val="24"/>
+        </w:rPr>
+      </w:pPr>
+      <w:r>
+        <w:rPr>
+          <w:rFonts w:ascii="Arial" w:hAnsi="Arial" w:cs="Arial"/>
+          <w:color w:val="000000" w:themeColor="text1"/>
+          <w:szCs w:val="24"/>
+        </w:rPr>
+        <w:t>body-parser for the version</w:t>
+      </w:r>
+      <w:r>
+        <w:rPr>
+          <w:rFonts w:ascii="Arial" w:hAnsi="Arial" w:cs="Arial"/>
+          <w:color w:val="000000" w:themeColor="text1"/>
+          <w:szCs w:val="24"/>
+        </w:rPr>
+        <w:t xml:space="preserve"> within this range</w:t>
+      </w:r>
+      <w:r>
+        <w:rPr>
+          <w:rFonts w:ascii="Arial" w:hAnsi="Arial" w:cs="Arial"/>
+          <w:color w:val="000000" w:themeColor="text1"/>
+          <w:szCs w:val="24"/>
+        </w:rPr>
+        <w:t xml:space="preserve"> </w:t>
+      </w:r>
+      <w:r>
+        <w:rPr>
+          <w:rFonts w:ascii="Arial" w:hAnsi="Arial" w:cs="Arial"/>
+          <w:b/>
+          <w:bCs/>
+          <w:color w:val="EE0000"/>
+          <w:szCs w:val="24"/>
+        </w:rPr>
+        <w:t>2.3.0 to 2.</w:t>
+      </w:r>
+      <w:r>
+        <w:rPr>
+          <w:rFonts w:ascii="Arial" w:hAnsi="Arial" w:cs="Arial"/>
+          <w:b/>
+          <w:bCs/>
+          <w:color w:val="EE0000"/>
+          <w:szCs w:val="24"/>
+        </w:rPr>
+        <w:t>9</w:t>
+      </w:r>
+      <w:r>
+        <w:rPr>
+          <w:rFonts w:ascii="Arial" w:hAnsi="Arial" w:cs="Arial"/>
+          <w:b/>
+          <w:bCs/>
+          <w:color w:val="EE0000"/>
+          <w:szCs w:val="24"/>
+        </w:rPr>
+        <w:t>.</w:t>
+      </w:r>
+      <w:r>
+        <w:rPr>
+          <w:rFonts w:ascii="Arial" w:hAnsi="Arial" w:cs="Arial"/>
+          <w:b/>
+          <w:bCs/>
+          <w:color w:val="EE0000"/>
+          <w:szCs w:val="24"/>
+        </w:rPr>
+        <w:t>9</w:t>
+      </w:r>
+      <w:r>
+        <w:rPr>
+          <w:rFonts w:ascii="Arial" w:hAnsi="Arial" w:cs="Arial"/>
+          <w:color w:val="EE0000"/>
+          <w:szCs w:val="24"/>
+        </w:rPr>
+        <w:t xml:space="preserve"> </w:t>
+      </w:r>
+      <w:r>
+        <w:rPr>
+          <w:rFonts w:ascii="Arial" w:hAnsi="Arial" w:cs="Arial"/>
+          <w:color w:val="000000" w:themeColor="text1"/>
+          <w:szCs w:val="24"/>
+        </w:rPr>
+        <w:t>(</w:t>
+      </w:r>
+      <w:r>
+        <w:rPr>
+          <w:rFonts w:ascii="Arial" w:hAnsi="Arial" w:cs="Arial"/>
+          <w:color w:val="000000" w:themeColor="text1"/>
+          <w:szCs w:val="24"/>
+        </w:rPr>
+        <w:t xml:space="preserve">because of the </w:t>
+      </w:r>
+      <w:r>
+        <w:rPr>
+          <w:rFonts w:ascii="Arial" w:hAnsi="Arial" w:cs="Arial"/>
+          <w:b/>
+          <w:bCs/>
+          <w:color w:val="EE0000"/>
+          <w:szCs w:val="24"/>
+        </w:rPr>
+        <w:t>caret</w:t>
+      </w:r>
+      <w:r>
+        <w:rPr>
+          <w:rFonts w:ascii="Arial" w:hAnsi="Arial" w:cs="Arial"/>
+          <w:color w:val="EE0000"/>
+          <w:szCs w:val="24"/>
+        </w:rPr>
+        <w:t xml:space="preserve"> </w:t>
+      </w:r>
+      <w:r>
+        <w:rPr>
+          <w:rFonts w:ascii="Arial" w:hAnsi="Arial" w:cs="Arial"/>
+          <w:b/>
+          <w:bCs/>
+          <w:color w:val="000000" w:themeColor="text1"/>
+          <w:szCs w:val="24"/>
+        </w:rPr>
+        <w:t>'body-parser': '^2.3.0'</w:t>
+      </w:r>
+      <w:r>
+        <w:rPr>
+          <w:rFonts w:ascii="Arial" w:hAnsi="Arial" w:cs="Arial"/>
+          <w:color w:val="000000" w:themeColor="text1"/>
+          <w:szCs w:val="24"/>
+        </w:rPr>
+        <w:t>)</w:t>
+      </w:r>
+      <w:r>
+        <w:rPr>
+          <w:rFonts w:ascii="Arial" w:hAnsi="Arial" w:cs="Arial"/>
+          <w:color w:val="000000" w:themeColor="text1"/>
+          <w:szCs w:val="24"/>
+        </w:rPr>
+        <w:t>.</w:t>
+      </w:r>
+      <w:r>
+        <w:rPr>
+          <w:rFonts w:ascii="Arial" w:hAnsi="Arial" w:cs="Arial"/>
+          <w:color w:val="000000" w:themeColor="text1"/>
+          <w:szCs w:val="24"/>
+        </w:rPr>
+        <w:t xml:space="preserve"> The body-parser version </w:t>
+      </w:r>
+      <w:r>
+        <w:rPr>
+          <w:rFonts w:ascii="Arial" w:hAnsi="Arial" w:cs="Arial"/>
+          <w:b/>
+          <w:bCs/>
+          <w:color w:val="000000" w:themeColor="text1"/>
+          <w:szCs w:val="24"/>
+        </w:rPr>
+        <w:t>2.0.1</w:t>
+      </w:r>
+      <w:r>
+        <w:rPr>
+          <w:rFonts w:ascii="Arial" w:hAnsi="Arial" w:cs="Arial"/>
+          <w:color w:val="000000" w:themeColor="text1"/>
+          <w:szCs w:val="24"/>
+        </w:rPr>
+        <w:t xml:space="preserve"> </w:t>
+      </w:r>
+      <w:r>
+        <w:rPr>
+          <w:rFonts w:ascii="Arial" w:hAnsi="Arial" w:cs="Arial"/>
+          <w:color w:val="000000" w:themeColor="text1"/>
+          <w:szCs w:val="24"/>
+        </w:rPr>
+        <w:t xml:space="preserve">although </w:t>
+      </w:r>
+      <w:r>
+        <w:rPr>
+          <w:rFonts w:ascii="Arial" w:hAnsi="Arial" w:cs="Arial"/>
+          <w:color w:val="000000" w:themeColor="text1"/>
+          <w:szCs w:val="24"/>
+        </w:rPr>
+        <w:t xml:space="preserve">is </w:t>
+      </w:r>
+      <w:r>
+        <w:rPr>
+          <w:rFonts w:ascii="Arial" w:hAnsi="Arial" w:cs="Arial"/>
+          <w:color w:val="000000" w:themeColor="text1"/>
+          <w:szCs w:val="24"/>
+        </w:rPr>
+        <w:t>not within the range</w:t>
+      </w:r>
+      <w:r>
+        <w:rPr>
+          <w:rFonts w:ascii="Arial" w:hAnsi="Arial" w:cs="Arial"/>
+          <w:color w:val="000000" w:themeColor="text1"/>
+          <w:szCs w:val="24"/>
+        </w:rPr>
+        <w:t xml:space="preserve">, because </w:t>
+      </w:r>
+      <w:r>
+        <w:rPr>
+          <w:rFonts w:ascii="Arial" w:hAnsi="Arial" w:cs="Arial"/>
+          <w:b/>
+          <w:bCs/>
+          <w:color w:val="000000" w:themeColor="text1"/>
+          <w:szCs w:val="24"/>
+        </w:rPr>
+        <w:t>2.0.1</w:t>
+      </w:r>
+      <w:r>
+        <w:rPr>
+          <w:rFonts w:ascii="Arial" w:hAnsi="Arial" w:cs="Arial"/>
+          <w:color w:val="000000" w:themeColor="text1"/>
+          <w:szCs w:val="24"/>
+        </w:rPr>
+        <w:t xml:space="preserve"> is less than </w:t>
+      </w:r>
+      <w:r>
+        <w:rPr>
+          <w:rFonts w:ascii="Arial" w:hAnsi="Arial" w:cs="Arial"/>
+          <w:b/>
+          <w:bCs/>
+          <w:color w:val="000000" w:themeColor="text1"/>
+          <w:szCs w:val="24"/>
+        </w:rPr>
+        <w:t>2.3.0</w:t>
+      </w:r>
+      <w:r>
+        <w:rPr>
+          <w:rFonts w:ascii="Arial" w:hAnsi="Arial" w:cs="Arial"/>
+          <w:b/>
+          <w:bCs/>
+          <w:color w:val="000000" w:themeColor="text1"/>
+          <w:szCs w:val="24"/>
+        </w:rPr>
+        <w:t xml:space="preserve">, </w:t>
+      </w:r>
+      <w:r>
+        <w:rPr>
+          <w:rFonts w:ascii="Arial" w:hAnsi="Arial" w:cs="Arial"/>
+          <w:color w:val="000000" w:themeColor="text1"/>
+          <w:szCs w:val="24"/>
+        </w:rPr>
+        <w:t>but still</w:t>
+      </w:r>
+      <w:r>
+        <w:rPr>
+          <w:rFonts w:ascii="Arial" w:hAnsi="Arial" w:cs="Arial"/>
+          <w:b/>
+          <w:bCs/>
+          <w:color w:val="000000" w:themeColor="text1"/>
+          <w:szCs w:val="24"/>
+        </w:rPr>
+        <w:t xml:space="preserve"> </w:t>
+      </w:r>
+      <w:r>
+        <w:rPr>
+          <w:rFonts w:ascii="Arial" w:hAnsi="Arial" w:cs="Arial"/>
+          <w:color w:val="000000" w:themeColor="text1"/>
+          <w:szCs w:val="24"/>
+        </w:rPr>
+        <w:t xml:space="preserve">npm will install the latest </w:t>
+      </w:r>
+      <w:r>
+        <w:rPr>
+          <w:rFonts w:ascii="Arial" w:hAnsi="Arial" w:cs="Arial"/>
+          <w:color w:val="000000" w:themeColor="text1"/>
+          <w:szCs w:val="24"/>
+        </w:rPr>
+        <w:t xml:space="preserve">body-parser </w:t>
+      </w:r>
+      <w:r>
+        <w:rPr>
+          <w:rFonts w:ascii="Arial" w:hAnsi="Arial" w:cs="Arial"/>
+          <w:color w:val="000000" w:themeColor="text1"/>
+          <w:szCs w:val="24"/>
+        </w:rPr>
+        <w:t xml:space="preserve">package for both, the latest package version </w:t>
+      </w:r>
+      <w:r>
+        <w:rPr>
+          <w:rFonts w:ascii="Arial" w:hAnsi="Arial" w:cs="Arial"/>
+          <w:color w:val="000000" w:themeColor="text1"/>
+          <w:szCs w:val="24"/>
+        </w:rPr>
+        <w:t>installed must</w:t>
+      </w:r>
+      <w:r>
+        <w:rPr>
+          <w:rFonts w:ascii="Arial" w:hAnsi="Arial" w:cs="Arial"/>
+          <w:color w:val="000000" w:themeColor="text1"/>
+          <w:szCs w:val="24"/>
+        </w:rPr>
+        <w:t xml:space="preserve"> be </w:t>
+      </w:r>
+      <w:r>
+        <w:rPr>
+          <w:rFonts w:ascii="Arial" w:hAnsi="Arial" w:cs="Arial"/>
+          <w:color w:val="000000" w:themeColor="text1"/>
+          <w:szCs w:val="24"/>
+        </w:rPr>
+        <w:t xml:space="preserve">below </w:t>
+      </w:r>
+      <w:r>
+        <w:rPr>
+          <w:rFonts w:ascii="Arial" w:hAnsi="Arial" w:cs="Arial"/>
+          <w:b/>
+          <w:bCs/>
+          <w:color w:val="000000" w:themeColor="text1"/>
+          <w:szCs w:val="24"/>
+        </w:rPr>
+        <w:t>3.0.0</w:t>
+      </w:r>
+      <w:r>
+        <w:rPr>
+          <w:rFonts w:ascii="Arial" w:hAnsi="Arial" w:cs="Arial"/>
+          <w:color w:val="000000" w:themeColor="text1"/>
+          <w:szCs w:val="24"/>
+        </w:rPr>
+        <w:t>.</w:t>
+      </w:r>
+    </w:p>
+    <w:p>
+      <w:pPr>
+        <w:ind w:left="720"/>
+        <w:jc w:val="both"/>
+        <w:rPr>
+          <w:rFonts w:ascii="Arial" w:hAnsi="Arial" w:cs="Arial"/>
+        </w:rPr>
+      </w:pPr>
+    </w:p>
+    <w:p>
+      <w:pPr>
+        <w:ind w:left="720"/>
+        <w:jc w:val="both"/>
+        <w:rPr>
+          <w:rFonts w:ascii="Arial" w:hAnsi="Arial" w:cs="Arial"/>
+        </w:rPr>
+      </w:pPr>
+    </w:p>
+    <w:p>
+      <w:pPr>
+        <w:ind w:left="720"/>
+        <w:jc w:val="both"/>
+        <w:rPr>
+          <w:rFonts w:ascii="Arial" w:hAnsi="Arial" w:cs="Arial"/>
+        </w:rPr>
+      </w:pPr>
+    </w:p>
+    <w:p>
+      <w:pPr>
+        <w:ind w:left="720"/>
+        <w:jc w:val="both"/>
+        <w:rPr>
+          <w:rFonts w:ascii="Arial" w:hAnsi="Arial" w:cs="Arial"/>
+        </w:rPr>
+      </w:pPr>
+    </w:p>
+    <w:p>
+      <w:pPr>
+        <w:ind w:left="720"/>
+        <w:jc w:val="both"/>
+        <w:rPr>
+          <w:rFonts w:ascii="Arial" w:hAnsi="Arial" w:cs="Arial"/>
+        </w:rPr>
+      </w:pPr>
+    </w:p>
+    <w:p>
+      <w:pPr>
+        <w:ind w:left="720"/>
+        <w:jc w:val="both"/>
+        <w:rPr>
+          <w:rFonts w:ascii="Arial" w:hAnsi="Arial" w:cs="Arial"/>
+        </w:rPr>
+      </w:pPr>
+      <w:r>
+        <w:rPr>
+          <w:rFonts w:ascii="Arial" w:hAnsi="Arial" w:cs="Arial"/>
+        </w:rPr>
+        <w:t>Another example:</w:t>
       </w:r>
     </w:p>
     <w:p>
@@ -3199,7 +2983,27 @@
           <w:color w:val="EE0000"/>
           <w:szCs w:val="24"/>
         </w:rPr>
-        <w:t xml:space="preserve">"express": "latest", </w:t>
+        <w:t>"express": "</w:t>
+      </w:r>
+      <w:r>
+        <w:rPr>
+          <w:rFonts w:ascii="Arial" w:hAnsi="Arial" w:cs="Arial"/>
+          <w:b/>
+          <w:bCs/>
+          <w:color w:val="EE0000"/>
+          <w:szCs w:val="24"/>
+        </w:rPr>
+        <w:t>^5.0.0</w:t>
+      </w:r>
+      <w:r>
+        <w:rPr>
+          <w:rFonts w:ascii="Arial" w:hAnsi="Arial" w:cs="Arial"/>
+          <w:b/>
+          <w:bCs/>
+          <w:color w:val="EE0000"/>
+          <w:szCs w:val="24"/>
+        </w:rPr>
+        <w:t xml:space="preserve">", </w:t>
       </w:r>
     </w:p>
     <w:p>
@@ -3223,698 +3027,16 @@
         </w:rPr>
         <w:t>“</w:t>
       </w:r>
-      <w:proofErr w:type="gramStart"/>
-      <w:r>
-        <w:rPr>
-          <w:rFonts w:ascii="Arial" w:hAnsi="Arial" w:cs="Arial"/>
-          <w:b/>
-          <w:bCs/>
-          <w:color w:val="EE0000"/>
-          <w:szCs w:val="24"/>
-        </w:rPr>
-        <w:t>body</w:t>
-      </w:r>
-      <w:proofErr w:type="gramEnd"/>
-      <w:r>
-        <w:rPr>
-          <w:rFonts w:ascii="Arial" w:hAnsi="Arial" w:cs="Arial"/>
-          <w:b/>
-          <w:bCs/>
-          <w:color w:val="EE0000"/>
-          <w:szCs w:val="24"/>
-        </w:rPr>
-        <w:t>-parser”</w:t>
-      </w:r>
-      <w:proofErr w:type="gramStart"/>
-      <w:r>
-        <w:rPr>
-          <w:rFonts w:ascii="Arial" w:hAnsi="Arial" w:cs="Arial"/>
-          <w:b/>
-          <w:bCs/>
-          <w:color w:val="EE0000"/>
-          <w:szCs w:val="24"/>
-        </w:rPr>
-        <w:t>:”</w:t>
-      </w:r>
-      <w:r>
-        <w:rPr>
-          <w:rFonts w:ascii="Arial" w:hAnsi="Arial" w:cs="Arial"/>
-          <w:b/>
-          <w:bCs/>
-          <w:color w:val="EE0000"/>
-          <w:szCs w:val="24"/>
-        </w:rPr>
-        <w:t>^</w:t>
-      </w:r>
-      <w:proofErr w:type="gramEnd"/>
-      <w:r>
-        <w:rPr>
-          <w:rFonts w:ascii="Arial" w:hAnsi="Arial" w:cs="Arial"/>
-          <w:b/>
-          <w:bCs/>
-          <w:color w:val="EE0000"/>
-          <w:szCs w:val="24"/>
-        </w:rPr>
-        <w:t>2.</w:t>
-      </w:r>
-      <w:r>
-        <w:rPr>
-          <w:rFonts w:ascii="Arial" w:hAnsi="Arial" w:cs="Arial"/>
-          <w:b/>
-          <w:bCs/>
-          <w:color w:val="EE0000"/>
-          <w:szCs w:val="24"/>
-        </w:rPr>
-        <w:t>0</w:t>
-      </w:r>
-      <w:r>
-        <w:rPr>
-          <w:rFonts w:ascii="Arial" w:hAnsi="Arial" w:cs="Arial"/>
-          <w:b/>
-          <w:bCs/>
-          <w:color w:val="EE0000"/>
-          <w:szCs w:val="24"/>
-        </w:rPr>
-        <w:t>.</w:t>
-      </w:r>
-      <w:r>
-        <w:rPr>
-          <w:rFonts w:ascii="Arial" w:hAnsi="Arial" w:cs="Arial"/>
-          <w:b/>
-          <w:bCs/>
-          <w:color w:val="EE0000"/>
-          <w:szCs w:val="24"/>
-        </w:rPr>
-        <w:t>1</w:t>
-      </w:r>
-      <w:r>
-        <w:rPr>
-          <w:rFonts w:ascii="Arial" w:hAnsi="Arial" w:cs="Arial"/>
-          <w:b/>
-          <w:bCs/>
-          <w:color w:val="EE0000"/>
-          <w:szCs w:val="24"/>
-        </w:rPr>
-        <w:t>”</w:t>
-      </w:r>
-    </w:p>
-    <w:p>
-      <w:pPr>
-        <w:ind w:left="720"/>
-        <w:rPr>
-          <w:rFonts w:ascii="Arial" w:hAnsi="Arial" w:cs="Arial"/>
-          <w:b/>
-          <w:bCs/>
-          <w:color w:val="EE0000"/>
-          <w:szCs w:val="24"/>
-        </w:rPr>
-      </w:pPr>
-      <w:r>
-        <w:rPr>
-          <w:rFonts w:ascii="Arial" w:hAnsi="Arial" w:cs="Arial"/>
-          <w:b/>
-          <w:bCs/>
-          <w:color w:val="EE0000"/>
-          <w:szCs w:val="24"/>
-        </w:rPr>
-        <w:t>}</w:t>
-      </w:r>
-    </w:p>
-    <w:p>
-      <w:pPr>
-        <w:ind w:left="720"/>
-        <w:jc w:val="both"/>
-        <w:rPr>
-          <w:rFonts w:ascii="Arial" w:hAnsi="Arial" w:cs="Arial"/>
-          <w:color w:val="000000" w:themeColor="text1"/>
-          <w:szCs w:val="24"/>
-        </w:rPr>
-      </w:pPr>
-      <w:r>
-        <w:rPr>
-          <w:rFonts w:ascii="Arial" w:hAnsi="Arial" w:cs="Arial"/>
-          <w:color w:val="000000" w:themeColor="text1"/>
-          <w:szCs w:val="24"/>
-        </w:rPr>
-        <w:t xml:space="preserve">There will be </w:t>
-      </w:r>
-      <w:r>
-        <w:rPr>
-          <w:rFonts w:ascii="Arial" w:hAnsi="Arial" w:cs="Arial"/>
-          <w:b/>
-          <w:bCs/>
-          <w:color w:val="000000" w:themeColor="text1"/>
-          <w:szCs w:val="24"/>
-        </w:rPr>
-        <w:t xml:space="preserve">no </w:t>
-      </w:r>
-      <w:r>
-        <w:rPr>
-          <w:rFonts w:ascii="Arial" w:hAnsi="Arial" w:cs="Arial"/>
-          <w:b/>
-          <w:bCs/>
-          <w:color w:val="000000" w:themeColor="text1"/>
-          <w:szCs w:val="24"/>
-        </w:rPr>
-        <w:t>conflictions</w:t>
-      </w:r>
-      <w:r>
-        <w:rPr>
-          <w:rFonts w:ascii="Arial" w:hAnsi="Arial" w:cs="Arial"/>
-          <w:color w:val="000000" w:themeColor="text1"/>
-          <w:szCs w:val="24"/>
-        </w:rPr>
-        <w:t xml:space="preserve"> due to latest version of express </w:t>
-      </w:r>
-      <w:r>
-        <w:rPr>
-          <w:rFonts w:ascii="Arial" w:hAnsi="Arial" w:cs="Arial"/>
-          <w:color w:val="000000" w:themeColor="text1"/>
-          <w:szCs w:val="24"/>
-        </w:rPr>
-        <w:t xml:space="preserve">only </w:t>
-      </w:r>
-      <w:r>
-        <w:rPr>
-          <w:rFonts w:ascii="Arial" w:hAnsi="Arial" w:cs="Arial"/>
-          <w:color w:val="000000" w:themeColor="text1"/>
-          <w:szCs w:val="24"/>
-        </w:rPr>
-        <w:t xml:space="preserve">support </w:t>
-      </w:r>
-    </w:p>
-    <w:p>
-      <w:pPr>
-        <w:ind w:left="720"/>
-        <w:jc w:val="both"/>
-        <w:rPr>
-          <w:rFonts w:ascii="Arial" w:hAnsi="Arial" w:cs="Arial"/>
-          <w:color w:val="000000" w:themeColor="text1"/>
-          <w:szCs w:val="24"/>
-        </w:rPr>
-      </w:pPr>
-      <w:r>
-        <w:rPr>
-          <w:rFonts w:ascii="Arial" w:hAnsi="Arial" w:cs="Arial"/>
-          <w:color w:val="000000" w:themeColor="text1"/>
-          <w:szCs w:val="24"/>
-        </w:rPr>
-        <w:t>body-parser for the version</w:t>
-      </w:r>
-      <w:r>
-        <w:rPr>
-          <w:rFonts w:ascii="Arial" w:hAnsi="Arial" w:cs="Arial"/>
-          <w:color w:val="000000" w:themeColor="text1"/>
-          <w:szCs w:val="24"/>
-        </w:rPr>
-        <w:t xml:space="preserve"> within this range</w:t>
-      </w:r>
-      <w:r>
-        <w:rPr>
-          <w:rFonts w:ascii="Arial" w:hAnsi="Arial" w:cs="Arial"/>
-          <w:color w:val="000000" w:themeColor="text1"/>
-          <w:szCs w:val="24"/>
-        </w:rPr>
-        <w:t xml:space="preserve"> </w:t>
-      </w:r>
-      <w:r>
-        <w:rPr>
-          <w:rFonts w:ascii="Arial" w:hAnsi="Arial" w:cs="Arial"/>
-          <w:b/>
-          <w:bCs/>
-          <w:color w:val="EE0000"/>
-          <w:szCs w:val="24"/>
-        </w:rPr>
-        <w:t>2.3.0 to 2.</w:t>
-      </w:r>
-      <w:r>
-        <w:rPr>
-          <w:rFonts w:ascii="Arial" w:hAnsi="Arial" w:cs="Arial"/>
-          <w:b/>
-          <w:bCs/>
-          <w:color w:val="EE0000"/>
-          <w:szCs w:val="24"/>
-        </w:rPr>
-        <w:t>9</w:t>
-      </w:r>
-      <w:r>
-        <w:rPr>
-          <w:rFonts w:ascii="Arial" w:hAnsi="Arial" w:cs="Arial"/>
-          <w:b/>
-          <w:bCs/>
-          <w:color w:val="EE0000"/>
-          <w:szCs w:val="24"/>
-        </w:rPr>
-        <w:t>.</w:t>
-      </w:r>
-      <w:r>
-        <w:rPr>
-          <w:rFonts w:ascii="Arial" w:hAnsi="Arial" w:cs="Arial"/>
-          <w:b/>
-          <w:bCs/>
-          <w:color w:val="EE0000"/>
-          <w:szCs w:val="24"/>
-        </w:rPr>
-        <w:t>9</w:t>
-      </w:r>
-      <w:r>
-        <w:rPr>
-          <w:rFonts w:ascii="Arial" w:hAnsi="Arial" w:cs="Arial"/>
-          <w:color w:val="EE0000"/>
-          <w:szCs w:val="24"/>
-        </w:rPr>
-        <w:t xml:space="preserve"> </w:t>
-      </w:r>
-      <w:r>
-        <w:rPr>
-          <w:rFonts w:ascii="Arial" w:hAnsi="Arial" w:cs="Arial"/>
-          <w:color w:val="000000" w:themeColor="text1"/>
-          <w:szCs w:val="24"/>
-        </w:rPr>
-        <w:t>(</w:t>
-      </w:r>
-      <w:r>
-        <w:rPr>
-          <w:rFonts w:ascii="Arial" w:hAnsi="Arial" w:cs="Arial"/>
-          <w:color w:val="000000" w:themeColor="text1"/>
-          <w:szCs w:val="24"/>
-        </w:rPr>
-        <w:t xml:space="preserve">because of the </w:t>
-      </w:r>
-      <w:r>
-        <w:rPr>
-          <w:rFonts w:ascii="Arial" w:hAnsi="Arial" w:cs="Arial"/>
-          <w:b/>
-          <w:bCs/>
-          <w:color w:val="EE0000"/>
-          <w:szCs w:val="24"/>
-        </w:rPr>
-        <w:t>caret</w:t>
-      </w:r>
-      <w:r>
-        <w:rPr>
-          <w:rFonts w:ascii="Arial" w:hAnsi="Arial" w:cs="Arial"/>
-          <w:color w:val="EE0000"/>
-          <w:szCs w:val="24"/>
-        </w:rPr>
-        <w:t xml:space="preserve"> </w:t>
-      </w:r>
-      <w:r>
-        <w:rPr>
-          <w:rFonts w:ascii="Arial" w:hAnsi="Arial" w:cs="Arial"/>
-          <w:b/>
-          <w:bCs/>
-          <w:color w:val="000000" w:themeColor="text1"/>
-          <w:szCs w:val="24"/>
-        </w:rPr>
-        <w:t>'body-parser': '^2.3.0'</w:t>
-      </w:r>
-      <w:r>
-        <w:rPr>
-          <w:rFonts w:ascii="Arial" w:hAnsi="Arial" w:cs="Arial"/>
-          <w:color w:val="000000" w:themeColor="text1"/>
-          <w:szCs w:val="24"/>
-        </w:rPr>
-        <w:t>)</w:t>
-      </w:r>
-      <w:r>
-        <w:rPr>
-          <w:rFonts w:ascii="Arial" w:hAnsi="Arial" w:cs="Arial"/>
-          <w:color w:val="000000" w:themeColor="text1"/>
-          <w:szCs w:val="24"/>
-        </w:rPr>
-        <w:t>.</w:t>
-      </w:r>
-      <w:r>
-        <w:rPr>
-          <w:rFonts w:ascii="Arial" w:hAnsi="Arial" w:cs="Arial"/>
-          <w:color w:val="000000" w:themeColor="text1"/>
-          <w:szCs w:val="24"/>
-        </w:rPr>
-        <w:t xml:space="preserve"> The body-parser version </w:t>
-      </w:r>
-      <w:r>
-        <w:rPr>
-          <w:rFonts w:ascii="Arial" w:hAnsi="Arial" w:cs="Arial"/>
-          <w:b/>
-          <w:bCs/>
-          <w:color w:val="000000" w:themeColor="text1"/>
-          <w:szCs w:val="24"/>
-        </w:rPr>
-        <w:t>2.0.1</w:t>
-      </w:r>
-      <w:r>
-        <w:rPr>
-          <w:rFonts w:ascii="Arial" w:hAnsi="Arial" w:cs="Arial"/>
-          <w:color w:val="000000" w:themeColor="text1"/>
-          <w:szCs w:val="24"/>
-        </w:rPr>
-        <w:t xml:space="preserve"> </w:t>
-      </w:r>
-      <w:r>
-        <w:rPr>
-          <w:rFonts w:ascii="Arial" w:hAnsi="Arial" w:cs="Arial"/>
-          <w:color w:val="000000" w:themeColor="text1"/>
-          <w:szCs w:val="24"/>
-        </w:rPr>
-        <w:t xml:space="preserve">although </w:t>
-      </w:r>
-      <w:r>
-        <w:rPr>
-          <w:rFonts w:ascii="Arial" w:hAnsi="Arial" w:cs="Arial"/>
-          <w:color w:val="000000" w:themeColor="text1"/>
-          <w:szCs w:val="24"/>
-        </w:rPr>
-        <w:t xml:space="preserve">is </w:t>
-      </w:r>
-      <w:r>
-        <w:rPr>
-          <w:rFonts w:ascii="Arial" w:hAnsi="Arial" w:cs="Arial"/>
-          <w:color w:val="000000" w:themeColor="text1"/>
-          <w:szCs w:val="24"/>
-        </w:rPr>
-        <w:t>not within the range</w:t>
-      </w:r>
-      <w:r>
-        <w:rPr>
-          <w:rFonts w:ascii="Arial" w:hAnsi="Arial" w:cs="Arial"/>
-          <w:color w:val="000000" w:themeColor="text1"/>
-          <w:szCs w:val="24"/>
-        </w:rPr>
-        <w:t xml:space="preserve">, because </w:t>
-      </w:r>
-      <w:r>
-        <w:rPr>
-          <w:rFonts w:ascii="Arial" w:hAnsi="Arial" w:cs="Arial"/>
-          <w:b/>
-          <w:bCs/>
-          <w:color w:val="000000" w:themeColor="text1"/>
-          <w:szCs w:val="24"/>
-        </w:rPr>
-        <w:t>2.0.1</w:t>
-      </w:r>
-      <w:r>
-        <w:rPr>
-          <w:rFonts w:ascii="Arial" w:hAnsi="Arial" w:cs="Arial"/>
-          <w:color w:val="000000" w:themeColor="text1"/>
-          <w:szCs w:val="24"/>
-        </w:rPr>
-        <w:t xml:space="preserve"> is less than </w:t>
-      </w:r>
-      <w:r>
-        <w:rPr>
-          <w:rFonts w:ascii="Arial" w:hAnsi="Arial" w:cs="Arial"/>
-          <w:b/>
-          <w:bCs/>
-          <w:color w:val="000000" w:themeColor="text1"/>
-          <w:szCs w:val="24"/>
-        </w:rPr>
-        <w:t>2.3.0</w:t>
-      </w:r>
-      <w:r>
-        <w:rPr>
-          <w:rFonts w:ascii="Arial" w:hAnsi="Arial" w:cs="Arial"/>
-          <w:b/>
-          <w:bCs/>
-          <w:color w:val="000000" w:themeColor="text1"/>
-          <w:szCs w:val="24"/>
-        </w:rPr>
-        <w:t xml:space="preserve">, </w:t>
-      </w:r>
-      <w:r>
-        <w:rPr>
-          <w:rFonts w:ascii="Arial" w:hAnsi="Arial" w:cs="Arial"/>
-          <w:color w:val="000000" w:themeColor="text1"/>
-          <w:szCs w:val="24"/>
-        </w:rPr>
-        <w:t>but still</w:t>
-      </w:r>
-      <w:r>
-        <w:rPr>
-          <w:rFonts w:ascii="Arial" w:hAnsi="Arial" w:cs="Arial"/>
-          <w:b/>
-          <w:bCs/>
-          <w:color w:val="000000" w:themeColor="text1"/>
-          <w:szCs w:val="24"/>
-        </w:rPr>
-        <w:t xml:space="preserve"> </w:t>
-      </w:r>
-      <w:proofErr w:type="spellStart"/>
-      <w:r>
-        <w:rPr>
-          <w:rFonts w:ascii="Arial" w:hAnsi="Arial" w:cs="Arial"/>
-          <w:color w:val="000000" w:themeColor="text1"/>
-          <w:szCs w:val="24"/>
-        </w:rPr>
-        <w:t>npm</w:t>
-      </w:r>
-      <w:proofErr w:type="spellEnd"/>
-      <w:r>
-        <w:rPr>
-          <w:rFonts w:ascii="Arial" w:hAnsi="Arial" w:cs="Arial"/>
-          <w:color w:val="000000" w:themeColor="text1"/>
-          <w:szCs w:val="24"/>
-        </w:rPr>
-        <w:t xml:space="preserve"> will install the latest </w:t>
-      </w:r>
-      <w:r>
-        <w:rPr>
-          <w:rFonts w:ascii="Arial" w:hAnsi="Arial" w:cs="Arial"/>
-          <w:color w:val="000000" w:themeColor="text1"/>
-          <w:szCs w:val="24"/>
-        </w:rPr>
-        <w:t xml:space="preserve">body-parser </w:t>
-      </w:r>
-      <w:r>
-        <w:rPr>
-          <w:rFonts w:ascii="Arial" w:hAnsi="Arial" w:cs="Arial"/>
-          <w:color w:val="000000" w:themeColor="text1"/>
-          <w:szCs w:val="24"/>
-        </w:rPr>
-        <w:t xml:space="preserve">package for both, the latest package version </w:t>
-      </w:r>
-      <w:r>
-        <w:rPr>
-          <w:rFonts w:ascii="Arial" w:hAnsi="Arial" w:cs="Arial"/>
-          <w:color w:val="000000" w:themeColor="text1"/>
-          <w:szCs w:val="24"/>
-        </w:rPr>
-        <w:t>installed must</w:t>
-      </w:r>
-      <w:r>
-        <w:rPr>
-          <w:rFonts w:ascii="Arial" w:hAnsi="Arial" w:cs="Arial"/>
-          <w:color w:val="000000" w:themeColor="text1"/>
-          <w:szCs w:val="24"/>
-        </w:rPr>
-        <w:t xml:space="preserve"> be </w:t>
-      </w:r>
-      <w:r>
-        <w:rPr>
-          <w:rFonts w:ascii="Arial" w:hAnsi="Arial" w:cs="Arial"/>
-          <w:color w:val="000000" w:themeColor="text1"/>
-          <w:szCs w:val="24"/>
-        </w:rPr>
-        <w:t xml:space="preserve">below </w:t>
-      </w:r>
-      <w:r>
-        <w:rPr>
-          <w:rFonts w:ascii="Arial" w:hAnsi="Arial" w:cs="Arial"/>
-          <w:b/>
-          <w:bCs/>
-          <w:color w:val="000000" w:themeColor="text1"/>
-          <w:szCs w:val="24"/>
-        </w:rPr>
-        <w:t>3.0.0</w:t>
-      </w:r>
-      <w:r>
-        <w:rPr>
-          <w:rFonts w:ascii="Arial" w:hAnsi="Arial" w:cs="Arial"/>
-          <w:color w:val="000000" w:themeColor="text1"/>
-          <w:szCs w:val="24"/>
-        </w:rPr>
-        <w:t>.</w:t>
-      </w:r>
-    </w:p>
-    <w:p>
-      <w:pPr>
-        <w:ind w:left="720"/>
-        <w:jc w:val="both"/>
-        <w:rPr>
-          <w:rFonts w:ascii="Arial" w:hAnsi="Arial" w:cs="Arial"/>
-        </w:rPr>
-      </w:pPr>
-    </w:p>
-    <w:p>
-      <w:pPr>
-        <w:ind w:left="720"/>
-        <w:jc w:val="both"/>
-        <w:rPr>
-          <w:rFonts w:ascii="Arial" w:hAnsi="Arial" w:cs="Arial"/>
-        </w:rPr>
-      </w:pPr>
-    </w:p>
-    <w:p>
-      <w:pPr>
-        <w:ind w:left="720"/>
-        <w:jc w:val="both"/>
-        <w:rPr>
-          <w:rFonts w:ascii="Arial" w:hAnsi="Arial" w:cs="Arial"/>
-        </w:rPr>
-      </w:pPr>
-    </w:p>
-    <w:p>
-      <w:pPr>
-        <w:ind w:left="720"/>
-        <w:jc w:val="both"/>
-        <w:rPr>
-          <w:rFonts w:ascii="Arial" w:hAnsi="Arial" w:cs="Arial"/>
-        </w:rPr>
-      </w:pPr>
-    </w:p>
-    <w:p>
-      <w:pPr>
-        <w:ind w:left="720"/>
-        <w:jc w:val="both"/>
-        <w:rPr>
-          <w:rFonts w:ascii="Arial" w:hAnsi="Arial" w:cs="Arial"/>
-        </w:rPr>
-      </w:pPr>
-    </w:p>
-    <w:p>
-      <w:pPr>
-        <w:ind w:left="720"/>
-        <w:jc w:val="both"/>
-        <w:rPr>
-          <w:rFonts w:ascii="Arial" w:hAnsi="Arial" w:cs="Arial"/>
-        </w:rPr>
-      </w:pPr>
-      <w:r>
-        <w:rPr>
-          <w:rFonts w:ascii="Arial" w:hAnsi="Arial" w:cs="Arial"/>
-        </w:rPr>
-        <w:t>Another example:</w:t>
-      </w:r>
-    </w:p>
-    <w:p>
-      <w:pPr>
-        <w:ind w:left="720"/>
-        <w:rPr>
-          <w:rFonts w:ascii="Arial" w:hAnsi="Arial" w:cs="Arial"/>
-          <w:b/>
-          <w:bCs/>
-          <w:color w:val="EE0000"/>
-          <w:szCs w:val="24"/>
-        </w:rPr>
-      </w:pPr>
-      <w:r>
-        <w:rPr>
-          <w:rFonts w:ascii="Arial" w:hAnsi="Arial" w:cs="Arial"/>
-          <w:b/>
-          <w:bCs/>
-          <w:color w:val="EE0000"/>
-          <w:szCs w:val="24"/>
-        </w:rPr>
-        <w:t>{</w:t>
-      </w:r>
-    </w:p>
-    <w:p>
-      <w:pPr>
-        <w:ind w:left="720"/>
-        <w:rPr>
-          <w:rFonts w:ascii="Arial" w:hAnsi="Arial" w:cs="Arial"/>
-          <w:b/>
-          <w:bCs/>
-          <w:color w:val="EE0000"/>
-          <w:szCs w:val="24"/>
-        </w:rPr>
-      </w:pPr>
-      <w:r>
-        <w:rPr>
-          <w:rFonts w:ascii="Arial" w:hAnsi="Arial" w:cs="Arial"/>
-          <w:b/>
-          <w:bCs/>
-          <w:color w:val="EE0000"/>
-          <w:szCs w:val="24"/>
-        </w:rPr>
-        <w:t>"express": "</w:t>
-      </w:r>
-      <w:r>
-        <w:rPr>
-          <w:rFonts w:ascii="Arial" w:hAnsi="Arial" w:cs="Arial"/>
-          <w:b/>
-          <w:bCs/>
-          <w:color w:val="EE0000"/>
-          <w:szCs w:val="24"/>
-        </w:rPr>
-        <w:t>^5.0.0</w:t>
-      </w:r>
-      <w:r>
-        <w:rPr>
-          <w:rFonts w:ascii="Arial" w:hAnsi="Arial" w:cs="Arial"/>
-          <w:b/>
-          <w:bCs/>
-          <w:color w:val="EE0000"/>
-          <w:szCs w:val="24"/>
-        </w:rPr>
-        <w:t xml:space="preserve">", </w:t>
-      </w:r>
-    </w:p>
-    <w:p>
-      <w:pPr>
-        <w:ind w:left="720"/>
-        <w:rPr>
-          <w:rFonts w:ascii="Arial" w:hAnsi="Arial" w:cs="Arial"/>
-          <w:b/>
-          <w:bCs/>
-          <w:color w:val="EE0000"/>
-          <w:szCs w:val="24"/>
-        </w:rPr>
-      </w:pPr>
-      <w:r>
-        <w:rPr>
-          <w:rFonts w:ascii="Arial" w:hAnsi="Arial" w:cs="Arial"/>
-          <w:b/>
-          <w:bCs/>
-          <w:color w:val="EE0000"/>
-          <w:szCs w:val="24"/>
-        </w:rPr>
-        <w:t>“</w:t>
-      </w:r>
-      <w:proofErr w:type="gramStart"/>
-      <w:r>
-        <w:rPr>
-          <w:rFonts w:ascii="Arial" w:hAnsi="Arial" w:cs="Arial"/>
-          <w:b/>
-          <w:bCs/>
-          <w:color w:val="EE0000"/>
-          <w:szCs w:val="24"/>
-        </w:rPr>
-        <w:t>proxy</w:t>
-      </w:r>
-      <w:proofErr w:type="gramEnd"/>
-      <w:r>
-        <w:rPr>
-          <w:rFonts w:ascii="Arial" w:hAnsi="Arial" w:cs="Arial"/>
-          <w:b/>
-          <w:bCs/>
-          <w:color w:val="EE0000"/>
-          <w:szCs w:val="24"/>
-        </w:rPr>
-        <w:t>-</w:t>
-      </w:r>
-      <w:proofErr w:type="spellStart"/>
-      <w:r>
-        <w:rPr>
-          <w:rFonts w:ascii="Arial" w:hAnsi="Arial" w:cs="Arial"/>
-          <w:b/>
-          <w:bCs/>
-          <w:color w:val="EE0000"/>
-          <w:szCs w:val="24"/>
-        </w:rPr>
-        <w:t>addr</w:t>
-      </w:r>
-      <w:proofErr w:type="spellEnd"/>
+      <w:r>
+        <w:rPr>
+          <w:rFonts w:ascii="Arial" w:hAnsi="Arial" w:cs="Arial"/>
+          <w:b/>
+          <w:bCs/>
+          <w:color w:val="EE0000"/>
+          <w:szCs w:val="24"/>
+        </w:rPr>
+        <w:t>proxy-addr</w:t>
+      </w:r>
       <w:r>
         <w:rPr>
           <w:rFonts w:ascii="Arial" w:hAnsi="Arial" w:cs="Arial"/>
@@ -4080,6 +3202,8 @@
         <w:jc w:val="both"/>
         <w:rPr>
           <w:rFonts w:ascii="Arial" w:eastAsia="Times New Roman" w:hAnsi="Arial" w:cs="Arial"/>
+          <w:i/>
+          <w:iCs/>
           <w:kern w:val="0"/>
           <w:szCs w:val="24"/>
           <w:lang w:val="en-HK" w:eastAsia="zh-TW" w:bidi="ar-SA"/>
@@ -4110,20 +3234,8 @@
           <w:color w:val="000000" w:themeColor="text1"/>
           <w:szCs w:val="24"/>
         </w:rPr>
-        <w:t>proxy-</w:t>
-      </w:r>
-      <w:proofErr w:type="spellStart"/>
-      <w:r>
-        <w:rPr>
-          <w:rFonts w:ascii="Arial" w:hAnsi="Arial" w:cs="Arial"/>
-          <w:b/>
-          <w:bCs/>
-          <w:color w:val="000000" w:themeColor="text1"/>
-          <w:szCs w:val="24"/>
-        </w:rPr>
-        <w:t>addr</w:t>
-      </w:r>
-      <w:proofErr w:type="spellEnd"/>
+        <w:t>proxy-addr</w:t>
+      </w:r>
       <w:r>
         <w:rPr>
           <w:rFonts w:ascii="Arial" w:hAnsi="Arial" w:cs="Arial"/>
@@ -4196,43 +3308,7 @@
           <w:color w:val="000000" w:themeColor="text1"/>
           <w:szCs w:val="24"/>
         </w:rPr>
-        <w:t>“proxy-</w:t>
-      </w:r>
-      <w:proofErr w:type="spellStart"/>
-      <w:r>
-        <w:rPr>
-          <w:rFonts w:ascii="Arial" w:hAnsi="Arial" w:cs="Arial"/>
-          <w:color w:val="000000" w:themeColor="text1"/>
-          <w:szCs w:val="24"/>
-        </w:rPr>
-        <w:t>addr</w:t>
-      </w:r>
-      <w:proofErr w:type="spellEnd"/>
-      <w:r>
-        <w:rPr>
-          <w:rFonts w:ascii="Arial" w:hAnsi="Arial" w:cs="Arial"/>
-          <w:color w:val="000000" w:themeColor="text1"/>
-          <w:szCs w:val="24"/>
-        </w:rPr>
-        <w:t>”</w:t>
-      </w:r>
-      <w:proofErr w:type="gramStart"/>
-      <w:r>
-        <w:rPr>
-          <w:rFonts w:ascii="Arial" w:hAnsi="Arial" w:cs="Arial"/>
-          <w:color w:val="000000" w:themeColor="text1"/>
-          <w:szCs w:val="24"/>
-        </w:rPr>
-        <w:t>:”~</w:t>
-      </w:r>
-      <w:proofErr w:type="gramEnd"/>
-      <w:r>
-        <w:rPr>
-          <w:rFonts w:ascii="Arial" w:hAnsi="Arial" w:cs="Arial"/>
-          <w:color w:val="000000" w:themeColor="text1"/>
-          <w:szCs w:val="24"/>
-        </w:rPr>
-        <w:t>2.0.7”</w:t>
+        <w:t>“proxy-addr”:”~2.0.7”</w:t>
       </w:r>
       <w:r>
         <w:rPr>
@@ -4242,23 +3318,13 @@
         </w:rPr>
         <w:t xml:space="preserve"> (please check using the command “</w:t>
       </w:r>
-      <w:proofErr w:type="spellStart"/>
-      <w:r>
-        <w:rPr>
-          <w:rFonts w:ascii="Arial" w:hAnsi="Arial" w:cs="Arial"/>
-          <w:color w:val="000000" w:themeColor="text1"/>
-          <w:szCs w:val="24"/>
-        </w:rPr>
-        <w:t>npm</w:t>
-      </w:r>
-      <w:proofErr w:type="spellEnd"/>
-      <w:r>
-        <w:rPr>
-          <w:rFonts w:ascii="Arial" w:hAnsi="Arial" w:cs="Arial"/>
-          <w:color w:val="000000" w:themeColor="text1"/>
-          <w:szCs w:val="24"/>
-        </w:rPr>
-        <w:t xml:space="preserve"> view express</w:t>
+      <w:r>
+        <w:rPr>
+          <w:rFonts w:ascii="Arial" w:hAnsi="Arial" w:cs="Arial"/>
+          <w:color w:val="000000" w:themeColor="text1"/>
+          <w:szCs w:val="24"/>
+        </w:rPr>
+        <w:t>npm view express</w:t>
       </w:r>
       <w:r>
         <w:rPr>
@@ -4485,42 +3551,28 @@
       <w:r>
         <w:rPr>
           <w:rFonts w:ascii="Arial" w:eastAsia="Times New Roman" w:hAnsi="Arial" w:cs="Arial"/>
+          <w:b/>
+          <w:bCs/>
           <w:kern w:val="0"/>
           <w:szCs w:val="24"/>
           <w:lang w:val="en-HK" w:eastAsia="zh-TW" w:bidi="ar-SA"/>
           <w14:ligatures w14:val="none"/>
         </w:rPr>
-        <w:t xml:space="preserve"> is out of the range for </w:t>
+        <w:t xml:space="preserve"> </w:t>
       </w:r>
       <w:r>
         <w:rPr>
           <w:rFonts w:ascii="Arial" w:eastAsia="Times New Roman" w:hAnsi="Arial" w:cs="Arial"/>
-          <w:b/>
-          <w:bCs/>
           <w:kern w:val="0"/>
           <w:szCs w:val="24"/>
           <w:lang w:val="en-HK" w:eastAsia="zh-TW" w:bidi="ar-SA"/>
           <w14:ligatures w14:val="none"/>
         </w:rPr>
-        <w:t>2.0.7 to 2.0.9</w:t>
+        <w:t>(</w:t>
       </w:r>
       <w:r>
         <w:rPr>
           <w:rFonts w:ascii="Arial" w:eastAsia="Times New Roman" w:hAnsi="Arial" w:cs="Arial"/>
-          <w:b/>
-          <w:bCs/>
-          <w:kern w:val="0"/>
-          <w:szCs w:val="24"/>
-          <w:lang w:val="en-HK" w:eastAsia="zh-TW" w:bidi="ar-SA"/>
-          <w14:ligatures w14:val="none"/>
-        </w:rPr>
-        <w:t xml:space="preserve"> (</w:t>
-      </w:r>
-      <w:r>
-        <w:rPr>
-          <w:rFonts w:ascii="Arial" w:eastAsia="Times New Roman" w:hAnsi="Arial" w:cs="Arial"/>
-          <w:b/>
-          <w:bCs/>
           <w:i/>
           <w:iCs/>
           <w:kern w:val="0"/>
@@ -4528,19 +3580,43 @@
           <w:lang w:val="en-HK" w:eastAsia="zh-TW" w:bidi="ar-SA"/>
           <w14:ligatures w14:val="none"/>
         </w:rPr>
-        <w:t>it is a tilde – patch change</w:t>
+        <w:t>range is 2.1.0 to 2.9.9</w:t>
       </w:r>
       <w:r>
         <w:rPr>
           <w:rFonts w:ascii="Arial" w:eastAsia="Times New Roman" w:hAnsi="Arial" w:cs="Arial"/>
-          <w:b/>
-          <w:bCs/>
+          <w:i/>
+          <w:iCs/>
           <w:kern w:val="0"/>
           <w:szCs w:val="24"/>
           <w:lang w:val="en-HK" w:eastAsia="zh-TW" w:bidi="ar-SA"/>
           <w14:ligatures w14:val="none"/>
         </w:rPr>
-        <w:t>)</w:t>
+        <w:t xml:space="preserve"> if it is a caret; if it is a tilde “proxy-addr”: “~2.1.0</w:t>
+      </w:r>
+      <w:r>
+        <w:rPr>
+          <w:rFonts w:ascii="Arial" w:eastAsia="Times New Roman" w:hAnsi="Arial" w:cs="Arial"/>
+          <w:i/>
+          <w:iCs/>
+          <w:kern w:val="0"/>
+          <w:szCs w:val="24"/>
+          <w:lang w:val="en-HK" w:eastAsia="zh-TW" w:bidi="ar-SA"/>
+          <w14:ligatures w14:val="none"/>
+        </w:rPr>
+        <w:t>”,</w:t>
+      </w:r>
+      <w:r>
+        <w:rPr>
+          <w:rFonts w:ascii="Arial" w:eastAsia="Times New Roman" w:hAnsi="Arial" w:cs="Arial"/>
+          <w:i/>
+          <w:iCs/>
+          <w:kern w:val="0"/>
+          <w:szCs w:val="24"/>
+          <w:lang w:val="en-HK" w:eastAsia="zh-TW" w:bidi="ar-SA"/>
+          <w14:ligatures w14:val="none"/>
+        </w:rPr>
+        <w:t xml:space="preserve"> range is 2.1.0 to 2.1.9</w:t>
       </w:r>
       <w:r>
         <w:rPr>
@@ -4550,185 +3626,242 @@
           <w:lang w:val="en-HK" w:eastAsia="zh-TW" w:bidi="ar-SA"/>
           <w14:ligatures w14:val="none"/>
         </w:rPr>
-        <w:t>.</w:t>
-      </w:r>
-    </w:p>
-    <w:p>
-      <w:pPr>
-        <w:ind w:left="720"/>
-        <w:jc w:val="both"/>
-        <w:rPr>
-          <w:rFonts w:ascii="Arial" w:hAnsi="Arial" w:cs="Arial"/>
-          <w:color w:val="000000" w:themeColor="text1"/>
-          <w:szCs w:val="24"/>
-        </w:rPr>
-      </w:pPr>
-    </w:p>
-    <w:p>
-      <w:pPr>
-        <w:ind w:left="720"/>
-        <w:jc w:val="both"/>
-        <w:rPr>
-          <w:rFonts w:ascii="Arial" w:hAnsi="Arial" w:cs="Arial"/>
-        </w:rPr>
-      </w:pPr>
-      <w:r>
-        <w:rPr>
-          <w:rFonts w:ascii="Arial" w:hAnsi="Arial" w:cs="Arial"/>
-        </w:rPr>
-        <w:t>One more</w:t>
-      </w:r>
-      <w:r>
-        <w:rPr>
-          <w:rFonts w:ascii="Arial" w:hAnsi="Arial" w:cs="Arial"/>
-        </w:rPr>
-        <w:t xml:space="preserve"> example:</w:t>
-      </w:r>
-    </w:p>
-    <w:p>
-      <w:pPr>
-        <w:ind w:left="720"/>
-        <w:rPr>
-          <w:rFonts w:ascii="Arial" w:hAnsi="Arial" w:cs="Arial"/>
-          <w:b/>
-          <w:bCs/>
-          <w:color w:val="EE0000"/>
-          <w:szCs w:val="24"/>
-        </w:rPr>
-      </w:pPr>
-      <w:r>
-        <w:rPr>
-          <w:rFonts w:ascii="Arial" w:hAnsi="Arial" w:cs="Arial"/>
-          <w:b/>
-          <w:bCs/>
-          <w:color w:val="EE0000"/>
-          <w:szCs w:val="24"/>
-        </w:rPr>
-        <w:t>{</w:t>
-      </w:r>
-    </w:p>
-    <w:p>
-      <w:pPr>
-        <w:ind w:left="720" w:firstLine="140"/>
-        <w:rPr>
-          <w:rFonts w:ascii="Arial" w:hAnsi="Arial" w:cs="Arial"/>
-          <w:b/>
-          <w:bCs/>
-          <w:color w:val="EE0000"/>
-          <w:szCs w:val="24"/>
-        </w:rPr>
-      </w:pPr>
-      <w:r>
-        <w:rPr>
-          <w:rFonts w:ascii="Arial" w:hAnsi="Arial" w:cs="Arial"/>
-          <w:b/>
-          <w:bCs/>
-          <w:color w:val="EE0000"/>
-          <w:szCs w:val="24"/>
-        </w:rPr>
-        <w:t>"express": "</w:t>
-      </w:r>
-      <w:r>
-        <w:rPr>
-          <w:rFonts w:ascii="Arial" w:hAnsi="Arial" w:cs="Arial"/>
-          <w:b/>
-          <w:bCs/>
-          <w:color w:val="EE0000"/>
-          <w:szCs w:val="24"/>
-        </w:rPr>
-        <w:t>^5.0.0</w:t>
-      </w:r>
-      <w:r>
-        <w:rPr>
-          <w:rFonts w:ascii="Arial" w:hAnsi="Arial" w:cs="Arial"/>
-          <w:b/>
-          <w:bCs/>
-          <w:color w:val="EE0000"/>
-          <w:szCs w:val="24"/>
-        </w:rPr>
-        <w:t xml:space="preserve">", </w:t>
-      </w:r>
-    </w:p>
-    <w:p>
-      <w:pPr>
-        <w:ind w:left="860"/>
-        <w:rPr>
-          <w:rFonts w:ascii="Arial" w:hAnsi="Arial" w:cs="Arial"/>
-          <w:b/>
-          <w:bCs/>
-          <w:color w:val="EE0000"/>
-          <w:szCs w:val="24"/>
-        </w:rPr>
-      </w:pPr>
-      <w:r>
-        <w:rPr>
-          <w:rFonts w:ascii="Arial" w:hAnsi="Arial" w:cs="Arial"/>
-          <w:b/>
-          <w:bCs/>
-          <w:color w:val="EE0000"/>
-          <w:szCs w:val="24"/>
-        </w:rPr>
-        <w:t>'</w:t>
-      </w:r>
-      <w:proofErr w:type="gramStart"/>
-      <w:r>
-        <w:rPr>
-          <w:rFonts w:ascii="Arial" w:hAnsi="Arial" w:cs="Arial"/>
-          <w:b/>
-          <w:bCs/>
-          <w:color w:val="EE0000"/>
-          <w:szCs w:val="24"/>
-        </w:rPr>
-        <w:t>http</w:t>
-      </w:r>
-      <w:proofErr w:type="gramEnd"/>
-      <w:r>
-        <w:rPr>
-          <w:rFonts w:ascii="Arial" w:hAnsi="Arial" w:cs="Arial"/>
-          <w:b/>
-          <w:bCs/>
-          <w:color w:val="EE0000"/>
-          <w:szCs w:val="24"/>
-        </w:rPr>
-        <w:t>-errors': '2.0.</w:t>
-      </w:r>
-      <w:r>
-        <w:rPr>
-          <w:rFonts w:ascii="Arial" w:hAnsi="Arial" w:cs="Arial"/>
-          <w:b/>
-          <w:bCs/>
-          <w:color w:val="EE0000"/>
-          <w:szCs w:val="24"/>
-        </w:rPr>
-        <w:t>2</w:t>
-      </w:r>
-      <w:r>
-        <w:rPr>
-          <w:rFonts w:ascii="Arial" w:hAnsi="Arial" w:cs="Arial"/>
-          <w:b/>
-          <w:bCs/>
-          <w:color w:val="EE0000"/>
-          <w:szCs w:val="24"/>
-        </w:rPr>
-        <w:t>'</w:t>
-      </w:r>
-      <w:r>
-        <w:rPr>
-          <w:rFonts w:ascii="Arial" w:hAnsi="Arial" w:cs="Arial"/>
-          <w:b/>
-          <w:bCs/>
-          <w:color w:val="EE0000"/>
-          <w:szCs w:val="24"/>
+        <w:t>)</w:t>
+      </w:r>
+      <w:r>
+        <w:rPr>
+          <w:rFonts w:ascii="Arial" w:eastAsia="Times New Roman" w:hAnsi="Arial" w:cs="Arial"/>
+          <w:kern w:val="0"/>
+          <w:szCs w:val="24"/>
+          <w:lang w:val="en-HK" w:eastAsia="zh-TW" w:bidi="ar-SA"/>
+          <w14:ligatures w14:val="none"/>
+        </w:rPr>
+        <w:t xml:space="preserve"> is out of the range for </w:t>
+      </w:r>
+      <w:r>
+        <w:rPr>
+          <w:rFonts w:ascii="Arial" w:eastAsia="Times New Roman" w:hAnsi="Arial" w:cs="Arial"/>
+          <w:b/>
+          <w:bCs/>
+          <w:kern w:val="0"/>
+          <w:szCs w:val="24"/>
+          <w:lang w:val="en-HK" w:eastAsia="zh-TW" w:bidi="ar-SA"/>
+          <w14:ligatures w14:val="none"/>
+        </w:rPr>
+        <w:t>2.0.7 to 2.0.9</w:t>
+      </w:r>
+      <w:r>
+        <w:rPr>
+          <w:rFonts w:ascii="Arial" w:eastAsia="Times New Roman" w:hAnsi="Arial" w:cs="Arial"/>
+          <w:b/>
+          <w:bCs/>
+          <w:kern w:val="0"/>
+          <w:szCs w:val="24"/>
+          <w:lang w:val="en-HK" w:eastAsia="zh-TW" w:bidi="ar-SA"/>
+          <w14:ligatures w14:val="none"/>
         </w:rPr>
         <w:t xml:space="preserve"> (</w:t>
       </w:r>
       <w:r>
         <w:rPr>
-          <w:rFonts w:ascii="Arial" w:hAnsi="Arial" w:cs="Arial"/>
+          <w:rFonts w:ascii="Arial" w:eastAsia="Times New Roman" w:hAnsi="Arial" w:cs="Arial"/>
           <w:b/>
           <w:bCs/>
           <w:i/>
           <w:iCs/>
+          <w:kern w:val="0"/>
+          <w:szCs w:val="24"/>
+          <w:lang w:val="en-HK" w:eastAsia="zh-TW" w:bidi="ar-SA"/>
+          <w14:ligatures w14:val="none"/>
+        </w:rPr>
+        <w:t>it is a tilde – patch change</w:t>
+      </w:r>
+      <w:r>
+        <w:rPr>
+          <w:rFonts w:ascii="Arial" w:eastAsia="Times New Roman" w:hAnsi="Arial" w:cs="Arial"/>
+          <w:b/>
+          <w:bCs/>
+          <w:i/>
+          <w:iCs/>
+          <w:kern w:val="0"/>
+          <w:szCs w:val="24"/>
+          <w:lang w:val="en-HK" w:eastAsia="zh-TW" w:bidi="ar-SA"/>
+          <w14:ligatures w14:val="none"/>
+        </w:rPr>
+        <w:t xml:space="preserve"> only</w:t>
+      </w:r>
+      <w:r>
+        <w:rPr>
+          <w:rFonts w:ascii="Arial" w:eastAsia="Times New Roman" w:hAnsi="Arial" w:cs="Arial"/>
+          <w:b/>
+          <w:bCs/>
+          <w:kern w:val="0"/>
+          <w:szCs w:val="24"/>
+          <w:lang w:val="en-HK" w:eastAsia="zh-TW" w:bidi="ar-SA"/>
+          <w14:ligatures w14:val="none"/>
+        </w:rPr>
+        <w:t>)</w:t>
+      </w:r>
+      <w:r>
+        <w:rPr>
+          <w:rFonts w:ascii="Arial" w:eastAsia="Times New Roman" w:hAnsi="Arial" w:cs="Arial"/>
+          <w:kern w:val="0"/>
+          <w:szCs w:val="24"/>
+          <w:lang w:val="en-HK" w:eastAsia="zh-TW" w:bidi="ar-SA"/>
+          <w14:ligatures w14:val="none"/>
+        </w:rPr>
+        <w:t>.</w:t>
+      </w:r>
+    </w:p>
+    <w:p>
+      <w:pPr>
+        <w:ind w:left="720"/>
+        <w:jc w:val="both"/>
+        <w:rPr>
+          <w:rFonts w:ascii="Arial" w:hAnsi="Arial" w:cs="Arial"/>
+          <w:color w:val="000000" w:themeColor="text1"/>
+          <w:szCs w:val="24"/>
+          <w:lang w:val="en-HK"/>
+        </w:rPr>
+      </w:pPr>
+    </w:p>
+    <w:p>
+      <w:pPr>
+        <w:ind w:left="720"/>
+        <w:jc w:val="both"/>
+        <w:rPr>
+          <w:rFonts w:ascii="Arial" w:hAnsi="Arial" w:cs="Arial"/>
+        </w:rPr>
+      </w:pPr>
+      <w:r>
+        <w:rPr>
+          <w:rFonts w:ascii="Arial" w:hAnsi="Arial" w:cs="Arial"/>
+        </w:rPr>
+        <w:t>One more example:</w:t>
+      </w:r>
+    </w:p>
+    <w:p>
+      <w:pPr>
+        <w:ind w:left="720"/>
+        <w:rPr>
+          <w:rFonts w:ascii="Arial" w:hAnsi="Arial" w:cs="Arial"/>
+          <w:b/>
+          <w:bCs/>
+          <w:color w:val="EE0000"/>
+          <w:szCs w:val="24"/>
+        </w:rPr>
+      </w:pPr>
+      <w:r>
+        <w:rPr>
+          <w:rFonts w:ascii="Arial" w:hAnsi="Arial" w:cs="Arial"/>
+          <w:b/>
+          <w:bCs/>
+          <w:color w:val="EE0000"/>
+          <w:szCs w:val="24"/>
+        </w:rPr>
+        <w:t>{</w:t>
+      </w:r>
+    </w:p>
+    <w:p>
+      <w:pPr>
+        <w:ind w:left="720" w:firstLine="140"/>
+        <w:rPr>
+          <w:rFonts w:ascii="Arial" w:hAnsi="Arial" w:cs="Arial"/>
+          <w:b/>
+          <w:bCs/>
+          <w:color w:val="EE0000"/>
+          <w:szCs w:val="24"/>
+        </w:rPr>
+      </w:pPr>
+      <w:r>
+        <w:rPr>
+          <w:rFonts w:ascii="Arial" w:hAnsi="Arial" w:cs="Arial"/>
+          <w:b/>
+          <w:bCs/>
+          <w:color w:val="EE0000"/>
+          <w:szCs w:val="24"/>
+        </w:rPr>
+        <w:t>"express": "</w:t>
+      </w:r>
+      <w:r>
+        <w:rPr>
+          <w:rFonts w:ascii="Arial" w:hAnsi="Arial" w:cs="Arial"/>
+          <w:b/>
+          <w:bCs/>
+          <w:color w:val="EE0000"/>
+          <w:szCs w:val="24"/>
+        </w:rPr>
+        <w:t>^5.0.0</w:t>
+      </w:r>
+      <w:r>
+        <w:rPr>
+          <w:rFonts w:ascii="Arial" w:hAnsi="Arial" w:cs="Arial"/>
+          <w:b/>
+          <w:bCs/>
+          <w:color w:val="EE0000"/>
+          <w:szCs w:val="24"/>
+        </w:rPr>
+        <w:t xml:space="preserve">", </w:t>
+      </w:r>
+    </w:p>
+    <w:p>
+      <w:pPr>
+        <w:ind w:left="860"/>
+        <w:rPr>
+          <w:rFonts w:ascii="Arial" w:hAnsi="Arial" w:cs="Arial"/>
+          <w:b/>
+          <w:bCs/>
+          <w:color w:val="EE0000"/>
+          <w:szCs w:val="24"/>
+        </w:rPr>
+      </w:pPr>
+      <w:r>
+        <w:rPr>
+          <w:rFonts w:ascii="Arial" w:hAnsi="Arial" w:cs="Arial"/>
+          <w:b/>
+          <w:bCs/>
+          <w:color w:val="EE0000"/>
+          <w:szCs w:val="24"/>
+        </w:rPr>
+        <w:t>'http-errors': '2.0.</w:t>
+      </w:r>
+      <w:r>
+        <w:rPr>
+          <w:rFonts w:ascii="Arial" w:hAnsi="Arial" w:cs="Arial"/>
+          <w:b/>
+          <w:bCs/>
+          <w:color w:val="EE0000"/>
+          <w:szCs w:val="24"/>
+        </w:rPr>
+        <w:t>2</w:t>
+      </w:r>
+      <w:r>
+        <w:rPr>
+          <w:rFonts w:ascii="Arial" w:hAnsi="Arial" w:cs="Arial"/>
+          <w:b/>
+          <w:bCs/>
+          <w:color w:val="EE0000"/>
+          <w:szCs w:val="24"/>
+        </w:rPr>
+        <w:t>'</w:t>
+      </w:r>
+      <w:r>
+        <w:rPr>
+          <w:rFonts w:ascii="Arial" w:hAnsi="Arial" w:cs="Arial"/>
+          <w:b/>
+          <w:bCs/>
+          <w:color w:val="EE0000"/>
+          <w:szCs w:val="24"/>
+        </w:rPr>
+        <w:t xml:space="preserve"> (</w:t>
+      </w:r>
+      <w:r>
+        <w:rPr>
+          <w:rFonts w:ascii="Arial" w:hAnsi="Arial" w:cs="Arial"/>
+          <w:b/>
+          <w:bCs/>
+          <w:i/>
+          <w:iCs/>
           <w:color w:val="EE0000"/>
           <w:szCs w:val="24"/>
         </w:rPr>
@@ -4811,25 +3944,7 @@
           <w:color w:val="000000" w:themeColor="text1"/>
           <w:szCs w:val="24"/>
         </w:rPr>
-        <w:t xml:space="preserve">. Any version of http-errors at the </w:t>
-      </w:r>
-      <w:proofErr w:type="spellStart"/>
-      <w:r>
-        <w:rPr>
-          <w:rFonts w:ascii="Arial" w:hAnsi="Arial" w:cs="Arial"/>
-          <w:color w:val="000000" w:themeColor="text1"/>
-          <w:szCs w:val="24"/>
-        </w:rPr>
-        <w:t>package.json</w:t>
-      </w:r>
-      <w:proofErr w:type="spellEnd"/>
-      <w:r>
-        <w:rPr>
-          <w:rFonts w:ascii="Arial" w:hAnsi="Arial" w:cs="Arial"/>
-          <w:color w:val="000000" w:themeColor="text1"/>
-          <w:szCs w:val="24"/>
-        </w:rPr>
-        <w:t xml:space="preserve"> file other than “2.0.0” will not be accepted.</w:t>
+        <w:t>. Any version of http-errors at the package.json file other than “2.0.0” will not be accepted.</w:t>
       </w:r>
     </w:p>
     <w:p>
@@ -4872,37 +3987,7 @@
         <w:rPr>
           <w:rFonts w:ascii="Arial" w:hAnsi="Arial" w:cs="Arial"/>
         </w:rPr>
-        <w:t xml:space="preserve">When building an android application. You need to include the repository </w:t>
-      </w:r>
-      <w:proofErr w:type="spellStart"/>
-      <w:r>
-        <w:rPr>
-          <w:rFonts w:ascii="Arial" w:hAnsi="Arial" w:cs="Arial"/>
-        </w:rPr>
-        <w:t>url</w:t>
-      </w:r>
-      <w:proofErr w:type="spellEnd"/>
-      <w:r>
-        <w:rPr>
-          <w:rFonts w:ascii="Arial" w:hAnsi="Arial" w:cs="Arial"/>
-        </w:rPr>
-        <w:t xml:space="preserve"> in the </w:t>
-      </w:r>
-      <w:proofErr w:type="spellStart"/>
-      <w:proofErr w:type="gramStart"/>
-      <w:r>
-        <w:rPr>
-          <w:rFonts w:ascii="Arial" w:hAnsi="Arial" w:cs="Arial"/>
-        </w:rPr>
-        <w:t>build.graddle</w:t>
-      </w:r>
-      <w:proofErr w:type="spellEnd"/>
-      <w:proofErr w:type="gramEnd"/>
-      <w:r>
-        <w:rPr>
-          <w:rFonts w:ascii="Arial" w:hAnsi="Arial" w:cs="Arial"/>
-        </w:rPr>
-        <w:t xml:space="preserve">. Please check the Maven Repository website </w:t>
+        <w:t xml:space="preserve">When building an android application. You need to include the repository url in the build.graddle. Please check the Maven Repository website </w:t>
       </w:r>
       <w:hyperlink r:id="rId7" w:history="1">
         <w:r>
@@ -4917,35 +4002,14 @@
         <w:rPr>
           <w:rFonts w:ascii="Arial" w:hAnsi="Arial" w:cs="Arial"/>
         </w:rPr>
-        <w:t xml:space="preserve"> for the exact </w:t>
-      </w:r>
-      <w:proofErr w:type="spellStart"/>
-      <w:r>
-        <w:rPr>
-          <w:rFonts w:ascii="Arial" w:hAnsi="Arial" w:cs="Arial"/>
-        </w:rPr>
-        <w:t>url</w:t>
-      </w:r>
-      <w:proofErr w:type="spellEnd"/>
-      <w:r>
-        <w:rPr>
-          <w:rFonts w:ascii="Arial" w:hAnsi="Arial" w:cs="Arial"/>
-        </w:rPr>
-        <w:t xml:space="preserve"> repository for the packages. For instance, if you want to find the package “Alipay SDK Java”, you need to search in the maven repository, and click the version, and from the repository click the central icon, then you will see the </w:t>
-      </w:r>
-      <w:proofErr w:type="spellStart"/>
-      <w:r>
-        <w:rPr>
-          <w:rFonts w:ascii="Arial" w:hAnsi="Arial" w:cs="Arial"/>
-        </w:rPr>
-        <w:t>url</w:t>
-      </w:r>
-      <w:proofErr w:type="spellEnd"/>
-      <w:r>
-        <w:rPr>
-          <w:rFonts w:ascii="Arial" w:hAnsi="Arial" w:cs="Arial"/>
-        </w:rPr>
-        <w:t xml:space="preserve"> </w:t>
+        <w:t xml:space="preserve"> for the exact url repository for the packages. For instance, if you want to find the package “Alipay SDK Java”, you need to search in the maven repository, and click the version, and from the repository click the </w:t>
+      </w:r>
+      <w:r>
+        <w:rPr>
+          <w:rFonts w:ascii="Arial" w:hAnsi="Arial" w:cs="Arial"/>
+        </w:rPr>
+        <w:lastRenderedPageBreak/>
+        <w:t xml:space="preserve">central icon, then you will see the url </w:t>
       </w:r>
       <w:hyperlink r:id="rId8" w:history="1">
         <w:r>
@@ -4960,37 +4024,7 @@
         <w:rPr>
           <w:rFonts w:ascii="Arial" w:hAnsi="Arial" w:cs="Arial"/>
         </w:rPr>
-        <w:t xml:space="preserve">. This is the repository </w:t>
-      </w:r>
-      <w:proofErr w:type="spellStart"/>
-      <w:r>
-        <w:rPr>
-          <w:rFonts w:ascii="Arial" w:hAnsi="Arial" w:cs="Arial"/>
-        </w:rPr>
-        <w:t>url</w:t>
-      </w:r>
-      <w:proofErr w:type="spellEnd"/>
-      <w:r>
-        <w:rPr>
-          <w:rFonts w:ascii="Arial" w:hAnsi="Arial" w:cs="Arial"/>
-        </w:rPr>
-        <w:t xml:space="preserve"> and must be included in the </w:t>
-      </w:r>
-      <w:proofErr w:type="spellStart"/>
-      <w:proofErr w:type="gramStart"/>
-      <w:r>
-        <w:rPr>
-          <w:rFonts w:ascii="Arial" w:hAnsi="Arial" w:cs="Arial"/>
-        </w:rPr>
-        <w:t>build.graddle</w:t>
-      </w:r>
-      <w:proofErr w:type="spellEnd"/>
-      <w:proofErr w:type="gramEnd"/>
-      <w:r>
-        <w:rPr>
-          <w:rFonts w:ascii="Arial" w:hAnsi="Arial" w:cs="Arial"/>
-        </w:rPr>
-        <w:t xml:space="preserve">. </w:t>
+        <w:t xml:space="preserve">. This is the repository url and must be included in the build.graddle. </w:t>
       </w:r>
     </w:p>
     <w:p>
@@ -5017,7 +4051,6 @@
         <w:rPr>
           <w:rFonts w:ascii="Arial" w:hAnsi="Arial" w:cs="Arial"/>
         </w:rPr>
-        <w:lastRenderedPageBreak/>
         <w:t xml:space="preserve">If all your program files are root. You need a root account. For ubuntu OS, </w:t>
       </w:r>
     </w:p>
@@ -5033,19 +4066,11 @@
           <w:rFonts w:ascii="Arial" w:hAnsi="Arial" w:cs="Arial"/>
         </w:rPr>
       </w:pPr>
-      <w:proofErr w:type="spellStart"/>
-      <w:r>
-        <w:rPr>
-          <w:rFonts w:ascii="Arial" w:hAnsi="Arial" w:cs="Arial"/>
-        </w:rPr>
-        <w:t>sudo</w:t>
-      </w:r>
-      <w:proofErr w:type="spellEnd"/>
-      <w:r>
-        <w:rPr>
-          <w:rFonts w:ascii="Arial" w:hAnsi="Arial" w:cs="Arial"/>
-        </w:rPr>
-        <w:t xml:space="preserve"> passwd root</w:t>
+      <w:r>
+        <w:rPr>
+          <w:rFonts w:ascii="Arial" w:hAnsi="Arial" w:cs="Arial"/>
+        </w:rPr>
+        <w:t>sudo passwd root</w:t>
       </w:r>
     </w:p>
     <w:p>
@@ -5060,19 +4085,11 @@
           <w:rFonts w:ascii="Arial" w:hAnsi="Arial" w:cs="Arial"/>
         </w:rPr>
       </w:pPr>
-      <w:proofErr w:type="spellStart"/>
-      <w:r>
-        <w:rPr>
-          <w:rFonts w:ascii="Arial" w:hAnsi="Arial" w:cs="Arial"/>
-        </w:rPr>
-        <w:t>su</w:t>
-      </w:r>
-      <w:proofErr w:type="spellEnd"/>
-      <w:r>
-        <w:rPr>
-          <w:rFonts w:ascii="Arial" w:hAnsi="Arial" w:cs="Arial"/>
-        </w:rPr>
-        <w:t xml:space="preserve"> – (to login as root)</w:t>
+      <w:r>
+        <w:rPr>
+          <w:rFonts w:ascii="Arial" w:hAnsi="Arial" w:cs="Arial"/>
+        </w:rPr>
+        <w:t>su – (to login as root)</w:t>
       </w:r>
     </w:p>
     <w:p>
@@ -5091,35 +4108,7 @@
         <w:rPr>
           <w:rFonts w:ascii="Arial" w:hAnsi="Arial" w:cs="Arial"/>
         </w:rPr>
-        <w:t xml:space="preserve">install </w:t>
-      </w:r>
-      <w:proofErr w:type="spellStart"/>
-      <w:r>
-        <w:rPr>
-          <w:rFonts w:ascii="Arial" w:hAnsi="Arial" w:cs="Arial"/>
-        </w:rPr>
-        <w:t>nvm</w:t>
-      </w:r>
-      <w:proofErr w:type="spellEnd"/>
-      <w:r>
-        <w:rPr>
-          <w:rFonts w:ascii="Arial" w:hAnsi="Arial" w:cs="Arial"/>
-        </w:rPr>
-        <w:t xml:space="preserve"> to install specific version of </w:t>
-      </w:r>
-      <w:proofErr w:type="spellStart"/>
-      <w:r>
-        <w:rPr>
-          <w:rFonts w:ascii="Arial" w:hAnsi="Arial" w:cs="Arial"/>
-        </w:rPr>
-        <w:t>nodejs</w:t>
-      </w:r>
-      <w:proofErr w:type="spellEnd"/>
-      <w:r>
-        <w:rPr>
-          <w:rFonts w:ascii="Arial" w:hAnsi="Arial" w:cs="Arial"/>
-        </w:rPr>
-        <w:t xml:space="preserve"> in the root account.</w:t>
+        <w:t>install nvm to install specific version of nodejs in the root account.</w:t>
       </w:r>
     </w:p>
     <w:p>
